--- a/data/outputs/v2/Grade11/Biology/Lesson_Plans/SS1.4_Cell_Division/Biology_Cell_Division_CBE_LessonSequence.docx
+++ b/data/outputs/v2/Grade11/Biology/Lesson_Plans/SS1.4_Cell_Division/Biology_Cell_Division_CBE_LessonSequence.docx
@@ -2172,7 +2172,7 @@
         </w:rPr>
         <w:t xml:space="preserve">© 2026 SeaVuria and ARES. This work is licensed under a </w:t>
       </w:r>
-      <w:hyperlink w:history="1" r:id="rIdqpphcgmomuq3mb53wmhd9">
+      <w:hyperlink w:history="1" r:id="rIdhlkztimwuubhksigabuj0">
         <w:r>
           <w:rPr>
             <w:rFonts w:ascii="Arial" w:cs="Arial" w:eastAsia="Arial" w:hAnsi="Arial"/>
@@ -2192,7 +2192,7 @@
         </w:rPr>
         <w:t xml:space="preserve"> (</w:t>
       </w:r>
-      <w:hyperlink w:history="1" r:id="rIdtyjxxldkvbthqwoz5qnpk">
+      <w:hyperlink w:history="1" r:id="rIdftptn0ainqqjrsvgirjfi">
         <w:r>
           <w:rPr>
             <w:rFonts w:ascii="Arial" w:cs="Arial" w:eastAsia="Arial" w:hAnsi="Arial"/>
@@ -2212,7 +2212,7 @@
         </w:rPr>
         <w:t xml:space="preserve">). To view a copy of this license, visit </w:t>
       </w:r>
-      <w:hyperlink w:history="1" r:id="rIdub6zg8kqkz5mqgt4f9bpr">
+      <w:hyperlink w:history="1" r:id="rIdznk5s887bgk-hjhaaxxta">
         <w:r>
           <w:rPr>
             <w:rFonts w:ascii="Arial" w:cs="Arial" w:eastAsia="Arial" w:hAnsi="Arial"/>
@@ -3224,7 +3224,7 @@
             <w:pPr>
               <w:spacing w:after="20" w:before="0"/>
             </w:pPr>
-            <w:hyperlink w:history="1" r:id="rIdxohfua0iy4mynm_hbcyq3">
+            <w:hyperlink w:history="1" r:id="rIdcjjetpvwc8ubquxujrhl2">
               <w:r>
                 <w:rPr>
                   <w:rFonts w:ascii="Arial" w:cs="Arial" w:eastAsia="Arial" w:hAnsi="Arial"/>
@@ -3257,7 +3257,7 @@
               <w:spacing w:after="10" w:before="0"/>
               <w:ind w:left="120"/>
             </w:pPr>
-            <w:hyperlink w:history="1" r:id="rIdho5i9jwunwcdgo9mbl-d-">
+            <w:hyperlink w:history="1" r:id="rId34c-ydgwsn3wwjcmlygaq">
               <w:r>
                 <w:rPr>
                   <w:rFonts w:ascii="Arial" w:cs="Arial" w:eastAsia="Arial" w:hAnsi="Arial"/>
@@ -3302,7 +3302,7 @@
             <w:pPr>
               <w:spacing w:after="20" w:before="0"/>
             </w:pPr>
-            <w:hyperlink w:history="1" r:id="rId60xzjyu76vam1pqngrexe">
+            <w:hyperlink w:history="1" r:id="rIdfnu3fhivdh4tj8fid4pbd">
               <w:r>
                 <w:rPr>
                   <w:rFonts w:ascii="Arial" w:cs="Arial" w:eastAsia="Arial" w:hAnsi="Arial"/>
@@ -3335,7 +3335,7 @@
               <w:spacing w:after="10" w:before="0"/>
               <w:ind w:left="120"/>
             </w:pPr>
-            <w:hyperlink w:history="1" r:id="rIdbcmxxr3bcobvk5ebypxqc">
+            <w:hyperlink w:history="1" r:id="rIduqw9uvm29chbienhrfims">
               <w:r>
                 <w:rPr>
                   <w:rFonts w:ascii="Arial" w:cs="Arial" w:eastAsia="Arial" w:hAnsi="Arial"/>
@@ -3530,7 +3530,7 @@
             <w:pPr>
               <w:spacing w:after="20" w:before="0"/>
             </w:pPr>
-            <w:hyperlink w:history="1" r:id="rId3khc2ydonddh21rxz7vdg">
+            <w:hyperlink w:history="1" r:id="rIdl-39fshh1eo8pvpnb8w4-">
               <w:r>
                 <w:rPr>
                   <w:rFonts w:ascii="Arial" w:cs="Arial" w:eastAsia="Arial" w:hAnsi="Arial"/>
@@ -3563,7 +3563,7 @@
               <w:spacing w:after="10" w:before="0"/>
               <w:ind w:left="120"/>
             </w:pPr>
-            <w:hyperlink w:history="1" r:id="rId1zq_neop6ed8pp23l4iso">
+            <w:hyperlink w:history="1" r:id="rIds1zyiocgb6msgoiio7ohr">
               <w:r>
                 <w:rPr>
                   <w:rFonts w:ascii="Arial" w:cs="Arial" w:eastAsia="Arial" w:hAnsi="Arial"/>
@@ -3608,7 +3608,7 @@
             <w:pPr>
               <w:spacing w:after="20" w:before="0"/>
             </w:pPr>
-            <w:hyperlink w:history="1" r:id="rIdunnbdtwf_8hdco7grhlma">
+            <w:hyperlink w:history="1" r:id="rIdkni68cdhjiwtoy473qyu7">
               <w:r>
                 <w:rPr>
                   <w:rFonts w:ascii="Arial" w:cs="Arial" w:eastAsia="Arial" w:hAnsi="Arial"/>
@@ -3641,7 +3641,7 @@
               <w:spacing w:after="10" w:before="0"/>
               <w:ind w:left="120"/>
             </w:pPr>
-            <w:hyperlink w:history="1" r:id="rIdutvk1bwr9a_riizskccqy">
+            <w:hyperlink w:history="1" r:id="rIdpakhlsc0hpv7hn7uwrwqn">
               <w:r>
                 <w:rPr>
                   <w:rFonts w:ascii="Arial" w:cs="Arial" w:eastAsia="Arial" w:hAnsi="Arial"/>
@@ -3836,7 +3836,7 @@
             <w:pPr>
               <w:spacing w:after="20" w:before="0"/>
             </w:pPr>
-            <w:hyperlink w:history="1" r:id="rIddlidy8oammpqq7sbme2x-">
+            <w:hyperlink w:history="1" r:id="rIdx8qcmh8ubo81ptneu-zbd">
               <w:r>
                 <w:rPr>
                   <w:rFonts w:ascii="Arial" w:cs="Arial" w:eastAsia="Arial" w:hAnsi="Arial"/>
@@ -3869,7 +3869,7 @@
               <w:spacing w:after="10" w:before="0"/>
               <w:ind w:left="120"/>
             </w:pPr>
-            <w:hyperlink w:history="1" r:id="rIdw424qkvidrkxgcj6eg5bl">
+            <w:hyperlink w:history="1" r:id="rIdxt_eclruh9wigdzys0jfx">
               <w:r>
                 <w:rPr>
                   <w:rFonts w:ascii="Arial" w:cs="Arial" w:eastAsia="Arial" w:hAnsi="Arial"/>
@@ -3914,7 +3914,7 @@
             <w:pPr>
               <w:spacing w:after="20" w:before="0"/>
             </w:pPr>
-            <w:hyperlink w:history="1" r:id="rIdmguytno3y2bhjddjanqvk">
+            <w:hyperlink w:history="1" r:id="rIddtbswmyu2ovk3ui-uiyw9">
               <w:r>
                 <w:rPr>
                   <w:rFonts w:ascii="Arial" w:cs="Arial" w:eastAsia="Arial" w:hAnsi="Arial"/>
@@ -3947,7 +3947,7 @@
               <w:spacing w:after="10" w:before="0"/>
               <w:ind w:left="120"/>
             </w:pPr>
-            <w:hyperlink w:history="1" r:id="rIdhyhfdwpwil-dfioybyxaw">
+            <w:hyperlink w:history="1" r:id="rIdqxwavr2ntpgvy4pw2znkz">
               <w:r>
                 <w:rPr>
                   <w:rFonts w:ascii="Arial" w:cs="Arial" w:eastAsia="Arial" w:hAnsi="Arial"/>
@@ -4142,7 +4142,7 @@
             <w:pPr>
               <w:spacing w:after="20" w:before="0"/>
             </w:pPr>
-            <w:hyperlink w:history="1" r:id="rIdd-z-tyolik-rzxsywpzlh">
+            <w:hyperlink w:history="1" r:id="rId6u9ycjcv9dmrqhl5o43tc">
               <w:r>
                 <w:rPr>
                   <w:rFonts w:ascii="Arial" w:cs="Arial" w:eastAsia="Arial" w:hAnsi="Arial"/>
@@ -4175,7 +4175,7 @@
               <w:spacing w:after="10" w:before="0"/>
               <w:ind w:left="120"/>
             </w:pPr>
-            <w:hyperlink w:history="1" r:id="rIdhl4ybpsdezuqdq6lmj5k5">
+            <w:hyperlink w:history="1" r:id="rIdgh7qht43u3ojpuawqicfu">
               <w:r>
                 <w:rPr>
                   <w:rFonts w:ascii="Arial" w:cs="Arial" w:eastAsia="Arial" w:hAnsi="Arial"/>
@@ -4220,7 +4220,7 @@
             <w:pPr>
               <w:spacing w:after="20" w:before="0"/>
             </w:pPr>
-            <w:hyperlink w:history="1" r:id="rIduc_1l6rwqyvxcuj0euh6n">
+            <w:hyperlink w:history="1" r:id="rId3qnfqh-hvofgo1u17yq9k">
               <w:r>
                 <w:rPr>
                   <w:rFonts w:ascii="Arial" w:cs="Arial" w:eastAsia="Arial" w:hAnsi="Arial"/>
@@ -4253,7 +4253,7 @@
               <w:spacing w:after="10" w:before="0"/>
               <w:ind w:left="120"/>
             </w:pPr>
-            <w:hyperlink w:history="1" r:id="rId-c2sk4zinsfp0e2ykqlsy">
+            <w:hyperlink w:history="1" r:id="rIda1ni_7mjbn8o-kuuzv4oz">
               <w:r>
                 <w:rPr>
                   <w:rFonts w:ascii="Arial" w:cs="Arial" w:eastAsia="Arial" w:hAnsi="Arial"/>
@@ -4448,7 +4448,7 @@
             <w:pPr>
               <w:spacing w:after="20" w:before="0"/>
             </w:pPr>
-            <w:hyperlink w:history="1" r:id="rIdvlpia5xoy182wb_zpmoe-">
+            <w:hyperlink w:history="1" r:id="rIdlhydmz2g9cwuzgm9utcs8">
               <w:r>
                 <w:rPr>
                   <w:rFonts w:ascii="Arial" w:cs="Arial" w:eastAsia="Arial" w:hAnsi="Arial"/>
@@ -4481,7 +4481,7 @@
               <w:spacing w:after="10" w:before="0"/>
               <w:ind w:left="120"/>
             </w:pPr>
-            <w:hyperlink w:history="1" r:id="rIdy2_2p-vh7ugh38nj6zaat">
+            <w:hyperlink w:history="1" r:id="rId5ygqvy1-egpakthlepqi5">
               <w:r>
                 <w:rPr>
                   <w:rFonts w:ascii="Arial" w:cs="Arial" w:eastAsia="Arial" w:hAnsi="Arial"/>
@@ -4526,7 +4526,7 @@
             <w:pPr>
               <w:spacing w:after="20" w:before="0"/>
             </w:pPr>
-            <w:hyperlink w:history="1" r:id="rIdjuhexncl5eaufxupkfzdc">
+            <w:hyperlink w:history="1" r:id="rId6t7yqkerqag5tsg27rpsc">
               <w:r>
                 <w:rPr>
                   <w:rFonts w:ascii="Arial" w:cs="Arial" w:eastAsia="Arial" w:hAnsi="Arial"/>
@@ -4559,7 +4559,7 @@
               <w:spacing w:after="10" w:before="0"/>
               <w:ind w:left="120"/>
             </w:pPr>
-            <w:hyperlink w:history="1" r:id="rId3dar_qdprm5zjcggiuecb">
+            <w:hyperlink w:history="1" r:id="rId9iy1ctlepkvheg8wauypj">
               <w:r>
                 <w:rPr>
                   <w:rFonts w:ascii="Arial" w:cs="Arial" w:eastAsia="Arial" w:hAnsi="Arial"/>
@@ -5071,7 +5071,7 @@
         </w:rPr>
         <w:t xml:space="preserve">© 2026 SeaVuria and ARES. Aligned with KICD objectives. Developed by SeaVuria; technical implementation by ARES (with AI assistance from Claude). Licensed under </w:t>
       </w:r>
-      <w:hyperlink w:history="1" r:id="rIdojsfmd5bi5cez6_uwuvak">
+      <w:hyperlink w:history="1" r:id="rIdw0vglklcja8yieksietjb">
         <w:r>
           <w:rPr>
             <w:rFonts w:ascii="Arial" w:cs="Arial" w:eastAsia="Arial" w:hAnsi="Arial"/>
@@ -5092,7 +5092,7 @@
         </w:rPr>
         <w:t xml:space="preserve"> (</w:t>
       </w:r>
-      <w:hyperlink w:history="1" r:id="rIdmbahpv45knd9pjmfjf-92">
+      <w:hyperlink w:history="1" r:id="rIdsacchx1w4pncwqpgr5ihn">
         <w:r>
           <w:rPr>
             <w:rFonts w:ascii="Arial" w:cs="Arial" w:eastAsia="Arial" w:hAnsi="Arial"/>
@@ -6105,7 +6105,7 @@
             <w:pPr>
               <w:spacing w:after="20" w:before="0"/>
             </w:pPr>
-            <w:hyperlink w:history="1" r:id="rIdqyiuur3prqo8xdggkply3">
+            <w:hyperlink w:history="1" r:id="rIde63jdyfh_tfd83l3lcbks">
               <w:r>
                 <w:rPr>
                   <w:rFonts w:ascii="Arial" w:cs="Arial" w:eastAsia="Arial" w:hAnsi="Arial"/>
@@ -6138,7 +6138,7 @@
               <w:spacing w:after="10" w:before="0"/>
               <w:ind w:left="120"/>
             </w:pPr>
-            <w:hyperlink w:history="1" r:id="rId7sdp5mw2ka-rss0grus14">
+            <w:hyperlink w:history="1" r:id="rIdzkjsvne-ef0sktzmwwvnl">
               <w:r>
                 <w:rPr>
                   <w:rFonts w:ascii="Arial" w:cs="Arial" w:eastAsia="Arial" w:hAnsi="Arial"/>
@@ -6200,7 +6200,7 @@
               <w:spacing w:after="10" w:before="0"/>
               <w:ind w:left="120"/>
             </w:pPr>
-            <w:hyperlink w:history="1" r:id="rIdbrasylppinogjpo-v-3vm">
+            <w:hyperlink w:history="1" r:id="rId42sakksnlfleswsrswuup">
               <w:r>
                 <w:rPr>
                   <w:rFonts w:ascii="Arial" w:cs="Arial" w:eastAsia="Arial" w:hAnsi="Arial"/>
@@ -6410,7 +6410,7 @@
             <w:pPr>
               <w:spacing w:after="20" w:before="0"/>
             </w:pPr>
-            <w:hyperlink w:history="1" r:id="rIdkkoe2up2gjuiwfdnsdd3j">
+            <w:hyperlink w:history="1" r:id="rIdaajvsh8tfssnsh68umf79">
               <w:r>
                 <w:rPr>
                   <w:rFonts w:ascii="Arial" w:cs="Arial" w:eastAsia="Arial" w:hAnsi="Arial"/>
@@ -6443,7 +6443,7 @@
               <w:spacing w:after="10" w:before="0"/>
               <w:ind w:left="120"/>
             </w:pPr>
-            <w:hyperlink w:history="1" r:id="rIdx5s__uv1rgcabbqy7tg2b">
+            <w:hyperlink w:history="1" r:id="rIdb8hgdqxpf34kxdenktk1p">
               <w:r>
                 <w:rPr>
                   <w:rFonts w:ascii="Arial" w:cs="Arial" w:eastAsia="Arial" w:hAnsi="Arial"/>
@@ -6505,7 +6505,7 @@
               <w:spacing w:after="10" w:before="0"/>
               <w:ind w:left="120"/>
             </w:pPr>
-            <w:hyperlink w:history="1" r:id="rIdwsxxf8rqwnw6lo3kyd1qy">
+            <w:hyperlink w:history="1" r:id="rId9fwa9axznx_alh9sxxzz7">
               <w:r>
                 <w:rPr>
                   <w:rFonts w:ascii="Arial" w:cs="Arial" w:eastAsia="Arial" w:hAnsi="Arial"/>
@@ -6715,7 +6715,7 @@
             <w:pPr>
               <w:spacing w:after="20" w:before="0"/>
             </w:pPr>
-            <w:hyperlink w:history="1" r:id="rIdhcu41tejphqpxfnmrgp6d">
+            <w:hyperlink w:history="1" r:id="rIdrj335s01vrdqtwhz9m60z">
               <w:r>
                 <w:rPr>
                   <w:rFonts w:ascii="Arial" w:cs="Arial" w:eastAsia="Arial" w:hAnsi="Arial"/>
@@ -6748,7 +6748,7 @@
               <w:spacing w:after="10" w:before="0"/>
               <w:ind w:left="120"/>
             </w:pPr>
-            <w:hyperlink w:history="1" r:id="rIdtlmxka8y06jeiaimntn4_">
+            <w:hyperlink w:history="1" r:id="rIdobzsduxhh2h5y43dtihvp">
               <w:r>
                 <w:rPr>
                   <w:rFonts w:ascii="Arial" w:cs="Arial" w:eastAsia="Arial" w:hAnsi="Arial"/>
@@ -6810,7 +6810,7 @@
               <w:spacing w:after="10" w:before="0"/>
               <w:ind w:left="120"/>
             </w:pPr>
-            <w:hyperlink w:history="1" r:id="rIdpjupyhdkfaqw54csmgpyu">
+            <w:hyperlink w:history="1" r:id="rIdhx0lpzqdzrqwmiz_mzjqg">
               <w:r>
                 <w:rPr>
                   <w:rFonts w:ascii="Arial" w:cs="Arial" w:eastAsia="Arial" w:hAnsi="Arial"/>
@@ -7020,7 +7020,7 @@
             <w:pPr>
               <w:spacing w:after="20" w:before="0"/>
             </w:pPr>
-            <w:hyperlink w:history="1" r:id="rIdv5afom5jpok2vxnp8bec_">
+            <w:hyperlink w:history="1" r:id="rIdl4-s1ra3ctoskm3x4c7ox">
               <w:r>
                 <w:rPr>
                   <w:rFonts w:ascii="Arial" w:cs="Arial" w:eastAsia="Arial" w:hAnsi="Arial"/>
@@ -7053,7 +7053,7 @@
               <w:spacing w:after="10" w:before="0"/>
               <w:ind w:left="120"/>
             </w:pPr>
-            <w:hyperlink w:history="1" r:id="rIdjzsmwvpi7aslfi4dxa-nl">
+            <w:hyperlink w:history="1" r:id="rId7yrz9li9e_hhq3idg_maa">
               <w:r>
                 <w:rPr>
                   <w:rFonts w:ascii="Arial" w:cs="Arial" w:eastAsia="Arial" w:hAnsi="Arial"/>
@@ -7115,7 +7115,7 @@
               <w:spacing w:after="10" w:before="0"/>
               <w:ind w:left="120"/>
             </w:pPr>
-            <w:hyperlink w:history="1" r:id="rIdnke7qtmcjuoakci9rlbi4">
+            <w:hyperlink w:history="1" r:id="rIdnpzx0f8ty4-cy8qobbj2n">
               <w:r>
                 <w:rPr>
                   <w:rFonts w:ascii="Arial" w:cs="Arial" w:eastAsia="Arial" w:hAnsi="Arial"/>
@@ -7325,7 +7325,7 @@
             <w:pPr>
               <w:spacing w:after="20" w:before="0"/>
             </w:pPr>
-            <w:hyperlink w:history="1" r:id="rIdns7o6buxy8hhcnk4qanxk">
+            <w:hyperlink w:history="1" r:id="rIdlesdsxbiozoc_ihssrnep">
               <w:r>
                 <w:rPr>
                   <w:rFonts w:ascii="Arial" w:cs="Arial" w:eastAsia="Arial" w:hAnsi="Arial"/>
@@ -7358,7 +7358,7 @@
               <w:spacing w:after="10" w:before="0"/>
               <w:ind w:left="120"/>
             </w:pPr>
-            <w:hyperlink w:history="1" r:id="rId989njqfv5tulhi5bnszvs">
+            <w:hyperlink w:history="1" r:id="rIdje5ukea_uzvidksv99d_r">
               <w:r>
                 <w:rPr>
                   <w:rFonts w:ascii="Arial" w:cs="Arial" w:eastAsia="Arial" w:hAnsi="Arial"/>
@@ -7420,7 +7420,7 @@
               <w:spacing w:after="10" w:before="0"/>
               <w:ind w:left="120"/>
             </w:pPr>
-            <w:hyperlink w:history="1" r:id="rId8wekm9xfu2gqfnx29xb9l">
+            <w:hyperlink w:history="1" r:id="rId9re8lpwxolfew_tuqltsy">
               <w:r>
                 <w:rPr>
                   <w:rFonts w:ascii="Arial" w:cs="Arial" w:eastAsia="Arial" w:hAnsi="Arial"/>
@@ -7947,7 +7947,7 @@
         </w:rPr>
         <w:t xml:space="preserve">© 2026 SeaVuria and ARES. Aligned with KICD objectives. Developed by SeaVuria; technical implementation by ARES (with AI assistance from Claude). Licensed under </w:t>
       </w:r>
-      <w:hyperlink w:history="1" r:id="rIdqbxfgbsq2_4qoqya4t_3b">
+      <w:hyperlink w:history="1" r:id="rIdpvj0ljsqornaixf9va654">
         <w:r>
           <w:rPr>
             <w:rFonts w:ascii="Arial" w:cs="Arial" w:eastAsia="Arial" w:hAnsi="Arial"/>
@@ -7968,7 +7968,7 @@
         </w:rPr>
         <w:t xml:space="preserve"> (</w:t>
       </w:r>
-      <w:hyperlink w:history="1" r:id="rId5lrcvgx0pjtxniqnud2_k">
+      <w:hyperlink w:history="1" r:id="rIdym_jqlcn-x4rd1zvs5tmb">
         <w:r>
           <w:rPr>
             <w:rFonts w:ascii="Arial" w:cs="Arial" w:eastAsia="Arial" w:hAnsi="Arial"/>
@@ -8981,7 +8981,7 @@
             <w:pPr>
               <w:spacing w:after="20" w:before="0"/>
             </w:pPr>
-            <w:hyperlink w:history="1" r:id="rIdrszylr9fx3y7ps8hbrgy7">
+            <w:hyperlink w:history="1" r:id="rId4moqtffioz-zugzt2tjgk">
               <w:r>
                 <w:rPr>
                   <w:rFonts w:ascii="Arial" w:cs="Arial" w:eastAsia="Arial" w:hAnsi="Arial"/>
@@ -9014,7 +9014,7 @@
               <w:spacing w:after="10" w:before="0"/>
               <w:ind w:left="120"/>
             </w:pPr>
-            <w:hyperlink w:history="1" r:id="rIdf8eboandnspjjm45keici">
+            <w:hyperlink w:history="1" r:id="rIdm0rm1t4srtdekvxmcuwq4">
               <w:r>
                 <w:rPr>
                   <w:rFonts w:ascii="Arial" w:cs="Arial" w:eastAsia="Arial" w:hAnsi="Arial"/>
@@ -9059,7 +9059,7 @@
             <w:pPr>
               <w:spacing w:after="20" w:before="0"/>
             </w:pPr>
-            <w:hyperlink w:history="1" r:id="rIdhmn9x-t_sna4fqzbatjsq">
+            <w:hyperlink w:history="1" r:id="rId4clsyiy_jo76mcj2psqfz">
               <w:r>
                 <w:rPr>
                   <w:rFonts w:ascii="Arial" w:cs="Arial" w:eastAsia="Arial" w:hAnsi="Arial"/>
@@ -9092,7 +9092,7 @@
               <w:spacing w:after="10" w:before="0"/>
               <w:ind w:left="120"/>
             </w:pPr>
-            <w:hyperlink w:history="1" r:id="rIdabnxwwnooeeay125qr5ey">
+            <w:hyperlink w:history="1" r:id="rIdrew2trgbso6xrsmygvtg0">
               <w:r>
                 <w:rPr>
                   <w:rFonts w:ascii="Arial" w:cs="Arial" w:eastAsia="Arial" w:hAnsi="Arial"/>
@@ -9287,7 +9287,7 @@
             <w:pPr>
               <w:spacing w:after="20" w:before="0"/>
             </w:pPr>
-            <w:hyperlink w:history="1" r:id="rIdtcmvn6nqebnpbcndwgmor">
+            <w:hyperlink w:history="1" r:id="rIdhaafc-owzc6hhtx4conlu">
               <w:r>
                 <w:rPr>
                   <w:rFonts w:ascii="Arial" w:cs="Arial" w:eastAsia="Arial" w:hAnsi="Arial"/>
@@ -9320,7 +9320,7 @@
               <w:spacing w:after="10" w:before="0"/>
               <w:ind w:left="120"/>
             </w:pPr>
-            <w:hyperlink w:history="1" r:id="rIdbotrtfg7_94xaz8jig2kp">
+            <w:hyperlink w:history="1" r:id="rIdhesr0-if4tywxqoop_7ue">
               <w:r>
                 <w:rPr>
                   <w:rFonts w:ascii="Arial" w:cs="Arial" w:eastAsia="Arial" w:hAnsi="Arial"/>
@@ -9365,7 +9365,7 @@
             <w:pPr>
               <w:spacing w:after="20" w:before="0"/>
             </w:pPr>
-            <w:hyperlink w:history="1" r:id="rIdsh05g5odj8m7zytjiy7r0">
+            <w:hyperlink w:history="1" r:id="rIdua2vkir6gh5o1ii9wdox_">
               <w:r>
                 <w:rPr>
                   <w:rFonts w:ascii="Arial" w:cs="Arial" w:eastAsia="Arial" w:hAnsi="Arial"/>
@@ -9398,7 +9398,7 @@
               <w:spacing w:after="10" w:before="0"/>
               <w:ind w:left="120"/>
             </w:pPr>
-            <w:hyperlink w:history="1" r:id="rIdbewt_eehac-1xnoziwxhm">
+            <w:hyperlink w:history="1" r:id="rIdmbbgg9momwlytctlk8uoh">
               <w:r>
                 <w:rPr>
                   <w:rFonts w:ascii="Arial" w:cs="Arial" w:eastAsia="Arial" w:hAnsi="Arial"/>
@@ -9593,7 +9593,7 @@
             <w:pPr>
               <w:spacing w:after="20" w:before="0"/>
             </w:pPr>
-            <w:hyperlink w:history="1" r:id="rIdrukduk6hnyluua-fzjbtd">
+            <w:hyperlink w:history="1" r:id="rIdnntb6d3sc9xzfzoqh8zu6">
               <w:r>
                 <w:rPr>
                   <w:rFonts w:ascii="Arial" w:cs="Arial" w:eastAsia="Arial" w:hAnsi="Arial"/>
@@ -9626,7 +9626,7 @@
               <w:spacing w:after="10" w:before="0"/>
               <w:ind w:left="120"/>
             </w:pPr>
-            <w:hyperlink w:history="1" r:id="rIdkjevb0rigutyeeppugxf3">
+            <w:hyperlink w:history="1" r:id="rIdecx4e4lqghjizibs3cg4t">
               <w:r>
                 <w:rPr>
                   <w:rFonts w:ascii="Arial" w:cs="Arial" w:eastAsia="Arial" w:hAnsi="Arial"/>
@@ -9671,7 +9671,7 @@
             <w:pPr>
               <w:spacing w:after="20" w:before="0"/>
             </w:pPr>
-            <w:hyperlink w:history="1" r:id="rIdgearq6ee_idzskklh6qgy">
+            <w:hyperlink w:history="1" r:id="rId9g_dek-2oexqrlidtbef6">
               <w:r>
                 <w:rPr>
                   <w:rFonts w:ascii="Arial" w:cs="Arial" w:eastAsia="Arial" w:hAnsi="Arial"/>
@@ -9704,7 +9704,7 @@
               <w:spacing w:after="10" w:before="0"/>
               <w:ind w:left="120"/>
             </w:pPr>
-            <w:hyperlink w:history="1" r:id="rId2y2wsbwdshghozcpsefid">
+            <w:hyperlink w:history="1" r:id="rId65mfivo_dwwrxtss1lmfl">
               <w:r>
                 <w:rPr>
                   <w:rFonts w:ascii="Arial" w:cs="Arial" w:eastAsia="Arial" w:hAnsi="Arial"/>
@@ -9899,7 +9899,7 @@
             <w:pPr>
               <w:spacing w:after="20" w:before="0"/>
             </w:pPr>
-            <w:hyperlink w:history="1" r:id="rIdjpi63qgxnwy1zjklj0xxb">
+            <w:hyperlink w:history="1" r:id="rIdxdrydcmtz9adh4jkhz1tg">
               <w:r>
                 <w:rPr>
                   <w:rFonts w:ascii="Arial" w:cs="Arial" w:eastAsia="Arial" w:hAnsi="Arial"/>
@@ -9932,7 +9932,7 @@
               <w:spacing w:after="10" w:before="0"/>
               <w:ind w:left="120"/>
             </w:pPr>
-            <w:hyperlink w:history="1" r:id="rIdh1it6nkljsd83tonn98xr">
+            <w:hyperlink w:history="1" r:id="rId-6d_3ennwavvubsgim1qw">
               <w:r>
                 <w:rPr>
                   <w:rFonts w:ascii="Arial" w:cs="Arial" w:eastAsia="Arial" w:hAnsi="Arial"/>
@@ -9977,7 +9977,7 @@
             <w:pPr>
               <w:spacing w:after="20" w:before="0"/>
             </w:pPr>
-            <w:hyperlink w:history="1" r:id="rIdprasit4pang6wlarzj4m1">
+            <w:hyperlink w:history="1" r:id="rIdvvvk5yyaoxw2cpt4y-ind">
               <w:r>
                 <w:rPr>
                   <w:rFonts w:ascii="Arial" w:cs="Arial" w:eastAsia="Arial" w:hAnsi="Arial"/>
@@ -10010,7 +10010,7 @@
               <w:spacing w:after="10" w:before="0"/>
               <w:ind w:left="120"/>
             </w:pPr>
-            <w:hyperlink w:history="1" r:id="rIdjcxk2msyvnez17j-jiapc">
+            <w:hyperlink w:history="1" r:id="rId2sdubfmcq_a1qe2wyxeq8">
               <w:r>
                 <w:rPr>
                   <w:rFonts w:ascii="Arial" w:cs="Arial" w:eastAsia="Arial" w:hAnsi="Arial"/>
@@ -10205,7 +10205,7 @@
             <w:pPr>
               <w:spacing w:after="20" w:before="0"/>
             </w:pPr>
-            <w:hyperlink w:history="1" r:id="rIdwinjci08eltpq4me33a_q">
+            <w:hyperlink w:history="1" r:id="rId9am4m7so_execzwxnaqmt">
               <w:r>
                 <w:rPr>
                   <w:rFonts w:ascii="Arial" w:cs="Arial" w:eastAsia="Arial" w:hAnsi="Arial"/>
@@ -10238,7 +10238,7 @@
               <w:spacing w:after="10" w:before="0"/>
               <w:ind w:left="120"/>
             </w:pPr>
-            <w:hyperlink w:history="1" r:id="rIdzgnq00ldsyizngnl_weuf">
+            <w:hyperlink w:history="1" r:id="rIdr_kkvzjgsnt7ks31qg7zh">
               <w:r>
                 <w:rPr>
                   <w:rFonts w:ascii="Arial" w:cs="Arial" w:eastAsia="Arial" w:hAnsi="Arial"/>
@@ -10283,7 +10283,7 @@
             <w:pPr>
               <w:spacing w:after="20" w:before="0"/>
             </w:pPr>
-            <w:hyperlink w:history="1" r:id="rIdxxkx4j5g5hw45s79dkd9u">
+            <w:hyperlink w:history="1" r:id="rIdg5rzxlxmebthjr7uic9wb">
               <w:r>
                 <w:rPr>
                   <w:rFonts w:ascii="Arial" w:cs="Arial" w:eastAsia="Arial" w:hAnsi="Arial"/>
@@ -10316,7 +10316,7 @@
               <w:spacing w:after="10" w:before="0"/>
               <w:ind w:left="120"/>
             </w:pPr>
-            <w:hyperlink w:history="1" r:id="rIdl-0hnurvqfoejrbs9g7dv">
+            <w:hyperlink w:history="1" r:id="rIdazvgg_nz9oxy15yuf4qbx">
               <w:r>
                 <w:rPr>
                   <w:rFonts w:ascii="Arial" w:cs="Arial" w:eastAsia="Arial" w:hAnsi="Arial"/>
@@ -10828,7 +10828,7 @@
         </w:rPr>
         <w:t xml:space="preserve">© 2026 SeaVuria and ARES. Aligned with KICD objectives. Developed by SeaVuria; technical implementation by ARES (with AI assistance from Claude). Licensed under </w:t>
       </w:r>
-      <w:hyperlink w:history="1" r:id="rIdnumli4glxp4ztzm6wc9nv">
+      <w:hyperlink w:history="1" r:id="rId0tc0dswop63esmod3tlnv">
         <w:r>
           <w:rPr>
             <w:rFonts w:ascii="Arial" w:cs="Arial" w:eastAsia="Arial" w:hAnsi="Arial"/>
@@ -10849,7 +10849,7 @@
         </w:rPr>
         <w:t xml:space="preserve"> (</w:t>
       </w:r>
-      <w:hyperlink w:history="1" r:id="rIdlhslncx9v9kx9ypvnkhcf">
+      <w:hyperlink w:history="1" r:id="rIdm5q-gtsilfsh-r_bdwsz2">
         <w:r>
           <w:rPr>
             <w:rFonts w:ascii="Arial" w:cs="Arial" w:eastAsia="Arial" w:hAnsi="Arial"/>
@@ -11862,7 +11862,7 @@
             <w:pPr>
               <w:spacing w:after="20" w:before="0"/>
             </w:pPr>
-            <w:hyperlink w:history="1" r:id="rIdcejgkebm8dsf4iiicm_bv">
+            <w:hyperlink w:history="1" r:id="rId_pm1yt9gthwyjttrzngr1">
               <w:r>
                 <w:rPr>
                   <w:rFonts w:ascii="Arial" w:cs="Arial" w:eastAsia="Arial" w:hAnsi="Arial"/>
@@ -11895,7 +11895,7 @@
               <w:spacing w:after="10" w:before="0"/>
               <w:ind w:left="120"/>
             </w:pPr>
-            <w:hyperlink w:history="1" r:id="rIdkjnwr2ctaregshtbsuia8">
+            <w:hyperlink w:history="1" r:id="rIdkmenw168smbgua9n1llma">
               <w:r>
                 <w:rPr>
                   <w:rFonts w:ascii="Arial" w:cs="Arial" w:eastAsia="Arial" w:hAnsi="Arial"/>
@@ -11940,7 +11940,7 @@
             <w:pPr>
               <w:spacing w:after="20" w:before="0"/>
             </w:pPr>
-            <w:hyperlink w:history="1" r:id="rIdn35wt82un1_2j3tfehi3a">
+            <w:hyperlink w:history="1" r:id="rIdeo6vo4aqvqgfl9wvilsme">
               <w:r>
                 <w:rPr>
                   <w:rFonts w:ascii="Arial" w:cs="Arial" w:eastAsia="Arial" w:hAnsi="Arial"/>
@@ -11973,7 +11973,7 @@
               <w:spacing w:after="10" w:before="0"/>
               <w:ind w:left="120"/>
             </w:pPr>
-            <w:hyperlink w:history="1" r:id="rId8x061ootmmapv1mkzsjxg">
+            <w:hyperlink w:history="1" r:id="rId9be8dd1l0rbdwmakbcgds">
               <w:r>
                 <w:rPr>
                   <w:rFonts w:ascii="Arial" w:cs="Arial" w:eastAsia="Arial" w:hAnsi="Arial"/>
@@ -12168,7 +12168,7 @@
             <w:pPr>
               <w:spacing w:after="20" w:before="0"/>
             </w:pPr>
-            <w:hyperlink w:history="1" r:id="rIdpgn5rlarwqtzbxw2ukjqs">
+            <w:hyperlink w:history="1" r:id="rIdk3nvgbpvhn9szqo1q7uv_">
               <w:r>
                 <w:rPr>
                   <w:rFonts w:ascii="Arial" w:cs="Arial" w:eastAsia="Arial" w:hAnsi="Arial"/>
@@ -12201,7 +12201,7 @@
               <w:spacing w:after="10" w:before="0"/>
               <w:ind w:left="120"/>
             </w:pPr>
-            <w:hyperlink w:history="1" r:id="rIdrxlbh2ruqcl1z7mtfw20t">
+            <w:hyperlink w:history="1" r:id="rIdu95u4rioiikavzwepjxga">
               <w:r>
                 <w:rPr>
                   <w:rFonts w:ascii="Arial" w:cs="Arial" w:eastAsia="Arial" w:hAnsi="Arial"/>
@@ -12246,7 +12246,7 @@
             <w:pPr>
               <w:spacing w:after="20" w:before="0"/>
             </w:pPr>
-            <w:hyperlink w:history="1" r:id="rIdcrt18yzdfxwiaoldzf8hp">
+            <w:hyperlink w:history="1" r:id="rId0chq3b22_tc6lmzddxnms">
               <w:r>
                 <w:rPr>
                   <w:rFonts w:ascii="Arial" w:cs="Arial" w:eastAsia="Arial" w:hAnsi="Arial"/>
@@ -12279,7 +12279,7 @@
               <w:spacing w:after="10" w:before="0"/>
               <w:ind w:left="120"/>
             </w:pPr>
-            <w:hyperlink w:history="1" r:id="rIdp-j-fnkl3x7ukgrqsl_bm">
+            <w:hyperlink w:history="1" r:id="rIdfzhojv7jezcb_kfz31ms4">
               <w:r>
                 <w:rPr>
                   <w:rFonts w:ascii="Arial" w:cs="Arial" w:eastAsia="Arial" w:hAnsi="Arial"/>
@@ -12474,7 +12474,7 @@
             <w:pPr>
               <w:spacing w:after="20" w:before="0"/>
             </w:pPr>
-            <w:hyperlink w:history="1" r:id="rIdmzc1fn3ysy67ruc0sadic">
+            <w:hyperlink w:history="1" r:id="rIdoibzjy9oim3-2r3ymrjh5">
               <w:r>
                 <w:rPr>
                   <w:rFonts w:ascii="Arial" w:cs="Arial" w:eastAsia="Arial" w:hAnsi="Arial"/>
@@ -12507,7 +12507,7 @@
               <w:spacing w:after="10" w:before="0"/>
               <w:ind w:left="120"/>
             </w:pPr>
-            <w:hyperlink w:history="1" r:id="rIdq-ghdkbyb5kwarff43sfg">
+            <w:hyperlink w:history="1" r:id="rId0ywowb8b7afqyculzoqv1">
               <w:r>
                 <w:rPr>
                   <w:rFonts w:ascii="Arial" w:cs="Arial" w:eastAsia="Arial" w:hAnsi="Arial"/>
@@ -12552,7 +12552,7 @@
             <w:pPr>
               <w:spacing w:after="20" w:before="0"/>
             </w:pPr>
-            <w:hyperlink w:history="1" r:id="rIdpdfmon9itfje-sbsg2e-f">
+            <w:hyperlink w:history="1" r:id="rIdcl7tyug94sruyd1hbisht">
               <w:r>
                 <w:rPr>
                   <w:rFonts w:ascii="Arial" w:cs="Arial" w:eastAsia="Arial" w:hAnsi="Arial"/>
@@ -12585,7 +12585,7 @@
               <w:spacing w:after="10" w:before="0"/>
               <w:ind w:left="120"/>
             </w:pPr>
-            <w:hyperlink w:history="1" r:id="rIduj5mgubtx5-zvior-gajs">
+            <w:hyperlink w:history="1" r:id="rIdgmvzr3fe2tur2xtoofafj">
               <w:r>
                 <w:rPr>
                   <w:rFonts w:ascii="Arial" w:cs="Arial" w:eastAsia="Arial" w:hAnsi="Arial"/>
@@ -12780,7 +12780,7 @@
             <w:pPr>
               <w:spacing w:after="20" w:before="0"/>
             </w:pPr>
-            <w:hyperlink w:history="1" r:id="rIdom8bcw9i5pokmznafelpq">
+            <w:hyperlink w:history="1" r:id="rIdymue5oteugjsvh1xf_wxm">
               <w:r>
                 <w:rPr>
                   <w:rFonts w:ascii="Arial" w:cs="Arial" w:eastAsia="Arial" w:hAnsi="Arial"/>
@@ -12813,7 +12813,7 @@
               <w:spacing w:after="10" w:before="0"/>
               <w:ind w:left="120"/>
             </w:pPr>
-            <w:hyperlink w:history="1" r:id="rIdun6kgn0vcq_siltoe7j6x">
+            <w:hyperlink w:history="1" r:id="rIddoryazalmwgit4i6ptjj-">
               <w:r>
                 <w:rPr>
                   <w:rFonts w:ascii="Arial" w:cs="Arial" w:eastAsia="Arial" w:hAnsi="Arial"/>
@@ -12858,7 +12858,7 @@
             <w:pPr>
               <w:spacing w:after="20" w:before="0"/>
             </w:pPr>
-            <w:hyperlink w:history="1" r:id="rIdfi5-vxglg9awpdovhbjmo">
+            <w:hyperlink w:history="1" r:id="rIderr54eewl1yyofzsfxytu">
               <w:r>
                 <w:rPr>
                   <w:rFonts w:ascii="Arial" w:cs="Arial" w:eastAsia="Arial" w:hAnsi="Arial"/>
@@ -12891,7 +12891,7 @@
               <w:spacing w:after="10" w:before="0"/>
               <w:ind w:left="120"/>
             </w:pPr>
-            <w:hyperlink w:history="1" r:id="rIdeslitbsqcsfzfalmbvr10">
+            <w:hyperlink w:history="1" r:id="rIdveyuvcycaemx9000rwwcu">
               <w:r>
                 <w:rPr>
                   <w:rFonts w:ascii="Arial" w:cs="Arial" w:eastAsia="Arial" w:hAnsi="Arial"/>
@@ -13086,7 +13086,7 @@
             <w:pPr>
               <w:spacing w:after="20" w:before="0"/>
             </w:pPr>
-            <w:hyperlink w:history="1" r:id="rId9htzo6gaahkscnqq8uiwu">
+            <w:hyperlink w:history="1" r:id="rIdsxj_6chswg6pdf-5nsw21">
               <w:r>
                 <w:rPr>
                   <w:rFonts w:ascii="Arial" w:cs="Arial" w:eastAsia="Arial" w:hAnsi="Arial"/>
@@ -13119,7 +13119,7 @@
               <w:spacing w:after="10" w:before="0"/>
               <w:ind w:left="120"/>
             </w:pPr>
-            <w:hyperlink w:history="1" r:id="rIdhlawvg9ecalamyqie8k_e">
+            <w:hyperlink w:history="1" r:id="rIdndkrl9g89wn4k9kaezdap">
               <w:r>
                 <w:rPr>
                   <w:rFonts w:ascii="Arial" w:cs="Arial" w:eastAsia="Arial" w:hAnsi="Arial"/>
@@ -13164,7 +13164,7 @@
             <w:pPr>
               <w:spacing w:after="20" w:before="0"/>
             </w:pPr>
-            <w:hyperlink w:history="1" r:id="rIdflfnvb6-fvyxmzde4pjyi">
+            <w:hyperlink w:history="1" r:id="rIdbymhgkidfjedxz39nxk_w">
               <w:r>
                 <w:rPr>
                   <w:rFonts w:ascii="Arial" w:cs="Arial" w:eastAsia="Arial" w:hAnsi="Arial"/>
@@ -13197,7 +13197,7 @@
               <w:spacing w:after="10" w:before="0"/>
               <w:ind w:left="120"/>
             </w:pPr>
-            <w:hyperlink w:history="1" r:id="rId1zc4pxg8n6ilblgantkeh">
+            <w:hyperlink w:history="1" r:id="rIdcrluazofpkxrd3obswuwh">
               <w:r>
                 <w:rPr>
                   <w:rFonts w:ascii="Arial" w:cs="Arial" w:eastAsia="Arial" w:hAnsi="Arial"/>
@@ -13709,7 +13709,7 @@
         </w:rPr>
         <w:t xml:space="preserve">© 2026 SeaVuria and ARES. Aligned with KICD objectives. Developed by SeaVuria; technical implementation by ARES (with AI assistance from Claude). Licensed under </w:t>
       </w:r>
-      <w:hyperlink w:history="1" r:id="rIdhpyodovq3uo0g7-c6zomu">
+      <w:hyperlink w:history="1" r:id="rIddg2aew1hq60udfimve9ws">
         <w:r>
           <w:rPr>
             <w:rFonts w:ascii="Arial" w:cs="Arial" w:eastAsia="Arial" w:hAnsi="Arial"/>
@@ -13730,7 +13730,7 @@
         </w:rPr>
         <w:t xml:space="preserve"> (</w:t>
       </w:r>
-      <w:hyperlink w:history="1" r:id="rIdel_gulugqc-t_s9k-ecl_">
+      <w:hyperlink w:history="1" r:id="rIdtwkwuptr5rgh6c68as-y7">
         <w:r>
           <w:rPr>
             <w:rFonts w:ascii="Arial" w:cs="Arial" w:eastAsia="Arial" w:hAnsi="Arial"/>
@@ -14743,7 +14743,7 @@
             <w:pPr>
               <w:spacing w:after="20" w:before="0"/>
             </w:pPr>
-            <w:hyperlink w:history="1" r:id="rIdaspavzcvr3myhuivdqpcu">
+            <w:hyperlink w:history="1" r:id="rIdap0qdzpfokectv8t-2cky">
               <w:r>
                 <w:rPr>
                   <w:rFonts w:ascii="Arial" w:cs="Arial" w:eastAsia="Arial" w:hAnsi="Arial"/>
@@ -14776,7 +14776,7 @@
               <w:spacing w:after="10" w:before="0"/>
               <w:ind w:left="120"/>
             </w:pPr>
-            <w:hyperlink w:history="1" r:id="rId4odccweubp-jqrhcpazrf">
+            <w:hyperlink w:history="1" r:id="rIdz3r5-ml-tdilq4jbgsu-s">
               <w:r>
                 <w:rPr>
                   <w:rFonts w:ascii="Arial" w:cs="Arial" w:eastAsia="Arial" w:hAnsi="Arial"/>
@@ -14821,7 +14821,7 @@
             <w:pPr>
               <w:spacing w:after="20" w:before="0"/>
             </w:pPr>
-            <w:hyperlink w:history="1" r:id="rId3kxxe5xx76yy0z2azipjk">
+            <w:hyperlink w:history="1" r:id="rIdejf4xycq3_cwzrpf9ol9i">
               <w:r>
                 <w:rPr>
                   <w:rFonts w:ascii="Arial" w:cs="Arial" w:eastAsia="Arial" w:hAnsi="Arial"/>
@@ -14854,7 +14854,7 @@
               <w:spacing w:after="10" w:before="0"/>
               <w:ind w:left="120"/>
             </w:pPr>
-            <w:hyperlink w:history="1" r:id="rIdbiw4vjgc-4yq686a5litq">
+            <w:hyperlink w:history="1" r:id="rIdmpevyhablnhel2yay9ikm">
               <w:r>
                 <w:rPr>
                   <w:rFonts w:ascii="Arial" w:cs="Arial" w:eastAsia="Arial" w:hAnsi="Arial"/>
@@ -15049,7 +15049,7 @@
             <w:pPr>
               <w:spacing w:after="20" w:before="0"/>
             </w:pPr>
-            <w:hyperlink w:history="1" r:id="rIdi21orvwkisnk0q56djmzh">
+            <w:hyperlink w:history="1" r:id="rIdk0_nbkk9zosjj774t4hqb">
               <w:r>
                 <w:rPr>
                   <w:rFonts w:ascii="Arial" w:cs="Arial" w:eastAsia="Arial" w:hAnsi="Arial"/>
@@ -15082,7 +15082,7 @@
               <w:spacing w:after="10" w:before="0"/>
               <w:ind w:left="120"/>
             </w:pPr>
-            <w:hyperlink w:history="1" r:id="rId0nrekcfmthkbfnf0ep9ue">
+            <w:hyperlink w:history="1" r:id="rIdz6sut2nxizhetxmglnjxq">
               <w:r>
                 <w:rPr>
                   <w:rFonts w:ascii="Arial" w:cs="Arial" w:eastAsia="Arial" w:hAnsi="Arial"/>
@@ -15127,7 +15127,7 @@
             <w:pPr>
               <w:spacing w:after="20" w:before="0"/>
             </w:pPr>
-            <w:hyperlink w:history="1" r:id="rIdasshuum0papdlh5su_fvq">
+            <w:hyperlink w:history="1" r:id="rIdxcntbfs9-fqvsqggex8tz">
               <w:r>
                 <w:rPr>
                   <w:rFonts w:ascii="Arial" w:cs="Arial" w:eastAsia="Arial" w:hAnsi="Arial"/>
@@ -15160,7 +15160,7 @@
               <w:spacing w:after="10" w:before="0"/>
               <w:ind w:left="120"/>
             </w:pPr>
-            <w:hyperlink w:history="1" r:id="rIdeam2uvkg-zxoqh5sr3g0d">
+            <w:hyperlink w:history="1" r:id="rIdp2j59bim77m8udv7iar6t">
               <w:r>
                 <w:rPr>
                   <w:rFonts w:ascii="Arial" w:cs="Arial" w:eastAsia="Arial" w:hAnsi="Arial"/>
@@ -15355,7 +15355,7 @@
             <w:pPr>
               <w:spacing w:after="20" w:before="0"/>
             </w:pPr>
-            <w:hyperlink w:history="1" r:id="rIdlpcp4xylm1n2uqhwrwoab">
+            <w:hyperlink w:history="1" r:id="rIdjpxvhii1yvriwupj_vx_9">
               <w:r>
                 <w:rPr>
                   <w:rFonts w:ascii="Arial" w:cs="Arial" w:eastAsia="Arial" w:hAnsi="Arial"/>
@@ -15388,7 +15388,7 @@
               <w:spacing w:after="10" w:before="0"/>
               <w:ind w:left="120"/>
             </w:pPr>
-            <w:hyperlink w:history="1" r:id="rIdxqkbdp0g8v5cwuzg6psva">
+            <w:hyperlink w:history="1" r:id="rId66mrzrkpw7pvg0dudenla">
               <w:r>
                 <w:rPr>
                   <w:rFonts w:ascii="Arial" w:cs="Arial" w:eastAsia="Arial" w:hAnsi="Arial"/>
@@ -15433,7 +15433,7 @@
             <w:pPr>
               <w:spacing w:after="20" w:before="0"/>
             </w:pPr>
-            <w:hyperlink w:history="1" r:id="rIdb_dn-tyamxuyvmt0x4lyj">
+            <w:hyperlink w:history="1" r:id="rIdlk0n0kdtf-ax74nnacmgl">
               <w:r>
                 <w:rPr>
                   <w:rFonts w:ascii="Arial" w:cs="Arial" w:eastAsia="Arial" w:hAnsi="Arial"/>
@@ -15466,7 +15466,7 @@
               <w:spacing w:after="10" w:before="0"/>
               <w:ind w:left="120"/>
             </w:pPr>
-            <w:hyperlink w:history="1" r:id="rIdge7x4p-4oig4qyfsix1an">
+            <w:hyperlink w:history="1" r:id="rIdjydicq-fgo5ugk2o-_hsm">
               <w:r>
                 <w:rPr>
                   <w:rFonts w:ascii="Arial" w:cs="Arial" w:eastAsia="Arial" w:hAnsi="Arial"/>
@@ -15661,7 +15661,7 @@
             <w:pPr>
               <w:spacing w:after="20" w:before="0"/>
             </w:pPr>
-            <w:hyperlink w:history="1" r:id="rIddzzncjd9m9ofdigmbeoo_">
+            <w:hyperlink w:history="1" r:id="rIdtjyztglfcsxz2mwwi08gc">
               <w:r>
                 <w:rPr>
                   <w:rFonts w:ascii="Arial" w:cs="Arial" w:eastAsia="Arial" w:hAnsi="Arial"/>
@@ -15694,7 +15694,7 @@
               <w:spacing w:after="10" w:before="0"/>
               <w:ind w:left="120"/>
             </w:pPr>
-            <w:hyperlink w:history="1" r:id="rIdxqzupspa58egi8wwnunve">
+            <w:hyperlink w:history="1" r:id="rIdraocsxmjm7t7nrwph2ght">
               <w:r>
                 <w:rPr>
                   <w:rFonts w:ascii="Arial" w:cs="Arial" w:eastAsia="Arial" w:hAnsi="Arial"/>
@@ -15739,7 +15739,7 @@
             <w:pPr>
               <w:spacing w:after="20" w:before="0"/>
             </w:pPr>
-            <w:hyperlink w:history="1" r:id="rIdygztwdell03nwlw_1aoom">
+            <w:hyperlink w:history="1" r:id="rId2kb65wdwkwp9lpz4c97do">
               <w:r>
                 <w:rPr>
                   <w:rFonts w:ascii="Arial" w:cs="Arial" w:eastAsia="Arial" w:hAnsi="Arial"/>
@@ -15772,7 +15772,7 @@
               <w:spacing w:after="10" w:before="0"/>
               <w:ind w:left="120"/>
             </w:pPr>
-            <w:hyperlink w:history="1" r:id="rIdecpod8cfksa7ewyd2ojt3">
+            <w:hyperlink w:history="1" r:id="rIdxcmyosdnxpdrxplgbikzw">
               <w:r>
                 <w:rPr>
                   <w:rFonts w:ascii="Arial" w:cs="Arial" w:eastAsia="Arial" w:hAnsi="Arial"/>
@@ -15967,7 +15967,7 @@
             <w:pPr>
               <w:spacing w:after="20" w:before="0"/>
             </w:pPr>
-            <w:hyperlink w:history="1" r:id="rIdr3c0mbgg1rm-1pay_9eio">
+            <w:hyperlink w:history="1" r:id="rIdzsw-bckh9crxpmad6hd_v">
               <w:r>
                 <w:rPr>
                   <w:rFonts w:ascii="Arial" w:cs="Arial" w:eastAsia="Arial" w:hAnsi="Arial"/>
@@ -16000,7 +16000,7 @@
               <w:spacing w:after="10" w:before="0"/>
               <w:ind w:left="120"/>
             </w:pPr>
-            <w:hyperlink w:history="1" r:id="rIdof7qbt5nk3bk5ljyc8jb-">
+            <w:hyperlink w:history="1" r:id="rId27lv3bowvgni7rlh0qha9">
               <w:r>
                 <w:rPr>
                   <w:rFonts w:ascii="Arial" w:cs="Arial" w:eastAsia="Arial" w:hAnsi="Arial"/>
@@ -16045,7 +16045,7 @@
             <w:pPr>
               <w:spacing w:after="20" w:before="0"/>
             </w:pPr>
-            <w:hyperlink w:history="1" r:id="rIdgf_tea17y8pmgohhalbzk">
+            <w:hyperlink w:history="1" r:id="rIdz2sbykts6kt8jbrhcn-ly">
               <w:r>
                 <w:rPr>
                   <w:rFonts w:ascii="Arial" w:cs="Arial" w:eastAsia="Arial" w:hAnsi="Arial"/>
@@ -16078,7 +16078,7 @@
               <w:spacing w:after="10" w:before="0"/>
               <w:ind w:left="120"/>
             </w:pPr>
-            <w:hyperlink w:history="1" r:id="rIdbghxiuvahifjl3gvi-urp">
+            <w:hyperlink w:history="1" r:id="rIdmxofqpfsf6rldoo_h55lz">
               <w:r>
                 <w:rPr>
                   <w:rFonts w:ascii="Arial" w:cs="Arial" w:eastAsia="Arial" w:hAnsi="Arial"/>
@@ -16590,7 +16590,7 @@
         </w:rPr>
         <w:t xml:space="preserve">© 2026 SeaVuria and ARES. Aligned with KICD objectives. Developed by SeaVuria; technical implementation by ARES (with AI assistance from Claude). Licensed under </w:t>
       </w:r>
-      <w:hyperlink w:history="1" r:id="rIdvk0p5p6at01buxwxvbtvs">
+      <w:hyperlink w:history="1" r:id="rIdgcvsrt9gxdyotepncwrr8">
         <w:r>
           <w:rPr>
             <w:rFonts w:ascii="Arial" w:cs="Arial" w:eastAsia="Arial" w:hAnsi="Arial"/>
@@ -16611,7 +16611,7 @@
         </w:rPr>
         <w:t xml:space="preserve"> (</w:t>
       </w:r>
-      <w:hyperlink w:history="1" r:id="rIdwwhlsyazbzzcz8padwx-t">
+      <w:hyperlink w:history="1" r:id="rId7aq3-v-zivnhgecia-x2i">
         <w:r>
           <w:rPr>
             <w:rFonts w:ascii="Arial" w:cs="Arial" w:eastAsia="Arial" w:hAnsi="Arial"/>
@@ -17624,7 +17624,7 @@
             <w:pPr>
               <w:spacing w:after="20" w:before="0"/>
             </w:pPr>
-            <w:hyperlink w:history="1" r:id="rIdrfkbk9qwlfpri5t_i-h4i">
+            <w:hyperlink w:history="1" r:id="rIdwrflfid-wwt1mwe6u4b17">
               <w:r>
                 <w:rPr>
                   <w:rFonts w:ascii="Arial" w:cs="Arial" w:eastAsia="Arial" w:hAnsi="Arial"/>
@@ -17657,7 +17657,7 @@
               <w:spacing w:after="10" w:before="0"/>
               <w:ind w:left="120"/>
             </w:pPr>
-            <w:hyperlink w:history="1" r:id="rIdpoonnmkjkkxbt6lmvdqbi">
+            <w:hyperlink w:history="1" r:id="rIdlpnc3xeueaqfcuyrvfbj8">
               <w:r>
                 <w:rPr>
                   <w:rFonts w:ascii="Arial" w:cs="Arial" w:eastAsia="Arial" w:hAnsi="Arial"/>
@@ -17702,7 +17702,7 @@
             <w:pPr>
               <w:spacing w:after="20" w:before="0"/>
             </w:pPr>
-            <w:hyperlink w:history="1" r:id="rIdj8tikvts5-7otmqrytp4t">
+            <w:hyperlink w:history="1" r:id="rIdwp7xyrtraorboi7qpadln">
               <w:r>
                 <w:rPr>
                   <w:rFonts w:ascii="Arial" w:cs="Arial" w:eastAsia="Arial" w:hAnsi="Arial"/>
@@ -17735,7 +17735,7 @@
               <w:spacing w:after="10" w:before="0"/>
               <w:ind w:left="120"/>
             </w:pPr>
-            <w:hyperlink w:history="1" r:id="rIddehzj_fsvvhnwjvj8zcaq">
+            <w:hyperlink w:history="1" r:id="rIdjk-dtle--3xz9zzqqvlhi">
               <w:r>
                 <w:rPr>
                   <w:rFonts w:ascii="Arial" w:cs="Arial" w:eastAsia="Arial" w:hAnsi="Arial"/>
@@ -17930,7 +17930,7 @@
             <w:pPr>
               <w:spacing w:after="20" w:before="0"/>
             </w:pPr>
-            <w:hyperlink w:history="1" r:id="rId4uj8gzedgf_0wobowwqoc">
+            <w:hyperlink w:history="1" r:id="rIdvpkgkkqevh0f1zi_nhinv">
               <w:r>
                 <w:rPr>
                   <w:rFonts w:ascii="Arial" w:cs="Arial" w:eastAsia="Arial" w:hAnsi="Arial"/>
@@ -17963,7 +17963,7 @@
               <w:spacing w:after="10" w:before="0"/>
               <w:ind w:left="120"/>
             </w:pPr>
-            <w:hyperlink w:history="1" r:id="rIdyhwyrzdurqr8wdrqcikb6">
+            <w:hyperlink w:history="1" r:id="rId_3lby-9ogtwb5okapgrme">
               <w:r>
                 <w:rPr>
                   <w:rFonts w:ascii="Arial" w:cs="Arial" w:eastAsia="Arial" w:hAnsi="Arial"/>
@@ -18008,7 +18008,7 @@
             <w:pPr>
               <w:spacing w:after="20" w:before="0"/>
             </w:pPr>
-            <w:hyperlink w:history="1" r:id="rId3cbwbmb65g64kvkifqe7g">
+            <w:hyperlink w:history="1" r:id="rIdgjlfamcbldw1mftfqa4ww">
               <w:r>
                 <w:rPr>
                   <w:rFonts w:ascii="Arial" w:cs="Arial" w:eastAsia="Arial" w:hAnsi="Arial"/>
@@ -18041,7 +18041,7 @@
               <w:spacing w:after="10" w:before="0"/>
               <w:ind w:left="120"/>
             </w:pPr>
-            <w:hyperlink w:history="1" r:id="rIdabslwvomff8-hmspuzkyv">
+            <w:hyperlink w:history="1" r:id="rIdc-nvx8i4vk9hjlydyu2na">
               <w:r>
                 <w:rPr>
                   <w:rFonts w:ascii="Arial" w:cs="Arial" w:eastAsia="Arial" w:hAnsi="Arial"/>
@@ -18236,7 +18236,7 @@
             <w:pPr>
               <w:spacing w:after="20" w:before="0"/>
             </w:pPr>
-            <w:hyperlink w:history="1" r:id="rIdv5v-kqqoc74awbvpcqg7v">
+            <w:hyperlink w:history="1" r:id="rIdhwkoupt3tu7klrbmiyku2">
               <w:r>
                 <w:rPr>
                   <w:rFonts w:ascii="Arial" w:cs="Arial" w:eastAsia="Arial" w:hAnsi="Arial"/>
@@ -18269,7 +18269,7 @@
               <w:spacing w:after="10" w:before="0"/>
               <w:ind w:left="120"/>
             </w:pPr>
-            <w:hyperlink w:history="1" r:id="rIdyts-odj7pzyqsy5redzej">
+            <w:hyperlink w:history="1" r:id="rIdgmxl0zzantef2nqbkmq_f">
               <w:r>
                 <w:rPr>
                   <w:rFonts w:ascii="Arial" w:cs="Arial" w:eastAsia="Arial" w:hAnsi="Arial"/>
@@ -18314,7 +18314,7 @@
             <w:pPr>
               <w:spacing w:after="20" w:before="0"/>
             </w:pPr>
-            <w:hyperlink w:history="1" r:id="rIdcsotryacdkf9zhtkm1vqp">
+            <w:hyperlink w:history="1" r:id="rIdwo1kshhx0k3qrb5pom3sn">
               <w:r>
                 <w:rPr>
                   <w:rFonts w:ascii="Arial" w:cs="Arial" w:eastAsia="Arial" w:hAnsi="Arial"/>
@@ -18347,7 +18347,7 @@
               <w:spacing w:after="10" w:before="0"/>
               <w:ind w:left="120"/>
             </w:pPr>
-            <w:hyperlink w:history="1" r:id="rIdjl4n5giwyn6tr3i-iv9e0">
+            <w:hyperlink w:history="1" r:id="rIdnfnpqi89wnhqaxgjykpvn">
               <w:r>
                 <w:rPr>
                   <w:rFonts w:ascii="Arial" w:cs="Arial" w:eastAsia="Arial" w:hAnsi="Arial"/>
@@ -18542,7 +18542,7 @@
             <w:pPr>
               <w:spacing w:after="20" w:before="0"/>
             </w:pPr>
-            <w:hyperlink w:history="1" r:id="rIdi1sa8dsjfjpee7tasjcgv">
+            <w:hyperlink w:history="1" r:id="rIdwnkfy2t5lho6xm8khxdqc">
               <w:r>
                 <w:rPr>
                   <w:rFonts w:ascii="Arial" w:cs="Arial" w:eastAsia="Arial" w:hAnsi="Arial"/>
@@ -18575,7 +18575,7 @@
               <w:spacing w:after="10" w:before="0"/>
               <w:ind w:left="120"/>
             </w:pPr>
-            <w:hyperlink w:history="1" r:id="rIdanhs7b7p7pldoedlyndrw">
+            <w:hyperlink w:history="1" r:id="rId7xf3sya-tfkni4eing1u3">
               <w:r>
                 <w:rPr>
                   <w:rFonts w:ascii="Arial" w:cs="Arial" w:eastAsia="Arial" w:hAnsi="Arial"/>
@@ -18620,7 +18620,7 @@
             <w:pPr>
               <w:spacing w:after="20" w:before="0"/>
             </w:pPr>
-            <w:hyperlink w:history="1" r:id="rIdijcany0qelykt_ywkikjt">
+            <w:hyperlink w:history="1" r:id="rId-xwflwt1p362bxcobzh9a">
               <w:r>
                 <w:rPr>
                   <w:rFonts w:ascii="Arial" w:cs="Arial" w:eastAsia="Arial" w:hAnsi="Arial"/>
@@ -18653,7 +18653,7 @@
               <w:spacing w:after="10" w:before="0"/>
               <w:ind w:left="120"/>
             </w:pPr>
-            <w:hyperlink w:history="1" r:id="rIdyodda4fhv8g8lnpytrwmn">
+            <w:hyperlink w:history="1" r:id="rIdptg_sp7xxflnlbijm4lux">
               <w:r>
                 <w:rPr>
                   <w:rFonts w:ascii="Arial" w:cs="Arial" w:eastAsia="Arial" w:hAnsi="Arial"/>
@@ -18848,7 +18848,7 @@
             <w:pPr>
               <w:spacing w:after="20" w:before="0"/>
             </w:pPr>
-            <w:hyperlink w:history="1" r:id="rIdm5cwfiv0nf1iz1rmevizr">
+            <w:hyperlink w:history="1" r:id="rIdnbwvylpm7ffrk415kxl97">
               <w:r>
                 <w:rPr>
                   <w:rFonts w:ascii="Arial" w:cs="Arial" w:eastAsia="Arial" w:hAnsi="Arial"/>
@@ -18881,7 +18881,7 @@
               <w:spacing w:after="10" w:before="0"/>
               <w:ind w:left="120"/>
             </w:pPr>
-            <w:hyperlink w:history="1" r:id="rIda8aqatggxnhj7ojvg81lt">
+            <w:hyperlink w:history="1" r:id="rIdf2_crx5y0zrniuak2vcpk">
               <w:r>
                 <w:rPr>
                   <w:rFonts w:ascii="Arial" w:cs="Arial" w:eastAsia="Arial" w:hAnsi="Arial"/>
@@ -18926,7 +18926,7 @@
             <w:pPr>
               <w:spacing w:after="20" w:before="0"/>
             </w:pPr>
-            <w:hyperlink w:history="1" r:id="rId1whemp6zjayyqqqiktlfo">
+            <w:hyperlink w:history="1" r:id="rIdtxk_engxswg6cxvvavzhp">
               <w:r>
                 <w:rPr>
                   <w:rFonts w:ascii="Arial" w:cs="Arial" w:eastAsia="Arial" w:hAnsi="Arial"/>
@@ -18959,7 +18959,7 @@
               <w:spacing w:after="10" w:before="0"/>
               <w:ind w:left="120"/>
             </w:pPr>
-            <w:hyperlink w:history="1" r:id="rIdmaefgn9ol6ql7tyniij97">
+            <w:hyperlink w:history="1" r:id="rIdyijmuq5yhvscpoawvf-kc">
               <w:r>
                 <w:rPr>
                   <w:rFonts w:ascii="Arial" w:cs="Arial" w:eastAsia="Arial" w:hAnsi="Arial"/>
@@ -19471,7 +19471,7 @@
         </w:rPr>
         <w:t xml:space="preserve">© 2026 SeaVuria and ARES. Aligned with KICD objectives. Developed by SeaVuria; technical implementation by ARES (with AI assistance from Claude). Licensed under </w:t>
       </w:r>
-      <w:hyperlink w:history="1" r:id="rIdjzz2vxemfcyi94byqgir1">
+      <w:hyperlink w:history="1" r:id="rIdl9yyos1tk21jlkcznqs4y">
         <w:r>
           <w:rPr>
             <w:rFonts w:ascii="Arial" w:cs="Arial" w:eastAsia="Arial" w:hAnsi="Arial"/>
@@ -19492,7 +19492,7 @@
         </w:rPr>
         <w:t xml:space="preserve"> (</w:t>
       </w:r>
-      <w:hyperlink w:history="1" r:id="rIdhbcd6iiug6lsfaujy5g7b">
+      <w:hyperlink w:history="1" r:id="rIdcurxxx7amgzxkr6emlo9a">
         <w:r>
           <w:rPr>
             <w:rFonts w:ascii="Arial" w:cs="Arial" w:eastAsia="Arial" w:hAnsi="Arial"/>
@@ -20505,7 +20505,7 @@
             <w:pPr>
               <w:spacing w:after="20" w:before="0"/>
             </w:pPr>
-            <w:hyperlink w:history="1" r:id="rId6fe6s6aeroup3n2cckruq">
+            <w:hyperlink w:history="1" r:id="rIdlqy6gx7alveb08d8auv04">
               <w:r>
                 <w:rPr>
                   <w:rFonts w:ascii="Arial" w:cs="Arial" w:eastAsia="Arial" w:hAnsi="Arial"/>
@@ -20538,7 +20538,7 @@
               <w:spacing w:after="10" w:before="0"/>
               <w:ind w:left="120"/>
             </w:pPr>
-            <w:hyperlink w:history="1" r:id="rIdnzd9daj05yabkgichaos_">
+            <w:hyperlink w:history="1" r:id="rIdmz4mk0hiplnq0_waqpmmg">
               <w:r>
                 <w:rPr>
                   <w:rFonts w:ascii="Arial" w:cs="Arial" w:eastAsia="Arial" w:hAnsi="Arial"/>
@@ -20583,7 +20583,7 @@
             <w:pPr>
               <w:spacing w:after="20" w:before="0"/>
             </w:pPr>
-            <w:hyperlink w:history="1" r:id="rIdkmpfnxiiyylokaov5lgdp">
+            <w:hyperlink w:history="1" r:id="rIdz81dc0rfed6afoslaykmy">
               <w:r>
                 <w:rPr>
                   <w:rFonts w:ascii="Arial" w:cs="Arial" w:eastAsia="Arial" w:hAnsi="Arial"/>
@@ -20616,7 +20616,7 @@
               <w:spacing w:after="10" w:before="0"/>
               <w:ind w:left="120"/>
             </w:pPr>
-            <w:hyperlink w:history="1" r:id="rId7cav7uir4vnng2v86yfvq">
+            <w:hyperlink w:history="1" r:id="rIdlf02bngqwgpk_0wpbrudl">
               <w:r>
                 <w:rPr>
                   <w:rFonts w:ascii="Arial" w:cs="Arial" w:eastAsia="Arial" w:hAnsi="Arial"/>
@@ -20811,7 +20811,7 @@
             <w:pPr>
               <w:spacing w:after="20" w:before="0"/>
             </w:pPr>
-            <w:hyperlink w:history="1" r:id="rIdo4hbjxc041inob_qt3rao">
+            <w:hyperlink w:history="1" r:id="rIdjqdkap8m4pfb7d0xxt8v5">
               <w:r>
                 <w:rPr>
                   <w:rFonts w:ascii="Arial" w:cs="Arial" w:eastAsia="Arial" w:hAnsi="Arial"/>
@@ -20844,7 +20844,7 @@
               <w:spacing w:after="10" w:before="0"/>
               <w:ind w:left="120"/>
             </w:pPr>
-            <w:hyperlink w:history="1" r:id="rIdx3qkknjrhiysd67eaqwac">
+            <w:hyperlink w:history="1" r:id="rIdfkcv8dnhwdqgiokjue81s">
               <w:r>
                 <w:rPr>
                   <w:rFonts w:ascii="Arial" w:cs="Arial" w:eastAsia="Arial" w:hAnsi="Arial"/>
@@ -20889,7 +20889,7 @@
             <w:pPr>
               <w:spacing w:after="20" w:before="0"/>
             </w:pPr>
-            <w:hyperlink w:history="1" r:id="rId_2zpnpsy6vwy01zki6fjr">
+            <w:hyperlink w:history="1" r:id="rIdnimwsipru6-gfhevs9n2n">
               <w:r>
                 <w:rPr>
                   <w:rFonts w:ascii="Arial" w:cs="Arial" w:eastAsia="Arial" w:hAnsi="Arial"/>
@@ -20922,7 +20922,7 @@
               <w:spacing w:after="10" w:before="0"/>
               <w:ind w:left="120"/>
             </w:pPr>
-            <w:hyperlink w:history="1" r:id="rIde_yfql1cxdspgdak0jbr3">
+            <w:hyperlink w:history="1" r:id="rId2rwz0yw3ahowzdggn6v8a">
               <w:r>
                 <w:rPr>
                   <w:rFonts w:ascii="Arial" w:cs="Arial" w:eastAsia="Arial" w:hAnsi="Arial"/>
@@ -21117,7 +21117,7 @@
             <w:pPr>
               <w:spacing w:after="20" w:before="0"/>
             </w:pPr>
-            <w:hyperlink w:history="1" r:id="rIds1qqiofpopbqmxublgvbe">
+            <w:hyperlink w:history="1" r:id="rIdry_-h1nn60geixp_6vjxw">
               <w:r>
                 <w:rPr>
                   <w:rFonts w:ascii="Arial" w:cs="Arial" w:eastAsia="Arial" w:hAnsi="Arial"/>
@@ -21150,7 +21150,7 @@
               <w:spacing w:after="10" w:before="0"/>
               <w:ind w:left="120"/>
             </w:pPr>
-            <w:hyperlink w:history="1" r:id="rIdvdmpnus021y6hl6hhhgfa">
+            <w:hyperlink w:history="1" r:id="rIdy6wc_ojce_et6paaqie-o">
               <w:r>
                 <w:rPr>
                   <w:rFonts w:ascii="Arial" w:cs="Arial" w:eastAsia="Arial" w:hAnsi="Arial"/>
@@ -21195,7 +21195,7 @@
             <w:pPr>
               <w:spacing w:after="20" w:before="0"/>
             </w:pPr>
-            <w:hyperlink w:history="1" r:id="rIdrzr9ltjp4hh41h9qysuox">
+            <w:hyperlink w:history="1" r:id="rIdy7lbdiv3zeq3kyiixop6d">
               <w:r>
                 <w:rPr>
                   <w:rFonts w:ascii="Arial" w:cs="Arial" w:eastAsia="Arial" w:hAnsi="Arial"/>
@@ -21228,7 +21228,7 @@
               <w:spacing w:after="10" w:before="0"/>
               <w:ind w:left="120"/>
             </w:pPr>
-            <w:hyperlink w:history="1" r:id="rIddbhoe0nxwuwbfwzqz4xu7">
+            <w:hyperlink w:history="1" r:id="rIduqgg0s1lpgwe5-0-ci59q">
               <w:r>
                 <w:rPr>
                   <w:rFonts w:ascii="Arial" w:cs="Arial" w:eastAsia="Arial" w:hAnsi="Arial"/>
@@ -21423,7 +21423,7 @@
             <w:pPr>
               <w:spacing w:after="20" w:before="0"/>
             </w:pPr>
-            <w:hyperlink w:history="1" r:id="rId0qgh_-cchryy-eqz0drxp">
+            <w:hyperlink w:history="1" r:id="rIduwmbvryucmdibl1ssvmu3">
               <w:r>
                 <w:rPr>
                   <w:rFonts w:ascii="Arial" w:cs="Arial" w:eastAsia="Arial" w:hAnsi="Arial"/>
@@ -21456,7 +21456,7 @@
               <w:spacing w:after="10" w:before="0"/>
               <w:ind w:left="120"/>
             </w:pPr>
-            <w:hyperlink w:history="1" r:id="rId_48hn4srjk8-mljvdnu8d">
+            <w:hyperlink w:history="1" r:id="rIdtga4mwcgimmgxmnofmu8a">
               <w:r>
                 <w:rPr>
                   <w:rFonts w:ascii="Arial" w:cs="Arial" w:eastAsia="Arial" w:hAnsi="Arial"/>
@@ -21501,7 +21501,7 @@
             <w:pPr>
               <w:spacing w:after="20" w:before="0"/>
             </w:pPr>
-            <w:hyperlink w:history="1" r:id="rIdkwlbkwmy5gdlwd8yt7awl">
+            <w:hyperlink w:history="1" r:id="rIdae3djdkqjeg_ysqssq2fw">
               <w:r>
                 <w:rPr>
                   <w:rFonts w:ascii="Arial" w:cs="Arial" w:eastAsia="Arial" w:hAnsi="Arial"/>
@@ -21534,7 +21534,7 @@
               <w:spacing w:after="10" w:before="0"/>
               <w:ind w:left="120"/>
             </w:pPr>
-            <w:hyperlink w:history="1" r:id="rIdxw2ezjmuhslsye5gfed2e">
+            <w:hyperlink w:history="1" r:id="rId4249mmyegf-wqmebhovcw">
               <w:r>
                 <w:rPr>
                   <w:rFonts w:ascii="Arial" w:cs="Arial" w:eastAsia="Arial" w:hAnsi="Arial"/>
@@ -21729,7 +21729,7 @@
             <w:pPr>
               <w:spacing w:after="20" w:before="0"/>
             </w:pPr>
-            <w:hyperlink w:history="1" r:id="rIdjszmje1vjhu1ymjeyvhxw">
+            <w:hyperlink w:history="1" r:id="rIddufioiam9rmzfcoon6qvc">
               <w:r>
                 <w:rPr>
                   <w:rFonts w:ascii="Arial" w:cs="Arial" w:eastAsia="Arial" w:hAnsi="Arial"/>
@@ -21762,7 +21762,7 @@
               <w:spacing w:after="10" w:before="0"/>
               <w:ind w:left="120"/>
             </w:pPr>
-            <w:hyperlink w:history="1" r:id="rId0b9tecbyaprrp76n4j-eb">
+            <w:hyperlink w:history="1" r:id="rIdz0nmo6ah5vs8nb-fj3ftb">
               <w:r>
                 <w:rPr>
                   <w:rFonts w:ascii="Arial" w:cs="Arial" w:eastAsia="Arial" w:hAnsi="Arial"/>
@@ -21807,7 +21807,7 @@
             <w:pPr>
               <w:spacing w:after="20" w:before="0"/>
             </w:pPr>
-            <w:hyperlink w:history="1" r:id="rIdpel1scxxbktwq4hhd7wvg">
+            <w:hyperlink w:history="1" r:id="rIdqw0b50ohtefhuklwow6py">
               <w:r>
                 <w:rPr>
                   <w:rFonts w:ascii="Arial" w:cs="Arial" w:eastAsia="Arial" w:hAnsi="Arial"/>
@@ -21840,7 +21840,7 @@
               <w:spacing w:after="10" w:before="0"/>
               <w:ind w:left="120"/>
             </w:pPr>
-            <w:hyperlink w:history="1" r:id="rId80xe7kss_0jghj-nviuk3">
+            <w:hyperlink w:history="1" r:id="rIdsfa3ffdfqcumupxyk_cua">
               <w:r>
                 <w:rPr>
                   <w:rFonts w:ascii="Arial" w:cs="Arial" w:eastAsia="Arial" w:hAnsi="Arial"/>
@@ -22352,7 +22352,7 @@
         </w:rPr>
         <w:t xml:space="preserve">© 2026 SeaVuria and ARES. Aligned with KICD objectives. Developed by SeaVuria; technical implementation by ARES (with AI assistance from Claude). Licensed under </w:t>
       </w:r>
-      <w:hyperlink w:history="1" r:id="rIdx4goxknscymqwvazdpiva">
+      <w:hyperlink w:history="1" r:id="rIdfnkf96adpdy8s3eu7a22x">
         <w:r>
           <w:rPr>
             <w:rFonts w:ascii="Arial" w:cs="Arial" w:eastAsia="Arial" w:hAnsi="Arial"/>
@@ -22373,7 +22373,7 @@
         </w:rPr>
         <w:t xml:space="preserve"> (</w:t>
       </w:r>
-      <w:hyperlink w:history="1" r:id="rId75aqp6p2-sauoddy7bl9l">
+      <w:hyperlink w:history="1" r:id="rId3bzxt08vixfy_jnsskyrc">
         <w:r>
           <w:rPr>
             <w:rFonts w:ascii="Arial" w:cs="Arial" w:eastAsia="Arial" w:hAnsi="Arial"/>
@@ -23386,7 +23386,7 @@
             <w:pPr>
               <w:spacing w:after="20" w:before="0"/>
             </w:pPr>
-            <w:hyperlink w:history="1" r:id="rIdshzsxwiscbjggapso0zhf">
+            <w:hyperlink w:history="1" r:id="rIdosq_7dm_a3l6om56qzi6h">
               <w:r>
                 <w:rPr>
                   <w:rFonts w:ascii="Arial" w:cs="Arial" w:eastAsia="Arial" w:hAnsi="Arial"/>
@@ -23419,7 +23419,7 @@
               <w:spacing w:after="10" w:before="0"/>
               <w:ind w:left="120"/>
             </w:pPr>
-            <w:hyperlink w:history="1" r:id="rIdnjml4tybu4ptug9rqero6">
+            <w:hyperlink w:history="1" r:id="rIduetkodu_wubyrm4kzb43k">
               <w:r>
                 <w:rPr>
                   <w:rFonts w:ascii="Arial" w:cs="Arial" w:eastAsia="Arial" w:hAnsi="Arial"/>
@@ -23464,7 +23464,7 @@
             <w:pPr>
               <w:spacing w:after="20" w:before="0"/>
             </w:pPr>
-            <w:hyperlink w:history="1" r:id="rIdyygcwlxhgimvsu2uijg31">
+            <w:hyperlink w:history="1" r:id="rIdovw7mr8ppfir36jshkcza">
               <w:r>
                 <w:rPr>
                   <w:rFonts w:ascii="Arial" w:cs="Arial" w:eastAsia="Arial" w:hAnsi="Arial"/>
@@ -23497,7 +23497,7 @@
               <w:spacing w:after="10" w:before="0"/>
               <w:ind w:left="120"/>
             </w:pPr>
-            <w:hyperlink w:history="1" r:id="rIdvcaietmiof1xnhkz-gpr6">
+            <w:hyperlink w:history="1" r:id="rIdyb3rf4gelsrk4iacp8rex">
               <w:r>
                 <w:rPr>
                   <w:rFonts w:ascii="Arial" w:cs="Arial" w:eastAsia="Arial" w:hAnsi="Arial"/>
@@ -23692,7 +23692,7 @@
             <w:pPr>
               <w:spacing w:after="20" w:before="0"/>
             </w:pPr>
-            <w:hyperlink w:history="1" r:id="rId5yxessdmbcwnpgvnto-ka">
+            <w:hyperlink w:history="1" r:id="rIdjfjsbvpzrfqs_lb_eg8ym">
               <w:r>
                 <w:rPr>
                   <w:rFonts w:ascii="Arial" w:cs="Arial" w:eastAsia="Arial" w:hAnsi="Arial"/>
@@ -23725,7 +23725,7 @@
               <w:spacing w:after="10" w:before="0"/>
               <w:ind w:left="120"/>
             </w:pPr>
-            <w:hyperlink w:history="1" r:id="rIdgwu09s05pzmalyekwkguo">
+            <w:hyperlink w:history="1" r:id="rIdsmy9jormofv3us86vgjzh">
               <w:r>
                 <w:rPr>
                   <w:rFonts w:ascii="Arial" w:cs="Arial" w:eastAsia="Arial" w:hAnsi="Arial"/>
@@ -23770,7 +23770,7 @@
             <w:pPr>
               <w:spacing w:after="20" w:before="0"/>
             </w:pPr>
-            <w:hyperlink w:history="1" r:id="rIdomlov_vt5emqmm6u0hqjz">
+            <w:hyperlink w:history="1" r:id="rIdabm2flkzazgboovodmuy4">
               <w:r>
                 <w:rPr>
                   <w:rFonts w:ascii="Arial" w:cs="Arial" w:eastAsia="Arial" w:hAnsi="Arial"/>
@@ -23803,7 +23803,7 @@
               <w:spacing w:after="10" w:before="0"/>
               <w:ind w:left="120"/>
             </w:pPr>
-            <w:hyperlink w:history="1" r:id="rId3ljaxfhzrgzjoohyfe9d5">
+            <w:hyperlink w:history="1" r:id="rIdysxnqgzqlq3k1kk9pp9xw">
               <w:r>
                 <w:rPr>
                   <w:rFonts w:ascii="Arial" w:cs="Arial" w:eastAsia="Arial" w:hAnsi="Arial"/>
@@ -23998,7 +23998,7 @@
             <w:pPr>
               <w:spacing w:after="20" w:before="0"/>
             </w:pPr>
-            <w:hyperlink w:history="1" r:id="rId85p4qhfcmelflreprtlti">
+            <w:hyperlink w:history="1" r:id="rIdt1-e4cp90_g9t6geztewg">
               <w:r>
                 <w:rPr>
                   <w:rFonts w:ascii="Arial" w:cs="Arial" w:eastAsia="Arial" w:hAnsi="Arial"/>
@@ -24031,7 +24031,7 @@
               <w:spacing w:after="10" w:before="0"/>
               <w:ind w:left="120"/>
             </w:pPr>
-            <w:hyperlink w:history="1" r:id="rIdko5uwmqmsnxgopdtjljsv">
+            <w:hyperlink w:history="1" r:id="rIdtsnsfcarqpologstdswa5">
               <w:r>
                 <w:rPr>
                   <w:rFonts w:ascii="Arial" w:cs="Arial" w:eastAsia="Arial" w:hAnsi="Arial"/>
@@ -24076,7 +24076,7 @@
             <w:pPr>
               <w:spacing w:after="20" w:before="0"/>
             </w:pPr>
-            <w:hyperlink w:history="1" r:id="rIdg98in_seugvrr90xaaihk">
+            <w:hyperlink w:history="1" r:id="rIdhl50v3vi9hd58mkagealr">
               <w:r>
                 <w:rPr>
                   <w:rFonts w:ascii="Arial" w:cs="Arial" w:eastAsia="Arial" w:hAnsi="Arial"/>
@@ -24109,7 +24109,7 @@
               <w:spacing w:after="10" w:before="0"/>
               <w:ind w:left="120"/>
             </w:pPr>
-            <w:hyperlink w:history="1" r:id="rIds-hmatxjpjwiwvajnza-n">
+            <w:hyperlink w:history="1" r:id="rIdngzwoaum4n3shyob4qu90">
               <w:r>
                 <w:rPr>
                   <w:rFonts w:ascii="Arial" w:cs="Arial" w:eastAsia="Arial" w:hAnsi="Arial"/>
@@ -24304,7 +24304,7 @@
             <w:pPr>
               <w:spacing w:after="20" w:before="0"/>
             </w:pPr>
-            <w:hyperlink w:history="1" r:id="rIdnyhufli_n7swododlcbnl">
+            <w:hyperlink w:history="1" r:id="rIdlpduzdethxs7nk1enfdzh">
               <w:r>
                 <w:rPr>
                   <w:rFonts w:ascii="Arial" w:cs="Arial" w:eastAsia="Arial" w:hAnsi="Arial"/>
@@ -24337,7 +24337,7 @@
               <w:spacing w:after="10" w:before="0"/>
               <w:ind w:left="120"/>
             </w:pPr>
-            <w:hyperlink w:history="1" r:id="rIdemv-xaem5riawxhdmi2ea">
+            <w:hyperlink w:history="1" r:id="rIddyhtkmxwkv8jr4m45vl4w">
               <w:r>
                 <w:rPr>
                   <w:rFonts w:ascii="Arial" w:cs="Arial" w:eastAsia="Arial" w:hAnsi="Arial"/>
@@ -24382,7 +24382,7 @@
             <w:pPr>
               <w:spacing w:after="20" w:before="0"/>
             </w:pPr>
-            <w:hyperlink w:history="1" r:id="rIdlbtf0dlkp1eunifsssqsf">
+            <w:hyperlink w:history="1" r:id="rIdw2ug007eeyeet3nirzpvy">
               <w:r>
                 <w:rPr>
                   <w:rFonts w:ascii="Arial" w:cs="Arial" w:eastAsia="Arial" w:hAnsi="Arial"/>
@@ -24415,7 +24415,7 @@
               <w:spacing w:after="10" w:before="0"/>
               <w:ind w:left="120"/>
             </w:pPr>
-            <w:hyperlink w:history="1" r:id="rIdcg5cpmeimphj8dygwczfg">
+            <w:hyperlink w:history="1" r:id="rIdvs_zvoe4wyfoa9nuj_d1i">
               <w:r>
                 <w:rPr>
                   <w:rFonts w:ascii="Arial" w:cs="Arial" w:eastAsia="Arial" w:hAnsi="Arial"/>
@@ -24610,7 +24610,7 @@
             <w:pPr>
               <w:spacing w:after="20" w:before="0"/>
             </w:pPr>
-            <w:hyperlink w:history="1" r:id="rIdhfqns_sa-9snkxmn-g-wt">
+            <w:hyperlink w:history="1" r:id="rIdqqdgjrw6qorf9ljyhq5zv">
               <w:r>
                 <w:rPr>
                   <w:rFonts w:ascii="Arial" w:cs="Arial" w:eastAsia="Arial" w:hAnsi="Arial"/>
@@ -24643,7 +24643,7 @@
               <w:spacing w:after="10" w:before="0"/>
               <w:ind w:left="120"/>
             </w:pPr>
-            <w:hyperlink w:history="1" r:id="rId44jfetsso-ewjezsar-ff">
+            <w:hyperlink w:history="1" r:id="rId0nvi2u5esajledqlt0r5e">
               <w:r>
                 <w:rPr>
                   <w:rFonts w:ascii="Arial" w:cs="Arial" w:eastAsia="Arial" w:hAnsi="Arial"/>
@@ -24688,7 +24688,7 @@
             <w:pPr>
               <w:spacing w:after="20" w:before="0"/>
             </w:pPr>
-            <w:hyperlink w:history="1" r:id="rIdh0-_7xd04becsncovxhkg">
+            <w:hyperlink w:history="1" r:id="rIdgluakkvhbgr0_h510x9ac">
               <w:r>
                 <w:rPr>
                   <w:rFonts w:ascii="Arial" w:cs="Arial" w:eastAsia="Arial" w:hAnsi="Arial"/>
@@ -24721,7 +24721,7 @@
               <w:spacing w:after="10" w:before="0"/>
               <w:ind w:left="120"/>
             </w:pPr>
-            <w:hyperlink w:history="1" r:id="rIdpgsrntwbki0asrvgjpcar">
+            <w:hyperlink w:history="1" r:id="rIdr7pim9kx-pi0ccxux9-wi">
               <w:r>
                 <w:rPr>
                   <w:rFonts w:ascii="Arial" w:cs="Arial" w:eastAsia="Arial" w:hAnsi="Arial"/>
@@ -25233,7 +25233,7 @@
         </w:rPr>
         <w:t xml:space="preserve">© 2026 SeaVuria and ARES. Aligned with KICD objectives. Developed by SeaVuria; technical implementation by ARES (with AI assistance from Claude). Licensed under </w:t>
       </w:r>
-      <w:hyperlink w:history="1" r:id="rIdyxojepkz51rf3mmuzxola">
+      <w:hyperlink w:history="1" r:id="rId87dvouj0aex_jqlnond4a">
         <w:r>
           <w:rPr>
             <w:rFonts w:ascii="Arial" w:cs="Arial" w:eastAsia="Arial" w:hAnsi="Arial"/>
@@ -25254,7 +25254,7 @@
         </w:rPr>
         <w:t xml:space="preserve"> (</w:t>
       </w:r>
-      <w:hyperlink w:history="1" r:id="rIdni8vdc8448nlj8_krukik">
+      <w:hyperlink w:history="1" r:id="rIdp_j79xi0khoy8rd_wr6zk">
         <w:r>
           <w:rPr>
             <w:rFonts w:ascii="Arial" w:cs="Arial" w:eastAsia="Arial" w:hAnsi="Arial"/>
@@ -26267,7 +26267,7 @@
             <w:pPr>
               <w:spacing w:after="20" w:before="0"/>
             </w:pPr>
-            <w:hyperlink w:history="1" r:id="rIdawrzreqgx04z6s0ybaoct">
+            <w:hyperlink w:history="1" r:id="rIdb_mhenkgl3vlffstvhixn">
               <w:r>
                 <w:rPr>
                   <w:rFonts w:ascii="Arial" w:cs="Arial" w:eastAsia="Arial" w:hAnsi="Arial"/>
@@ -26300,7 +26300,7 @@
               <w:spacing w:after="10" w:before="0"/>
               <w:ind w:left="120"/>
             </w:pPr>
-            <w:hyperlink w:history="1" r:id="rIdzugfleoozuhb0yikx2pa8">
+            <w:hyperlink w:history="1" r:id="rIdvyt5nxcz0sjqcei2bxyt8">
               <w:r>
                 <w:rPr>
                   <w:rFonts w:ascii="Arial" w:cs="Arial" w:eastAsia="Arial" w:hAnsi="Arial"/>
@@ -26345,7 +26345,7 @@
             <w:pPr>
               <w:spacing w:after="20" w:before="0"/>
             </w:pPr>
-            <w:hyperlink w:history="1" r:id="rIdf1gfge9iqkvvgbnfktgoz">
+            <w:hyperlink w:history="1" r:id="rId0f4y06laageqjqpbm2jcr">
               <w:r>
                 <w:rPr>
                   <w:rFonts w:ascii="Arial" w:cs="Arial" w:eastAsia="Arial" w:hAnsi="Arial"/>
@@ -26378,7 +26378,7 @@
               <w:spacing w:after="10" w:before="0"/>
               <w:ind w:left="120"/>
             </w:pPr>
-            <w:hyperlink w:history="1" r:id="rIdyh2wdswu_91ejromayfme">
+            <w:hyperlink w:history="1" r:id="rIdg-zmang2sgmqfhfja_9yu">
               <w:r>
                 <w:rPr>
                   <w:rFonts w:ascii="Arial" w:cs="Arial" w:eastAsia="Arial" w:hAnsi="Arial"/>
@@ -26573,7 +26573,7 @@
             <w:pPr>
               <w:spacing w:after="20" w:before="0"/>
             </w:pPr>
-            <w:hyperlink w:history="1" r:id="rIdg9041vfu_mw_kgcohqdh_">
+            <w:hyperlink w:history="1" r:id="rIddf0k8uq2gvjq9sdklwu4q">
               <w:r>
                 <w:rPr>
                   <w:rFonts w:ascii="Arial" w:cs="Arial" w:eastAsia="Arial" w:hAnsi="Arial"/>
@@ -26606,7 +26606,7 @@
               <w:spacing w:after="10" w:before="0"/>
               <w:ind w:left="120"/>
             </w:pPr>
-            <w:hyperlink w:history="1" r:id="rIdw8lawtzmub0x5rliim-n8">
+            <w:hyperlink w:history="1" r:id="rIdyuzfltxc-dy5bbf0o14eh">
               <w:r>
                 <w:rPr>
                   <w:rFonts w:ascii="Arial" w:cs="Arial" w:eastAsia="Arial" w:hAnsi="Arial"/>
@@ -26651,7 +26651,7 @@
             <w:pPr>
               <w:spacing w:after="20" w:before="0"/>
             </w:pPr>
-            <w:hyperlink w:history="1" r:id="rId76g0vc2rtcuvhgadzpwb6">
+            <w:hyperlink w:history="1" r:id="rIditjnzyjw8pv5vfpbxlonn">
               <w:r>
                 <w:rPr>
                   <w:rFonts w:ascii="Arial" w:cs="Arial" w:eastAsia="Arial" w:hAnsi="Arial"/>
@@ -26684,7 +26684,7 @@
               <w:spacing w:after="10" w:before="0"/>
               <w:ind w:left="120"/>
             </w:pPr>
-            <w:hyperlink w:history="1" r:id="rIdae_jllocha_lvldnajc2w">
+            <w:hyperlink w:history="1" r:id="rIdxep3uybhmtfrt1zgmvqjt">
               <w:r>
                 <w:rPr>
                   <w:rFonts w:ascii="Arial" w:cs="Arial" w:eastAsia="Arial" w:hAnsi="Arial"/>
@@ -26879,7 +26879,7 @@
             <w:pPr>
               <w:spacing w:after="20" w:before="0"/>
             </w:pPr>
-            <w:hyperlink w:history="1" r:id="rIdazq4bynabjncu5y42bqdm">
+            <w:hyperlink w:history="1" r:id="rIdxd2hjg2ajqh1cnqgkt8d1">
               <w:r>
                 <w:rPr>
                   <w:rFonts w:ascii="Arial" w:cs="Arial" w:eastAsia="Arial" w:hAnsi="Arial"/>
@@ -26912,7 +26912,7 @@
               <w:spacing w:after="10" w:before="0"/>
               <w:ind w:left="120"/>
             </w:pPr>
-            <w:hyperlink w:history="1" r:id="rId7nntlqdl9ye7hcgq7rpb-">
+            <w:hyperlink w:history="1" r:id="rIdlqzhndxf0eoms-__ok6cd">
               <w:r>
                 <w:rPr>
                   <w:rFonts w:ascii="Arial" w:cs="Arial" w:eastAsia="Arial" w:hAnsi="Arial"/>
@@ -26957,7 +26957,7 @@
             <w:pPr>
               <w:spacing w:after="20" w:before="0"/>
             </w:pPr>
-            <w:hyperlink w:history="1" r:id="rIdncuj90fjac1eumpmveski">
+            <w:hyperlink w:history="1" r:id="rId0n6w8mylfa9qqefek5oh0">
               <w:r>
                 <w:rPr>
                   <w:rFonts w:ascii="Arial" w:cs="Arial" w:eastAsia="Arial" w:hAnsi="Arial"/>
@@ -26990,7 +26990,7 @@
               <w:spacing w:after="10" w:before="0"/>
               <w:ind w:left="120"/>
             </w:pPr>
-            <w:hyperlink w:history="1" r:id="rIdvzujyquqej2lkj-ys9orv">
+            <w:hyperlink w:history="1" r:id="rIdpi9nung7lzovro88_xhza">
               <w:r>
                 <w:rPr>
                   <w:rFonts w:ascii="Arial" w:cs="Arial" w:eastAsia="Arial" w:hAnsi="Arial"/>
@@ -27185,7 +27185,7 @@
             <w:pPr>
               <w:spacing w:after="20" w:before="0"/>
             </w:pPr>
-            <w:hyperlink w:history="1" r:id="rIdzbxugkyordolh4aq8kntz">
+            <w:hyperlink w:history="1" r:id="rId3bqnxw-pyxc4wloed-ofv">
               <w:r>
                 <w:rPr>
                   <w:rFonts w:ascii="Arial" w:cs="Arial" w:eastAsia="Arial" w:hAnsi="Arial"/>
@@ -27218,7 +27218,7 @@
               <w:spacing w:after="10" w:before="0"/>
               <w:ind w:left="120"/>
             </w:pPr>
-            <w:hyperlink w:history="1" r:id="rIdxhdrt9qg8yxushnams02k">
+            <w:hyperlink w:history="1" r:id="rId2hnjwtjyh23ou9mtwleyd">
               <w:r>
                 <w:rPr>
                   <w:rFonts w:ascii="Arial" w:cs="Arial" w:eastAsia="Arial" w:hAnsi="Arial"/>
@@ -27263,7 +27263,7 @@
             <w:pPr>
               <w:spacing w:after="20" w:before="0"/>
             </w:pPr>
-            <w:hyperlink w:history="1" r:id="rIdpg_tukqm8rqhj0me-nxdb">
+            <w:hyperlink w:history="1" r:id="rId60xu2muiwxf9wfvk6tt5f">
               <w:r>
                 <w:rPr>
                   <w:rFonts w:ascii="Arial" w:cs="Arial" w:eastAsia="Arial" w:hAnsi="Arial"/>
@@ -27296,7 +27296,7 @@
               <w:spacing w:after="10" w:before="0"/>
               <w:ind w:left="120"/>
             </w:pPr>
-            <w:hyperlink w:history="1" r:id="rIdcra5_rjacc8bh96npiueb">
+            <w:hyperlink w:history="1" r:id="rIdxdkxxxq3brffrytgv8jt9">
               <w:r>
                 <w:rPr>
                   <w:rFonts w:ascii="Arial" w:cs="Arial" w:eastAsia="Arial" w:hAnsi="Arial"/>
@@ -27491,7 +27491,7 @@
             <w:pPr>
               <w:spacing w:after="20" w:before="0"/>
             </w:pPr>
-            <w:hyperlink w:history="1" r:id="rIdp8xmtpm7czpkyos3fj827">
+            <w:hyperlink w:history="1" r:id="rIdgtktwfj7mdms2vsuckblb">
               <w:r>
                 <w:rPr>
                   <w:rFonts w:ascii="Arial" w:cs="Arial" w:eastAsia="Arial" w:hAnsi="Arial"/>
@@ -27524,7 +27524,7 @@
               <w:spacing w:after="10" w:before="0"/>
               <w:ind w:left="120"/>
             </w:pPr>
-            <w:hyperlink w:history="1" r:id="rIdc8end8cppzhkzzb6bcg_8">
+            <w:hyperlink w:history="1" r:id="rIda5ypbx2fzfeobsuvnqfjs">
               <w:r>
                 <w:rPr>
                   <w:rFonts w:ascii="Arial" w:cs="Arial" w:eastAsia="Arial" w:hAnsi="Arial"/>
@@ -27569,7 +27569,7 @@
             <w:pPr>
               <w:spacing w:after="20" w:before="0"/>
             </w:pPr>
-            <w:hyperlink w:history="1" r:id="rIdqsykm7r2fddkeqo1frt6r">
+            <w:hyperlink w:history="1" r:id="rIdcoypstctge2r3eqnv4sua">
               <w:r>
                 <w:rPr>
                   <w:rFonts w:ascii="Arial" w:cs="Arial" w:eastAsia="Arial" w:hAnsi="Arial"/>
@@ -27602,7 +27602,7 @@
               <w:spacing w:after="10" w:before="0"/>
               <w:ind w:left="120"/>
             </w:pPr>
-            <w:hyperlink w:history="1" r:id="rIdv7dbiaktispmt4dsbhsn6">
+            <w:hyperlink w:history="1" r:id="rIdn2crjrm4fol6lwv9evwg4">
               <w:r>
                 <w:rPr>
                   <w:rFonts w:ascii="Arial" w:cs="Arial" w:eastAsia="Arial" w:hAnsi="Arial"/>
@@ -28114,7 +28114,7 @@
         </w:rPr>
         <w:t xml:space="preserve">© 2026 SeaVuria and ARES. Aligned with KICD objectives. Developed by SeaVuria; technical implementation by ARES (with AI assistance from Claude). Licensed under </w:t>
       </w:r>
-      <w:hyperlink w:history="1" r:id="rIdtrqw3sqt5dx1gvnvq00k8">
+      <w:hyperlink w:history="1" r:id="rIdxihuckddieahhspj2l9s7">
         <w:r>
           <w:rPr>
             <w:rFonts w:ascii="Arial" w:cs="Arial" w:eastAsia="Arial" w:hAnsi="Arial"/>
@@ -28135,7 +28135,7 @@
         </w:rPr>
         <w:t xml:space="preserve"> (</w:t>
       </w:r>
-      <w:hyperlink w:history="1" r:id="rIdm_icravu8cd8huxumkn_7">
+      <w:hyperlink w:history="1" r:id="rId49scnygtckibxzlmauiyt">
         <w:r>
           <w:rPr>
             <w:rFonts w:ascii="Arial" w:cs="Arial" w:eastAsia="Arial" w:hAnsi="Arial"/>
@@ -29148,7 +29148,7 @@
             <w:pPr>
               <w:spacing w:after="20" w:before="0"/>
             </w:pPr>
-            <w:hyperlink w:history="1" r:id="rIdojdjpwgpfyvrnzuclkyew">
+            <w:hyperlink w:history="1" r:id="rIdjrjjk-njuyd6eaavxftj4">
               <w:r>
                 <w:rPr>
                   <w:rFonts w:ascii="Arial" w:cs="Arial" w:eastAsia="Arial" w:hAnsi="Arial"/>
@@ -29181,7 +29181,7 @@
               <w:spacing w:after="10" w:before="0"/>
               <w:ind w:left="120"/>
             </w:pPr>
-            <w:hyperlink w:history="1" r:id="rIdxvsaqsvpuvly24dy2kngd">
+            <w:hyperlink w:history="1" r:id="rIdc8gyr3zfmiwsba_q8kmqg">
               <w:r>
                 <w:rPr>
                   <w:rFonts w:ascii="Arial" w:cs="Arial" w:eastAsia="Arial" w:hAnsi="Arial"/>
@@ -29226,7 +29226,7 @@
             <w:pPr>
               <w:spacing w:after="20" w:before="0"/>
             </w:pPr>
-            <w:hyperlink w:history="1" r:id="rIdejukj4tyjbtd6olfwfnue">
+            <w:hyperlink w:history="1" r:id="rIdl49nocyakbstolje0r3pc">
               <w:r>
                 <w:rPr>
                   <w:rFonts w:ascii="Arial" w:cs="Arial" w:eastAsia="Arial" w:hAnsi="Arial"/>
@@ -29259,7 +29259,7 @@
               <w:spacing w:after="10" w:before="0"/>
               <w:ind w:left="120"/>
             </w:pPr>
-            <w:hyperlink w:history="1" r:id="rIdxsuoibyqobbkelibusc6t">
+            <w:hyperlink w:history="1" r:id="rIde0n1xfa-1zygbxt3vhboc">
               <w:r>
                 <w:rPr>
                   <w:rFonts w:ascii="Arial" w:cs="Arial" w:eastAsia="Arial" w:hAnsi="Arial"/>
@@ -29454,7 +29454,7 @@
             <w:pPr>
               <w:spacing w:after="20" w:before="0"/>
             </w:pPr>
-            <w:hyperlink w:history="1" r:id="rIdczlvrs6gckki7numqxvch">
+            <w:hyperlink w:history="1" r:id="rId_ofy2b-c8cben13h0o2b1">
               <w:r>
                 <w:rPr>
                   <w:rFonts w:ascii="Arial" w:cs="Arial" w:eastAsia="Arial" w:hAnsi="Arial"/>
@@ -29487,7 +29487,7 @@
               <w:spacing w:after="10" w:before="0"/>
               <w:ind w:left="120"/>
             </w:pPr>
-            <w:hyperlink w:history="1" r:id="rIda3xwsefvvnc-g5o-unqt8">
+            <w:hyperlink w:history="1" r:id="rIdocfhxzqggwtsrp1kymnyb">
               <w:r>
                 <w:rPr>
                   <w:rFonts w:ascii="Arial" w:cs="Arial" w:eastAsia="Arial" w:hAnsi="Arial"/>
@@ -29532,7 +29532,7 @@
             <w:pPr>
               <w:spacing w:after="20" w:before="0"/>
             </w:pPr>
-            <w:hyperlink w:history="1" r:id="rIdl--ly77ygtrkhlamz3had">
+            <w:hyperlink w:history="1" r:id="rIdcuszwcjekfdlduheculqf">
               <w:r>
                 <w:rPr>
                   <w:rFonts w:ascii="Arial" w:cs="Arial" w:eastAsia="Arial" w:hAnsi="Arial"/>
@@ -29565,7 +29565,7 @@
               <w:spacing w:after="10" w:before="0"/>
               <w:ind w:left="120"/>
             </w:pPr>
-            <w:hyperlink w:history="1" r:id="rIdre-xbrbalztepypoywpxp">
+            <w:hyperlink w:history="1" r:id="rIdj4mkf3-a3lnij6uc3j7c1">
               <w:r>
                 <w:rPr>
                   <w:rFonts w:ascii="Arial" w:cs="Arial" w:eastAsia="Arial" w:hAnsi="Arial"/>
@@ -29760,7 +29760,7 @@
             <w:pPr>
               <w:spacing w:after="20" w:before="0"/>
             </w:pPr>
-            <w:hyperlink w:history="1" r:id="rIdy_pdifnfr94zjh7psro8i">
+            <w:hyperlink w:history="1" r:id="rIdatasrr9hktsy95b8cf-kv">
               <w:r>
                 <w:rPr>
                   <w:rFonts w:ascii="Arial" w:cs="Arial" w:eastAsia="Arial" w:hAnsi="Arial"/>
@@ -29793,7 +29793,7 @@
               <w:spacing w:after="10" w:before="0"/>
               <w:ind w:left="120"/>
             </w:pPr>
-            <w:hyperlink w:history="1" r:id="rId8jlxhmgslzfrh9bvio1_z">
+            <w:hyperlink w:history="1" r:id="rIdps73rqnh95vmyvkxylgac">
               <w:r>
                 <w:rPr>
                   <w:rFonts w:ascii="Arial" w:cs="Arial" w:eastAsia="Arial" w:hAnsi="Arial"/>
@@ -29838,7 +29838,7 @@
             <w:pPr>
               <w:spacing w:after="20" w:before="0"/>
             </w:pPr>
-            <w:hyperlink w:history="1" r:id="rIdydayl5jo4ors3yllbcxai">
+            <w:hyperlink w:history="1" r:id="rIdwoebftp7m6fah1w5ibhg1">
               <w:r>
                 <w:rPr>
                   <w:rFonts w:ascii="Arial" w:cs="Arial" w:eastAsia="Arial" w:hAnsi="Arial"/>
@@ -29871,7 +29871,7 @@
               <w:spacing w:after="10" w:before="0"/>
               <w:ind w:left="120"/>
             </w:pPr>
-            <w:hyperlink w:history="1" r:id="rIdw2kd_w7k62_f7i8lq5net">
+            <w:hyperlink w:history="1" r:id="rIdohixnsussm6xhzvi50l37">
               <w:r>
                 <w:rPr>
                   <w:rFonts w:ascii="Arial" w:cs="Arial" w:eastAsia="Arial" w:hAnsi="Arial"/>
@@ -30066,7 +30066,7 @@
             <w:pPr>
               <w:spacing w:after="20" w:before="0"/>
             </w:pPr>
-            <w:hyperlink w:history="1" r:id="rIdnedp4gzffagyraf_1ngvz">
+            <w:hyperlink w:history="1" r:id="rIdmxctr6cspnltykxkwode7">
               <w:r>
                 <w:rPr>
                   <w:rFonts w:ascii="Arial" w:cs="Arial" w:eastAsia="Arial" w:hAnsi="Arial"/>
@@ -30099,7 +30099,7 @@
               <w:spacing w:after="10" w:before="0"/>
               <w:ind w:left="120"/>
             </w:pPr>
-            <w:hyperlink w:history="1" r:id="rIdqemyhnji75btxtglrcp6h">
+            <w:hyperlink w:history="1" r:id="rIdhq2nnvuz77ypupnesh7cq">
               <w:r>
                 <w:rPr>
                   <w:rFonts w:ascii="Arial" w:cs="Arial" w:eastAsia="Arial" w:hAnsi="Arial"/>
@@ -30144,7 +30144,7 @@
             <w:pPr>
               <w:spacing w:after="20" w:before="0"/>
             </w:pPr>
-            <w:hyperlink w:history="1" r:id="rId4mdgjk6brvtjeckaaeiai">
+            <w:hyperlink w:history="1" r:id="rIdq7zs04it0k65vl1h7sspg">
               <w:r>
                 <w:rPr>
                   <w:rFonts w:ascii="Arial" w:cs="Arial" w:eastAsia="Arial" w:hAnsi="Arial"/>
@@ -30177,7 +30177,7 @@
               <w:spacing w:after="10" w:before="0"/>
               <w:ind w:left="120"/>
             </w:pPr>
-            <w:hyperlink w:history="1" r:id="rIdmy8qohevprhiuvi5nbwzn">
+            <w:hyperlink w:history="1" r:id="rIdboho3gggynemmadu9g7m8">
               <w:r>
                 <w:rPr>
                   <w:rFonts w:ascii="Arial" w:cs="Arial" w:eastAsia="Arial" w:hAnsi="Arial"/>
@@ -30372,7 +30372,7 @@
             <w:pPr>
               <w:spacing w:after="20" w:before="0"/>
             </w:pPr>
-            <w:hyperlink w:history="1" r:id="rIdmotvypnnzix7oll0nvczp">
+            <w:hyperlink w:history="1" r:id="rIderxox4b8zy5tjkmsczlx-">
               <w:r>
                 <w:rPr>
                   <w:rFonts w:ascii="Arial" w:cs="Arial" w:eastAsia="Arial" w:hAnsi="Arial"/>
@@ -30405,7 +30405,7 @@
               <w:spacing w:after="10" w:before="0"/>
               <w:ind w:left="120"/>
             </w:pPr>
-            <w:hyperlink w:history="1" r:id="rIdxijvxszk4v8lmljuqbvat">
+            <w:hyperlink w:history="1" r:id="rId1e2nyxt_u5j1c1cqti_r7">
               <w:r>
                 <w:rPr>
                   <w:rFonts w:ascii="Arial" w:cs="Arial" w:eastAsia="Arial" w:hAnsi="Arial"/>
@@ -30450,7 +30450,7 @@
             <w:pPr>
               <w:spacing w:after="20" w:before="0"/>
             </w:pPr>
-            <w:hyperlink w:history="1" r:id="rIdvk2ocd0ibltvrln92dsrb">
+            <w:hyperlink w:history="1" r:id="rId4sr6f5jd28smhdkwyokfd">
               <w:r>
                 <w:rPr>
                   <w:rFonts w:ascii="Arial" w:cs="Arial" w:eastAsia="Arial" w:hAnsi="Arial"/>
@@ -30483,7 +30483,7 @@
               <w:spacing w:after="10" w:before="0"/>
               <w:ind w:left="120"/>
             </w:pPr>
-            <w:hyperlink w:history="1" r:id="rIdilkzl8fyvoucciwsjtzim">
+            <w:hyperlink w:history="1" r:id="rIdrzlmkrj_w5zv3llgsgjdu">
               <w:r>
                 <w:rPr>
                   <w:rFonts w:ascii="Arial" w:cs="Arial" w:eastAsia="Arial" w:hAnsi="Arial"/>
@@ -30995,7 +30995,7 @@
         </w:rPr>
         <w:t xml:space="preserve">© 2026 SeaVuria and ARES. Aligned with KICD objectives. Developed by SeaVuria; technical implementation by ARES (with AI assistance from Claude). Licensed under </w:t>
       </w:r>
-      <w:hyperlink w:history="1" r:id="rIdbbcgtrqvamtd7ehxzhfo1">
+      <w:hyperlink w:history="1" r:id="rIdttkuoyntmioeni6amvuya">
         <w:r>
           <w:rPr>
             <w:rFonts w:ascii="Arial" w:cs="Arial" w:eastAsia="Arial" w:hAnsi="Arial"/>
@@ -31016,7 +31016,7 @@
         </w:rPr>
         <w:t xml:space="preserve"> (</w:t>
       </w:r>
-      <w:hyperlink w:history="1" r:id="rIdywm-fpc0bgituvbzgew8p">
+      <w:hyperlink w:history="1" r:id="rIdlmqgfhw24kfevg2lr2eg8">
         <w:r>
           <w:rPr>
             <w:rFonts w:ascii="Arial" w:cs="Arial" w:eastAsia="Arial" w:hAnsi="Arial"/>

--- a/data/outputs/v2/Grade11/Biology/Lesson_Plans/SS1.4_Cell_Division/Biology_Cell_Division_CBE_LessonSequence.docx
+++ b/data/outputs/v2/Grade11/Biology/Lesson_Plans/SS1.4_Cell_Division/Biology_Cell_Division_CBE_LessonSequence.docx
@@ -2172,7 +2172,7 @@
         </w:rPr>
         <w:t xml:space="preserve">© 2026 SeaVuria and ARES. This work is licensed under a </w:t>
       </w:r>
-      <w:hyperlink w:history="1" r:id="rIdingfinn5malkpzvyzcj4b">
+      <w:hyperlink w:history="1" r:id="rIdr_v6zfqiojs7jdrqgx_rg">
         <w:r>
           <w:rPr>
             <w:rFonts w:ascii="Arial" w:cs="Arial" w:eastAsia="Arial" w:hAnsi="Arial"/>
@@ -2192,7 +2192,7 @@
         </w:rPr>
         <w:t xml:space="preserve"> (</w:t>
       </w:r>
-      <w:hyperlink w:history="1" r:id="rIdkuxkqijxzdsndrbnm2twi">
+      <w:hyperlink w:history="1" r:id="rIdo7kfe2a24vtpvgjycdlhc">
         <w:r>
           <w:rPr>
             <w:rFonts w:ascii="Arial" w:cs="Arial" w:eastAsia="Arial" w:hAnsi="Arial"/>
@@ -2212,7 +2212,7 @@
         </w:rPr>
         <w:t xml:space="preserve">). To view a copy of this license, visit </w:t>
       </w:r>
-      <w:hyperlink w:history="1" r:id="rIdncgvdwlnl4degz7waecyi">
+      <w:hyperlink w:history="1" r:id="rIdxumm4hbhpb1cazdwwwefl">
         <w:r>
           <w:rPr>
             <w:rFonts w:ascii="Arial" w:cs="Arial" w:eastAsia="Arial" w:hAnsi="Arial"/>
@@ -3224,7 +3224,7 @@
             <w:pPr>
               <w:spacing w:after="20" w:before="0"/>
             </w:pPr>
-            <w:hyperlink w:history="1" r:id="rIdaesykyzhya3oadlwrqdeq">
+            <w:hyperlink w:history="1" r:id="rIdxmdjpw59vsuw82rdrd2dv">
               <w:r>
                 <w:rPr>
                   <w:rFonts w:ascii="Arial" w:cs="Arial" w:eastAsia="Arial" w:hAnsi="Arial"/>
@@ -3257,7 +3257,7 @@
               <w:spacing w:after="10" w:before="0"/>
               <w:ind w:left="120"/>
             </w:pPr>
-            <w:hyperlink w:history="1" r:id="rIdpywkdx7ts5siwrzdjg-b-">
+            <w:hyperlink w:history="1" r:id="rIdxk2lkzlyyj2ncfwczwn8k">
               <w:r>
                 <w:rPr>
                   <w:rFonts w:ascii="Arial" w:cs="Arial" w:eastAsia="Arial" w:hAnsi="Arial"/>
@@ -3302,7 +3302,7 @@
             <w:pPr>
               <w:spacing w:after="20" w:before="0"/>
             </w:pPr>
-            <w:hyperlink w:history="1" r:id="rIdjzy7dycuz0xqkb4yfvgcq">
+            <w:hyperlink w:history="1" r:id="rIdatnsv0ebhwuzzgvb5rjhb">
               <w:r>
                 <w:rPr>
                   <w:rFonts w:ascii="Arial" w:cs="Arial" w:eastAsia="Arial" w:hAnsi="Arial"/>
@@ -3351,7 +3351,7 @@
               <w:spacing w:after="10" w:before="0"/>
               <w:ind w:left="120"/>
             </w:pPr>
-            <w:hyperlink w:history="1" r:id="rIdww5rdgv_grture5qnwple">
+            <w:hyperlink w:history="1" r:id="rIdl9ku0lhu5_skqco0zl5tf">
               <w:r>
                 <w:rPr>
                   <w:rFonts w:ascii="Arial" w:cs="Arial" w:eastAsia="Arial" w:hAnsi="Arial"/>
@@ -3546,7 +3546,7 @@
             <w:pPr>
               <w:spacing w:after="20" w:before="0"/>
             </w:pPr>
-            <w:hyperlink w:history="1" r:id="rIdtooz4hh2gp6gwo3jylpvs">
+            <w:hyperlink w:history="1" r:id="rIdbyuok33nuqgjqoout7lr4">
               <w:r>
                 <w:rPr>
                   <w:rFonts w:ascii="Arial" w:cs="Arial" w:eastAsia="Arial" w:hAnsi="Arial"/>
@@ -3579,7 +3579,7 @@
               <w:spacing w:after="10" w:before="0"/>
               <w:ind w:left="120"/>
             </w:pPr>
-            <w:hyperlink w:history="1" r:id="rIdf0rwlbedcvr_pal9tshgr">
+            <w:hyperlink w:history="1" r:id="rIdrd-cyjm9gynqspakjndk8">
               <w:r>
                 <w:rPr>
                   <w:rFonts w:ascii="Arial" w:cs="Arial" w:eastAsia="Arial" w:hAnsi="Arial"/>
@@ -3624,7 +3624,7 @@
             <w:pPr>
               <w:spacing w:after="20" w:before="0"/>
             </w:pPr>
-            <w:hyperlink w:history="1" r:id="rIdyncra5mzmdhwfplwlvaaf">
+            <w:hyperlink w:history="1" r:id="rId3jnlaqkacsasbydtseent">
               <w:r>
                 <w:rPr>
                   <w:rFonts w:ascii="Arial" w:cs="Arial" w:eastAsia="Arial" w:hAnsi="Arial"/>
@@ -3673,7 +3673,7 @@
               <w:spacing w:after="10" w:before="0"/>
               <w:ind w:left="120"/>
             </w:pPr>
-            <w:hyperlink w:history="1" r:id="rIdrc1sbchdib4wj79qr6yb5">
+            <w:hyperlink w:history="1" r:id="rIdk8vjkv6lj_pxj9asoqxmq">
               <w:r>
                 <w:rPr>
                   <w:rFonts w:ascii="Arial" w:cs="Arial" w:eastAsia="Arial" w:hAnsi="Arial"/>
@@ -3868,7 +3868,7 @@
             <w:pPr>
               <w:spacing w:after="20" w:before="0"/>
             </w:pPr>
-            <w:hyperlink w:history="1" r:id="rIdjj4_nhsi6hd_x1fgrnwzh">
+            <w:hyperlink w:history="1" r:id="rIdlbraqfi4ymnvpbtxdy7za">
               <w:r>
                 <w:rPr>
                   <w:rFonts w:ascii="Arial" w:cs="Arial" w:eastAsia="Arial" w:hAnsi="Arial"/>
@@ -3901,7 +3901,7 @@
               <w:spacing w:after="10" w:before="0"/>
               <w:ind w:left="120"/>
             </w:pPr>
-            <w:hyperlink w:history="1" r:id="rId7eqk_fjkanze5i7l2hpbt">
+            <w:hyperlink w:history="1" r:id="rId7vpgkony8gsf6igiqq5gv">
               <w:r>
                 <w:rPr>
                   <w:rFonts w:ascii="Arial" w:cs="Arial" w:eastAsia="Arial" w:hAnsi="Arial"/>
@@ -3946,7 +3946,7 @@
             <w:pPr>
               <w:spacing w:after="20" w:before="0"/>
             </w:pPr>
-            <w:hyperlink w:history="1" r:id="rIdb21faca-9h5_t4t8sxzbr">
+            <w:hyperlink w:history="1" r:id="rIde0n98xblxgmdvmnivp4o0">
               <w:r>
                 <w:rPr>
                   <w:rFonts w:ascii="Arial" w:cs="Arial" w:eastAsia="Arial" w:hAnsi="Arial"/>
@@ -3995,7 +3995,7 @@
               <w:spacing w:after="10" w:before="0"/>
               <w:ind w:left="120"/>
             </w:pPr>
-            <w:hyperlink w:history="1" r:id="rIdqk9jtcbrcc5gtp9z_-mz9">
+            <w:hyperlink w:history="1" r:id="rId12rbcw72rs0iwwdbnxbgx">
               <w:r>
                 <w:rPr>
                   <w:rFonts w:ascii="Arial" w:cs="Arial" w:eastAsia="Arial" w:hAnsi="Arial"/>
@@ -4190,7 +4190,7 @@
             <w:pPr>
               <w:spacing w:after="20" w:before="0"/>
             </w:pPr>
-            <w:hyperlink w:history="1" r:id="rIdjc-gxkfxzih08ymonvshi">
+            <w:hyperlink w:history="1" r:id="rIdon4mdycnwgtdpa47uxacz">
               <w:r>
                 <w:rPr>
                   <w:rFonts w:ascii="Arial" w:cs="Arial" w:eastAsia="Arial" w:hAnsi="Arial"/>
@@ -4223,7 +4223,7 @@
               <w:spacing w:after="10" w:before="0"/>
               <w:ind w:left="120"/>
             </w:pPr>
-            <w:hyperlink w:history="1" r:id="rIdc8jmsbf9eymbl0mt_rusg">
+            <w:hyperlink w:history="1" r:id="rIdezcrzqjfb002mh6vyaaxa">
               <w:r>
                 <w:rPr>
                   <w:rFonts w:ascii="Arial" w:cs="Arial" w:eastAsia="Arial" w:hAnsi="Arial"/>
@@ -4268,7 +4268,7 @@
             <w:pPr>
               <w:spacing w:after="20" w:before="0"/>
             </w:pPr>
-            <w:hyperlink w:history="1" r:id="rId3hess3r5ekdlxqfmvtjvy">
+            <w:hyperlink w:history="1" r:id="rIdedi11rx02lrlwz7l7xsh9">
               <w:r>
                 <w:rPr>
                   <w:rFonts w:ascii="Arial" w:cs="Arial" w:eastAsia="Arial" w:hAnsi="Arial"/>
@@ -4317,7 +4317,7 @@
               <w:spacing w:after="10" w:before="0"/>
               <w:ind w:left="120"/>
             </w:pPr>
-            <w:hyperlink w:history="1" r:id="rIdosd-l6vhzi28ci4xjjnz9">
+            <w:hyperlink w:history="1" r:id="rId1mplc70i32ts8bask_fl4">
               <w:r>
                 <w:rPr>
                   <w:rFonts w:ascii="Arial" w:cs="Arial" w:eastAsia="Arial" w:hAnsi="Arial"/>
@@ -4512,7 +4512,7 @@
             <w:pPr>
               <w:spacing w:after="20" w:before="0"/>
             </w:pPr>
-            <w:hyperlink w:history="1" r:id="rId8fqx1jthodbexdjewsqd2">
+            <w:hyperlink w:history="1" r:id="rIdnoto-dg0b_rx6t6mvlo-g">
               <w:r>
                 <w:rPr>
                   <w:rFonts w:ascii="Arial" w:cs="Arial" w:eastAsia="Arial" w:hAnsi="Arial"/>
@@ -4561,7 +4561,7 @@
               <w:spacing w:after="10" w:before="0"/>
               <w:ind w:left="120"/>
             </w:pPr>
-            <w:hyperlink w:history="1" r:id="rIdzxyjbudgtseiih2jcejk2">
+            <w:hyperlink w:history="1" r:id="rIdzcuvk9qth-kgmkbaiy8-2">
               <w:r>
                 <w:rPr>
                   <w:rFonts w:ascii="Arial" w:cs="Arial" w:eastAsia="Arial" w:hAnsi="Arial"/>
@@ -4606,7 +4606,7 @@
             <w:pPr>
               <w:spacing w:after="20" w:before="0"/>
             </w:pPr>
-            <w:hyperlink w:history="1" r:id="rIdxr_aehieu0hokxrz1_k0n">
+            <w:hyperlink w:history="1" r:id="rId_alpdkvdhxqg4xftwm9qz">
               <w:r>
                 <w:rPr>
                   <w:rFonts w:ascii="Arial" w:cs="Arial" w:eastAsia="Arial" w:hAnsi="Arial"/>
@@ -4655,7 +4655,7 @@
               <w:spacing w:after="10" w:before="0"/>
               <w:ind w:left="120"/>
             </w:pPr>
-            <w:hyperlink w:history="1" r:id="rIdpc34mqnqy_hetljpgm42t">
+            <w:hyperlink w:history="1" r:id="rIdrmcj1f5d_yleqwt1fbc05">
               <w:r>
                 <w:rPr>
                   <w:rFonts w:ascii="Arial" w:cs="Arial" w:eastAsia="Arial" w:hAnsi="Arial"/>
@@ -5167,7 +5167,7 @@
         </w:rPr>
         <w:t xml:space="preserve">© 2026 SeaVuria and ARES. Aligned with KICD objectives. Developed by SeaVuria; technical implementation by ARES (with AI assistance from Claude). Licensed under </w:t>
       </w:r>
-      <w:hyperlink w:history="1" r:id="rIdmcm7gsgne-fpky4a8qthk">
+      <w:hyperlink w:history="1" r:id="rIdwxvguwb19jxv-dcdeqnlj">
         <w:r>
           <w:rPr>
             <w:rFonts w:ascii="Arial" w:cs="Arial" w:eastAsia="Arial" w:hAnsi="Arial"/>
@@ -5188,7 +5188,7 @@
         </w:rPr>
         <w:t xml:space="preserve"> (</w:t>
       </w:r>
-      <w:hyperlink w:history="1" r:id="rIdrlmfuzp1_afxxpi4dkwvc">
+      <w:hyperlink w:history="1" r:id="rIdvas-dhspoikkszcvuo8b2">
         <w:r>
           <w:rPr>
             <w:rFonts w:ascii="Arial" w:cs="Arial" w:eastAsia="Arial" w:hAnsi="Arial"/>
@@ -6201,7 +6201,7 @@
             <w:pPr>
               <w:spacing w:after="20" w:before="0"/>
             </w:pPr>
-            <w:hyperlink w:history="1" r:id="rIdknhl251c7rmif_p-kvrhz">
+            <w:hyperlink w:history="1" r:id="rId3iaqy15sth9foq9ocmsgb">
               <w:r>
                 <w:rPr>
                   <w:rFonts w:ascii="Arial" w:cs="Arial" w:eastAsia="Arial" w:hAnsi="Arial"/>
@@ -6234,7 +6234,7 @@
               <w:spacing w:after="10" w:before="0"/>
               <w:ind w:left="120"/>
             </w:pPr>
-            <w:hyperlink w:history="1" r:id="rIdt0hmiyagjnrsdm0gcfxd7">
+            <w:hyperlink w:history="1" r:id="rId8b40hb_woogvtn-5nohqk">
               <w:r>
                 <w:rPr>
                   <w:rFonts w:ascii="Arial" w:cs="Arial" w:eastAsia="Arial" w:hAnsi="Arial"/>
@@ -6296,7 +6296,7 @@
               <w:spacing w:after="10" w:before="0"/>
               <w:ind w:left="120"/>
             </w:pPr>
-            <w:hyperlink w:history="1" r:id="rIdb3m1b-83vcr5slaehx3ev">
+            <w:hyperlink w:history="1" r:id="rIdpe9shqbdlgbtancgtjqez">
               <w:r>
                 <w:rPr>
                   <w:rFonts w:ascii="Arial" w:cs="Arial" w:eastAsia="Arial" w:hAnsi="Arial"/>
@@ -6506,7 +6506,7 @@
             <w:pPr>
               <w:spacing w:after="20" w:before="0"/>
             </w:pPr>
-            <w:hyperlink w:history="1" r:id="rIddgbhytgirghcacdfiv-io">
+            <w:hyperlink w:history="1" r:id="rIdlj4nhqdavvmvyeglkrl6a">
               <w:r>
                 <w:rPr>
                   <w:rFonts w:ascii="Arial" w:cs="Arial" w:eastAsia="Arial" w:hAnsi="Arial"/>
@@ -6539,7 +6539,7 @@
               <w:spacing w:after="10" w:before="0"/>
               <w:ind w:left="120"/>
             </w:pPr>
-            <w:hyperlink w:history="1" r:id="rIdjvxnyfnjqvsnl7j378eru">
+            <w:hyperlink w:history="1" r:id="rId7ut5xbtuelhz-lf_ssql6">
               <w:r>
                 <w:rPr>
                   <w:rFonts w:ascii="Arial" w:cs="Arial" w:eastAsia="Arial" w:hAnsi="Arial"/>
@@ -6601,7 +6601,7 @@
               <w:spacing w:after="10" w:before="0"/>
               <w:ind w:left="120"/>
             </w:pPr>
-            <w:hyperlink w:history="1" r:id="rIdelbh7azrpyes9y9u4_zfq">
+            <w:hyperlink w:history="1" r:id="rIdtwret2hzkya6u3ndmpycf">
               <w:r>
                 <w:rPr>
                   <w:rFonts w:ascii="Arial" w:cs="Arial" w:eastAsia="Arial" w:hAnsi="Arial"/>
@@ -6811,7 +6811,7 @@
             <w:pPr>
               <w:spacing w:after="20" w:before="0"/>
             </w:pPr>
-            <w:hyperlink w:history="1" r:id="rIdp1cecingupkioti1yyinh">
+            <w:hyperlink w:history="1" r:id="rId1qhrqmohryveiyqllzxbt">
               <w:r>
                 <w:rPr>
                   <w:rFonts w:ascii="Arial" w:cs="Arial" w:eastAsia="Arial" w:hAnsi="Arial"/>
@@ -6844,7 +6844,7 @@
               <w:spacing w:after="10" w:before="0"/>
               <w:ind w:left="120"/>
             </w:pPr>
-            <w:hyperlink w:history="1" r:id="rIdn8wmuaxtmbb-sdsnzelte">
+            <w:hyperlink w:history="1" r:id="rIdnjcny2js44ip4gb_d8mx3">
               <w:r>
                 <w:rPr>
                   <w:rFonts w:ascii="Arial" w:cs="Arial" w:eastAsia="Arial" w:hAnsi="Arial"/>
@@ -6906,7 +6906,7 @@
               <w:spacing w:after="10" w:before="0"/>
               <w:ind w:left="120"/>
             </w:pPr>
-            <w:hyperlink w:history="1" r:id="rIdq_bmv4hp-nsfrirmkla_y">
+            <w:hyperlink w:history="1" r:id="rId0mkt1nxarhwq76yczfewz">
               <w:r>
                 <w:rPr>
                   <w:rFonts w:ascii="Arial" w:cs="Arial" w:eastAsia="Arial" w:hAnsi="Arial"/>
@@ -7116,7 +7116,7 @@
             <w:pPr>
               <w:spacing w:after="20" w:before="0"/>
             </w:pPr>
-            <w:hyperlink w:history="1" r:id="rId3nrpu8ndji1tehvfwcias">
+            <w:hyperlink w:history="1" r:id="rIdb8zwg7mn2g9dvtblyr-xs">
               <w:r>
                 <w:rPr>
                   <w:rFonts w:ascii="Arial" w:cs="Arial" w:eastAsia="Arial" w:hAnsi="Arial"/>
@@ -7149,7 +7149,7 @@
               <w:spacing w:after="10" w:before="0"/>
               <w:ind w:left="120"/>
             </w:pPr>
-            <w:hyperlink w:history="1" r:id="rIdpukuwx7u9dpd4sk-xbdnq">
+            <w:hyperlink w:history="1" r:id="rIdlkqezsnqa3dhqnsfvd3wu">
               <w:r>
                 <w:rPr>
                   <w:rFonts w:ascii="Arial" w:cs="Arial" w:eastAsia="Arial" w:hAnsi="Arial"/>
@@ -7211,7 +7211,7 @@
               <w:spacing w:after="10" w:before="0"/>
               <w:ind w:left="120"/>
             </w:pPr>
-            <w:hyperlink w:history="1" r:id="rIdvmo7kjt8mr6gjebf9g82n">
+            <w:hyperlink w:history="1" r:id="rIdnduwox9u3jvmphxbp0uuq">
               <w:r>
                 <w:rPr>
                   <w:rFonts w:ascii="Arial" w:cs="Arial" w:eastAsia="Arial" w:hAnsi="Arial"/>
@@ -7421,7 +7421,7 @@
             <w:pPr>
               <w:spacing w:after="20" w:before="0"/>
             </w:pPr>
-            <w:hyperlink w:history="1" r:id="rIdprqgoq5ldd3juuarp1dph">
+            <w:hyperlink w:history="1" r:id="rIdn4wskrxyjzaep_cskmgdb">
               <w:r>
                 <w:rPr>
                   <w:rFonts w:ascii="Arial" w:cs="Arial" w:eastAsia="Arial" w:hAnsi="Arial"/>
@@ -7470,7 +7470,7 @@
               <w:spacing w:after="10" w:before="0"/>
               <w:ind w:left="120"/>
             </w:pPr>
-            <w:hyperlink w:history="1" r:id="rIdo6wgkitvauowedyqhhlt3">
+            <w:hyperlink w:history="1" r:id="rIdrrnvwft6lphth2y8ijhhi">
               <w:r>
                 <w:rPr>
                   <w:rFonts w:ascii="Arial" w:cs="Arial" w:eastAsia="Arial" w:hAnsi="Arial"/>
@@ -7532,7 +7532,7 @@
               <w:spacing w:after="10" w:before="0"/>
               <w:ind w:left="120"/>
             </w:pPr>
-            <w:hyperlink w:history="1" r:id="rIdxieqvaffghsviturussse">
+            <w:hyperlink w:history="1" r:id="rIddtf7q214hyeabd8y-0gbi">
               <w:r>
                 <w:rPr>
                   <w:rFonts w:ascii="Arial" w:cs="Arial" w:eastAsia="Arial" w:hAnsi="Arial"/>
@@ -8059,7 +8059,7 @@
         </w:rPr>
         <w:t xml:space="preserve">© 2026 SeaVuria and ARES. Aligned with KICD objectives. Developed by SeaVuria; technical implementation by ARES (with AI assistance from Claude). Licensed under </w:t>
       </w:r>
-      <w:hyperlink w:history="1" r:id="rId6m8xizbxxhpnsnwatughs">
+      <w:hyperlink w:history="1" r:id="rId3geg2petdzchkz7y-m-2a">
         <w:r>
           <w:rPr>
             <w:rFonts w:ascii="Arial" w:cs="Arial" w:eastAsia="Arial" w:hAnsi="Arial"/>
@@ -8080,7 +8080,7 @@
         </w:rPr>
         <w:t xml:space="preserve"> (</w:t>
       </w:r>
-      <w:hyperlink w:history="1" r:id="rId7ahs0jyuiofzonlfqm7tv">
+      <w:hyperlink w:history="1" r:id="rIdeks5_fdt1jgf44dztivtu">
         <w:r>
           <w:rPr>
             <w:rFonts w:ascii="Arial" w:cs="Arial" w:eastAsia="Arial" w:hAnsi="Arial"/>
@@ -9093,7 +9093,7 @@
             <w:pPr>
               <w:spacing w:after="20" w:before="0"/>
             </w:pPr>
-            <w:hyperlink w:history="1" r:id="rIdew3mobnhghebdcundp4p_">
+            <w:hyperlink w:history="1" r:id="rIdd2xiivvbfkuwatmn6ldyu">
               <w:r>
                 <w:rPr>
                   <w:rFonts w:ascii="Arial" w:cs="Arial" w:eastAsia="Arial" w:hAnsi="Arial"/>
@@ -9126,7 +9126,7 @@
               <w:spacing w:after="10" w:before="0"/>
               <w:ind w:left="120"/>
             </w:pPr>
-            <w:hyperlink w:history="1" r:id="rIdiryqvbujpf8vrstt45nor">
+            <w:hyperlink w:history="1" r:id="rIdataayee5glap1k0nh3444">
               <w:r>
                 <w:rPr>
                   <w:rFonts w:ascii="Arial" w:cs="Arial" w:eastAsia="Arial" w:hAnsi="Arial"/>
@@ -9171,7 +9171,7 @@
             <w:pPr>
               <w:spacing w:after="20" w:before="0"/>
             </w:pPr>
-            <w:hyperlink w:history="1" r:id="rId1tfgmzhujik2asoliz4py">
+            <w:hyperlink w:history="1" r:id="rIdnl9as3a5zecutjpiglohu">
               <w:r>
                 <w:rPr>
                   <w:rFonts w:ascii="Arial" w:cs="Arial" w:eastAsia="Arial" w:hAnsi="Arial"/>
@@ -9204,7 +9204,7 @@
               <w:spacing w:after="10" w:before="0"/>
               <w:ind w:left="120"/>
             </w:pPr>
-            <w:hyperlink w:history="1" r:id="rId6mafh9dcvgw0ei08uov2d">
+            <w:hyperlink w:history="1" r:id="rIdvfvfs12tuuw5c14arlo0k">
               <w:r>
                 <w:rPr>
                   <w:rFonts w:ascii="Arial" w:cs="Arial" w:eastAsia="Arial" w:hAnsi="Arial"/>
@@ -9399,7 +9399,7 @@
             <w:pPr>
               <w:spacing w:after="20" w:before="0"/>
             </w:pPr>
-            <w:hyperlink w:history="1" r:id="rIdkrzlo8yutcz62rqhe5yo-">
+            <w:hyperlink w:history="1" r:id="rId082nknpgfy1qf9ipqphra">
               <w:r>
                 <w:rPr>
                   <w:rFonts w:ascii="Arial" w:cs="Arial" w:eastAsia="Arial" w:hAnsi="Arial"/>
@@ -9432,7 +9432,7 @@
               <w:spacing w:after="10" w:before="0"/>
               <w:ind w:left="120"/>
             </w:pPr>
-            <w:hyperlink w:history="1" r:id="rIdsod1bjkyvsnwklzcfpd94">
+            <w:hyperlink w:history="1" r:id="rIdbvqwcbkrxzgyobbiymw-m">
               <w:r>
                 <w:rPr>
                   <w:rFonts w:ascii="Arial" w:cs="Arial" w:eastAsia="Arial" w:hAnsi="Arial"/>
@@ -9477,7 +9477,7 @@
             <w:pPr>
               <w:spacing w:after="20" w:before="0"/>
             </w:pPr>
-            <w:hyperlink w:history="1" r:id="rIdqf0x9kfa4gsxsqp6mmn4n">
+            <w:hyperlink w:history="1" r:id="rId9exphr8ocvh4ul0qlgzd3">
               <w:r>
                 <w:rPr>
                   <w:rFonts w:ascii="Arial" w:cs="Arial" w:eastAsia="Arial" w:hAnsi="Arial"/>
@@ -9510,7 +9510,7 @@
               <w:spacing w:after="10" w:before="0"/>
               <w:ind w:left="120"/>
             </w:pPr>
-            <w:hyperlink w:history="1" r:id="rIdl4d13ej2dcpwwrdfzrn0g">
+            <w:hyperlink w:history="1" r:id="rIdowcgvvlpnptf9cbbzfook">
               <w:r>
                 <w:rPr>
                   <w:rFonts w:ascii="Arial" w:cs="Arial" w:eastAsia="Arial" w:hAnsi="Arial"/>
@@ -9705,7 +9705,7 @@
             <w:pPr>
               <w:spacing w:after="20" w:before="0"/>
             </w:pPr>
-            <w:hyperlink w:history="1" r:id="rIdymbfzcicbhnfnmuqrau1u">
+            <w:hyperlink w:history="1" r:id="rIdg6_ocplieiufxmqdzs4cq">
               <w:r>
                 <w:rPr>
                   <w:rFonts w:ascii="Arial" w:cs="Arial" w:eastAsia="Arial" w:hAnsi="Arial"/>
@@ -9754,7 +9754,7 @@
               <w:spacing w:after="10" w:before="0"/>
               <w:ind w:left="120"/>
             </w:pPr>
-            <w:hyperlink w:history="1" r:id="rIdk04sle2vlw689plrq2by3">
+            <w:hyperlink w:history="1" r:id="rIdlyh0egqozwhdlhnooaysj">
               <w:r>
                 <w:rPr>
                   <w:rFonts w:ascii="Arial" w:cs="Arial" w:eastAsia="Arial" w:hAnsi="Arial"/>
@@ -9799,7 +9799,7 @@
             <w:pPr>
               <w:spacing w:after="20" w:before="0"/>
             </w:pPr>
-            <w:hyperlink w:history="1" r:id="rId6m3bprhul2cklwyo8w6ml">
+            <w:hyperlink w:history="1" r:id="rId2nwnktljdknprx-oqt83k">
               <w:r>
                 <w:rPr>
                   <w:rFonts w:ascii="Arial" w:cs="Arial" w:eastAsia="Arial" w:hAnsi="Arial"/>
@@ -9832,7 +9832,7 @@
               <w:spacing w:after="10" w:before="0"/>
               <w:ind w:left="120"/>
             </w:pPr>
-            <w:hyperlink w:history="1" r:id="rIdmqkdjhzrt3gftqvu_ksgj">
+            <w:hyperlink w:history="1" r:id="rIddsbby12-a6glqonaozdvk">
               <w:r>
                 <w:rPr>
                   <w:rFonts w:ascii="Arial" w:cs="Arial" w:eastAsia="Arial" w:hAnsi="Arial"/>
@@ -10027,7 +10027,7 @@
             <w:pPr>
               <w:spacing w:after="20" w:before="0"/>
             </w:pPr>
-            <w:hyperlink w:history="1" r:id="rIdhj8nviftonbxcx89vlu_t">
+            <w:hyperlink w:history="1" r:id="rIdoj0f2-hgp_d4mfgbqe400">
               <w:r>
                 <w:rPr>
                   <w:rFonts w:ascii="Arial" w:cs="Arial" w:eastAsia="Arial" w:hAnsi="Arial"/>
@@ -10076,7 +10076,7 @@
               <w:spacing w:after="10" w:before="0"/>
               <w:ind w:left="120"/>
             </w:pPr>
-            <w:hyperlink w:history="1" r:id="rIdvud5fs7j2m5o67ielcutf">
+            <w:hyperlink w:history="1" r:id="rIdff6pb8usyd-b7qowgfss4">
               <w:r>
                 <w:rPr>
                   <w:rFonts w:ascii="Arial" w:cs="Arial" w:eastAsia="Arial" w:hAnsi="Arial"/>
@@ -10121,7 +10121,7 @@
             <w:pPr>
               <w:spacing w:after="20" w:before="0"/>
             </w:pPr>
-            <w:hyperlink w:history="1" r:id="rIdyqp_w_-ulcgrtr2l-dchm">
+            <w:hyperlink w:history="1" r:id="rIdbyg5mahwl02kbetchcows">
               <w:r>
                 <w:rPr>
                   <w:rFonts w:ascii="Arial" w:cs="Arial" w:eastAsia="Arial" w:hAnsi="Arial"/>
@@ -10154,7 +10154,7 @@
               <w:spacing w:after="10" w:before="0"/>
               <w:ind w:left="120"/>
             </w:pPr>
-            <w:hyperlink w:history="1" r:id="rIdzy4o_1rg6xxcxu8i3wiq0">
+            <w:hyperlink w:history="1" r:id="rIdhn0pdj6jexv6xtc-5jrtc">
               <w:r>
                 <w:rPr>
                   <w:rFonts w:ascii="Arial" w:cs="Arial" w:eastAsia="Arial" w:hAnsi="Arial"/>
@@ -10349,7 +10349,7 @@
             <w:pPr>
               <w:spacing w:after="20" w:before="0"/>
             </w:pPr>
-            <w:hyperlink w:history="1" r:id="rId1ziio2jvuphhzrgypligw">
+            <w:hyperlink w:history="1" r:id="rId787ufvaz8l89e0or6ca0x">
               <w:r>
                 <w:rPr>
                   <w:rFonts w:ascii="Arial" w:cs="Arial" w:eastAsia="Arial" w:hAnsi="Arial"/>
@@ -10398,7 +10398,7 @@
               <w:spacing w:after="10" w:before="0"/>
               <w:ind w:left="120"/>
             </w:pPr>
-            <w:hyperlink w:history="1" r:id="rId15tfiitkdfupct9qtj_gx">
+            <w:hyperlink w:history="1" r:id="rId_io-gkrry5ip31seocgwy">
               <w:r>
                 <w:rPr>
                   <w:rFonts w:ascii="Arial" w:cs="Arial" w:eastAsia="Arial" w:hAnsi="Arial"/>
@@ -10443,7 +10443,7 @@
             <w:pPr>
               <w:spacing w:after="20" w:before="0"/>
             </w:pPr>
-            <w:hyperlink w:history="1" r:id="rId93elpqjuj9xbxxlud9gdh">
+            <w:hyperlink w:history="1" r:id="rIdgesee7jdmmrkwgh9pygrl">
               <w:r>
                 <w:rPr>
                   <w:rFonts w:ascii="Arial" w:cs="Arial" w:eastAsia="Arial" w:hAnsi="Arial"/>
@@ -10476,7 +10476,7 @@
               <w:spacing w:after="10" w:before="0"/>
               <w:ind w:left="120"/>
             </w:pPr>
-            <w:hyperlink w:history="1" r:id="rIdbun0m47m8ok00d3gpgpjg">
+            <w:hyperlink w:history="1" r:id="rIdwuwzf9yrldewz-pvs4gtm">
               <w:r>
                 <w:rPr>
                   <w:rFonts w:ascii="Arial" w:cs="Arial" w:eastAsia="Arial" w:hAnsi="Arial"/>
@@ -10988,7 +10988,7 @@
         </w:rPr>
         <w:t xml:space="preserve">© 2026 SeaVuria and ARES. Aligned with KICD objectives. Developed by SeaVuria; technical implementation by ARES (with AI assistance from Claude). Licensed under </w:t>
       </w:r>
-      <w:hyperlink w:history="1" r:id="rIdp1vcz1rt9up52cp5x5w67">
+      <w:hyperlink w:history="1" r:id="rIdan65wqcbz73vfk0fwqkov">
         <w:r>
           <w:rPr>
             <w:rFonts w:ascii="Arial" w:cs="Arial" w:eastAsia="Arial" w:hAnsi="Arial"/>
@@ -11009,7 +11009,7 @@
         </w:rPr>
         <w:t xml:space="preserve"> (</w:t>
       </w:r>
-      <w:hyperlink w:history="1" r:id="rIdgv6w1zaxqdx9dj2b3naft">
+      <w:hyperlink w:history="1" r:id="rIdxafqnl-40y7vktmqc8rih">
         <w:r>
           <w:rPr>
             <w:rFonts w:ascii="Arial" w:cs="Arial" w:eastAsia="Arial" w:hAnsi="Arial"/>
@@ -12022,7 +12022,7 @@
             <w:pPr>
               <w:spacing w:after="20" w:before="0"/>
             </w:pPr>
-            <w:hyperlink w:history="1" r:id="rId5sz9xdt7ul7y8-giqts6n">
+            <w:hyperlink w:history="1" r:id="rId03kvfyii1gt--mxpouawx">
               <w:r>
                 <w:rPr>
                   <w:rFonts w:ascii="Arial" w:cs="Arial" w:eastAsia="Arial" w:hAnsi="Arial"/>
@@ -12055,7 +12055,7 @@
               <w:spacing w:after="10" w:before="0"/>
               <w:ind w:left="120"/>
             </w:pPr>
-            <w:hyperlink w:history="1" r:id="rId3epk0oznwgpg-_cqi9jg1">
+            <w:hyperlink w:history="1" r:id="rIdudxdwcoerahivzddj8okz">
               <w:r>
                 <w:rPr>
                   <w:rFonts w:ascii="Arial" w:cs="Arial" w:eastAsia="Arial" w:hAnsi="Arial"/>
@@ -12100,7 +12100,7 @@
             <w:pPr>
               <w:spacing w:after="20" w:before="0"/>
             </w:pPr>
-            <w:hyperlink w:history="1" r:id="rIdam643qreod-bz_icuul9u">
+            <w:hyperlink w:history="1" r:id="rId9f7p5nigflhehb6by_z-b">
               <w:r>
                 <w:rPr>
                   <w:rFonts w:ascii="Arial" w:cs="Arial" w:eastAsia="Arial" w:hAnsi="Arial"/>
@@ -12133,7 +12133,7 @@
               <w:spacing w:after="10" w:before="0"/>
               <w:ind w:left="120"/>
             </w:pPr>
-            <w:hyperlink w:history="1" r:id="rIdab4m-ikc7whdpkkoyhrar">
+            <w:hyperlink w:history="1" r:id="rIdnfru5nar1nvyoqpetlmun">
               <w:r>
                 <w:rPr>
                   <w:rFonts w:ascii="Arial" w:cs="Arial" w:eastAsia="Arial" w:hAnsi="Arial"/>
@@ -12328,7 +12328,7 @@
             <w:pPr>
               <w:spacing w:after="20" w:before="0"/>
             </w:pPr>
-            <w:hyperlink w:history="1" r:id="rIdvhyz05mikumaj5ncw8ytd">
+            <w:hyperlink w:history="1" r:id="rIdtpgpwo3pe8mqjdbvb6frd">
               <w:r>
                 <w:rPr>
                   <w:rFonts w:ascii="Arial" w:cs="Arial" w:eastAsia="Arial" w:hAnsi="Arial"/>
@@ -12361,7 +12361,7 @@
               <w:spacing w:after="10" w:before="0"/>
               <w:ind w:left="120"/>
             </w:pPr>
-            <w:hyperlink w:history="1" r:id="rIdthmcyw4yt9hyfz5jhsc2f">
+            <w:hyperlink w:history="1" r:id="rIdeec5ryu3hw_ymj72rklps">
               <w:r>
                 <w:rPr>
                   <w:rFonts w:ascii="Arial" w:cs="Arial" w:eastAsia="Arial" w:hAnsi="Arial"/>
@@ -12406,7 +12406,7 @@
             <w:pPr>
               <w:spacing w:after="20" w:before="0"/>
             </w:pPr>
-            <w:hyperlink w:history="1" r:id="rIdnxq90zjfw_dmxwqzgtd9m">
+            <w:hyperlink w:history="1" r:id="rIdccix_m_vzu8ew3hkeiiim">
               <w:r>
                 <w:rPr>
                   <w:rFonts w:ascii="Arial" w:cs="Arial" w:eastAsia="Arial" w:hAnsi="Arial"/>
@@ -12439,7 +12439,7 @@
               <w:spacing w:after="10" w:before="0"/>
               <w:ind w:left="120"/>
             </w:pPr>
-            <w:hyperlink w:history="1" r:id="rId5zn5iqmapbm6pet_jkxjy">
+            <w:hyperlink w:history="1" r:id="rIdt8bsunkikyku8ghmla_ty">
               <w:r>
                 <w:rPr>
                   <w:rFonts w:ascii="Arial" w:cs="Arial" w:eastAsia="Arial" w:hAnsi="Arial"/>
@@ -12634,7 +12634,7 @@
             <w:pPr>
               <w:spacing w:after="20" w:before="0"/>
             </w:pPr>
-            <w:hyperlink w:history="1" r:id="rIdnmnxtp1vreiniyq93xuf2">
+            <w:hyperlink w:history="1" r:id="rIdtdzvuk9b5t7otmv4aqpnw">
               <w:r>
                 <w:rPr>
                   <w:rFonts w:ascii="Arial" w:cs="Arial" w:eastAsia="Arial" w:hAnsi="Arial"/>
@@ -12683,7 +12683,7 @@
               <w:spacing w:after="10" w:before="0"/>
               <w:ind w:left="120"/>
             </w:pPr>
-            <w:hyperlink w:history="1" r:id="rIdtkexh8x_cdslya9mssths">
+            <w:hyperlink w:history="1" r:id="rIdnwyzpm8se3qf5c0j-ahxn">
               <w:r>
                 <w:rPr>
                   <w:rFonts w:ascii="Arial" w:cs="Arial" w:eastAsia="Arial" w:hAnsi="Arial"/>
@@ -12728,7 +12728,7 @@
             <w:pPr>
               <w:spacing w:after="20" w:before="0"/>
             </w:pPr>
-            <w:hyperlink w:history="1" r:id="rIdm0uenng5vmhbqcyelgze9">
+            <w:hyperlink w:history="1" r:id="rIdceuywpc_budhep6nbkz0l">
               <w:r>
                 <w:rPr>
                   <w:rFonts w:ascii="Arial" w:cs="Arial" w:eastAsia="Arial" w:hAnsi="Arial"/>
@@ -12761,7 +12761,7 @@
               <w:spacing w:after="10" w:before="0"/>
               <w:ind w:left="120"/>
             </w:pPr>
-            <w:hyperlink w:history="1" r:id="rIdm8s9nztruotjylqex-z3b">
+            <w:hyperlink w:history="1" r:id="rIdaareul7o6sbgynvzmrxyt">
               <w:r>
                 <w:rPr>
                   <w:rFonts w:ascii="Arial" w:cs="Arial" w:eastAsia="Arial" w:hAnsi="Arial"/>
@@ -12956,7 +12956,7 @@
             <w:pPr>
               <w:spacing w:after="20" w:before="0"/>
             </w:pPr>
-            <w:hyperlink w:history="1" r:id="rIdwn8thf7wxmv9e6zhfxe2o">
+            <w:hyperlink w:history="1" r:id="rIdcbrr5rfpbt0fl-qrtii0h">
               <w:r>
                 <w:rPr>
                   <w:rFonts w:ascii="Arial" w:cs="Arial" w:eastAsia="Arial" w:hAnsi="Arial"/>
@@ -13005,7 +13005,7 @@
               <w:spacing w:after="10" w:before="0"/>
               <w:ind w:left="120"/>
             </w:pPr>
-            <w:hyperlink w:history="1" r:id="rIdf9re3h7kidsplrjuxqbyy">
+            <w:hyperlink w:history="1" r:id="rIduryn_elwm_yleqneqvhzd">
               <w:r>
                 <w:rPr>
                   <w:rFonts w:ascii="Arial" w:cs="Arial" w:eastAsia="Arial" w:hAnsi="Arial"/>
@@ -13050,7 +13050,7 @@
             <w:pPr>
               <w:spacing w:after="20" w:before="0"/>
             </w:pPr>
-            <w:hyperlink w:history="1" r:id="rIdxq6fns6kuiyn9252aj2ob">
+            <w:hyperlink w:history="1" r:id="rIdsjh1dlrkrowyllzv4rbc4">
               <w:r>
                 <w:rPr>
                   <w:rFonts w:ascii="Arial" w:cs="Arial" w:eastAsia="Arial" w:hAnsi="Arial"/>
@@ -13083,7 +13083,7 @@
               <w:spacing w:after="10" w:before="0"/>
               <w:ind w:left="120"/>
             </w:pPr>
-            <w:hyperlink w:history="1" r:id="rIdr8gzhnlb6xbf3cr9y-2x6">
+            <w:hyperlink w:history="1" r:id="rIdqvicrtvbp_1npcj5zpr3a">
               <w:r>
                 <w:rPr>
                   <w:rFonts w:ascii="Arial" w:cs="Arial" w:eastAsia="Arial" w:hAnsi="Arial"/>
@@ -13278,7 +13278,7 @@
             <w:pPr>
               <w:spacing w:after="20" w:before="0"/>
             </w:pPr>
-            <w:hyperlink w:history="1" r:id="rIdzssl9kizwurayy66h1lru">
+            <w:hyperlink w:history="1" r:id="rIdldmpw0cujgf2iz20t2rje">
               <w:r>
                 <w:rPr>
                   <w:rFonts w:ascii="Arial" w:cs="Arial" w:eastAsia="Arial" w:hAnsi="Arial"/>
@@ -13327,7 +13327,7 @@
               <w:spacing w:after="10" w:before="0"/>
               <w:ind w:left="120"/>
             </w:pPr>
-            <w:hyperlink w:history="1" r:id="rIdoiwoajyorsy5pghsslofc">
+            <w:hyperlink w:history="1" r:id="rIdrugcuyvhzxxsv8n9r-hya">
               <w:r>
                 <w:rPr>
                   <w:rFonts w:ascii="Arial" w:cs="Arial" w:eastAsia="Arial" w:hAnsi="Arial"/>
@@ -13372,7 +13372,7 @@
             <w:pPr>
               <w:spacing w:after="20" w:before="0"/>
             </w:pPr>
-            <w:hyperlink w:history="1" r:id="rId7do4y65qyyllpujbc2w-k">
+            <w:hyperlink w:history="1" r:id="rId15tm19dfoc14nyxtbqbuk">
               <w:r>
                 <w:rPr>
                   <w:rFonts w:ascii="Arial" w:cs="Arial" w:eastAsia="Arial" w:hAnsi="Arial"/>
@@ -13405,7 +13405,7 @@
               <w:spacing w:after="10" w:before="0"/>
               <w:ind w:left="120"/>
             </w:pPr>
-            <w:hyperlink w:history="1" r:id="rIdy5wp9oa15fcfwbkmwjrkx">
+            <w:hyperlink w:history="1" r:id="rId3w7uiblj0a2y1xizkpt5f">
               <w:r>
                 <w:rPr>
                   <w:rFonts w:ascii="Arial" w:cs="Arial" w:eastAsia="Arial" w:hAnsi="Arial"/>
@@ -13917,7 +13917,7 @@
         </w:rPr>
         <w:t xml:space="preserve">© 2026 SeaVuria and ARES. Aligned with KICD objectives. Developed by SeaVuria; technical implementation by ARES (with AI assistance from Claude). Licensed under </w:t>
       </w:r>
-      <w:hyperlink w:history="1" r:id="rIdk9h6rfmbr3rzvbfmuqvjk">
+      <w:hyperlink w:history="1" r:id="rIdjrg2ozkvd3zbzwwsbywko">
         <w:r>
           <w:rPr>
             <w:rFonts w:ascii="Arial" w:cs="Arial" w:eastAsia="Arial" w:hAnsi="Arial"/>
@@ -13938,7 +13938,7 @@
         </w:rPr>
         <w:t xml:space="preserve"> (</w:t>
       </w:r>
-      <w:hyperlink w:history="1" r:id="rIdillafd1nolgufuzskzk-w">
+      <w:hyperlink w:history="1" r:id="rIdxjxyxw6yhha4skujosvtq">
         <w:r>
           <w:rPr>
             <w:rFonts w:ascii="Arial" w:cs="Arial" w:eastAsia="Arial" w:hAnsi="Arial"/>
@@ -14951,7 +14951,7 @@
             <w:pPr>
               <w:spacing w:after="20" w:before="0"/>
             </w:pPr>
-            <w:hyperlink w:history="1" r:id="rIdolc-woskyuoagahafsbz0">
+            <w:hyperlink w:history="1" r:id="rIdaklvpgxelsvirae81kzvk">
               <w:r>
                 <w:rPr>
                   <w:rFonts w:ascii="Arial" w:cs="Arial" w:eastAsia="Arial" w:hAnsi="Arial"/>
@@ -14984,7 +14984,7 @@
               <w:spacing w:after="10" w:before="0"/>
               <w:ind w:left="120"/>
             </w:pPr>
-            <w:hyperlink w:history="1" r:id="rIdydglidn7mjembbkwxchna">
+            <w:hyperlink w:history="1" r:id="rId_h440efshv_ll8ikts6hi">
               <w:r>
                 <w:rPr>
                   <w:rFonts w:ascii="Arial" w:cs="Arial" w:eastAsia="Arial" w:hAnsi="Arial"/>
@@ -15029,7 +15029,7 @@
             <w:pPr>
               <w:spacing w:after="20" w:before="0"/>
             </w:pPr>
-            <w:hyperlink w:history="1" r:id="rIdxw28rtr3xtonadbzg76-1">
+            <w:hyperlink w:history="1" r:id="rIdcbmqvffblgqiqynhg9zrj">
               <w:r>
                 <w:rPr>
                   <w:rFonts w:ascii="Arial" w:cs="Arial" w:eastAsia="Arial" w:hAnsi="Arial"/>
@@ -15062,7 +15062,7 @@
               <w:spacing w:after="10" w:before="0"/>
               <w:ind w:left="120"/>
             </w:pPr>
-            <w:hyperlink w:history="1" r:id="rIdmjsaqxboj6eafovdgif2w">
+            <w:hyperlink w:history="1" r:id="rIdarqy4fd26i5iuce37h0nc">
               <w:r>
                 <w:rPr>
                   <w:rFonts w:ascii="Arial" w:cs="Arial" w:eastAsia="Arial" w:hAnsi="Arial"/>
@@ -15257,7 +15257,7 @@
             <w:pPr>
               <w:spacing w:after="20" w:before="0"/>
             </w:pPr>
-            <w:hyperlink w:history="1" r:id="rIdea8gvcrjl_6vvkhcutdrl">
+            <w:hyperlink w:history="1" r:id="rIdpyivkh2au0tl68nx29h_n">
               <w:r>
                 <w:rPr>
                   <w:rFonts w:ascii="Arial" w:cs="Arial" w:eastAsia="Arial" w:hAnsi="Arial"/>
@@ -15290,7 +15290,7 @@
               <w:spacing w:after="10" w:before="0"/>
               <w:ind w:left="120"/>
             </w:pPr>
-            <w:hyperlink w:history="1" r:id="rIdhzkavprvhzz75vlbth2iu">
+            <w:hyperlink w:history="1" r:id="rIdcvrkzcyjo01qi6abs9qqr">
               <w:r>
                 <w:rPr>
                   <w:rFonts w:ascii="Arial" w:cs="Arial" w:eastAsia="Arial" w:hAnsi="Arial"/>
@@ -15335,7 +15335,7 @@
             <w:pPr>
               <w:spacing w:after="20" w:before="0"/>
             </w:pPr>
-            <w:hyperlink w:history="1" r:id="rIdktyorjq_lhm28-juxnbdw">
+            <w:hyperlink w:history="1" r:id="rIdefzbke1t_d6tsg3pyokh9">
               <w:r>
                 <w:rPr>
                   <w:rFonts w:ascii="Arial" w:cs="Arial" w:eastAsia="Arial" w:hAnsi="Arial"/>
@@ -15368,7 +15368,7 @@
               <w:spacing w:after="10" w:before="0"/>
               <w:ind w:left="120"/>
             </w:pPr>
-            <w:hyperlink w:history="1" r:id="rId822oikb_n2_ax2ns-jrhb">
+            <w:hyperlink w:history="1" r:id="rId-rxtcq7-7-sl0u35k2663">
               <w:r>
                 <w:rPr>
                   <w:rFonts w:ascii="Arial" w:cs="Arial" w:eastAsia="Arial" w:hAnsi="Arial"/>
@@ -15563,7 +15563,7 @@
             <w:pPr>
               <w:spacing w:after="20" w:before="0"/>
             </w:pPr>
-            <w:hyperlink w:history="1" r:id="rIddevjg6chfoc2wupgbzeaq">
+            <w:hyperlink w:history="1" r:id="rIdunpfmlspo8sadf2fc2llg">
               <w:r>
                 <w:rPr>
                   <w:rFonts w:ascii="Arial" w:cs="Arial" w:eastAsia="Arial" w:hAnsi="Arial"/>
@@ -15612,7 +15612,7 @@
               <w:spacing w:after="10" w:before="0"/>
               <w:ind w:left="120"/>
             </w:pPr>
-            <w:hyperlink w:history="1" r:id="rIdx3v6sm5i9xi_-narvqjtc">
+            <w:hyperlink w:history="1" r:id="rIdfrc0tft-94vvwdgwriz5-">
               <w:r>
                 <w:rPr>
                   <w:rFonts w:ascii="Arial" w:cs="Arial" w:eastAsia="Arial" w:hAnsi="Arial"/>
@@ -15657,7 +15657,7 @@
             <w:pPr>
               <w:spacing w:after="20" w:before="0"/>
             </w:pPr>
-            <w:hyperlink w:history="1" r:id="rIdaoom_8mzxgutkdy2aqtg1">
+            <w:hyperlink w:history="1" r:id="rId0xqygmyj602exj5oh4ji3">
               <w:r>
                 <w:rPr>
                   <w:rFonts w:ascii="Arial" w:cs="Arial" w:eastAsia="Arial" w:hAnsi="Arial"/>
@@ -15706,7 +15706,7 @@
               <w:spacing w:after="10" w:before="0"/>
               <w:ind w:left="120"/>
             </w:pPr>
-            <w:hyperlink w:history="1" r:id="rId2p3po0-ccll-ziewriyaw">
+            <w:hyperlink w:history="1" r:id="rIdj0o0k6_hf8xzpjzgxahs9">
               <w:r>
                 <w:rPr>
                   <w:rFonts w:ascii="Arial" w:cs="Arial" w:eastAsia="Arial" w:hAnsi="Arial"/>
@@ -15901,7 +15901,7 @@
             <w:pPr>
               <w:spacing w:after="20" w:before="0"/>
             </w:pPr>
-            <w:hyperlink w:history="1" r:id="rIdr3qawhm4dpyc-raofz94o">
+            <w:hyperlink w:history="1" r:id="rIdjtx0ck3dejtfzpci8usip">
               <w:r>
                 <w:rPr>
                   <w:rFonts w:ascii="Arial" w:cs="Arial" w:eastAsia="Arial" w:hAnsi="Arial"/>
@@ -15950,7 +15950,7 @@
               <w:spacing w:after="10" w:before="0"/>
               <w:ind w:left="120"/>
             </w:pPr>
-            <w:hyperlink w:history="1" r:id="rIdjmqhlcuu38w1adbv10rjy">
+            <w:hyperlink w:history="1" r:id="rId4k-vr2nxutte80s9oillc">
               <w:r>
                 <w:rPr>
                   <w:rFonts w:ascii="Arial" w:cs="Arial" w:eastAsia="Arial" w:hAnsi="Arial"/>
@@ -15995,7 +15995,7 @@
             <w:pPr>
               <w:spacing w:after="20" w:before="0"/>
             </w:pPr>
-            <w:hyperlink w:history="1" r:id="rIdy0yrjp1f79ijeglnzwjkt">
+            <w:hyperlink w:history="1" r:id="rIdbki9amc6k_jzkgl3aac3w">
               <w:r>
                 <w:rPr>
                   <w:rFonts w:ascii="Arial" w:cs="Arial" w:eastAsia="Arial" w:hAnsi="Arial"/>
@@ -16044,7 +16044,7 @@
               <w:spacing w:after="10" w:before="0"/>
               <w:ind w:left="120"/>
             </w:pPr>
-            <w:hyperlink w:history="1" r:id="rIduf4gc9zwunguqbxfxujg0">
+            <w:hyperlink w:history="1" r:id="rIdhaiggaysch4hng8joqfiy">
               <w:r>
                 <w:rPr>
                   <w:rFonts w:ascii="Arial" w:cs="Arial" w:eastAsia="Arial" w:hAnsi="Arial"/>
@@ -16239,7 +16239,7 @@
             <w:pPr>
               <w:spacing w:after="20" w:before="0"/>
             </w:pPr>
-            <w:hyperlink w:history="1" r:id="rIdo9m0ktetyipxrhaymef92">
+            <w:hyperlink w:history="1" r:id="rIdmhc32d5zogsiawoi1jofr">
               <w:r>
                 <w:rPr>
                   <w:rFonts w:ascii="Arial" w:cs="Arial" w:eastAsia="Arial" w:hAnsi="Arial"/>
@@ -16288,7 +16288,7 @@
               <w:spacing w:after="10" w:before="0"/>
               <w:ind w:left="120"/>
             </w:pPr>
-            <w:hyperlink w:history="1" r:id="rIdjtbjll_xmd5mieomik8ar">
+            <w:hyperlink w:history="1" r:id="rIdsplcw6mt6q4vxdy_gdiw_">
               <w:r>
                 <w:rPr>
                   <w:rFonts w:ascii="Arial" w:cs="Arial" w:eastAsia="Arial" w:hAnsi="Arial"/>
@@ -16333,7 +16333,7 @@
             <w:pPr>
               <w:spacing w:after="20" w:before="0"/>
             </w:pPr>
-            <w:hyperlink w:history="1" r:id="rIdhtrkzhlyayq-2mpzxmqit">
+            <w:hyperlink w:history="1" r:id="rIdimads6ptndkwk2uctkfno">
               <w:r>
                 <w:rPr>
                   <w:rFonts w:ascii="Arial" w:cs="Arial" w:eastAsia="Arial" w:hAnsi="Arial"/>
@@ -16382,7 +16382,7 @@
               <w:spacing w:after="10" w:before="0"/>
               <w:ind w:left="120"/>
             </w:pPr>
-            <w:hyperlink w:history="1" r:id="rIderittxglkd8exxvkgpbo9">
+            <w:hyperlink w:history="1" r:id="rIdgwmoqb8clcc5-b03f2dsd">
               <w:r>
                 <w:rPr>
                   <w:rFonts w:ascii="Arial" w:cs="Arial" w:eastAsia="Arial" w:hAnsi="Arial"/>
@@ -16894,7 +16894,7 @@
         </w:rPr>
         <w:t xml:space="preserve">© 2026 SeaVuria and ARES. Aligned with KICD objectives. Developed by SeaVuria; technical implementation by ARES (with AI assistance from Claude). Licensed under </w:t>
       </w:r>
-      <w:hyperlink w:history="1" r:id="rIdsqkbrfkzilwworksxnvz_">
+      <w:hyperlink w:history="1" r:id="rIdjib6z7go25fihxanf_o7d">
         <w:r>
           <w:rPr>
             <w:rFonts w:ascii="Arial" w:cs="Arial" w:eastAsia="Arial" w:hAnsi="Arial"/>
@@ -16915,7 +16915,7 @@
         </w:rPr>
         <w:t xml:space="preserve"> (</w:t>
       </w:r>
-      <w:hyperlink w:history="1" r:id="rIdg0tkb7tle2ulilvsidzdm">
+      <w:hyperlink w:history="1" r:id="rIdgwumtavxcetomyawzkvll">
         <w:r>
           <w:rPr>
             <w:rFonts w:ascii="Arial" w:cs="Arial" w:eastAsia="Arial" w:hAnsi="Arial"/>
@@ -17928,7 +17928,7 @@
             <w:pPr>
               <w:spacing w:after="20" w:before="0"/>
             </w:pPr>
-            <w:hyperlink w:history="1" r:id="rId6ai92bkcxrwwkcdojwogf">
+            <w:hyperlink w:history="1" r:id="rIdgwk_lboglhhe6zveki4-z">
               <w:r>
                 <w:rPr>
                   <w:rFonts w:ascii="Arial" w:cs="Arial" w:eastAsia="Arial" w:hAnsi="Arial"/>
@@ -17977,7 +17977,7 @@
               <w:spacing w:after="10" w:before="0"/>
               <w:ind w:left="120"/>
             </w:pPr>
-            <w:hyperlink w:history="1" r:id="rId_iuxo6vy3oevrhhkmhjjx">
+            <w:hyperlink w:history="1" r:id="rIdq8xf4ffyh7r3hochyea1q">
               <w:r>
                 <w:rPr>
                   <w:rFonts w:ascii="Arial" w:cs="Arial" w:eastAsia="Arial" w:hAnsi="Arial"/>
@@ -18022,7 +18022,7 @@
             <w:pPr>
               <w:spacing w:after="20" w:before="0"/>
             </w:pPr>
-            <w:hyperlink w:history="1" r:id="rIdy2tpyuwyfechjoru2mzuf">
+            <w:hyperlink w:history="1" r:id="rIdyubka7twk6shlpfvw9reh">
               <w:r>
                 <w:rPr>
                   <w:rFonts w:ascii="Arial" w:cs="Arial" w:eastAsia="Arial" w:hAnsi="Arial"/>
@@ -18071,7 +18071,7 @@
               <w:spacing w:after="10" w:before="0"/>
               <w:ind w:left="120"/>
             </w:pPr>
-            <w:hyperlink w:history="1" r:id="rId5px_zuyplxyjg202k_fxs">
+            <w:hyperlink w:history="1" r:id="rIdwaffzm8oho-nx0pgy0c5g">
               <w:r>
                 <w:rPr>
                   <w:rFonts w:ascii="Arial" w:cs="Arial" w:eastAsia="Arial" w:hAnsi="Arial"/>
@@ -18266,7 +18266,7 @@
             <w:pPr>
               <w:spacing w:after="20" w:before="0"/>
             </w:pPr>
-            <w:hyperlink w:history="1" r:id="rIdzbkhsnfc4mihu-lso7wdq">
+            <w:hyperlink w:history="1" r:id="rIdlukcbbf9bocyt980dvp29">
               <w:r>
                 <w:rPr>
                   <w:rFonts w:ascii="Arial" w:cs="Arial" w:eastAsia="Arial" w:hAnsi="Arial"/>
@@ -18315,7 +18315,7 @@
               <w:spacing w:after="10" w:before="0"/>
               <w:ind w:left="120"/>
             </w:pPr>
-            <w:hyperlink w:history="1" r:id="rId2f8529dcxmbfogovudlba">
+            <w:hyperlink w:history="1" r:id="rIdc0qrgqat2ju0mq2a4lxve">
               <w:r>
                 <w:rPr>
                   <w:rFonts w:ascii="Arial" w:cs="Arial" w:eastAsia="Arial" w:hAnsi="Arial"/>
@@ -18360,7 +18360,7 @@
             <w:pPr>
               <w:spacing w:after="20" w:before="0"/>
             </w:pPr>
-            <w:hyperlink w:history="1" r:id="rIdv3kn-bkexedhbe7f8zp1m">
+            <w:hyperlink w:history="1" r:id="rIdmr82qgzfd-go_c1mqzlg0">
               <w:r>
                 <w:rPr>
                   <w:rFonts w:ascii="Arial" w:cs="Arial" w:eastAsia="Arial" w:hAnsi="Arial"/>
@@ -18409,7 +18409,7 @@
               <w:spacing w:after="10" w:before="0"/>
               <w:ind w:left="120"/>
             </w:pPr>
-            <w:hyperlink w:history="1" r:id="rIdg7zabk02k45jzobeeea7i">
+            <w:hyperlink w:history="1" r:id="rId1sxt15h9e9yabaa_ojikd">
               <w:r>
                 <w:rPr>
                   <w:rFonts w:ascii="Arial" w:cs="Arial" w:eastAsia="Arial" w:hAnsi="Arial"/>
@@ -18604,7 +18604,7 @@
             <w:pPr>
               <w:spacing w:after="20" w:before="0"/>
             </w:pPr>
-            <w:hyperlink w:history="1" r:id="rIdf_ottjs0nyb4irgjl6jih">
+            <w:hyperlink w:history="1" r:id="rIdixfofhzkivwtlen4bb8za">
               <w:r>
                 <w:rPr>
                   <w:rFonts w:ascii="Arial" w:cs="Arial" w:eastAsia="Arial" w:hAnsi="Arial"/>
@@ -18653,7 +18653,7 @@
               <w:spacing w:after="10" w:before="0"/>
               <w:ind w:left="120"/>
             </w:pPr>
-            <w:hyperlink w:history="1" r:id="rIddoayhbbjnvpor3vh1trhy">
+            <w:hyperlink w:history="1" r:id="rIdwankq5xix-wk56zbth-x6">
               <w:r>
                 <w:rPr>
                   <w:rFonts w:ascii="Arial" w:cs="Arial" w:eastAsia="Arial" w:hAnsi="Arial"/>
@@ -18698,7 +18698,7 @@
             <w:pPr>
               <w:spacing w:after="20" w:before="0"/>
             </w:pPr>
-            <w:hyperlink w:history="1" r:id="rIdkhxps27dylzx7z1c9l2ia">
+            <w:hyperlink w:history="1" r:id="rId8kplc_dvoldysegeemhyk">
               <w:r>
                 <w:rPr>
                   <w:rFonts w:ascii="Arial" w:cs="Arial" w:eastAsia="Arial" w:hAnsi="Arial"/>
@@ -18747,7 +18747,7 @@
               <w:spacing w:after="10" w:before="0"/>
               <w:ind w:left="120"/>
             </w:pPr>
-            <w:hyperlink w:history="1" r:id="rIdob5xuywnikrbbuuohn46m">
+            <w:hyperlink w:history="1" r:id="rIdbaptdznmtnlfh9utanfhf">
               <w:r>
                 <w:rPr>
                   <w:rFonts w:ascii="Arial" w:cs="Arial" w:eastAsia="Arial" w:hAnsi="Arial"/>
@@ -18942,7 +18942,7 @@
             <w:pPr>
               <w:spacing w:after="20" w:before="0"/>
             </w:pPr>
-            <w:hyperlink w:history="1" r:id="rIdvlidjkq_quechfaeorldk">
+            <w:hyperlink w:history="1" r:id="rIdtbicxgb7gljsgtpebfczp">
               <w:r>
                 <w:rPr>
                   <w:rFonts w:ascii="Arial" w:cs="Arial" w:eastAsia="Arial" w:hAnsi="Arial"/>
@@ -18991,7 +18991,7 @@
               <w:spacing w:after="10" w:before="0"/>
               <w:ind w:left="120"/>
             </w:pPr>
-            <w:hyperlink w:history="1" r:id="rIdw7uwm4odhye8tqhs7sbja">
+            <w:hyperlink w:history="1" r:id="rIdcmz4tf2sfkqzcch6ztut1">
               <w:r>
                 <w:rPr>
                   <w:rFonts w:ascii="Arial" w:cs="Arial" w:eastAsia="Arial" w:hAnsi="Arial"/>
@@ -19036,7 +19036,7 @@
             <w:pPr>
               <w:spacing w:after="20" w:before="0"/>
             </w:pPr>
-            <w:hyperlink w:history="1" r:id="rIdnfcwr1zkmk3g2tohmheto">
+            <w:hyperlink w:history="1" r:id="rId3hgvpeu9ce2e7kjr9hohi">
               <w:r>
                 <w:rPr>
                   <w:rFonts w:ascii="Arial" w:cs="Arial" w:eastAsia="Arial" w:hAnsi="Arial"/>
@@ -19085,7 +19085,7 @@
               <w:spacing w:after="10" w:before="0"/>
               <w:ind w:left="120"/>
             </w:pPr>
-            <w:hyperlink w:history="1" r:id="rIddlr8thgsy0v7yfsdx37-j">
+            <w:hyperlink w:history="1" r:id="rId4len8v6ldsvuzty-crri2">
               <w:r>
                 <w:rPr>
                   <w:rFonts w:ascii="Arial" w:cs="Arial" w:eastAsia="Arial" w:hAnsi="Arial"/>
@@ -19280,7 +19280,7 @@
             <w:pPr>
               <w:spacing w:after="20" w:before="0"/>
             </w:pPr>
-            <w:hyperlink w:history="1" r:id="rIdvqsephypxfp4c6oi88juq">
+            <w:hyperlink w:history="1" r:id="rIdkgc7oub7raqbm0qhqj8ey">
               <w:r>
                 <w:rPr>
                   <w:rFonts w:ascii="Arial" w:cs="Arial" w:eastAsia="Arial" w:hAnsi="Arial"/>
@@ -19329,7 +19329,7 @@
               <w:spacing w:after="10" w:before="0"/>
               <w:ind w:left="120"/>
             </w:pPr>
-            <w:hyperlink w:history="1" r:id="rIdmd4npqp5jb6xr_w6b3wrg">
+            <w:hyperlink w:history="1" r:id="rIdczcrnfy-zfhbx4pmhlp2_">
               <w:r>
                 <w:rPr>
                   <w:rFonts w:ascii="Arial" w:cs="Arial" w:eastAsia="Arial" w:hAnsi="Arial"/>
@@ -19374,7 +19374,7 @@
             <w:pPr>
               <w:spacing w:after="20" w:before="0"/>
             </w:pPr>
-            <w:hyperlink w:history="1" r:id="rIdpbnhbkjpuw_dujqmxopqs">
+            <w:hyperlink w:history="1" r:id="rId1nhv1zfq8ehffko6nwdkp">
               <w:r>
                 <w:rPr>
                   <w:rFonts w:ascii="Arial" w:cs="Arial" w:eastAsia="Arial" w:hAnsi="Arial"/>
@@ -19423,7 +19423,7 @@
               <w:spacing w:after="10" w:before="0"/>
               <w:ind w:left="120"/>
             </w:pPr>
-            <w:hyperlink w:history="1" r:id="rIdlxwkv8pmcggooifkh6ixm">
+            <w:hyperlink w:history="1" r:id="rIdcdkn2kgtmjlsabgpghb7o">
               <w:r>
                 <w:rPr>
                   <w:rFonts w:ascii="Arial" w:cs="Arial" w:eastAsia="Arial" w:hAnsi="Arial"/>
@@ -19935,7 +19935,7 @@
         </w:rPr>
         <w:t xml:space="preserve">© 2026 SeaVuria and ARES. Aligned with KICD objectives. Developed by SeaVuria; technical implementation by ARES (with AI assistance from Claude). Licensed under </w:t>
       </w:r>
-      <w:hyperlink w:history="1" r:id="rIdxinbbhrogfx2ldjpijj91">
+      <w:hyperlink w:history="1" r:id="rIdzulirnvf1bmtrg14lu-bj">
         <w:r>
           <w:rPr>
             <w:rFonts w:ascii="Arial" w:cs="Arial" w:eastAsia="Arial" w:hAnsi="Arial"/>
@@ -19956,7 +19956,7 @@
         </w:rPr>
         <w:t xml:space="preserve"> (</w:t>
       </w:r>
-      <w:hyperlink w:history="1" r:id="rIdchfydts7cs2sbdycvsd1j">
+      <w:hyperlink w:history="1" r:id="rIdz8t6g1cnoplaoj1m8s5yc">
         <w:r>
           <w:rPr>
             <w:rFonts w:ascii="Arial" w:cs="Arial" w:eastAsia="Arial" w:hAnsi="Arial"/>
@@ -20969,7 +20969,7 @@
             <w:pPr>
               <w:spacing w:after="20" w:before="0"/>
             </w:pPr>
-            <w:hyperlink w:history="1" r:id="rIdfkrquc0hl7twtjwcqgede">
+            <w:hyperlink w:history="1" r:id="rIdslkv_kqbjvxk6nx5bjmfe">
               <w:r>
                 <w:rPr>
                   <w:rFonts w:ascii="Arial" w:cs="Arial" w:eastAsia="Arial" w:hAnsi="Arial"/>
@@ -21002,7 +21002,7 @@
               <w:spacing w:after="10" w:before="0"/>
               <w:ind w:left="120"/>
             </w:pPr>
-            <w:hyperlink w:history="1" r:id="rIdq3dfsdivx5arcfqijwgeq">
+            <w:hyperlink w:history="1" r:id="rIdzyzr85zbsbvwopxqav2nx">
               <w:r>
                 <w:rPr>
                   <w:rFonts w:ascii="Arial" w:cs="Arial" w:eastAsia="Arial" w:hAnsi="Arial"/>
@@ -21047,7 +21047,7 @@
             <w:pPr>
               <w:spacing w:after="20" w:before="0"/>
             </w:pPr>
-            <w:hyperlink w:history="1" r:id="rIdyed1xnurcdny4biepavq4">
+            <w:hyperlink w:history="1" r:id="rIdmxwad-ewmapfguasx0n_k">
               <w:r>
                 <w:rPr>
                   <w:rFonts w:ascii="Arial" w:cs="Arial" w:eastAsia="Arial" w:hAnsi="Arial"/>
@@ -21080,7 +21080,7 @@
               <w:spacing w:after="10" w:before="0"/>
               <w:ind w:left="120"/>
             </w:pPr>
-            <w:hyperlink w:history="1" r:id="rId5wbn9svvj_n7f1v2o3jlu">
+            <w:hyperlink w:history="1" r:id="rIdfayvxteduum3lsai6yngl">
               <w:r>
                 <w:rPr>
                   <w:rFonts w:ascii="Arial" w:cs="Arial" w:eastAsia="Arial" w:hAnsi="Arial"/>
@@ -21154,7 +21154,7 @@
                 <w:sz w:val="18"/>
                 <w:szCs w:val="18"/>
               </w:rPr>
-              <w:t xml:space="preserve">Hold up the onion with roots and say: 'This root grew 3 cm in five days. Just like you grew from a 3 kg baby. Where do you think the new cells are being made?' Give WAIT TIME of 10-15 seconds in silence before anyone talks. Then say: 'Draw your prediction first, then turn to your partner.' Circulate and listen to the pairs. Cold-call 4 pairs, ensuring at least 2 different predictions are heard, and record them on the board under 'Our Predictions'. Ask: 'What would make you change your prediction?' Remind learners that the safety rules will be reviewed before touching any equipment. With a large class, ask pairs sitting in the same row to share with each other first, so more voices are heard in less time.</w:t>
+              <w:t xml:space="preserve">Hold up the onion with roots and say: 'This root grew 3 cm in a week. Just like you grew from a 3 kg baby. Where do you think the new cells are being made?' Give WAIT TIME of 10-15 seconds in silence before anyone talks. Then say: 'Draw your prediction first, then turn to your partner.' Circulate and listen to the pairs. Cold-call 4 pairs, ensuring at least 2 different predictions are heard, and record them on the board under 'Our Predictions'. Ask: 'What would make you change your prediction?' Remind learners that the safety rules will be reviewed before touching any equipment. With a large class, ask pairs sitting in the same row to share with each other first, so more voices are heard in less time.</w:t>
             </w:r>
           </w:p>
         </w:tc>
@@ -21275,7 +21275,7 @@
             <w:pPr>
               <w:spacing w:after="20" w:before="0"/>
             </w:pPr>
-            <w:hyperlink w:history="1" r:id="rIdjnxjl9tkvtwcgc4xm4a9p">
+            <w:hyperlink w:history="1" r:id="rId5oydyghflsrhgvfmxu57x">
               <w:r>
                 <w:rPr>
                   <w:rFonts w:ascii="Arial" w:cs="Arial" w:eastAsia="Arial" w:hAnsi="Arial"/>
@@ -21308,7 +21308,7 @@
               <w:spacing w:after="10" w:before="0"/>
               <w:ind w:left="120"/>
             </w:pPr>
-            <w:hyperlink w:history="1" r:id="rIdg_liok3om6vdvbasqq4rm">
+            <w:hyperlink w:history="1" r:id="rId9ufo1zpuh3r6o17at8roi">
               <w:r>
                 <w:rPr>
                   <w:rFonts w:ascii="Arial" w:cs="Arial" w:eastAsia="Arial" w:hAnsi="Arial"/>
@@ -21353,7 +21353,7 @@
             <w:pPr>
               <w:spacing w:after="20" w:before="0"/>
             </w:pPr>
-            <w:hyperlink w:history="1" r:id="rIdvm56e4hm3tfjtc53cqjun">
+            <w:hyperlink w:history="1" r:id="rIdk3fvgda-ufiiw7yuhdp_b">
               <w:r>
                 <w:rPr>
                   <w:rFonts w:ascii="Arial" w:cs="Arial" w:eastAsia="Arial" w:hAnsi="Arial"/>
@@ -21386,7 +21386,7 @@
               <w:spacing w:after="10" w:before="0"/>
               <w:ind w:left="120"/>
             </w:pPr>
-            <w:hyperlink w:history="1" r:id="rId_xhlv1na9g1hbpbnxqpic">
+            <w:hyperlink w:history="1" r:id="rIdzumsbay70hqkla16cpypo">
               <w:r>
                 <w:rPr>
                   <w:rFonts w:ascii="Arial" w:cs="Arial" w:eastAsia="Arial" w:hAnsi="Arial"/>
@@ -21581,7 +21581,7 @@
             <w:pPr>
               <w:spacing w:after="20" w:before="0"/>
             </w:pPr>
-            <w:hyperlink w:history="1" r:id="rIdkbvkctakvtatj738a-ywk">
+            <w:hyperlink w:history="1" r:id="rIdhrb-rqic7zrac9mr4a6xk">
               <w:r>
                 <w:rPr>
                   <w:rFonts w:ascii="Arial" w:cs="Arial" w:eastAsia="Arial" w:hAnsi="Arial"/>
@@ -21630,7 +21630,7 @@
               <w:spacing w:after="10" w:before="0"/>
               <w:ind w:left="120"/>
             </w:pPr>
-            <w:hyperlink w:history="1" r:id="rId2kufw7ahj0wvkwfxpq3me">
+            <w:hyperlink w:history="1" r:id="rIdt1zzs6mnaixhqyvaarboq">
               <w:r>
                 <w:rPr>
                   <w:rFonts w:ascii="Arial" w:cs="Arial" w:eastAsia="Arial" w:hAnsi="Arial"/>
@@ -21675,7 +21675,7 @@
             <w:pPr>
               <w:spacing w:after="20" w:before="0"/>
             </w:pPr>
-            <w:hyperlink w:history="1" r:id="rIddd-_eh02dclv10fujkwi2">
+            <w:hyperlink w:history="1" r:id="rIdhivuzq5p29pg56g3lvlhs">
               <w:r>
                 <w:rPr>
                   <w:rFonts w:ascii="Arial" w:cs="Arial" w:eastAsia="Arial" w:hAnsi="Arial"/>
@@ -21708,7 +21708,7 @@
               <w:spacing w:after="10" w:before="0"/>
               <w:ind w:left="120"/>
             </w:pPr>
-            <w:hyperlink w:history="1" r:id="rIdmc6b4hof3xbncg_cgbh1v">
+            <w:hyperlink w:history="1" r:id="rIdu9stfhsisfdfe-odhgnmk">
               <w:r>
                 <w:rPr>
                   <w:rFonts w:ascii="Arial" w:cs="Arial" w:eastAsia="Arial" w:hAnsi="Arial"/>
@@ -21903,7 +21903,7 @@
             <w:pPr>
               <w:spacing w:after="20" w:before="0"/>
             </w:pPr>
-            <w:hyperlink w:history="1" r:id="rIdf0i_x9ch1bxvkmsecibxm">
+            <w:hyperlink w:history="1" r:id="rId77jhe6q3r_p-6nyl0xryn">
               <w:r>
                 <w:rPr>
                   <w:rFonts w:ascii="Arial" w:cs="Arial" w:eastAsia="Arial" w:hAnsi="Arial"/>
@@ -21952,7 +21952,7 @@
               <w:spacing w:after="10" w:before="0"/>
               <w:ind w:left="120"/>
             </w:pPr>
-            <w:hyperlink w:history="1" r:id="rIdrbyqaize15rmnfo8mrwe2">
+            <w:hyperlink w:history="1" r:id="rIdzokf9gxtv1ocrt63qyuof">
               <w:r>
                 <w:rPr>
                   <w:rFonts w:ascii="Arial" w:cs="Arial" w:eastAsia="Arial" w:hAnsi="Arial"/>
@@ -21997,7 +21997,7 @@
             <w:pPr>
               <w:spacing w:after="20" w:before="0"/>
             </w:pPr>
-            <w:hyperlink w:history="1" r:id="rIdkvmem93qrmg6hha-cc4pp">
+            <w:hyperlink w:history="1" r:id="rIdega9fkqp2ayk5zyk3tsak">
               <w:r>
                 <w:rPr>
                   <w:rFonts w:ascii="Arial" w:cs="Arial" w:eastAsia="Arial" w:hAnsi="Arial"/>
@@ -22030,7 +22030,7 @@
               <w:spacing w:after="10" w:before="0"/>
               <w:ind w:left="120"/>
             </w:pPr>
-            <w:hyperlink w:history="1" r:id="rIdtf1vgbrppgn4fvqqjgskx">
+            <w:hyperlink w:history="1" r:id="rIdh1p4oh1jjhobnwvhipneu">
               <w:r>
                 <w:rPr>
                   <w:rFonts w:ascii="Arial" w:cs="Arial" w:eastAsia="Arial" w:hAnsi="Arial"/>
@@ -22225,7 +22225,7 @@
             <w:pPr>
               <w:spacing w:after="20" w:before="0"/>
             </w:pPr>
-            <w:hyperlink w:history="1" r:id="rIdsrft59bok76r5ow1ew2yu">
+            <w:hyperlink w:history="1" r:id="rIdmiy2fu21bajioibvh4jo5">
               <w:r>
                 <w:rPr>
                   <w:rFonts w:ascii="Arial" w:cs="Arial" w:eastAsia="Arial" w:hAnsi="Arial"/>
@@ -22274,7 +22274,7 @@
               <w:spacing w:after="10" w:before="0"/>
               <w:ind w:left="120"/>
             </w:pPr>
-            <w:hyperlink w:history="1" r:id="rIdfziytd8olhidiohuzadqd">
+            <w:hyperlink w:history="1" r:id="rIdxbt1qw32treumqbkmdh-1">
               <w:r>
                 <w:rPr>
                   <w:rFonts w:ascii="Arial" w:cs="Arial" w:eastAsia="Arial" w:hAnsi="Arial"/>
@@ -22319,7 +22319,7 @@
             <w:pPr>
               <w:spacing w:after="20" w:before="0"/>
             </w:pPr>
-            <w:hyperlink w:history="1" r:id="rIduu0oudz3nsmd_eyzlunct">
+            <w:hyperlink w:history="1" r:id="rIdjpdopkcmonc0ufpwsrjey">
               <w:r>
                 <w:rPr>
                   <w:rFonts w:ascii="Arial" w:cs="Arial" w:eastAsia="Arial" w:hAnsi="Arial"/>
@@ -22352,7 +22352,7 @@
               <w:spacing w:after="10" w:before="0"/>
               <w:ind w:left="120"/>
             </w:pPr>
-            <w:hyperlink w:history="1" r:id="rIdmrqowodvqsdvbe68nmwxr">
+            <w:hyperlink w:history="1" r:id="rIdhsq1tavx405q6w60aplo3">
               <w:r>
                 <w:rPr>
                   <w:rFonts w:ascii="Arial" w:cs="Arial" w:eastAsia="Arial" w:hAnsi="Arial"/>
@@ -22864,7 +22864,7 @@
         </w:rPr>
         <w:t xml:space="preserve">© 2026 SeaVuria and ARES. Aligned with KICD objectives. Developed by SeaVuria; technical implementation by ARES (with AI assistance from Claude). Licensed under </w:t>
       </w:r>
-      <w:hyperlink w:history="1" r:id="rIdsz6tjv0l8uzhgqeiop_z3">
+      <w:hyperlink w:history="1" r:id="rIdjj5sitw5rmsvfi4wyioxk">
         <w:r>
           <w:rPr>
             <w:rFonts w:ascii="Arial" w:cs="Arial" w:eastAsia="Arial" w:hAnsi="Arial"/>
@@ -22885,7 +22885,7 @@
         </w:rPr>
         <w:t xml:space="preserve"> (</w:t>
       </w:r>
-      <w:hyperlink w:history="1" r:id="rIdvw8o1equi3nozaokq2gko">
+      <w:hyperlink w:history="1" r:id="rIdhfduv4ykqqppxwwv1m7rn">
         <w:r>
           <w:rPr>
             <w:rFonts w:ascii="Arial" w:cs="Arial" w:eastAsia="Arial" w:hAnsi="Arial"/>
@@ -23898,7 +23898,7 @@
             <w:pPr>
               <w:spacing w:after="20" w:before="0"/>
             </w:pPr>
-            <w:hyperlink w:history="1" r:id="rIdlyw-4kf26jywolhyrlkcp">
+            <w:hyperlink w:history="1" r:id="rIdpqp9qhl0dymwctd3umoob">
               <w:r>
                 <w:rPr>
                   <w:rFonts w:ascii="Arial" w:cs="Arial" w:eastAsia="Arial" w:hAnsi="Arial"/>
@@ -23947,7 +23947,7 @@
               <w:spacing w:after="10" w:before="0"/>
               <w:ind w:left="120"/>
             </w:pPr>
-            <w:hyperlink w:history="1" r:id="rId441tejem4temv_mch4q6j">
+            <w:hyperlink w:history="1" r:id="rIdgzu7u0smlsfttais1b_ch">
               <w:r>
                 <w:rPr>
                   <w:rFonts w:ascii="Arial" w:cs="Arial" w:eastAsia="Arial" w:hAnsi="Arial"/>
@@ -23992,7 +23992,7 @@
             <w:pPr>
               <w:spacing w:after="20" w:before="0"/>
             </w:pPr>
-            <w:hyperlink w:history="1" r:id="rId58qd-bq70jcwocuqhqetw">
+            <w:hyperlink w:history="1" r:id="rIdp43rjyrwsy9uf8go7q3vc">
               <w:r>
                 <w:rPr>
                   <w:rFonts w:ascii="Arial" w:cs="Arial" w:eastAsia="Arial" w:hAnsi="Arial"/>
@@ -24025,7 +24025,7 @@
               <w:spacing w:after="10" w:before="0"/>
               <w:ind w:left="120"/>
             </w:pPr>
-            <w:hyperlink w:history="1" r:id="rIdttwfsykuvy58-djhj5dff">
+            <w:hyperlink w:history="1" r:id="rIduuo_hydwos28-aedmcfnx">
               <w:r>
                 <w:rPr>
                   <w:rFonts w:ascii="Arial" w:cs="Arial" w:eastAsia="Arial" w:hAnsi="Arial"/>
@@ -24220,7 +24220,7 @@
             <w:pPr>
               <w:spacing w:after="20" w:before="0"/>
             </w:pPr>
-            <w:hyperlink w:history="1" r:id="rIdkvxmizf08un7936iucri8">
+            <w:hyperlink w:history="1" r:id="rIdtbrw9elkbiwblk40gajsm">
               <w:r>
                 <w:rPr>
                   <w:rFonts w:ascii="Arial" w:cs="Arial" w:eastAsia="Arial" w:hAnsi="Arial"/>
@@ -24269,7 +24269,7 @@
               <w:spacing w:after="10" w:before="0"/>
               <w:ind w:left="120"/>
             </w:pPr>
-            <w:hyperlink w:history="1" r:id="rIdaemzyu8gmmo8qntbkgvoj">
+            <w:hyperlink w:history="1" r:id="rIdmiodqvmea_3sq9i53jsqu">
               <w:r>
                 <w:rPr>
                   <w:rFonts w:ascii="Arial" w:cs="Arial" w:eastAsia="Arial" w:hAnsi="Arial"/>
@@ -24314,7 +24314,7 @@
             <w:pPr>
               <w:spacing w:after="20" w:before="0"/>
             </w:pPr>
-            <w:hyperlink w:history="1" r:id="rIdvakz6d_aqf0uxqws2i7qm">
+            <w:hyperlink w:history="1" r:id="rId4zyhnqyv2s0iqppfaxrb2">
               <w:r>
                 <w:rPr>
                   <w:rFonts w:ascii="Arial" w:cs="Arial" w:eastAsia="Arial" w:hAnsi="Arial"/>
@@ -24347,7 +24347,7 @@
               <w:spacing w:after="10" w:before="0"/>
               <w:ind w:left="120"/>
             </w:pPr>
-            <w:hyperlink w:history="1" r:id="rIdmrlqtktz1q67olinode42">
+            <w:hyperlink w:history="1" r:id="rId8-wxzsiii2vm27-7hamuv">
               <w:r>
                 <w:rPr>
                   <w:rFonts w:ascii="Arial" w:cs="Arial" w:eastAsia="Arial" w:hAnsi="Arial"/>
@@ -24542,7 +24542,7 @@
             <w:pPr>
               <w:spacing w:after="20" w:before="0"/>
             </w:pPr>
-            <w:hyperlink w:history="1" r:id="rIdqezrsvdcnwqjncryppzel">
+            <w:hyperlink w:history="1" r:id="rIdainz86l7zlcp_dvtrjdig">
               <w:r>
                 <w:rPr>
                   <w:rFonts w:ascii="Arial" w:cs="Arial" w:eastAsia="Arial" w:hAnsi="Arial"/>
@@ -24591,7 +24591,7 @@
               <w:spacing w:after="10" w:before="0"/>
               <w:ind w:left="120"/>
             </w:pPr>
-            <w:hyperlink w:history="1" r:id="rIdrhou8slbrxcuh7n4yisl9">
+            <w:hyperlink w:history="1" r:id="rId0plhmsdslquy70oguqele">
               <w:r>
                 <w:rPr>
                   <w:rFonts w:ascii="Arial" w:cs="Arial" w:eastAsia="Arial" w:hAnsi="Arial"/>
@@ -24636,7 +24636,7 @@
             <w:pPr>
               <w:spacing w:after="20" w:before="0"/>
             </w:pPr>
-            <w:hyperlink w:history="1" r:id="rId8qf9ulgzsvkdgsvjs5gp4">
+            <w:hyperlink w:history="1" r:id="rIdzetpx0ltoatra4ppnbcs1">
               <w:r>
                 <w:rPr>
                   <w:rFonts w:ascii="Arial" w:cs="Arial" w:eastAsia="Arial" w:hAnsi="Arial"/>
@@ -24685,7 +24685,7 @@
               <w:spacing w:after="10" w:before="0"/>
               <w:ind w:left="120"/>
             </w:pPr>
-            <w:hyperlink w:history="1" r:id="rIdsfbaw5f1nat3klhgfiphz">
+            <w:hyperlink w:history="1" r:id="rIdccwjgutbqpbonqhvooidm">
               <w:r>
                 <w:rPr>
                   <w:rFonts w:ascii="Arial" w:cs="Arial" w:eastAsia="Arial" w:hAnsi="Arial"/>
@@ -24880,7 +24880,7 @@
             <w:pPr>
               <w:spacing w:after="20" w:before="0"/>
             </w:pPr>
-            <w:hyperlink w:history="1" r:id="rIdgcobfxsycjwchjwtczezg">
+            <w:hyperlink w:history="1" r:id="rIdowi58r_h6l5xbralrb-vo">
               <w:r>
                 <w:rPr>
                   <w:rFonts w:ascii="Arial" w:cs="Arial" w:eastAsia="Arial" w:hAnsi="Arial"/>
@@ -24929,7 +24929,7 @@
               <w:spacing w:after="10" w:before="0"/>
               <w:ind w:left="120"/>
             </w:pPr>
-            <w:hyperlink w:history="1" r:id="rIdcdpzc371hwmhcef5ug5kz">
+            <w:hyperlink w:history="1" r:id="rIdzzhhzuo3kkfhfql5964-k">
               <w:r>
                 <w:rPr>
                   <w:rFonts w:ascii="Arial" w:cs="Arial" w:eastAsia="Arial" w:hAnsi="Arial"/>
@@ -24974,7 +24974,7 @@
             <w:pPr>
               <w:spacing w:after="20" w:before="0"/>
             </w:pPr>
-            <w:hyperlink w:history="1" r:id="rIdpmfkhqg7r4rqc2wc7wflu">
+            <w:hyperlink w:history="1" r:id="rIdodl7omfuxsclyaakjk8np">
               <w:r>
                 <w:rPr>
                   <w:rFonts w:ascii="Arial" w:cs="Arial" w:eastAsia="Arial" w:hAnsi="Arial"/>
@@ -25023,7 +25023,7 @@
               <w:spacing w:after="10" w:before="0"/>
               <w:ind w:left="120"/>
             </w:pPr>
-            <w:hyperlink w:history="1" r:id="rId5f0umph7vja3ikwyf_x4z">
+            <w:hyperlink w:history="1" r:id="rIdmv1dl97gxey5lq-bdjypm">
               <w:r>
                 <w:rPr>
                   <w:rFonts w:ascii="Arial" w:cs="Arial" w:eastAsia="Arial" w:hAnsi="Arial"/>
@@ -25097,7 +25097,7 @@
                 <w:sz w:val="18"/>
                 <w:szCs w:val="18"/>
               </w:rPr>
-              <w:t xml:space="preserve">Say: 'Look at our DQB. Which questions can we now answer, and what new questions has today raised?' Give WAIT TIME of 10-15 seconds before taking responses. Ask each pair to write one 'now we know' and one 'new question'. Cold-call 4 pairs to place and read their slip aloud and ask the class: 'Do we agree? What evidence supports it?' Group the slips by theme on the board (growth control, cancer, microbes, genetic variety). Flag the questions that Lesson 9 (budding and binary fission) and Lesson 10 (final model) will address. In a large class, use one representative per row to post slips on behalf of the group.</w:t>
+              <w:t xml:space="preserve">Say: 'Look at our DQB. Which questions can we now answer, and what new questions has today raised?' Give WAIT TIME of 10-15 seconds before taking responses. Ask each pair to write one 'now we know' and one 'new question'. Cold-call 4 pairs to place and read their slip aloud and ask the class: 'Do we agree? What evidence supports it?' Group the slips by theme on the board (growth control, cancer, microbes, genetic variety). Flag the questions that Lesson 9 (consolidation and animations) and Lesson 10 (final model) will address. In a large class, use one representative per row to post slips on behalf of the group.</w:t>
             </w:r>
           </w:p>
         </w:tc>
@@ -25218,7 +25218,7 @@
             <w:pPr>
               <w:spacing w:after="20" w:before="0"/>
             </w:pPr>
-            <w:hyperlink w:history="1" r:id="rId6utsbg2e4nvemzofim6d8">
+            <w:hyperlink w:history="1" r:id="rIdmx5wlatmjur2fl1q9aomh">
               <w:r>
                 <w:rPr>
                   <w:rFonts w:ascii="Arial" w:cs="Arial" w:eastAsia="Arial" w:hAnsi="Arial"/>
@@ -25267,7 +25267,7 @@
               <w:spacing w:after="10" w:before="0"/>
               <w:ind w:left="120"/>
             </w:pPr>
-            <w:hyperlink w:history="1" r:id="rIdyzoav5dk_2ayu0ftdujko">
+            <w:hyperlink w:history="1" r:id="rId1sj01k6dk9spgkdzhkib6">
               <w:r>
                 <w:rPr>
                   <w:rFonts w:ascii="Arial" w:cs="Arial" w:eastAsia="Arial" w:hAnsi="Arial"/>
@@ -25312,7 +25312,7 @@
             <w:pPr>
               <w:spacing w:after="20" w:before="0"/>
             </w:pPr>
-            <w:hyperlink w:history="1" r:id="rIdy89h5t1tua7rgz9ezr_yg">
+            <w:hyperlink w:history="1" r:id="rIdextkycjjpj-x4v-ahqqjx">
               <w:r>
                 <w:rPr>
                   <w:rFonts w:ascii="Arial" w:cs="Arial" w:eastAsia="Arial" w:hAnsi="Arial"/>
@@ -25361,7 +25361,7 @@
               <w:spacing w:after="10" w:before="0"/>
               <w:ind w:left="120"/>
             </w:pPr>
-            <w:hyperlink w:history="1" r:id="rIdgzfhzi868pskcdhp_scda">
+            <w:hyperlink w:history="1" r:id="rIdmpd9eayd4ahhomhso0xd-">
               <w:r>
                 <w:rPr>
                   <w:rFonts w:ascii="Arial" w:cs="Arial" w:eastAsia="Arial" w:hAnsi="Arial"/>
@@ -25592,7 +25592,7 @@
                 <w:sz w:val="18"/>
                 <w:szCs w:val="18"/>
               </w:rPr>
-              <w:t xml:space="preserve">After the lesson, consider: (1) Did learners move from 'cells get bigger' to 'cells increase in number by mitosis'? Which learners still hold the misconception? (2) Did the jigsaw work in the large class, and were all expert groups able to access evidence cards? What adjustments (extra copies, board summaries) are needed? (3) Were learners able to connect tissue culture to repeated mitosis and identical clones, and did anyone raise the risk of reduced genetic variety? (4) Which DQB questions are ready to be explored in Lesson 9 (budding and binary fission) and Lesson 10? (5) Was WAIT TIME of 10-15 seconds used consistently, and were cold-calls spread across the room? (6) How well were safety and hygiene reinforced?</w:t>
+              <w:t xml:space="preserve">After the lesson, consider: (1) Did learners move from 'cells get bigger' to 'cells increase in number by mitosis'? Which learners still hold the misconception? (2) Did the jigsaw work in the large class, and were all expert groups able to access evidence cards? What adjustments (extra copies, board summaries) are needed? (3) Were learners able to connect tissue culture to repeated mitosis and identical clones, and did anyone raise the risk of reduced genetic variety? (4) Which DQB questions are ready to be explored in Lesson 9 (consolidation and animations) and Lesson 10? (5) Was WAIT TIME of 10-15 seconds used consistently, and were cold-calls spread across the room? (6) How well were safety and hygiene reinforced?</w:t>
             </w:r>
           </w:p>
         </w:tc>
@@ -25873,7 +25873,7 @@
         </w:rPr>
         <w:t xml:space="preserve">© 2026 SeaVuria and ARES. Aligned with KICD objectives. Developed by SeaVuria; technical implementation by ARES (with AI assistance from Claude). Licensed under </w:t>
       </w:r>
-      <w:hyperlink w:history="1" r:id="rId6gjciugaavtxnwmz7l04b">
+      <w:hyperlink w:history="1" r:id="rIdorvj9ea4eckoll0cue726">
         <w:r>
           <w:rPr>
             <w:rFonts w:ascii="Arial" w:cs="Arial" w:eastAsia="Arial" w:hAnsi="Arial"/>
@@ -25894,7 +25894,7 @@
         </w:rPr>
         <w:t xml:space="preserve"> (</w:t>
       </w:r>
-      <w:hyperlink w:history="1" r:id="rIdn3g4kknxcjleusfdrpu9z">
+      <w:hyperlink w:history="1" r:id="rIdwf2odgummiwpz4ybz0u0f">
         <w:r>
           <w:rPr>
             <w:rFonts w:ascii="Arial" w:cs="Arial" w:eastAsia="Arial" w:hAnsi="Arial"/>
@@ -26907,7 +26907,7 @@
             <w:pPr>
               <w:spacing w:after="20" w:before="0"/>
             </w:pPr>
-            <w:hyperlink w:history="1" r:id="rIdbsbzubqfljwbe9skue4xw">
+            <w:hyperlink w:history="1" r:id="rIdguyjc24g3nnzhwti9ww3h">
               <w:r>
                 <w:rPr>
                   <w:rFonts w:ascii="Arial" w:cs="Arial" w:eastAsia="Arial" w:hAnsi="Arial"/>
@@ -26940,7 +26940,7 @@
               <w:spacing w:after="10" w:before="0"/>
               <w:ind w:left="120"/>
             </w:pPr>
-            <w:hyperlink w:history="1" r:id="rIdxhdcpko1umvubuv46gcuk">
+            <w:hyperlink w:history="1" r:id="rIdofklt_v2ufkb_iospebfx">
               <w:r>
                 <w:rPr>
                   <w:rFonts w:ascii="Arial" w:cs="Arial" w:eastAsia="Arial" w:hAnsi="Arial"/>
@@ -26985,7 +26985,7 @@
             <w:pPr>
               <w:spacing w:after="20" w:before="0"/>
             </w:pPr>
-            <w:hyperlink w:history="1" r:id="rIdp-obqwi4bewlse1qsbqzo">
+            <w:hyperlink w:history="1" r:id="rIdqudq1sm4t88un4b-qmfnz">
               <w:r>
                 <w:rPr>
                   <w:rFonts w:ascii="Arial" w:cs="Arial" w:eastAsia="Arial" w:hAnsi="Arial"/>
@@ -27018,7 +27018,7 @@
               <w:spacing w:after="10" w:before="0"/>
               <w:ind w:left="120"/>
             </w:pPr>
-            <w:hyperlink w:history="1" r:id="rId8uarw6xr4dsveutyzaqhy">
+            <w:hyperlink w:history="1" r:id="rIdv3csme64bcse6o2ki08mb">
               <w:r>
                 <w:rPr>
                   <w:rFonts w:ascii="Arial" w:cs="Arial" w:eastAsia="Arial" w:hAnsi="Arial"/>
@@ -27213,7 +27213,7 @@
             <w:pPr>
               <w:spacing w:after="20" w:before="0"/>
             </w:pPr>
-            <w:hyperlink w:history="1" r:id="rId_4vwlc5-owksineldsjjx">
+            <w:hyperlink w:history="1" r:id="rId_344ajv6ba7nec6ugofkj">
               <w:r>
                 <w:rPr>
                   <w:rFonts w:ascii="Arial" w:cs="Arial" w:eastAsia="Arial" w:hAnsi="Arial"/>
@@ -27246,7 +27246,7 @@
               <w:spacing w:after="10" w:before="0"/>
               <w:ind w:left="120"/>
             </w:pPr>
-            <w:hyperlink w:history="1" r:id="rIdm6kdwkuob5wd8-admeviw">
+            <w:hyperlink w:history="1" r:id="rIdpkfrtdqsqkka-wnebehnn">
               <w:r>
                 <w:rPr>
                   <w:rFonts w:ascii="Arial" w:cs="Arial" w:eastAsia="Arial" w:hAnsi="Arial"/>
@@ -27291,7 +27291,7 @@
             <w:pPr>
               <w:spacing w:after="20" w:before="0"/>
             </w:pPr>
-            <w:hyperlink w:history="1" r:id="rIdojqjoh-sjhwa4y1k18yvl">
+            <w:hyperlink w:history="1" r:id="rIdv3ksyhm8argfov7psu3x_">
               <w:r>
                 <w:rPr>
                   <w:rFonts w:ascii="Arial" w:cs="Arial" w:eastAsia="Arial" w:hAnsi="Arial"/>
@@ -27324,7 +27324,7 @@
               <w:spacing w:after="10" w:before="0"/>
               <w:ind w:left="120"/>
             </w:pPr>
-            <w:hyperlink w:history="1" r:id="rIdkqq0tichgfhfta2dscu0p">
+            <w:hyperlink w:history="1" r:id="rIdfetwzxecz82coelytmywp">
               <w:r>
                 <w:rPr>
                   <w:rFonts w:ascii="Arial" w:cs="Arial" w:eastAsia="Arial" w:hAnsi="Arial"/>
@@ -27519,7 +27519,7 @@
             <w:pPr>
               <w:spacing w:after="20" w:before="0"/>
             </w:pPr>
-            <w:hyperlink w:history="1" r:id="rIdyshjwz8tph1_t7d_nv_u-">
+            <w:hyperlink w:history="1" r:id="rId-vuujwlkzaxqysflf9b9h">
               <w:r>
                 <w:rPr>
                   <w:rFonts w:ascii="Arial" w:cs="Arial" w:eastAsia="Arial" w:hAnsi="Arial"/>
@@ -27568,7 +27568,7 @@
               <w:spacing w:after="10" w:before="0"/>
               <w:ind w:left="120"/>
             </w:pPr>
-            <w:hyperlink w:history="1" r:id="rIdstgw_rmhd2xwwmqoyibzy">
+            <w:hyperlink w:history="1" r:id="rIdbqrp1mnhea58yi9zbq3p8">
               <w:r>
                 <w:rPr>
                   <w:rFonts w:ascii="Arial" w:cs="Arial" w:eastAsia="Arial" w:hAnsi="Arial"/>
@@ -27613,7 +27613,7 @@
             <w:pPr>
               <w:spacing w:after="20" w:before="0"/>
             </w:pPr>
-            <w:hyperlink w:history="1" r:id="rIdfvozmvaagrp8sixuhnomk">
+            <w:hyperlink w:history="1" r:id="rId1iamavopd25gjgf6b-kxi">
               <w:r>
                 <w:rPr>
                   <w:rFonts w:ascii="Arial" w:cs="Arial" w:eastAsia="Arial" w:hAnsi="Arial"/>
@@ -27662,7 +27662,7 @@
               <w:spacing w:after="10" w:before="0"/>
               <w:ind w:left="120"/>
             </w:pPr>
-            <w:hyperlink w:history="1" r:id="rIdi0on8ts8hnk1grg0cjbqv">
+            <w:hyperlink w:history="1" r:id="rIdufgaf-prw8rztqnlrkvzm">
               <w:r>
                 <w:rPr>
                   <w:rFonts w:ascii="Arial" w:cs="Arial" w:eastAsia="Arial" w:hAnsi="Arial"/>
@@ -27857,7 +27857,7 @@
             <w:pPr>
               <w:spacing w:after="20" w:before="0"/>
             </w:pPr>
-            <w:hyperlink w:history="1" r:id="rIdddzofu2-edk3gjjj9qh6b">
+            <w:hyperlink w:history="1" r:id="rId1owdjuqtfjqjqrdb0cjuy">
               <w:r>
                 <w:rPr>
                   <w:rFonts w:ascii="Arial" w:cs="Arial" w:eastAsia="Arial" w:hAnsi="Arial"/>
@@ -27906,7 +27906,7 @@
               <w:spacing w:after="10" w:before="0"/>
               <w:ind w:left="120"/>
             </w:pPr>
-            <w:hyperlink w:history="1" r:id="rIdcv5qcdkxu_hntybxvsheg">
+            <w:hyperlink w:history="1" r:id="rIdtebaqsoryhqkdjgd1wja7">
               <w:r>
                 <w:rPr>
                   <w:rFonts w:ascii="Arial" w:cs="Arial" w:eastAsia="Arial" w:hAnsi="Arial"/>
@@ -27951,7 +27951,7 @@
             <w:pPr>
               <w:spacing w:after="20" w:before="0"/>
             </w:pPr>
-            <w:hyperlink w:history="1" r:id="rId3wjma3me8flws3d1inwhx">
+            <w:hyperlink w:history="1" r:id="rIdw13hytbosezhbhrhjhklz">
               <w:r>
                 <w:rPr>
                   <w:rFonts w:ascii="Arial" w:cs="Arial" w:eastAsia="Arial" w:hAnsi="Arial"/>
@@ -28000,7 +28000,7 @@
               <w:spacing w:after="10" w:before="0"/>
               <w:ind w:left="120"/>
             </w:pPr>
-            <w:hyperlink w:history="1" r:id="rIdpnag6dmqdpp01juywrdtm">
+            <w:hyperlink w:history="1" r:id="rId_nji1dbsrgjhyut031qvs">
               <w:r>
                 <w:rPr>
                   <w:rFonts w:ascii="Arial" w:cs="Arial" w:eastAsia="Arial" w:hAnsi="Arial"/>
@@ -28195,7 +28195,7 @@
             <w:pPr>
               <w:spacing w:after="20" w:before="0"/>
             </w:pPr>
-            <w:hyperlink w:history="1" r:id="rIdx3e38lta8714kml_j0dxo">
+            <w:hyperlink w:history="1" r:id="rIdnxsdwcsnpaab43ypdht_e">
               <w:r>
                 <w:rPr>
                   <w:rFonts w:ascii="Arial" w:cs="Arial" w:eastAsia="Arial" w:hAnsi="Arial"/>
@@ -28228,7 +28228,7 @@
               <w:spacing w:after="10" w:before="0"/>
               <w:ind w:left="120"/>
             </w:pPr>
-            <w:hyperlink w:history="1" r:id="rIdxzisxmw7obxu7bupjvdsh">
+            <w:hyperlink w:history="1" r:id="rIdiri9i-1hvthoq-apqylmx">
               <w:r>
                 <w:rPr>
                   <w:rFonts w:ascii="Arial" w:cs="Arial" w:eastAsia="Arial" w:hAnsi="Arial"/>
@@ -28273,7 +28273,7 @@
             <w:pPr>
               <w:spacing w:after="20" w:before="0"/>
             </w:pPr>
-            <w:hyperlink w:history="1" r:id="rIdlqlelmscnbr8ndl5zn9g4">
+            <w:hyperlink w:history="1" r:id="rIdc2e2ehvr8p-h-v5lry7b_">
               <w:r>
                 <w:rPr>
                   <w:rFonts w:ascii="Arial" w:cs="Arial" w:eastAsia="Arial" w:hAnsi="Arial"/>
@@ -28322,7 +28322,7 @@
               <w:spacing w:after="10" w:before="0"/>
               <w:ind w:left="120"/>
             </w:pPr>
-            <w:hyperlink w:history="1" r:id="rId3pazqdt0_tusmbvrjw13i">
+            <w:hyperlink w:history="1" r:id="rIdw1zasmwi8-g6fvg5j2tdx">
               <w:r>
                 <w:rPr>
                   <w:rFonts w:ascii="Arial" w:cs="Arial" w:eastAsia="Arial" w:hAnsi="Arial"/>
@@ -28834,7 +28834,7 @@
         </w:rPr>
         <w:t xml:space="preserve">© 2026 SeaVuria and ARES. Aligned with KICD objectives. Developed by SeaVuria; technical implementation by ARES (with AI assistance from Claude). Licensed under </w:t>
       </w:r>
-      <w:hyperlink w:history="1" r:id="rIdscxbxaxzzmppezylgw-fd">
+      <w:hyperlink w:history="1" r:id="rIdo2s_8jh2iihos5am0s7os">
         <w:r>
           <w:rPr>
             <w:rFonts w:ascii="Arial" w:cs="Arial" w:eastAsia="Arial" w:hAnsi="Arial"/>
@@ -28855,7 +28855,7 @@
         </w:rPr>
         <w:t xml:space="preserve"> (</w:t>
       </w:r>
-      <w:hyperlink w:history="1" r:id="rIdt7b8upbvj5hhnloyasvpn">
+      <w:hyperlink w:history="1" r:id="rIddpbals6kivak12slgm83s">
         <w:r>
           <w:rPr>
             <w:rFonts w:ascii="Arial" w:cs="Arial" w:eastAsia="Arial" w:hAnsi="Arial"/>
@@ -29868,7 +29868,7 @@
             <w:pPr>
               <w:spacing w:after="20" w:before="0"/>
             </w:pPr>
-            <w:hyperlink w:history="1" r:id="rIdxctjrxatfifyijpwrlo2t">
+            <w:hyperlink w:history="1" r:id="rIdgkwkuzi_zp3jy8bty0ruo">
               <w:r>
                 <w:rPr>
                   <w:rFonts w:ascii="Arial" w:cs="Arial" w:eastAsia="Arial" w:hAnsi="Arial"/>
@@ -29901,7 +29901,7 @@
               <w:spacing w:after="10" w:before="0"/>
               <w:ind w:left="120"/>
             </w:pPr>
-            <w:hyperlink w:history="1" r:id="rIdx8zs1r8pkdzb4kml175tv">
+            <w:hyperlink w:history="1" r:id="rIdygv6elyj6l8km-mwwblvv">
               <w:r>
                 <w:rPr>
                   <w:rFonts w:ascii="Arial" w:cs="Arial" w:eastAsia="Arial" w:hAnsi="Arial"/>
@@ -29946,7 +29946,7 @@
             <w:pPr>
               <w:spacing w:after="20" w:before="0"/>
             </w:pPr>
-            <w:hyperlink w:history="1" r:id="rIddb_xab8phjhgodzkojc68">
+            <w:hyperlink w:history="1" r:id="rIdyfoi70c399bn0unx80w0o">
               <w:r>
                 <w:rPr>
                   <w:rFonts w:ascii="Arial" w:cs="Arial" w:eastAsia="Arial" w:hAnsi="Arial"/>
@@ -29979,7 +29979,7 @@
               <w:spacing w:after="10" w:before="0"/>
               <w:ind w:left="120"/>
             </w:pPr>
-            <w:hyperlink w:history="1" r:id="rIdopnroh11lmz0kzk2-pkxh">
+            <w:hyperlink w:history="1" r:id="rIdbemvchnpbjmqqifdfswch">
               <w:r>
                 <w:rPr>
                   <w:rFonts w:ascii="Arial" w:cs="Arial" w:eastAsia="Arial" w:hAnsi="Arial"/>
@@ -30174,7 +30174,7 @@
             <w:pPr>
               <w:spacing w:after="20" w:before="0"/>
             </w:pPr>
-            <w:hyperlink w:history="1" r:id="rIdncl-y2vlgko49lfs6nurc">
+            <w:hyperlink w:history="1" r:id="rIdxwpvghoejkphv3-amj4wm">
               <w:r>
                 <w:rPr>
                   <w:rFonts w:ascii="Arial" w:cs="Arial" w:eastAsia="Arial" w:hAnsi="Arial"/>
@@ -30207,7 +30207,7 @@
               <w:spacing w:after="10" w:before="0"/>
               <w:ind w:left="120"/>
             </w:pPr>
-            <w:hyperlink w:history="1" r:id="rIdjrmd6piirivjgp4oidc3s">
+            <w:hyperlink w:history="1" r:id="rIdehl3ak2zsquiernfdrury">
               <w:r>
                 <w:rPr>
                   <w:rFonts w:ascii="Arial" w:cs="Arial" w:eastAsia="Arial" w:hAnsi="Arial"/>
@@ -30252,7 +30252,7 @@
             <w:pPr>
               <w:spacing w:after="20" w:before="0"/>
             </w:pPr>
-            <w:hyperlink w:history="1" r:id="rId9awhlhtqcg35sys2v1erz">
+            <w:hyperlink w:history="1" r:id="rId42r5ohh3dyef17aawbjpq">
               <w:r>
                 <w:rPr>
                   <w:rFonts w:ascii="Arial" w:cs="Arial" w:eastAsia="Arial" w:hAnsi="Arial"/>
@@ -30285,7 +30285,7 @@
               <w:spacing w:after="10" w:before="0"/>
               <w:ind w:left="120"/>
             </w:pPr>
-            <w:hyperlink w:history="1" r:id="rIdw8yinbxv0muo0yvvumvve">
+            <w:hyperlink w:history="1" r:id="rIdvxmlar697vgbj1y_b19ee">
               <w:r>
                 <w:rPr>
                   <w:rFonts w:ascii="Arial" w:cs="Arial" w:eastAsia="Arial" w:hAnsi="Arial"/>
@@ -30480,7 +30480,7 @@
             <w:pPr>
               <w:spacing w:after="20" w:before="0"/>
             </w:pPr>
-            <w:hyperlink w:history="1" r:id="rIdyw19_wq3lxetqygxmp9r7">
+            <w:hyperlink w:history="1" r:id="rIdhcpxg8ejs_ddr_2bf7imn">
               <w:r>
                 <w:rPr>
                   <w:rFonts w:ascii="Arial" w:cs="Arial" w:eastAsia="Arial" w:hAnsi="Arial"/>
@@ -30513,7 +30513,7 @@
               <w:spacing w:after="10" w:before="0"/>
               <w:ind w:left="120"/>
             </w:pPr>
-            <w:hyperlink w:history="1" r:id="rIdnwccgkhplxi6tjqejlkxf">
+            <w:hyperlink w:history="1" r:id="rIdk6atnmskx8hnfzstxghfa">
               <w:r>
                 <w:rPr>
                   <w:rFonts w:ascii="Arial" w:cs="Arial" w:eastAsia="Arial" w:hAnsi="Arial"/>
@@ -30558,7 +30558,7 @@
             <w:pPr>
               <w:spacing w:after="20" w:before="0"/>
             </w:pPr>
-            <w:hyperlink w:history="1" r:id="rIdggkgjbd92bh4szkdhsobf">
+            <w:hyperlink w:history="1" r:id="rId5fjiljaszokzkcj90fkhn">
               <w:r>
                 <w:rPr>
                   <w:rFonts w:ascii="Arial" w:cs="Arial" w:eastAsia="Arial" w:hAnsi="Arial"/>
@@ -30591,7 +30591,7 @@
               <w:spacing w:after="10" w:before="0"/>
               <w:ind w:left="120"/>
             </w:pPr>
-            <w:hyperlink w:history="1" r:id="rIdlnzlnmarrsijjnveayxl2">
+            <w:hyperlink w:history="1" r:id="rIdc7mw-jrs4erier1x1okra">
               <w:r>
                 <w:rPr>
                   <w:rFonts w:ascii="Arial" w:cs="Arial" w:eastAsia="Arial" w:hAnsi="Arial"/>
@@ -30786,7 +30786,7 @@
             <w:pPr>
               <w:spacing w:after="20" w:before="0"/>
             </w:pPr>
-            <w:hyperlink w:history="1" r:id="rIdhthpcpkgafu9wjoprbq5v">
+            <w:hyperlink w:history="1" r:id="rIdphgxhtgtyvto9wx9slkdo">
               <w:r>
                 <w:rPr>
                   <w:rFonts w:ascii="Arial" w:cs="Arial" w:eastAsia="Arial" w:hAnsi="Arial"/>
@@ -30819,7 +30819,7 @@
               <w:spacing w:after="10" w:before="0"/>
               <w:ind w:left="120"/>
             </w:pPr>
-            <w:hyperlink w:history="1" r:id="rIdig1owhieou9kh82xrli8t">
+            <w:hyperlink w:history="1" r:id="rIdr12b_ts3kcgogk_c27sx_">
               <w:r>
                 <w:rPr>
                   <w:rFonts w:ascii="Arial" w:cs="Arial" w:eastAsia="Arial" w:hAnsi="Arial"/>
@@ -30864,7 +30864,7 @@
             <w:pPr>
               <w:spacing w:after="20" w:before="0"/>
             </w:pPr>
-            <w:hyperlink w:history="1" r:id="rIdt3e_n5i2wrosxoxvzlptz">
+            <w:hyperlink w:history="1" r:id="rId799haxek8sbcvs2rhfial">
               <w:r>
                 <w:rPr>
                   <w:rFonts w:ascii="Arial" w:cs="Arial" w:eastAsia="Arial" w:hAnsi="Arial"/>
@@ -30897,7 +30897,7 @@
               <w:spacing w:after="10" w:before="0"/>
               <w:ind w:left="120"/>
             </w:pPr>
-            <w:hyperlink w:history="1" r:id="rIdyhw58ywjec-mwb5evvhb4">
+            <w:hyperlink w:history="1" r:id="rIdzdlv0nxvskcjajdifyza0">
               <w:r>
                 <w:rPr>
                   <w:rFonts w:ascii="Arial" w:cs="Arial" w:eastAsia="Arial" w:hAnsi="Arial"/>
@@ -31092,7 +31092,7 @@
             <w:pPr>
               <w:spacing w:after="20" w:before="0"/>
             </w:pPr>
-            <w:hyperlink w:history="1" r:id="rIdefdrrhcmb4m89dkhgn4rk">
+            <w:hyperlink w:history="1" r:id="rId2h0djowtmyidalx46bnar">
               <w:r>
                 <w:rPr>
                   <w:rFonts w:ascii="Arial" w:cs="Arial" w:eastAsia="Arial" w:hAnsi="Arial"/>
@@ -31125,7 +31125,7 @@
               <w:spacing w:after="10" w:before="0"/>
               <w:ind w:left="120"/>
             </w:pPr>
-            <w:hyperlink w:history="1" r:id="rIdphvaawzi0ze0n_cdnmbzb">
+            <w:hyperlink w:history="1" r:id="rIdu0dqlzofaqtu5qmzgpxpi">
               <w:r>
                 <w:rPr>
                   <w:rFonts w:ascii="Arial" w:cs="Arial" w:eastAsia="Arial" w:hAnsi="Arial"/>
@@ -31170,7 +31170,7 @@
             <w:pPr>
               <w:spacing w:after="20" w:before="0"/>
             </w:pPr>
-            <w:hyperlink w:history="1" r:id="rIdxbhdq9qsswyl4hayndges">
+            <w:hyperlink w:history="1" r:id="rId1ihx_zlkj9p2umjs-j6kw">
               <w:r>
                 <w:rPr>
                   <w:rFonts w:ascii="Arial" w:cs="Arial" w:eastAsia="Arial" w:hAnsi="Arial"/>
@@ -31203,7 +31203,7 @@
               <w:spacing w:after="10" w:before="0"/>
               <w:ind w:left="120"/>
             </w:pPr>
-            <w:hyperlink w:history="1" r:id="rIdyydtwrotmvo2bbqrrj4vq">
+            <w:hyperlink w:history="1" r:id="rIdo5mft_gobriq6ok53ifdp">
               <w:r>
                 <w:rPr>
                   <w:rFonts w:ascii="Arial" w:cs="Arial" w:eastAsia="Arial" w:hAnsi="Arial"/>
@@ -31715,7 +31715,7 @@
         </w:rPr>
         <w:t xml:space="preserve">© 2026 SeaVuria and ARES. Aligned with KICD objectives. Developed by SeaVuria; technical implementation by ARES (with AI assistance from Claude). Licensed under </w:t>
       </w:r>
-      <w:hyperlink w:history="1" r:id="rIdjmb1selweiuwdaajah0ct">
+      <w:hyperlink w:history="1" r:id="rId_yq8o_her_zb0eqcyrrkx">
         <w:r>
           <w:rPr>
             <w:rFonts w:ascii="Arial" w:cs="Arial" w:eastAsia="Arial" w:hAnsi="Arial"/>
@@ -31736,7 +31736,7 @@
         </w:rPr>
         <w:t xml:space="preserve"> (</w:t>
       </w:r>
-      <w:hyperlink w:history="1" r:id="rIdvy_jchiz7i95wfm1btvhx">
+      <w:hyperlink w:history="1" r:id="rIdy_kh_qgl-n4r8fmgnc7nm">
         <w:r>
           <w:rPr>
             <w:rFonts w:ascii="Arial" w:cs="Arial" w:eastAsia="Arial" w:hAnsi="Arial"/>

--- a/data/outputs/v2/Grade11/Biology/Lesson_Plans/SS1.4_Cell_Division/Biology_Cell_Division_CBE_LessonSequence.docx
+++ b/data/outputs/v2/Grade11/Biology/Lesson_Plans/SS1.4_Cell_Division/Biology_Cell_Division_CBE_LessonSequence.docx
@@ -2172,7 +2172,7 @@
         </w:rPr>
         <w:t xml:space="preserve">© 2026 SeaVuria and ARES. This work is licensed under a </w:t>
       </w:r>
-      <w:hyperlink w:history="1" r:id="rIdr_v6zfqiojs7jdrqgx_rg">
+      <w:hyperlink w:history="1" r:id="rIdlrlac6-19zhnphul2pesv">
         <w:r>
           <w:rPr>
             <w:rFonts w:ascii="Arial" w:cs="Arial" w:eastAsia="Arial" w:hAnsi="Arial"/>
@@ -2192,7 +2192,7 @@
         </w:rPr>
         <w:t xml:space="preserve"> (</w:t>
       </w:r>
-      <w:hyperlink w:history="1" r:id="rIdo7kfe2a24vtpvgjycdlhc">
+      <w:hyperlink w:history="1" r:id="rIdjhsbd0prvzpfqr6jylyjc">
         <w:r>
           <w:rPr>
             <w:rFonts w:ascii="Arial" w:cs="Arial" w:eastAsia="Arial" w:hAnsi="Arial"/>
@@ -2212,7 +2212,7 @@
         </w:rPr>
         <w:t xml:space="preserve">). To view a copy of this license, visit </w:t>
       </w:r>
-      <w:hyperlink w:history="1" r:id="rIdxumm4hbhpb1cazdwwwefl">
+      <w:hyperlink w:history="1" r:id="rIdkyjst3ty-zxr5kcqcw6gj">
         <w:r>
           <w:rPr>
             <w:rFonts w:ascii="Arial" w:cs="Arial" w:eastAsia="Arial" w:hAnsi="Arial"/>
@@ -3224,7 +3224,7 @@
             <w:pPr>
               <w:spacing w:after="20" w:before="0"/>
             </w:pPr>
-            <w:hyperlink w:history="1" r:id="rIdxmdjpw59vsuw82rdrd2dv">
+            <w:hyperlink w:history="1" r:id="rIdt4qtpz7ur6tcfvfwoulxx">
               <w:r>
                 <w:rPr>
                   <w:rFonts w:ascii="Arial" w:cs="Arial" w:eastAsia="Arial" w:hAnsi="Arial"/>
@@ -3257,7 +3257,7 @@
               <w:spacing w:after="10" w:before="0"/>
               <w:ind w:left="120"/>
             </w:pPr>
-            <w:hyperlink w:history="1" r:id="rIdxk2lkzlyyj2ncfwczwn8k">
+            <w:hyperlink w:history="1" r:id="rIdrdm7ngvwxfir4v-nkgklk">
               <w:r>
                 <w:rPr>
                   <w:rFonts w:ascii="Arial" w:cs="Arial" w:eastAsia="Arial" w:hAnsi="Arial"/>
@@ -3302,7 +3302,7 @@
             <w:pPr>
               <w:spacing w:after="20" w:before="0"/>
             </w:pPr>
-            <w:hyperlink w:history="1" r:id="rIdatnsv0ebhwuzzgvb5rjhb">
+            <w:hyperlink w:history="1" r:id="rIdwpj9vang6gtz7tr2buccx">
               <w:r>
                 <w:rPr>
                   <w:rFonts w:ascii="Arial" w:cs="Arial" w:eastAsia="Arial" w:hAnsi="Arial"/>
@@ -3351,7 +3351,7 @@
               <w:spacing w:after="10" w:before="0"/>
               <w:ind w:left="120"/>
             </w:pPr>
-            <w:hyperlink w:history="1" r:id="rIdl9ku0lhu5_skqco0zl5tf">
+            <w:hyperlink w:history="1" r:id="rIdt3hoakebbbd7tbdtslrz8">
               <w:r>
                 <w:rPr>
                   <w:rFonts w:ascii="Arial" w:cs="Arial" w:eastAsia="Arial" w:hAnsi="Arial"/>
@@ -3546,7 +3546,7 @@
             <w:pPr>
               <w:spacing w:after="20" w:before="0"/>
             </w:pPr>
-            <w:hyperlink w:history="1" r:id="rIdbyuok33nuqgjqoout7lr4">
+            <w:hyperlink w:history="1" r:id="rIdp_q3_hty5bqrlko1o-v0_">
               <w:r>
                 <w:rPr>
                   <w:rFonts w:ascii="Arial" w:cs="Arial" w:eastAsia="Arial" w:hAnsi="Arial"/>
@@ -3579,7 +3579,7 @@
               <w:spacing w:after="10" w:before="0"/>
               <w:ind w:left="120"/>
             </w:pPr>
-            <w:hyperlink w:history="1" r:id="rIdrd-cyjm9gynqspakjndk8">
+            <w:hyperlink w:history="1" r:id="rId3qigez1tronakhzfyy0yg">
               <w:r>
                 <w:rPr>
                   <w:rFonts w:ascii="Arial" w:cs="Arial" w:eastAsia="Arial" w:hAnsi="Arial"/>
@@ -3624,7 +3624,7 @@
             <w:pPr>
               <w:spacing w:after="20" w:before="0"/>
             </w:pPr>
-            <w:hyperlink w:history="1" r:id="rId3jnlaqkacsasbydtseent">
+            <w:hyperlink w:history="1" r:id="rIde-mpp_ej9pztpdqehi0ol">
               <w:r>
                 <w:rPr>
                   <w:rFonts w:ascii="Arial" w:cs="Arial" w:eastAsia="Arial" w:hAnsi="Arial"/>
@@ -3673,7 +3673,7 @@
               <w:spacing w:after="10" w:before="0"/>
               <w:ind w:left="120"/>
             </w:pPr>
-            <w:hyperlink w:history="1" r:id="rIdk8vjkv6lj_pxj9asoqxmq">
+            <w:hyperlink w:history="1" r:id="rIdfxrky0lcyprh3oy5mizhj">
               <w:r>
                 <w:rPr>
                   <w:rFonts w:ascii="Arial" w:cs="Arial" w:eastAsia="Arial" w:hAnsi="Arial"/>
@@ -3868,7 +3868,7 @@
             <w:pPr>
               <w:spacing w:after="20" w:before="0"/>
             </w:pPr>
-            <w:hyperlink w:history="1" r:id="rIdlbraqfi4ymnvpbtxdy7za">
+            <w:hyperlink w:history="1" r:id="rIdfgwmw8jil7v1ea8i5nfco">
               <w:r>
                 <w:rPr>
                   <w:rFonts w:ascii="Arial" w:cs="Arial" w:eastAsia="Arial" w:hAnsi="Arial"/>
@@ -3901,7 +3901,7 @@
               <w:spacing w:after="10" w:before="0"/>
               <w:ind w:left="120"/>
             </w:pPr>
-            <w:hyperlink w:history="1" r:id="rId7vpgkony8gsf6igiqq5gv">
+            <w:hyperlink w:history="1" r:id="rId6kt-tc852bltky_lqe4dd">
               <w:r>
                 <w:rPr>
                   <w:rFonts w:ascii="Arial" w:cs="Arial" w:eastAsia="Arial" w:hAnsi="Arial"/>
@@ -3946,7 +3946,7 @@
             <w:pPr>
               <w:spacing w:after="20" w:before="0"/>
             </w:pPr>
-            <w:hyperlink w:history="1" r:id="rIde0n98xblxgmdvmnivp4o0">
+            <w:hyperlink w:history="1" r:id="rIdes776kj25d_zmydgh3fl6">
               <w:r>
                 <w:rPr>
                   <w:rFonts w:ascii="Arial" w:cs="Arial" w:eastAsia="Arial" w:hAnsi="Arial"/>
@@ -3995,7 +3995,7 @@
               <w:spacing w:after="10" w:before="0"/>
               <w:ind w:left="120"/>
             </w:pPr>
-            <w:hyperlink w:history="1" r:id="rId12rbcw72rs0iwwdbnxbgx">
+            <w:hyperlink w:history="1" r:id="rIdt97qrz2agwwxfvi2ubxuj">
               <w:r>
                 <w:rPr>
                   <w:rFonts w:ascii="Arial" w:cs="Arial" w:eastAsia="Arial" w:hAnsi="Arial"/>
@@ -4190,7 +4190,7 @@
             <w:pPr>
               <w:spacing w:after="20" w:before="0"/>
             </w:pPr>
-            <w:hyperlink w:history="1" r:id="rIdon4mdycnwgtdpa47uxacz">
+            <w:hyperlink w:history="1" r:id="rIdnoe4zet7m2df_5odlxgtv">
               <w:r>
                 <w:rPr>
                   <w:rFonts w:ascii="Arial" w:cs="Arial" w:eastAsia="Arial" w:hAnsi="Arial"/>
@@ -4223,7 +4223,7 @@
               <w:spacing w:after="10" w:before="0"/>
               <w:ind w:left="120"/>
             </w:pPr>
-            <w:hyperlink w:history="1" r:id="rIdezcrzqjfb002mh6vyaaxa">
+            <w:hyperlink w:history="1" r:id="rIdinuvte5m--60cfxuhsdrp">
               <w:r>
                 <w:rPr>
                   <w:rFonts w:ascii="Arial" w:cs="Arial" w:eastAsia="Arial" w:hAnsi="Arial"/>
@@ -4268,7 +4268,7 @@
             <w:pPr>
               <w:spacing w:after="20" w:before="0"/>
             </w:pPr>
-            <w:hyperlink w:history="1" r:id="rIdedi11rx02lrlwz7l7xsh9">
+            <w:hyperlink w:history="1" r:id="rIdadd8kwig7netya2mt0vsd">
               <w:r>
                 <w:rPr>
                   <w:rFonts w:ascii="Arial" w:cs="Arial" w:eastAsia="Arial" w:hAnsi="Arial"/>
@@ -4317,7 +4317,7 @@
               <w:spacing w:after="10" w:before="0"/>
               <w:ind w:left="120"/>
             </w:pPr>
-            <w:hyperlink w:history="1" r:id="rId1mplc70i32ts8bask_fl4">
+            <w:hyperlink w:history="1" r:id="rIdzr6i-tdxb-sc9extjbbhn">
               <w:r>
                 <w:rPr>
                   <w:rFonts w:ascii="Arial" w:cs="Arial" w:eastAsia="Arial" w:hAnsi="Arial"/>
@@ -4512,7 +4512,7 @@
             <w:pPr>
               <w:spacing w:after="20" w:before="0"/>
             </w:pPr>
-            <w:hyperlink w:history="1" r:id="rIdnoto-dg0b_rx6t6mvlo-g">
+            <w:hyperlink w:history="1" r:id="rId8vivhfo0yy4kgpdztxoc4">
               <w:r>
                 <w:rPr>
                   <w:rFonts w:ascii="Arial" w:cs="Arial" w:eastAsia="Arial" w:hAnsi="Arial"/>
@@ -4561,7 +4561,7 @@
               <w:spacing w:after="10" w:before="0"/>
               <w:ind w:left="120"/>
             </w:pPr>
-            <w:hyperlink w:history="1" r:id="rIdzcuvk9qth-kgmkbaiy8-2">
+            <w:hyperlink w:history="1" r:id="rIdy50c1ykomsfhucutw052b">
               <w:r>
                 <w:rPr>
                   <w:rFonts w:ascii="Arial" w:cs="Arial" w:eastAsia="Arial" w:hAnsi="Arial"/>
@@ -4606,7 +4606,7 @@
             <w:pPr>
               <w:spacing w:after="20" w:before="0"/>
             </w:pPr>
-            <w:hyperlink w:history="1" r:id="rId_alpdkvdhxqg4xftwm9qz">
+            <w:hyperlink w:history="1" r:id="rIdfo9wspscw9hwpu3dghpug">
               <w:r>
                 <w:rPr>
                   <w:rFonts w:ascii="Arial" w:cs="Arial" w:eastAsia="Arial" w:hAnsi="Arial"/>
@@ -4655,7 +4655,7 @@
               <w:spacing w:after="10" w:before="0"/>
               <w:ind w:left="120"/>
             </w:pPr>
-            <w:hyperlink w:history="1" r:id="rIdrmcj1f5d_yleqwt1fbc05">
+            <w:hyperlink w:history="1" r:id="rIdxfag_0wqgf5osou09iteu">
               <w:r>
                 <w:rPr>
                   <w:rFonts w:ascii="Arial" w:cs="Arial" w:eastAsia="Arial" w:hAnsi="Arial"/>
@@ -5167,7 +5167,7 @@
         </w:rPr>
         <w:t xml:space="preserve">© 2026 SeaVuria and ARES. Aligned with KICD objectives. Developed by SeaVuria; technical implementation by ARES (with AI assistance from Claude). Licensed under </w:t>
       </w:r>
-      <w:hyperlink w:history="1" r:id="rIdwxvguwb19jxv-dcdeqnlj">
+      <w:hyperlink w:history="1" r:id="rIdj6l8corpo8bsf2rmtwami">
         <w:r>
           <w:rPr>
             <w:rFonts w:ascii="Arial" w:cs="Arial" w:eastAsia="Arial" w:hAnsi="Arial"/>
@@ -5188,7 +5188,7 @@
         </w:rPr>
         <w:t xml:space="preserve"> (</w:t>
       </w:r>
-      <w:hyperlink w:history="1" r:id="rIdvas-dhspoikkszcvuo8b2">
+      <w:hyperlink w:history="1" r:id="rId33anl1faczdu2ss_pzegi">
         <w:r>
           <w:rPr>
             <w:rFonts w:ascii="Arial" w:cs="Arial" w:eastAsia="Arial" w:hAnsi="Arial"/>
@@ -6201,7 +6201,7 @@
             <w:pPr>
               <w:spacing w:after="20" w:before="0"/>
             </w:pPr>
-            <w:hyperlink w:history="1" r:id="rId3iaqy15sth9foq9ocmsgb">
+            <w:hyperlink w:history="1" r:id="rIdl4mkgdmz8chvg9wpp5ah9">
               <w:r>
                 <w:rPr>
                   <w:rFonts w:ascii="Arial" w:cs="Arial" w:eastAsia="Arial" w:hAnsi="Arial"/>
@@ -6234,7 +6234,7 @@
               <w:spacing w:after="10" w:before="0"/>
               <w:ind w:left="120"/>
             </w:pPr>
-            <w:hyperlink w:history="1" r:id="rId8b40hb_woogvtn-5nohqk">
+            <w:hyperlink w:history="1" r:id="rIdbabglgkql0zlza16tfbrb">
               <w:r>
                 <w:rPr>
                   <w:rFonts w:ascii="Arial" w:cs="Arial" w:eastAsia="Arial" w:hAnsi="Arial"/>
@@ -6296,7 +6296,7 @@
               <w:spacing w:after="10" w:before="0"/>
               <w:ind w:left="120"/>
             </w:pPr>
-            <w:hyperlink w:history="1" r:id="rIdpe9shqbdlgbtancgtjqez">
+            <w:hyperlink w:history="1" r:id="rIdv94fsdwqysnu9smi3upgk">
               <w:r>
                 <w:rPr>
                   <w:rFonts w:ascii="Arial" w:cs="Arial" w:eastAsia="Arial" w:hAnsi="Arial"/>
@@ -6506,7 +6506,7 @@
             <w:pPr>
               <w:spacing w:after="20" w:before="0"/>
             </w:pPr>
-            <w:hyperlink w:history="1" r:id="rIdlj4nhqdavvmvyeglkrl6a">
+            <w:hyperlink w:history="1" r:id="rIdfkv4lxovkortvo1jqzqnn">
               <w:r>
                 <w:rPr>
                   <w:rFonts w:ascii="Arial" w:cs="Arial" w:eastAsia="Arial" w:hAnsi="Arial"/>
@@ -6539,7 +6539,7 @@
               <w:spacing w:after="10" w:before="0"/>
               <w:ind w:left="120"/>
             </w:pPr>
-            <w:hyperlink w:history="1" r:id="rId7ut5xbtuelhz-lf_ssql6">
+            <w:hyperlink w:history="1" r:id="rId7fp5vfks8oyv5txep8uop">
               <w:r>
                 <w:rPr>
                   <w:rFonts w:ascii="Arial" w:cs="Arial" w:eastAsia="Arial" w:hAnsi="Arial"/>
@@ -6601,7 +6601,7 @@
               <w:spacing w:after="10" w:before="0"/>
               <w:ind w:left="120"/>
             </w:pPr>
-            <w:hyperlink w:history="1" r:id="rIdtwret2hzkya6u3ndmpycf">
+            <w:hyperlink w:history="1" r:id="rIdxyxzpejoaks-vupeuoctv">
               <w:r>
                 <w:rPr>
                   <w:rFonts w:ascii="Arial" w:cs="Arial" w:eastAsia="Arial" w:hAnsi="Arial"/>
@@ -6811,7 +6811,7 @@
             <w:pPr>
               <w:spacing w:after="20" w:before="0"/>
             </w:pPr>
-            <w:hyperlink w:history="1" r:id="rId1qhrqmohryveiyqllzxbt">
+            <w:hyperlink w:history="1" r:id="rIdbxb9x0kygyfmqapxahijm">
               <w:r>
                 <w:rPr>
                   <w:rFonts w:ascii="Arial" w:cs="Arial" w:eastAsia="Arial" w:hAnsi="Arial"/>
@@ -6844,7 +6844,7 @@
               <w:spacing w:after="10" w:before="0"/>
               <w:ind w:left="120"/>
             </w:pPr>
-            <w:hyperlink w:history="1" r:id="rIdnjcny2js44ip4gb_d8mx3">
+            <w:hyperlink w:history="1" r:id="rIdjdhoyw6vtr5geemhau4dd">
               <w:r>
                 <w:rPr>
                   <w:rFonts w:ascii="Arial" w:cs="Arial" w:eastAsia="Arial" w:hAnsi="Arial"/>
@@ -6906,7 +6906,7 @@
               <w:spacing w:after="10" w:before="0"/>
               <w:ind w:left="120"/>
             </w:pPr>
-            <w:hyperlink w:history="1" r:id="rId0mkt1nxarhwq76yczfewz">
+            <w:hyperlink w:history="1" r:id="rIdjorwyzclgkro6fdmyrunb">
               <w:r>
                 <w:rPr>
                   <w:rFonts w:ascii="Arial" w:cs="Arial" w:eastAsia="Arial" w:hAnsi="Arial"/>
@@ -7116,7 +7116,7 @@
             <w:pPr>
               <w:spacing w:after="20" w:before="0"/>
             </w:pPr>
-            <w:hyperlink w:history="1" r:id="rIdb8zwg7mn2g9dvtblyr-xs">
+            <w:hyperlink w:history="1" r:id="rIdzyv-17wsszprbhpf3vawb">
               <w:r>
                 <w:rPr>
                   <w:rFonts w:ascii="Arial" w:cs="Arial" w:eastAsia="Arial" w:hAnsi="Arial"/>
@@ -7149,7 +7149,7 @@
               <w:spacing w:after="10" w:before="0"/>
               <w:ind w:left="120"/>
             </w:pPr>
-            <w:hyperlink w:history="1" r:id="rIdlkqezsnqa3dhqnsfvd3wu">
+            <w:hyperlink w:history="1" r:id="rIdsbkm8funsj_wb-mxjtyo7">
               <w:r>
                 <w:rPr>
                   <w:rFonts w:ascii="Arial" w:cs="Arial" w:eastAsia="Arial" w:hAnsi="Arial"/>
@@ -7211,7 +7211,7 @@
               <w:spacing w:after="10" w:before="0"/>
               <w:ind w:left="120"/>
             </w:pPr>
-            <w:hyperlink w:history="1" r:id="rIdnduwox9u3jvmphxbp0uuq">
+            <w:hyperlink w:history="1" r:id="rIdjkk_57bl7gfqxclxypnq4">
               <w:r>
                 <w:rPr>
                   <w:rFonts w:ascii="Arial" w:cs="Arial" w:eastAsia="Arial" w:hAnsi="Arial"/>
@@ -7421,7 +7421,7 @@
             <w:pPr>
               <w:spacing w:after="20" w:before="0"/>
             </w:pPr>
-            <w:hyperlink w:history="1" r:id="rIdn4wskrxyjzaep_cskmgdb">
+            <w:hyperlink w:history="1" r:id="rIdf_8aci7vhoqkahjutbzkc">
               <w:r>
                 <w:rPr>
                   <w:rFonts w:ascii="Arial" w:cs="Arial" w:eastAsia="Arial" w:hAnsi="Arial"/>
@@ -7470,7 +7470,7 @@
               <w:spacing w:after="10" w:before="0"/>
               <w:ind w:left="120"/>
             </w:pPr>
-            <w:hyperlink w:history="1" r:id="rIdrrnvwft6lphth2y8ijhhi">
+            <w:hyperlink w:history="1" r:id="rId-wwgldhelpki-xcw8g2uk">
               <w:r>
                 <w:rPr>
                   <w:rFonts w:ascii="Arial" w:cs="Arial" w:eastAsia="Arial" w:hAnsi="Arial"/>
@@ -7532,7 +7532,7 @@
               <w:spacing w:after="10" w:before="0"/>
               <w:ind w:left="120"/>
             </w:pPr>
-            <w:hyperlink w:history="1" r:id="rIddtf7q214hyeabd8y-0gbi">
+            <w:hyperlink w:history="1" r:id="rIdk7dlyzsarozyh7sput5pm">
               <w:r>
                 <w:rPr>
                   <w:rFonts w:ascii="Arial" w:cs="Arial" w:eastAsia="Arial" w:hAnsi="Arial"/>
@@ -8059,7 +8059,7 @@
         </w:rPr>
         <w:t xml:space="preserve">© 2026 SeaVuria and ARES. Aligned with KICD objectives. Developed by SeaVuria; technical implementation by ARES (with AI assistance from Claude). Licensed under </w:t>
       </w:r>
-      <w:hyperlink w:history="1" r:id="rId3geg2petdzchkz7y-m-2a">
+      <w:hyperlink w:history="1" r:id="rId356kgwzlhvqie8hfwpvv9">
         <w:r>
           <w:rPr>
             <w:rFonts w:ascii="Arial" w:cs="Arial" w:eastAsia="Arial" w:hAnsi="Arial"/>
@@ -8080,7 +8080,7 @@
         </w:rPr>
         <w:t xml:space="preserve"> (</w:t>
       </w:r>
-      <w:hyperlink w:history="1" r:id="rIdeks5_fdt1jgf44dztivtu">
+      <w:hyperlink w:history="1" r:id="rIdkbpg74ogaonn95xnwwhfn">
         <w:r>
           <w:rPr>
             <w:rFonts w:ascii="Arial" w:cs="Arial" w:eastAsia="Arial" w:hAnsi="Arial"/>
@@ -9093,7 +9093,7 @@
             <w:pPr>
               <w:spacing w:after="20" w:before="0"/>
             </w:pPr>
-            <w:hyperlink w:history="1" r:id="rIdd2xiivvbfkuwatmn6ldyu">
+            <w:hyperlink w:history="1" r:id="rIdwro6nya5g_z0mrvdnum8_">
               <w:r>
                 <w:rPr>
                   <w:rFonts w:ascii="Arial" w:cs="Arial" w:eastAsia="Arial" w:hAnsi="Arial"/>
@@ -9126,7 +9126,7 @@
               <w:spacing w:after="10" w:before="0"/>
               <w:ind w:left="120"/>
             </w:pPr>
-            <w:hyperlink w:history="1" r:id="rIdataayee5glap1k0nh3444">
+            <w:hyperlink w:history="1" r:id="rIdqwi31mzdkjqedmkfvzay4">
               <w:r>
                 <w:rPr>
                   <w:rFonts w:ascii="Arial" w:cs="Arial" w:eastAsia="Arial" w:hAnsi="Arial"/>
@@ -9171,7 +9171,7 @@
             <w:pPr>
               <w:spacing w:after="20" w:before="0"/>
             </w:pPr>
-            <w:hyperlink w:history="1" r:id="rIdnl9as3a5zecutjpiglohu">
+            <w:hyperlink w:history="1" r:id="rId2-ew0hxsq5ocpqscwnl1s">
               <w:r>
                 <w:rPr>
                   <w:rFonts w:ascii="Arial" w:cs="Arial" w:eastAsia="Arial" w:hAnsi="Arial"/>
@@ -9204,7 +9204,7 @@
               <w:spacing w:after="10" w:before="0"/>
               <w:ind w:left="120"/>
             </w:pPr>
-            <w:hyperlink w:history="1" r:id="rIdvfvfs12tuuw5c14arlo0k">
+            <w:hyperlink w:history="1" r:id="rIdvyxkrt8htge7zgmz7vcvo">
               <w:r>
                 <w:rPr>
                   <w:rFonts w:ascii="Arial" w:cs="Arial" w:eastAsia="Arial" w:hAnsi="Arial"/>
@@ -9399,7 +9399,7 @@
             <w:pPr>
               <w:spacing w:after="20" w:before="0"/>
             </w:pPr>
-            <w:hyperlink w:history="1" r:id="rId082nknpgfy1qf9ipqphra">
+            <w:hyperlink w:history="1" r:id="rId9248jrdym6axsgvaampls">
               <w:r>
                 <w:rPr>
                   <w:rFonts w:ascii="Arial" w:cs="Arial" w:eastAsia="Arial" w:hAnsi="Arial"/>
@@ -9432,7 +9432,7 @@
               <w:spacing w:after="10" w:before="0"/>
               <w:ind w:left="120"/>
             </w:pPr>
-            <w:hyperlink w:history="1" r:id="rIdbvqwcbkrxzgyobbiymw-m">
+            <w:hyperlink w:history="1" r:id="rIdorfzgnbg1ak-nql0dkuhp">
               <w:r>
                 <w:rPr>
                   <w:rFonts w:ascii="Arial" w:cs="Arial" w:eastAsia="Arial" w:hAnsi="Arial"/>
@@ -9477,7 +9477,7 @@
             <w:pPr>
               <w:spacing w:after="20" w:before="0"/>
             </w:pPr>
-            <w:hyperlink w:history="1" r:id="rId9exphr8ocvh4ul0qlgzd3">
+            <w:hyperlink w:history="1" r:id="rIdncd9grsczm1g2petihzfz">
               <w:r>
                 <w:rPr>
                   <w:rFonts w:ascii="Arial" w:cs="Arial" w:eastAsia="Arial" w:hAnsi="Arial"/>
@@ -9510,7 +9510,7 @@
               <w:spacing w:after="10" w:before="0"/>
               <w:ind w:left="120"/>
             </w:pPr>
-            <w:hyperlink w:history="1" r:id="rIdowcgvvlpnptf9cbbzfook">
+            <w:hyperlink w:history="1" r:id="rId_7spoujjdl31-8czelzmm">
               <w:r>
                 <w:rPr>
                   <w:rFonts w:ascii="Arial" w:cs="Arial" w:eastAsia="Arial" w:hAnsi="Arial"/>
@@ -9705,7 +9705,7 @@
             <w:pPr>
               <w:spacing w:after="20" w:before="0"/>
             </w:pPr>
-            <w:hyperlink w:history="1" r:id="rIdg6_ocplieiufxmqdzs4cq">
+            <w:hyperlink w:history="1" r:id="rIda9umaa8cr1wrxawoxzjzs">
               <w:r>
                 <w:rPr>
                   <w:rFonts w:ascii="Arial" w:cs="Arial" w:eastAsia="Arial" w:hAnsi="Arial"/>
@@ -9754,7 +9754,7 @@
               <w:spacing w:after="10" w:before="0"/>
               <w:ind w:left="120"/>
             </w:pPr>
-            <w:hyperlink w:history="1" r:id="rIdlyh0egqozwhdlhnooaysj">
+            <w:hyperlink w:history="1" r:id="rIdl70orz2kmhkpsynowkngz">
               <w:r>
                 <w:rPr>
                   <w:rFonts w:ascii="Arial" w:cs="Arial" w:eastAsia="Arial" w:hAnsi="Arial"/>
@@ -9799,7 +9799,7 @@
             <w:pPr>
               <w:spacing w:after="20" w:before="0"/>
             </w:pPr>
-            <w:hyperlink w:history="1" r:id="rId2nwnktljdknprx-oqt83k">
+            <w:hyperlink w:history="1" r:id="rIdew7iigsqliut_zbnljush">
               <w:r>
                 <w:rPr>
                   <w:rFonts w:ascii="Arial" w:cs="Arial" w:eastAsia="Arial" w:hAnsi="Arial"/>
@@ -9832,7 +9832,7 @@
               <w:spacing w:after="10" w:before="0"/>
               <w:ind w:left="120"/>
             </w:pPr>
-            <w:hyperlink w:history="1" r:id="rIddsbby12-a6glqonaozdvk">
+            <w:hyperlink w:history="1" r:id="rIdhmhcbjpfpucmmfgzj01j5">
               <w:r>
                 <w:rPr>
                   <w:rFonts w:ascii="Arial" w:cs="Arial" w:eastAsia="Arial" w:hAnsi="Arial"/>
@@ -10027,7 +10027,7 @@
             <w:pPr>
               <w:spacing w:after="20" w:before="0"/>
             </w:pPr>
-            <w:hyperlink w:history="1" r:id="rIdoj0f2-hgp_d4mfgbqe400">
+            <w:hyperlink w:history="1" r:id="rIdyl986gwzh0pgrvokzgjvr">
               <w:r>
                 <w:rPr>
                   <w:rFonts w:ascii="Arial" w:cs="Arial" w:eastAsia="Arial" w:hAnsi="Arial"/>
@@ -10076,7 +10076,7 @@
               <w:spacing w:after="10" w:before="0"/>
               <w:ind w:left="120"/>
             </w:pPr>
-            <w:hyperlink w:history="1" r:id="rIdff6pb8usyd-b7qowgfss4">
+            <w:hyperlink w:history="1" r:id="rIdtp77ptc63sld9ksg4ixdx">
               <w:r>
                 <w:rPr>
                   <w:rFonts w:ascii="Arial" w:cs="Arial" w:eastAsia="Arial" w:hAnsi="Arial"/>
@@ -10121,7 +10121,7 @@
             <w:pPr>
               <w:spacing w:after="20" w:before="0"/>
             </w:pPr>
-            <w:hyperlink w:history="1" r:id="rIdbyg5mahwl02kbetchcows">
+            <w:hyperlink w:history="1" r:id="rIdwzcf4ylivy8-_sojazh0y">
               <w:r>
                 <w:rPr>
                   <w:rFonts w:ascii="Arial" w:cs="Arial" w:eastAsia="Arial" w:hAnsi="Arial"/>
@@ -10154,7 +10154,7 @@
               <w:spacing w:after="10" w:before="0"/>
               <w:ind w:left="120"/>
             </w:pPr>
-            <w:hyperlink w:history="1" r:id="rIdhn0pdj6jexv6xtc-5jrtc">
+            <w:hyperlink w:history="1" r:id="rIdstw_bfsxlps3gbfvcmsrg">
               <w:r>
                 <w:rPr>
                   <w:rFonts w:ascii="Arial" w:cs="Arial" w:eastAsia="Arial" w:hAnsi="Arial"/>
@@ -10349,7 +10349,7 @@
             <w:pPr>
               <w:spacing w:after="20" w:before="0"/>
             </w:pPr>
-            <w:hyperlink w:history="1" r:id="rId787ufvaz8l89e0or6ca0x">
+            <w:hyperlink w:history="1" r:id="rIds-wap603xuqdzgyb1pz2x">
               <w:r>
                 <w:rPr>
                   <w:rFonts w:ascii="Arial" w:cs="Arial" w:eastAsia="Arial" w:hAnsi="Arial"/>
@@ -10398,7 +10398,7 @@
               <w:spacing w:after="10" w:before="0"/>
               <w:ind w:left="120"/>
             </w:pPr>
-            <w:hyperlink w:history="1" r:id="rId_io-gkrry5ip31seocgwy">
+            <w:hyperlink w:history="1" r:id="rIdys8jaenpvat6ip_luant4">
               <w:r>
                 <w:rPr>
                   <w:rFonts w:ascii="Arial" w:cs="Arial" w:eastAsia="Arial" w:hAnsi="Arial"/>
@@ -10443,7 +10443,7 @@
             <w:pPr>
               <w:spacing w:after="20" w:before="0"/>
             </w:pPr>
-            <w:hyperlink w:history="1" r:id="rIdgesee7jdmmrkwgh9pygrl">
+            <w:hyperlink w:history="1" r:id="rIdb90bq2jk0yekmdncjhlch">
               <w:r>
                 <w:rPr>
                   <w:rFonts w:ascii="Arial" w:cs="Arial" w:eastAsia="Arial" w:hAnsi="Arial"/>
@@ -10476,7 +10476,7 @@
               <w:spacing w:after="10" w:before="0"/>
               <w:ind w:left="120"/>
             </w:pPr>
-            <w:hyperlink w:history="1" r:id="rIdwuwzf9yrldewz-pvs4gtm">
+            <w:hyperlink w:history="1" r:id="rIdynldgguspyxolu_yqexvn">
               <w:r>
                 <w:rPr>
                   <w:rFonts w:ascii="Arial" w:cs="Arial" w:eastAsia="Arial" w:hAnsi="Arial"/>
@@ -10988,7 +10988,7 @@
         </w:rPr>
         <w:t xml:space="preserve">© 2026 SeaVuria and ARES. Aligned with KICD objectives. Developed by SeaVuria; technical implementation by ARES (with AI assistance from Claude). Licensed under </w:t>
       </w:r>
-      <w:hyperlink w:history="1" r:id="rIdan65wqcbz73vfk0fwqkov">
+      <w:hyperlink w:history="1" r:id="rIdxtcqridtf3gqeshhrbcud">
         <w:r>
           <w:rPr>
             <w:rFonts w:ascii="Arial" w:cs="Arial" w:eastAsia="Arial" w:hAnsi="Arial"/>
@@ -11009,7 +11009,7 @@
         </w:rPr>
         <w:t xml:space="preserve"> (</w:t>
       </w:r>
-      <w:hyperlink w:history="1" r:id="rIdxafqnl-40y7vktmqc8rih">
+      <w:hyperlink w:history="1" r:id="rIdcqxwvubn-mw6kyyu7qadp">
         <w:r>
           <w:rPr>
             <w:rFonts w:ascii="Arial" w:cs="Arial" w:eastAsia="Arial" w:hAnsi="Arial"/>
@@ -12022,7 +12022,7 @@
             <w:pPr>
               <w:spacing w:after="20" w:before="0"/>
             </w:pPr>
-            <w:hyperlink w:history="1" r:id="rId03kvfyii1gt--mxpouawx">
+            <w:hyperlink w:history="1" r:id="rIdj51-sgw5wmtgj34p2chn6">
               <w:r>
                 <w:rPr>
                   <w:rFonts w:ascii="Arial" w:cs="Arial" w:eastAsia="Arial" w:hAnsi="Arial"/>
@@ -12055,7 +12055,7 @@
               <w:spacing w:after="10" w:before="0"/>
               <w:ind w:left="120"/>
             </w:pPr>
-            <w:hyperlink w:history="1" r:id="rIdudxdwcoerahivzddj8okz">
+            <w:hyperlink w:history="1" r:id="rId-jv_zljlb_zcyawupi-ti">
               <w:r>
                 <w:rPr>
                   <w:rFonts w:ascii="Arial" w:cs="Arial" w:eastAsia="Arial" w:hAnsi="Arial"/>
@@ -12100,7 +12100,7 @@
             <w:pPr>
               <w:spacing w:after="20" w:before="0"/>
             </w:pPr>
-            <w:hyperlink w:history="1" r:id="rId9f7p5nigflhehb6by_z-b">
+            <w:hyperlink w:history="1" r:id="rIdd25pyt9d8wp_ngl7ratfb">
               <w:r>
                 <w:rPr>
                   <w:rFonts w:ascii="Arial" w:cs="Arial" w:eastAsia="Arial" w:hAnsi="Arial"/>
@@ -12133,7 +12133,7 @@
               <w:spacing w:after="10" w:before="0"/>
               <w:ind w:left="120"/>
             </w:pPr>
-            <w:hyperlink w:history="1" r:id="rIdnfru5nar1nvyoqpetlmun">
+            <w:hyperlink w:history="1" r:id="rIdf3ukpukgb-1-vkyads7gl">
               <w:r>
                 <w:rPr>
                   <w:rFonts w:ascii="Arial" w:cs="Arial" w:eastAsia="Arial" w:hAnsi="Arial"/>
@@ -12328,7 +12328,7 @@
             <w:pPr>
               <w:spacing w:after="20" w:before="0"/>
             </w:pPr>
-            <w:hyperlink w:history="1" r:id="rIdtpgpwo3pe8mqjdbvb6frd">
+            <w:hyperlink w:history="1" r:id="rIdfgwny2ijgbkfed9caeqvk">
               <w:r>
                 <w:rPr>
                   <w:rFonts w:ascii="Arial" w:cs="Arial" w:eastAsia="Arial" w:hAnsi="Arial"/>
@@ -12361,7 +12361,7 @@
               <w:spacing w:after="10" w:before="0"/>
               <w:ind w:left="120"/>
             </w:pPr>
-            <w:hyperlink w:history="1" r:id="rIdeec5ryu3hw_ymj72rklps">
+            <w:hyperlink w:history="1" r:id="rIdm6jgetfzzulovcrxlezwk">
               <w:r>
                 <w:rPr>
                   <w:rFonts w:ascii="Arial" w:cs="Arial" w:eastAsia="Arial" w:hAnsi="Arial"/>
@@ -12406,7 +12406,7 @@
             <w:pPr>
               <w:spacing w:after="20" w:before="0"/>
             </w:pPr>
-            <w:hyperlink w:history="1" r:id="rIdccix_m_vzu8ew3hkeiiim">
+            <w:hyperlink w:history="1" r:id="rIdwvupkorff6kw5udlejax_">
               <w:r>
                 <w:rPr>
                   <w:rFonts w:ascii="Arial" w:cs="Arial" w:eastAsia="Arial" w:hAnsi="Arial"/>
@@ -12439,7 +12439,7 @@
               <w:spacing w:after="10" w:before="0"/>
               <w:ind w:left="120"/>
             </w:pPr>
-            <w:hyperlink w:history="1" r:id="rIdt8bsunkikyku8ghmla_ty">
+            <w:hyperlink w:history="1" r:id="rIdczhji2a3d5n0xafvzqkwh">
               <w:r>
                 <w:rPr>
                   <w:rFonts w:ascii="Arial" w:cs="Arial" w:eastAsia="Arial" w:hAnsi="Arial"/>
@@ -12634,7 +12634,7 @@
             <w:pPr>
               <w:spacing w:after="20" w:before="0"/>
             </w:pPr>
-            <w:hyperlink w:history="1" r:id="rIdtdzvuk9b5t7otmv4aqpnw">
+            <w:hyperlink w:history="1" r:id="rIdevybdvi8a7gelz4rzr5by">
               <w:r>
                 <w:rPr>
                   <w:rFonts w:ascii="Arial" w:cs="Arial" w:eastAsia="Arial" w:hAnsi="Arial"/>
@@ -12683,7 +12683,7 @@
               <w:spacing w:after="10" w:before="0"/>
               <w:ind w:left="120"/>
             </w:pPr>
-            <w:hyperlink w:history="1" r:id="rIdnwyzpm8se3qf5c0j-ahxn">
+            <w:hyperlink w:history="1" r:id="rIdmnbs3cwxm19pmnji_0hpi">
               <w:r>
                 <w:rPr>
                   <w:rFonts w:ascii="Arial" w:cs="Arial" w:eastAsia="Arial" w:hAnsi="Arial"/>
@@ -12728,7 +12728,7 @@
             <w:pPr>
               <w:spacing w:after="20" w:before="0"/>
             </w:pPr>
-            <w:hyperlink w:history="1" r:id="rIdceuywpc_budhep6nbkz0l">
+            <w:hyperlink w:history="1" r:id="rId0k6c9r3cdeyffvwqxgfzu">
               <w:r>
                 <w:rPr>
                   <w:rFonts w:ascii="Arial" w:cs="Arial" w:eastAsia="Arial" w:hAnsi="Arial"/>
@@ -12761,7 +12761,7 @@
               <w:spacing w:after="10" w:before="0"/>
               <w:ind w:left="120"/>
             </w:pPr>
-            <w:hyperlink w:history="1" r:id="rIdaareul7o6sbgynvzmrxyt">
+            <w:hyperlink w:history="1" r:id="rIdzk9oejtb87d3dz5laswys">
               <w:r>
                 <w:rPr>
                   <w:rFonts w:ascii="Arial" w:cs="Arial" w:eastAsia="Arial" w:hAnsi="Arial"/>
@@ -12956,7 +12956,7 @@
             <w:pPr>
               <w:spacing w:after="20" w:before="0"/>
             </w:pPr>
-            <w:hyperlink w:history="1" r:id="rIdcbrr5rfpbt0fl-qrtii0h">
+            <w:hyperlink w:history="1" r:id="rIdjlaq5sinx9cpjy3v5ocdu">
               <w:r>
                 <w:rPr>
                   <w:rFonts w:ascii="Arial" w:cs="Arial" w:eastAsia="Arial" w:hAnsi="Arial"/>
@@ -13005,7 +13005,7 @@
               <w:spacing w:after="10" w:before="0"/>
               <w:ind w:left="120"/>
             </w:pPr>
-            <w:hyperlink w:history="1" r:id="rIduryn_elwm_yleqneqvhzd">
+            <w:hyperlink w:history="1" r:id="rId4ic4mqaqsk8bre6gzdvbs">
               <w:r>
                 <w:rPr>
                   <w:rFonts w:ascii="Arial" w:cs="Arial" w:eastAsia="Arial" w:hAnsi="Arial"/>
@@ -13050,7 +13050,7 @@
             <w:pPr>
               <w:spacing w:after="20" w:before="0"/>
             </w:pPr>
-            <w:hyperlink w:history="1" r:id="rIdsjh1dlrkrowyllzv4rbc4">
+            <w:hyperlink w:history="1" r:id="rId3vunjkiwlvnyt3phzqssp">
               <w:r>
                 <w:rPr>
                   <w:rFonts w:ascii="Arial" w:cs="Arial" w:eastAsia="Arial" w:hAnsi="Arial"/>
@@ -13083,7 +13083,7 @@
               <w:spacing w:after="10" w:before="0"/>
               <w:ind w:left="120"/>
             </w:pPr>
-            <w:hyperlink w:history="1" r:id="rIdqvicrtvbp_1npcj5zpr3a">
+            <w:hyperlink w:history="1" r:id="rIddfx2plery5zsjxix0f2ob">
               <w:r>
                 <w:rPr>
                   <w:rFonts w:ascii="Arial" w:cs="Arial" w:eastAsia="Arial" w:hAnsi="Arial"/>
@@ -13278,7 +13278,7 @@
             <w:pPr>
               <w:spacing w:after="20" w:before="0"/>
             </w:pPr>
-            <w:hyperlink w:history="1" r:id="rIdldmpw0cujgf2iz20t2rje">
+            <w:hyperlink w:history="1" r:id="rId1b0ynbfrl082vw3zrcsro">
               <w:r>
                 <w:rPr>
                   <w:rFonts w:ascii="Arial" w:cs="Arial" w:eastAsia="Arial" w:hAnsi="Arial"/>
@@ -13327,7 +13327,7 @@
               <w:spacing w:after="10" w:before="0"/>
               <w:ind w:left="120"/>
             </w:pPr>
-            <w:hyperlink w:history="1" r:id="rIdrugcuyvhzxxsv8n9r-hya">
+            <w:hyperlink w:history="1" r:id="rIdrb7lguqfztaxfktheonwc">
               <w:r>
                 <w:rPr>
                   <w:rFonts w:ascii="Arial" w:cs="Arial" w:eastAsia="Arial" w:hAnsi="Arial"/>
@@ -13372,7 +13372,7 @@
             <w:pPr>
               <w:spacing w:after="20" w:before="0"/>
             </w:pPr>
-            <w:hyperlink w:history="1" r:id="rId15tm19dfoc14nyxtbqbuk">
+            <w:hyperlink w:history="1" r:id="rIdc9abtkxx3qer7t_ykw-zp">
               <w:r>
                 <w:rPr>
                   <w:rFonts w:ascii="Arial" w:cs="Arial" w:eastAsia="Arial" w:hAnsi="Arial"/>
@@ -13405,7 +13405,7 @@
               <w:spacing w:after="10" w:before="0"/>
               <w:ind w:left="120"/>
             </w:pPr>
-            <w:hyperlink w:history="1" r:id="rId3w7uiblj0a2y1xizkpt5f">
+            <w:hyperlink w:history="1" r:id="rId8wqwpycki9aphb-obd_tp">
               <w:r>
                 <w:rPr>
                   <w:rFonts w:ascii="Arial" w:cs="Arial" w:eastAsia="Arial" w:hAnsi="Arial"/>
@@ -13917,7 +13917,7 @@
         </w:rPr>
         <w:t xml:space="preserve">© 2026 SeaVuria and ARES. Aligned with KICD objectives. Developed by SeaVuria; technical implementation by ARES (with AI assistance from Claude). Licensed under </w:t>
       </w:r>
-      <w:hyperlink w:history="1" r:id="rIdjrg2ozkvd3zbzwwsbywko">
+      <w:hyperlink w:history="1" r:id="rIddepct-yokhzv2odpz_5bi">
         <w:r>
           <w:rPr>
             <w:rFonts w:ascii="Arial" w:cs="Arial" w:eastAsia="Arial" w:hAnsi="Arial"/>
@@ -13938,7 +13938,7 @@
         </w:rPr>
         <w:t xml:space="preserve"> (</w:t>
       </w:r>
-      <w:hyperlink w:history="1" r:id="rIdxjxyxw6yhha4skujosvtq">
+      <w:hyperlink w:history="1" r:id="rIdrkvkajm9jepnowz3zrymv">
         <w:r>
           <w:rPr>
             <w:rFonts w:ascii="Arial" w:cs="Arial" w:eastAsia="Arial" w:hAnsi="Arial"/>
@@ -14951,7 +14951,7 @@
             <w:pPr>
               <w:spacing w:after="20" w:before="0"/>
             </w:pPr>
-            <w:hyperlink w:history="1" r:id="rIdaklvpgxelsvirae81kzvk">
+            <w:hyperlink w:history="1" r:id="rIdp8mo9qegsyfdu_sg2uryg">
               <w:r>
                 <w:rPr>
                   <w:rFonts w:ascii="Arial" w:cs="Arial" w:eastAsia="Arial" w:hAnsi="Arial"/>
@@ -14984,7 +14984,7 @@
               <w:spacing w:after="10" w:before="0"/>
               <w:ind w:left="120"/>
             </w:pPr>
-            <w:hyperlink w:history="1" r:id="rId_h440efshv_ll8ikts6hi">
+            <w:hyperlink w:history="1" r:id="rId9xyfy3gn-yhwqe8avgdy1">
               <w:r>
                 <w:rPr>
                   <w:rFonts w:ascii="Arial" w:cs="Arial" w:eastAsia="Arial" w:hAnsi="Arial"/>
@@ -15029,7 +15029,7 @@
             <w:pPr>
               <w:spacing w:after="20" w:before="0"/>
             </w:pPr>
-            <w:hyperlink w:history="1" r:id="rIdcbmqvffblgqiqynhg9zrj">
+            <w:hyperlink w:history="1" r:id="rIdt4mtjgsg2lzklokl6vztj">
               <w:r>
                 <w:rPr>
                   <w:rFonts w:ascii="Arial" w:cs="Arial" w:eastAsia="Arial" w:hAnsi="Arial"/>
@@ -15062,7 +15062,7 @@
               <w:spacing w:after="10" w:before="0"/>
               <w:ind w:left="120"/>
             </w:pPr>
-            <w:hyperlink w:history="1" r:id="rIdarqy4fd26i5iuce37h0nc">
+            <w:hyperlink w:history="1" r:id="rId7wby2tqdneb2yjiyqpiqf">
               <w:r>
                 <w:rPr>
                   <w:rFonts w:ascii="Arial" w:cs="Arial" w:eastAsia="Arial" w:hAnsi="Arial"/>
@@ -15257,7 +15257,7 @@
             <w:pPr>
               <w:spacing w:after="20" w:before="0"/>
             </w:pPr>
-            <w:hyperlink w:history="1" r:id="rIdpyivkh2au0tl68nx29h_n">
+            <w:hyperlink w:history="1" r:id="rIddmks3wfkwhbfesuev2kyv">
               <w:r>
                 <w:rPr>
                   <w:rFonts w:ascii="Arial" w:cs="Arial" w:eastAsia="Arial" w:hAnsi="Arial"/>
@@ -15290,7 +15290,7 @@
               <w:spacing w:after="10" w:before="0"/>
               <w:ind w:left="120"/>
             </w:pPr>
-            <w:hyperlink w:history="1" r:id="rIdcvrkzcyjo01qi6abs9qqr">
+            <w:hyperlink w:history="1" r:id="rIduf5tj55gzcb10-brvosl0">
               <w:r>
                 <w:rPr>
                   <w:rFonts w:ascii="Arial" w:cs="Arial" w:eastAsia="Arial" w:hAnsi="Arial"/>
@@ -15335,7 +15335,7 @@
             <w:pPr>
               <w:spacing w:after="20" w:before="0"/>
             </w:pPr>
-            <w:hyperlink w:history="1" r:id="rIdefzbke1t_d6tsg3pyokh9">
+            <w:hyperlink w:history="1" r:id="rIdcsg7ndxbtflimksqvhmld">
               <w:r>
                 <w:rPr>
                   <w:rFonts w:ascii="Arial" w:cs="Arial" w:eastAsia="Arial" w:hAnsi="Arial"/>
@@ -15368,7 +15368,7 @@
               <w:spacing w:after="10" w:before="0"/>
               <w:ind w:left="120"/>
             </w:pPr>
-            <w:hyperlink w:history="1" r:id="rId-rxtcq7-7-sl0u35k2663">
+            <w:hyperlink w:history="1" r:id="rId8icxbx17jjubyhhm1qvtp">
               <w:r>
                 <w:rPr>
                   <w:rFonts w:ascii="Arial" w:cs="Arial" w:eastAsia="Arial" w:hAnsi="Arial"/>
@@ -15563,7 +15563,7 @@
             <w:pPr>
               <w:spacing w:after="20" w:before="0"/>
             </w:pPr>
-            <w:hyperlink w:history="1" r:id="rIdunpfmlspo8sadf2fc2llg">
+            <w:hyperlink w:history="1" r:id="rIdcqvqwnup-xuwqkefhlxnu">
               <w:r>
                 <w:rPr>
                   <w:rFonts w:ascii="Arial" w:cs="Arial" w:eastAsia="Arial" w:hAnsi="Arial"/>
@@ -15612,7 +15612,7 @@
               <w:spacing w:after="10" w:before="0"/>
               <w:ind w:left="120"/>
             </w:pPr>
-            <w:hyperlink w:history="1" r:id="rIdfrc0tft-94vvwdgwriz5-">
+            <w:hyperlink w:history="1" r:id="rIdv_zjmpqqhmft6nvztlazp">
               <w:r>
                 <w:rPr>
                   <w:rFonts w:ascii="Arial" w:cs="Arial" w:eastAsia="Arial" w:hAnsi="Arial"/>
@@ -15657,7 +15657,7 @@
             <w:pPr>
               <w:spacing w:after="20" w:before="0"/>
             </w:pPr>
-            <w:hyperlink w:history="1" r:id="rId0xqygmyj602exj5oh4ji3">
+            <w:hyperlink w:history="1" r:id="rId0scisdx3uwn9xtmoo8sri">
               <w:r>
                 <w:rPr>
                   <w:rFonts w:ascii="Arial" w:cs="Arial" w:eastAsia="Arial" w:hAnsi="Arial"/>
@@ -15706,7 +15706,7 @@
               <w:spacing w:after="10" w:before="0"/>
               <w:ind w:left="120"/>
             </w:pPr>
-            <w:hyperlink w:history="1" r:id="rIdj0o0k6_hf8xzpjzgxahs9">
+            <w:hyperlink w:history="1" r:id="rIdlherqqquso-0qle84j0vm">
               <w:r>
                 <w:rPr>
                   <w:rFonts w:ascii="Arial" w:cs="Arial" w:eastAsia="Arial" w:hAnsi="Arial"/>
@@ -15901,7 +15901,7 @@
             <w:pPr>
               <w:spacing w:after="20" w:before="0"/>
             </w:pPr>
-            <w:hyperlink w:history="1" r:id="rIdjtx0ck3dejtfzpci8usip">
+            <w:hyperlink w:history="1" r:id="rIdf4xqzpdfwmocebo60d1fv">
               <w:r>
                 <w:rPr>
                   <w:rFonts w:ascii="Arial" w:cs="Arial" w:eastAsia="Arial" w:hAnsi="Arial"/>
@@ -15950,7 +15950,7 @@
               <w:spacing w:after="10" w:before="0"/>
               <w:ind w:left="120"/>
             </w:pPr>
-            <w:hyperlink w:history="1" r:id="rId4k-vr2nxutte80s9oillc">
+            <w:hyperlink w:history="1" r:id="rIdzugsdtjdqpchu7hjl2zvt">
               <w:r>
                 <w:rPr>
                   <w:rFonts w:ascii="Arial" w:cs="Arial" w:eastAsia="Arial" w:hAnsi="Arial"/>
@@ -15995,7 +15995,7 @@
             <w:pPr>
               <w:spacing w:after="20" w:before="0"/>
             </w:pPr>
-            <w:hyperlink w:history="1" r:id="rIdbki9amc6k_jzkgl3aac3w">
+            <w:hyperlink w:history="1" r:id="rIdh2dyrr5rpl__xrmig95nx">
               <w:r>
                 <w:rPr>
                   <w:rFonts w:ascii="Arial" w:cs="Arial" w:eastAsia="Arial" w:hAnsi="Arial"/>
@@ -16044,7 +16044,7 @@
               <w:spacing w:after="10" w:before="0"/>
               <w:ind w:left="120"/>
             </w:pPr>
-            <w:hyperlink w:history="1" r:id="rIdhaiggaysch4hng8joqfiy">
+            <w:hyperlink w:history="1" r:id="rIdgbqrixxloexyg6y-tpr5s">
               <w:r>
                 <w:rPr>
                   <w:rFonts w:ascii="Arial" w:cs="Arial" w:eastAsia="Arial" w:hAnsi="Arial"/>
@@ -16239,7 +16239,7 @@
             <w:pPr>
               <w:spacing w:after="20" w:before="0"/>
             </w:pPr>
-            <w:hyperlink w:history="1" r:id="rIdmhc32d5zogsiawoi1jofr">
+            <w:hyperlink w:history="1" r:id="rIdqab-fskgxx8outcrd7lru">
               <w:r>
                 <w:rPr>
                   <w:rFonts w:ascii="Arial" w:cs="Arial" w:eastAsia="Arial" w:hAnsi="Arial"/>
@@ -16288,7 +16288,7 @@
               <w:spacing w:after="10" w:before="0"/>
               <w:ind w:left="120"/>
             </w:pPr>
-            <w:hyperlink w:history="1" r:id="rIdsplcw6mt6q4vxdy_gdiw_">
+            <w:hyperlink w:history="1" r:id="rId7pyqfjcygiffdd6kshado">
               <w:r>
                 <w:rPr>
                   <w:rFonts w:ascii="Arial" w:cs="Arial" w:eastAsia="Arial" w:hAnsi="Arial"/>
@@ -16333,7 +16333,7 @@
             <w:pPr>
               <w:spacing w:after="20" w:before="0"/>
             </w:pPr>
-            <w:hyperlink w:history="1" r:id="rIdimads6ptndkwk2uctkfno">
+            <w:hyperlink w:history="1" r:id="rIdaankjpfiu5es3ehyutuxi">
               <w:r>
                 <w:rPr>
                   <w:rFonts w:ascii="Arial" w:cs="Arial" w:eastAsia="Arial" w:hAnsi="Arial"/>
@@ -16382,7 +16382,7 @@
               <w:spacing w:after="10" w:before="0"/>
               <w:ind w:left="120"/>
             </w:pPr>
-            <w:hyperlink w:history="1" r:id="rIdgwmoqb8clcc5-b03f2dsd">
+            <w:hyperlink w:history="1" r:id="rIdq8s2ugnwy8szvmttsindr">
               <w:r>
                 <w:rPr>
                   <w:rFonts w:ascii="Arial" w:cs="Arial" w:eastAsia="Arial" w:hAnsi="Arial"/>
@@ -16894,7 +16894,7 @@
         </w:rPr>
         <w:t xml:space="preserve">© 2026 SeaVuria and ARES. Aligned with KICD objectives. Developed by SeaVuria; technical implementation by ARES (with AI assistance from Claude). Licensed under </w:t>
       </w:r>
-      <w:hyperlink w:history="1" r:id="rIdjib6z7go25fihxanf_o7d">
+      <w:hyperlink w:history="1" r:id="rIdl9_xdwqnm8grrlog6svow">
         <w:r>
           <w:rPr>
             <w:rFonts w:ascii="Arial" w:cs="Arial" w:eastAsia="Arial" w:hAnsi="Arial"/>
@@ -16915,7 +16915,7 @@
         </w:rPr>
         <w:t xml:space="preserve"> (</w:t>
       </w:r>
-      <w:hyperlink w:history="1" r:id="rIdgwumtavxcetomyawzkvll">
+      <w:hyperlink w:history="1" r:id="rIdsppz7mbip8me-jmbhwgl0">
         <w:r>
           <w:rPr>
             <w:rFonts w:ascii="Arial" w:cs="Arial" w:eastAsia="Arial" w:hAnsi="Arial"/>
@@ -17928,7 +17928,7 @@
             <w:pPr>
               <w:spacing w:after="20" w:before="0"/>
             </w:pPr>
-            <w:hyperlink w:history="1" r:id="rIdgwk_lboglhhe6zveki4-z">
+            <w:hyperlink w:history="1" r:id="rIdu9ko53mkdmbadtbpv6119">
               <w:r>
                 <w:rPr>
                   <w:rFonts w:ascii="Arial" w:cs="Arial" w:eastAsia="Arial" w:hAnsi="Arial"/>
@@ -17977,7 +17977,7 @@
               <w:spacing w:after="10" w:before="0"/>
               <w:ind w:left="120"/>
             </w:pPr>
-            <w:hyperlink w:history="1" r:id="rIdq8xf4ffyh7r3hochyea1q">
+            <w:hyperlink w:history="1" r:id="rIdtaviz77xjlophnvo50mxa">
               <w:r>
                 <w:rPr>
                   <w:rFonts w:ascii="Arial" w:cs="Arial" w:eastAsia="Arial" w:hAnsi="Arial"/>
@@ -18022,7 +18022,7 @@
             <w:pPr>
               <w:spacing w:after="20" w:before="0"/>
             </w:pPr>
-            <w:hyperlink w:history="1" r:id="rIdyubka7twk6shlpfvw9reh">
+            <w:hyperlink w:history="1" r:id="rIdpsb6arrzldmnz7mvfca-o">
               <w:r>
                 <w:rPr>
                   <w:rFonts w:ascii="Arial" w:cs="Arial" w:eastAsia="Arial" w:hAnsi="Arial"/>
@@ -18071,7 +18071,7 @@
               <w:spacing w:after="10" w:before="0"/>
               <w:ind w:left="120"/>
             </w:pPr>
-            <w:hyperlink w:history="1" r:id="rIdwaffzm8oho-nx0pgy0c5g">
+            <w:hyperlink w:history="1" r:id="rIddbzmxkuvbbobvbsbmshhs">
               <w:r>
                 <w:rPr>
                   <w:rFonts w:ascii="Arial" w:cs="Arial" w:eastAsia="Arial" w:hAnsi="Arial"/>
@@ -18266,7 +18266,7 @@
             <w:pPr>
               <w:spacing w:after="20" w:before="0"/>
             </w:pPr>
-            <w:hyperlink w:history="1" r:id="rIdlukcbbf9bocyt980dvp29">
+            <w:hyperlink w:history="1" r:id="rIdp_5sd2zqj3rr-0s1-0oiu">
               <w:r>
                 <w:rPr>
                   <w:rFonts w:ascii="Arial" w:cs="Arial" w:eastAsia="Arial" w:hAnsi="Arial"/>
@@ -18315,7 +18315,7 @@
               <w:spacing w:after="10" w:before="0"/>
               <w:ind w:left="120"/>
             </w:pPr>
-            <w:hyperlink w:history="1" r:id="rIdc0qrgqat2ju0mq2a4lxve">
+            <w:hyperlink w:history="1" r:id="rIdzdxoc6c8pktyaic2we_ge">
               <w:r>
                 <w:rPr>
                   <w:rFonts w:ascii="Arial" w:cs="Arial" w:eastAsia="Arial" w:hAnsi="Arial"/>
@@ -18360,7 +18360,7 @@
             <w:pPr>
               <w:spacing w:after="20" w:before="0"/>
             </w:pPr>
-            <w:hyperlink w:history="1" r:id="rIdmr82qgzfd-go_c1mqzlg0">
+            <w:hyperlink w:history="1" r:id="rId_dyiu5z2xyzi2uhxz_j8y">
               <w:r>
                 <w:rPr>
                   <w:rFonts w:ascii="Arial" w:cs="Arial" w:eastAsia="Arial" w:hAnsi="Arial"/>
@@ -18409,7 +18409,7 @@
               <w:spacing w:after="10" w:before="0"/>
               <w:ind w:left="120"/>
             </w:pPr>
-            <w:hyperlink w:history="1" r:id="rId1sxt15h9e9yabaa_ojikd">
+            <w:hyperlink w:history="1" r:id="rIdg_c02jbu_4g6rfp6wjn7k">
               <w:r>
                 <w:rPr>
                   <w:rFonts w:ascii="Arial" w:cs="Arial" w:eastAsia="Arial" w:hAnsi="Arial"/>
@@ -18604,7 +18604,7 @@
             <w:pPr>
               <w:spacing w:after="20" w:before="0"/>
             </w:pPr>
-            <w:hyperlink w:history="1" r:id="rIdixfofhzkivwtlen4bb8za">
+            <w:hyperlink w:history="1" r:id="rId8wlyn1anv8p1maioiqzi_">
               <w:r>
                 <w:rPr>
                   <w:rFonts w:ascii="Arial" w:cs="Arial" w:eastAsia="Arial" w:hAnsi="Arial"/>
@@ -18653,7 +18653,7 @@
               <w:spacing w:after="10" w:before="0"/>
               <w:ind w:left="120"/>
             </w:pPr>
-            <w:hyperlink w:history="1" r:id="rIdwankq5xix-wk56zbth-x6">
+            <w:hyperlink w:history="1" r:id="rId1iw3em_x6oewfg1mdacf6">
               <w:r>
                 <w:rPr>
                   <w:rFonts w:ascii="Arial" w:cs="Arial" w:eastAsia="Arial" w:hAnsi="Arial"/>
@@ -18698,7 +18698,7 @@
             <w:pPr>
               <w:spacing w:after="20" w:before="0"/>
             </w:pPr>
-            <w:hyperlink w:history="1" r:id="rId8kplc_dvoldysegeemhyk">
+            <w:hyperlink w:history="1" r:id="rIdhnf6ipcvbsgi7jiepw9b4">
               <w:r>
                 <w:rPr>
                   <w:rFonts w:ascii="Arial" w:cs="Arial" w:eastAsia="Arial" w:hAnsi="Arial"/>
@@ -18747,7 +18747,7 @@
               <w:spacing w:after="10" w:before="0"/>
               <w:ind w:left="120"/>
             </w:pPr>
-            <w:hyperlink w:history="1" r:id="rIdbaptdznmtnlfh9utanfhf">
+            <w:hyperlink w:history="1" r:id="rIdst4076lrv5yh3wfryfwfj">
               <w:r>
                 <w:rPr>
                   <w:rFonts w:ascii="Arial" w:cs="Arial" w:eastAsia="Arial" w:hAnsi="Arial"/>
@@ -18942,7 +18942,7 @@
             <w:pPr>
               <w:spacing w:after="20" w:before="0"/>
             </w:pPr>
-            <w:hyperlink w:history="1" r:id="rIdtbicxgb7gljsgtpebfczp">
+            <w:hyperlink w:history="1" r:id="rIdc13wozccdbpvxctnqh7ov">
               <w:r>
                 <w:rPr>
                   <w:rFonts w:ascii="Arial" w:cs="Arial" w:eastAsia="Arial" w:hAnsi="Arial"/>
@@ -18991,7 +18991,7 @@
               <w:spacing w:after="10" w:before="0"/>
               <w:ind w:left="120"/>
             </w:pPr>
-            <w:hyperlink w:history="1" r:id="rIdcmz4tf2sfkqzcch6ztut1">
+            <w:hyperlink w:history="1" r:id="rIdznyeevxgdhelewliiv7cc">
               <w:r>
                 <w:rPr>
                   <w:rFonts w:ascii="Arial" w:cs="Arial" w:eastAsia="Arial" w:hAnsi="Arial"/>
@@ -19036,7 +19036,7 @@
             <w:pPr>
               <w:spacing w:after="20" w:before="0"/>
             </w:pPr>
-            <w:hyperlink w:history="1" r:id="rId3hgvpeu9ce2e7kjr9hohi">
+            <w:hyperlink w:history="1" r:id="rIdegw1j4lzr6_t916uzbcpa">
               <w:r>
                 <w:rPr>
                   <w:rFonts w:ascii="Arial" w:cs="Arial" w:eastAsia="Arial" w:hAnsi="Arial"/>
@@ -19085,7 +19085,7 @@
               <w:spacing w:after="10" w:before="0"/>
               <w:ind w:left="120"/>
             </w:pPr>
-            <w:hyperlink w:history="1" r:id="rId4len8v6ldsvuzty-crri2">
+            <w:hyperlink w:history="1" r:id="rId8o2mkytonokrzyx8q-g8h">
               <w:r>
                 <w:rPr>
                   <w:rFonts w:ascii="Arial" w:cs="Arial" w:eastAsia="Arial" w:hAnsi="Arial"/>
@@ -19280,7 +19280,7 @@
             <w:pPr>
               <w:spacing w:after="20" w:before="0"/>
             </w:pPr>
-            <w:hyperlink w:history="1" r:id="rIdkgc7oub7raqbm0qhqj8ey">
+            <w:hyperlink w:history="1" r:id="rIdhlgjame2aztvtaipqwn-y">
               <w:r>
                 <w:rPr>
                   <w:rFonts w:ascii="Arial" w:cs="Arial" w:eastAsia="Arial" w:hAnsi="Arial"/>
@@ -19329,7 +19329,7 @@
               <w:spacing w:after="10" w:before="0"/>
               <w:ind w:left="120"/>
             </w:pPr>
-            <w:hyperlink w:history="1" r:id="rIdczcrnfy-zfhbx4pmhlp2_">
+            <w:hyperlink w:history="1" r:id="rIde_4sdooito1xu13ny_9ni">
               <w:r>
                 <w:rPr>
                   <w:rFonts w:ascii="Arial" w:cs="Arial" w:eastAsia="Arial" w:hAnsi="Arial"/>
@@ -19374,7 +19374,7 @@
             <w:pPr>
               <w:spacing w:after="20" w:before="0"/>
             </w:pPr>
-            <w:hyperlink w:history="1" r:id="rId1nhv1zfq8ehffko6nwdkp">
+            <w:hyperlink w:history="1" r:id="rIdca0-yviwikbctjw3w8ryc">
               <w:r>
                 <w:rPr>
                   <w:rFonts w:ascii="Arial" w:cs="Arial" w:eastAsia="Arial" w:hAnsi="Arial"/>
@@ -19423,7 +19423,7 @@
               <w:spacing w:after="10" w:before="0"/>
               <w:ind w:left="120"/>
             </w:pPr>
-            <w:hyperlink w:history="1" r:id="rIdcdkn2kgtmjlsabgpghb7o">
+            <w:hyperlink w:history="1" r:id="rIdve87emk2a9ejheoods3sk">
               <w:r>
                 <w:rPr>
                   <w:rFonts w:ascii="Arial" w:cs="Arial" w:eastAsia="Arial" w:hAnsi="Arial"/>
@@ -19935,7 +19935,7 @@
         </w:rPr>
         <w:t xml:space="preserve">© 2026 SeaVuria and ARES. Aligned with KICD objectives. Developed by SeaVuria; technical implementation by ARES (with AI assistance from Claude). Licensed under </w:t>
       </w:r>
-      <w:hyperlink w:history="1" r:id="rIdzulirnvf1bmtrg14lu-bj">
+      <w:hyperlink w:history="1" r:id="rIdtlyt-c2yfgidmfx1i3fc0">
         <w:r>
           <w:rPr>
             <w:rFonts w:ascii="Arial" w:cs="Arial" w:eastAsia="Arial" w:hAnsi="Arial"/>
@@ -19956,7 +19956,7 @@
         </w:rPr>
         <w:t xml:space="preserve"> (</w:t>
       </w:r>
-      <w:hyperlink w:history="1" r:id="rIdz8t6g1cnoplaoj1m8s5yc">
+      <w:hyperlink w:history="1" r:id="rIdnq9umi1scdhigdalf-tm8">
         <w:r>
           <w:rPr>
             <w:rFonts w:ascii="Arial" w:cs="Arial" w:eastAsia="Arial" w:hAnsi="Arial"/>
@@ -20969,7 +20969,7 @@
             <w:pPr>
               <w:spacing w:after="20" w:before="0"/>
             </w:pPr>
-            <w:hyperlink w:history="1" r:id="rIdslkv_kqbjvxk6nx5bjmfe">
+            <w:hyperlink w:history="1" r:id="rIdikmh7s5-nmm1s3fghdtc3">
               <w:r>
                 <w:rPr>
                   <w:rFonts w:ascii="Arial" w:cs="Arial" w:eastAsia="Arial" w:hAnsi="Arial"/>
@@ -21002,7 +21002,7 @@
               <w:spacing w:after="10" w:before="0"/>
               <w:ind w:left="120"/>
             </w:pPr>
-            <w:hyperlink w:history="1" r:id="rIdzyzr85zbsbvwopxqav2nx">
+            <w:hyperlink w:history="1" r:id="rId6uel-arhhszw0lybkpiwh">
               <w:r>
                 <w:rPr>
                   <w:rFonts w:ascii="Arial" w:cs="Arial" w:eastAsia="Arial" w:hAnsi="Arial"/>
@@ -21047,7 +21047,7 @@
             <w:pPr>
               <w:spacing w:after="20" w:before="0"/>
             </w:pPr>
-            <w:hyperlink w:history="1" r:id="rIdmxwad-ewmapfguasx0n_k">
+            <w:hyperlink w:history="1" r:id="rId05jboiqljppvv3bngz9h3">
               <w:r>
                 <w:rPr>
                   <w:rFonts w:ascii="Arial" w:cs="Arial" w:eastAsia="Arial" w:hAnsi="Arial"/>
@@ -21080,7 +21080,7 @@
               <w:spacing w:after="10" w:before="0"/>
               <w:ind w:left="120"/>
             </w:pPr>
-            <w:hyperlink w:history="1" r:id="rIdfayvxteduum3lsai6yngl">
+            <w:hyperlink w:history="1" r:id="rIdvaiii5wuu4ryhjb6cn915">
               <w:r>
                 <w:rPr>
                   <w:rFonts w:ascii="Arial" w:cs="Arial" w:eastAsia="Arial" w:hAnsi="Arial"/>
@@ -21275,7 +21275,7 @@
             <w:pPr>
               <w:spacing w:after="20" w:before="0"/>
             </w:pPr>
-            <w:hyperlink w:history="1" r:id="rId5oydyghflsrhgvfmxu57x">
+            <w:hyperlink w:history="1" r:id="rId6b-ylljibb_lvrcn6kncl">
               <w:r>
                 <w:rPr>
                   <w:rFonts w:ascii="Arial" w:cs="Arial" w:eastAsia="Arial" w:hAnsi="Arial"/>
@@ -21308,7 +21308,7 @@
               <w:spacing w:after="10" w:before="0"/>
               <w:ind w:left="120"/>
             </w:pPr>
-            <w:hyperlink w:history="1" r:id="rId9ufo1zpuh3r6o17at8roi">
+            <w:hyperlink w:history="1" r:id="rId-flshm9bqbctekjyvsaxm">
               <w:r>
                 <w:rPr>
                   <w:rFonts w:ascii="Arial" w:cs="Arial" w:eastAsia="Arial" w:hAnsi="Arial"/>
@@ -21353,7 +21353,7 @@
             <w:pPr>
               <w:spacing w:after="20" w:before="0"/>
             </w:pPr>
-            <w:hyperlink w:history="1" r:id="rIdk3fvgda-ufiiw7yuhdp_b">
+            <w:hyperlink w:history="1" r:id="rIdued36b-ghtoi-urztc4sm">
               <w:r>
                 <w:rPr>
                   <w:rFonts w:ascii="Arial" w:cs="Arial" w:eastAsia="Arial" w:hAnsi="Arial"/>
@@ -21386,7 +21386,7 @@
               <w:spacing w:after="10" w:before="0"/>
               <w:ind w:left="120"/>
             </w:pPr>
-            <w:hyperlink w:history="1" r:id="rIdzumsbay70hqkla16cpypo">
+            <w:hyperlink w:history="1" r:id="rIdjqj5sn-mb4je4cbvigcgh">
               <w:r>
                 <w:rPr>
                   <w:rFonts w:ascii="Arial" w:cs="Arial" w:eastAsia="Arial" w:hAnsi="Arial"/>
@@ -21581,7 +21581,7 @@
             <w:pPr>
               <w:spacing w:after="20" w:before="0"/>
             </w:pPr>
-            <w:hyperlink w:history="1" r:id="rIdhrb-rqic7zrac9mr4a6xk">
+            <w:hyperlink w:history="1" r:id="rId5jeazxrhagsdmh7dwd_ob">
               <w:r>
                 <w:rPr>
                   <w:rFonts w:ascii="Arial" w:cs="Arial" w:eastAsia="Arial" w:hAnsi="Arial"/>
@@ -21630,7 +21630,7 @@
               <w:spacing w:after="10" w:before="0"/>
               <w:ind w:left="120"/>
             </w:pPr>
-            <w:hyperlink w:history="1" r:id="rIdt1zzs6mnaixhqyvaarboq">
+            <w:hyperlink w:history="1" r:id="rIda6jbbdzf7dugiii0g60sr">
               <w:r>
                 <w:rPr>
                   <w:rFonts w:ascii="Arial" w:cs="Arial" w:eastAsia="Arial" w:hAnsi="Arial"/>
@@ -21675,7 +21675,7 @@
             <w:pPr>
               <w:spacing w:after="20" w:before="0"/>
             </w:pPr>
-            <w:hyperlink w:history="1" r:id="rIdhivuzq5p29pg56g3lvlhs">
+            <w:hyperlink w:history="1" r:id="rIdldd-xd1qmm7gvxwglkipu">
               <w:r>
                 <w:rPr>
                   <w:rFonts w:ascii="Arial" w:cs="Arial" w:eastAsia="Arial" w:hAnsi="Arial"/>
@@ -21708,7 +21708,7 @@
               <w:spacing w:after="10" w:before="0"/>
               <w:ind w:left="120"/>
             </w:pPr>
-            <w:hyperlink w:history="1" r:id="rIdu9stfhsisfdfe-odhgnmk">
+            <w:hyperlink w:history="1" r:id="rIdixim4dj5ppljt9y1svukj">
               <w:r>
                 <w:rPr>
                   <w:rFonts w:ascii="Arial" w:cs="Arial" w:eastAsia="Arial" w:hAnsi="Arial"/>
@@ -21903,7 +21903,7 @@
             <w:pPr>
               <w:spacing w:after="20" w:before="0"/>
             </w:pPr>
-            <w:hyperlink w:history="1" r:id="rId77jhe6q3r_p-6nyl0xryn">
+            <w:hyperlink w:history="1" r:id="rIdvgne0jh_qnhhlxfrdadyn">
               <w:r>
                 <w:rPr>
                   <w:rFonts w:ascii="Arial" w:cs="Arial" w:eastAsia="Arial" w:hAnsi="Arial"/>
@@ -21952,7 +21952,7 @@
               <w:spacing w:after="10" w:before="0"/>
               <w:ind w:left="120"/>
             </w:pPr>
-            <w:hyperlink w:history="1" r:id="rIdzokf9gxtv1ocrt63qyuof">
+            <w:hyperlink w:history="1" r:id="rIdi9z72j0i0vdj3skgmyivy">
               <w:r>
                 <w:rPr>
                   <w:rFonts w:ascii="Arial" w:cs="Arial" w:eastAsia="Arial" w:hAnsi="Arial"/>
@@ -21997,7 +21997,7 @@
             <w:pPr>
               <w:spacing w:after="20" w:before="0"/>
             </w:pPr>
-            <w:hyperlink w:history="1" r:id="rIdega9fkqp2ayk5zyk3tsak">
+            <w:hyperlink w:history="1" r:id="rIdy06yynd4kj59ujjsoi5l2">
               <w:r>
                 <w:rPr>
                   <w:rFonts w:ascii="Arial" w:cs="Arial" w:eastAsia="Arial" w:hAnsi="Arial"/>
@@ -22030,7 +22030,7 @@
               <w:spacing w:after="10" w:before="0"/>
               <w:ind w:left="120"/>
             </w:pPr>
-            <w:hyperlink w:history="1" r:id="rIdh1p4oh1jjhobnwvhipneu">
+            <w:hyperlink w:history="1" r:id="rIdwedn_gfna7y-b52mk3rsp">
               <w:r>
                 <w:rPr>
                   <w:rFonts w:ascii="Arial" w:cs="Arial" w:eastAsia="Arial" w:hAnsi="Arial"/>
@@ -22225,7 +22225,7 @@
             <w:pPr>
               <w:spacing w:after="20" w:before="0"/>
             </w:pPr>
-            <w:hyperlink w:history="1" r:id="rIdmiy2fu21bajioibvh4jo5">
+            <w:hyperlink w:history="1" r:id="rIdy8aoqtb45j_vn1p-4sqce">
               <w:r>
                 <w:rPr>
                   <w:rFonts w:ascii="Arial" w:cs="Arial" w:eastAsia="Arial" w:hAnsi="Arial"/>
@@ -22274,7 +22274,7 @@
               <w:spacing w:after="10" w:before="0"/>
               <w:ind w:left="120"/>
             </w:pPr>
-            <w:hyperlink w:history="1" r:id="rIdxbt1qw32treumqbkmdh-1">
+            <w:hyperlink w:history="1" r:id="rIdzwmo8j4l1e1enao6c2ltf">
               <w:r>
                 <w:rPr>
                   <w:rFonts w:ascii="Arial" w:cs="Arial" w:eastAsia="Arial" w:hAnsi="Arial"/>
@@ -22319,7 +22319,7 @@
             <w:pPr>
               <w:spacing w:after="20" w:before="0"/>
             </w:pPr>
-            <w:hyperlink w:history="1" r:id="rIdjpdopkcmonc0ufpwsrjey">
+            <w:hyperlink w:history="1" r:id="rIdpl5qdobqxfiaf3ddv34e3">
               <w:r>
                 <w:rPr>
                   <w:rFonts w:ascii="Arial" w:cs="Arial" w:eastAsia="Arial" w:hAnsi="Arial"/>
@@ -22352,7 +22352,7 @@
               <w:spacing w:after="10" w:before="0"/>
               <w:ind w:left="120"/>
             </w:pPr>
-            <w:hyperlink w:history="1" r:id="rIdhsq1tavx405q6w60aplo3">
+            <w:hyperlink w:history="1" r:id="rIdmljwhzipduqhwgrt4w8nr">
               <w:r>
                 <w:rPr>
                   <w:rFonts w:ascii="Arial" w:cs="Arial" w:eastAsia="Arial" w:hAnsi="Arial"/>
@@ -22864,7 +22864,7 @@
         </w:rPr>
         <w:t xml:space="preserve">© 2026 SeaVuria and ARES. Aligned with KICD objectives. Developed by SeaVuria; technical implementation by ARES (with AI assistance from Claude). Licensed under </w:t>
       </w:r>
-      <w:hyperlink w:history="1" r:id="rIdjj5sitw5rmsvfi4wyioxk">
+      <w:hyperlink w:history="1" r:id="rIdfy8fia7o9loedrwddq88s">
         <w:r>
           <w:rPr>
             <w:rFonts w:ascii="Arial" w:cs="Arial" w:eastAsia="Arial" w:hAnsi="Arial"/>
@@ -22885,7 +22885,7 @@
         </w:rPr>
         <w:t xml:space="preserve"> (</w:t>
       </w:r>
-      <w:hyperlink w:history="1" r:id="rIdhfduv4ykqqppxwwv1m7rn">
+      <w:hyperlink w:history="1" r:id="rIdetubanfhnz_60hf59dwlf">
         <w:r>
           <w:rPr>
             <w:rFonts w:ascii="Arial" w:cs="Arial" w:eastAsia="Arial" w:hAnsi="Arial"/>
@@ -23898,7 +23898,7 @@
             <w:pPr>
               <w:spacing w:after="20" w:before="0"/>
             </w:pPr>
-            <w:hyperlink w:history="1" r:id="rIdpqp9qhl0dymwctd3umoob">
+            <w:hyperlink w:history="1" r:id="rIdib_mgsatpv472fqjseka0">
               <w:r>
                 <w:rPr>
                   <w:rFonts w:ascii="Arial" w:cs="Arial" w:eastAsia="Arial" w:hAnsi="Arial"/>
@@ -23947,7 +23947,7 @@
               <w:spacing w:after="10" w:before="0"/>
               <w:ind w:left="120"/>
             </w:pPr>
-            <w:hyperlink w:history="1" r:id="rIdgzu7u0smlsfttais1b_ch">
+            <w:hyperlink w:history="1" r:id="rIdwy40vym3xpqk-wbahepoa">
               <w:r>
                 <w:rPr>
                   <w:rFonts w:ascii="Arial" w:cs="Arial" w:eastAsia="Arial" w:hAnsi="Arial"/>
@@ -23992,7 +23992,7 @@
             <w:pPr>
               <w:spacing w:after="20" w:before="0"/>
             </w:pPr>
-            <w:hyperlink w:history="1" r:id="rIdp43rjyrwsy9uf8go7q3vc">
+            <w:hyperlink w:history="1" r:id="rIdd8w8m4ecf9mx3dapbf_jn">
               <w:r>
                 <w:rPr>
                   <w:rFonts w:ascii="Arial" w:cs="Arial" w:eastAsia="Arial" w:hAnsi="Arial"/>
@@ -24025,7 +24025,7 @@
               <w:spacing w:after="10" w:before="0"/>
               <w:ind w:left="120"/>
             </w:pPr>
-            <w:hyperlink w:history="1" r:id="rIduuo_hydwos28-aedmcfnx">
+            <w:hyperlink w:history="1" r:id="rIda3wxyyccq6gkmfwo53jkj">
               <w:r>
                 <w:rPr>
                   <w:rFonts w:ascii="Arial" w:cs="Arial" w:eastAsia="Arial" w:hAnsi="Arial"/>
@@ -24220,7 +24220,7 @@
             <w:pPr>
               <w:spacing w:after="20" w:before="0"/>
             </w:pPr>
-            <w:hyperlink w:history="1" r:id="rIdtbrw9elkbiwblk40gajsm">
+            <w:hyperlink w:history="1" r:id="rIdcrcif7dxcjnpvbf7wljyi">
               <w:r>
                 <w:rPr>
                   <w:rFonts w:ascii="Arial" w:cs="Arial" w:eastAsia="Arial" w:hAnsi="Arial"/>
@@ -24269,7 +24269,7 @@
               <w:spacing w:after="10" w:before="0"/>
               <w:ind w:left="120"/>
             </w:pPr>
-            <w:hyperlink w:history="1" r:id="rIdmiodqvmea_3sq9i53jsqu">
+            <w:hyperlink w:history="1" r:id="rIdbisxgikxq5mucvypxdgeg">
               <w:r>
                 <w:rPr>
                   <w:rFonts w:ascii="Arial" w:cs="Arial" w:eastAsia="Arial" w:hAnsi="Arial"/>
@@ -24314,7 +24314,7 @@
             <w:pPr>
               <w:spacing w:after="20" w:before="0"/>
             </w:pPr>
-            <w:hyperlink w:history="1" r:id="rId4zyhnqyv2s0iqppfaxrb2">
+            <w:hyperlink w:history="1" r:id="rIdr7b6m4sbfs3dalhpbtaes">
               <w:r>
                 <w:rPr>
                   <w:rFonts w:ascii="Arial" w:cs="Arial" w:eastAsia="Arial" w:hAnsi="Arial"/>
@@ -24347,7 +24347,7 @@
               <w:spacing w:after="10" w:before="0"/>
               <w:ind w:left="120"/>
             </w:pPr>
-            <w:hyperlink w:history="1" r:id="rId8-wxzsiii2vm27-7hamuv">
+            <w:hyperlink w:history="1" r:id="rIdm6lntgtbamjdq50w1uqse">
               <w:r>
                 <w:rPr>
                   <w:rFonts w:ascii="Arial" w:cs="Arial" w:eastAsia="Arial" w:hAnsi="Arial"/>
@@ -24542,7 +24542,7 @@
             <w:pPr>
               <w:spacing w:after="20" w:before="0"/>
             </w:pPr>
-            <w:hyperlink w:history="1" r:id="rIdainz86l7zlcp_dvtrjdig">
+            <w:hyperlink w:history="1" r:id="rIdg8lkvi4s9yr8kbklsibn7">
               <w:r>
                 <w:rPr>
                   <w:rFonts w:ascii="Arial" w:cs="Arial" w:eastAsia="Arial" w:hAnsi="Arial"/>
@@ -24591,7 +24591,7 @@
               <w:spacing w:after="10" w:before="0"/>
               <w:ind w:left="120"/>
             </w:pPr>
-            <w:hyperlink w:history="1" r:id="rId0plhmsdslquy70oguqele">
+            <w:hyperlink w:history="1" r:id="rIdpazdyswfborsvnbymjva4">
               <w:r>
                 <w:rPr>
                   <w:rFonts w:ascii="Arial" w:cs="Arial" w:eastAsia="Arial" w:hAnsi="Arial"/>
@@ -24636,7 +24636,7 @@
             <w:pPr>
               <w:spacing w:after="20" w:before="0"/>
             </w:pPr>
-            <w:hyperlink w:history="1" r:id="rIdzetpx0ltoatra4ppnbcs1">
+            <w:hyperlink w:history="1" r:id="rIdwsezd6jdhhex9flqcsqle">
               <w:r>
                 <w:rPr>
                   <w:rFonts w:ascii="Arial" w:cs="Arial" w:eastAsia="Arial" w:hAnsi="Arial"/>
@@ -24685,7 +24685,7 @@
               <w:spacing w:after="10" w:before="0"/>
               <w:ind w:left="120"/>
             </w:pPr>
-            <w:hyperlink w:history="1" r:id="rIdccwjgutbqpbonqhvooidm">
+            <w:hyperlink w:history="1" r:id="rIdqzspkedb1k8a_kmoq2yl1">
               <w:r>
                 <w:rPr>
                   <w:rFonts w:ascii="Arial" w:cs="Arial" w:eastAsia="Arial" w:hAnsi="Arial"/>
@@ -24880,7 +24880,7 @@
             <w:pPr>
               <w:spacing w:after="20" w:before="0"/>
             </w:pPr>
-            <w:hyperlink w:history="1" r:id="rIdowi58r_h6l5xbralrb-vo">
+            <w:hyperlink w:history="1" r:id="rIdhoyptnmgvl4tpcvlbisys">
               <w:r>
                 <w:rPr>
                   <w:rFonts w:ascii="Arial" w:cs="Arial" w:eastAsia="Arial" w:hAnsi="Arial"/>
@@ -24929,7 +24929,7 @@
               <w:spacing w:after="10" w:before="0"/>
               <w:ind w:left="120"/>
             </w:pPr>
-            <w:hyperlink w:history="1" r:id="rIdzzhhzuo3kkfhfql5964-k">
+            <w:hyperlink w:history="1" r:id="rIdfnibpgluwd_dcbmin2mzq">
               <w:r>
                 <w:rPr>
                   <w:rFonts w:ascii="Arial" w:cs="Arial" w:eastAsia="Arial" w:hAnsi="Arial"/>
@@ -24974,7 +24974,7 @@
             <w:pPr>
               <w:spacing w:after="20" w:before="0"/>
             </w:pPr>
-            <w:hyperlink w:history="1" r:id="rIdodl7omfuxsclyaakjk8np">
+            <w:hyperlink w:history="1" r:id="rIdruc8lxqllewn17wgianmi">
               <w:r>
                 <w:rPr>
                   <w:rFonts w:ascii="Arial" w:cs="Arial" w:eastAsia="Arial" w:hAnsi="Arial"/>
@@ -25023,7 +25023,7 @@
               <w:spacing w:after="10" w:before="0"/>
               <w:ind w:left="120"/>
             </w:pPr>
-            <w:hyperlink w:history="1" r:id="rIdmv1dl97gxey5lq-bdjypm">
+            <w:hyperlink w:history="1" r:id="rIdkrj8gk90tzumq-gh1smik">
               <w:r>
                 <w:rPr>
                   <w:rFonts w:ascii="Arial" w:cs="Arial" w:eastAsia="Arial" w:hAnsi="Arial"/>
@@ -25218,7 +25218,7 @@
             <w:pPr>
               <w:spacing w:after="20" w:before="0"/>
             </w:pPr>
-            <w:hyperlink w:history="1" r:id="rIdmx5wlatmjur2fl1q9aomh">
+            <w:hyperlink w:history="1" r:id="rIdkqjdmcgmyh6tjnk--lfgx">
               <w:r>
                 <w:rPr>
                   <w:rFonts w:ascii="Arial" w:cs="Arial" w:eastAsia="Arial" w:hAnsi="Arial"/>
@@ -25267,7 +25267,7 @@
               <w:spacing w:after="10" w:before="0"/>
               <w:ind w:left="120"/>
             </w:pPr>
-            <w:hyperlink w:history="1" r:id="rId1sj01k6dk9spgkdzhkib6">
+            <w:hyperlink w:history="1" r:id="rId3zg1uebyfi-hphzz497kr">
               <w:r>
                 <w:rPr>
                   <w:rFonts w:ascii="Arial" w:cs="Arial" w:eastAsia="Arial" w:hAnsi="Arial"/>
@@ -25312,7 +25312,7 @@
             <w:pPr>
               <w:spacing w:after="20" w:before="0"/>
             </w:pPr>
-            <w:hyperlink w:history="1" r:id="rIdextkycjjpj-x4v-ahqqjx">
+            <w:hyperlink w:history="1" r:id="rId4dz4ogzpyxfrjlhgy1psc">
               <w:r>
                 <w:rPr>
                   <w:rFonts w:ascii="Arial" w:cs="Arial" w:eastAsia="Arial" w:hAnsi="Arial"/>
@@ -25361,7 +25361,7 @@
               <w:spacing w:after="10" w:before="0"/>
               <w:ind w:left="120"/>
             </w:pPr>
-            <w:hyperlink w:history="1" r:id="rIdmpd9eayd4ahhomhso0xd-">
+            <w:hyperlink w:history="1" r:id="rIdfjtgw8yfy_em6tf1nkjxj">
               <w:r>
                 <w:rPr>
                   <w:rFonts w:ascii="Arial" w:cs="Arial" w:eastAsia="Arial" w:hAnsi="Arial"/>
@@ -25873,7 +25873,7 @@
         </w:rPr>
         <w:t xml:space="preserve">© 2026 SeaVuria and ARES. Aligned with KICD objectives. Developed by SeaVuria; technical implementation by ARES (with AI assistance from Claude). Licensed under </w:t>
       </w:r>
-      <w:hyperlink w:history="1" r:id="rIdorvj9ea4eckoll0cue726">
+      <w:hyperlink w:history="1" r:id="rIdgen-3qkbd6y4tmudzlz_y">
         <w:r>
           <w:rPr>
             <w:rFonts w:ascii="Arial" w:cs="Arial" w:eastAsia="Arial" w:hAnsi="Arial"/>
@@ -25894,7 +25894,7 @@
         </w:rPr>
         <w:t xml:space="preserve"> (</w:t>
       </w:r>
-      <w:hyperlink w:history="1" r:id="rIdwf2odgummiwpz4ybz0u0f">
+      <w:hyperlink w:history="1" r:id="rIdmv9h9-kjtnaqrmezctbrm">
         <w:r>
           <w:rPr>
             <w:rFonts w:ascii="Arial" w:cs="Arial" w:eastAsia="Arial" w:hAnsi="Arial"/>
@@ -26907,7 +26907,7 @@
             <w:pPr>
               <w:spacing w:after="20" w:before="0"/>
             </w:pPr>
-            <w:hyperlink w:history="1" r:id="rIdguyjc24g3nnzhwti9ww3h">
+            <w:hyperlink w:history="1" r:id="rIdn-cqhsj0tlkel_tzgj0qz">
               <w:r>
                 <w:rPr>
                   <w:rFonts w:ascii="Arial" w:cs="Arial" w:eastAsia="Arial" w:hAnsi="Arial"/>
@@ -26940,7 +26940,7 @@
               <w:spacing w:after="10" w:before="0"/>
               <w:ind w:left="120"/>
             </w:pPr>
-            <w:hyperlink w:history="1" r:id="rIdofklt_v2ufkb_iospebfx">
+            <w:hyperlink w:history="1" r:id="rIdw1c5ynwn265i5tb6z9o0e">
               <w:r>
                 <w:rPr>
                   <w:rFonts w:ascii="Arial" w:cs="Arial" w:eastAsia="Arial" w:hAnsi="Arial"/>
@@ -26985,7 +26985,7 @@
             <w:pPr>
               <w:spacing w:after="20" w:before="0"/>
             </w:pPr>
-            <w:hyperlink w:history="1" r:id="rIdqudq1sm4t88un4b-qmfnz">
+            <w:hyperlink w:history="1" r:id="rId-njylwuhzax6q9zrute3a">
               <w:r>
                 <w:rPr>
                   <w:rFonts w:ascii="Arial" w:cs="Arial" w:eastAsia="Arial" w:hAnsi="Arial"/>
@@ -27018,7 +27018,7 @@
               <w:spacing w:after="10" w:before="0"/>
               <w:ind w:left="120"/>
             </w:pPr>
-            <w:hyperlink w:history="1" r:id="rIdv3csme64bcse6o2ki08mb">
+            <w:hyperlink w:history="1" r:id="rIdsw_8h87ysitktito840sn">
               <w:r>
                 <w:rPr>
                   <w:rFonts w:ascii="Arial" w:cs="Arial" w:eastAsia="Arial" w:hAnsi="Arial"/>
@@ -27213,7 +27213,7 @@
             <w:pPr>
               <w:spacing w:after="20" w:before="0"/>
             </w:pPr>
-            <w:hyperlink w:history="1" r:id="rId_344ajv6ba7nec6ugofkj">
+            <w:hyperlink w:history="1" r:id="rIdukbgitvhd66oq8j3ab2h8">
               <w:r>
                 <w:rPr>
                   <w:rFonts w:ascii="Arial" w:cs="Arial" w:eastAsia="Arial" w:hAnsi="Arial"/>
@@ -27246,7 +27246,7 @@
               <w:spacing w:after="10" w:before="0"/>
               <w:ind w:left="120"/>
             </w:pPr>
-            <w:hyperlink w:history="1" r:id="rIdpkfrtdqsqkka-wnebehnn">
+            <w:hyperlink w:history="1" r:id="rIdnuuwvvdssodqiitxtikb3">
               <w:r>
                 <w:rPr>
                   <w:rFonts w:ascii="Arial" w:cs="Arial" w:eastAsia="Arial" w:hAnsi="Arial"/>
@@ -27291,7 +27291,7 @@
             <w:pPr>
               <w:spacing w:after="20" w:before="0"/>
             </w:pPr>
-            <w:hyperlink w:history="1" r:id="rIdv3ksyhm8argfov7psu3x_">
+            <w:hyperlink w:history="1" r:id="rId_bikxe4bo2tjzd2i_bta0">
               <w:r>
                 <w:rPr>
                   <w:rFonts w:ascii="Arial" w:cs="Arial" w:eastAsia="Arial" w:hAnsi="Arial"/>
@@ -27324,7 +27324,7 @@
               <w:spacing w:after="10" w:before="0"/>
               <w:ind w:left="120"/>
             </w:pPr>
-            <w:hyperlink w:history="1" r:id="rIdfetwzxecz82coelytmywp">
+            <w:hyperlink w:history="1" r:id="rIdmoqes6khi2tr3yg15tcdi">
               <w:r>
                 <w:rPr>
                   <w:rFonts w:ascii="Arial" w:cs="Arial" w:eastAsia="Arial" w:hAnsi="Arial"/>
@@ -27519,7 +27519,7 @@
             <w:pPr>
               <w:spacing w:after="20" w:before="0"/>
             </w:pPr>
-            <w:hyperlink w:history="1" r:id="rId-vuujwlkzaxqysflf9b9h">
+            <w:hyperlink w:history="1" r:id="rIdg-wp-zae-3vniu5ozajmm">
               <w:r>
                 <w:rPr>
                   <w:rFonts w:ascii="Arial" w:cs="Arial" w:eastAsia="Arial" w:hAnsi="Arial"/>
@@ -27568,7 +27568,7 @@
               <w:spacing w:after="10" w:before="0"/>
               <w:ind w:left="120"/>
             </w:pPr>
-            <w:hyperlink w:history="1" r:id="rIdbqrp1mnhea58yi9zbq3p8">
+            <w:hyperlink w:history="1" r:id="rIdvghdqeekutlolgdxp6tqu">
               <w:r>
                 <w:rPr>
                   <w:rFonts w:ascii="Arial" w:cs="Arial" w:eastAsia="Arial" w:hAnsi="Arial"/>
@@ -27613,7 +27613,7 @@
             <w:pPr>
               <w:spacing w:after="20" w:before="0"/>
             </w:pPr>
-            <w:hyperlink w:history="1" r:id="rId1iamavopd25gjgf6b-kxi">
+            <w:hyperlink w:history="1" r:id="rIdbm7dpjzvyc-3azbno2h2c">
               <w:r>
                 <w:rPr>
                   <w:rFonts w:ascii="Arial" w:cs="Arial" w:eastAsia="Arial" w:hAnsi="Arial"/>
@@ -27662,7 +27662,7 @@
               <w:spacing w:after="10" w:before="0"/>
               <w:ind w:left="120"/>
             </w:pPr>
-            <w:hyperlink w:history="1" r:id="rIdufgaf-prw8rztqnlrkvzm">
+            <w:hyperlink w:history="1" r:id="rIdcgl6tt_idiols-uouirbi">
               <w:r>
                 <w:rPr>
                   <w:rFonts w:ascii="Arial" w:cs="Arial" w:eastAsia="Arial" w:hAnsi="Arial"/>
@@ -27857,7 +27857,7 @@
             <w:pPr>
               <w:spacing w:after="20" w:before="0"/>
             </w:pPr>
-            <w:hyperlink w:history="1" r:id="rId1owdjuqtfjqjqrdb0cjuy">
+            <w:hyperlink w:history="1" r:id="rIdhkkgushf3e6qqzhmcyn_y">
               <w:r>
                 <w:rPr>
                   <w:rFonts w:ascii="Arial" w:cs="Arial" w:eastAsia="Arial" w:hAnsi="Arial"/>
@@ -27906,7 +27906,7 @@
               <w:spacing w:after="10" w:before="0"/>
               <w:ind w:left="120"/>
             </w:pPr>
-            <w:hyperlink w:history="1" r:id="rIdtebaqsoryhqkdjgd1wja7">
+            <w:hyperlink w:history="1" r:id="rIdussp8mejdhlfs-snvd6ks">
               <w:r>
                 <w:rPr>
                   <w:rFonts w:ascii="Arial" w:cs="Arial" w:eastAsia="Arial" w:hAnsi="Arial"/>
@@ -27951,7 +27951,7 @@
             <w:pPr>
               <w:spacing w:after="20" w:before="0"/>
             </w:pPr>
-            <w:hyperlink w:history="1" r:id="rIdw13hytbosezhbhrhjhklz">
+            <w:hyperlink w:history="1" r:id="rIdcioo4qvbh6wmcjmyidpnf">
               <w:r>
                 <w:rPr>
                   <w:rFonts w:ascii="Arial" w:cs="Arial" w:eastAsia="Arial" w:hAnsi="Arial"/>
@@ -28000,7 +28000,7 @@
               <w:spacing w:after="10" w:before="0"/>
               <w:ind w:left="120"/>
             </w:pPr>
-            <w:hyperlink w:history="1" r:id="rId_nji1dbsrgjhyut031qvs">
+            <w:hyperlink w:history="1" r:id="rId1q5ev68rbt_okjtlvp48z">
               <w:r>
                 <w:rPr>
                   <w:rFonts w:ascii="Arial" w:cs="Arial" w:eastAsia="Arial" w:hAnsi="Arial"/>
@@ -28195,7 +28195,7 @@
             <w:pPr>
               <w:spacing w:after="20" w:before="0"/>
             </w:pPr>
-            <w:hyperlink w:history="1" r:id="rIdnxsdwcsnpaab43ypdht_e">
+            <w:hyperlink w:history="1" r:id="rIdgbl-u0vwtyrcyvkvcnaj1">
               <w:r>
                 <w:rPr>
                   <w:rFonts w:ascii="Arial" w:cs="Arial" w:eastAsia="Arial" w:hAnsi="Arial"/>
@@ -28228,7 +28228,7 @@
               <w:spacing w:after="10" w:before="0"/>
               <w:ind w:left="120"/>
             </w:pPr>
-            <w:hyperlink w:history="1" r:id="rIdiri9i-1hvthoq-apqylmx">
+            <w:hyperlink w:history="1" r:id="rId2lcupd-yovv68cdjx8w3v">
               <w:r>
                 <w:rPr>
                   <w:rFonts w:ascii="Arial" w:cs="Arial" w:eastAsia="Arial" w:hAnsi="Arial"/>
@@ -28273,7 +28273,7 @@
             <w:pPr>
               <w:spacing w:after="20" w:before="0"/>
             </w:pPr>
-            <w:hyperlink w:history="1" r:id="rIdc2e2ehvr8p-h-v5lry7b_">
+            <w:hyperlink w:history="1" r:id="rId6y3ksdoexr1sqou6llrmj">
               <w:r>
                 <w:rPr>
                   <w:rFonts w:ascii="Arial" w:cs="Arial" w:eastAsia="Arial" w:hAnsi="Arial"/>
@@ -28322,7 +28322,7 @@
               <w:spacing w:after="10" w:before="0"/>
               <w:ind w:left="120"/>
             </w:pPr>
-            <w:hyperlink w:history="1" r:id="rIdw1zasmwi8-g6fvg5j2tdx">
+            <w:hyperlink w:history="1" r:id="rId9vswz3m97-dsfgff4xtcj">
               <w:r>
                 <w:rPr>
                   <w:rFonts w:ascii="Arial" w:cs="Arial" w:eastAsia="Arial" w:hAnsi="Arial"/>
@@ -28834,7 +28834,7 @@
         </w:rPr>
         <w:t xml:space="preserve">© 2026 SeaVuria and ARES. Aligned with KICD objectives. Developed by SeaVuria; technical implementation by ARES (with AI assistance from Claude). Licensed under </w:t>
       </w:r>
-      <w:hyperlink w:history="1" r:id="rIdo2s_8jh2iihos5am0s7os">
+      <w:hyperlink w:history="1" r:id="rIdwfwdvlbhccn-5wm55c3je">
         <w:r>
           <w:rPr>
             <w:rFonts w:ascii="Arial" w:cs="Arial" w:eastAsia="Arial" w:hAnsi="Arial"/>
@@ -28855,7 +28855,7 @@
         </w:rPr>
         <w:t xml:space="preserve"> (</w:t>
       </w:r>
-      <w:hyperlink w:history="1" r:id="rIddpbals6kivak12slgm83s">
+      <w:hyperlink w:history="1" r:id="rIds2pplxv0rnk_qs5jxj89-">
         <w:r>
           <w:rPr>
             <w:rFonts w:ascii="Arial" w:cs="Arial" w:eastAsia="Arial" w:hAnsi="Arial"/>
@@ -29868,7 +29868,7 @@
             <w:pPr>
               <w:spacing w:after="20" w:before="0"/>
             </w:pPr>
-            <w:hyperlink w:history="1" r:id="rIdgkwkuzi_zp3jy8bty0ruo">
+            <w:hyperlink w:history="1" r:id="rIdjytzmu-sei9gbaifnyk9f">
               <w:r>
                 <w:rPr>
                   <w:rFonts w:ascii="Arial" w:cs="Arial" w:eastAsia="Arial" w:hAnsi="Arial"/>
@@ -29901,7 +29901,7 @@
               <w:spacing w:after="10" w:before="0"/>
               <w:ind w:left="120"/>
             </w:pPr>
-            <w:hyperlink w:history="1" r:id="rIdygv6elyj6l8km-mwwblvv">
+            <w:hyperlink w:history="1" r:id="rIdpxjhyldnjsulsynxerivg">
               <w:r>
                 <w:rPr>
                   <w:rFonts w:ascii="Arial" w:cs="Arial" w:eastAsia="Arial" w:hAnsi="Arial"/>
@@ -29946,7 +29946,7 @@
             <w:pPr>
               <w:spacing w:after="20" w:before="0"/>
             </w:pPr>
-            <w:hyperlink w:history="1" r:id="rIdyfoi70c399bn0unx80w0o">
+            <w:hyperlink w:history="1" r:id="rIdtgwwolerrxpzexjuxca2y">
               <w:r>
                 <w:rPr>
                   <w:rFonts w:ascii="Arial" w:cs="Arial" w:eastAsia="Arial" w:hAnsi="Arial"/>
@@ -29979,7 +29979,7 @@
               <w:spacing w:after="10" w:before="0"/>
               <w:ind w:left="120"/>
             </w:pPr>
-            <w:hyperlink w:history="1" r:id="rIdbemvchnpbjmqqifdfswch">
+            <w:hyperlink w:history="1" r:id="rIdiwyoyzhudwvjycew91oxm">
               <w:r>
                 <w:rPr>
                   <w:rFonts w:ascii="Arial" w:cs="Arial" w:eastAsia="Arial" w:hAnsi="Arial"/>
@@ -30174,7 +30174,7 @@
             <w:pPr>
               <w:spacing w:after="20" w:before="0"/>
             </w:pPr>
-            <w:hyperlink w:history="1" r:id="rIdxwpvghoejkphv3-amj4wm">
+            <w:hyperlink w:history="1" r:id="rIdslzbkw_u6jfy75cwytlfq">
               <w:r>
                 <w:rPr>
                   <w:rFonts w:ascii="Arial" w:cs="Arial" w:eastAsia="Arial" w:hAnsi="Arial"/>
@@ -30207,7 +30207,7 @@
               <w:spacing w:after="10" w:before="0"/>
               <w:ind w:left="120"/>
             </w:pPr>
-            <w:hyperlink w:history="1" r:id="rIdehl3ak2zsquiernfdrury">
+            <w:hyperlink w:history="1" r:id="rIdh36waq7iqrhyrf4ny2ri6">
               <w:r>
                 <w:rPr>
                   <w:rFonts w:ascii="Arial" w:cs="Arial" w:eastAsia="Arial" w:hAnsi="Arial"/>
@@ -30252,7 +30252,7 @@
             <w:pPr>
               <w:spacing w:after="20" w:before="0"/>
             </w:pPr>
-            <w:hyperlink w:history="1" r:id="rId42r5ohh3dyef17aawbjpq">
+            <w:hyperlink w:history="1" r:id="rIdmlpbv65iwv8kqzdt8lhpw">
               <w:r>
                 <w:rPr>
                   <w:rFonts w:ascii="Arial" w:cs="Arial" w:eastAsia="Arial" w:hAnsi="Arial"/>
@@ -30285,7 +30285,7 @@
               <w:spacing w:after="10" w:before="0"/>
               <w:ind w:left="120"/>
             </w:pPr>
-            <w:hyperlink w:history="1" r:id="rIdvxmlar697vgbj1y_b19ee">
+            <w:hyperlink w:history="1" r:id="rIduefqxdzyjkdkxvsdobebn">
               <w:r>
                 <w:rPr>
                   <w:rFonts w:ascii="Arial" w:cs="Arial" w:eastAsia="Arial" w:hAnsi="Arial"/>
@@ -30480,7 +30480,7 @@
             <w:pPr>
               <w:spacing w:after="20" w:before="0"/>
             </w:pPr>
-            <w:hyperlink w:history="1" r:id="rIdhcpxg8ejs_ddr_2bf7imn">
+            <w:hyperlink w:history="1" r:id="rIdb3lzfaohkfxqtdwsnm8-x">
               <w:r>
                 <w:rPr>
                   <w:rFonts w:ascii="Arial" w:cs="Arial" w:eastAsia="Arial" w:hAnsi="Arial"/>
@@ -30513,7 +30513,7 @@
               <w:spacing w:after="10" w:before="0"/>
               <w:ind w:left="120"/>
             </w:pPr>
-            <w:hyperlink w:history="1" r:id="rIdk6atnmskx8hnfzstxghfa">
+            <w:hyperlink w:history="1" r:id="rId72rhsw9w8f4jxgd5ardq1">
               <w:r>
                 <w:rPr>
                   <w:rFonts w:ascii="Arial" w:cs="Arial" w:eastAsia="Arial" w:hAnsi="Arial"/>
@@ -30558,7 +30558,7 @@
             <w:pPr>
               <w:spacing w:after="20" w:before="0"/>
             </w:pPr>
-            <w:hyperlink w:history="1" r:id="rId5fjiljaszokzkcj90fkhn">
+            <w:hyperlink w:history="1" r:id="rIdufgrqvjknwgqtp1zrhw8r">
               <w:r>
                 <w:rPr>
                   <w:rFonts w:ascii="Arial" w:cs="Arial" w:eastAsia="Arial" w:hAnsi="Arial"/>
@@ -30591,7 +30591,7 @@
               <w:spacing w:after="10" w:before="0"/>
               <w:ind w:left="120"/>
             </w:pPr>
-            <w:hyperlink w:history="1" r:id="rIdc7mw-jrs4erier1x1okra">
+            <w:hyperlink w:history="1" r:id="rId4iehfsmqmuvvgartrl4e6">
               <w:r>
                 <w:rPr>
                   <w:rFonts w:ascii="Arial" w:cs="Arial" w:eastAsia="Arial" w:hAnsi="Arial"/>
@@ -30786,7 +30786,7 @@
             <w:pPr>
               <w:spacing w:after="20" w:before="0"/>
             </w:pPr>
-            <w:hyperlink w:history="1" r:id="rIdphgxhtgtyvto9wx9slkdo">
+            <w:hyperlink w:history="1" r:id="rIdweinbyv4ef2xz4a6yehly">
               <w:r>
                 <w:rPr>
                   <w:rFonts w:ascii="Arial" w:cs="Arial" w:eastAsia="Arial" w:hAnsi="Arial"/>
@@ -30819,7 +30819,7 @@
               <w:spacing w:after="10" w:before="0"/>
               <w:ind w:left="120"/>
             </w:pPr>
-            <w:hyperlink w:history="1" r:id="rIdr12b_ts3kcgogk_c27sx_">
+            <w:hyperlink w:history="1" r:id="rIdu_vput8ogbr3ytdk0m7zi">
               <w:r>
                 <w:rPr>
                   <w:rFonts w:ascii="Arial" w:cs="Arial" w:eastAsia="Arial" w:hAnsi="Arial"/>
@@ -30864,7 +30864,7 @@
             <w:pPr>
               <w:spacing w:after="20" w:before="0"/>
             </w:pPr>
-            <w:hyperlink w:history="1" r:id="rId799haxek8sbcvs2rhfial">
+            <w:hyperlink w:history="1" r:id="rIdiduxodyvbf-bkr_6ivrx_">
               <w:r>
                 <w:rPr>
                   <w:rFonts w:ascii="Arial" w:cs="Arial" w:eastAsia="Arial" w:hAnsi="Arial"/>
@@ -30897,7 +30897,7 @@
               <w:spacing w:after="10" w:before="0"/>
               <w:ind w:left="120"/>
             </w:pPr>
-            <w:hyperlink w:history="1" r:id="rIdzdlv0nxvskcjajdifyza0">
+            <w:hyperlink w:history="1" r:id="rIdxnh6wkm8nznirjljk6do3">
               <w:r>
                 <w:rPr>
                   <w:rFonts w:ascii="Arial" w:cs="Arial" w:eastAsia="Arial" w:hAnsi="Arial"/>
@@ -31092,7 +31092,7 @@
             <w:pPr>
               <w:spacing w:after="20" w:before="0"/>
             </w:pPr>
-            <w:hyperlink w:history="1" r:id="rId2h0djowtmyidalx46bnar">
+            <w:hyperlink w:history="1" r:id="rIdniw8kw9fcvcq9uyxdmj9a">
               <w:r>
                 <w:rPr>
                   <w:rFonts w:ascii="Arial" w:cs="Arial" w:eastAsia="Arial" w:hAnsi="Arial"/>
@@ -31125,7 +31125,7 @@
               <w:spacing w:after="10" w:before="0"/>
               <w:ind w:left="120"/>
             </w:pPr>
-            <w:hyperlink w:history="1" r:id="rIdu0dqlzofaqtu5qmzgpxpi">
+            <w:hyperlink w:history="1" r:id="rId-odimp4exs9mgifpsv-4y">
               <w:r>
                 <w:rPr>
                   <w:rFonts w:ascii="Arial" w:cs="Arial" w:eastAsia="Arial" w:hAnsi="Arial"/>
@@ -31170,7 +31170,7 @@
             <w:pPr>
               <w:spacing w:after="20" w:before="0"/>
             </w:pPr>
-            <w:hyperlink w:history="1" r:id="rId1ihx_zlkj9p2umjs-j6kw">
+            <w:hyperlink w:history="1" r:id="rId5cou43-rtmkb6bavmcltv">
               <w:r>
                 <w:rPr>
                   <w:rFonts w:ascii="Arial" w:cs="Arial" w:eastAsia="Arial" w:hAnsi="Arial"/>
@@ -31203,7 +31203,7 @@
               <w:spacing w:after="10" w:before="0"/>
               <w:ind w:left="120"/>
             </w:pPr>
-            <w:hyperlink w:history="1" r:id="rIdo5mft_gobriq6ok53ifdp">
+            <w:hyperlink w:history="1" r:id="rId-up4sfxxbloq4_csbqqvy">
               <w:r>
                 <w:rPr>
                   <w:rFonts w:ascii="Arial" w:cs="Arial" w:eastAsia="Arial" w:hAnsi="Arial"/>
@@ -31715,7 +31715,7 @@
         </w:rPr>
         <w:t xml:space="preserve">© 2026 SeaVuria and ARES. Aligned with KICD objectives. Developed by SeaVuria; technical implementation by ARES (with AI assistance from Claude). Licensed under </w:t>
       </w:r>
-      <w:hyperlink w:history="1" r:id="rId_yq8o_her_zb0eqcyrrkx">
+      <w:hyperlink w:history="1" r:id="rIdnyjccajwznp8hblx02ah3">
         <w:r>
           <w:rPr>
             <w:rFonts w:ascii="Arial" w:cs="Arial" w:eastAsia="Arial" w:hAnsi="Arial"/>
@@ -31736,7 +31736,7 @@
         </w:rPr>
         <w:t xml:space="preserve"> (</w:t>
       </w:r>
-      <w:hyperlink w:history="1" r:id="rIdy_kh_qgl-n4r8fmgnc7nm">
+      <w:hyperlink w:history="1" r:id="rIdczqidky_cfcdvwxvjdoez">
         <w:r>
           <w:rPr>
             <w:rFonts w:ascii="Arial" w:cs="Arial" w:eastAsia="Arial" w:hAnsi="Arial"/>

--- a/data/outputs/v2/Grade11/Biology/Lesson_Plans/SS1.4_Cell_Division/Biology_Cell_Division_CBE_LessonSequence.docx
+++ b/data/outputs/v2/Grade11/Biology/Lesson_Plans/SS1.4_Cell_Division/Biology_Cell_Division_CBE_LessonSequence.docx
@@ -2172,7 +2172,7 @@
         </w:rPr>
         <w:t xml:space="preserve">© 2026 SeaVuria and ARES. This work is licensed under a </w:t>
       </w:r>
-      <w:hyperlink w:history="1" r:id="rIdlrlac6-19zhnphul2pesv">
+      <w:hyperlink w:history="1" r:id="rId2x1agapf4d80znwn-zkyk">
         <w:r>
           <w:rPr>
             <w:rFonts w:ascii="Arial" w:cs="Arial" w:eastAsia="Arial" w:hAnsi="Arial"/>
@@ -2192,7 +2192,7 @@
         </w:rPr>
         <w:t xml:space="preserve"> (</w:t>
       </w:r>
-      <w:hyperlink w:history="1" r:id="rIdjhsbd0prvzpfqr6jylyjc">
+      <w:hyperlink w:history="1" r:id="rIdk6-pptl2ycydwiiumaesx">
         <w:r>
           <w:rPr>
             <w:rFonts w:ascii="Arial" w:cs="Arial" w:eastAsia="Arial" w:hAnsi="Arial"/>
@@ -2212,7 +2212,7 @@
         </w:rPr>
         <w:t xml:space="preserve">). To view a copy of this license, visit </w:t>
       </w:r>
-      <w:hyperlink w:history="1" r:id="rIdkyjst3ty-zxr5kcqcw6gj">
+      <w:hyperlink w:history="1" r:id="rId3acpspri3rzdihp0rnohy">
         <w:r>
           <w:rPr>
             <w:rFonts w:ascii="Arial" w:cs="Arial" w:eastAsia="Arial" w:hAnsi="Arial"/>
@@ -3224,7 +3224,7 @@
             <w:pPr>
               <w:spacing w:after="20" w:before="0"/>
             </w:pPr>
-            <w:hyperlink w:history="1" r:id="rIdt4qtpz7ur6tcfvfwoulxx">
+            <w:hyperlink w:history="1" r:id="rId2n2dxhidzqv0jxx6n0gm2">
               <w:r>
                 <w:rPr>
                   <w:rFonts w:ascii="Arial" w:cs="Arial" w:eastAsia="Arial" w:hAnsi="Arial"/>
@@ -3257,7 +3257,7 @@
               <w:spacing w:after="10" w:before="0"/>
               <w:ind w:left="120"/>
             </w:pPr>
-            <w:hyperlink w:history="1" r:id="rIdrdm7ngvwxfir4v-nkgklk">
+            <w:hyperlink w:history="1" r:id="rIdxgw3u9bvayyjxye4tchaz">
               <w:r>
                 <w:rPr>
                   <w:rFonts w:ascii="Arial" w:cs="Arial" w:eastAsia="Arial" w:hAnsi="Arial"/>
@@ -3302,7 +3302,7 @@
             <w:pPr>
               <w:spacing w:after="20" w:before="0"/>
             </w:pPr>
-            <w:hyperlink w:history="1" r:id="rIdwpj9vang6gtz7tr2buccx">
+            <w:hyperlink w:history="1" r:id="rIdgj-idvih6vlpprwjvukea">
               <w:r>
                 <w:rPr>
                   <w:rFonts w:ascii="Arial" w:cs="Arial" w:eastAsia="Arial" w:hAnsi="Arial"/>
@@ -3351,7 +3351,7 @@
               <w:spacing w:after="10" w:before="0"/>
               <w:ind w:left="120"/>
             </w:pPr>
-            <w:hyperlink w:history="1" r:id="rIdt3hoakebbbd7tbdtslrz8">
+            <w:hyperlink w:history="1" r:id="rId4p7o8pexo6pqevo1ivhgg">
               <w:r>
                 <w:rPr>
                   <w:rFonts w:ascii="Arial" w:cs="Arial" w:eastAsia="Arial" w:hAnsi="Arial"/>
@@ -3546,7 +3546,7 @@
             <w:pPr>
               <w:spacing w:after="20" w:before="0"/>
             </w:pPr>
-            <w:hyperlink w:history="1" r:id="rIdp_q3_hty5bqrlko1o-v0_">
+            <w:hyperlink w:history="1" r:id="rId0ypf-wt0wd5mlym38fumd">
               <w:r>
                 <w:rPr>
                   <w:rFonts w:ascii="Arial" w:cs="Arial" w:eastAsia="Arial" w:hAnsi="Arial"/>
@@ -3579,7 +3579,7 @@
               <w:spacing w:after="10" w:before="0"/>
               <w:ind w:left="120"/>
             </w:pPr>
-            <w:hyperlink w:history="1" r:id="rId3qigez1tronakhzfyy0yg">
+            <w:hyperlink w:history="1" r:id="rIdhujymkct7pyuaupn8ctrm">
               <w:r>
                 <w:rPr>
                   <w:rFonts w:ascii="Arial" w:cs="Arial" w:eastAsia="Arial" w:hAnsi="Arial"/>
@@ -3624,7 +3624,7 @@
             <w:pPr>
               <w:spacing w:after="20" w:before="0"/>
             </w:pPr>
-            <w:hyperlink w:history="1" r:id="rIde-mpp_ej9pztpdqehi0ol">
+            <w:hyperlink w:history="1" r:id="rId-wydbffqmozs5-o2orqrm">
               <w:r>
                 <w:rPr>
                   <w:rFonts w:ascii="Arial" w:cs="Arial" w:eastAsia="Arial" w:hAnsi="Arial"/>
@@ -3673,7 +3673,7 @@
               <w:spacing w:after="10" w:before="0"/>
               <w:ind w:left="120"/>
             </w:pPr>
-            <w:hyperlink w:history="1" r:id="rIdfxrky0lcyprh3oy5mizhj">
+            <w:hyperlink w:history="1" r:id="rId4qhenkab1oecx1jhe_ys-">
               <w:r>
                 <w:rPr>
                   <w:rFonts w:ascii="Arial" w:cs="Arial" w:eastAsia="Arial" w:hAnsi="Arial"/>
@@ -3868,7 +3868,7 @@
             <w:pPr>
               <w:spacing w:after="20" w:before="0"/>
             </w:pPr>
-            <w:hyperlink w:history="1" r:id="rIdfgwmw8jil7v1ea8i5nfco">
+            <w:hyperlink w:history="1" r:id="rId6l5-jdom_ta_mhjlpz-z4">
               <w:r>
                 <w:rPr>
                   <w:rFonts w:ascii="Arial" w:cs="Arial" w:eastAsia="Arial" w:hAnsi="Arial"/>
@@ -3901,7 +3901,7 @@
               <w:spacing w:after="10" w:before="0"/>
               <w:ind w:left="120"/>
             </w:pPr>
-            <w:hyperlink w:history="1" r:id="rId6kt-tc852bltky_lqe4dd">
+            <w:hyperlink w:history="1" r:id="rIdo9loc-gljeyzd0czofv-d">
               <w:r>
                 <w:rPr>
                   <w:rFonts w:ascii="Arial" w:cs="Arial" w:eastAsia="Arial" w:hAnsi="Arial"/>
@@ -3946,7 +3946,7 @@
             <w:pPr>
               <w:spacing w:after="20" w:before="0"/>
             </w:pPr>
-            <w:hyperlink w:history="1" r:id="rIdes776kj25d_zmydgh3fl6">
+            <w:hyperlink w:history="1" r:id="rIdvshwks3-jehttmww-f8ki">
               <w:r>
                 <w:rPr>
                   <w:rFonts w:ascii="Arial" w:cs="Arial" w:eastAsia="Arial" w:hAnsi="Arial"/>
@@ -3995,7 +3995,7 @@
               <w:spacing w:after="10" w:before="0"/>
               <w:ind w:left="120"/>
             </w:pPr>
-            <w:hyperlink w:history="1" r:id="rIdt97qrz2agwwxfvi2ubxuj">
+            <w:hyperlink w:history="1" r:id="rIdybz3serkff3fvwiklfyck">
               <w:r>
                 <w:rPr>
                   <w:rFonts w:ascii="Arial" w:cs="Arial" w:eastAsia="Arial" w:hAnsi="Arial"/>
@@ -4190,7 +4190,7 @@
             <w:pPr>
               <w:spacing w:after="20" w:before="0"/>
             </w:pPr>
-            <w:hyperlink w:history="1" r:id="rIdnoe4zet7m2df_5odlxgtv">
+            <w:hyperlink w:history="1" r:id="rIdko6bjkrmd_z0-fuxrxmeu">
               <w:r>
                 <w:rPr>
                   <w:rFonts w:ascii="Arial" w:cs="Arial" w:eastAsia="Arial" w:hAnsi="Arial"/>
@@ -4223,7 +4223,7 @@
               <w:spacing w:after="10" w:before="0"/>
               <w:ind w:left="120"/>
             </w:pPr>
-            <w:hyperlink w:history="1" r:id="rIdinuvte5m--60cfxuhsdrp">
+            <w:hyperlink w:history="1" r:id="rId7cfox6ukwtjagjmdfirhl">
               <w:r>
                 <w:rPr>
                   <w:rFonts w:ascii="Arial" w:cs="Arial" w:eastAsia="Arial" w:hAnsi="Arial"/>
@@ -4268,7 +4268,7 @@
             <w:pPr>
               <w:spacing w:after="20" w:before="0"/>
             </w:pPr>
-            <w:hyperlink w:history="1" r:id="rIdadd8kwig7netya2mt0vsd">
+            <w:hyperlink w:history="1" r:id="rIdzsonrorkyib42jzdcn7bf">
               <w:r>
                 <w:rPr>
                   <w:rFonts w:ascii="Arial" w:cs="Arial" w:eastAsia="Arial" w:hAnsi="Arial"/>
@@ -4317,7 +4317,7 @@
               <w:spacing w:after="10" w:before="0"/>
               <w:ind w:left="120"/>
             </w:pPr>
-            <w:hyperlink w:history="1" r:id="rIdzr6i-tdxb-sc9extjbbhn">
+            <w:hyperlink w:history="1" r:id="rIdwvvoij0i-bwfhwdkndflm">
               <w:r>
                 <w:rPr>
                   <w:rFonts w:ascii="Arial" w:cs="Arial" w:eastAsia="Arial" w:hAnsi="Arial"/>
@@ -4512,7 +4512,7 @@
             <w:pPr>
               <w:spacing w:after="20" w:before="0"/>
             </w:pPr>
-            <w:hyperlink w:history="1" r:id="rId8vivhfo0yy4kgpdztxoc4">
+            <w:hyperlink w:history="1" r:id="rIdd6qxdeklwi_y3s3oo2fk0">
               <w:r>
                 <w:rPr>
                   <w:rFonts w:ascii="Arial" w:cs="Arial" w:eastAsia="Arial" w:hAnsi="Arial"/>
@@ -4561,7 +4561,7 @@
               <w:spacing w:after="10" w:before="0"/>
               <w:ind w:left="120"/>
             </w:pPr>
-            <w:hyperlink w:history="1" r:id="rIdy50c1ykomsfhucutw052b">
+            <w:hyperlink w:history="1" r:id="rIdauvbcxni1nfc2hlec0jwa">
               <w:r>
                 <w:rPr>
                   <w:rFonts w:ascii="Arial" w:cs="Arial" w:eastAsia="Arial" w:hAnsi="Arial"/>
@@ -4606,7 +4606,7 @@
             <w:pPr>
               <w:spacing w:after="20" w:before="0"/>
             </w:pPr>
-            <w:hyperlink w:history="1" r:id="rIdfo9wspscw9hwpu3dghpug">
+            <w:hyperlink w:history="1" r:id="rIdbpu1tvqk7q5flfykwmxb2">
               <w:r>
                 <w:rPr>
                   <w:rFonts w:ascii="Arial" w:cs="Arial" w:eastAsia="Arial" w:hAnsi="Arial"/>
@@ -4655,7 +4655,7 @@
               <w:spacing w:after="10" w:before="0"/>
               <w:ind w:left="120"/>
             </w:pPr>
-            <w:hyperlink w:history="1" r:id="rIdxfag_0wqgf5osou09iteu">
+            <w:hyperlink w:history="1" r:id="rIddxmhzbcwvrxxqc9mm7f15">
               <w:r>
                 <w:rPr>
                   <w:rFonts w:ascii="Arial" w:cs="Arial" w:eastAsia="Arial" w:hAnsi="Arial"/>
@@ -5167,7 +5167,7 @@
         </w:rPr>
         <w:t xml:space="preserve">© 2026 SeaVuria and ARES. Aligned with KICD objectives. Developed by SeaVuria; technical implementation by ARES (with AI assistance from Claude). Licensed under </w:t>
       </w:r>
-      <w:hyperlink w:history="1" r:id="rIdj6l8corpo8bsf2rmtwami">
+      <w:hyperlink w:history="1" r:id="rIdu10hmqmggx1uhmt9qwfo1">
         <w:r>
           <w:rPr>
             <w:rFonts w:ascii="Arial" w:cs="Arial" w:eastAsia="Arial" w:hAnsi="Arial"/>
@@ -5188,7 +5188,7 @@
         </w:rPr>
         <w:t xml:space="preserve"> (</w:t>
       </w:r>
-      <w:hyperlink w:history="1" r:id="rId33anl1faczdu2ss_pzegi">
+      <w:hyperlink w:history="1" r:id="rIdl625uqjqsfpadgoupumyu">
         <w:r>
           <w:rPr>
             <w:rFonts w:ascii="Arial" w:cs="Arial" w:eastAsia="Arial" w:hAnsi="Arial"/>
@@ -6201,7 +6201,7 @@
             <w:pPr>
               <w:spacing w:after="20" w:before="0"/>
             </w:pPr>
-            <w:hyperlink w:history="1" r:id="rIdl4mkgdmz8chvg9wpp5ah9">
+            <w:hyperlink w:history="1" r:id="rIdmz-sduml0hby5y9g-zlxb">
               <w:r>
                 <w:rPr>
                   <w:rFonts w:ascii="Arial" w:cs="Arial" w:eastAsia="Arial" w:hAnsi="Arial"/>
@@ -6234,7 +6234,7 @@
               <w:spacing w:after="10" w:before="0"/>
               <w:ind w:left="120"/>
             </w:pPr>
-            <w:hyperlink w:history="1" r:id="rIdbabglgkql0zlza16tfbrb">
+            <w:hyperlink w:history="1" r:id="rIdz9x6eajjbwoe1xjdvw9bg">
               <w:r>
                 <w:rPr>
                   <w:rFonts w:ascii="Arial" w:cs="Arial" w:eastAsia="Arial" w:hAnsi="Arial"/>
@@ -6296,7 +6296,7 @@
               <w:spacing w:after="10" w:before="0"/>
               <w:ind w:left="120"/>
             </w:pPr>
-            <w:hyperlink w:history="1" r:id="rIdv94fsdwqysnu9smi3upgk">
+            <w:hyperlink w:history="1" r:id="rId6wytiarmrbwmmdnhyy_2l">
               <w:r>
                 <w:rPr>
                   <w:rFonts w:ascii="Arial" w:cs="Arial" w:eastAsia="Arial" w:hAnsi="Arial"/>
@@ -6506,7 +6506,7 @@
             <w:pPr>
               <w:spacing w:after="20" w:before="0"/>
             </w:pPr>
-            <w:hyperlink w:history="1" r:id="rIdfkv4lxovkortvo1jqzqnn">
+            <w:hyperlink w:history="1" r:id="rIdkbc1opxgmvnuwljdmagwz">
               <w:r>
                 <w:rPr>
                   <w:rFonts w:ascii="Arial" w:cs="Arial" w:eastAsia="Arial" w:hAnsi="Arial"/>
@@ -6539,7 +6539,7 @@
               <w:spacing w:after="10" w:before="0"/>
               <w:ind w:left="120"/>
             </w:pPr>
-            <w:hyperlink w:history="1" r:id="rId7fp5vfks8oyv5txep8uop">
+            <w:hyperlink w:history="1" r:id="rIdo8mdaimndasdwf-ttjrrj">
               <w:r>
                 <w:rPr>
                   <w:rFonts w:ascii="Arial" w:cs="Arial" w:eastAsia="Arial" w:hAnsi="Arial"/>
@@ -6601,7 +6601,7 @@
               <w:spacing w:after="10" w:before="0"/>
               <w:ind w:left="120"/>
             </w:pPr>
-            <w:hyperlink w:history="1" r:id="rIdxyxzpejoaks-vupeuoctv">
+            <w:hyperlink w:history="1" r:id="rIdseqw6oatvxez150fdmdpn">
               <w:r>
                 <w:rPr>
                   <w:rFonts w:ascii="Arial" w:cs="Arial" w:eastAsia="Arial" w:hAnsi="Arial"/>
@@ -6811,7 +6811,7 @@
             <w:pPr>
               <w:spacing w:after="20" w:before="0"/>
             </w:pPr>
-            <w:hyperlink w:history="1" r:id="rIdbxb9x0kygyfmqapxahijm">
+            <w:hyperlink w:history="1" r:id="rIdu9koxv91ozgunqhkrel6m">
               <w:r>
                 <w:rPr>
                   <w:rFonts w:ascii="Arial" w:cs="Arial" w:eastAsia="Arial" w:hAnsi="Arial"/>
@@ -6844,7 +6844,7 @@
               <w:spacing w:after="10" w:before="0"/>
               <w:ind w:left="120"/>
             </w:pPr>
-            <w:hyperlink w:history="1" r:id="rIdjdhoyw6vtr5geemhau4dd">
+            <w:hyperlink w:history="1" r:id="rId0vi7kivxs6hptvh24lp7c">
               <w:r>
                 <w:rPr>
                   <w:rFonts w:ascii="Arial" w:cs="Arial" w:eastAsia="Arial" w:hAnsi="Arial"/>
@@ -6906,7 +6906,7 @@
               <w:spacing w:after="10" w:before="0"/>
               <w:ind w:left="120"/>
             </w:pPr>
-            <w:hyperlink w:history="1" r:id="rIdjorwyzclgkro6fdmyrunb">
+            <w:hyperlink w:history="1" r:id="rIdpbr78v838rpy_3fe2w5qb">
               <w:r>
                 <w:rPr>
                   <w:rFonts w:ascii="Arial" w:cs="Arial" w:eastAsia="Arial" w:hAnsi="Arial"/>
@@ -7116,7 +7116,7 @@
             <w:pPr>
               <w:spacing w:after="20" w:before="0"/>
             </w:pPr>
-            <w:hyperlink w:history="1" r:id="rIdzyv-17wsszprbhpf3vawb">
+            <w:hyperlink w:history="1" r:id="rIdbyr8mqcw1tt7inzg4-r8-">
               <w:r>
                 <w:rPr>
                   <w:rFonts w:ascii="Arial" w:cs="Arial" w:eastAsia="Arial" w:hAnsi="Arial"/>
@@ -7149,7 +7149,7 @@
               <w:spacing w:after="10" w:before="0"/>
               <w:ind w:left="120"/>
             </w:pPr>
-            <w:hyperlink w:history="1" r:id="rIdsbkm8funsj_wb-mxjtyo7">
+            <w:hyperlink w:history="1" r:id="rId2b0r-en3guy4x1rrmrhk1">
               <w:r>
                 <w:rPr>
                   <w:rFonts w:ascii="Arial" w:cs="Arial" w:eastAsia="Arial" w:hAnsi="Arial"/>
@@ -7211,7 +7211,7 @@
               <w:spacing w:after="10" w:before="0"/>
               <w:ind w:left="120"/>
             </w:pPr>
-            <w:hyperlink w:history="1" r:id="rIdjkk_57bl7gfqxclxypnq4">
+            <w:hyperlink w:history="1" r:id="rId21nncfl7q3lg9jqxufolf">
               <w:r>
                 <w:rPr>
                   <w:rFonts w:ascii="Arial" w:cs="Arial" w:eastAsia="Arial" w:hAnsi="Arial"/>
@@ -7421,7 +7421,7 @@
             <w:pPr>
               <w:spacing w:after="20" w:before="0"/>
             </w:pPr>
-            <w:hyperlink w:history="1" r:id="rIdf_8aci7vhoqkahjutbzkc">
+            <w:hyperlink w:history="1" r:id="rId_1gofy7aempr2usu9vehq">
               <w:r>
                 <w:rPr>
                   <w:rFonts w:ascii="Arial" w:cs="Arial" w:eastAsia="Arial" w:hAnsi="Arial"/>
@@ -7470,7 +7470,7 @@
               <w:spacing w:after="10" w:before="0"/>
               <w:ind w:left="120"/>
             </w:pPr>
-            <w:hyperlink w:history="1" r:id="rId-wwgldhelpki-xcw8g2uk">
+            <w:hyperlink w:history="1" r:id="rIdlbbqiou6k1gmfznzy-wws">
               <w:r>
                 <w:rPr>
                   <w:rFonts w:ascii="Arial" w:cs="Arial" w:eastAsia="Arial" w:hAnsi="Arial"/>
@@ -7532,7 +7532,7 @@
               <w:spacing w:after="10" w:before="0"/>
               <w:ind w:left="120"/>
             </w:pPr>
-            <w:hyperlink w:history="1" r:id="rIdk7dlyzsarozyh7sput5pm">
+            <w:hyperlink w:history="1" r:id="rId39rsqy9sd8oiesq0o_uw3">
               <w:r>
                 <w:rPr>
                   <w:rFonts w:ascii="Arial" w:cs="Arial" w:eastAsia="Arial" w:hAnsi="Arial"/>
@@ -8059,7 +8059,7 @@
         </w:rPr>
         <w:t xml:space="preserve">© 2026 SeaVuria and ARES. Aligned with KICD objectives. Developed by SeaVuria; technical implementation by ARES (with AI assistance from Claude). Licensed under </w:t>
       </w:r>
-      <w:hyperlink w:history="1" r:id="rId356kgwzlhvqie8hfwpvv9">
+      <w:hyperlink w:history="1" r:id="rIdqwcxeyumx2y9bnwjgafwb">
         <w:r>
           <w:rPr>
             <w:rFonts w:ascii="Arial" w:cs="Arial" w:eastAsia="Arial" w:hAnsi="Arial"/>
@@ -8080,7 +8080,7 @@
         </w:rPr>
         <w:t xml:space="preserve"> (</w:t>
       </w:r>
-      <w:hyperlink w:history="1" r:id="rIdkbpg74ogaonn95xnwwhfn">
+      <w:hyperlink w:history="1" r:id="rIdq8pqz5vf7bvxxndluhnsw">
         <w:r>
           <w:rPr>
             <w:rFonts w:ascii="Arial" w:cs="Arial" w:eastAsia="Arial" w:hAnsi="Arial"/>
@@ -9093,7 +9093,7 @@
             <w:pPr>
               <w:spacing w:after="20" w:before="0"/>
             </w:pPr>
-            <w:hyperlink w:history="1" r:id="rIdwro6nya5g_z0mrvdnum8_">
+            <w:hyperlink w:history="1" r:id="rIdxbbhlihl-amh2qn-qe1-j">
               <w:r>
                 <w:rPr>
                   <w:rFonts w:ascii="Arial" w:cs="Arial" w:eastAsia="Arial" w:hAnsi="Arial"/>
@@ -9126,7 +9126,7 @@
               <w:spacing w:after="10" w:before="0"/>
               <w:ind w:left="120"/>
             </w:pPr>
-            <w:hyperlink w:history="1" r:id="rIdqwi31mzdkjqedmkfvzay4">
+            <w:hyperlink w:history="1" r:id="rIdqei-xhtltmvw2p4-lphmh">
               <w:r>
                 <w:rPr>
                   <w:rFonts w:ascii="Arial" w:cs="Arial" w:eastAsia="Arial" w:hAnsi="Arial"/>
@@ -9171,7 +9171,7 @@
             <w:pPr>
               <w:spacing w:after="20" w:before="0"/>
             </w:pPr>
-            <w:hyperlink w:history="1" r:id="rId2-ew0hxsq5ocpqscwnl1s">
+            <w:hyperlink w:history="1" r:id="rIddy3wmfa2srn9c_q5zjjfm">
               <w:r>
                 <w:rPr>
                   <w:rFonts w:ascii="Arial" w:cs="Arial" w:eastAsia="Arial" w:hAnsi="Arial"/>
@@ -9204,7 +9204,7 @@
               <w:spacing w:after="10" w:before="0"/>
               <w:ind w:left="120"/>
             </w:pPr>
-            <w:hyperlink w:history="1" r:id="rIdvyxkrt8htge7zgmz7vcvo">
+            <w:hyperlink w:history="1" r:id="rIdnt0f6z0ttqflhkjuaumko">
               <w:r>
                 <w:rPr>
                   <w:rFonts w:ascii="Arial" w:cs="Arial" w:eastAsia="Arial" w:hAnsi="Arial"/>
@@ -9399,7 +9399,7 @@
             <w:pPr>
               <w:spacing w:after="20" w:before="0"/>
             </w:pPr>
-            <w:hyperlink w:history="1" r:id="rId9248jrdym6axsgvaampls">
+            <w:hyperlink w:history="1" r:id="rIddg11s2kvqzo0v_cnlg-xh">
               <w:r>
                 <w:rPr>
                   <w:rFonts w:ascii="Arial" w:cs="Arial" w:eastAsia="Arial" w:hAnsi="Arial"/>
@@ -9432,7 +9432,7 @@
               <w:spacing w:after="10" w:before="0"/>
               <w:ind w:left="120"/>
             </w:pPr>
-            <w:hyperlink w:history="1" r:id="rIdorfzgnbg1ak-nql0dkuhp">
+            <w:hyperlink w:history="1" r:id="rIdwlvuiaz7xnw3sfccgczkj">
               <w:r>
                 <w:rPr>
                   <w:rFonts w:ascii="Arial" w:cs="Arial" w:eastAsia="Arial" w:hAnsi="Arial"/>
@@ -9477,7 +9477,7 @@
             <w:pPr>
               <w:spacing w:after="20" w:before="0"/>
             </w:pPr>
-            <w:hyperlink w:history="1" r:id="rIdncd9grsczm1g2petihzfz">
+            <w:hyperlink w:history="1" r:id="rId7atjjmpx82fqutwio6nct">
               <w:r>
                 <w:rPr>
                   <w:rFonts w:ascii="Arial" w:cs="Arial" w:eastAsia="Arial" w:hAnsi="Arial"/>
@@ -9510,7 +9510,7 @@
               <w:spacing w:after="10" w:before="0"/>
               <w:ind w:left="120"/>
             </w:pPr>
-            <w:hyperlink w:history="1" r:id="rId_7spoujjdl31-8czelzmm">
+            <w:hyperlink w:history="1" r:id="rIdo5v0jjd7yhheicjewctoa">
               <w:r>
                 <w:rPr>
                   <w:rFonts w:ascii="Arial" w:cs="Arial" w:eastAsia="Arial" w:hAnsi="Arial"/>
@@ -9705,7 +9705,7 @@
             <w:pPr>
               <w:spacing w:after="20" w:before="0"/>
             </w:pPr>
-            <w:hyperlink w:history="1" r:id="rIda9umaa8cr1wrxawoxzjzs">
+            <w:hyperlink w:history="1" r:id="rIdr5n58txji5f7cbeh_wxk7">
               <w:r>
                 <w:rPr>
                   <w:rFonts w:ascii="Arial" w:cs="Arial" w:eastAsia="Arial" w:hAnsi="Arial"/>
@@ -9754,7 +9754,7 @@
               <w:spacing w:after="10" w:before="0"/>
               <w:ind w:left="120"/>
             </w:pPr>
-            <w:hyperlink w:history="1" r:id="rIdl70orz2kmhkpsynowkngz">
+            <w:hyperlink w:history="1" r:id="rIdl2d6bn0dtuo_4nk_ike6q">
               <w:r>
                 <w:rPr>
                   <w:rFonts w:ascii="Arial" w:cs="Arial" w:eastAsia="Arial" w:hAnsi="Arial"/>
@@ -9799,7 +9799,7 @@
             <w:pPr>
               <w:spacing w:after="20" w:before="0"/>
             </w:pPr>
-            <w:hyperlink w:history="1" r:id="rIdew7iigsqliut_zbnljush">
+            <w:hyperlink w:history="1" r:id="rIdkm-ezoafsa627kutjsnwk">
               <w:r>
                 <w:rPr>
                   <w:rFonts w:ascii="Arial" w:cs="Arial" w:eastAsia="Arial" w:hAnsi="Arial"/>
@@ -9832,7 +9832,7 @@
               <w:spacing w:after="10" w:before="0"/>
               <w:ind w:left="120"/>
             </w:pPr>
-            <w:hyperlink w:history="1" r:id="rIdhmhcbjpfpucmmfgzj01j5">
+            <w:hyperlink w:history="1" r:id="rId64nzwjqvryx4rdnkklsbn">
               <w:r>
                 <w:rPr>
                   <w:rFonts w:ascii="Arial" w:cs="Arial" w:eastAsia="Arial" w:hAnsi="Arial"/>
@@ -10027,7 +10027,7 @@
             <w:pPr>
               <w:spacing w:after="20" w:before="0"/>
             </w:pPr>
-            <w:hyperlink w:history="1" r:id="rIdyl986gwzh0pgrvokzgjvr">
+            <w:hyperlink w:history="1" r:id="rId6jybrjsboyashr8_g2kfs">
               <w:r>
                 <w:rPr>
                   <w:rFonts w:ascii="Arial" w:cs="Arial" w:eastAsia="Arial" w:hAnsi="Arial"/>
@@ -10076,7 +10076,7 @@
               <w:spacing w:after="10" w:before="0"/>
               <w:ind w:left="120"/>
             </w:pPr>
-            <w:hyperlink w:history="1" r:id="rIdtp77ptc63sld9ksg4ixdx">
+            <w:hyperlink w:history="1" r:id="rIdd5wxhizrhrjs30djfs9ic">
               <w:r>
                 <w:rPr>
                   <w:rFonts w:ascii="Arial" w:cs="Arial" w:eastAsia="Arial" w:hAnsi="Arial"/>
@@ -10121,7 +10121,7 @@
             <w:pPr>
               <w:spacing w:after="20" w:before="0"/>
             </w:pPr>
-            <w:hyperlink w:history="1" r:id="rIdwzcf4ylivy8-_sojazh0y">
+            <w:hyperlink w:history="1" r:id="rIddy2zcih5lf63qxboy8nar">
               <w:r>
                 <w:rPr>
                   <w:rFonts w:ascii="Arial" w:cs="Arial" w:eastAsia="Arial" w:hAnsi="Arial"/>
@@ -10154,7 +10154,7 @@
               <w:spacing w:after="10" w:before="0"/>
               <w:ind w:left="120"/>
             </w:pPr>
-            <w:hyperlink w:history="1" r:id="rIdstw_bfsxlps3gbfvcmsrg">
+            <w:hyperlink w:history="1" r:id="rIdvjfkb0pxwaoztkgecrx1h">
               <w:r>
                 <w:rPr>
                   <w:rFonts w:ascii="Arial" w:cs="Arial" w:eastAsia="Arial" w:hAnsi="Arial"/>
@@ -10349,7 +10349,7 @@
             <w:pPr>
               <w:spacing w:after="20" w:before="0"/>
             </w:pPr>
-            <w:hyperlink w:history="1" r:id="rIds-wap603xuqdzgyb1pz2x">
+            <w:hyperlink w:history="1" r:id="rIdbmxwsa-h_iiw2mnf5tuij">
               <w:r>
                 <w:rPr>
                   <w:rFonts w:ascii="Arial" w:cs="Arial" w:eastAsia="Arial" w:hAnsi="Arial"/>
@@ -10398,7 +10398,7 @@
               <w:spacing w:after="10" w:before="0"/>
               <w:ind w:left="120"/>
             </w:pPr>
-            <w:hyperlink w:history="1" r:id="rIdys8jaenpvat6ip_luant4">
+            <w:hyperlink w:history="1" r:id="rId6cv_a6vn1lqtz-i0cvutz">
               <w:r>
                 <w:rPr>
                   <w:rFonts w:ascii="Arial" w:cs="Arial" w:eastAsia="Arial" w:hAnsi="Arial"/>
@@ -10443,7 +10443,7 @@
             <w:pPr>
               <w:spacing w:after="20" w:before="0"/>
             </w:pPr>
-            <w:hyperlink w:history="1" r:id="rIdb90bq2jk0yekmdncjhlch">
+            <w:hyperlink w:history="1" r:id="rIdrwzdbm_rj7usnkwrdtpi2">
               <w:r>
                 <w:rPr>
                   <w:rFonts w:ascii="Arial" w:cs="Arial" w:eastAsia="Arial" w:hAnsi="Arial"/>
@@ -10476,7 +10476,7 @@
               <w:spacing w:after="10" w:before="0"/>
               <w:ind w:left="120"/>
             </w:pPr>
-            <w:hyperlink w:history="1" r:id="rIdynldgguspyxolu_yqexvn">
+            <w:hyperlink w:history="1" r:id="rIdrdci3br0bfhk6xijdsudf">
               <w:r>
                 <w:rPr>
                   <w:rFonts w:ascii="Arial" w:cs="Arial" w:eastAsia="Arial" w:hAnsi="Arial"/>
@@ -10988,7 +10988,7 @@
         </w:rPr>
         <w:t xml:space="preserve">© 2026 SeaVuria and ARES. Aligned with KICD objectives. Developed by SeaVuria; technical implementation by ARES (with AI assistance from Claude). Licensed under </w:t>
       </w:r>
-      <w:hyperlink w:history="1" r:id="rIdxtcqridtf3gqeshhrbcud">
+      <w:hyperlink w:history="1" r:id="rIdaa71bejll1hbceqz4m8su">
         <w:r>
           <w:rPr>
             <w:rFonts w:ascii="Arial" w:cs="Arial" w:eastAsia="Arial" w:hAnsi="Arial"/>
@@ -11009,7 +11009,7 @@
         </w:rPr>
         <w:t xml:space="preserve"> (</w:t>
       </w:r>
-      <w:hyperlink w:history="1" r:id="rIdcqxwvubn-mw6kyyu7qadp">
+      <w:hyperlink w:history="1" r:id="rIdzukyunsjy8xbtrs5fmzrf">
         <w:r>
           <w:rPr>
             <w:rFonts w:ascii="Arial" w:cs="Arial" w:eastAsia="Arial" w:hAnsi="Arial"/>
@@ -12022,7 +12022,7 @@
             <w:pPr>
               <w:spacing w:after="20" w:before="0"/>
             </w:pPr>
-            <w:hyperlink w:history="1" r:id="rIdj51-sgw5wmtgj34p2chn6">
+            <w:hyperlink w:history="1" r:id="rIdl13bar-i4ksjraerulx4k">
               <w:r>
                 <w:rPr>
                   <w:rFonts w:ascii="Arial" w:cs="Arial" w:eastAsia="Arial" w:hAnsi="Arial"/>
@@ -12055,7 +12055,7 @@
               <w:spacing w:after="10" w:before="0"/>
               <w:ind w:left="120"/>
             </w:pPr>
-            <w:hyperlink w:history="1" r:id="rId-jv_zljlb_zcyawupi-ti">
+            <w:hyperlink w:history="1" r:id="rIdmq0ext6wvebo6bucvj-ci">
               <w:r>
                 <w:rPr>
                   <w:rFonts w:ascii="Arial" w:cs="Arial" w:eastAsia="Arial" w:hAnsi="Arial"/>
@@ -12100,7 +12100,7 @@
             <w:pPr>
               <w:spacing w:after="20" w:before="0"/>
             </w:pPr>
-            <w:hyperlink w:history="1" r:id="rIdd25pyt9d8wp_ngl7ratfb">
+            <w:hyperlink w:history="1" r:id="rIdsykeokdo-5-ejxugji9dn">
               <w:r>
                 <w:rPr>
                   <w:rFonts w:ascii="Arial" w:cs="Arial" w:eastAsia="Arial" w:hAnsi="Arial"/>
@@ -12133,7 +12133,7 @@
               <w:spacing w:after="10" w:before="0"/>
               <w:ind w:left="120"/>
             </w:pPr>
-            <w:hyperlink w:history="1" r:id="rIdf3ukpukgb-1-vkyads7gl">
+            <w:hyperlink w:history="1" r:id="rIdxsrqklajxrzarnrrvbtyn">
               <w:r>
                 <w:rPr>
                   <w:rFonts w:ascii="Arial" w:cs="Arial" w:eastAsia="Arial" w:hAnsi="Arial"/>
@@ -12328,7 +12328,7 @@
             <w:pPr>
               <w:spacing w:after="20" w:before="0"/>
             </w:pPr>
-            <w:hyperlink w:history="1" r:id="rIdfgwny2ijgbkfed9caeqvk">
+            <w:hyperlink w:history="1" r:id="rIdgjf5q50bfmx_asujlhaw3">
               <w:r>
                 <w:rPr>
                   <w:rFonts w:ascii="Arial" w:cs="Arial" w:eastAsia="Arial" w:hAnsi="Arial"/>
@@ -12361,7 +12361,7 @@
               <w:spacing w:after="10" w:before="0"/>
               <w:ind w:left="120"/>
             </w:pPr>
-            <w:hyperlink w:history="1" r:id="rIdm6jgetfzzulovcrxlezwk">
+            <w:hyperlink w:history="1" r:id="rIdr32sakxw8ybup16m6wxy0">
               <w:r>
                 <w:rPr>
                   <w:rFonts w:ascii="Arial" w:cs="Arial" w:eastAsia="Arial" w:hAnsi="Arial"/>
@@ -12406,7 +12406,7 @@
             <w:pPr>
               <w:spacing w:after="20" w:before="0"/>
             </w:pPr>
-            <w:hyperlink w:history="1" r:id="rIdwvupkorff6kw5udlejax_">
+            <w:hyperlink w:history="1" r:id="rIdydbjf2kbitiywpwg8qfbh">
               <w:r>
                 <w:rPr>
                   <w:rFonts w:ascii="Arial" w:cs="Arial" w:eastAsia="Arial" w:hAnsi="Arial"/>
@@ -12439,7 +12439,7 @@
               <w:spacing w:after="10" w:before="0"/>
               <w:ind w:left="120"/>
             </w:pPr>
-            <w:hyperlink w:history="1" r:id="rIdczhji2a3d5n0xafvzqkwh">
+            <w:hyperlink w:history="1" r:id="rIdioqvwi4gysq0d71wxhbic">
               <w:r>
                 <w:rPr>
                   <w:rFonts w:ascii="Arial" w:cs="Arial" w:eastAsia="Arial" w:hAnsi="Arial"/>
@@ -12634,7 +12634,7 @@
             <w:pPr>
               <w:spacing w:after="20" w:before="0"/>
             </w:pPr>
-            <w:hyperlink w:history="1" r:id="rIdevybdvi8a7gelz4rzr5by">
+            <w:hyperlink w:history="1" r:id="rIdzjudsf22hxgtfo33yhmtm">
               <w:r>
                 <w:rPr>
                   <w:rFonts w:ascii="Arial" w:cs="Arial" w:eastAsia="Arial" w:hAnsi="Arial"/>
@@ -12683,7 +12683,7 @@
               <w:spacing w:after="10" w:before="0"/>
               <w:ind w:left="120"/>
             </w:pPr>
-            <w:hyperlink w:history="1" r:id="rIdmnbs3cwxm19pmnji_0hpi">
+            <w:hyperlink w:history="1" r:id="rIdqg08sgqpln_gazzirn2dz">
               <w:r>
                 <w:rPr>
                   <w:rFonts w:ascii="Arial" w:cs="Arial" w:eastAsia="Arial" w:hAnsi="Arial"/>
@@ -12728,7 +12728,7 @@
             <w:pPr>
               <w:spacing w:after="20" w:before="0"/>
             </w:pPr>
-            <w:hyperlink w:history="1" r:id="rId0k6c9r3cdeyffvwqxgfzu">
+            <w:hyperlink w:history="1" r:id="rIdjazzj7gwo-ymkgy3mgolm">
               <w:r>
                 <w:rPr>
                   <w:rFonts w:ascii="Arial" w:cs="Arial" w:eastAsia="Arial" w:hAnsi="Arial"/>
@@ -12761,7 +12761,7 @@
               <w:spacing w:after="10" w:before="0"/>
               <w:ind w:left="120"/>
             </w:pPr>
-            <w:hyperlink w:history="1" r:id="rIdzk9oejtb87d3dz5laswys">
+            <w:hyperlink w:history="1" r:id="rId3fjjejbgjlqrl6z6dp4yz">
               <w:r>
                 <w:rPr>
                   <w:rFonts w:ascii="Arial" w:cs="Arial" w:eastAsia="Arial" w:hAnsi="Arial"/>
@@ -12956,7 +12956,7 @@
             <w:pPr>
               <w:spacing w:after="20" w:before="0"/>
             </w:pPr>
-            <w:hyperlink w:history="1" r:id="rIdjlaq5sinx9cpjy3v5ocdu">
+            <w:hyperlink w:history="1" r:id="rIdpcn-f-u3otuo8zjoqb3jg">
               <w:r>
                 <w:rPr>
                   <w:rFonts w:ascii="Arial" w:cs="Arial" w:eastAsia="Arial" w:hAnsi="Arial"/>
@@ -13005,7 +13005,7 @@
               <w:spacing w:after="10" w:before="0"/>
               <w:ind w:left="120"/>
             </w:pPr>
-            <w:hyperlink w:history="1" r:id="rId4ic4mqaqsk8bre6gzdvbs">
+            <w:hyperlink w:history="1" r:id="rIde_nfjzj-p6qji6fpxeroi">
               <w:r>
                 <w:rPr>
                   <w:rFonts w:ascii="Arial" w:cs="Arial" w:eastAsia="Arial" w:hAnsi="Arial"/>
@@ -13050,7 +13050,7 @@
             <w:pPr>
               <w:spacing w:after="20" w:before="0"/>
             </w:pPr>
-            <w:hyperlink w:history="1" r:id="rId3vunjkiwlvnyt3phzqssp">
+            <w:hyperlink w:history="1" r:id="rId8klgmvf5vq0bayfua3ze7">
               <w:r>
                 <w:rPr>
                   <w:rFonts w:ascii="Arial" w:cs="Arial" w:eastAsia="Arial" w:hAnsi="Arial"/>
@@ -13083,7 +13083,7 @@
               <w:spacing w:after="10" w:before="0"/>
               <w:ind w:left="120"/>
             </w:pPr>
-            <w:hyperlink w:history="1" r:id="rIddfx2plery5zsjxix0f2ob">
+            <w:hyperlink w:history="1" r:id="rId4u717dki-9xltudgwsavo">
               <w:r>
                 <w:rPr>
                   <w:rFonts w:ascii="Arial" w:cs="Arial" w:eastAsia="Arial" w:hAnsi="Arial"/>
@@ -13278,7 +13278,7 @@
             <w:pPr>
               <w:spacing w:after="20" w:before="0"/>
             </w:pPr>
-            <w:hyperlink w:history="1" r:id="rId1b0ynbfrl082vw3zrcsro">
+            <w:hyperlink w:history="1" r:id="rId_lte10wc2qz5decfr_qw7">
               <w:r>
                 <w:rPr>
                   <w:rFonts w:ascii="Arial" w:cs="Arial" w:eastAsia="Arial" w:hAnsi="Arial"/>
@@ -13327,7 +13327,7 @@
               <w:spacing w:after="10" w:before="0"/>
               <w:ind w:left="120"/>
             </w:pPr>
-            <w:hyperlink w:history="1" r:id="rIdrb7lguqfztaxfktheonwc">
+            <w:hyperlink w:history="1" r:id="rIdvgk8idhiomrwpzebegerm">
               <w:r>
                 <w:rPr>
                   <w:rFonts w:ascii="Arial" w:cs="Arial" w:eastAsia="Arial" w:hAnsi="Arial"/>
@@ -13372,7 +13372,7 @@
             <w:pPr>
               <w:spacing w:after="20" w:before="0"/>
             </w:pPr>
-            <w:hyperlink w:history="1" r:id="rIdc9abtkxx3qer7t_ykw-zp">
+            <w:hyperlink w:history="1" r:id="rIddhnhxug-r_yaag0kdhgu9">
               <w:r>
                 <w:rPr>
                   <w:rFonts w:ascii="Arial" w:cs="Arial" w:eastAsia="Arial" w:hAnsi="Arial"/>
@@ -13405,7 +13405,7 @@
               <w:spacing w:after="10" w:before="0"/>
               <w:ind w:left="120"/>
             </w:pPr>
-            <w:hyperlink w:history="1" r:id="rId8wqwpycki9aphb-obd_tp">
+            <w:hyperlink w:history="1" r:id="rIdq5uzg9tgqjnfrfdubycz2">
               <w:r>
                 <w:rPr>
                   <w:rFonts w:ascii="Arial" w:cs="Arial" w:eastAsia="Arial" w:hAnsi="Arial"/>
@@ -13917,7 +13917,7 @@
         </w:rPr>
         <w:t xml:space="preserve">© 2026 SeaVuria and ARES. Aligned with KICD objectives. Developed by SeaVuria; technical implementation by ARES (with AI assistance from Claude). Licensed under </w:t>
       </w:r>
-      <w:hyperlink w:history="1" r:id="rIddepct-yokhzv2odpz_5bi">
+      <w:hyperlink w:history="1" r:id="rIdlyoh4wr7uaqysi0pag9xq">
         <w:r>
           <w:rPr>
             <w:rFonts w:ascii="Arial" w:cs="Arial" w:eastAsia="Arial" w:hAnsi="Arial"/>
@@ -13938,7 +13938,7 @@
         </w:rPr>
         <w:t xml:space="preserve"> (</w:t>
       </w:r>
-      <w:hyperlink w:history="1" r:id="rIdrkvkajm9jepnowz3zrymv">
+      <w:hyperlink w:history="1" r:id="rId8lpvot3dhwbga0i-jncni">
         <w:r>
           <w:rPr>
             <w:rFonts w:ascii="Arial" w:cs="Arial" w:eastAsia="Arial" w:hAnsi="Arial"/>
@@ -14951,7 +14951,7 @@
             <w:pPr>
               <w:spacing w:after="20" w:before="0"/>
             </w:pPr>
-            <w:hyperlink w:history="1" r:id="rIdp8mo9qegsyfdu_sg2uryg">
+            <w:hyperlink w:history="1" r:id="rIdl9stcdndpnt_tmruxobma">
               <w:r>
                 <w:rPr>
                   <w:rFonts w:ascii="Arial" w:cs="Arial" w:eastAsia="Arial" w:hAnsi="Arial"/>
@@ -14984,7 +14984,7 @@
               <w:spacing w:after="10" w:before="0"/>
               <w:ind w:left="120"/>
             </w:pPr>
-            <w:hyperlink w:history="1" r:id="rId9xyfy3gn-yhwqe8avgdy1">
+            <w:hyperlink w:history="1" r:id="rIdkfa9poetvknlnesmpzhd6">
               <w:r>
                 <w:rPr>
                   <w:rFonts w:ascii="Arial" w:cs="Arial" w:eastAsia="Arial" w:hAnsi="Arial"/>
@@ -15029,7 +15029,7 @@
             <w:pPr>
               <w:spacing w:after="20" w:before="0"/>
             </w:pPr>
-            <w:hyperlink w:history="1" r:id="rIdt4mtjgsg2lzklokl6vztj">
+            <w:hyperlink w:history="1" r:id="rIdwf2yajel1b7cbimyfbhn_">
               <w:r>
                 <w:rPr>
                   <w:rFonts w:ascii="Arial" w:cs="Arial" w:eastAsia="Arial" w:hAnsi="Arial"/>
@@ -15062,7 +15062,7 @@
               <w:spacing w:after="10" w:before="0"/>
               <w:ind w:left="120"/>
             </w:pPr>
-            <w:hyperlink w:history="1" r:id="rId7wby2tqdneb2yjiyqpiqf">
+            <w:hyperlink w:history="1" r:id="rIdqpwhchmeryiwnub5mx6y-">
               <w:r>
                 <w:rPr>
                   <w:rFonts w:ascii="Arial" w:cs="Arial" w:eastAsia="Arial" w:hAnsi="Arial"/>
@@ -15257,7 +15257,7 @@
             <w:pPr>
               <w:spacing w:after="20" w:before="0"/>
             </w:pPr>
-            <w:hyperlink w:history="1" r:id="rIddmks3wfkwhbfesuev2kyv">
+            <w:hyperlink w:history="1" r:id="rId2h0ltxtcpyrlk6_4bcgnt">
               <w:r>
                 <w:rPr>
                   <w:rFonts w:ascii="Arial" w:cs="Arial" w:eastAsia="Arial" w:hAnsi="Arial"/>
@@ -15290,7 +15290,7 @@
               <w:spacing w:after="10" w:before="0"/>
               <w:ind w:left="120"/>
             </w:pPr>
-            <w:hyperlink w:history="1" r:id="rIduf5tj55gzcb10-brvosl0">
+            <w:hyperlink w:history="1" r:id="rId8ylt5qb57xurpfkxtcw_p">
               <w:r>
                 <w:rPr>
                   <w:rFonts w:ascii="Arial" w:cs="Arial" w:eastAsia="Arial" w:hAnsi="Arial"/>
@@ -15335,7 +15335,7 @@
             <w:pPr>
               <w:spacing w:after="20" w:before="0"/>
             </w:pPr>
-            <w:hyperlink w:history="1" r:id="rIdcsg7ndxbtflimksqvhmld">
+            <w:hyperlink w:history="1" r:id="rIdsjimlvji6qxbji_6uvhlw">
               <w:r>
                 <w:rPr>
                   <w:rFonts w:ascii="Arial" w:cs="Arial" w:eastAsia="Arial" w:hAnsi="Arial"/>
@@ -15368,7 +15368,7 @@
               <w:spacing w:after="10" w:before="0"/>
               <w:ind w:left="120"/>
             </w:pPr>
-            <w:hyperlink w:history="1" r:id="rId8icxbx17jjubyhhm1qvtp">
+            <w:hyperlink w:history="1" r:id="rIdc-fg9p5lbigznlfsq-nsd">
               <w:r>
                 <w:rPr>
                   <w:rFonts w:ascii="Arial" w:cs="Arial" w:eastAsia="Arial" w:hAnsi="Arial"/>
@@ -15563,7 +15563,7 @@
             <w:pPr>
               <w:spacing w:after="20" w:before="0"/>
             </w:pPr>
-            <w:hyperlink w:history="1" r:id="rIdcqvqwnup-xuwqkefhlxnu">
+            <w:hyperlink w:history="1" r:id="rIdhvspkvmswscg7laiophrj">
               <w:r>
                 <w:rPr>
                   <w:rFonts w:ascii="Arial" w:cs="Arial" w:eastAsia="Arial" w:hAnsi="Arial"/>
@@ -15612,7 +15612,7 @@
               <w:spacing w:after="10" w:before="0"/>
               <w:ind w:left="120"/>
             </w:pPr>
-            <w:hyperlink w:history="1" r:id="rIdv_zjmpqqhmft6nvztlazp">
+            <w:hyperlink w:history="1" r:id="rIddo5zlnbrfobeyk-mpzxni">
               <w:r>
                 <w:rPr>
                   <w:rFonts w:ascii="Arial" w:cs="Arial" w:eastAsia="Arial" w:hAnsi="Arial"/>
@@ -15657,7 +15657,7 @@
             <w:pPr>
               <w:spacing w:after="20" w:before="0"/>
             </w:pPr>
-            <w:hyperlink w:history="1" r:id="rId0scisdx3uwn9xtmoo8sri">
+            <w:hyperlink w:history="1" r:id="rId3mp4llzueby_-ehq-mc1n">
               <w:r>
                 <w:rPr>
                   <w:rFonts w:ascii="Arial" w:cs="Arial" w:eastAsia="Arial" w:hAnsi="Arial"/>
@@ -15706,7 +15706,7 @@
               <w:spacing w:after="10" w:before="0"/>
               <w:ind w:left="120"/>
             </w:pPr>
-            <w:hyperlink w:history="1" r:id="rIdlherqqquso-0qle84j0vm">
+            <w:hyperlink w:history="1" r:id="rId5p4xkzav9q1s5hvvc_zzg">
               <w:r>
                 <w:rPr>
                   <w:rFonts w:ascii="Arial" w:cs="Arial" w:eastAsia="Arial" w:hAnsi="Arial"/>
@@ -15901,7 +15901,7 @@
             <w:pPr>
               <w:spacing w:after="20" w:before="0"/>
             </w:pPr>
-            <w:hyperlink w:history="1" r:id="rIdf4xqzpdfwmocebo60d1fv">
+            <w:hyperlink w:history="1" r:id="rIdbrwvuixx7vkhxprrefx9h">
               <w:r>
                 <w:rPr>
                   <w:rFonts w:ascii="Arial" w:cs="Arial" w:eastAsia="Arial" w:hAnsi="Arial"/>
@@ -15950,7 +15950,7 @@
               <w:spacing w:after="10" w:before="0"/>
               <w:ind w:left="120"/>
             </w:pPr>
-            <w:hyperlink w:history="1" r:id="rIdzugsdtjdqpchu7hjl2zvt">
+            <w:hyperlink w:history="1" r:id="rIdhh8yqybbz1i2s3bqdxf-z">
               <w:r>
                 <w:rPr>
                   <w:rFonts w:ascii="Arial" w:cs="Arial" w:eastAsia="Arial" w:hAnsi="Arial"/>
@@ -15995,7 +15995,7 @@
             <w:pPr>
               <w:spacing w:after="20" w:before="0"/>
             </w:pPr>
-            <w:hyperlink w:history="1" r:id="rIdh2dyrr5rpl__xrmig95nx">
+            <w:hyperlink w:history="1" r:id="rId4xj8cvwp7hochnn4pmhhc">
               <w:r>
                 <w:rPr>
                   <w:rFonts w:ascii="Arial" w:cs="Arial" w:eastAsia="Arial" w:hAnsi="Arial"/>
@@ -16044,7 +16044,7 @@
               <w:spacing w:after="10" w:before="0"/>
               <w:ind w:left="120"/>
             </w:pPr>
-            <w:hyperlink w:history="1" r:id="rIdgbqrixxloexyg6y-tpr5s">
+            <w:hyperlink w:history="1" r:id="rIdowcj9lzuoy4agov3bumyu">
               <w:r>
                 <w:rPr>
                   <w:rFonts w:ascii="Arial" w:cs="Arial" w:eastAsia="Arial" w:hAnsi="Arial"/>
@@ -16239,7 +16239,7 @@
             <w:pPr>
               <w:spacing w:after="20" w:before="0"/>
             </w:pPr>
-            <w:hyperlink w:history="1" r:id="rIdqab-fskgxx8outcrd7lru">
+            <w:hyperlink w:history="1" r:id="rId9gjbc3istlrk8oi01ryze">
               <w:r>
                 <w:rPr>
                   <w:rFonts w:ascii="Arial" w:cs="Arial" w:eastAsia="Arial" w:hAnsi="Arial"/>
@@ -16288,7 +16288,7 @@
               <w:spacing w:after="10" w:before="0"/>
               <w:ind w:left="120"/>
             </w:pPr>
-            <w:hyperlink w:history="1" r:id="rId7pyqfjcygiffdd6kshado">
+            <w:hyperlink w:history="1" r:id="rIds8xfhiigrmkmemquuajrk">
               <w:r>
                 <w:rPr>
                   <w:rFonts w:ascii="Arial" w:cs="Arial" w:eastAsia="Arial" w:hAnsi="Arial"/>
@@ -16333,7 +16333,7 @@
             <w:pPr>
               <w:spacing w:after="20" w:before="0"/>
             </w:pPr>
-            <w:hyperlink w:history="1" r:id="rIdaankjpfiu5es3ehyutuxi">
+            <w:hyperlink w:history="1" r:id="rIdsmp0o3hkwnjxbgh1ezrpi">
               <w:r>
                 <w:rPr>
                   <w:rFonts w:ascii="Arial" w:cs="Arial" w:eastAsia="Arial" w:hAnsi="Arial"/>
@@ -16382,7 +16382,7 @@
               <w:spacing w:after="10" w:before="0"/>
               <w:ind w:left="120"/>
             </w:pPr>
-            <w:hyperlink w:history="1" r:id="rIdq8s2ugnwy8szvmttsindr">
+            <w:hyperlink w:history="1" r:id="rIdurzrypjij6n9e3nsogjvm">
               <w:r>
                 <w:rPr>
                   <w:rFonts w:ascii="Arial" w:cs="Arial" w:eastAsia="Arial" w:hAnsi="Arial"/>
@@ -16894,7 +16894,7 @@
         </w:rPr>
         <w:t xml:space="preserve">© 2026 SeaVuria and ARES. Aligned with KICD objectives. Developed by SeaVuria; technical implementation by ARES (with AI assistance from Claude). Licensed under </w:t>
       </w:r>
-      <w:hyperlink w:history="1" r:id="rIdl9_xdwqnm8grrlog6svow">
+      <w:hyperlink w:history="1" r:id="rIdxpjb176brow1bdv7bv-_p">
         <w:r>
           <w:rPr>
             <w:rFonts w:ascii="Arial" w:cs="Arial" w:eastAsia="Arial" w:hAnsi="Arial"/>
@@ -16915,7 +16915,7 @@
         </w:rPr>
         <w:t xml:space="preserve"> (</w:t>
       </w:r>
-      <w:hyperlink w:history="1" r:id="rIdsppz7mbip8me-jmbhwgl0">
+      <w:hyperlink w:history="1" r:id="rIdw04nc1tb_kc7h4h6dkurb">
         <w:r>
           <w:rPr>
             <w:rFonts w:ascii="Arial" w:cs="Arial" w:eastAsia="Arial" w:hAnsi="Arial"/>
@@ -17928,7 +17928,7 @@
             <w:pPr>
               <w:spacing w:after="20" w:before="0"/>
             </w:pPr>
-            <w:hyperlink w:history="1" r:id="rIdu9ko53mkdmbadtbpv6119">
+            <w:hyperlink w:history="1" r:id="rIdq_iibfot8hxdrl9-tlvia">
               <w:r>
                 <w:rPr>
                   <w:rFonts w:ascii="Arial" w:cs="Arial" w:eastAsia="Arial" w:hAnsi="Arial"/>
@@ -17977,7 +17977,7 @@
               <w:spacing w:after="10" w:before="0"/>
               <w:ind w:left="120"/>
             </w:pPr>
-            <w:hyperlink w:history="1" r:id="rIdtaviz77xjlophnvo50mxa">
+            <w:hyperlink w:history="1" r:id="rId1joqrrnm0b5mb8fgpe14o">
               <w:r>
                 <w:rPr>
                   <w:rFonts w:ascii="Arial" w:cs="Arial" w:eastAsia="Arial" w:hAnsi="Arial"/>
@@ -18022,7 +18022,7 @@
             <w:pPr>
               <w:spacing w:after="20" w:before="0"/>
             </w:pPr>
-            <w:hyperlink w:history="1" r:id="rIdpsb6arrzldmnz7mvfca-o">
+            <w:hyperlink w:history="1" r:id="rIdqzh0oztuxcm8sv4rywhbu">
               <w:r>
                 <w:rPr>
                   <w:rFonts w:ascii="Arial" w:cs="Arial" w:eastAsia="Arial" w:hAnsi="Arial"/>
@@ -18071,7 +18071,7 @@
               <w:spacing w:after="10" w:before="0"/>
               <w:ind w:left="120"/>
             </w:pPr>
-            <w:hyperlink w:history="1" r:id="rIddbzmxkuvbbobvbsbmshhs">
+            <w:hyperlink w:history="1" r:id="rIdtcf2ctgypnruja2agjo5p">
               <w:r>
                 <w:rPr>
                   <w:rFonts w:ascii="Arial" w:cs="Arial" w:eastAsia="Arial" w:hAnsi="Arial"/>
@@ -18266,7 +18266,7 @@
             <w:pPr>
               <w:spacing w:after="20" w:before="0"/>
             </w:pPr>
-            <w:hyperlink w:history="1" r:id="rIdp_5sd2zqj3rr-0s1-0oiu">
+            <w:hyperlink w:history="1" r:id="rIdva12uver5wwma-kwsvutq">
               <w:r>
                 <w:rPr>
                   <w:rFonts w:ascii="Arial" w:cs="Arial" w:eastAsia="Arial" w:hAnsi="Arial"/>
@@ -18315,7 +18315,7 @@
               <w:spacing w:after="10" w:before="0"/>
               <w:ind w:left="120"/>
             </w:pPr>
-            <w:hyperlink w:history="1" r:id="rIdzdxoc6c8pktyaic2we_ge">
+            <w:hyperlink w:history="1" r:id="rId2dv5xasaw1xi-b2rwclzy">
               <w:r>
                 <w:rPr>
                   <w:rFonts w:ascii="Arial" w:cs="Arial" w:eastAsia="Arial" w:hAnsi="Arial"/>
@@ -18360,7 +18360,7 @@
             <w:pPr>
               <w:spacing w:after="20" w:before="0"/>
             </w:pPr>
-            <w:hyperlink w:history="1" r:id="rId_dyiu5z2xyzi2uhxz_j8y">
+            <w:hyperlink w:history="1" r:id="rIdfvvyyfojmwx2kbndqpznt">
               <w:r>
                 <w:rPr>
                   <w:rFonts w:ascii="Arial" w:cs="Arial" w:eastAsia="Arial" w:hAnsi="Arial"/>
@@ -18409,7 +18409,7 @@
               <w:spacing w:after="10" w:before="0"/>
               <w:ind w:left="120"/>
             </w:pPr>
-            <w:hyperlink w:history="1" r:id="rIdg_c02jbu_4g6rfp6wjn7k">
+            <w:hyperlink w:history="1" r:id="rId7fiojz8dmgybvwmdndkfr">
               <w:r>
                 <w:rPr>
                   <w:rFonts w:ascii="Arial" w:cs="Arial" w:eastAsia="Arial" w:hAnsi="Arial"/>
@@ -18604,7 +18604,7 @@
             <w:pPr>
               <w:spacing w:after="20" w:before="0"/>
             </w:pPr>
-            <w:hyperlink w:history="1" r:id="rId8wlyn1anv8p1maioiqzi_">
+            <w:hyperlink w:history="1" r:id="rIdfkywtilfeu8uwsmzhmyhr">
               <w:r>
                 <w:rPr>
                   <w:rFonts w:ascii="Arial" w:cs="Arial" w:eastAsia="Arial" w:hAnsi="Arial"/>
@@ -18653,7 +18653,7 @@
               <w:spacing w:after="10" w:before="0"/>
               <w:ind w:left="120"/>
             </w:pPr>
-            <w:hyperlink w:history="1" r:id="rId1iw3em_x6oewfg1mdacf6">
+            <w:hyperlink w:history="1" r:id="rIdqmmrbdmyb_yc9m_-nnpyv">
               <w:r>
                 <w:rPr>
                   <w:rFonts w:ascii="Arial" w:cs="Arial" w:eastAsia="Arial" w:hAnsi="Arial"/>
@@ -18698,7 +18698,7 @@
             <w:pPr>
               <w:spacing w:after="20" w:before="0"/>
             </w:pPr>
-            <w:hyperlink w:history="1" r:id="rIdhnf6ipcvbsgi7jiepw9b4">
+            <w:hyperlink w:history="1" r:id="rIdyyq2n3tpkibvpx2lbqwqn">
               <w:r>
                 <w:rPr>
                   <w:rFonts w:ascii="Arial" w:cs="Arial" w:eastAsia="Arial" w:hAnsi="Arial"/>
@@ -18747,7 +18747,7 @@
               <w:spacing w:after="10" w:before="0"/>
               <w:ind w:left="120"/>
             </w:pPr>
-            <w:hyperlink w:history="1" r:id="rIdst4076lrv5yh3wfryfwfj">
+            <w:hyperlink w:history="1" r:id="rId7zwqtob8iqzzryq6ed9s-">
               <w:r>
                 <w:rPr>
                   <w:rFonts w:ascii="Arial" w:cs="Arial" w:eastAsia="Arial" w:hAnsi="Arial"/>
@@ -18942,7 +18942,7 @@
             <w:pPr>
               <w:spacing w:after="20" w:before="0"/>
             </w:pPr>
-            <w:hyperlink w:history="1" r:id="rIdc13wozccdbpvxctnqh7ov">
+            <w:hyperlink w:history="1" r:id="rIdpoxkcqvfij8mdjxox9mkk">
               <w:r>
                 <w:rPr>
                   <w:rFonts w:ascii="Arial" w:cs="Arial" w:eastAsia="Arial" w:hAnsi="Arial"/>
@@ -18991,7 +18991,7 @@
               <w:spacing w:after="10" w:before="0"/>
               <w:ind w:left="120"/>
             </w:pPr>
-            <w:hyperlink w:history="1" r:id="rIdznyeevxgdhelewliiv7cc">
+            <w:hyperlink w:history="1" r:id="rIdtyjtflse2izy4b6jtdxsg">
               <w:r>
                 <w:rPr>
                   <w:rFonts w:ascii="Arial" w:cs="Arial" w:eastAsia="Arial" w:hAnsi="Arial"/>
@@ -19036,7 +19036,7 @@
             <w:pPr>
               <w:spacing w:after="20" w:before="0"/>
             </w:pPr>
-            <w:hyperlink w:history="1" r:id="rIdegw1j4lzr6_t916uzbcpa">
+            <w:hyperlink w:history="1" r:id="rIdkyhhwanvw2-galzak2xye">
               <w:r>
                 <w:rPr>
                   <w:rFonts w:ascii="Arial" w:cs="Arial" w:eastAsia="Arial" w:hAnsi="Arial"/>
@@ -19085,7 +19085,7 @@
               <w:spacing w:after="10" w:before="0"/>
               <w:ind w:left="120"/>
             </w:pPr>
-            <w:hyperlink w:history="1" r:id="rId8o2mkytonokrzyx8q-g8h">
+            <w:hyperlink w:history="1" r:id="rIdhwnmbhgvktpfbedvpkhdm">
               <w:r>
                 <w:rPr>
                   <w:rFonts w:ascii="Arial" w:cs="Arial" w:eastAsia="Arial" w:hAnsi="Arial"/>
@@ -19280,7 +19280,7 @@
             <w:pPr>
               <w:spacing w:after="20" w:before="0"/>
             </w:pPr>
-            <w:hyperlink w:history="1" r:id="rIdhlgjame2aztvtaipqwn-y">
+            <w:hyperlink w:history="1" r:id="rIdqjahz2_ehkpzswckw1ged">
               <w:r>
                 <w:rPr>
                   <w:rFonts w:ascii="Arial" w:cs="Arial" w:eastAsia="Arial" w:hAnsi="Arial"/>
@@ -19329,7 +19329,7 @@
               <w:spacing w:after="10" w:before="0"/>
               <w:ind w:left="120"/>
             </w:pPr>
-            <w:hyperlink w:history="1" r:id="rIde_4sdooito1xu13ny_9ni">
+            <w:hyperlink w:history="1" r:id="rIdnmlzckauquysgrq4w09uy">
               <w:r>
                 <w:rPr>
                   <w:rFonts w:ascii="Arial" w:cs="Arial" w:eastAsia="Arial" w:hAnsi="Arial"/>
@@ -19374,7 +19374,7 @@
             <w:pPr>
               <w:spacing w:after="20" w:before="0"/>
             </w:pPr>
-            <w:hyperlink w:history="1" r:id="rIdca0-yviwikbctjw3w8ryc">
+            <w:hyperlink w:history="1" r:id="rId_aoexmng-vdcge72cauaj">
               <w:r>
                 <w:rPr>
                   <w:rFonts w:ascii="Arial" w:cs="Arial" w:eastAsia="Arial" w:hAnsi="Arial"/>
@@ -19423,7 +19423,7 @@
               <w:spacing w:after="10" w:before="0"/>
               <w:ind w:left="120"/>
             </w:pPr>
-            <w:hyperlink w:history="1" r:id="rIdve87emk2a9ejheoods3sk">
+            <w:hyperlink w:history="1" r:id="rIdrcuivfv-wpyikv8qx_cpf">
               <w:r>
                 <w:rPr>
                   <w:rFonts w:ascii="Arial" w:cs="Arial" w:eastAsia="Arial" w:hAnsi="Arial"/>
@@ -19935,7 +19935,7 @@
         </w:rPr>
         <w:t xml:space="preserve">© 2026 SeaVuria and ARES. Aligned with KICD objectives. Developed by SeaVuria; technical implementation by ARES (with AI assistance from Claude). Licensed under </w:t>
       </w:r>
-      <w:hyperlink w:history="1" r:id="rIdtlyt-c2yfgidmfx1i3fc0">
+      <w:hyperlink w:history="1" r:id="rIdrzys6_-0vr25pharjkm7s">
         <w:r>
           <w:rPr>
             <w:rFonts w:ascii="Arial" w:cs="Arial" w:eastAsia="Arial" w:hAnsi="Arial"/>
@@ -19956,7 +19956,7 @@
         </w:rPr>
         <w:t xml:space="preserve"> (</w:t>
       </w:r>
-      <w:hyperlink w:history="1" r:id="rIdnq9umi1scdhigdalf-tm8">
+      <w:hyperlink w:history="1" r:id="rIdipuftlerrn2spq4s6gsfh">
         <w:r>
           <w:rPr>
             <w:rFonts w:ascii="Arial" w:cs="Arial" w:eastAsia="Arial" w:hAnsi="Arial"/>
@@ -20969,7 +20969,7 @@
             <w:pPr>
               <w:spacing w:after="20" w:before="0"/>
             </w:pPr>
-            <w:hyperlink w:history="1" r:id="rIdikmh7s5-nmm1s3fghdtc3">
+            <w:hyperlink w:history="1" r:id="rIddmm-srogaojpdvtmsrrhw">
               <w:r>
                 <w:rPr>
                   <w:rFonts w:ascii="Arial" w:cs="Arial" w:eastAsia="Arial" w:hAnsi="Arial"/>
@@ -21002,7 +21002,7 @@
               <w:spacing w:after="10" w:before="0"/>
               <w:ind w:left="120"/>
             </w:pPr>
-            <w:hyperlink w:history="1" r:id="rId6uel-arhhszw0lybkpiwh">
+            <w:hyperlink w:history="1" r:id="rIdw9xktiiccgle2ob5pcblh">
               <w:r>
                 <w:rPr>
                   <w:rFonts w:ascii="Arial" w:cs="Arial" w:eastAsia="Arial" w:hAnsi="Arial"/>
@@ -21047,7 +21047,7 @@
             <w:pPr>
               <w:spacing w:after="20" w:before="0"/>
             </w:pPr>
-            <w:hyperlink w:history="1" r:id="rId05jboiqljppvv3bngz9h3">
+            <w:hyperlink w:history="1" r:id="rIdqjxrqczjquuko72zt7c6s">
               <w:r>
                 <w:rPr>
                   <w:rFonts w:ascii="Arial" w:cs="Arial" w:eastAsia="Arial" w:hAnsi="Arial"/>
@@ -21080,7 +21080,7 @@
               <w:spacing w:after="10" w:before="0"/>
               <w:ind w:left="120"/>
             </w:pPr>
-            <w:hyperlink w:history="1" r:id="rIdvaiii5wuu4ryhjb6cn915">
+            <w:hyperlink w:history="1" r:id="rId8obun68-erskq-mbhcgq9">
               <w:r>
                 <w:rPr>
                   <w:rFonts w:ascii="Arial" w:cs="Arial" w:eastAsia="Arial" w:hAnsi="Arial"/>
@@ -21275,7 +21275,7 @@
             <w:pPr>
               <w:spacing w:after="20" w:before="0"/>
             </w:pPr>
-            <w:hyperlink w:history="1" r:id="rId6b-ylljibb_lvrcn6kncl">
+            <w:hyperlink w:history="1" r:id="rIdbalwdzno3bz1obhpa5sdf">
               <w:r>
                 <w:rPr>
                   <w:rFonts w:ascii="Arial" w:cs="Arial" w:eastAsia="Arial" w:hAnsi="Arial"/>
@@ -21308,7 +21308,7 @@
               <w:spacing w:after="10" w:before="0"/>
               <w:ind w:left="120"/>
             </w:pPr>
-            <w:hyperlink w:history="1" r:id="rId-flshm9bqbctekjyvsaxm">
+            <w:hyperlink w:history="1" r:id="rIdef4r69ng1g2ipwjtkaqpa">
               <w:r>
                 <w:rPr>
                   <w:rFonts w:ascii="Arial" w:cs="Arial" w:eastAsia="Arial" w:hAnsi="Arial"/>
@@ -21353,7 +21353,7 @@
             <w:pPr>
               <w:spacing w:after="20" w:before="0"/>
             </w:pPr>
-            <w:hyperlink w:history="1" r:id="rIdued36b-ghtoi-urztc4sm">
+            <w:hyperlink w:history="1" r:id="rIdoo3pkau7snysv7q7lstzu">
               <w:r>
                 <w:rPr>
                   <w:rFonts w:ascii="Arial" w:cs="Arial" w:eastAsia="Arial" w:hAnsi="Arial"/>
@@ -21386,7 +21386,7 @@
               <w:spacing w:after="10" w:before="0"/>
               <w:ind w:left="120"/>
             </w:pPr>
-            <w:hyperlink w:history="1" r:id="rIdjqj5sn-mb4je4cbvigcgh">
+            <w:hyperlink w:history="1" r:id="rIdou3omq_cdv2hecajvj-a1">
               <w:r>
                 <w:rPr>
                   <w:rFonts w:ascii="Arial" w:cs="Arial" w:eastAsia="Arial" w:hAnsi="Arial"/>
@@ -21581,7 +21581,7 @@
             <w:pPr>
               <w:spacing w:after="20" w:before="0"/>
             </w:pPr>
-            <w:hyperlink w:history="1" r:id="rId5jeazxrhagsdmh7dwd_ob">
+            <w:hyperlink w:history="1" r:id="rIdja-96wznntliavuot4c9g">
               <w:r>
                 <w:rPr>
                   <w:rFonts w:ascii="Arial" w:cs="Arial" w:eastAsia="Arial" w:hAnsi="Arial"/>
@@ -21630,7 +21630,7 @@
               <w:spacing w:after="10" w:before="0"/>
               <w:ind w:left="120"/>
             </w:pPr>
-            <w:hyperlink w:history="1" r:id="rIda6jbbdzf7dugiii0g60sr">
+            <w:hyperlink w:history="1" r:id="rIdkoigygxmnvalcmhckce4j">
               <w:r>
                 <w:rPr>
                   <w:rFonts w:ascii="Arial" w:cs="Arial" w:eastAsia="Arial" w:hAnsi="Arial"/>
@@ -21675,7 +21675,7 @@
             <w:pPr>
               <w:spacing w:after="20" w:before="0"/>
             </w:pPr>
-            <w:hyperlink w:history="1" r:id="rIdldd-xd1qmm7gvxwglkipu">
+            <w:hyperlink w:history="1" r:id="rIdpmkycjlw4tmks7hpkjygq">
               <w:r>
                 <w:rPr>
                   <w:rFonts w:ascii="Arial" w:cs="Arial" w:eastAsia="Arial" w:hAnsi="Arial"/>
@@ -21708,7 +21708,7 @@
               <w:spacing w:after="10" w:before="0"/>
               <w:ind w:left="120"/>
             </w:pPr>
-            <w:hyperlink w:history="1" r:id="rIdixim4dj5ppljt9y1svukj">
+            <w:hyperlink w:history="1" r:id="rId5sw0yk8rcyhldm5ogoqgd">
               <w:r>
                 <w:rPr>
                   <w:rFonts w:ascii="Arial" w:cs="Arial" w:eastAsia="Arial" w:hAnsi="Arial"/>
@@ -21750,7 +21750,7 @@
                 <w:sz w:val="18"/>
                 <w:szCs w:val="18"/>
               </w:rPr>
-              <w:t xml:space="preserve">Jigsaw: Home groups number their members 1 to 5. Each number becomes an expert on one stage (1 = interphase, 2 = prophase, 3 = metaphase, 4 = anaphase, 5 = telophase and cytokinesis). Experts from different home groups meet in expert groups, compare their drawings with a labelled diagram or a short animation (if a projector or phone is available), and agree on 3 key features of the stage and one clue to identify it. They then return to their home groups and teach the others, and the home group arranges the stage drawings in the correct order to make a cycle. Next, a Discussion Diamond: groups receive 4 statements and rank them from most to least supported by the evidence: (a) 'The root tip makes new cells by dividing existing cells'; (b) 'Most cells in the tip are dividing at the same moment'; (c) 'Each new cell receives a copy of the chromosomes'; (d) 'A child grows only because the cells get bigger'. Groups justify their ranking using their tally results. Learners then link back to the phenomenon: just as the onion root tip has many cells in mitosis, a growing child's tissues (bone ends, skin, blood-forming marrow) make billions of new cells.</w:t>
+              <w:t xml:space="preserve">Jigsaw: Home groups number their members 1 to 5. Each number becomes an expert on one stage of the cell cycle (1 = interphase, which comes before mitosis and is not itself a stage of mitosis; 2 = prophase, 3 = metaphase, 4 = anaphase, 5 = telophase and cytokinesis). Experts from different home groups meet in expert groups, compare their drawings with a labelled diagram or a short animation (if a projector or phone is available), and agree on 3 key features of the stage and one clue to identify it. They then return to their home groups and teach the others, and the home group arranges the stage drawings in the correct order to make a cycle. Next, a Discussion Diamond: groups receive 4 statements and rank them from most to least supported by the evidence: (a) 'The root tip makes new cells by dividing existing cells'; (b) 'Most cells in the tip are dividing at the same moment'; (c) 'Each new cell receives a copy of the chromosomes'; (d) 'A child grows only because the cells get bigger'. Groups justify their ranking using their tally results. Learners then link back to the phenomenon: just as the onion root tip has many cells in mitosis, a growing child's tissues (bone ends, skin, blood-forming marrow) make billions of new cells.</w:t>
             </w:r>
           </w:p>
         </w:tc>
@@ -21903,7 +21903,7 @@
             <w:pPr>
               <w:spacing w:after="20" w:before="0"/>
             </w:pPr>
-            <w:hyperlink w:history="1" r:id="rIdvgne0jh_qnhhlxfrdadyn">
+            <w:hyperlink w:history="1" r:id="rId0lejpaqlw9fbdjvcku2dx">
               <w:r>
                 <w:rPr>
                   <w:rFonts w:ascii="Arial" w:cs="Arial" w:eastAsia="Arial" w:hAnsi="Arial"/>
@@ -21952,7 +21952,7 @@
               <w:spacing w:after="10" w:before="0"/>
               <w:ind w:left="120"/>
             </w:pPr>
-            <w:hyperlink w:history="1" r:id="rIdi9z72j0i0vdj3skgmyivy">
+            <w:hyperlink w:history="1" r:id="rId9lfetjif3dc7ju7ogvmik">
               <w:r>
                 <w:rPr>
                   <w:rFonts w:ascii="Arial" w:cs="Arial" w:eastAsia="Arial" w:hAnsi="Arial"/>
@@ -21997,7 +21997,7 @@
             <w:pPr>
               <w:spacing w:after="20" w:before="0"/>
             </w:pPr>
-            <w:hyperlink w:history="1" r:id="rIdy06yynd4kj59ujjsoi5l2">
+            <w:hyperlink w:history="1" r:id="rIdwzwznuqa0wy3qvm4hb5y9">
               <w:r>
                 <w:rPr>
                   <w:rFonts w:ascii="Arial" w:cs="Arial" w:eastAsia="Arial" w:hAnsi="Arial"/>
@@ -22030,7 +22030,7 @@
               <w:spacing w:after="10" w:before="0"/>
               <w:ind w:left="120"/>
             </w:pPr>
-            <w:hyperlink w:history="1" r:id="rIdwedn_gfna7y-b52mk3rsp">
+            <w:hyperlink w:history="1" r:id="rIddrega87tj32luinno2oju">
               <w:r>
                 <w:rPr>
                   <w:rFonts w:ascii="Arial" w:cs="Arial" w:eastAsia="Arial" w:hAnsi="Arial"/>
@@ -22225,7 +22225,7 @@
             <w:pPr>
               <w:spacing w:after="20" w:before="0"/>
             </w:pPr>
-            <w:hyperlink w:history="1" r:id="rIdy8aoqtb45j_vn1p-4sqce">
+            <w:hyperlink w:history="1" r:id="rId50fpwgxufcuyj7mcm3tfk">
               <w:r>
                 <w:rPr>
                   <w:rFonts w:ascii="Arial" w:cs="Arial" w:eastAsia="Arial" w:hAnsi="Arial"/>
@@ -22274,7 +22274,7 @@
               <w:spacing w:after="10" w:before="0"/>
               <w:ind w:left="120"/>
             </w:pPr>
-            <w:hyperlink w:history="1" r:id="rIdzwmo8j4l1e1enao6c2ltf">
+            <w:hyperlink w:history="1" r:id="rIdsxstpieryc05nek1fklx_">
               <w:r>
                 <w:rPr>
                   <w:rFonts w:ascii="Arial" w:cs="Arial" w:eastAsia="Arial" w:hAnsi="Arial"/>
@@ -22319,7 +22319,7 @@
             <w:pPr>
               <w:spacing w:after="20" w:before="0"/>
             </w:pPr>
-            <w:hyperlink w:history="1" r:id="rIdpl5qdobqxfiaf3ddv34e3">
+            <w:hyperlink w:history="1" r:id="rIdbqtv2tms7psppy5z4rjl2">
               <w:r>
                 <w:rPr>
                   <w:rFonts w:ascii="Arial" w:cs="Arial" w:eastAsia="Arial" w:hAnsi="Arial"/>
@@ -22352,7 +22352,7 @@
               <w:spacing w:after="10" w:before="0"/>
               <w:ind w:left="120"/>
             </w:pPr>
-            <w:hyperlink w:history="1" r:id="rIdmljwhzipduqhwgrt4w8nr">
+            <w:hyperlink w:history="1" r:id="rIdwiqrmniofbixorr6profv">
               <w:r>
                 <w:rPr>
                   <w:rFonts w:ascii="Arial" w:cs="Arial" w:eastAsia="Arial" w:hAnsi="Arial"/>
@@ -22710,7 +22710,7 @@
                 <w:sz w:val="18"/>
                 <w:szCs w:val="18"/>
               </w:rPr>
-              <w:t xml:space="preserve">We prepared onion root tip squashes and, using a light microscope, saw cells at different stages of mitosis (interphase, prophase, metaphase, anaphase, telophase) in the growing tip. Most cells were in interphase, and a smaller number were dividing.</w:t>
+              <w:t xml:space="preserve">We prepared onion root tip squashes and, using a light microscope, saw cells at different stages of the cell cycle (interphase, and the mitosis stages prophase, metaphase, anaphase, telophase) in the growing tip. Most cells were in interphase, and a smaller number were dividing.</w:t>
             </w:r>
           </w:p>
         </w:tc>
@@ -22864,7 +22864,7 @@
         </w:rPr>
         <w:t xml:space="preserve">© 2026 SeaVuria and ARES. Aligned with KICD objectives. Developed by SeaVuria; technical implementation by ARES (with AI assistance from Claude). Licensed under </w:t>
       </w:r>
-      <w:hyperlink w:history="1" r:id="rIdfy8fia7o9loedrwddq88s">
+      <w:hyperlink w:history="1" r:id="rIddpg2zt3gmmsnby0ulce7t">
         <w:r>
           <w:rPr>
             <w:rFonts w:ascii="Arial" w:cs="Arial" w:eastAsia="Arial" w:hAnsi="Arial"/>
@@ -22885,7 +22885,7 @@
         </w:rPr>
         <w:t xml:space="preserve"> (</w:t>
       </w:r>
-      <w:hyperlink w:history="1" r:id="rIdetubanfhnz_60hf59dwlf">
+      <w:hyperlink w:history="1" r:id="rIde5cgc27zz_zkn0x_utffp">
         <w:r>
           <w:rPr>
             <w:rFonts w:ascii="Arial" w:cs="Arial" w:eastAsia="Arial" w:hAnsi="Arial"/>
@@ -23898,7 +23898,7 @@
             <w:pPr>
               <w:spacing w:after="20" w:before="0"/>
             </w:pPr>
-            <w:hyperlink w:history="1" r:id="rIdib_mgsatpv472fqjseka0">
+            <w:hyperlink w:history="1" r:id="rIdwisuztmjyfdtsub2h92rp">
               <w:r>
                 <w:rPr>
                   <w:rFonts w:ascii="Arial" w:cs="Arial" w:eastAsia="Arial" w:hAnsi="Arial"/>
@@ -23947,7 +23947,7 @@
               <w:spacing w:after="10" w:before="0"/>
               <w:ind w:left="120"/>
             </w:pPr>
-            <w:hyperlink w:history="1" r:id="rIdwy40vym3xpqk-wbahepoa">
+            <w:hyperlink w:history="1" r:id="rIdx_kohrpycxy8093txjczi">
               <w:r>
                 <w:rPr>
                   <w:rFonts w:ascii="Arial" w:cs="Arial" w:eastAsia="Arial" w:hAnsi="Arial"/>
@@ -23992,7 +23992,7 @@
             <w:pPr>
               <w:spacing w:after="20" w:before="0"/>
             </w:pPr>
-            <w:hyperlink w:history="1" r:id="rIdd8w8m4ecf9mx3dapbf_jn">
+            <w:hyperlink w:history="1" r:id="rIdav44veldzybycjry4qy7r">
               <w:r>
                 <w:rPr>
                   <w:rFonts w:ascii="Arial" w:cs="Arial" w:eastAsia="Arial" w:hAnsi="Arial"/>
@@ -24025,7 +24025,7 @@
               <w:spacing w:after="10" w:before="0"/>
               <w:ind w:left="120"/>
             </w:pPr>
-            <w:hyperlink w:history="1" r:id="rIda3wxyyccq6gkmfwo53jkj">
+            <w:hyperlink w:history="1" r:id="rIduhhoxnry9wturfhjvxdc9">
               <w:r>
                 <w:rPr>
                   <w:rFonts w:ascii="Arial" w:cs="Arial" w:eastAsia="Arial" w:hAnsi="Arial"/>
@@ -24220,7 +24220,7 @@
             <w:pPr>
               <w:spacing w:after="20" w:before="0"/>
             </w:pPr>
-            <w:hyperlink w:history="1" r:id="rIdcrcif7dxcjnpvbf7wljyi">
+            <w:hyperlink w:history="1" r:id="rIdnbkb2o9emv9u1ibav1hyc">
               <w:r>
                 <w:rPr>
                   <w:rFonts w:ascii="Arial" w:cs="Arial" w:eastAsia="Arial" w:hAnsi="Arial"/>
@@ -24269,7 +24269,7 @@
               <w:spacing w:after="10" w:before="0"/>
               <w:ind w:left="120"/>
             </w:pPr>
-            <w:hyperlink w:history="1" r:id="rIdbisxgikxq5mucvypxdgeg">
+            <w:hyperlink w:history="1" r:id="rIdhch9woq_vk6eeyqt1lbq0">
               <w:r>
                 <w:rPr>
                   <w:rFonts w:ascii="Arial" w:cs="Arial" w:eastAsia="Arial" w:hAnsi="Arial"/>
@@ -24314,7 +24314,7 @@
             <w:pPr>
               <w:spacing w:after="20" w:before="0"/>
             </w:pPr>
-            <w:hyperlink w:history="1" r:id="rIdr7b6m4sbfs3dalhpbtaes">
+            <w:hyperlink w:history="1" r:id="rIdexzfnxtotgbbrkxlqiqct">
               <w:r>
                 <w:rPr>
                   <w:rFonts w:ascii="Arial" w:cs="Arial" w:eastAsia="Arial" w:hAnsi="Arial"/>
@@ -24347,7 +24347,7 @@
               <w:spacing w:after="10" w:before="0"/>
               <w:ind w:left="120"/>
             </w:pPr>
-            <w:hyperlink w:history="1" r:id="rIdm6lntgtbamjdq50w1uqse">
+            <w:hyperlink w:history="1" r:id="rIdh7y4vapbxcbhziipn68sx">
               <w:r>
                 <w:rPr>
                   <w:rFonts w:ascii="Arial" w:cs="Arial" w:eastAsia="Arial" w:hAnsi="Arial"/>
@@ -24542,7 +24542,7 @@
             <w:pPr>
               <w:spacing w:after="20" w:before="0"/>
             </w:pPr>
-            <w:hyperlink w:history="1" r:id="rIdg8lkvi4s9yr8kbklsibn7">
+            <w:hyperlink w:history="1" r:id="rIdcayulcwzcjfru8h5_rbue">
               <w:r>
                 <w:rPr>
                   <w:rFonts w:ascii="Arial" w:cs="Arial" w:eastAsia="Arial" w:hAnsi="Arial"/>
@@ -24591,7 +24591,7 @@
               <w:spacing w:after="10" w:before="0"/>
               <w:ind w:left="120"/>
             </w:pPr>
-            <w:hyperlink w:history="1" r:id="rIdpazdyswfborsvnbymjva4">
+            <w:hyperlink w:history="1" r:id="rId0qp6uxn1p-1zizfv84yle">
               <w:r>
                 <w:rPr>
                   <w:rFonts w:ascii="Arial" w:cs="Arial" w:eastAsia="Arial" w:hAnsi="Arial"/>
@@ -24636,7 +24636,7 @@
             <w:pPr>
               <w:spacing w:after="20" w:before="0"/>
             </w:pPr>
-            <w:hyperlink w:history="1" r:id="rIdwsezd6jdhhex9flqcsqle">
+            <w:hyperlink w:history="1" r:id="rIdqwuvocz-xhk4qxbtv0vwc">
               <w:r>
                 <w:rPr>
                   <w:rFonts w:ascii="Arial" w:cs="Arial" w:eastAsia="Arial" w:hAnsi="Arial"/>
@@ -24685,7 +24685,7 @@
               <w:spacing w:after="10" w:before="0"/>
               <w:ind w:left="120"/>
             </w:pPr>
-            <w:hyperlink w:history="1" r:id="rIdqzspkedb1k8a_kmoq2yl1">
+            <w:hyperlink w:history="1" r:id="rId2hxzna1dzx-mzimo8un02">
               <w:r>
                 <w:rPr>
                   <w:rFonts w:ascii="Arial" w:cs="Arial" w:eastAsia="Arial" w:hAnsi="Arial"/>
@@ -24880,7 +24880,7 @@
             <w:pPr>
               <w:spacing w:after="20" w:before="0"/>
             </w:pPr>
-            <w:hyperlink w:history="1" r:id="rIdhoyptnmgvl4tpcvlbisys">
+            <w:hyperlink w:history="1" r:id="rIdimq1qqvei1d-c69_a1kx1">
               <w:r>
                 <w:rPr>
                   <w:rFonts w:ascii="Arial" w:cs="Arial" w:eastAsia="Arial" w:hAnsi="Arial"/>
@@ -24929,7 +24929,7 @@
               <w:spacing w:after="10" w:before="0"/>
               <w:ind w:left="120"/>
             </w:pPr>
-            <w:hyperlink w:history="1" r:id="rIdfnibpgluwd_dcbmin2mzq">
+            <w:hyperlink w:history="1" r:id="rIdpwnycnomh84dkunhhv9_j">
               <w:r>
                 <w:rPr>
                   <w:rFonts w:ascii="Arial" w:cs="Arial" w:eastAsia="Arial" w:hAnsi="Arial"/>
@@ -24974,7 +24974,7 @@
             <w:pPr>
               <w:spacing w:after="20" w:before="0"/>
             </w:pPr>
-            <w:hyperlink w:history="1" r:id="rIdruc8lxqllewn17wgianmi">
+            <w:hyperlink w:history="1" r:id="rId4p0j6rme6xdqee7z7v22b">
               <w:r>
                 <w:rPr>
                   <w:rFonts w:ascii="Arial" w:cs="Arial" w:eastAsia="Arial" w:hAnsi="Arial"/>
@@ -25023,7 +25023,7 @@
               <w:spacing w:after="10" w:before="0"/>
               <w:ind w:left="120"/>
             </w:pPr>
-            <w:hyperlink w:history="1" r:id="rIdkrj8gk90tzumq-gh1smik">
+            <w:hyperlink w:history="1" r:id="rIdxbhlxq2f2hmjbtuqwqem7">
               <w:r>
                 <w:rPr>
                   <w:rFonts w:ascii="Arial" w:cs="Arial" w:eastAsia="Arial" w:hAnsi="Arial"/>
@@ -25218,7 +25218,7 @@
             <w:pPr>
               <w:spacing w:after="20" w:before="0"/>
             </w:pPr>
-            <w:hyperlink w:history="1" r:id="rIdkqjdmcgmyh6tjnk--lfgx">
+            <w:hyperlink w:history="1" r:id="rId5fidmopshvv04pwjvnhmn">
               <w:r>
                 <w:rPr>
                   <w:rFonts w:ascii="Arial" w:cs="Arial" w:eastAsia="Arial" w:hAnsi="Arial"/>
@@ -25267,7 +25267,7 @@
               <w:spacing w:after="10" w:before="0"/>
               <w:ind w:left="120"/>
             </w:pPr>
-            <w:hyperlink w:history="1" r:id="rId3zg1uebyfi-hphzz497kr">
+            <w:hyperlink w:history="1" r:id="rIdlhumlegbmly_krsvqtiu5">
               <w:r>
                 <w:rPr>
                   <w:rFonts w:ascii="Arial" w:cs="Arial" w:eastAsia="Arial" w:hAnsi="Arial"/>
@@ -25312,7 +25312,7 @@
             <w:pPr>
               <w:spacing w:after="20" w:before="0"/>
             </w:pPr>
-            <w:hyperlink w:history="1" r:id="rId4dz4ogzpyxfrjlhgy1psc">
+            <w:hyperlink w:history="1" r:id="rIdgyfhjk4blshsirpoxhco4">
               <w:r>
                 <w:rPr>
                   <w:rFonts w:ascii="Arial" w:cs="Arial" w:eastAsia="Arial" w:hAnsi="Arial"/>
@@ -25361,7 +25361,7 @@
               <w:spacing w:after="10" w:before="0"/>
               <w:ind w:left="120"/>
             </w:pPr>
-            <w:hyperlink w:history="1" r:id="rIdfjtgw8yfy_em6tf1nkjxj">
+            <w:hyperlink w:history="1" r:id="rIdfcslrivi-4b8uwmevwxe7">
               <w:r>
                 <w:rPr>
                   <w:rFonts w:ascii="Arial" w:cs="Arial" w:eastAsia="Arial" w:hAnsi="Arial"/>
@@ -25873,7 +25873,7 @@
         </w:rPr>
         <w:t xml:space="preserve">© 2026 SeaVuria and ARES. Aligned with KICD objectives. Developed by SeaVuria; technical implementation by ARES (with AI assistance from Claude). Licensed under </w:t>
       </w:r>
-      <w:hyperlink w:history="1" r:id="rIdgen-3qkbd6y4tmudzlz_y">
+      <w:hyperlink w:history="1" r:id="rIdjajarxkjvryur6pcy1rnh">
         <w:r>
           <w:rPr>
             <w:rFonts w:ascii="Arial" w:cs="Arial" w:eastAsia="Arial" w:hAnsi="Arial"/>
@@ -25894,7 +25894,7 @@
         </w:rPr>
         <w:t xml:space="preserve"> (</w:t>
       </w:r>
-      <w:hyperlink w:history="1" r:id="rIdmv9h9-kjtnaqrmezctbrm">
+      <w:hyperlink w:history="1" r:id="rIdakxsycdpghcbz9xca-fau">
         <w:r>
           <w:rPr>
             <w:rFonts w:ascii="Arial" w:cs="Arial" w:eastAsia="Arial" w:hAnsi="Arial"/>
@@ -26907,7 +26907,7 @@
             <w:pPr>
               <w:spacing w:after="20" w:before="0"/>
             </w:pPr>
-            <w:hyperlink w:history="1" r:id="rIdn-cqhsj0tlkel_tzgj0qz">
+            <w:hyperlink w:history="1" r:id="rId4flnrgnblfgddmmoeeyjv">
               <w:r>
                 <w:rPr>
                   <w:rFonts w:ascii="Arial" w:cs="Arial" w:eastAsia="Arial" w:hAnsi="Arial"/>
@@ -26940,7 +26940,7 @@
               <w:spacing w:after="10" w:before="0"/>
               <w:ind w:left="120"/>
             </w:pPr>
-            <w:hyperlink w:history="1" r:id="rIdw1c5ynwn265i5tb6z9o0e">
+            <w:hyperlink w:history="1" r:id="rIdyrqxoagrxs2hri2epnroz">
               <w:r>
                 <w:rPr>
                   <w:rFonts w:ascii="Arial" w:cs="Arial" w:eastAsia="Arial" w:hAnsi="Arial"/>
@@ -26985,7 +26985,7 @@
             <w:pPr>
               <w:spacing w:after="20" w:before="0"/>
             </w:pPr>
-            <w:hyperlink w:history="1" r:id="rId-njylwuhzax6q9zrute3a">
+            <w:hyperlink w:history="1" r:id="rIdu_uuvpaifwpmta33wfqbd">
               <w:r>
                 <w:rPr>
                   <w:rFonts w:ascii="Arial" w:cs="Arial" w:eastAsia="Arial" w:hAnsi="Arial"/>
@@ -27018,7 +27018,7 @@
               <w:spacing w:after="10" w:before="0"/>
               <w:ind w:left="120"/>
             </w:pPr>
-            <w:hyperlink w:history="1" r:id="rIdsw_8h87ysitktito840sn">
+            <w:hyperlink w:history="1" r:id="rIdqbzjxb4ddld9xyejppeeo">
               <w:r>
                 <w:rPr>
                   <w:rFonts w:ascii="Arial" w:cs="Arial" w:eastAsia="Arial" w:hAnsi="Arial"/>
@@ -27213,7 +27213,7 @@
             <w:pPr>
               <w:spacing w:after="20" w:before="0"/>
             </w:pPr>
-            <w:hyperlink w:history="1" r:id="rIdukbgitvhd66oq8j3ab2h8">
+            <w:hyperlink w:history="1" r:id="rIdtdefl1hzks3lcqbzn_bzd">
               <w:r>
                 <w:rPr>
                   <w:rFonts w:ascii="Arial" w:cs="Arial" w:eastAsia="Arial" w:hAnsi="Arial"/>
@@ -27246,7 +27246,7 @@
               <w:spacing w:after="10" w:before="0"/>
               <w:ind w:left="120"/>
             </w:pPr>
-            <w:hyperlink w:history="1" r:id="rIdnuuwvvdssodqiitxtikb3">
+            <w:hyperlink w:history="1" r:id="rIdpu4wsjrbk07_4e0qbrupp">
               <w:r>
                 <w:rPr>
                   <w:rFonts w:ascii="Arial" w:cs="Arial" w:eastAsia="Arial" w:hAnsi="Arial"/>
@@ -27291,7 +27291,7 @@
             <w:pPr>
               <w:spacing w:after="20" w:before="0"/>
             </w:pPr>
-            <w:hyperlink w:history="1" r:id="rId_bikxe4bo2tjzd2i_bta0">
+            <w:hyperlink w:history="1" r:id="rIdwmiq-wmij36skmap0c6nf">
               <w:r>
                 <w:rPr>
                   <w:rFonts w:ascii="Arial" w:cs="Arial" w:eastAsia="Arial" w:hAnsi="Arial"/>
@@ -27324,7 +27324,7 @@
               <w:spacing w:after="10" w:before="0"/>
               <w:ind w:left="120"/>
             </w:pPr>
-            <w:hyperlink w:history="1" r:id="rIdmoqes6khi2tr3yg15tcdi">
+            <w:hyperlink w:history="1" r:id="rIdd51c6kbrhwkv4qk8zmzpu">
               <w:r>
                 <w:rPr>
                   <w:rFonts w:ascii="Arial" w:cs="Arial" w:eastAsia="Arial" w:hAnsi="Arial"/>
@@ -27519,7 +27519,7 @@
             <w:pPr>
               <w:spacing w:after="20" w:before="0"/>
             </w:pPr>
-            <w:hyperlink w:history="1" r:id="rIdg-wp-zae-3vniu5ozajmm">
+            <w:hyperlink w:history="1" r:id="rIdcjqtyeakdk9cvnk6iangj">
               <w:r>
                 <w:rPr>
                   <w:rFonts w:ascii="Arial" w:cs="Arial" w:eastAsia="Arial" w:hAnsi="Arial"/>
@@ -27568,7 +27568,7 @@
               <w:spacing w:after="10" w:before="0"/>
               <w:ind w:left="120"/>
             </w:pPr>
-            <w:hyperlink w:history="1" r:id="rIdvghdqeekutlolgdxp6tqu">
+            <w:hyperlink w:history="1" r:id="rIdzrsemrq83wk5tiiqjpasw">
               <w:r>
                 <w:rPr>
                   <w:rFonts w:ascii="Arial" w:cs="Arial" w:eastAsia="Arial" w:hAnsi="Arial"/>
@@ -27613,7 +27613,7 @@
             <w:pPr>
               <w:spacing w:after="20" w:before="0"/>
             </w:pPr>
-            <w:hyperlink w:history="1" r:id="rIdbm7dpjzvyc-3azbno2h2c">
+            <w:hyperlink w:history="1" r:id="rId-snn6j-3ulcay65wn_b5z">
               <w:r>
                 <w:rPr>
                   <w:rFonts w:ascii="Arial" w:cs="Arial" w:eastAsia="Arial" w:hAnsi="Arial"/>
@@ -27662,7 +27662,7 @@
               <w:spacing w:after="10" w:before="0"/>
               <w:ind w:left="120"/>
             </w:pPr>
-            <w:hyperlink w:history="1" r:id="rIdcgl6tt_idiols-uouirbi">
+            <w:hyperlink w:history="1" r:id="rIdsk0uwxqpeopimxpq3u6l-">
               <w:r>
                 <w:rPr>
                   <w:rFonts w:ascii="Arial" w:cs="Arial" w:eastAsia="Arial" w:hAnsi="Arial"/>
@@ -27857,7 +27857,7 @@
             <w:pPr>
               <w:spacing w:after="20" w:before="0"/>
             </w:pPr>
-            <w:hyperlink w:history="1" r:id="rIdhkkgushf3e6qqzhmcyn_y">
+            <w:hyperlink w:history="1" r:id="rIdstdqoscy0xjxbsjaoouxe">
               <w:r>
                 <w:rPr>
                   <w:rFonts w:ascii="Arial" w:cs="Arial" w:eastAsia="Arial" w:hAnsi="Arial"/>
@@ -27906,7 +27906,7 @@
               <w:spacing w:after="10" w:before="0"/>
               <w:ind w:left="120"/>
             </w:pPr>
-            <w:hyperlink w:history="1" r:id="rIdussp8mejdhlfs-snvd6ks">
+            <w:hyperlink w:history="1" r:id="rIduqwf-evzpgxf0jrvogo15">
               <w:r>
                 <w:rPr>
                   <w:rFonts w:ascii="Arial" w:cs="Arial" w:eastAsia="Arial" w:hAnsi="Arial"/>
@@ -27951,7 +27951,7 @@
             <w:pPr>
               <w:spacing w:after="20" w:before="0"/>
             </w:pPr>
-            <w:hyperlink w:history="1" r:id="rIdcioo4qvbh6wmcjmyidpnf">
+            <w:hyperlink w:history="1" r:id="rIdtobhbbyu3rqtji4pt-eub">
               <w:r>
                 <w:rPr>
                   <w:rFonts w:ascii="Arial" w:cs="Arial" w:eastAsia="Arial" w:hAnsi="Arial"/>
@@ -28000,7 +28000,7 @@
               <w:spacing w:after="10" w:before="0"/>
               <w:ind w:left="120"/>
             </w:pPr>
-            <w:hyperlink w:history="1" r:id="rId1q5ev68rbt_okjtlvp48z">
+            <w:hyperlink w:history="1" r:id="rIdmwytek-nmfaiag0fpz8mu">
               <w:r>
                 <w:rPr>
                   <w:rFonts w:ascii="Arial" w:cs="Arial" w:eastAsia="Arial" w:hAnsi="Arial"/>
@@ -28195,7 +28195,7 @@
             <w:pPr>
               <w:spacing w:after="20" w:before="0"/>
             </w:pPr>
-            <w:hyperlink w:history="1" r:id="rIdgbl-u0vwtyrcyvkvcnaj1">
+            <w:hyperlink w:history="1" r:id="rIdx13geii81nghqihz98-9r">
               <w:r>
                 <w:rPr>
                   <w:rFonts w:ascii="Arial" w:cs="Arial" w:eastAsia="Arial" w:hAnsi="Arial"/>
@@ -28228,7 +28228,7 @@
               <w:spacing w:after="10" w:before="0"/>
               <w:ind w:left="120"/>
             </w:pPr>
-            <w:hyperlink w:history="1" r:id="rId2lcupd-yovv68cdjx8w3v">
+            <w:hyperlink w:history="1" r:id="rIdffzp9htxlkvkr1weh0njz">
               <w:r>
                 <w:rPr>
                   <w:rFonts w:ascii="Arial" w:cs="Arial" w:eastAsia="Arial" w:hAnsi="Arial"/>
@@ -28273,7 +28273,7 @@
             <w:pPr>
               <w:spacing w:after="20" w:before="0"/>
             </w:pPr>
-            <w:hyperlink w:history="1" r:id="rId6y3ksdoexr1sqou6llrmj">
+            <w:hyperlink w:history="1" r:id="rIdeqszbmw-vld8juhwjobub">
               <w:r>
                 <w:rPr>
                   <w:rFonts w:ascii="Arial" w:cs="Arial" w:eastAsia="Arial" w:hAnsi="Arial"/>
@@ -28322,7 +28322,7 @@
               <w:spacing w:after="10" w:before="0"/>
               <w:ind w:left="120"/>
             </w:pPr>
-            <w:hyperlink w:history="1" r:id="rId9vswz3m97-dsfgff4xtcj">
+            <w:hyperlink w:history="1" r:id="rIdddjioy6v4gn2dt_wuxcaj">
               <w:r>
                 <w:rPr>
                   <w:rFonts w:ascii="Arial" w:cs="Arial" w:eastAsia="Arial" w:hAnsi="Arial"/>
@@ -28834,7 +28834,7 @@
         </w:rPr>
         <w:t xml:space="preserve">© 2026 SeaVuria and ARES. Aligned with KICD objectives. Developed by SeaVuria; technical implementation by ARES (with AI assistance from Claude). Licensed under </w:t>
       </w:r>
-      <w:hyperlink w:history="1" r:id="rIdwfwdvlbhccn-5wm55c3je">
+      <w:hyperlink w:history="1" r:id="rIdqzghuvpmwtl6wbdwvxx_5">
         <w:r>
           <w:rPr>
             <w:rFonts w:ascii="Arial" w:cs="Arial" w:eastAsia="Arial" w:hAnsi="Arial"/>
@@ -28855,7 +28855,7 @@
         </w:rPr>
         <w:t xml:space="preserve"> (</w:t>
       </w:r>
-      <w:hyperlink w:history="1" r:id="rIds2pplxv0rnk_qs5jxj89-">
+      <w:hyperlink w:history="1" r:id="rIdyxeihmmew1qg130h_stra">
         <w:r>
           <w:rPr>
             <w:rFonts w:ascii="Arial" w:cs="Arial" w:eastAsia="Arial" w:hAnsi="Arial"/>
@@ -29868,7 +29868,7 @@
             <w:pPr>
               <w:spacing w:after="20" w:before="0"/>
             </w:pPr>
-            <w:hyperlink w:history="1" r:id="rIdjytzmu-sei9gbaifnyk9f">
+            <w:hyperlink w:history="1" r:id="rIdbo9hgqoimezr01dvfqdkd">
               <w:r>
                 <w:rPr>
                   <w:rFonts w:ascii="Arial" w:cs="Arial" w:eastAsia="Arial" w:hAnsi="Arial"/>
@@ -29901,7 +29901,7 @@
               <w:spacing w:after="10" w:before="0"/>
               <w:ind w:left="120"/>
             </w:pPr>
-            <w:hyperlink w:history="1" r:id="rIdpxjhyldnjsulsynxerivg">
+            <w:hyperlink w:history="1" r:id="rIdkgvlrksgl_we_cxxtm6tc">
               <w:r>
                 <w:rPr>
                   <w:rFonts w:ascii="Arial" w:cs="Arial" w:eastAsia="Arial" w:hAnsi="Arial"/>
@@ -29946,7 +29946,7 @@
             <w:pPr>
               <w:spacing w:after="20" w:before="0"/>
             </w:pPr>
-            <w:hyperlink w:history="1" r:id="rIdtgwwolerrxpzexjuxca2y">
+            <w:hyperlink w:history="1" r:id="rIdnrcmddetlaajup81nvths">
               <w:r>
                 <w:rPr>
                   <w:rFonts w:ascii="Arial" w:cs="Arial" w:eastAsia="Arial" w:hAnsi="Arial"/>
@@ -29979,7 +29979,7 @@
               <w:spacing w:after="10" w:before="0"/>
               <w:ind w:left="120"/>
             </w:pPr>
-            <w:hyperlink w:history="1" r:id="rIdiwyoyzhudwvjycew91oxm">
+            <w:hyperlink w:history="1" r:id="rIdic7c0eo-f8q0tz1bdife3">
               <w:r>
                 <w:rPr>
                   <w:rFonts w:ascii="Arial" w:cs="Arial" w:eastAsia="Arial" w:hAnsi="Arial"/>
@@ -30174,7 +30174,7 @@
             <w:pPr>
               <w:spacing w:after="20" w:before="0"/>
             </w:pPr>
-            <w:hyperlink w:history="1" r:id="rIdslzbkw_u6jfy75cwytlfq">
+            <w:hyperlink w:history="1" r:id="rIdklolr7x87lbsk4jdjfxeu">
               <w:r>
                 <w:rPr>
                   <w:rFonts w:ascii="Arial" w:cs="Arial" w:eastAsia="Arial" w:hAnsi="Arial"/>
@@ -30207,7 +30207,7 @@
               <w:spacing w:after="10" w:before="0"/>
               <w:ind w:left="120"/>
             </w:pPr>
-            <w:hyperlink w:history="1" r:id="rIdh36waq7iqrhyrf4ny2ri6">
+            <w:hyperlink w:history="1" r:id="rIdj1rzvll8rhawmyehi-cd2">
               <w:r>
                 <w:rPr>
                   <w:rFonts w:ascii="Arial" w:cs="Arial" w:eastAsia="Arial" w:hAnsi="Arial"/>
@@ -30252,7 +30252,7 @@
             <w:pPr>
               <w:spacing w:after="20" w:before="0"/>
             </w:pPr>
-            <w:hyperlink w:history="1" r:id="rIdmlpbv65iwv8kqzdt8lhpw">
+            <w:hyperlink w:history="1" r:id="rIdxvzjmu10yl6awyzgqpzad">
               <w:r>
                 <w:rPr>
                   <w:rFonts w:ascii="Arial" w:cs="Arial" w:eastAsia="Arial" w:hAnsi="Arial"/>
@@ -30285,7 +30285,7 @@
               <w:spacing w:after="10" w:before="0"/>
               <w:ind w:left="120"/>
             </w:pPr>
-            <w:hyperlink w:history="1" r:id="rIduefqxdzyjkdkxvsdobebn">
+            <w:hyperlink w:history="1" r:id="rIdm_ekhioo-8v7s1cjop9nf">
               <w:r>
                 <w:rPr>
                   <w:rFonts w:ascii="Arial" w:cs="Arial" w:eastAsia="Arial" w:hAnsi="Arial"/>
@@ -30480,7 +30480,7 @@
             <w:pPr>
               <w:spacing w:after="20" w:before="0"/>
             </w:pPr>
-            <w:hyperlink w:history="1" r:id="rIdb3lzfaohkfxqtdwsnm8-x">
+            <w:hyperlink w:history="1" r:id="rIdq0xvycft6m8rodnmn8smc">
               <w:r>
                 <w:rPr>
                   <w:rFonts w:ascii="Arial" w:cs="Arial" w:eastAsia="Arial" w:hAnsi="Arial"/>
@@ -30513,7 +30513,7 @@
               <w:spacing w:after="10" w:before="0"/>
               <w:ind w:left="120"/>
             </w:pPr>
-            <w:hyperlink w:history="1" r:id="rId72rhsw9w8f4jxgd5ardq1">
+            <w:hyperlink w:history="1" r:id="rIdzazkfe0s5it1rrrexm92j">
               <w:r>
                 <w:rPr>
                   <w:rFonts w:ascii="Arial" w:cs="Arial" w:eastAsia="Arial" w:hAnsi="Arial"/>
@@ -30558,7 +30558,7 @@
             <w:pPr>
               <w:spacing w:after="20" w:before="0"/>
             </w:pPr>
-            <w:hyperlink w:history="1" r:id="rIdufgrqvjknwgqtp1zrhw8r">
+            <w:hyperlink w:history="1" r:id="rIdttsbm2lqn-9vz0dp71nwa">
               <w:r>
                 <w:rPr>
                   <w:rFonts w:ascii="Arial" w:cs="Arial" w:eastAsia="Arial" w:hAnsi="Arial"/>
@@ -30591,7 +30591,7 @@
               <w:spacing w:after="10" w:before="0"/>
               <w:ind w:left="120"/>
             </w:pPr>
-            <w:hyperlink w:history="1" r:id="rId4iehfsmqmuvvgartrl4e6">
+            <w:hyperlink w:history="1" r:id="rIda4qbcikwutpd9kungdvm4">
               <w:r>
                 <w:rPr>
                   <w:rFonts w:ascii="Arial" w:cs="Arial" w:eastAsia="Arial" w:hAnsi="Arial"/>
@@ -30786,7 +30786,7 @@
             <w:pPr>
               <w:spacing w:after="20" w:before="0"/>
             </w:pPr>
-            <w:hyperlink w:history="1" r:id="rIdweinbyv4ef2xz4a6yehly">
+            <w:hyperlink w:history="1" r:id="rIdil_pnwamg29vccug9tam0">
               <w:r>
                 <w:rPr>
                   <w:rFonts w:ascii="Arial" w:cs="Arial" w:eastAsia="Arial" w:hAnsi="Arial"/>
@@ -30819,7 +30819,7 @@
               <w:spacing w:after="10" w:before="0"/>
               <w:ind w:left="120"/>
             </w:pPr>
-            <w:hyperlink w:history="1" r:id="rIdu_vput8ogbr3ytdk0m7zi">
+            <w:hyperlink w:history="1" r:id="rIdn2j8x6xa1lrhvtrgzdb8m">
               <w:r>
                 <w:rPr>
                   <w:rFonts w:ascii="Arial" w:cs="Arial" w:eastAsia="Arial" w:hAnsi="Arial"/>
@@ -30864,7 +30864,7 @@
             <w:pPr>
               <w:spacing w:after="20" w:before="0"/>
             </w:pPr>
-            <w:hyperlink w:history="1" r:id="rIdiduxodyvbf-bkr_6ivrx_">
+            <w:hyperlink w:history="1" r:id="rIdqx0d-yrxqeru2blbpanzk">
               <w:r>
                 <w:rPr>
                   <w:rFonts w:ascii="Arial" w:cs="Arial" w:eastAsia="Arial" w:hAnsi="Arial"/>
@@ -30897,7 +30897,7 @@
               <w:spacing w:after="10" w:before="0"/>
               <w:ind w:left="120"/>
             </w:pPr>
-            <w:hyperlink w:history="1" r:id="rIdxnh6wkm8nznirjljk6do3">
+            <w:hyperlink w:history="1" r:id="rId1kfnmosp6xzk-vvxtsdli">
               <w:r>
                 <w:rPr>
                   <w:rFonts w:ascii="Arial" w:cs="Arial" w:eastAsia="Arial" w:hAnsi="Arial"/>
@@ -31092,7 +31092,7 @@
             <w:pPr>
               <w:spacing w:after="20" w:before="0"/>
             </w:pPr>
-            <w:hyperlink w:history="1" r:id="rIdniw8kw9fcvcq9uyxdmj9a">
+            <w:hyperlink w:history="1" r:id="rIdhl9_nqv7-nhu-x2czzyet">
               <w:r>
                 <w:rPr>
                   <w:rFonts w:ascii="Arial" w:cs="Arial" w:eastAsia="Arial" w:hAnsi="Arial"/>
@@ -31125,7 +31125,7 @@
               <w:spacing w:after="10" w:before="0"/>
               <w:ind w:left="120"/>
             </w:pPr>
-            <w:hyperlink w:history="1" r:id="rId-odimp4exs9mgifpsv-4y">
+            <w:hyperlink w:history="1" r:id="rIdi777em491buv0c1crqeix">
               <w:r>
                 <w:rPr>
                   <w:rFonts w:ascii="Arial" w:cs="Arial" w:eastAsia="Arial" w:hAnsi="Arial"/>
@@ -31170,7 +31170,7 @@
             <w:pPr>
               <w:spacing w:after="20" w:before="0"/>
             </w:pPr>
-            <w:hyperlink w:history="1" r:id="rId5cou43-rtmkb6bavmcltv">
+            <w:hyperlink w:history="1" r:id="rIdfvbdhchnu-_8gpunc4doy">
               <w:r>
                 <w:rPr>
                   <w:rFonts w:ascii="Arial" w:cs="Arial" w:eastAsia="Arial" w:hAnsi="Arial"/>
@@ -31203,7 +31203,7 @@
               <w:spacing w:after="10" w:before="0"/>
               <w:ind w:left="120"/>
             </w:pPr>
-            <w:hyperlink w:history="1" r:id="rId-up4sfxxbloq4_csbqqvy">
+            <w:hyperlink w:history="1" r:id="rIds0dfuqd3pxdtwzzgc2sn5">
               <w:r>
                 <w:rPr>
                   <w:rFonts w:ascii="Arial" w:cs="Arial" w:eastAsia="Arial" w:hAnsi="Arial"/>
@@ -31715,7 +31715,7 @@
         </w:rPr>
         <w:t xml:space="preserve">© 2026 SeaVuria and ARES. Aligned with KICD objectives. Developed by SeaVuria; technical implementation by ARES (with AI assistance from Claude). Licensed under </w:t>
       </w:r>
-      <w:hyperlink w:history="1" r:id="rIdnyjccajwznp8hblx02ah3">
+      <w:hyperlink w:history="1" r:id="rId_u2gkfg8otarih2v6jfxx">
         <w:r>
           <w:rPr>
             <w:rFonts w:ascii="Arial" w:cs="Arial" w:eastAsia="Arial" w:hAnsi="Arial"/>
@@ -31736,7 +31736,7 @@
         </w:rPr>
         <w:t xml:space="preserve"> (</w:t>
       </w:r>
-      <w:hyperlink w:history="1" r:id="rIdczqidky_cfcdvwxvjdoez">
+      <w:hyperlink w:history="1" r:id="rIdnix9o33qwspxpmjnuy5ce">
         <w:r>
           <w:rPr>
             <w:rFonts w:ascii="Arial" w:cs="Arial" w:eastAsia="Arial" w:hAnsi="Arial"/>

--- a/data/outputs/v2/Grade11/Biology/Lesson_Plans/SS1.4_Cell_Division/Biology_Cell_Division_CBE_LessonSequence.docx
+++ b/data/outputs/v2/Grade11/Biology/Lesson_Plans/SS1.4_Cell_Division/Biology_Cell_Division_CBE_LessonSequence.docx
@@ -2172,7 +2172,7 @@
         </w:rPr>
         <w:t xml:space="preserve">© 2026 SeaVuria and ARES. This work is licensed under a </w:t>
       </w:r>
-      <w:hyperlink w:history="1" r:id="rId2x1agapf4d80znwn-zkyk">
+      <w:hyperlink w:history="1" r:id="rIdljapd4hy3kt0d8p02d-in">
         <w:r>
           <w:rPr>
             <w:rFonts w:ascii="Arial" w:cs="Arial" w:eastAsia="Arial" w:hAnsi="Arial"/>
@@ -2192,7 +2192,7 @@
         </w:rPr>
         <w:t xml:space="preserve"> (</w:t>
       </w:r>
-      <w:hyperlink w:history="1" r:id="rIdk6-pptl2ycydwiiumaesx">
+      <w:hyperlink w:history="1" r:id="rIdbtwzn4crk_9w0mzby0ypg">
         <w:r>
           <w:rPr>
             <w:rFonts w:ascii="Arial" w:cs="Arial" w:eastAsia="Arial" w:hAnsi="Arial"/>
@@ -2212,7 +2212,7 @@
         </w:rPr>
         <w:t xml:space="preserve">). To view a copy of this license, visit </w:t>
       </w:r>
-      <w:hyperlink w:history="1" r:id="rId3acpspri3rzdihp0rnohy">
+      <w:hyperlink w:history="1" r:id="rIdtvqzomgwoykwmlrv33c4b">
         <w:r>
           <w:rPr>
             <w:rFonts w:ascii="Arial" w:cs="Arial" w:eastAsia="Arial" w:hAnsi="Arial"/>
@@ -3224,7 +3224,7 @@
             <w:pPr>
               <w:spacing w:after="20" w:before="0"/>
             </w:pPr>
-            <w:hyperlink w:history="1" r:id="rId2n2dxhidzqv0jxx6n0gm2">
+            <w:hyperlink w:history="1" r:id="rId_qfofgbxehq27spvnski1">
               <w:r>
                 <w:rPr>
                   <w:rFonts w:ascii="Arial" w:cs="Arial" w:eastAsia="Arial" w:hAnsi="Arial"/>
@@ -3257,7 +3257,7 @@
               <w:spacing w:after="10" w:before="0"/>
               <w:ind w:left="120"/>
             </w:pPr>
-            <w:hyperlink w:history="1" r:id="rIdxgw3u9bvayyjxye4tchaz">
+            <w:hyperlink w:history="1" r:id="rIdrkw1mrg5kqyxihmwo4zko">
               <w:r>
                 <w:rPr>
                   <w:rFonts w:ascii="Arial" w:cs="Arial" w:eastAsia="Arial" w:hAnsi="Arial"/>
@@ -3302,7 +3302,7 @@
             <w:pPr>
               <w:spacing w:after="20" w:before="0"/>
             </w:pPr>
-            <w:hyperlink w:history="1" r:id="rIdgj-idvih6vlpprwjvukea">
+            <w:hyperlink w:history="1" r:id="rIdwvrgw_bz3nx9dmgl0xrgh">
               <w:r>
                 <w:rPr>
                   <w:rFonts w:ascii="Arial" w:cs="Arial" w:eastAsia="Arial" w:hAnsi="Arial"/>
@@ -3351,7 +3351,7 @@
               <w:spacing w:after="10" w:before="0"/>
               <w:ind w:left="120"/>
             </w:pPr>
-            <w:hyperlink w:history="1" r:id="rId4p7o8pexo6pqevo1ivhgg">
+            <w:hyperlink w:history="1" r:id="rId-rjhkeocvdth4uokhl1-u">
               <w:r>
                 <w:rPr>
                   <w:rFonts w:ascii="Arial" w:cs="Arial" w:eastAsia="Arial" w:hAnsi="Arial"/>
@@ -3546,7 +3546,7 @@
             <w:pPr>
               <w:spacing w:after="20" w:before="0"/>
             </w:pPr>
-            <w:hyperlink w:history="1" r:id="rId0ypf-wt0wd5mlym38fumd">
+            <w:hyperlink w:history="1" r:id="rIdkoe0n4hv1whxklxh5-jeo">
               <w:r>
                 <w:rPr>
                   <w:rFonts w:ascii="Arial" w:cs="Arial" w:eastAsia="Arial" w:hAnsi="Arial"/>
@@ -3579,7 +3579,7 @@
               <w:spacing w:after="10" w:before="0"/>
               <w:ind w:left="120"/>
             </w:pPr>
-            <w:hyperlink w:history="1" r:id="rIdhujymkct7pyuaupn8ctrm">
+            <w:hyperlink w:history="1" r:id="rIdggq5uhwnhopc5inoupaoj">
               <w:r>
                 <w:rPr>
                   <w:rFonts w:ascii="Arial" w:cs="Arial" w:eastAsia="Arial" w:hAnsi="Arial"/>
@@ -3624,7 +3624,7 @@
             <w:pPr>
               <w:spacing w:after="20" w:before="0"/>
             </w:pPr>
-            <w:hyperlink w:history="1" r:id="rId-wydbffqmozs5-o2orqrm">
+            <w:hyperlink w:history="1" r:id="rIdvewnkxlmq_izrtm-narqz">
               <w:r>
                 <w:rPr>
                   <w:rFonts w:ascii="Arial" w:cs="Arial" w:eastAsia="Arial" w:hAnsi="Arial"/>
@@ -3673,7 +3673,7 @@
               <w:spacing w:after="10" w:before="0"/>
               <w:ind w:left="120"/>
             </w:pPr>
-            <w:hyperlink w:history="1" r:id="rId4qhenkab1oecx1jhe_ys-">
+            <w:hyperlink w:history="1" r:id="rIdv5poqqwkaxlna8bmkfbt-">
               <w:r>
                 <w:rPr>
                   <w:rFonts w:ascii="Arial" w:cs="Arial" w:eastAsia="Arial" w:hAnsi="Arial"/>
@@ -3868,7 +3868,7 @@
             <w:pPr>
               <w:spacing w:after="20" w:before="0"/>
             </w:pPr>
-            <w:hyperlink w:history="1" r:id="rId6l5-jdom_ta_mhjlpz-z4">
+            <w:hyperlink w:history="1" r:id="rIdmzi6uyb3mifsxxry2x_wy">
               <w:r>
                 <w:rPr>
                   <w:rFonts w:ascii="Arial" w:cs="Arial" w:eastAsia="Arial" w:hAnsi="Arial"/>
@@ -3901,7 +3901,7 @@
               <w:spacing w:after="10" w:before="0"/>
               <w:ind w:left="120"/>
             </w:pPr>
-            <w:hyperlink w:history="1" r:id="rIdo9loc-gljeyzd0czofv-d">
+            <w:hyperlink w:history="1" r:id="rIdrac4dqkriwjdsin67n40n">
               <w:r>
                 <w:rPr>
                   <w:rFonts w:ascii="Arial" w:cs="Arial" w:eastAsia="Arial" w:hAnsi="Arial"/>
@@ -3946,7 +3946,7 @@
             <w:pPr>
               <w:spacing w:after="20" w:before="0"/>
             </w:pPr>
-            <w:hyperlink w:history="1" r:id="rIdvshwks3-jehttmww-f8ki">
+            <w:hyperlink w:history="1" r:id="rIdh7b57v9otwfd8cct6r9dg">
               <w:r>
                 <w:rPr>
                   <w:rFonts w:ascii="Arial" w:cs="Arial" w:eastAsia="Arial" w:hAnsi="Arial"/>
@@ -3995,7 +3995,7 @@
               <w:spacing w:after="10" w:before="0"/>
               <w:ind w:left="120"/>
             </w:pPr>
-            <w:hyperlink w:history="1" r:id="rIdybz3serkff3fvwiklfyck">
+            <w:hyperlink w:history="1" r:id="rId6ndz3apvbc0q6kjwzt54p">
               <w:r>
                 <w:rPr>
                   <w:rFonts w:ascii="Arial" w:cs="Arial" w:eastAsia="Arial" w:hAnsi="Arial"/>
@@ -4190,7 +4190,7 @@
             <w:pPr>
               <w:spacing w:after="20" w:before="0"/>
             </w:pPr>
-            <w:hyperlink w:history="1" r:id="rIdko6bjkrmd_z0-fuxrxmeu">
+            <w:hyperlink w:history="1" r:id="rIdfpa_yxnkjyawmtxcy_tiu">
               <w:r>
                 <w:rPr>
                   <w:rFonts w:ascii="Arial" w:cs="Arial" w:eastAsia="Arial" w:hAnsi="Arial"/>
@@ -4223,7 +4223,7 @@
               <w:spacing w:after="10" w:before="0"/>
               <w:ind w:left="120"/>
             </w:pPr>
-            <w:hyperlink w:history="1" r:id="rId7cfox6ukwtjagjmdfirhl">
+            <w:hyperlink w:history="1" r:id="rIdq0t45iimfo4ryowb0umkq">
               <w:r>
                 <w:rPr>
                   <w:rFonts w:ascii="Arial" w:cs="Arial" w:eastAsia="Arial" w:hAnsi="Arial"/>
@@ -4268,7 +4268,7 @@
             <w:pPr>
               <w:spacing w:after="20" w:before="0"/>
             </w:pPr>
-            <w:hyperlink w:history="1" r:id="rIdzsonrorkyib42jzdcn7bf">
+            <w:hyperlink w:history="1" r:id="rIdanc3y7ghybpzlsorl8qly">
               <w:r>
                 <w:rPr>
                   <w:rFonts w:ascii="Arial" w:cs="Arial" w:eastAsia="Arial" w:hAnsi="Arial"/>
@@ -4317,7 +4317,7 @@
               <w:spacing w:after="10" w:before="0"/>
               <w:ind w:left="120"/>
             </w:pPr>
-            <w:hyperlink w:history="1" r:id="rIdwvvoij0i-bwfhwdkndflm">
+            <w:hyperlink w:history="1" r:id="rIdx1lqs9tei8nlhpkf90yqv">
               <w:r>
                 <w:rPr>
                   <w:rFonts w:ascii="Arial" w:cs="Arial" w:eastAsia="Arial" w:hAnsi="Arial"/>
@@ -4512,7 +4512,7 @@
             <w:pPr>
               <w:spacing w:after="20" w:before="0"/>
             </w:pPr>
-            <w:hyperlink w:history="1" r:id="rIdd6qxdeklwi_y3s3oo2fk0">
+            <w:hyperlink w:history="1" r:id="rId91u0cj0ek8mted2pr3zr4">
               <w:r>
                 <w:rPr>
                   <w:rFonts w:ascii="Arial" w:cs="Arial" w:eastAsia="Arial" w:hAnsi="Arial"/>
@@ -4561,7 +4561,7 @@
               <w:spacing w:after="10" w:before="0"/>
               <w:ind w:left="120"/>
             </w:pPr>
-            <w:hyperlink w:history="1" r:id="rIdauvbcxni1nfc2hlec0jwa">
+            <w:hyperlink w:history="1" r:id="rIducr_ea9gagx9mnej3bijn">
               <w:r>
                 <w:rPr>
                   <w:rFonts w:ascii="Arial" w:cs="Arial" w:eastAsia="Arial" w:hAnsi="Arial"/>
@@ -4606,7 +4606,7 @@
             <w:pPr>
               <w:spacing w:after="20" w:before="0"/>
             </w:pPr>
-            <w:hyperlink w:history="1" r:id="rIdbpu1tvqk7q5flfykwmxb2">
+            <w:hyperlink w:history="1" r:id="rIdubsir2wvolkiaiqx1dmh6">
               <w:r>
                 <w:rPr>
                   <w:rFonts w:ascii="Arial" w:cs="Arial" w:eastAsia="Arial" w:hAnsi="Arial"/>
@@ -4655,7 +4655,7 @@
               <w:spacing w:after="10" w:before="0"/>
               <w:ind w:left="120"/>
             </w:pPr>
-            <w:hyperlink w:history="1" r:id="rIddxmhzbcwvrxxqc9mm7f15">
+            <w:hyperlink w:history="1" r:id="rIdgxs42opsjcgmic-amvrtj">
               <w:r>
                 <w:rPr>
                   <w:rFonts w:ascii="Arial" w:cs="Arial" w:eastAsia="Arial" w:hAnsi="Arial"/>
@@ -5167,7 +5167,7 @@
         </w:rPr>
         <w:t xml:space="preserve">© 2026 SeaVuria and ARES. Aligned with KICD objectives. Developed by SeaVuria; technical implementation by ARES (with AI assistance from Claude). Licensed under </w:t>
       </w:r>
-      <w:hyperlink w:history="1" r:id="rIdu10hmqmggx1uhmt9qwfo1">
+      <w:hyperlink w:history="1" r:id="rId4irpr_8wnmcosjf1ofnzm">
         <w:r>
           <w:rPr>
             <w:rFonts w:ascii="Arial" w:cs="Arial" w:eastAsia="Arial" w:hAnsi="Arial"/>
@@ -5188,7 +5188,7 @@
         </w:rPr>
         <w:t xml:space="preserve"> (</w:t>
       </w:r>
-      <w:hyperlink w:history="1" r:id="rIdl625uqjqsfpadgoupumyu">
+      <w:hyperlink w:history="1" r:id="rIdwx5lhm8jgrolwc-uf7jjh">
         <w:r>
           <w:rPr>
             <w:rFonts w:ascii="Arial" w:cs="Arial" w:eastAsia="Arial" w:hAnsi="Arial"/>
@@ -6201,7 +6201,7 @@
             <w:pPr>
               <w:spacing w:after="20" w:before="0"/>
             </w:pPr>
-            <w:hyperlink w:history="1" r:id="rIdmz-sduml0hby5y9g-zlxb">
+            <w:hyperlink w:history="1" r:id="rIdfp8vzcll5ufssbczkzbf2">
               <w:r>
                 <w:rPr>
                   <w:rFonts w:ascii="Arial" w:cs="Arial" w:eastAsia="Arial" w:hAnsi="Arial"/>
@@ -6234,7 +6234,7 @@
               <w:spacing w:after="10" w:before="0"/>
               <w:ind w:left="120"/>
             </w:pPr>
-            <w:hyperlink w:history="1" r:id="rIdz9x6eajjbwoe1xjdvw9bg">
+            <w:hyperlink w:history="1" r:id="rIdzl3alvbelpnktuion0asy">
               <w:r>
                 <w:rPr>
                   <w:rFonts w:ascii="Arial" w:cs="Arial" w:eastAsia="Arial" w:hAnsi="Arial"/>
@@ -6296,7 +6296,7 @@
               <w:spacing w:after="10" w:before="0"/>
               <w:ind w:left="120"/>
             </w:pPr>
-            <w:hyperlink w:history="1" r:id="rId6wytiarmrbwmmdnhyy_2l">
+            <w:hyperlink w:history="1" r:id="rIddj6iweowdntw-n_gzlo_e">
               <w:r>
                 <w:rPr>
                   <w:rFonts w:ascii="Arial" w:cs="Arial" w:eastAsia="Arial" w:hAnsi="Arial"/>
@@ -6506,7 +6506,7 @@
             <w:pPr>
               <w:spacing w:after="20" w:before="0"/>
             </w:pPr>
-            <w:hyperlink w:history="1" r:id="rIdkbc1opxgmvnuwljdmagwz">
+            <w:hyperlink w:history="1" r:id="rId6bdapumiooqa08dtst6zv">
               <w:r>
                 <w:rPr>
                   <w:rFonts w:ascii="Arial" w:cs="Arial" w:eastAsia="Arial" w:hAnsi="Arial"/>
@@ -6539,7 +6539,7 @@
               <w:spacing w:after="10" w:before="0"/>
               <w:ind w:left="120"/>
             </w:pPr>
-            <w:hyperlink w:history="1" r:id="rIdo8mdaimndasdwf-ttjrrj">
+            <w:hyperlink w:history="1" r:id="rIdmvhheefwl1p41lxcf_5g_">
               <w:r>
                 <w:rPr>
                   <w:rFonts w:ascii="Arial" w:cs="Arial" w:eastAsia="Arial" w:hAnsi="Arial"/>
@@ -6601,7 +6601,7 @@
               <w:spacing w:after="10" w:before="0"/>
               <w:ind w:left="120"/>
             </w:pPr>
-            <w:hyperlink w:history="1" r:id="rIdseqw6oatvxez150fdmdpn">
+            <w:hyperlink w:history="1" r:id="rId4_cr7qwdftbn_rljf3uby">
               <w:r>
                 <w:rPr>
                   <w:rFonts w:ascii="Arial" w:cs="Arial" w:eastAsia="Arial" w:hAnsi="Arial"/>
@@ -6811,7 +6811,7 @@
             <w:pPr>
               <w:spacing w:after="20" w:before="0"/>
             </w:pPr>
-            <w:hyperlink w:history="1" r:id="rIdu9koxv91ozgunqhkrel6m">
+            <w:hyperlink w:history="1" r:id="rIdai4yyxqy0fet91f2uhtfr">
               <w:r>
                 <w:rPr>
                   <w:rFonts w:ascii="Arial" w:cs="Arial" w:eastAsia="Arial" w:hAnsi="Arial"/>
@@ -6844,7 +6844,7 @@
               <w:spacing w:after="10" w:before="0"/>
               <w:ind w:left="120"/>
             </w:pPr>
-            <w:hyperlink w:history="1" r:id="rId0vi7kivxs6hptvh24lp7c">
+            <w:hyperlink w:history="1" r:id="rIdk8de2r9xfsxzfcgltagtc">
               <w:r>
                 <w:rPr>
                   <w:rFonts w:ascii="Arial" w:cs="Arial" w:eastAsia="Arial" w:hAnsi="Arial"/>
@@ -6906,7 +6906,7 @@
               <w:spacing w:after="10" w:before="0"/>
               <w:ind w:left="120"/>
             </w:pPr>
-            <w:hyperlink w:history="1" r:id="rIdpbr78v838rpy_3fe2w5qb">
+            <w:hyperlink w:history="1" r:id="rIdx2jzuotuffo-d3bhs6kik">
               <w:r>
                 <w:rPr>
                   <w:rFonts w:ascii="Arial" w:cs="Arial" w:eastAsia="Arial" w:hAnsi="Arial"/>
@@ -7116,7 +7116,7 @@
             <w:pPr>
               <w:spacing w:after="20" w:before="0"/>
             </w:pPr>
-            <w:hyperlink w:history="1" r:id="rIdbyr8mqcw1tt7inzg4-r8-">
+            <w:hyperlink w:history="1" r:id="rIdl5-va8h6c7_jqp-cenwwe">
               <w:r>
                 <w:rPr>
                   <w:rFonts w:ascii="Arial" w:cs="Arial" w:eastAsia="Arial" w:hAnsi="Arial"/>
@@ -7149,7 +7149,7 @@
               <w:spacing w:after="10" w:before="0"/>
               <w:ind w:left="120"/>
             </w:pPr>
-            <w:hyperlink w:history="1" r:id="rId2b0r-en3guy4x1rrmrhk1">
+            <w:hyperlink w:history="1" r:id="rIdj65kwocpjan1yl5yi6eyy">
               <w:r>
                 <w:rPr>
                   <w:rFonts w:ascii="Arial" w:cs="Arial" w:eastAsia="Arial" w:hAnsi="Arial"/>
@@ -7211,7 +7211,7 @@
               <w:spacing w:after="10" w:before="0"/>
               <w:ind w:left="120"/>
             </w:pPr>
-            <w:hyperlink w:history="1" r:id="rId21nncfl7q3lg9jqxufolf">
+            <w:hyperlink w:history="1" r:id="rIdjmrfyaguhcqmyuyes6dci">
               <w:r>
                 <w:rPr>
                   <w:rFonts w:ascii="Arial" w:cs="Arial" w:eastAsia="Arial" w:hAnsi="Arial"/>
@@ -7421,7 +7421,7 @@
             <w:pPr>
               <w:spacing w:after="20" w:before="0"/>
             </w:pPr>
-            <w:hyperlink w:history="1" r:id="rId_1gofy7aempr2usu9vehq">
+            <w:hyperlink w:history="1" r:id="rIdiaue9kwtqjhux7gcgom81">
               <w:r>
                 <w:rPr>
                   <w:rFonts w:ascii="Arial" w:cs="Arial" w:eastAsia="Arial" w:hAnsi="Arial"/>
@@ -7470,7 +7470,7 @@
               <w:spacing w:after="10" w:before="0"/>
               <w:ind w:left="120"/>
             </w:pPr>
-            <w:hyperlink w:history="1" r:id="rIdlbbqiou6k1gmfznzy-wws">
+            <w:hyperlink w:history="1" r:id="rIdyax4suax3ekxnl-yqpceh">
               <w:r>
                 <w:rPr>
                   <w:rFonts w:ascii="Arial" w:cs="Arial" w:eastAsia="Arial" w:hAnsi="Arial"/>
@@ -7532,7 +7532,7 @@
               <w:spacing w:after="10" w:before="0"/>
               <w:ind w:left="120"/>
             </w:pPr>
-            <w:hyperlink w:history="1" r:id="rId39rsqy9sd8oiesq0o_uw3">
+            <w:hyperlink w:history="1" r:id="rIdsskoyhkc0bf0vadhozo6g">
               <w:r>
                 <w:rPr>
                   <w:rFonts w:ascii="Arial" w:cs="Arial" w:eastAsia="Arial" w:hAnsi="Arial"/>
@@ -8059,7 +8059,7 @@
         </w:rPr>
         <w:t xml:space="preserve">© 2026 SeaVuria and ARES. Aligned with KICD objectives. Developed by SeaVuria; technical implementation by ARES (with AI assistance from Claude). Licensed under </w:t>
       </w:r>
-      <w:hyperlink w:history="1" r:id="rIdqwcxeyumx2y9bnwjgafwb">
+      <w:hyperlink w:history="1" r:id="rIdff5i__v8pkoks2evtd1kn">
         <w:r>
           <w:rPr>
             <w:rFonts w:ascii="Arial" w:cs="Arial" w:eastAsia="Arial" w:hAnsi="Arial"/>
@@ -8080,7 +8080,7 @@
         </w:rPr>
         <w:t xml:space="preserve"> (</w:t>
       </w:r>
-      <w:hyperlink w:history="1" r:id="rIdq8pqz5vf7bvxxndluhnsw">
+      <w:hyperlink w:history="1" r:id="rIdi1hagui4r26hxhr0dqoy5">
         <w:r>
           <w:rPr>
             <w:rFonts w:ascii="Arial" w:cs="Arial" w:eastAsia="Arial" w:hAnsi="Arial"/>
@@ -9093,7 +9093,7 @@
             <w:pPr>
               <w:spacing w:after="20" w:before="0"/>
             </w:pPr>
-            <w:hyperlink w:history="1" r:id="rIdxbbhlihl-amh2qn-qe1-j">
+            <w:hyperlink w:history="1" r:id="rIdisquvqyzahj_urzmgmfp_">
               <w:r>
                 <w:rPr>
                   <w:rFonts w:ascii="Arial" w:cs="Arial" w:eastAsia="Arial" w:hAnsi="Arial"/>
@@ -9126,7 +9126,7 @@
               <w:spacing w:after="10" w:before="0"/>
               <w:ind w:left="120"/>
             </w:pPr>
-            <w:hyperlink w:history="1" r:id="rIdqei-xhtltmvw2p4-lphmh">
+            <w:hyperlink w:history="1" r:id="rId0b-3s8vtxopdukbciawjf">
               <w:r>
                 <w:rPr>
                   <w:rFonts w:ascii="Arial" w:cs="Arial" w:eastAsia="Arial" w:hAnsi="Arial"/>
@@ -9171,7 +9171,7 @@
             <w:pPr>
               <w:spacing w:after="20" w:before="0"/>
             </w:pPr>
-            <w:hyperlink w:history="1" r:id="rIddy3wmfa2srn9c_q5zjjfm">
+            <w:hyperlink w:history="1" r:id="rIdmosmjyhdmfyfezwz0yl4a">
               <w:r>
                 <w:rPr>
                   <w:rFonts w:ascii="Arial" w:cs="Arial" w:eastAsia="Arial" w:hAnsi="Arial"/>
@@ -9204,7 +9204,7 @@
               <w:spacing w:after="10" w:before="0"/>
               <w:ind w:left="120"/>
             </w:pPr>
-            <w:hyperlink w:history="1" r:id="rIdnt0f6z0ttqflhkjuaumko">
+            <w:hyperlink w:history="1" r:id="rIdfmhw0ef4drsyzaa1eopve">
               <w:r>
                 <w:rPr>
                   <w:rFonts w:ascii="Arial" w:cs="Arial" w:eastAsia="Arial" w:hAnsi="Arial"/>
@@ -9399,7 +9399,7 @@
             <w:pPr>
               <w:spacing w:after="20" w:before="0"/>
             </w:pPr>
-            <w:hyperlink w:history="1" r:id="rIddg11s2kvqzo0v_cnlg-xh">
+            <w:hyperlink w:history="1" r:id="rIdds3a4igvewbdfm6miuqnv">
               <w:r>
                 <w:rPr>
                   <w:rFonts w:ascii="Arial" w:cs="Arial" w:eastAsia="Arial" w:hAnsi="Arial"/>
@@ -9432,7 +9432,7 @@
               <w:spacing w:after="10" w:before="0"/>
               <w:ind w:left="120"/>
             </w:pPr>
-            <w:hyperlink w:history="1" r:id="rIdwlvuiaz7xnw3sfccgczkj">
+            <w:hyperlink w:history="1" r:id="rId0qnnizx8pqpjw8wofminf">
               <w:r>
                 <w:rPr>
                   <w:rFonts w:ascii="Arial" w:cs="Arial" w:eastAsia="Arial" w:hAnsi="Arial"/>
@@ -9477,7 +9477,7 @@
             <w:pPr>
               <w:spacing w:after="20" w:before="0"/>
             </w:pPr>
-            <w:hyperlink w:history="1" r:id="rId7atjjmpx82fqutwio6nct">
+            <w:hyperlink w:history="1" r:id="rId85d74px_2puxwn1p9zpfd">
               <w:r>
                 <w:rPr>
                   <w:rFonts w:ascii="Arial" w:cs="Arial" w:eastAsia="Arial" w:hAnsi="Arial"/>
@@ -9510,7 +9510,7 @@
               <w:spacing w:after="10" w:before="0"/>
               <w:ind w:left="120"/>
             </w:pPr>
-            <w:hyperlink w:history="1" r:id="rIdo5v0jjd7yhheicjewctoa">
+            <w:hyperlink w:history="1" r:id="rIduwqlekj7ef-u8ggxikvgm">
               <w:r>
                 <w:rPr>
                   <w:rFonts w:ascii="Arial" w:cs="Arial" w:eastAsia="Arial" w:hAnsi="Arial"/>
@@ -9705,7 +9705,7 @@
             <w:pPr>
               <w:spacing w:after="20" w:before="0"/>
             </w:pPr>
-            <w:hyperlink w:history="1" r:id="rIdr5n58txji5f7cbeh_wxk7">
+            <w:hyperlink w:history="1" r:id="rIdsqf5ek22divmxg9hwof-i">
               <w:r>
                 <w:rPr>
                   <w:rFonts w:ascii="Arial" w:cs="Arial" w:eastAsia="Arial" w:hAnsi="Arial"/>
@@ -9754,7 +9754,7 @@
               <w:spacing w:after="10" w:before="0"/>
               <w:ind w:left="120"/>
             </w:pPr>
-            <w:hyperlink w:history="1" r:id="rIdl2d6bn0dtuo_4nk_ike6q">
+            <w:hyperlink w:history="1" r:id="rIdc6zl8ubi6lil4o1f3zojf">
               <w:r>
                 <w:rPr>
                   <w:rFonts w:ascii="Arial" w:cs="Arial" w:eastAsia="Arial" w:hAnsi="Arial"/>
@@ -9799,7 +9799,7 @@
             <w:pPr>
               <w:spacing w:after="20" w:before="0"/>
             </w:pPr>
-            <w:hyperlink w:history="1" r:id="rIdkm-ezoafsa627kutjsnwk">
+            <w:hyperlink w:history="1" r:id="rIdvwxekgy6agh_zlij6ik0j">
               <w:r>
                 <w:rPr>
                   <w:rFonts w:ascii="Arial" w:cs="Arial" w:eastAsia="Arial" w:hAnsi="Arial"/>
@@ -9832,7 +9832,7 @@
               <w:spacing w:after="10" w:before="0"/>
               <w:ind w:left="120"/>
             </w:pPr>
-            <w:hyperlink w:history="1" r:id="rId64nzwjqvryx4rdnkklsbn">
+            <w:hyperlink w:history="1" r:id="rIdxfs0y-9byvgvzxn9fxd1g">
               <w:r>
                 <w:rPr>
                   <w:rFonts w:ascii="Arial" w:cs="Arial" w:eastAsia="Arial" w:hAnsi="Arial"/>
@@ -10027,7 +10027,7 @@
             <w:pPr>
               <w:spacing w:after="20" w:before="0"/>
             </w:pPr>
-            <w:hyperlink w:history="1" r:id="rId6jybrjsboyashr8_g2kfs">
+            <w:hyperlink w:history="1" r:id="rIdzvcdb1w0zsvkc2ld4tizy">
               <w:r>
                 <w:rPr>
                   <w:rFonts w:ascii="Arial" w:cs="Arial" w:eastAsia="Arial" w:hAnsi="Arial"/>
@@ -10076,7 +10076,7 @@
               <w:spacing w:after="10" w:before="0"/>
               <w:ind w:left="120"/>
             </w:pPr>
-            <w:hyperlink w:history="1" r:id="rIdd5wxhizrhrjs30djfs9ic">
+            <w:hyperlink w:history="1" r:id="rIdpzbuktqdwp4-ae1zmr39a">
               <w:r>
                 <w:rPr>
                   <w:rFonts w:ascii="Arial" w:cs="Arial" w:eastAsia="Arial" w:hAnsi="Arial"/>
@@ -10121,7 +10121,7 @@
             <w:pPr>
               <w:spacing w:after="20" w:before="0"/>
             </w:pPr>
-            <w:hyperlink w:history="1" r:id="rIddy2zcih5lf63qxboy8nar">
+            <w:hyperlink w:history="1" r:id="rIdvp6x8zfh9iuk_sc1grib7">
               <w:r>
                 <w:rPr>
                   <w:rFonts w:ascii="Arial" w:cs="Arial" w:eastAsia="Arial" w:hAnsi="Arial"/>
@@ -10154,7 +10154,7 @@
               <w:spacing w:after="10" w:before="0"/>
               <w:ind w:left="120"/>
             </w:pPr>
-            <w:hyperlink w:history="1" r:id="rIdvjfkb0pxwaoztkgecrx1h">
+            <w:hyperlink w:history="1" r:id="rIdluibg3bb118nmte5tcydy">
               <w:r>
                 <w:rPr>
                   <w:rFonts w:ascii="Arial" w:cs="Arial" w:eastAsia="Arial" w:hAnsi="Arial"/>
@@ -10349,7 +10349,7 @@
             <w:pPr>
               <w:spacing w:after="20" w:before="0"/>
             </w:pPr>
-            <w:hyperlink w:history="1" r:id="rIdbmxwsa-h_iiw2mnf5tuij">
+            <w:hyperlink w:history="1" r:id="rIdb9gmth6apmcu-p1qig--p">
               <w:r>
                 <w:rPr>
                   <w:rFonts w:ascii="Arial" w:cs="Arial" w:eastAsia="Arial" w:hAnsi="Arial"/>
@@ -10398,7 +10398,7 @@
               <w:spacing w:after="10" w:before="0"/>
               <w:ind w:left="120"/>
             </w:pPr>
-            <w:hyperlink w:history="1" r:id="rId6cv_a6vn1lqtz-i0cvutz">
+            <w:hyperlink w:history="1" r:id="rId55z5-6f1zfrxsws1kafn_">
               <w:r>
                 <w:rPr>
                   <w:rFonts w:ascii="Arial" w:cs="Arial" w:eastAsia="Arial" w:hAnsi="Arial"/>
@@ -10443,7 +10443,7 @@
             <w:pPr>
               <w:spacing w:after="20" w:before="0"/>
             </w:pPr>
-            <w:hyperlink w:history="1" r:id="rIdrwzdbm_rj7usnkwrdtpi2">
+            <w:hyperlink w:history="1" r:id="rIdchzcauu6qwui-apvx19hb">
               <w:r>
                 <w:rPr>
                   <w:rFonts w:ascii="Arial" w:cs="Arial" w:eastAsia="Arial" w:hAnsi="Arial"/>
@@ -10476,7 +10476,7 @@
               <w:spacing w:after="10" w:before="0"/>
               <w:ind w:left="120"/>
             </w:pPr>
-            <w:hyperlink w:history="1" r:id="rIdrdci3br0bfhk6xijdsudf">
+            <w:hyperlink w:history="1" r:id="rIdpawowjqfqeiuwkyplg2w3">
               <w:r>
                 <w:rPr>
                   <w:rFonts w:ascii="Arial" w:cs="Arial" w:eastAsia="Arial" w:hAnsi="Arial"/>
@@ -10988,7 +10988,7 @@
         </w:rPr>
         <w:t xml:space="preserve">© 2026 SeaVuria and ARES. Aligned with KICD objectives. Developed by SeaVuria; technical implementation by ARES (with AI assistance from Claude). Licensed under </w:t>
       </w:r>
-      <w:hyperlink w:history="1" r:id="rIdaa71bejll1hbceqz4m8su">
+      <w:hyperlink w:history="1" r:id="rIdypo9fkl_axc6a2xtvkgga">
         <w:r>
           <w:rPr>
             <w:rFonts w:ascii="Arial" w:cs="Arial" w:eastAsia="Arial" w:hAnsi="Arial"/>
@@ -11009,7 +11009,7 @@
         </w:rPr>
         <w:t xml:space="preserve"> (</w:t>
       </w:r>
-      <w:hyperlink w:history="1" r:id="rIdzukyunsjy8xbtrs5fmzrf">
+      <w:hyperlink w:history="1" r:id="rIdpx0vf_5x1hrkd2r_tses2">
         <w:r>
           <w:rPr>
             <w:rFonts w:ascii="Arial" w:cs="Arial" w:eastAsia="Arial" w:hAnsi="Arial"/>
@@ -12022,7 +12022,7 @@
             <w:pPr>
               <w:spacing w:after="20" w:before="0"/>
             </w:pPr>
-            <w:hyperlink w:history="1" r:id="rIdl13bar-i4ksjraerulx4k">
+            <w:hyperlink w:history="1" r:id="rIdzznvaweuvhrrqyctb_28e">
               <w:r>
                 <w:rPr>
                   <w:rFonts w:ascii="Arial" w:cs="Arial" w:eastAsia="Arial" w:hAnsi="Arial"/>
@@ -12055,7 +12055,7 @@
               <w:spacing w:after="10" w:before="0"/>
               <w:ind w:left="120"/>
             </w:pPr>
-            <w:hyperlink w:history="1" r:id="rIdmq0ext6wvebo6bucvj-ci">
+            <w:hyperlink w:history="1" r:id="rIdvao3eymasvisggpt5waub">
               <w:r>
                 <w:rPr>
                   <w:rFonts w:ascii="Arial" w:cs="Arial" w:eastAsia="Arial" w:hAnsi="Arial"/>
@@ -12100,7 +12100,7 @@
             <w:pPr>
               <w:spacing w:after="20" w:before="0"/>
             </w:pPr>
-            <w:hyperlink w:history="1" r:id="rIdsykeokdo-5-ejxugji9dn">
+            <w:hyperlink w:history="1" r:id="rId7adyrrm_9bnce-ghf5-fb">
               <w:r>
                 <w:rPr>
                   <w:rFonts w:ascii="Arial" w:cs="Arial" w:eastAsia="Arial" w:hAnsi="Arial"/>
@@ -12133,7 +12133,7 @@
               <w:spacing w:after="10" w:before="0"/>
               <w:ind w:left="120"/>
             </w:pPr>
-            <w:hyperlink w:history="1" r:id="rIdxsrqklajxrzarnrrvbtyn">
+            <w:hyperlink w:history="1" r:id="rIdixyind2apwxezuh0sq0xj">
               <w:r>
                 <w:rPr>
                   <w:rFonts w:ascii="Arial" w:cs="Arial" w:eastAsia="Arial" w:hAnsi="Arial"/>
@@ -12328,7 +12328,7 @@
             <w:pPr>
               <w:spacing w:after="20" w:before="0"/>
             </w:pPr>
-            <w:hyperlink w:history="1" r:id="rIdgjf5q50bfmx_asujlhaw3">
+            <w:hyperlink w:history="1" r:id="rIdqtwisqdakayesgdevleux">
               <w:r>
                 <w:rPr>
                   <w:rFonts w:ascii="Arial" w:cs="Arial" w:eastAsia="Arial" w:hAnsi="Arial"/>
@@ -12361,7 +12361,7 @@
               <w:spacing w:after="10" w:before="0"/>
               <w:ind w:left="120"/>
             </w:pPr>
-            <w:hyperlink w:history="1" r:id="rIdr32sakxw8ybup16m6wxy0">
+            <w:hyperlink w:history="1" r:id="rIdxoqopgq7f-cihbevkiufm">
               <w:r>
                 <w:rPr>
                   <w:rFonts w:ascii="Arial" w:cs="Arial" w:eastAsia="Arial" w:hAnsi="Arial"/>
@@ -12406,7 +12406,7 @@
             <w:pPr>
               <w:spacing w:after="20" w:before="0"/>
             </w:pPr>
-            <w:hyperlink w:history="1" r:id="rIdydbjf2kbitiywpwg8qfbh">
+            <w:hyperlink w:history="1" r:id="rIdgmxzktoatoraghrmsgbkz">
               <w:r>
                 <w:rPr>
                   <w:rFonts w:ascii="Arial" w:cs="Arial" w:eastAsia="Arial" w:hAnsi="Arial"/>
@@ -12439,7 +12439,7 @@
               <w:spacing w:after="10" w:before="0"/>
               <w:ind w:left="120"/>
             </w:pPr>
-            <w:hyperlink w:history="1" r:id="rIdioqvwi4gysq0d71wxhbic">
+            <w:hyperlink w:history="1" r:id="rIdcilfpypwpowgeb1qq3bim">
               <w:r>
                 <w:rPr>
                   <w:rFonts w:ascii="Arial" w:cs="Arial" w:eastAsia="Arial" w:hAnsi="Arial"/>
@@ -12634,7 +12634,7 @@
             <w:pPr>
               <w:spacing w:after="20" w:before="0"/>
             </w:pPr>
-            <w:hyperlink w:history="1" r:id="rIdzjudsf22hxgtfo33yhmtm">
+            <w:hyperlink w:history="1" r:id="rIdpxd9r7zwmeuy3uj-uw-lq">
               <w:r>
                 <w:rPr>
                   <w:rFonts w:ascii="Arial" w:cs="Arial" w:eastAsia="Arial" w:hAnsi="Arial"/>
@@ -12683,7 +12683,7 @@
               <w:spacing w:after="10" w:before="0"/>
               <w:ind w:left="120"/>
             </w:pPr>
-            <w:hyperlink w:history="1" r:id="rIdqg08sgqpln_gazzirn2dz">
+            <w:hyperlink w:history="1" r:id="rId7c3_hn6azsaw4fmi9anrm">
               <w:r>
                 <w:rPr>
                   <w:rFonts w:ascii="Arial" w:cs="Arial" w:eastAsia="Arial" w:hAnsi="Arial"/>
@@ -12728,7 +12728,7 @@
             <w:pPr>
               <w:spacing w:after="20" w:before="0"/>
             </w:pPr>
-            <w:hyperlink w:history="1" r:id="rIdjazzj7gwo-ymkgy3mgolm">
+            <w:hyperlink w:history="1" r:id="rId3wdd5akwiyoq7bt5dkck_">
               <w:r>
                 <w:rPr>
                   <w:rFonts w:ascii="Arial" w:cs="Arial" w:eastAsia="Arial" w:hAnsi="Arial"/>
@@ -12761,7 +12761,7 @@
               <w:spacing w:after="10" w:before="0"/>
               <w:ind w:left="120"/>
             </w:pPr>
-            <w:hyperlink w:history="1" r:id="rId3fjjejbgjlqrl6z6dp4yz">
+            <w:hyperlink w:history="1" r:id="rIdy3jwyauewyjmqpka98b0m">
               <w:r>
                 <w:rPr>
                   <w:rFonts w:ascii="Arial" w:cs="Arial" w:eastAsia="Arial" w:hAnsi="Arial"/>
@@ -12956,7 +12956,7 @@
             <w:pPr>
               <w:spacing w:after="20" w:before="0"/>
             </w:pPr>
-            <w:hyperlink w:history="1" r:id="rIdpcn-f-u3otuo8zjoqb3jg">
+            <w:hyperlink w:history="1" r:id="rIdzr2g90blcafxhes-_zqoy">
               <w:r>
                 <w:rPr>
                   <w:rFonts w:ascii="Arial" w:cs="Arial" w:eastAsia="Arial" w:hAnsi="Arial"/>
@@ -13005,7 +13005,7 @@
               <w:spacing w:after="10" w:before="0"/>
               <w:ind w:left="120"/>
             </w:pPr>
-            <w:hyperlink w:history="1" r:id="rIde_nfjzj-p6qji6fpxeroi">
+            <w:hyperlink w:history="1" r:id="rIdtatlfe6fgwtdmlomdgsd2">
               <w:r>
                 <w:rPr>
                   <w:rFonts w:ascii="Arial" w:cs="Arial" w:eastAsia="Arial" w:hAnsi="Arial"/>
@@ -13050,7 +13050,7 @@
             <w:pPr>
               <w:spacing w:after="20" w:before="0"/>
             </w:pPr>
-            <w:hyperlink w:history="1" r:id="rId8klgmvf5vq0bayfua3ze7">
+            <w:hyperlink w:history="1" r:id="rIdcuua07dekj_oy-ckpl2sb">
               <w:r>
                 <w:rPr>
                   <w:rFonts w:ascii="Arial" w:cs="Arial" w:eastAsia="Arial" w:hAnsi="Arial"/>
@@ -13083,7 +13083,7 @@
               <w:spacing w:after="10" w:before="0"/>
               <w:ind w:left="120"/>
             </w:pPr>
-            <w:hyperlink w:history="1" r:id="rId4u717dki-9xltudgwsavo">
+            <w:hyperlink w:history="1" r:id="rIdgn0v_ke37xfsyvub6lwuo">
               <w:r>
                 <w:rPr>
                   <w:rFonts w:ascii="Arial" w:cs="Arial" w:eastAsia="Arial" w:hAnsi="Arial"/>
@@ -13278,7 +13278,7 @@
             <w:pPr>
               <w:spacing w:after="20" w:before="0"/>
             </w:pPr>
-            <w:hyperlink w:history="1" r:id="rId_lte10wc2qz5decfr_qw7">
+            <w:hyperlink w:history="1" r:id="rId_rjxj1l4o2sqrhydlcirn">
               <w:r>
                 <w:rPr>
                   <w:rFonts w:ascii="Arial" w:cs="Arial" w:eastAsia="Arial" w:hAnsi="Arial"/>
@@ -13327,7 +13327,7 @@
               <w:spacing w:after="10" w:before="0"/>
               <w:ind w:left="120"/>
             </w:pPr>
-            <w:hyperlink w:history="1" r:id="rIdvgk8idhiomrwpzebegerm">
+            <w:hyperlink w:history="1" r:id="rId5iuflzdgl8taebfbslswg">
               <w:r>
                 <w:rPr>
                   <w:rFonts w:ascii="Arial" w:cs="Arial" w:eastAsia="Arial" w:hAnsi="Arial"/>
@@ -13372,7 +13372,7 @@
             <w:pPr>
               <w:spacing w:after="20" w:before="0"/>
             </w:pPr>
-            <w:hyperlink w:history="1" r:id="rIddhnhxug-r_yaag0kdhgu9">
+            <w:hyperlink w:history="1" r:id="rIdnpnuu6bfziqxu3kwg5wgd">
               <w:r>
                 <w:rPr>
                   <w:rFonts w:ascii="Arial" w:cs="Arial" w:eastAsia="Arial" w:hAnsi="Arial"/>
@@ -13405,7 +13405,7 @@
               <w:spacing w:after="10" w:before="0"/>
               <w:ind w:left="120"/>
             </w:pPr>
-            <w:hyperlink w:history="1" r:id="rIdq5uzg9tgqjnfrfdubycz2">
+            <w:hyperlink w:history="1" r:id="rIdrtkxaf3zgzbrky7ocpd4r">
               <w:r>
                 <w:rPr>
                   <w:rFonts w:ascii="Arial" w:cs="Arial" w:eastAsia="Arial" w:hAnsi="Arial"/>
@@ -13917,7 +13917,7 @@
         </w:rPr>
         <w:t xml:space="preserve">© 2026 SeaVuria and ARES. Aligned with KICD objectives. Developed by SeaVuria; technical implementation by ARES (with AI assistance from Claude). Licensed under </w:t>
       </w:r>
-      <w:hyperlink w:history="1" r:id="rIdlyoh4wr7uaqysi0pag9xq">
+      <w:hyperlink w:history="1" r:id="rIdfgq0wvtebm8mcximfxqbo">
         <w:r>
           <w:rPr>
             <w:rFonts w:ascii="Arial" w:cs="Arial" w:eastAsia="Arial" w:hAnsi="Arial"/>
@@ -13938,7 +13938,7 @@
         </w:rPr>
         <w:t xml:space="preserve"> (</w:t>
       </w:r>
-      <w:hyperlink w:history="1" r:id="rId8lpvot3dhwbga0i-jncni">
+      <w:hyperlink w:history="1" r:id="rIddktpz0ksztlpfcqsue9m9">
         <w:r>
           <w:rPr>
             <w:rFonts w:ascii="Arial" w:cs="Arial" w:eastAsia="Arial" w:hAnsi="Arial"/>
@@ -14951,7 +14951,7 @@
             <w:pPr>
               <w:spacing w:after="20" w:before="0"/>
             </w:pPr>
-            <w:hyperlink w:history="1" r:id="rIdl9stcdndpnt_tmruxobma">
+            <w:hyperlink w:history="1" r:id="rIdyyuvzkv9p0x5rs-nn-wbr">
               <w:r>
                 <w:rPr>
                   <w:rFonts w:ascii="Arial" w:cs="Arial" w:eastAsia="Arial" w:hAnsi="Arial"/>
@@ -14984,7 +14984,7 @@
               <w:spacing w:after="10" w:before="0"/>
               <w:ind w:left="120"/>
             </w:pPr>
-            <w:hyperlink w:history="1" r:id="rIdkfa9poetvknlnesmpzhd6">
+            <w:hyperlink w:history="1" r:id="rIdhkfcffwdz86bauobx-no8">
               <w:r>
                 <w:rPr>
                   <w:rFonts w:ascii="Arial" w:cs="Arial" w:eastAsia="Arial" w:hAnsi="Arial"/>
@@ -15029,7 +15029,7 @@
             <w:pPr>
               <w:spacing w:after="20" w:before="0"/>
             </w:pPr>
-            <w:hyperlink w:history="1" r:id="rIdwf2yajel1b7cbimyfbhn_">
+            <w:hyperlink w:history="1" r:id="rId-069jvcis_z9kg999gk_k">
               <w:r>
                 <w:rPr>
                   <w:rFonts w:ascii="Arial" w:cs="Arial" w:eastAsia="Arial" w:hAnsi="Arial"/>
@@ -15062,7 +15062,7 @@
               <w:spacing w:after="10" w:before="0"/>
               <w:ind w:left="120"/>
             </w:pPr>
-            <w:hyperlink w:history="1" r:id="rIdqpwhchmeryiwnub5mx6y-">
+            <w:hyperlink w:history="1" r:id="rIdufhsp8ysg5qdtjauq2kbr">
               <w:r>
                 <w:rPr>
                   <w:rFonts w:ascii="Arial" w:cs="Arial" w:eastAsia="Arial" w:hAnsi="Arial"/>
@@ -15257,7 +15257,7 @@
             <w:pPr>
               <w:spacing w:after="20" w:before="0"/>
             </w:pPr>
-            <w:hyperlink w:history="1" r:id="rId2h0ltxtcpyrlk6_4bcgnt">
+            <w:hyperlink w:history="1" r:id="rIdeueq6e4asadeyufuggk3d">
               <w:r>
                 <w:rPr>
                   <w:rFonts w:ascii="Arial" w:cs="Arial" w:eastAsia="Arial" w:hAnsi="Arial"/>
@@ -15290,7 +15290,7 @@
               <w:spacing w:after="10" w:before="0"/>
               <w:ind w:left="120"/>
             </w:pPr>
-            <w:hyperlink w:history="1" r:id="rId8ylt5qb57xurpfkxtcw_p">
+            <w:hyperlink w:history="1" r:id="rId7o5r10xc0ex-ggqphckzc">
               <w:r>
                 <w:rPr>
                   <w:rFonts w:ascii="Arial" w:cs="Arial" w:eastAsia="Arial" w:hAnsi="Arial"/>
@@ -15335,7 +15335,7 @@
             <w:pPr>
               <w:spacing w:after="20" w:before="0"/>
             </w:pPr>
-            <w:hyperlink w:history="1" r:id="rIdsjimlvji6qxbji_6uvhlw">
+            <w:hyperlink w:history="1" r:id="rIdggu-zajk1adzi8aknrenm">
               <w:r>
                 <w:rPr>
                   <w:rFonts w:ascii="Arial" w:cs="Arial" w:eastAsia="Arial" w:hAnsi="Arial"/>
@@ -15368,7 +15368,7 @@
               <w:spacing w:after="10" w:before="0"/>
               <w:ind w:left="120"/>
             </w:pPr>
-            <w:hyperlink w:history="1" r:id="rIdc-fg9p5lbigznlfsq-nsd">
+            <w:hyperlink w:history="1" r:id="rIdk6pwwbywp3gxccktdrl8r">
               <w:r>
                 <w:rPr>
                   <w:rFonts w:ascii="Arial" w:cs="Arial" w:eastAsia="Arial" w:hAnsi="Arial"/>
@@ -15563,7 +15563,7 @@
             <w:pPr>
               <w:spacing w:after="20" w:before="0"/>
             </w:pPr>
-            <w:hyperlink w:history="1" r:id="rIdhvspkvmswscg7laiophrj">
+            <w:hyperlink w:history="1" r:id="rId-n6r8v-6u30hccj4cc-am">
               <w:r>
                 <w:rPr>
                   <w:rFonts w:ascii="Arial" w:cs="Arial" w:eastAsia="Arial" w:hAnsi="Arial"/>
@@ -15612,7 +15612,7 @@
               <w:spacing w:after="10" w:before="0"/>
               <w:ind w:left="120"/>
             </w:pPr>
-            <w:hyperlink w:history="1" r:id="rIddo5zlnbrfobeyk-mpzxni">
+            <w:hyperlink w:history="1" r:id="rIdophilhmnjg9ho4lyqotfg">
               <w:r>
                 <w:rPr>
                   <w:rFonts w:ascii="Arial" w:cs="Arial" w:eastAsia="Arial" w:hAnsi="Arial"/>
@@ -15657,7 +15657,7 @@
             <w:pPr>
               <w:spacing w:after="20" w:before="0"/>
             </w:pPr>
-            <w:hyperlink w:history="1" r:id="rId3mp4llzueby_-ehq-mc1n">
+            <w:hyperlink w:history="1" r:id="rId_1lteiowf1ppac6k_oza2">
               <w:r>
                 <w:rPr>
                   <w:rFonts w:ascii="Arial" w:cs="Arial" w:eastAsia="Arial" w:hAnsi="Arial"/>
@@ -15706,7 +15706,7 @@
               <w:spacing w:after="10" w:before="0"/>
               <w:ind w:left="120"/>
             </w:pPr>
-            <w:hyperlink w:history="1" r:id="rId5p4xkzav9q1s5hvvc_zzg">
+            <w:hyperlink w:history="1" r:id="rIddoe_dif4hclwf9dphyao1">
               <w:r>
                 <w:rPr>
                   <w:rFonts w:ascii="Arial" w:cs="Arial" w:eastAsia="Arial" w:hAnsi="Arial"/>
@@ -15901,7 +15901,7 @@
             <w:pPr>
               <w:spacing w:after="20" w:before="0"/>
             </w:pPr>
-            <w:hyperlink w:history="1" r:id="rIdbrwvuixx7vkhxprrefx9h">
+            <w:hyperlink w:history="1" r:id="rIdklyxembuxf07nlzwfqps8">
               <w:r>
                 <w:rPr>
                   <w:rFonts w:ascii="Arial" w:cs="Arial" w:eastAsia="Arial" w:hAnsi="Arial"/>
@@ -15950,7 +15950,7 @@
               <w:spacing w:after="10" w:before="0"/>
               <w:ind w:left="120"/>
             </w:pPr>
-            <w:hyperlink w:history="1" r:id="rIdhh8yqybbz1i2s3bqdxf-z">
+            <w:hyperlink w:history="1" r:id="rIdueamcv63xzqh7peqpp71f">
               <w:r>
                 <w:rPr>
                   <w:rFonts w:ascii="Arial" w:cs="Arial" w:eastAsia="Arial" w:hAnsi="Arial"/>
@@ -15995,7 +15995,7 @@
             <w:pPr>
               <w:spacing w:after="20" w:before="0"/>
             </w:pPr>
-            <w:hyperlink w:history="1" r:id="rId4xj8cvwp7hochnn4pmhhc">
+            <w:hyperlink w:history="1" r:id="rIdnmtxpose3qzayfukk3edw">
               <w:r>
                 <w:rPr>
                   <w:rFonts w:ascii="Arial" w:cs="Arial" w:eastAsia="Arial" w:hAnsi="Arial"/>
@@ -16044,7 +16044,7 @@
               <w:spacing w:after="10" w:before="0"/>
               <w:ind w:left="120"/>
             </w:pPr>
-            <w:hyperlink w:history="1" r:id="rIdowcj9lzuoy4agov3bumyu">
+            <w:hyperlink w:history="1" r:id="rIdiqitisjjbpekewjvji5kg">
               <w:r>
                 <w:rPr>
                   <w:rFonts w:ascii="Arial" w:cs="Arial" w:eastAsia="Arial" w:hAnsi="Arial"/>
@@ -16239,7 +16239,7 @@
             <w:pPr>
               <w:spacing w:after="20" w:before="0"/>
             </w:pPr>
-            <w:hyperlink w:history="1" r:id="rId9gjbc3istlrk8oi01ryze">
+            <w:hyperlink w:history="1" r:id="rIddlgtnn4ve_s4bti5bnnj0">
               <w:r>
                 <w:rPr>
                   <w:rFonts w:ascii="Arial" w:cs="Arial" w:eastAsia="Arial" w:hAnsi="Arial"/>
@@ -16288,7 +16288,7 @@
               <w:spacing w:after="10" w:before="0"/>
               <w:ind w:left="120"/>
             </w:pPr>
-            <w:hyperlink w:history="1" r:id="rIds8xfhiigrmkmemquuajrk">
+            <w:hyperlink w:history="1" r:id="rId2nmdxz1j0e6o3fzvj45--">
               <w:r>
                 <w:rPr>
                   <w:rFonts w:ascii="Arial" w:cs="Arial" w:eastAsia="Arial" w:hAnsi="Arial"/>
@@ -16333,7 +16333,7 @@
             <w:pPr>
               <w:spacing w:after="20" w:before="0"/>
             </w:pPr>
-            <w:hyperlink w:history="1" r:id="rIdsmp0o3hkwnjxbgh1ezrpi">
+            <w:hyperlink w:history="1" r:id="rIdm-cmn6fzzbj8bg5t-ajll">
               <w:r>
                 <w:rPr>
                   <w:rFonts w:ascii="Arial" w:cs="Arial" w:eastAsia="Arial" w:hAnsi="Arial"/>
@@ -16382,7 +16382,7 @@
               <w:spacing w:after="10" w:before="0"/>
               <w:ind w:left="120"/>
             </w:pPr>
-            <w:hyperlink w:history="1" r:id="rIdurzrypjij6n9e3nsogjvm">
+            <w:hyperlink w:history="1" r:id="rIdxhtajbdlju2ef87jsg2je">
               <w:r>
                 <w:rPr>
                   <w:rFonts w:ascii="Arial" w:cs="Arial" w:eastAsia="Arial" w:hAnsi="Arial"/>
@@ -16894,7 +16894,7 @@
         </w:rPr>
         <w:t xml:space="preserve">© 2026 SeaVuria and ARES. Aligned with KICD objectives. Developed by SeaVuria; technical implementation by ARES (with AI assistance from Claude). Licensed under </w:t>
       </w:r>
-      <w:hyperlink w:history="1" r:id="rIdxpjb176brow1bdv7bv-_p">
+      <w:hyperlink w:history="1" r:id="rIdftntkazvacbos_itulacs">
         <w:r>
           <w:rPr>
             <w:rFonts w:ascii="Arial" w:cs="Arial" w:eastAsia="Arial" w:hAnsi="Arial"/>
@@ -16915,7 +16915,7 @@
         </w:rPr>
         <w:t xml:space="preserve"> (</w:t>
       </w:r>
-      <w:hyperlink w:history="1" r:id="rIdw04nc1tb_kc7h4h6dkurb">
+      <w:hyperlink w:history="1" r:id="rIdaivan8reh2-lbqncwhqyy">
         <w:r>
           <w:rPr>
             <w:rFonts w:ascii="Arial" w:cs="Arial" w:eastAsia="Arial" w:hAnsi="Arial"/>
@@ -17928,7 +17928,7 @@
             <w:pPr>
               <w:spacing w:after="20" w:before="0"/>
             </w:pPr>
-            <w:hyperlink w:history="1" r:id="rIdq_iibfot8hxdrl9-tlvia">
+            <w:hyperlink w:history="1" r:id="rIdj1x5q4nodc1j_rwgn527h">
               <w:r>
                 <w:rPr>
                   <w:rFonts w:ascii="Arial" w:cs="Arial" w:eastAsia="Arial" w:hAnsi="Arial"/>
@@ -17977,7 +17977,7 @@
               <w:spacing w:after="10" w:before="0"/>
               <w:ind w:left="120"/>
             </w:pPr>
-            <w:hyperlink w:history="1" r:id="rId1joqrrnm0b5mb8fgpe14o">
+            <w:hyperlink w:history="1" r:id="rIdc0m7mpxraz1rj8rotw-p2">
               <w:r>
                 <w:rPr>
                   <w:rFonts w:ascii="Arial" w:cs="Arial" w:eastAsia="Arial" w:hAnsi="Arial"/>
@@ -18022,7 +18022,7 @@
             <w:pPr>
               <w:spacing w:after="20" w:before="0"/>
             </w:pPr>
-            <w:hyperlink w:history="1" r:id="rIdqzh0oztuxcm8sv4rywhbu">
+            <w:hyperlink w:history="1" r:id="rIdfdyjkmzxyb1yu4we9eoff">
               <w:r>
                 <w:rPr>
                   <w:rFonts w:ascii="Arial" w:cs="Arial" w:eastAsia="Arial" w:hAnsi="Arial"/>
@@ -18071,7 +18071,7 @@
               <w:spacing w:after="10" w:before="0"/>
               <w:ind w:left="120"/>
             </w:pPr>
-            <w:hyperlink w:history="1" r:id="rIdtcf2ctgypnruja2agjo5p">
+            <w:hyperlink w:history="1" r:id="rIdirovwoax1ej2knx5ewhzb">
               <w:r>
                 <w:rPr>
                   <w:rFonts w:ascii="Arial" w:cs="Arial" w:eastAsia="Arial" w:hAnsi="Arial"/>
@@ -18266,7 +18266,7 @@
             <w:pPr>
               <w:spacing w:after="20" w:before="0"/>
             </w:pPr>
-            <w:hyperlink w:history="1" r:id="rIdva12uver5wwma-kwsvutq">
+            <w:hyperlink w:history="1" r:id="rIdmzr5vfyw4qsr_12rxve_y">
               <w:r>
                 <w:rPr>
                   <w:rFonts w:ascii="Arial" w:cs="Arial" w:eastAsia="Arial" w:hAnsi="Arial"/>
@@ -18315,7 +18315,7 @@
               <w:spacing w:after="10" w:before="0"/>
               <w:ind w:left="120"/>
             </w:pPr>
-            <w:hyperlink w:history="1" r:id="rId2dv5xasaw1xi-b2rwclzy">
+            <w:hyperlink w:history="1" r:id="rIdmjaumbrnzsad1yy56ar31">
               <w:r>
                 <w:rPr>
                   <w:rFonts w:ascii="Arial" w:cs="Arial" w:eastAsia="Arial" w:hAnsi="Arial"/>
@@ -18360,7 +18360,7 @@
             <w:pPr>
               <w:spacing w:after="20" w:before="0"/>
             </w:pPr>
-            <w:hyperlink w:history="1" r:id="rIdfvvyyfojmwx2kbndqpznt">
+            <w:hyperlink w:history="1" r:id="rIdzwm3uimgxwfcwcv7hfl_a">
               <w:r>
                 <w:rPr>
                   <w:rFonts w:ascii="Arial" w:cs="Arial" w:eastAsia="Arial" w:hAnsi="Arial"/>
@@ -18409,7 +18409,7 @@
               <w:spacing w:after="10" w:before="0"/>
               <w:ind w:left="120"/>
             </w:pPr>
-            <w:hyperlink w:history="1" r:id="rId7fiojz8dmgybvwmdndkfr">
+            <w:hyperlink w:history="1" r:id="rIdsswubl9qty1l2jt4i_xvj">
               <w:r>
                 <w:rPr>
                   <w:rFonts w:ascii="Arial" w:cs="Arial" w:eastAsia="Arial" w:hAnsi="Arial"/>
@@ -18604,7 +18604,7 @@
             <w:pPr>
               <w:spacing w:after="20" w:before="0"/>
             </w:pPr>
-            <w:hyperlink w:history="1" r:id="rIdfkywtilfeu8uwsmzhmyhr">
+            <w:hyperlink w:history="1" r:id="rIdapjans2_le5z6jk1m1zdj">
               <w:r>
                 <w:rPr>
                   <w:rFonts w:ascii="Arial" w:cs="Arial" w:eastAsia="Arial" w:hAnsi="Arial"/>
@@ -18653,7 +18653,7 @@
               <w:spacing w:after="10" w:before="0"/>
               <w:ind w:left="120"/>
             </w:pPr>
-            <w:hyperlink w:history="1" r:id="rIdqmmrbdmyb_yc9m_-nnpyv">
+            <w:hyperlink w:history="1" r:id="rIdeebd78pjvav747m-fkli0">
               <w:r>
                 <w:rPr>
                   <w:rFonts w:ascii="Arial" w:cs="Arial" w:eastAsia="Arial" w:hAnsi="Arial"/>
@@ -18698,7 +18698,7 @@
             <w:pPr>
               <w:spacing w:after="20" w:before="0"/>
             </w:pPr>
-            <w:hyperlink w:history="1" r:id="rIdyyq2n3tpkibvpx2lbqwqn">
+            <w:hyperlink w:history="1" r:id="rIdw__q_wr1gyo82twvwuj1l">
               <w:r>
                 <w:rPr>
                   <w:rFonts w:ascii="Arial" w:cs="Arial" w:eastAsia="Arial" w:hAnsi="Arial"/>
@@ -18747,7 +18747,7 @@
               <w:spacing w:after="10" w:before="0"/>
               <w:ind w:left="120"/>
             </w:pPr>
-            <w:hyperlink w:history="1" r:id="rId7zwqtob8iqzzryq6ed9s-">
+            <w:hyperlink w:history="1" r:id="rIdombl_genhj6i5yg_6djjk">
               <w:r>
                 <w:rPr>
                   <w:rFonts w:ascii="Arial" w:cs="Arial" w:eastAsia="Arial" w:hAnsi="Arial"/>
@@ -18942,7 +18942,7 @@
             <w:pPr>
               <w:spacing w:after="20" w:before="0"/>
             </w:pPr>
-            <w:hyperlink w:history="1" r:id="rIdpoxkcqvfij8mdjxox9mkk">
+            <w:hyperlink w:history="1" r:id="rIdyiqm8zgs0rluvcwinzvyk">
               <w:r>
                 <w:rPr>
                   <w:rFonts w:ascii="Arial" w:cs="Arial" w:eastAsia="Arial" w:hAnsi="Arial"/>
@@ -18991,7 +18991,7 @@
               <w:spacing w:after="10" w:before="0"/>
               <w:ind w:left="120"/>
             </w:pPr>
-            <w:hyperlink w:history="1" r:id="rIdtyjtflse2izy4b6jtdxsg">
+            <w:hyperlink w:history="1" r:id="rIdkyysvvbo8bjrx-uuedknw">
               <w:r>
                 <w:rPr>
                   <w:rFonts w:ascii="Arial" w:cs="Arial" w:eastAsia="Arial" w:hAnsi="Arial"/>
@@ -19036,7 +19036,7 @@
             <w:pPr>
               <w:spacing w:after="20" w:before="0"/>
             </w:pPr>
-            <w:hyperlink w:history="1" r:id="rIdkyhhwanvw2-galzak2xye">
+            <w:hyperlink w:history="1" r:id="rIdxrliooqnbdpps9lkzrfch">
               <w:r>
                 <w:rPr>
                   <w:rFonts w:ascii="Arial" w:cs="Arial" w:eastAsia="Arial" w:hAnsi="Arial"/>
@@ -19085,7 +19085,7 @@
               <w:spacing w:after="10" w:before="0"/>
               <w:ind w:left="120"/>
             </w:pPr>
-            <w:hyperlink w:history="1" r:id="rIdhwnmbhgvktpfbedvpkhdm">
+            <w:hyperlink w:history="1" r:id="rIdpvomk3yyglwgey6pscneu">
               <w:r>
                 <w:rPr>
                   <w:rFonts w:ascii="Arial" w:cs="Arial" w:eastAsia="Arial" w:hAnsi="Arial"/>
@@ -19280,7 +19280,7 @@
             <w:pPr>
               <w:spacing w:after="20" w:before="0"/>
             </w:pPr>
-            <w:hyperlink w:history="1" r:id="rIdqjahz2_ehkpzswckw1ged">
+            <w:hyperlink w:history="1" r:id="rIdkw6eiarj_4fxwpywrgjzl">
               <w:r>
                 <w:rPr>
                   <w:rFonts w:ascii="Arial" w:cs="Arial" w:eastAsia="Arial" w:hAnsi="Arial"/>
@@ -19329,7 +19329,7 @@
               <w:spacing w:after="10" w:before="0"/>
               <w:ind w:left="120"/>
             </w:pPr>
-            <w:hyperlink w:history="1" r:id="rIdnmlzckauquysgrq4w09uy">
+            <w:hyperlink w:history="1" r:id="rIdunt6silb8h-srfymrajss">
               <w:r>
                 <w:rPr>
                   <w:rFonts w:ascii="Arial" w:cs="Arial" w:eastAsia="Arial" w:hAnsi="Arial"/>
@@ -19374,7 +19374,7 @@
             <w:pPr>
               <w:spacing w:after="20" w:before="0"/>
             </w:pPr>
-            <w:hyperlink w:history="1" r:id="rId_aoexmng-vdcge72cauaj">
+            <w:hyperlink w:history="1" r:id="rIdtudkxhytk7jtmcvpypjbw">
               <w:r>
                 <w:rPr>
                   <w:rFonts w:ascii="Arial" w:cs="Arial" w:eastAsia="Arial" w:hAnsi="Arial"/>
@@ -19423,7 +19423,7 @@
               <w:spacing w:after="10" w:before="0"/>
               <w:ind w:left="120"/>
             </w:pPr>
-            <w:hyperlink w:history="1" r:id="rIdrcuivfv-wpyikv8qx_cpf">
+            <w:hyperlink w:history="1" r:id="rIdgmnsvxps2dtyi0mkxf6uj">
               <w:r>
                 <w:rPr>
                   <w:rFonts w:ascii="Arial" w:cs="Arial" w:eastAsia="Arial" w:hAnsi="Arial"/>
@@ -19935,7 +19935,7 @@
         </w:rPr>
         <w:t xml:space="preserve">© 2026 SeaVuria and ARES. Aligned with KICD objectives. Developed by SeaVuria; technical implementation by ARES (with AI assistance from Claude). Licensed under </w:t>
       </w:r>
-      <w:hyperlink w:history="1" r:id="rIdrzys6_-0vr25pharjkm7s">
+      <w:hyperlink w:history="1" r:id="rIdzjbdkbs4pt85kxipeavib">
         <w:r>
           <w:rPr>
             <w:rFonts w:ascii="Arial" w:cs="Arial" w:eastAsia="Arial" w:hAnsi="Arial"/>
@@ -19956,7 +19956,7 @@
         </w:rPr>
         <w:t xml:space="preserve"> (</w:t>
       </w:r>
-      <w:hyperlink w:history="1" r:id="rIdipuftlerrn2spq4s6gsfh">
+      <w:hyperlink w:history="1" r:id="rIdwqbahq5mk6oh4utrf23td">
         <w:r>
           <w:rPr>
             <w:rFonts w:ascii="Arial" w:cs="Arial" w:eastAsia="Arial" w:hAnsi="Arial"/>
@@ -20969,7 +20969,7 @@
             <w:pPr>
               <w:spacing w:after="20" w:before="0"/>
             </w:pPr>
-            <w:hyperlink w:history="1" r:id="rIddmm-srogaojpdvtmsrrhw">
+            <w:hyperlink w:history="1" r:id="rId5t83hu3z9eodnwijlvufq">
               <w:r>
                 <w:rPr>
                   <w:rFonts w:ascii="Arial" w:cs="Arial" w:eastAsia="Arial" w:hAnsi="Arial"/>
@@ -21002,7 +21002,7 @@
               <w:spacing w:after="10" w:before="0"/>
               <w:ind w:left="120"/>
             </w:pPr>
-            <w:hyperlink w:history="1" r:id="rIdw9xktiiccgle2ob5pcblh">
+            <w:hyperlink w:history="1" r:id="rIder5pdsk92fxzdpjpekbdt">
               <w:r>
                 <w:rPr>
                   <w:rFonts w:ascii="Arial" w:cs="Arial" w:eastAsia="Arial" w:hAnsi="Arial"/>
@@ -21047,7 +21047,7 @@
             <w:pPr>
               <w:spacing w:after="20" w:before="0"/>
             </w:pPr>
-            <w:hyperlink w:history="1" r:id="rIdqjxrqczjquuko72zt7c6s">
+            <w:hyperlink w:history="1" r:id="rIdtv68gyta7xvgcj8ebygc4">
               <w:r>
                 <w:rPr>
                   <w:rFonts w:ascii="Arial" w:cs="Arial" w:eastAsia="Arial" w:hAnsi="Arial"/>
@@ -21080,7 +21080,7 @@
               <w:spacing w:after="10" w:before="0"/>
               <w:ind w:left="120"/>
             </w:pPr>
-            <w:hyperlink w:history="1" r:id="rId8obun68-erskq-mbhcgq9">
+            <w:hyperlink w:history="1" r:id="rIduaddwnkdkch57uwmi-rfx">
               <w:r>
                 <w:rPr>
                   <w:rFonts w:ascii="Arial" w:cs="Arial" w:eastAsia="Arial" w:hAnsi="Arial"/>
@@ -21275,7 +21275,7 @@
             <w:pPr>
               <w:spacing w:after="20" w:before="0"/>
             </w:pPr>
-            <w:hyperlink w:history="1" r:id="rIdbalwdzno3bz1obhpa5sdf">
+            <w:hyperlink w:history="1" r:id="rIdbz8-mihq6uyulseh5dkyt">
               <w:r>
                 <w:rPr>
                   <w:rFonts w:ascii="Arial" w:cs="Arial" w:eastAsia="Arial" w:hAnsi="Arial"/>
@@ -21308,7 +21308,7 @@
               <w:spacing w:after="10" w:before="0"/>
               <w:ind w:left="120"/>
             </w:pPr>
-            <w:hyperlink w:history="1" r:id="rIdef4r69ng1g2ipwjtkaqpa">
+            <w:hyperlink w:history="1" r:id="rIdzlaxu2hb7x-pykae0ovi0">
               <w:r>
                 <w:rPr>
                   <w:rFonts w:ascii="Arial" w:cs="Arial" w:eastAsia="Arial" w:hAnsi="Arial"/>
@@ -21353,7 +21353,7 @@
             <w:pPr>
               <w:spacing w:after="20" w:before="0"/>
             </w:pPr>
-            <w:hyperlink w:history="1" r:id="rIdoo3pkau7snysv7q7lstzu">
+            <w:hyperlink w:history="1" r:id="rIdzcrlcqish4x3v6nop_xjp">
               <w:r>
                 <w:rPr>
                   <w:rFonts w:ascii="Arial" w:cs="Arial" w:eastAsia="Arial" w:hAnsi="Arial"/>
@@ -21386,7 +21386,7 @@
               <w:spacing w:after="10" w:before="0"/>
               <w:ind w:left="120"/>
             </w:pPr>
-            <w:hyperlink w:history="1" r:id="rIdou3omq_cdv2hecajvj-a1">
+            <w:hyperlink w:history="1" r:id="rIdfrfegd_knprmjcpzua0b9">
               <w:r>
                 <w:rPr>
                   <w:rFonts w:ascii="Arial" w:cs="Arial" w:eastAsia="Arial" w:hAnsi="Arial"/>
@@ -21581,7 +21581,7 @@
             <w:pPr>
               <w:spacing w:after="20" w:before="0"/>
             </w:pPr>
-            <w:hyperlink w:history="1" r:id="rIdja-96wznntliavuot4c9g">
+            <w:hyperlink w:history="1" r:id="rIdcxpgibambc-g7bowxpj6f">
               <w:r>
                 <w:rPr>
                   <w:rFonts w:ascii="Arial" w:cs="Arial" w:eastAsia="Arial" w:hAnsi="Arial"/>
@@ -21630,7 +21630,7 @@
               <w:spacing w:after="10" w:before="0"/>
               <w:ind w:left="120"/>
             </w:pPr>
-            <w:hyperlink w:history="1" r:id="rIdkoigygxmnvalcmhckce4j">
+            <w:hyperlink w:history="1" r:id="rIdcq_ct-yuoxq2kmhwmm3ds">
               <w:r>
                 <w:rPr>
                   <w:rFonts w:ascii="Arial" w:cs="Arial" w:eastAsia="Arial" w:hAnsi="Arial"/>
@@ -21675,7 +21675,7 @@
             <w:pPr>
               <w:spacing w:after="20" w:before="0"/>
             </w:pPr>
-            <w:hyperlink w:history="1" r:id="rIdpmkycjlw4tmks7hpkjygq">
+            <w:hyperlink w:history="1" r:id="rIdyxmvjmdd8bwe5d8xizyc4">
               <w:r>
                 <w:rPr>
                   <w:rFonts w:ascii="Arial" w:cs="Arial" w:eastAsia="Arial" w:hAnsi="Arial"/>
@@ -21708,7 +21708,7 @@
               <w:spacing w:after="10" w:before="0"/>
               <w:ind w:left="120"/>
             </w:pPr>
-            <w:hyperlink w:history="1" r:id="rId5sw0yk8rcyhldm5ogoqgd">
+            <w:hyperlink w:history="1" r:id="rIdfsumxcvueawyzvbuuoica">
               <w:r>
                 <w:rPr>
                   <w:rFonts w:ascii="Arial" w:cs="Arial" w:eastAsia="Arial" w:hAnsi="Arial"/>
@@ -21903,7 +21903,7 @@
             <w:pPr>
               <w:spacing w:after="20" w:before="0"/>
             </w:pPr>
-            <w:hyperlink w:history="1" r:id="rId0lejpaqlw9fbdjvcku2dx">
+            <w:hyperlink w:history="1" r:id="rIdlzrid4s1q_kaskuhj6i1t">
               <w:r>
                 <w:rPr>
                   <w:rFonts w:ascii="Arial" w:cs="Arial" w:eastAsia="Arial" w:hAnsi="Arial"/>
@@ -21952,7 +21952,7 @@
               <w:spacing w:after="10" w:before="0"/>
               <w:ind w:left="120"/>
             </w:pPr>
-            <w:hyperlink w:history="1" r:id="rId9lfetjif3dc7ju7ogvmik">
+            <w:hyperlink w:history="1" r:id="rId81oxynntc6fjynyjfhnn1">
               <w:r>
                 <w:rPr>
                   <w:rFonts w:ascii="Arial" w:cs="Arial" w:eastAsia="Arial" w:hAnsi="Arial"/>
@@ -21997,7 +21997,7 @@
             <w:pPr>
               <w:spacing w:after="20" w:before="0"/>
             </w:pPr>
-            <w:hyperlink w:history="1" r:id="rIdwzwznuqa0wy3qvm4hb5y9">
+            <w:hyperlink w:history="1" r:id="rIdud5hqtzdc2uzuitftbk1s">
               <w:r>
                 <w:rPr>
                   <w:rFonts w:ascii="Arial" w:cs="Arial" w:eastAsia="Arial" w:hAnsi="Arial"/>
@@ -22030,7 +22030,7 @@
               <w:spacing w:after="10" w:before="0"/>
               <w:ind w:left="120"/>
             </w:pPr>
-            <w:hyperlink w:history="1" r:id="rIddrega87tj32luinno2oju">
+            <w:hyperlink w:history="1" r:id="rIdrvsqxocctutrknwxotrbj">
               <w:r>
                 <w:rPr>
                   <w:rFonts w:ascii="Arial" w:cs="Arial" w:eastAsia="Arial" w:hAnsi="Arial"/>
@@ -22225,7 +22225,7 @@
             <w:pPr>
               <w:spacing w:after="20" w:before="0"/>
             </w:pPr>
-            <w:hyperlink w:history="1" r:id="rId50fpwgxufcuyj7mcm3tfk">
+            <w:hyperlink w:history="1" r:id="rId-yen8wb8nkxe9nkcltgmd">
               <w:r>
                 <w:rPr>
                   <w:rFonts w:ascii="Arial" w:cs="Arial" w:eastAsia="Arial" w:hAnsi="Arial"/>
@@ -22274,7 +22274,7 @@
               <w:spacing w:after="10" w:before="0"/>
               <w:ind w:left="120"/>
             </w:pPr>
-            <w:hyperlink w:history="1" r:id="rIdsxstpieryc05nek1fklx_">
+            <w:hyperlink w:history="1" r:id="rIdji4e_xz28x105wgfhtmgq">
               <w:r>
                 <w:rPr>
                   <w:rFonts w:ascii="Arial" w:cs="Arial" w:eastAsia="Arial" w:hAnsi="Arial"/>
@@ -22319,7 +22319,7 @@
             <w:pPr>
               <w:spacing w:after="20" w:before="0"/>
             </w:pPr>
-            <w:hyperlink w:history="1" r:id="rIdbqtv2tms7psppy5z4rjl2">
+            <w:hyperlink w:history="1" r:id="rIdl1yjfojhcu9jibq08r8dh">
               <w:r>
                 <w:rPr>
                   <w:rFonts w:ascii="Arial" w:cs="Arial" w:eastAsia="Arial" w:hAnsi="Arial"/>
@@ -22352,7 +22352,7 @@
               <w:spacing w:after="10" w:before="0"/>
               <w:ind w:left="120"/>
             </w:pPr>
-            <w:hyperlink w:history="1" r:id="rIdwiqrmniofbixorr6profv">
+            <w:hyperlink w:history="1" r:id="rIdrwpv4cbd6ot0gksmfxhng">
               <w:r>
                 <w:rPr>
                   <w:rFonts w:ascii="Arial" w:cs="Arial" w:eastAsia="Arial" w:hAnsi="Arial"/>
@@ -22864,7 +22864,7 @@
         </w:rPr>
         <w:t xml:space="preserve">© 2026 SeaVuria and ARES. Aligned with KICD objectives. Developed by SeaVuria; technical implementation by ARES (with AI assistance from Claude). Licensed under </w:t>
       </w:r>
-      <w:hyperlink w:history="1" r:id="rIddpg2zt3gmmsnby0ulce7t">
+      <w:hyperlink w:history="1" r:id="rIdco1rzoa0tr1nyrildgtfr">
         <w:r>
           <w:rPr>
             <w:rFonts w:ascii="Arial" w:cs="Arial" w:eastAsia="Arial" w:hAnsi="Arial"/>
@@ -22885,7 +22885,7 @@
         </w:rPr>
         <w:t xml:space="preserve"> (</w:t>
       </w:r>
-      <w:hyperlink w:history="1" r:id="rIde5cgc27zz_zkn0x_utffp">
+      <w:hyperlink w:history="1" r:id="rIdd65n98yal077esjam7pua">
         <w:r>
           <w:rPr>
             <w:rFonts w:ascii="Arial" w:cs="Arial" w:eastAsia="Arial" w:hAnsi="Arial"/>
@@ -23898,7 +23898,7 @@
             <w:pPr>
               <w:spacing w:after="20" w:before="0"/>
             </w:pPr>
-            <w:hyperlink w:history="1" r:id="rIdwisuztmjyfdtsub2h92rp">
+            <w:hyperlink w:history="1" r:id="rIdfpshv96bixin78jehfkht">
               <w:r>
                 <w:rPr>
                   <w:rFonts w:ascii="Arial" w:cs="Arial" w:eastAsia="Arial" w:hAnsi="Arial"/>
@@ -23947,7 +23947,7 @@
               <w:spacing w:after="10" w:before="0"/>
               <w:ind w:left="120"/>
             </w:pPr>
-            <w:hyperlink w:history="1" r:id="rIdx_kohrpycxy8093txjczi">
+            <w:hyperlink w:history="1" r:id="rIdob74-e1i47phv1aktk8cr">
               <w:r>
                 <w:rPr>
                   <w:rFonts w:ascii="Arial" w:cs="Arial" w:eastAsia="Arial" w:hAnsi="Arial"/>
@@ -23992,7 +23992,7 @@
             <w:pPr>
               <w:spacing w:after="20" w:before="0"/>
             </w:pPr>
-            <w:hyperlink w:history="1" r:id="rIdav44veldzybycjry4qy7r">
+            <w:hyperlink w:history="1" r:id="rIdjguzobsx2fsdrueunyb9e">
               <w:r>
                 <w:rPr>
                   <w:rFonts w:ascii="Arial" w:cs="Arial" w:eastAsia="Arial" w:hAnsi="Arial"/>
@@ -24025,7 +24025,7 @@
               <w:spacing w:after="10" w:before="0"/>
               <w:ind w:left="120"/>
             </w:pPr>
-            <w:hyperlink w:history="1" r:id="rIduhhoxnry9wturfhjvxdc9">
+            <w:hyperlink w:history="1" r:id="rIdwv4viikjpvm8bygj9zwmo">
               <w:r>
                 <w:rPr>
                   <w:rFonts w:ascii="Arial" w:cs="Arial" w:eastAsia="Arial" w:hAnsi="Arial"/>
@@ -24220,7 +24220,7 @@
             <w:pPr>
               <w:spacing w:after="20" w:before="0"/>
             </w:pPr>
-            <w:hyperlink w:history="1" r:id="rIdnbkb2o9emv9u1ibav1hyc">
+            <w:hyperlink w:history="1" r:id="rIdask6ngxav85mtcmvwmpus">
               <w:r>
                 <w:rPr>
                   <w:rFonts w:ascii="Arial" w:cs="Arial" w:eastAsia="Arial" w:hAnsi="Arial"/>
@@ -24269,7 +24269,7 @@
               <w:spacing w:after="10" w:before="0"/>
               <w:ind w:left="120"/>
             </w:pPr>
-            <w:hyperlink w:history="1" r:id="rIdhch9woq_vk6eeyqt1lbq0">
+            <w:hyperlink w:history="1" r:id="rId_0sop9xf6kye3-tzyyzck">
               <w:r>
                 <w:rPr>
                   <w:rFonts w:ascii="Arial" w:cs="Arial" w:eastAsia="Arial" w:hAnsi="Arial"/>
@@ -24314,7 +24314,7 @@
             <w:pPr>
               <w:spacing w:after="20" w:before="0"/>
             </w:pPr>
-            <w:hyperlink w:history="1" r:id="rIdexzfnxtotgbbrkxlqiqct">
+            <w:hyperlink w:history="1" r:id="rIdlfbs0un7ddmztfijtmug1">
               <w:r>
                 <w:rPr>
                   <w:rFonts w:ascii="Arial" w:cs="Arial" w:eastAsia="Arial" w:hAnsi="Arial"/>
@@ -24347,7 +24347,7 @@
               <w:spacing w:after="10" w:before="0"/>
               <w:ind w:left="120"/>
             </w:pPr>
-            <w:hyperlink w:history="1" r:id="rIdh7y4vapbxcbhziipn68sx">
+            <w:hyperlink w:history="1" r:id="rIdbyckvp1kamnnucmylwoa3">
               <w:r>
                 <w:rPr>
                   <w:rFonts w:ascii="Arial" w:cs="Arial" w:eastAsia="Arial" w:hAnsi="Arial"/>
@@ -24542,7 +24542,7 @@
             <w:pPr>
               <w:spacing w:after="20" w:before="0"/>
             </w:pPr>
-            <w:hyperlink w:history="1" r:id="rIdcayulcwzcjfru8h5_rbue">
+            <w:hyperlink w:history="1" r:id="rIdpaavktsuibds0gufwgn-v">
               <w:r>
                 <w:rPr>
                   <w:rFonts w:ascii="Arial" w:cs="Arial" w:eastAsia="Arial" w:hAnsi="Arial"/>
@@ -24591,7 +24591,7 @@
               <w:spacing w:after="10" w:before="0"/>
               <w:ind w:left="120"/>
             </w:pPr>
-            <w:hyperlink w:history="1" r:id="rId0qp6uxn1p-1zizfv84yle">
+            <w:hyperlink w:history="1" r:id="rIdxz_-2mfc7llxw3477ussa">
               <w:r>
                 <w:rPr>
                   <w:rFonts w:ascii="Arial" w:cs="Arial" w:eastAsia="Arial" w:hAnsi="Arial"/>
@@ -24636,7 +24636,7 @@
             <w:pPr>
               <w:spacing w:after="20" w:before="0"/>
             </w:pPr>
-            <w:hyperlink w:history="1" r:id="rIdqwuvocz-xhk4qxbtv0vwc">
+            <w:hyperlink w:history="1" r:id="rIdkmjcsdcpdinuzddluxa2q">
               <w:r>
                 <w:rPr>
                   <w:rFonts w:ascii="Arial" w:cs="Arial" w:eastAsia="Arial" w:hAnsi="Arial"/>
@@ -24685,7 +24685,7 @@
               <w:spacing w:after="10" w:before="0"/>
               <w:ind w:left="120"/>
             </w:pPr>
-            <w:hyperlink w:history="1" r:id="rId2hxzna1dzx-mzimo8un02">
+            <w:hyperlink w:history="1" r:id="rIdrsbomabvd8zph8rtsbqcp">
               <w:r>
                 <w:rPr>
                   <w:rFonts w:ascii="Arial" w:cs="Arial" w:eastAsia="Arial" w:hAnsi="Arial"/>
@@ -24880,7 +24880,7 @@
             <w:pPr>
               <w:spacing w:after="20" w:before="0"/>
             </w:pPr>
-            <w:hyperlink w:history="1" r:id="rIdimq1qqvei1d-c69_a1kx1">
+            <w:hyperlink w:history="1" r:id="rIdwga6xrgoxy2xropbumqet">
               <w:r>
                 <w:rPr>
                   <w:rFonts w:ascii="Arial" w:cs="Arial" w:eastAsia="Arial" w:hAnsi="Arial"/>
@@ -24929,7 +24929,7 @@
               <w:spacing w:after="10" w:before="0"/>
               <w:ind w:left="120"/>
             </w:pPr>
-            <w:hyperlink w:history="1" r:id="rIdpwnycnomh84dkunhhv9_j">
+            <w:hyperlink w:history="1" r:id="rIdyo11-on9nl2ladlcmqvdc">
               <w:r>
                 <w:rPr>
                   <w:rFonts w:ascii="Arial" w:cs="Arial" w:eastAsia="Arial" w:hAnsi="Arial"/>
@@ -24974,7 +24974,7 @@
             <w:pPr>
               <w:spacing w:after="20" w:before="0"/>
             </w:pPr>
-            <w:hyperlink w:history="1" r:id="rId4p0j6rme6xdqee7z7v22b">
+            <w:hyperlink w:history="1" r:id="rId79apazpklrwhlpe5tiov3">
               <w:r>
                 <w:rPr>
                   <w:rFonts w:ascii="Arial" w:cs="Arial" w:eastAsia="Arial" w:hAnsi="Arial"/>
@@ -25023,7 +25023,7 @@
               <w:spacing w:after="10" w:before="0"/>
               <w:ind w:left="120"/>
             </w:pPr>
-            <w:hyperlink w:history="1" r:id="rIdxbhlxq2f2hmjbtuqwqem7">
+            <w:hyperlink w:history="1" r:id="rIdj-drx35kwbtc7qgy-oyck">
               <w:r>
                 <w:rPr>
                   <w:rFonts w:ascii="Arial" w:cs="Arial" w:eastAsia="Arial" w:hAnsi="Arial"/>
@@ -25218,7 +25218,7 @@
             <w:pPr>
               <w:spacing w:after="20" w:before="0"/>
             </w:pPr>
-            <w:hyperlink w:history="1" r:id="rId5fidmopshvv04pwjvnhmn">
+            <w:hyperlink w:history="1" r:id="rIdorrt3sqslf0dk79s6d-y0">
               <w:r>
                 <w:rPr>
                   <w:rFonts w:ascii="Arial" w:cs="Arial" w:eastAsia="Arial" w:hAnsi="Arial"/>
@@ -25267,7 +25267,7 @@
               <w:spacing w:after="10" w:before="0"/>
               <w:ind w:left="120"/>
             </w:pPr>
-            <w:hyperlink w:history="1" r:id="rIdlhumlegbmly_krsvqtiu5">
+            <w:hyperlink w:history="1" r:id="rIdfcgdi-ffb345y6krkca_q">
               <w:r>
                 <w:rPr>
                   <w:rFonts w:ascii="Arial" w:cs="Arial" w:eastAsia="Arial" w:hAnsi="Arial"/>
@@ -25312,7 +25312,7 @@
             <w:pPr>
               <w:spacing w:after="20" w:before="0"/>
             </w:pPr>
-            <w:hyperlink w:history="1" r:id="rIdgyfhjk4blshsirpoxhco4">
+            <w:hyperlink w:history="1" r:id="rIdgcz4gbbzb_znnpr2yv433">
               <w:r>
                 <w:rPr>
                   <w:rFonts w:ascii="Arial" w:cs="Arial" w:eastAsia="Arial" w:hAnsi="Arial"/>
@@ -25361,7 +25361,7 @@
               <w:spacing w:after="10" w:before="0"/>
               <w:ind w:left="120"/>
             </w:pPr>
-            <w:hyperlink w:history="1" r:id="rIdfcslrivi-4b8uwmevwxe7">
+            <w:hyperlink w:history="1" r:id="rIdjs_ghjlqygm8j2kq6mxjo">
               <w:r>
                 <w:rPr>
                   <w:rFonts w:ascii="Arial" w:cs="Arial" w:eastAsia="Arial" w:hAnsi="Arial"/>
@@ -25873,7 +25873,7 @@
         </w:rPr>
         <w:t xml:space="preserve">© 2026 SeaVuria and ARES. Aligned with KICD objectives. Developed by SeaVuria; technical implementation by ARES (with AI assistance from Claude). Licensed under </w:t>
       </w:r>
-      <w:hyperlink w:history="1" r:id="rIdjajarxkjvryur6pcy1rnh">
+      <w:hyperlink w:history="1" r:id="rId53emgazatqavkl99diqvj">
         <w:r>
           <w:rPr>
             <w:rFonts w:ascii="Arial" w:cs="Arial" w:eastAsia="Arial" w:hAnsi="Arial"/>
@@ -25894,7 +25894,7 @@
         </w:rPr>
         <w:t xml:space="preserve"> (</w:t>
       </w:r>
-      <w:hyperlink w:history="1" r:id="rIdakxsycdpghcbz9xca-fau">
+      <w:hyperlink w:history="1" r:id="rIdoglhu4wkliozoges5_xqt">
         <w:r>
           <w:rPr>
             <w:rFonts w:ascii="Arial" w:cs="Arial" w:eastAsia="Arial" w:hAnsi="Arial"/>
@@ -26907,7 +26907,7 @@
             <w:pPr>
               <w:spacing w:after="20" w:before="0"/>
             </w:pPr>
-            <w:hyperlink w:history="1" r:id="rId4flnrgnblfgddmmoeeyjv">
+            <w:hyperlink w:history="1" r:id="rIdzy4v3isifl8wukj4xpvbf">
               <w:r>
                 <w:rPr>
                   <w:rFonts w:ascii="Arial" w:cs="Arial" w:eastAsia="Arial" w:hAnsi="Arial"/>
@@ -26940,7 +26940,7 @@
               <w:spacing w:after="10" w:before="0"/>
               <w:ind w:left="120"/>
             </w:pPr>
-            <w:hyperlink w:history="1" r:id="rIdyrqxoagrxs2hri2epnroz">
+            <w:hyperlink w:history="1" r:id="rIdulavezv8sgx7arhaqqitc">
               <w:r>
                 <w:rPr>
                   <w:rFonts w:ascii="Arial" w:cs="Arial" w:eastAsia="Arial" w:hAnsi="Arial"/>
@@ -26985,7 +26985,7 @@
             <w:pPr>
               <w:spacing w:after="20" w:before="0"/>
             </w:pPr>
-            <w:hyperlink w:history="1" r:id="rIdu_uuvpaifwpmta33wfqbd">
+            <w:hyperlink w:history="1" r:id="rIdwetv_0lc3rzgrycrobdxf">
               <w:r>
                 <w:rPr>
                   <w:rFonts w:ascii="Arial" w:cs="Arial" w:eastAsia="Arial" w:hAnsi="Arial"/>
@@ -27018,7 +27018,7 @@
               <w:spacing w:after="10" w:before="0"/>
               <w:ind w:left="120"/>
             </w:pPr>
-            <w:hyperlink w:history="1" r:id="rIdqbzjxb4ddld9xyejppeeo">
+            <w:hyperlink w:history="1" r:id="rIdpmkb8ppxj3rld6hjjjsnd">
               <w:r>
                 <w:rPr>
                   <w:rFonts w:ascii="Arial" w:cs="Arial" w:eastAsia="Arial" w:hAnsi="Arial"/>
@@ -27213,7 +27213,7 @@
             <w:pPr>
               <w:spacing w:after="20" w:before="0"/>
             </w:pPr>
-            <w:hyperlink w:history="1" r:id="rIdtdefl1hzks3lcqbzn_bzd">
+            <w:hyperlink w:history="1" r:id="rId_csdawmcqhxxc9mrpjhda">
               <w:r>
                 <w:rPr>
                   <w:rFonts w:ascii="Arial" w:cs="Arial" w:eastAsia="Arial" w:hAnsi="Arial"/>
@@ -27246,7 +27246,7 @@
               <w:spacing w:after="10" w:before="0"/>
               <w:ind w:left="120"/>
             </w:pPr>
-            <w:hyperlink w:history="1" r:id="rIdpu4wsjrbk07_4e0qbrupp">
+            <w:hyperlink w:history="1" r:id="rIdcms5s2ipsodwecgmgx1fz">
               <w:r>
                 <w:rPr>
                   <w:rFonts w:ascii="Arial" w:cs="Arial" w:eastAsia="Arial" w:hAnsi="Arial"/>
@@ -27291,7 +27291,7 @@
             <w:pPr>
               <w:spacing w:after="20" w:before="0"/>
             </w:pPr>
-            <w:hyperlink w:history="1" r:id="rIdwmiq-wmij36skmap0c6nf">
+            <w:hyperlink w:history="1" r:id="rIdxsld--npqwt1sqvbivup6">
               <w:r>
                 <w:rPr>
                   <w:rFonts w:ascii="Arial" w:cs="Arial" w:eastAsia="Arial" w:hAnsi="Arial"/>
@@ -27324,7 +27324,7 @@
               <w:spacing w:after="10" w:before="0"/>
               <w:ind w:left="120"/>
             </w:pPr>
-            <w:hyperlink w:history="1" r:id="rIdd51c6kbrhwkv4qk8zmzpu">
+            <w:hyperlink w:history="1" r:id="rIdztodk8fpsk04h67talja0">
               <w:r>
                 <w:rPr>
                   <w:rFonts w:ascii="Arial" w:cs="Arial" w:eastAsia="Arial" w:hAnsi="Arial"/>
@@ -27519,7 +27519,7 @@
             <w:pPr>
               <w:spacing w:after="20" w:before="0"/>
             </w:pPr>
-            <w:hyperlink w:history="1" r:id="rIdcjqtyeakdk9cvnk6iangj">
+            <w:hyperlink w:history="1" r:id="rIddiy9i2f7vym5x9q1fhbrw">
               <w:r>
                 <w:rPr>
                   <w:rFonts w:ascii="Arial" w:cs="Arial" w:eastAsia="Arial" w:hAnsi="Arial"/>
@@ -27568,7 +27568,7 @@
               <w:spacing w:after="10" w:before="0"/>
               <w:ind w:left="120"/>
             </w:pPr>
-            <w:hyperlink w:history="1" r:id="rIdzrsemrq83wk5tiiqjpasw">
+            <w:hyperlink w:history="1" r:id="rIdvkxkgisn3ifsvjbzrwwlq">
               <w:r>
                 <w:rPr>
                   <w:rFonts w:ascii="Arial" w:cs="Arial" w:eastAsia="Arial" w:hAnsi="Arial"/>
@@ -27613,7 +27613,7 @@
             <w:pPr>
               <w:spacing w:after="20" w:before="0"/>
             </w:pPr>
-            <w:hyperlink w:history="1" r:id="rId-snn6j-3ulcay65wn_b5z">
+            <w:hyperlink w:history="1" r:id="rId0fedru-k3xnkepahdiicc">
               <w:r>
                 <w:rPr>
                   <w:rFonts w:ascii="Arial" w:cs="Arial" w:eastAsia="Arial" w:hAnsi="Arial"/>
@@ -27662,7 +27662,7 @@
               <w:spacing w:after="10" w:before="0"/>
               <w:ind w:left="120"/>
             </w:pPr>
-            <w:hyperlink w:history="1" r:id="rIdsk0uwxqpeopimxpq3u6l-">
+            <w:hyperlink w:history="1" r:id="rIdawuh5ak30jjtjjpi2skas">
               <w:r>
                 <w:rPr>
                   <w:rFonts w:ascii="Arial" w:cs="Arial" w:eastAsia="Arial" w:hAnsi="Arial"/>
@@ -27857,7 +27857,7 @@
             <w:pPr>
               <w:spacing w:after="20" w:before="0"/>
             </w:pPr>
-            <w:hyperlink w:history="1" r:id="rIdstdqoscy0xjxbsjaoouxe">
+            <w:hyperlink w:history="1" r:id="rId5dqe2mnhry-funlovfazu">
               <w:r>
                 <w:rPr>
                   <w:rFonts w:ascii="Arial" w:cs="Arial" w:eastAsia="Arial" w:hAnsi="Arial"/>
@@ -27906,7 +27906,7 @@
               <w:spacing w:after="10" w:before="0"/>
               <w:ind w:left="120"/>
             </w:pPr>
-            <w:hyperlink w:history="1" r:id="rIduqwf-evzpgxf0jrvogo15">
+            <w:hyperlink w:history="1" r:id="rIdvbw_hlfpttaymodafe_s2">
               <w:r>
                 <w:rPr>
                   <w:rFonts w:ascii="Arial" w:cs="Arial" w:eastAsia="Arial" w:hAnsi="Arial"/>
@@ -27951,7 +27951,7 @@
             <w:pPr>
               <w:spacing w:after="20" w:before="0"/>
             </w:pPr>
-            <w:hyperlink w:history="1" r:id="rIdtobhbbyu3rqtji4pt-eub">
+            <w:hyperlink w:history="1" r:id="rIdmfifv9uzeaiwomoj3ck5w">
               <w:r>
                 <w:rPr>
                   <w:rFonts w:ascii="Arial" w:cs="Arial" w:eastAsia="Arial" w:hAnsi="Arial"/>
@@ -28000,7 +28000,7 @@
               <w:spacing w:after="10" w:before="0"/>
               <w:ind w:left="120"/>
             </w:pPr>
-            <w:hyperlink w:history="1" r:id="rIdmwytek-nmfaiag0fpz8mu">
+            <w:hyperlink w:history="1" r:id="rIdbmcx-pxl60tbavoabs5ak">
               <w:r>
                 <w:rPr>
                   <w:rFonts w:ascii="Arial" w:cs="Arial" w:eastAsia="Arial" w:hAnsi="Arial"/>
@@ -28195,7 +28195,7 @@
             <w:pPr>
               <w:spacing w:after="20" w:before="0"/>
             </w:pPr>
-            <w:hyperlink w:history="1" r:id="rIdx13geii81nghqihz98-9r">
+            <w:hyperlink w:history="1" r:id="rId9xpbvrd_twxrof4culce6">
               <w:r>
                 <w:rPr>
                   <w:rFonts w:ascii="Arial" w:cs="Arial" w:eastAsia="Arial" w:hAnsi="Arial"/>
@@ -28228,7 +28228,7 @@
               <w:spacing w:after="10" w:before="0"/>
               <w:ind w:left="120"/>
             </w:pPr>
-            <w:hyperlink w:history="1" r:id="rIdffzp9htxlkvkr1weh0njz">
+            <w:hyperlink w:history="1" r:id="rIdhtcgkq9qatucz_k_twp2y">
               <w:r>
                 <w:rPr>
                   <w:rFonts w:ascii="Arial" w:cs="Arial" w:eastAsia="Arial" w:hAnsi="Arial"/>
@@ -28273,7 +28273,7 @@
             <w:pPr>
               <w:spacing w:after="20" w:before="0"/>
             </w:pPr>
-            <w:hyperlink w:history="1" r:id="rIdeqszbmw-vld8juhwjobub">
+            <w:hyperlink w:history="1" r:id="rIdqtf8ztiodcdcepq0dkkbr">
               <w:r>
                 <w:rPr>
                   <w:rFonts w:ascii="Arial" w:cs="Arial" w:eastAsia="Arial" w:hAnsi="Arial"/>
@@ -28322,7 +28322,7 @@
               <w:spacing w:after="10" w:before="0"/>
               <w:ind w:left="120"/>
             </w:pPr>
-            <w:hyperlink w:history="1" r:id="rIdddjioy6v4gn2dt_wuxcaj">
+            <w:hyperlink w:history="1" r:id="rIdfilwsogvsf94woue4sv_b">
               <w:r>
                 <w:rPr>
                   <w:rFonts w:ascii="Arial" w:cs="Arial" w:eastAsia="Arial" w:hAnsi="Arial"/>
@@ -28834,7 +28834,7 @@
         </w:rPr>
         <w:t xml:space="preserve">© 2026 SeaVuria and ARES. Aligned with KICD objectives. Developed by SeaVuria; technical implementation by ARES (with AI assistance from Claude). Licensed under </w:t>
       </w:r>
-      <w:hyperlink w:history="1" r:id="rIdqzghuvpmwtl6wbdwvxx_5">
+      <w:hyperlink w:history="1" r:id="rIdtug_ys-6xnk7ubphzl3n1">
         <w:r>
           <w:rPr>
             <w:rFonts w:ascii="Arial" w:cs="Arial" w:eastAsia="Arial" w:hAnsi="Arial"/>
@@ -28855,7 +28855,7 @@
         </w:rPr>
         <w:t xml:space="preserve"> (</w:t>
       </w:r>
-      <w:hyperlink w:history="1" r:id="rIdyxeihmmew1qg130h_stra">
+      <w:hyperlink w:history="1" r:id="rIdp8gbhxn30noncddrolfct">
         <w:r>
           <w:rPr>
             <w:rFonts w:ascii="Arial" w:cs="Arial" w:eastAsia="Arial" w:hAnsi="Arial"/>
@@ -29868,7 +29868,7 @@
             <w:pPr>
               <w:spacing w:after="20" w:before="0"/>
             </w:pPr>
-            <w:hyperlink w:history="1" r:id="rIdbo9hgqoimezr01dvfqdkd">
+            <w:hyperlink w:history="1" r:id="rIddbdhbvqt49pgtiq6ooll7">
               <w:r>
                 <w:rPr>
                   <w:rFonts w:ascii="Arial" w:cs="Arial" w:eastAsia="Arial" w:hAnsi="Arial"/>
@@ -29901,7 +29901,7 @@
               <w:spacing w:after="10" w:before="0"/>
               <w:ind w:left="120"/>
             </w:pPr>
-            <w:hyperlink w:history="1" r:id="rIdkgvlrksgl_we_cxxtm6tc">
+            <w:hyperlink w:history="1" r:id="rIddoj06aqveagv_dy2qajud">
               <w:r>
                 <w:rPr>
                   <w:rFonts w:ascii="Arial" w:cs="Arial" w:eastAsia="Arial" w:hAnsi="Arial"/>
@@ -29946,7 +29946,7 @@
             <w:pPr>
               <w:spacing w:after="20" w:before="0"/>
             </w:pPr>
-            <w:hyperlink w:history="1" r:id="rIdnrcmddetlaajup81nvths">
+            <w:hyperlink w:history="1" r:id="rIdxrim9cmsh27-6eomvxjlo">
               <w:r>
                 <w:rPr>
                   <w:rFonts w:ascii="Arial" w:cs="Arial" w:eastAsia="Arial" w:hAnsi="Arial"/>
@@ -29979,7 +29979,7 @@
               <w:spacing w:after="10" w:before="0"/>
               <w:ind w:left="120"/>
             </w:pPr>
-            <w:hyperlink w:history="1" r:id="rIdic7c0eo-f8q0tz1bdife3">
+            <w:hyperlink w:history="1" r:id="rId9duiffomfkkbuppohesck">
               <w:r>
                 <w:rPr>
                   <w:rFonts w:ascii="Arial" w:cs="Arial" w:eastAsia="Arial" w:hAnsi="Arial"/>
@@ -30174,7 +30174,7 @@
             <w:pPr>
               <w:spacing w:after="20" w:before="0"/>
             </w:pPr>
-            <w:hyperlink w:history="1" r:id="rIdklolr7x87lbsk4jdjfxeu">
+            <w:hyperlink w:history="1" r:id="rId4yum3l3yxmwdidlxfiuxz">
               <w:r>
                 <w:rPr>
                   <w:rFonts w:ascii="Arial" w:cs="Arial" w:eastAsia="Arial" w:hAnsi="Arial"/>
@@ -30207,7 +30207,7 @@
               <w:spacing w:after="10" w:before="0"/>
               <w:ind w:left="120"/>
             </w:pPr>
-            <w:hyperlink w:history="1" r:id="rIdj1rzvll8rhawmyehi-cd2">
+            <w:hyperlink w:history="1" r:id="rIdxugtbppedfs-qsb71lvqy">
               <w:r>
                 <w:rPr>
                   <w:rFonts w:ascii="Arial" w:cs="Arial" w:eastAsia="Arial" w:hAnsi="Arial"/>
@@ -30252,7 +30252,7 @@
             <w:pPr>
               <w:spacing w:after="20" w:before="0"/>
             </w:pPr>
-            <w:hyperlink w:history="1" r:id="rIdxvzjmu10yl6awyzgqpzad">
+            <w:hyperlink w:history="1" r:id="rIdry0tmvxobe5ohp0ugngee">
               <w:r>
                 <w:rPr>
                   <w:rFonts w:ascii="Arial" w:cs="Arial" w:eastAsia="Arial" w:hAnsi="Arial"/>
@@ -30285,7 +30285,7 @@
               <w:spacing w:after="10" w:before="0"/>
               <w:ind w:left="120"/>
             </w:pPr>
-            <w:hyperlink w:history="1" r:id="rIdm_ekhioo-8v7s1cjop9nf">
+            <w:hyperlink w:history="1" r:id="rId0dcrjfqev5dsehz33lyfy">
               <w:r>
                 <w:rPr>
                   <w:rFonts w:ascii="Arial" w:cs="Arial" w:eastAsia="Arial" w:hAnsi="Arial"/>
@@ -30480,7 +30480,7 @@
             <w:pPr>
               <w:spacing w:after="20" w:before="0"/>
             </w:pPr>
-            <w:hyperlink w:history="1" r:id="rIdq0xvycft6m8rodnmn8smc">
+            <w:hyperlink w:history="1" r:id="rIdmolwsdivisiqfg566otkz">
               <w:r>
                 <w:rPr>
                   <w:rFonts w:ascii="Arial" w:cs="Arial" w:eastAsia="Arial" w:hAnsi="Arial"/>
@@ -30513,7 +30513,7 @@
               <w:spacing w:after="10" w:before="0"/>
               <w:ind w:left="120"/>
             </w:pPr>
-            <w:hyperlink w:history="1" r:id="rIdzazkfe0s5it1rrrexm92j">
+            <w:hyperlink w:history="1" r:id="rIdqlfbarme2wuki3ggqspj1">
               <w:r>
                 <w:rPr>
                   <w:rFonts w:ascii="Arial" w:cs="Arial" w:eastAsia="Arial" w:hAnsi="Arial"/>
@@ -30558,7 +30558,7 @@
             <w:pPr>
               <w:spacing w:after="20" w:before="0"/>
             </w:pPr>
-            <w:hyperlink w:history="1" r:id="rIdttsbm2lqn-9vz0dp71nwa">
+            <w:hyperlink w:history="1" r:id="rIduq2lccl46phkpi352dhj7">
               <w:r>
                 <w:rPr>
                   <w:rFonts w:ascii="Arial" w:cs="Arial" w:eastAsia="Arial" w:hAnsi="Arial"/>
@@ -30591,7 +30591,7 @@
               <w:spacing w:after="10" w:before="0"/>
               <w:ind w:left="120"/>
             </w:pPr>
-            <w:hyperlink w:history="1" r:id="rIda4qbcikwutpd9kungdvm4">
+            <w:hyperlink w:history="1" r:id="rIdli1-onii15fsa34ly6ptd">
               <w:r>
                 <w:rPr>
                   <w:rFonts w:ascii="Arial" w:cs="Arial" w:eastAsia="Arial" w:hAnsi="Arial"/>
@@ -30786,7 +30786,7 @@
             <w:pPr>
               <w:spacing w:after="20" w:before="0"/>
             </w:pPr>
-            <w:hyperlink w:history="1" r:id="rIdil_pnwamg29vccug9tam0">
+            <w:hyperlink w:history="1" r:id="rId5nzhaky-g7qctlyk4afpf">
               <w:r>
                 <w:rPr>
                   <w:rFonts w:ascii="Arial" w:cs="Arial" w:eastAsia="Arial" w:hAnsi="Arial"/>
@@ -30819,7 +30819,7 @@
               <w:spacing w:after="10" w:before="0"/>
               <w:ind w:left="120"/>
             </w:pPr>
-            <w:hyperlink w:history="1" r:id="rIdn2j8x6xa1lrhvtrgzdb8m">
+            <w:hyperlink w:history="1" r:id="rIdttndpy6epaqap-w7amt3c">
               <w:r>
                 <w:rPr>
                   <w:rFonts w:ascii="Arial" w:cs="Arial" w:eastAsia="Arial" w:hAnsi="Arial"/>
@@ -30864,7 +30864,7 @@
             <w:pPr>
               <w:spacing w:after="20" w:before="0"/>
             </w:pPr>
-            <w:hyperlink w:history="1" r:id="rIdqx0d-yrxqeru2blbpanzk">
+            <w:hyperlink w:history="1" r:id="rIdufwnz_wrc-yr5qxup58sl">
               <w:r>
                 <w:rPr>
                   <w:rFonts w:ascii="Arial" w:cs="Arial" w:eastAsia="Arial" w:hAnsi="Arial"/>
@@ -30897,7 +30897,7 @@
               <w:spacing w:after="10" w:before="0"/>
               <w:ind w:left="120"/>
             </w:pPr>
-            <w:hyperlink w:history="1" r:id="rId1kfnmosp6xzk-vvxtsdli">
+            <w:hyperlink w:history="1" r:id="rIdmhruqlcqnncn_bfzxaxuv">
               <w:r>
                 <w:rPr>
                   <w:rFonts w:ascii="Arial" w:cs="Arial" w:eastAsia="Arial" w:hAnsi="Arial"/>
@@ -31092,7 +31092,7 @@
             <w:pPr>
               <w:spacing w:after="20" w:before="0"/>
             </w:pPr>
-            <w:hyperlink w:history="1" r:id="rIdhl9_nqv7-nhu-x2czzyet">
+            <w:hyperlink w:history="1" r:id="rId_zr6hn94qk78bahfegofj">
               <w:r>
                 <w:rPr>
                   <w:rFonts w:ascii="Arial" w:cs="Arial" w:eastAsia="Arial" w:hAnsi="Arial"/>
@@ -31125,7 +31125,7 @@
               <w:spacing w:after="10" w:before="0"/>
               <w:ind w:left="120"/>
             </w:pPr>
-            <w:hyperlink w:history="1" r:id="rIdi777em491buv0c1crqeix">
+            <w:hyperlink w:history="1" r:id="rIdnvcq_ovbmf427yztsjx0x">
               <w:r>
                 <w:rPr>
                   <w:rFonts w:ascii="Arial" w:cs="Arial" w:eastAsia="Arial" w:hAnsi="Arial"/>
@@ -31170,7 +31170,7 @@
             <w:pPr>
               <w:spacing w:after="20" w:before="0"/>
             </w:pPr>
-            <w:hyperlink w:history="1" r:id="rIdfvbdhchnu-_8gpunc4doy">
+            <w:hyperlink w:history="1" r:id="rIdvnn-c8x7lremqpeuvv9lw">
               <w:r>
                 <w:rPr>
                   <w:rFonts w:ascii="Arial" w:cs="Arial" w:eastAsia="Arial" w:hAnsi="Arial"/>
@@ -31203,7 +31203,7 @@
               <w:spacing w:after="10" w:before="0"/>
               <w:ind w:left="120"/>
             </w:pPr>
-            <w:hyperlink w:history="1" r:id="rIds0dfuqd3pxdtwzzgc2sn5">
+            <w:hyperlink w:history="1" r:id="rId7rvhu9ctkxohv3ctftfoh">
               <w:r>
                 <w:rPr>
                   <w:rFonts w:ascii="Arial" w:cs="Arial" w:eastAsia="Arial" w:hAnsi="Arial"/>
@@ -31715,7 +31715,7 @@
         </w:rPr>
         <w:t xml:space="preserve">© 2026 SeaVuria and ARES. Aligned with KICD objectives. Developed by SeaVuria; technical implementation by ARES (with AI assistance from Claude). Licensed under </w:t>
       </w:r>
-      <w:hyperlink w:history="1" r:id="rId_u2gkfg8otarih2v6jfxx">
+      <w:hyperlink w:history="1" r:id="rIdesi32btvkb_kbigmfgsei">
         <w:r>
           <w:rPr>
             <w:rFonts w:ascii="Arial" w:cs="Arial" w:eastAsia="Arial" w:hAnsi="Arial"/>
@@ -31736,7 +31736,7 @@
         </w:rPr>
         <w:t xml:space="preserve"> (</w:t>
       </w:r>
-      <w:hyperlink w:history="1" r:id="rIdnix9o33qwspxpmjnuy5ce">
+      <w:hyperlink w:history="1" r:id="rIdy_cyzc53lat0gizowpaxh">
         <w:r>
           <w:rPr>
             <w:rFonts w:ascii="Arial" w:cs="Arial" w:eastAsia="Arial" w:hAnsi="Arial"/>

--- a/data/outputs/v2/Grade11/Biology/Lesson_Plans/SS1.4_Cell_Division/Biology_Cell_Division_CBE_LessonSequence.docx
+++ b/data/outputs/v2/Grade11/Biology/Lesson_Plans/SS1.4_Cell_Division/Biology_Cell_Division_CBE_LessonSequence.docx
@@ -2172,7 +2172,7 @@
         </w:rPr>
         <w:t xml:space="preserve">© 2026 SeaVuria and ARES. This work is licensed under a </w:t>
       </w:r>
-      <w:hyperlink w:history="1" r:id="rIdljapd4hy3kt0d8p02d-in">
+      <w:hyperlink w:history="1" r:id="rIdduh_3bnxqocrcnujsjuyw">
         <w:r>
           <w:rPr>
             <w:rFonts w:ascii="Arial" w:cs="Arial" w:eastAsia="Arial" w:hAnsi="Arial"/>
@@ -2192,7 +2192,7 @@
         </w:rPr>
         <w:t xml:space="preserve"> (</w:t>
       </w:r>
-      <w:hyperlink w:history="1" r:id="rIdbtwzn4crk_9w0mzby0ypg">
+      <w:hyperlink w:history="1" r:id="rIdmwbh611ck8kp1kfb9ygt8">
         <w:r>
           <w:rPr>
             <w:rFonts w:ascii="Arial" w:cs="Arial" w:eastAsia="Arial" w:hAnsi="Arial"/>
@@ -2212,7 +2212,7 @@
         </w:rPr>
         <w:t xml:space="preserve">). To view a copy of this license, visit </w:t>
       </w:r>
-      <w:hyperlink w:history="1" r:id="rIdtvqzomgwoykwmlrv33c4b">
+      <w:hyperlink w:history="1" r:id="rId_sp7fap4dw3o5y1-ckuas">
         <w:r>
           <w:rPr>
             <w:rFonts w:ascii="Arial" w:cs="Arial" w:eastAsia="Arial" w:hAnsi="Arial"/>
@@ -3224,7 +3224,7 @@
             <w:pPr>
               <w:spacing w:after="20" w:before="0"/>
             </w:pPr>
-            <w:hyperlink w:history="1" r:id="rId_qfofgbxehq27spvnski1">
+            <w:hyperlink w:history="1" r:id="rIdkxxnog0e0ftmgdxfvzfbo">
               <w:r>
                 <w:rPr>
                   <w:rFonts w:ascii="Arial" w:cs="Arial" w:eastAsia="Arial" w:hAnsi="Arial"/>
@@ -3257,7 +3257,7 @@
               <w:spacing w:after="10" w:before="0"/>
               <w:ind w:left="120"/>
             </w:pPr>
-            <w:hyperlink w:history="1" r:id="rIdrkw1mrg5kqyxihmwo4zko">
+            <w:hyperlink w:history="1" r:id="rIdqkgbn7e8r0_d9d0nhoshw">
               <w:r>
                 <w:rPr>
                   <w:rFonts w:ascii="Arial" w:cs="Arial" w:eastAsia="Arial" w:hAnsi="Arial"/>
@@ -3302,7 +3302,7 @@
             <w:pPr>
               <w:spacing w:after="20" w:before="0"/>
             </w:pPr>
-            <w:hyperlink w:history="1" r:id="rIdwvrgw_bz3nx9dmgl0xrgh">
+            <w:hyperlink w:history="1" r:id="rIdsxugw53bczw_7ybvaaskd">
               <w:r>
                 <w:rPr>
                   <w:rFonts w:ascii="Arial" w:cs="Arial" w:eastAsia="Arial" w:hAnsi="Arial"/>
@@ -3351,7 +3351,7 @@
               <w:spacing w:after="10" w:before="0"/>
               <w:ind w:left="120"/>
             </w:pPr>
-            <w:hyperlink w:history="1" r:id="rId-rjhkeocvdth4uokhl1-u">
+            <w:hyperlink w:history="1" r:id="rIdm7lsfxecvvfl2ltdw23ph">
               <w:r>
                 <w:rPr>
                   <w:rFonts w:ascii="Arial" w:cs="Arial" w:eastAsia="Arial" w:hAnsi="Arial"/>
@@ -3546,7 +3546,7 @@
             <w:pPr>
               <w:spacing w:after="20" w:before="0"/>
             </w:pPr>
-            <w:hyperlink w:history="1" r:id="rIdkoe0n4hv1whxklxh5-jeo">
+            <w:hyperlink w:history="1" r:id="rIduvrbshqjkacz3hix6dnaq">
               <w:r>
                 <w:rPr>
                   <w:rFonts w:ascii="Arial" w:cs="Arial" w:eastAsia="Arial" w:hAnsi="Arial"/>
@@ -3579,7 +3579,7 @@
               <w:spacing w:after="10" w:before="0"/>
               <w:ind w:left="120"/>
             </w:pPr>
-            <w:hyperlink w:history="1" r:id="rIdggq5uhwnhopc5inoupaoj">
+            <w:hyperlink w:history="1" r:id="rId-mgftiuwekw8dshuumefa">
               <w:r>
                 <w:rPr>
                   <w:rFonts w:ascii="Arial" w:cs="Arial" w:eastAsia="Arial" w:hAnsi="Arial"/>
@@ -3624,7 +3624,7 @@
             <w:pPr>
               <w:spacing w:after="20" w:before="0"/>
             </w:pPr>
-            <w:hyperlink w:history="1" r:id="rIdvewnkxlmq_izrtm-narqz">
+            <w:hyperlink w:history="1" r:id="rId9sg8zvytabgyef_1y7b_4">
               <w:r>
                 <w:rPr>
                   <w:rFonts w:ascii="Arial" w:cs="Arial" w:eastAsia="Arial" w:hAnsi="Arial"/>
@@ -3673,7 +3673,7 @@
               <w:spacing w:after="10" w:before="0"/>
               <w:ind w:left="120"/>
             </w:pPr>
-            <w:hyperlink w:history="1" r:id="rIdv5poqqwkaxlna8bmkfbt-">
+            <w:hyperlink w:history="1" r:id="rIdpwoschbtimpc9kfvmd1-_">
               <w:r>
                 <w:rPr>
                   <w:rFonts w:ascii="Arial" w:cs="Arial" w:eastAsia="Arial" w:hAnsi="Arial"/>
@@ -3868,7 +3868,7 @@
             <w:pPr>
               <w:spacing w:after="20" w:before="0"/>
             </w:pPr>
-            <w:hyperlink w:history="1" r:id="rIdmzi6uyb3mifsxxry2x_wy">
+            <w:hyperlink w:history="1" r:id="rIdlbh2e1pf2qsx5dynlcqg_">
               <w:r>
                 <w:rPr>
                   <w:rFonts w:ascii="Arial" w:cs="Arial" w:eastAsia="Arial" w:hAnsi="Arial"/>
@@ -3901,7 +3901,7 @@
               <w:spacing w:after="10" w:before="0"/>
               <w:ind w:left="120"/>
             </w:pPr>
-            <w:hyperlink w:history="1" r:id="rIdrac4dqkriwjdsin67n40n">
+            <w:hyperlink w:history="1" r:id="rIdkbsk7rlgm0xizuew2_8rz">
               <w:r>
                 <w:rPr>
                   <w:rFonts w:ascii="Arial" w:cs="Arial" w:eastAsia="Arial" w:hAnsi="Arial"/>
@@ -3946,7 +3946,7 @@
             <w:pPr>
               <w:spacing w:after="20" w:before="0"/>
             </w:pPr>
-            <w:hyperlink w:history="1" r:id="rIdh7b57v9otwfd8cct6r9dg">
+            <w:hyperlink w:history="1" r:id="rId00bztv0jaf8r1ln2twghx">
               <w:r>
                 <w:rPr>
                   <w:rFonts w:ascii="Arial" w:cs="Arial" w:eastAsia="Arial" w:hAnsi="Arial"/>
@@ -3995,7 +3995,7 @@
               <w:spacing w:after="10" w:before="0"/>
               <w:ind w:left="120"/>
             </w:pPr>
-            <w:hyperlink w:history="1" r:id="rId6ndz3apvbc0q6kjwzt54p">
+            <w:hyperlink w:history="1" r:id="rId2xxaawu4gens2lrngsyi0">
               <w:r>
                 <w:rPr>
                   <w:rFonts w:ascii="Arial" w:cs="Arial" w:eastAsia="Arial" w:hAnsi="Arial"/>
@@ -4190,7 +4190,7 @@
             <w:pPr>
               <w:spacing w:after="20" w:before="0"/>
             </w:pPr>
-            <w:hyperlink w:history="1" r:id="rIdfpa_yxnkjyawmtxcy_tiu">
+            <w:hyperlink w:history="1" r:id="rIdkhd1oteexyccsegr7fbsa">
               <w:r>
                 <w:rPr>
                   <w:rFonts w:ascii="Arial" w:cs="Arial" w:eastAsia="Arial" w:hAnsi="Arial"/>
@@ -4223,7 +4223,7 @@
               <w:spacing w:after="10" w:before="0"/>
               <w:ind w:left="120"/>
             </w:pPr>
-            <w:hyperlink w:history="1" r:id="rIdq0t45iimfo4ryowb0umkq">
+            <w:hyperlink w:history="1" r:id="rId59k3oj9ra4fxkci8dzfyw">
               <w:r>
                 <w:rPr>
                   <w:rFonts w:ascii="Arial" w:cs="Arial" w:eastAsia="Arial" w:hAnsi="Arial"/>
@@ -4268,7 +4268,7 @@
             <w:pPr>
               <w:spacing w:after="20" w:before="0"/>
             </w:pPr>
-            <w:hyperlink w:history="1" r:id="rIdanc3y7ghybpzlsorl8qly">
+            <w:hyperlink w:history="1" r:id="rIdexocf5tscaokvrnwi4bmo">
               <w:r>
                 <w:rPr>
                   <w:rFonts w:ascii="Arial" w:cs="Arial" w:eastAsia="Arial" w:hAnsi="Arial"/>
@@ -4317,7 +4317,7 @@
               <w:spacing w:after="10" w:before="0"/>
               <w:ind w:left="120"/>
             </w:pPr>
-            <w:hyperlink w:history="1" r:id="rIdx1lqs9tei8nlhpkf90yqv">
+            <w:hyperlink w:history="1" r:id="rId7hiryutziohwltk1ru6qf">
               <w:r>
                 <w:rPr>
                   <w:rFonts w:ascii="Arial" w:cs="Arial" w:eastAsia="Arial" w:hAnsi="Arial"/>
@@ -4512,7 +4512,7 @@
             <w:pPr>
               <w:spacing w:after="20" w:before="0"/>
             </w:pPr>
-            <w:hyperlink w:history="1" r:id="rId91u0cj0ek8mted2pr3zr4">
+            <w:hyperlink w:history="1" r:id="rId0xorh6bpay4wd1jaohzwd">
               <w:r>
                 <w:rPr>
                   <w:rFonts w:ascii="Arial" w:cs="Arial" w:eastAsia="Arial" w:hAnsi="Arial"/>
@@ -4561,7 +4561,7 @@
               <w:spacing w:after="10" w:before="0"/>
               <w:ind w:left="120"/>
             </w:pPr>
-            <w:hyperlink w:history="1" r:id="rIducr_ea9gagx9mnej3bijn">
+            <w:hyperlink w:history="1" r:id="rIdhzoccj-u_y1gebgcn9ijx">
               <w:r>
                 <w:rPr>
                   <w:rFonts w:ascii="Arial" w:cs="Arial" w:eastAsia="Arial" w:hAnsi="Arial"/>
@@ -4606,7 +4606,7 @@
             <w:pPr>
               <w:spacing w:after="20" w:before="0"/>
             </w:pPr>
-            <w:hyperlink w:history="1" r:id="rIdubsir2wvolkiaiqx1dmh6">
+            <w:hyperlink w:history="1" r:id="rId0fn5ghmjqwecpn-1xa18j">
               <w:r>
                 <w:rPr>
                   <w:rFonts w:ascii="Arial" w:cs="Arial" w:eastAsia="Arial" w:hAnsi="Arial"/>
@@ -4655,7 +4655,7 @@
               <w:spacing w:after="10" w:before="0"/>
               <w:ind w:left="120"/>
             </w:pPr>
-            <w:hyperlink w:history="1" r:id="rIdgxs42opsjcgmic-amvrtj">
+            <w:hyperlink w:history="1" r:id="rIdyhksmxvhluohlcrteau8t">
               <w:r>
                 <w:rPr>
                   <w:rFonts w:ascii="Arial" w:cs="Arial" w:eastAsia="Arial" w:hAnsi="Arial"/>
@@ -5167,7 +5167,7 @@
         </w:rPr>
         <w:t xml:space="preserve">© 2026 SeaVuria and ARES. Aligned with KICD objectives. Developed by SeaVuria; technical implementation by ARES (with AI assistance from Claude). Licensed under </w:t>
       </w:r>
-      <w:hyperlink w:history="1" r:id="rId4irpr_8wnmcosjf1ofnzm">
+      <w:hyperlink w:history="1" r:id="rIdtdppjroak8tvkbbqth8vu">
         <w:r>
           <w:rPr>
             <w:rFonts w:ascii="Arial" w:cs="Arial" w:eastAsia="Arial" w:hAnsi="Arial"/>
@@ -5188,7 +5188,7 @@
         </w:rPr>
         <w:t xml:space="preserve"> (</w:t>
       </w:r>
-      <w:hyperlink w:history="1" r:id="rIdwx5lhm8jgrolwc-uf7jjh">
+      <w:hyperlink w:history="1" r:id="rIdnxxsauweqldg3a60dcg1q">
         <w:r>
           <w:rPr>
             <w:rFonts w:ascii="Arial" w:cs="Arial" w:eastAsia="Arial" w:hAnsi="Arial"/>
@@ -6201,7 +6201,7 @@
             <w:pPr>
               <w:spacing w:after="20" w:before="0"/>
             </w:pPr>
-            <w:hyperlink w:history="1" r:id="rIdfp8vzcll5ufssbczkzbf2">
+            <w:hyperlink w:history="1" r:id="rIdazup3jh12vvaudypssn5m">
               <w:r>
                 <w:rPr>
                   <w:rFonts w:ascii="Arial" w:cs="Arial" w:eastAsia="Arial" w:hAnsi="Arial"/>
@@ -6234,7 +6234,7 @@
               <w:spacing w:after="10" w:before="0"/>
               <w:ind w:left="120"/>
             </w:pPr>
-            <w:hyperlink w:history="1" r:id="rIdzl3alvbelpnktuion0asy">
+            <w:hyperlink w:history="1" r:id="rId-bxazuln613ypbjx7blgx">
               <w:r>
                 <w:rPr>
                   <w:rFonts w:ascii="Arial" w:cs="Arial" w:eastAsia="Arial" w:hAnsi="Arial"/>
@@ -6296,7 +6296,7 @@
               <w:spacing w:after="10" w:before="0"/>
               <w:ind w:left="120"/>
             </w:pPr>
-            <w:hyperlink w:history="1" r:id="rIddj6iweowdntw-n_gzlo_e">
+            <w:hyperlink w:history="1" r:id="rIdj222hbhdv-n22ye53sver">
               <w:r>
                 <w:rPr>
                   <w:rFonts w:ascii="Arial" w:cs="Arial" w:eastAsia="Arial" w:hAnsi="Arial"/>
@@ -6506,7 +6506,7 @@
             <w:pPr>
               <w:spacing w:after="20" w:before="0"/>
             </w:pPr>
-            <w:hyperlink w:history="1" r:id="rId6bdapumiooqa08dtst6zv">
+            <w:hyperlink w:history="1" r:id="rIdcls8jggwvlfymxiqw9qy0">
               <w:r>
                 <w:rPr>
                   <w:rFonts w:ascii="Arial" w:cs="Arial" w:eastAsia="Arial" w:hAnsi="Arial"/>
@@ -6539,7 +6539,7 @@
               <w:spacing w:after="10" w:before="0"/>
               <w:ind w:left="120"/>
             </w:pPr>
-            <w:hyperlink w:history="1" r:id="rIdmvhheefwl1p41lxcf_5g_">
+            <w:hyperlink w:history="1" r:id="rIdl-46_z33pdmyzu9xu8h1x">
               <w:r>
                 <w:rPr>
                   <w:rFonts w:ascii="Arial" w:cs="Arial" w:eastAsia="Arial" w:hAnsi="Arial"/>
@@ -6601,7 +6601,7 @@
               <w:spacing w:after="10" w:before="0"/>
               <w:ind w:left="120"/>
             </w:pPr>
-            <w:hyperlink w:history="1" r:id="rId4_cr7qwdftbn_rljf3uby">
+            <w:hyperlink w:history="1" r:id="rIdgk4wvwbn1zxkz5kwb0rt4">
               <w:r>
                 <w:rPr>
                   <w:rFonts w:ascii="Arial" w:cs="Arial" w:eastAsia="Arial" w:hAnsi="Arial"/>
@@ -6811,7 +6811,7 @@
             <w:pPr>
               <w:spacing w:after="20" w:before="0"/>
             </w:pPr>
-            <w:hyperlink w:history="1" r:id="rIdai4yyxqy0fet91f2uhtfr">
+            <w:hyperlink w:history="1" r:id="rIdeab1aqkbalilr4yinwcsw">
               <w:r>
                 <w:rPr>
                   <w:rFonts w:ascii="Arial" w:cs="Arial" w:eastAsia="Arial" w:hAnsi="Arial"/>
@@ -6844,7 +6844,7 @@
               <w:spacing w:after="10" w:before="0"/>
               <w:ind w:left="120"/>
             </w:pPr>
-            <w:hyperlink w:history="1" r:id="rIdk8de2r9xfsxzfcgltagtc">
+            <w:hyperlink w:history="1" r:id="rIdvic2s0bcfp624qdl1mbmg">
               <w:r>
                 <w:rPr>
                   <w:rFonts w:ascii="Arial" w:cs="Arial" w:eastAsia="Arial" w:hAnsi="Arial"/>
@@ -6906,7 +6906,7 @@
               <w:spacing w:after="10" w:before="0"/>
               <w:ind w:left="120"/>
             </w:pPr>
-            <w:hyperlink w:history="1" r:id="rIdx2jzuotuffo-d3bhs6kik">
+            <w:hyperlink w:history="1" r:id="rIdmcyu1zywyzacumjhx3qgv">
               <w:r>
                 <w:rPr>
                   <w:rFonts w:ascii="Arial" w:cs="Arial" w:eastAsia="Arial" w:hAnsi="Arial"/>
@@ -7116,7 +7116,7 @@
             <w:pPr>
               <w:spacing w:after="20" w:before="0"/>
             </w:pPr>
-            <w:hyperlink w:history="1" r:id="rIdl5-va8h6c7_jqp-cenwwe">
+            <w:hyperlink w:history="1" r:id="rIdorlry9iqwsurinv-f91j7">
               <w:r>
                 <w:rPr>
                   <w:rFonts w:ascii="Arial" w:cs="Arial" w:eastAsia="Arial" w:hAnsi="Arial"/>
@@ -7149,7 +7149,7 @@
               <w:spacing w:after="10" w:before="0"/>
               <w:ind w:left="120"/>
             </w:pPr>
-            <w:hyperlink w:history="1" r:id="rIdj65kwocpjan1yl5yi6eyy">
+            <w:hyperlink w:history="1" r:id="rIdn4zhnechfye_ng7bzvwho">
               <w:r>
                 <w:rPr>
                   <w:rFonts w:ascii="Arial" w:cs="Arial" w:eastAsia="Arial" w:hAnsi="Arial"/>
@@ -7211,7 +7211,7 @@
               <w:spacing w:after="10" w:before="0"/>
               <w:ind w:left="120"/>
             </w:pPr>
-            <w:hyperlink w:history="1" r:id="rIdjmrfyaguhcqmyuyes6dci">
+            <w:hyperlink w:history="1" r:id="rIddcr7fh3l34j7jkg3iwpe6">
               <w:r>
                 <w:rPr>
                   <w:rFonts w:ascii="Arial" w:cs="Arial" w:eastAsia="Arial" w:hAnsi="Arial"/>
@@ -7421,7 +7421,7 @@
             <w:pPr>
               <w:spacing w:after="20" w:before="0"/>
             </w:pPr>
-            <w:hyperlink w:history="1" r:id="rIdiaue9kwtqjhux7gcgom81">
+            <w:hyperlink w:history="1" r:id="rIdn3wsaw2bc6ey8qmrpk2si">
               <w:r>
                 <w:rPr>
                   <w:rFonts w:ascii="Arial" w:cs="Arial" w:eastAsia="Arial" w:hAnsi="Arial"/>
@@ -7470,7 +7470,7 @@
               <w:spacing w:after="10" w:before="0"/>
               <w:ind w:left="120"/>
             </w:pPr>
-            <w:hyperlink w:history="1" r:id="rIdyax4suax3ekxnl-yqpceh">
+            <w:hyperlink w:history="1" r:id="rId2eqpg_0mxnyrgu6xz8edh">
               <w:r>
                 <w:rPr>
                   <w:rFonts w:ascii="Arial" w:cs="Arial" w:eastAsia="Arial" w:hAnsi="Arial"/>
@@ -7532,7 +7532,7 @@
               <w:spacing w:after="10" w:before="0"/>
               <w:ind w:left="120"/>
             </w:pPr>
-            <w:hyperlink w:history="1" r:id="rIdsskoyhkc0bf0vadhozo6g">
+            <w:hyperlink w:history="1" r:id="rIdm2os72n8o0-t1-psroytl">
               <w:r>
                 <w:rPr>
                   <w:rFonts w:ascii="Arial" w:cs="Arial" w:eastAsia="Arial" w:hAnsi="Arial"/>
@@ -8059,7 +8059,7 @@
         </w:rPr>
         <w:t xml:space="preserve">© 2026 SeaVuria and ARES. Aligned with KICD objectives. Developed by SeaVuria; technical implementation by ARES (with AI assistance from Claude). Licensed under </w:t>
       </w:r>
-      <w:hyperlink w:history="1" r:id="rIdff5i__v8pkoks2evtd1kn">
+      <w:hyperlink w:history="1" r:id="rIdxpxqlf7g3y9pmn71car8i">
         <w:r>
           <w:rPr>
             <w:rFonts w:ascii="Arial" w:cs="Arial" w:eastAsia="Arial" w:hAnsi="Arial"/>
@@ -8080,7 +8080,7 @@
         </w:rPr>
         <w:t xml:space="preserve"> (</w:t>
       </w:r>
-      <w:hyperlink w:history="1" r:id="rIdi1hagui4r26hxhr0dqoy5">
+      <w:hyperlink w:history="1" r:id="rIdbn8qtquyzir57l2unckwj">
         <w:r>
           <w:rPr>
             <w:rFonts w:ascii="Arial" w:cs="Arial" w:eastAsia="Arial" w:hAnsi="Arial"/>
@@ -9093,7 +9093,7 @@
             <w:pPr>
               <w:spacing w:after="20" w:before="0"/>
             </w:pPr>
-            <w:hyperlink w:history="1" r:id="rIdisquvqyzahj_urzmgmfp_">
+            <w:hyperlink w:history="1" r:id="rIdflpcmvovifcop-r8mwxu_">
               <w:r>
                 <w:rPr>
                   <w:rFonts w:ascii="Arial" w:cs="Arial" w:eastAsia="Arial" w:hAnsi="Arial"/>
@@ -9126,7 +9126,7 @@
               <w:spacing w:after="10" w:before="0"/>
               <w:ind w:left="120"/>
             </w:pPr>
-            <w:hyperlink w:history="1" r:id="rId0b-3s8vtxopdukbciawjf">
+            <w:hyperlink w:history="1" r:id="rIdihsnd-dkaoezmezrm2iem">
               <w:r>
                 <w:rPr>
                   <w:rFonts w:ascii="Arial" w:cs="Arial" w:eastAsia="Arial" w:hAnsi="Arial"/>
@@ -9171,7 +9171,7 @@
             <w:pPr>
               <w:spacing w:after="20" w:before="0"/>
             </w:pPr>
-            <w:hyperlink w:history="1" r:id="rIdmosmjyhdmfyfezwz0yl4a">
+            <w:hyperlink w:history="1" r:id="rId23if_hqzqi6hw7rkz1fw2">
               <w:r>
                 <w:rPr>
                   <w:rFonts w:ascii="Arial" w:cs="Arial" w:eastAsia="Arial" w:hAnsi="Arial"/>
@@ -9204,7 +9204,7 @@
               <w:spacing w:after="10" w:before="0"/>
               <w:ind w:left="120"/>
             </w:pPr>
-            <w:hyperlink w:history="1" r:id="rIdfmhw0ef4drsyzaa1eopve">
+            <w:hyperlink w:history="1" r:id="rIdelk2g6m5dmkz1kfwpdkzk">
               <w:r>
                 <w:rPr>
                   <w:rFonts w:ascii="Arial" w:cs="Arial" w:eastAsia="Arial" w:hAnsi="Arial"/>
@@ -9399,7 +9399,7 @@
             <w:pPr>
               <w:spacing w:after="20" w:before="0"/>
             </w:pPr>
-            <w:hyperlink w:history="1" r:id="rIdds3a4igvewbdfm6miuqnv">
+            <w:hyperlink w:history="1" r:id="rId3ybmjhrqx8rrdu04trblz">
               <w:r>
                 <w:rPr>
                   <w:rFonts w:ascii="Arial" w:cs="Arial" w:eastAsia="Arial" w:hAnsi="Arial"/>
@@ -9432,7 +9432,7 @@
               <w:spacing w:after="10" w:before="0"/>
               <w:ind w:left="120"/>
             </w:pPr>
-            <w:hyperlink w:history="1" r:id="rId0qnnizx8pqpjw8wofminf">
+            <w:hyperlink w:history="1" r:id="rIdfy5jx1vy-hoarwg9no3bt">
               <w:r>
                 <w:rPr>
                   <w:rFonts w:ascii="Arial" w:cs="Arial" w:eastAsia="Arial" w:hAnsi="Arial"/>
@@ -9477,7 +9477,7 @@
             <w:pPr>
               <w:spacing w:after="20" w:before="0"/>
             </w:pPr>
-            <w:hyperlink w:history="1" r:id="rId85d74px_2puxwn1p9zpfd">
+            <w:hyperlink w:history="1" r:id="rIded9rqlpul66bp6gilehhl">
               <w:r>
                 <w:rPr>
                   <w:rFonts w:ascii="Arial" w:cs="Arial" w:eastAsia="Arial" w:hAnsi="Arial"/>
@@ -9510,7 +9510,7 @@
               <w:spacing w:after="10" w:before="0"/>
               <w:ind w:left="120"/>
             </w:pPr>
-            <w:hyperlink w:history="1" r:id="rIduwqlekj7ef-u8ggxikvgm">
+            <w:hyperlink w:history="1" r:id="rIdvmmojwhstgdizcz2ugj5w">
               <w:r>
                 <w:rPr>
                   <w:rFonts w:ascii="Arial" w:cs="Arial" w:eastAsia="Arial" w:hAnsi="Arial"/>
@@ -9705,7 +9705,7 @@
             <w:pPr>
               <w:spacing w:after="20" w:before="0"/>
             </w:pPr>
-            <w:hyperlink w:history="1" r:id="rIdsqf5ek22divmxg9hwof-i">
+            <w:hyperlink w:history="1" r:id="rIdcmugm_1-v7uj7sd43rjny">
               <w:r>
                 <w:rPr>
                   <w:rFonts w:ascii="Arial" w:cs="Arial" w:eastAsia="Arial" w:hAnsi="Arial"/>
@@ -9754,7 +9754,7 @@
               <w:spacing w:after="10" w:before="0"/>
               <w:ind w:left="120"/>
             </w:pPr>
-            <w:hyperlink w:history="1" r:id="rIdc6zl8ubi6lil4o1f3zojf">
+            <w:hyperlink w:history="1" r:id="rIdaxx236ez0l4j29h2bb51g">
               <w:r>
                 <w:rPr>
                   <w:rFonts w:ascii="Arial" w:cs="Arial" w:eastAsia="Arial" w:hAnsi="Arial"/>
@@ -9799,7 +9799,7 @@
             <w:pPr>
               <w:spacing w:after="20" w:before="0"/>
             </w:pPr>
-            <w:hyperlink w:history="1" r:id="rIdvwxekgy6agh_zlij6ik0j">
+            <w:hyperlink w:history="1" r:id="rIduosdm1iseyaervc93i7ti">
               <w:r>
                 <w:rPr>
                   <w:rFonts w:ascii="Arial" w:cs="Arial" w:eastAsia="Arial" w:hAnsi="Arial"/>
@@ -9832,7 +9832,7 @@
               <w:spacing w:after="10" w:before="0"/>
               <w:ind w:left="120"/>
             </w:pPr>
-            <w:hyperlink w:history="1" r:id="rIdxfs0y-9byvgvzxn9fxd1g">
+            <w:hyperlink w:history="1" r:id="rIdqhtgpg8_6xg_z49hk0uj2">
               <w:r>
                 <w:rPr>
                   <w:rFonts w:ascii="Arial" w:cs="Arial" w:eastAsia="Arial" w:hAnsi="Arial"/>
@@ -10027,7 +10027,7 @@
             <w:pPr>
               <w:spacing w:after="20" w:before="0"/>
             </w:pPr>
-            <w:hyperlink w:history="1" r:id="rIdzvcdb1w0zsvkc2ld4tizy">
+            <w:hyperlink w:history="1" r:id="rIdb0wlmmsjc6rjd2ccbldrp">
               <w:r>
                 <w:rPr>
                   <w:rFonts w:ascii="Arial" w:cs="Arial" w:eastAsia="Arial" w:hAnsi="Arial"/>
@@ -10076,7 +10076,7 @@
               <w:spacing w:after="10" w:before="0"/>
               <w:ind w:left="120"/>
             </w:pPr>
-            <w:hyperlink w:history="1" r:id="rIdpzbuktqdwp4-ae1zmr39a">
+            <w:hyperlink w:history="1" r:id="rIdi0u-9xjjzpwhukckyul6w">
               <w:r>
                 <w:rPr>
                   <w:rFonts w:ascii="Arial" w:cs="Arial" w:eastAsia="Arial" w:hAnsi="Arial"/>
@@ -10121,7 +10121,7 @@
             <w:pPr>
               <w:spacing w:after="20" w:before="0"/>
             </w:pPr>
-            <w:hyperlink w:history="1" r:id="rIdvp6x8zfh9iuk_sc1grib7">
+            <w:hyperlink w:history="1" r:id="rIdml5x6cqg4pq9jg1j_akl3">
               <w:r>
                 <w:rPr>
                   <w:rFonts w:ascii="Arial" w:cs="Arial" w:eastAsia="Arial" w:hAnsi="Arial"/>
@@ -10154,7 +10154,7 @@
               <w:spacing w:after="10" w:before="0"/>
               <w:ind w:left="120"/>
             </w:pPr>
-            <w:hyperlink w:history="1" r:id="rIdluibg3bb118nmte5tcydy">
+            <w:hyperlink w:history="1" r:id="rIdjvqp5pygiht1p0drctez0">
               <w:r>
                 <w:rPr>
                   <w:rFonts w:ascii="Arial" w:cs="Arial" w:eastAsia="Arial" w:hAnsi="Arial"/>
@@ -10349,7 +10349,7 @@
             <w:pPr>
               <w:spacing w:after="20" w:before="0"/>
             </w:pPr>
-            <w:hyperlink w:history="1" r:id="rIdb9gmth6apmcu-p1qig--p">
+            <w:hyperlink w:history="1" r:id="rIdndvkvcoxil7tqdchstros">
               <w:r>
                 <w:rPr>
                   <w:rFonts w:ascii="Arial" w:cs="Arial" w:eastAsia="Arial" w:hAnsi="Arial"/>
@@ -10398,7 +10398,7 @@
               <w:spacing w:after="10" w:before="0"/>
               <w:ind w:left="120"/>
             </w:pPr>
-            <w:hyperlink w:history="1" r:id="rId55z5-6f1zfrxsws1kafn_">
+            <w:hyperlink w:history="1" r:id="rIdaha5alrewonudmel12lgn">
               <w:r>
                 <w:rPr>
                   <w:rFonts w:ascii="Arial" w:cs="Arial" w:eastAsia="Arial" w:hAnsi="Arial"/>
@@ -10443,7 +10443,7 @@
             <w:pPr>
               <w:spacing w:after="20" w:before="0"/>
             </w:pPr>
-            <w:hyperlink w:history="1" r:id="rIdchzcauu6qwui-apvx19hb">
+            <w:hyperlink w:history="1" r:id="rIduvyeseu0n1alne1ddthjc">
               <w:r>
                 <w:rPr>
                   <w:rFonts w:ascii="Arial" w:cs="Arial" w:eastAsia="Arial" w:hAnsi="Arial"/>
@@ -10476,7 +10476,7 @@
               <w:spacing w:after="10" w:before="0"/>
               <w:ind w:left="120"/>
             </w:pPr>
-            <w:hyperlink w:history="1" r:id="rIdpawowjqfqeiuwkyplg2w3">
+            <w:hyperlink w:history="1" r:id="rIdhk2dfzibxfwcd5dzsbh-a">
               <w:r>
                 <w:rPr>
                   <w:rFonts w:ascii="Arial" w:cs="Arial" w:eastAsia="Arial" w:hAnsi="Arial"/>
@@ -10988,7 +10988,7 @@
         </w:rPr>
         <w:t xml:space="preserve">© 2026 SeaVuria and ARES. Aligned with KICD objectives. Developed by SeaVuria; technical implementation by ARES (with AI assistance from Claude). Licensed under </w:t>
       </w:r>
-      <w:hyperlink w:history="1" r:id="rIdypo9fkl_axc6a2xtvkgga">
+      <w:hyperlink w:history="1" r:id="rIdjywntyg-8bdqzwv_l3pp3">
         <w:r>
           <w:rPr>
             <w:rFonts w:ascii="Arial" w:cs="Arial" w:eastAsia="Arial" w:hAnsi="Arial"/>
@@ -11009,7 +11009,7 @@
         </w:rPr>
         <w:t xml:space="preserve"> (</w:t>
       </w:r>
-      <w:hyperlink w:history="1" r:id="rIdpx0vf_5x1hrkd2r_tses2">
+      <w:hyperlink w:history="1" r:id="rIdm8jfqdbp0fjy9u3qoflgl">
         <w:r>
           <w:rPr>
             <w:rFonts w:ascii="Arial" w:cs="Arial" w:eastAsia="Arial" w:hAnsi="Arial"/>
@@ -12022,7 +12022,7 @@
             <w:pPr>
               <w:spacing w:after="20" w:before="0"/>
             </w:pPr>
-            <w:hyperlink w:history="1" r:id="rIdzznvaweuvhrrqyctb_28e">
+            <w:hyperlink w:history="1" r:id="rIdndanbbm5jgcerk0z9w9tl">
               <w:r>
                 <w:rPr>
                   <w:rFonts w:ascii="Arial" w:cs="Arial" w:eastAsia="Arial" w:hAnsi="Arial"/>
@@ -12055,7 +12055,7 @@
               <w:spacing w:after="10" w:before="0"/>
               <w:ind w:left="120"/>
             </w:pPr>
-            <w:hyperlink w:history="1" r:id="rIdvao3eymasvisggpt5waub">
+            <w:hyperlink w:history="1" r:id="rIdlln9k1rmtvghka8zsxdh0">
               <w:r>
                 <w:rPr>
                   <w:rFonts w:ascii="Arial" w:cs="Arial" w:eastAsia="Arial" w:hAnsi="Arial"/>
@@ -12100,7 +12100,7 @@
             <w:pPr>
               <w:spacing w:after="20" w:before="0"/>
             </w:pPr>
-            <w:hyperlink w:history="1" r:id="rId7adyrrm_9bnce-ghf5-fb">
+            <w:hyperlink w:history="1" r:id="rIdvfvutn9hbfu1drkvofxcx">
               <w:r>
                 <w:rPr>
                   <w:rFonts w:ascii="Arial" w:cs="Arial" w:eastAsia="Arial" w:hAnsi="Arial"/>
@@ -12133,7 +12133,7 @@
               <w:spacing w:after="10" w:before="0"/>
               <w:ind w:left="120"/>
             </w:pPr>
-            <w:hyperlink w:history="1" r:id="rIdixyind2apwxezuh0sq0xj">
+            <w:hyperlink w:history="1" r:id="rId2iv5f_xnbflugbw3pqi-b">
               <w:r>
                 <w:rPr>
                   <w:rFonts w:ascii="Arial" w:cs="Arial" w:eastAsia="Arial" w:hAnsi="Arial"/>
@@ -12328,7 +12328,7 @@
             <w:pPr>
               <w:spacing w:after="20" w:before="0"/>
             </w:pPr>
-            <w:hyperlink w:history="1" r:id="rIdqtwisqdakayesgdevleux">
+            <w:hyperlink w:history="1" r:id="rIdww_wt5vjbbcjspghyztgt">
               <w:r>
                 <w:rPr>
                   <w:rFonts w:ascii="Arial" w:cs="Arial" w:eastAsia="Arial" w:hAnsi="Arial"/>
@@ -12361,7 +12361,7 @@
               <w:spacing w:after="10" w:before="0"/>
               <w:ind w:left="120"/>
             </w:pPr>
-            <w:hyperlink w:history="1" r:id="rIdxoqopgq7f-cihbevkiufm">
+            <w:hyperlink w:history="1" r:id="rId7cfcbuoyhphjlwfcealbo">
               <w:r>
                 <w:rPr>
                   <w:rFonts w:ascii="Arial" w:cs="Arial" w:eastAsia="Arial" w:hAnsi="Arial"/>
@@ -12406,7 +12406,7 @@
             <w:pPr>
               <w:spacing w:after="20" w:before="0"/>
             </w:pPr>
-            <w:hyperlink w:history="1" r:id="rIdgmxzktoatoraghrmsgbkz">
+            <w:hyperlink w:history="1" r:id="rId3ngfoz7pdbnkgfgkyxrbx">
               <w:r>
                 <w:rPr>
                   <w:rFonts w:ascii="Arial" w:cs="Arial" w:eastAsia="Arial" w:hAnsi="Arial"/>
@@ -12439,7 +12439,7 @@
               <w:spacing w:after="10" w:before="0"/>
               <w:ind w:left="120"/>
             </w:pPr>
-            <w:hyperlink w:history="1" r:id="rIdcilfpypwpowgeb1qq3bim">
+            <w:hyperlink w:history="1" r:id="rIdmitujhqf3fyeglgglsyi3">
               <w:r>
                 <w:rPr>
                   <w:rFonts w:ascii="Arial" w:cs="Arial" w:eastAsia="Arial" w:hAnsi="Arial"/>
@@ -12634,7 +12634,7 @@
             <w:pPr>
               <w:spacing w:after="20" w:before="0"/>
             </w:pPr>
-            <w:hyperlink w:history="1" r:id="rIdpxd9r7zwmeuy3uj-uw-lq">
+            <w:hyperlink w:history="1" r:id="rIdkya-6epiauw8xurnyow2-">
               <w:r>
                 <w:rPr>
                   <w:rFonts w:ascii="Arial" w:cs="Arial" w:eastAsia="Arial" w:hAnsi="Arial"/>
@@ -12683,7 +12683,7 @@
               <w:spacing w:after="10" w:before="0"/>
               <w:ind w:left="120"/>
             </w:pPr>
-            <w:hyperlink w:history="1" r:id="rId7c3_hn6azsaw4fmi9anrm">
+            <w:hyperlink w:history="1" r:id="rId1kdqpyc5wxi_o-xa7py1i">
               <w:r>
                 <w:rPr>
                   <w:rFonts w:ascii="Arial" w:cs="Arial" w:eastAsia="Arial" w:hAnsi="Arial"/>
@@ -12728,7 +12728,7 @@
             <w:pPr>
               <w:spacing w:after="20" w:before="0"/>
             </w:pPr>
-            <w:hyperlink w:history="1" r:id="rId3wdd5akwiyoq7bt5dkck_">
+            <w:hyperlink w:history="1" r:id="rIdgfgdbzntlhiohl2jwsv95">
               <w:r>
                 <w:rPr>
                   <w:rFonts w:ascii="Arial" w:cs="Arial" w:eastAsia="Arial" w:hAnsi="Arial"/>
@@ -12761,7 +12761,7 @@
               <w:spacing w:after="10" w:before="0"/>
               <w:ind w:left="120"/>
             </w:pPr>
-            <w:hyperlink w:history="1" r:id="rIdy3jwyauewyjmqpka98b0m">
+            <w:hyperlink w:history="1" r:id="rIdj0kjnyk2pcyfspdx77uwa">
               <w:r>
                 <w:rPr>
                   <w:rFonts w:ascii="Arial" w:cs="Arial" w:eastAsia="Arial" w:hAnsi="Arial"/>
@@ -12956,7 +12956,7 @@
             <w:pPr>
               <w:spacing w:after="20" w:before="0"/>
             </w:pPr>
-            <w:hyperlink w:history="1" r:id="rIdzr2g90blcafxhes-_zqoy">
+            <w:hyperlink w:history="1" r:id="rIdatbonquhgxlvblvat6rj1">
               <w:r>
                 <w:rPr>
                   <w:rFonts w:ascii="Arial" w:cs="Arial" w:eastAsia="Arial" w:hAnsi="Arial"/>
@@ -13005,7 +13005,7 @@
               <w:spacing w:after="10" w:before="0"/>
               <w:ind w:left="120"/>
             </w:pPr>
-            <w:hyperlink w:history="1" r:id="rIdtatlfe6fgwtdmlomdgsd2">
+            <w:hyperlink w:history="1" r:id="rIdhtbwbajeuxu7j5dd_mnnu">
               <w:r>
                 <w:rPr>
                   <w:rFonts w:ascii="Arial" w:cs="Arial" w:eastAsia="Arial" w:hAnsi="Arial"/>
@@ -13050,7 +13050,7 @@
             <w:pPr>
               <w:spacing w:after="20" w:before="0"/>
             </w:pPr>
-            <w:hyperlink w:history="1" r:id="rIdcuua07dekj_oy-ckpl2sb">
+            <w:hyperlink w:history="1" r:id="rIdky0l3u3nerdzr957kzjin">
               <w:r>
                 <w:rPr>
                   <w:rFonts w:ascii="Arial" w:cs="Arial" w:eastAsia="Arial" w:hAnsi="Arial"/>
@@ -13083,7 +13083,7 @@
               <w:spacing w:after="10" w:before="0"/>
               <w:ind w:left="120"/>
             </w:pPr>
-            <w:hyperlink w:history="1" r:id="rIdgn0v_ke37xfsyvub6lwuo">
+            <w:hyperlink w:history="1" r:id="rIdcpj0wwrkjvtq9jcg0cc5w">
               <w:r>
                 <w:rPr>
                   <w:rFonts w:ascii="Arial" w:cs="Arial" w:eastAsia="Arial" w:hAnsi="Arial"/>
@@ -13278,7 +13278,7 @@
             <w:pPr>
               <w:spacing w:after="20" w:before="0"/>
             </w:pPr>
-            <w:hyperlink w:history="1" r:id="rId_rjxj1l4o2sqrhydlcirn">
+            <w:hyperlink w:history="1" r:id="rIdrx4z1qpfblzromsdkcvzb">
               <w:r>
                 <w:rPr>
                   <w:rFonts w:ascii="Arial" w:cs="Arial" w:eastAsia="Arial" w:hAnsi="Arial"/>
@@ -13327,7 +13327,7 @@
               <w:spacing w:after="10" w:before="0"/>
               <w:ind w:left="120"/>
             </w:pPr>
-            <w:hyperlink w:history="1" r:id="rId5iuflzdgl8taebfbslswg">
+            <w:hyperlink w:history="1" r:id="rId7q503lfhqdj66dwtvsics">
               <w:r>
                 <w:rPr>
                   <w:rFonts w:ascii="Arial" w:cs="Arial" w:eastAsia="Arial" w:hAnsi="Arial"/>
@@ -13372,7 +13372,7 @@
             <w:pPr>
               <w:spacing w:after="20" w:before="0"/>
             </w:pPr>
-            <w:hyperlink w:history="1" r:id="rIdnpnuu6bfziqxu3kwg5wgd">
+            <w:hyperlink w:history="1" r:id="rId16bf36ekyhlamsqfaxpvy">
               <w:r>
                 <w:rPr>
                   <w:rFonts w:ascii="Arial" w:cs="Arial" w:eastAsia="Arial" w:hAnsi="Arial"/>
@@ -13405,7 +13405,7 @@
               <w:spacing w:after="10" w:before="0"/>
               <w:ind w:left="120"/>
             </w:pPr>
-            <w:hyperlink w:history="1" r:id="rIdrtkxaf3zgzbrky7ocpd4r">
+            <w:hyperlink w:history="1" r:id="rIdh_ctczvat1mqfsgbzjnc-">
               <w:r>
                 <w:rPr>
                   <w:rFonts w:ascii="Arial" w:cs="Arial" w:eastAsia="Arial" w:hAnsi="Arial"/>
@@ -13917,7 +13917,7 @@
         </w:rPr>
         <w:t xml:space="preserve">© 2026 SeaVuria and ARES. Aligned with KICD objectives. Developed by SeaVuria; technical implementation by ARES (with AI assistance from Claude). Licensed under </w:t>
       </w:r>
-      <w:hyperlink w:history="1" r:id="rIdfgq0wvtebm8mcximfxqbo">
+      <w:hyperlink w:history="1" r:id="rId67enolknqjb2kwzwxj-no">
         <w:r>
           <w:rPr>
             <w:rFonts w:ascii="Arial" w:cs="Arial" w:eastAsia="Arial" w:hAnsi="Arial"/>
@@ -13938,7 +13938,7 @@
         </w:rPr>
         <w:t xml:space="preserve"> (</w:t>
       </w:r>
-      <w:hyperlink w:history="1" r:id="rIddktpz0ksztlpfcqsue9m9">
+      <w:hyperlink w:history="1" r:id="rIdszjfbx9hdhqmrszvgpwcz">
         <w:r>
           <w:rPr>
             <w:rFonts w:ascii="Arial" w:cs="Arial" w:eastAsia="Arial" w:hAnsi="Arial"/>
@@ -14951,7 +14951,7 @@
             <w:pPr>
               <w:spacing w:after="20" w:before="0"/>
             </w:pPr>
-            <w:hyperlink w:history="1" r:id="rIdyyuvzkv9p0x5rs-nn-wbr">
+            <w:hyperlink w:history="1" r:id="rIdh99qwqnm0srupzmjvlqrp">
               <w:r>
                 <w:rPr>
                   <w:rFonts w:ascii="Arial" w:cs="Arial" w:eastAsia="Arial" w:hAnsi="Arial"/>
@@ -14984,7 +14984,7 @@
               <w:spacing w:after="10" w:before="0"/>
               <w:ind w:left="120"/>
             </w:pPr>
-            <w:hyperlink w:history="1" r:id="rIdhkfcffwdz86bauobx-no8">
+            <w:hyperlink w:history="1" r:id="rIdsjnyle3yxwgm6hhzgwcfn">
               <w:r>
                 <w:rPr>
                   <w:rFonts w:ascii="Arial" w:cs="Arial" w:eastAsia="Arial" w:hAnsi="Arial"/>
@@ -15029,7 +15029,7 @@
             <w:pPr>
               <w:spacing w:after="20" w:before="0"/>
             </w:pPr>
-            <w:hyperlink w:history="1" r:id="rId-069jvcis_z9kg999gk_k">
+            <w:hyperlink w:history="1" r:id="rIdcfuwejooz2kues-so9wnb">
               <w:r>
                 <w:rPr>
                   <w:rFonts w:ascii="Arial" w:cs="Arial" w:eastAsia="Arial" w:hAnsi="Arial"/>
@@ -15062,7 +15062,7 @@
               <w:spacing w:after="10" w:before="0"/>
               <w:ind w:left="120"/>
             </w:pPr>
-            <w:hyperlink w:history="1" r:id="rIdufhsp8ysg5qdtjauq2kbr">
+            <w:hyperlink w:history="1" r:id="rIdrwtxikmxl0her4i4dkldx">
               <w:r>
                 <w:rPr>
                   <w:rFonts w:ascii="Arial" w:cs="Arial" w:eastAsia="Arial" w:hAnsi="Arial"/>
@@ -15257,7 +15257,7 @@
             <w:pPr>
               <w:spacing w:after="20" w:before="0"/>
             </w:pPr>
-            <w:hyperlink w:history="1" r:id="rIdeueq6e4asadeyufuggk3d">
+            <w:hyperlink w:history="1" r:id="rIdlolvk1q9sggxwvzc7fiqm">
               <w:r>
                 <w:rPr>
                   <w:rFonts w:ascii="Arial" w:cs="Arial" w:eastAsia="Arial" w:hAnsi="Arial"/>
@@ -15290,7 +15290,7 @@
               <w:spacing w:after="10" w:before="0"/>
               <w:ind w:left="120"/>
             </w:pPr>
-            <w:hyperlink w:history="1" r:id="rId7o5r10xc0ex-ggqphckzc">
+            <w:hyperlink w:history="1" r:id="rIdsfbuhpa2jq5dxbhhi-jog">
               <w:r>
                 <w:rPr>
                   <w:rFonts w:ascii="Arial" w:cs="Arial" w:eastAsia="Arial" w:hAnsi="Arial"/>
@@ -15335,7 +15335,7 @@
             <w:pPr>
               <w:spacing w:after="20" w:before="0"/>
             </w:pPr>
-            <w:hyperlink w:history="1" r:id="rIdggu-zajk1adzi8aknrenm">
+            <w:hyperlink w:history="1" r:id="rIdkxvsfcgknkmlk201mg3rc">
               <w:r>
                 <w:rPr>
                   <w:rFonts w:ascii="Arial" w:cs="Arial" w:eastAsia="Arial" w:hAnsi="Arial"/>
@@ -15368,7 +15368,7 @@
               <w:spacing w:after="10" w:before="0"/>
               <w:ind w:left="120"/>
             </w:pPr>
-            <w:hyperlink w:history="1" r:id="rIdk6pwwbywp3gxccktdrl8r">
+            <w:hyperlink w:history="1" r:id="rIdnrcea_piyykyig8pi7ejc">
               <w:r>
                 <w:rPr>
                   <w:rFonts w:ascii="Arial" w:cs="Arial" w:eastAsia="Arial" w:hAnsi="Arial"/>
@@ -15563,7 +15563,7 @@
             <w:pPr>
               <w:spacing w:after="20" w:before="0"/>
             </w:pPr>
-            <w:hyperlink w:history="1" r:id="rId-n6r8v-6u30hccj4cc-am">
+            <w:hyperlink w:history="1" r:id="rIdx4xd_quqr8lxlmqnsf-dc">
               <w:r>
                 <w:rPr>
                   <w:rFonts w:ascii="Arial" w:cs="Arial" w:eastAsia="Arial" w:hAnsi="Arial"/>
@@ -15612,7 +15612,7 @@
               <w:spacing w:after="10" w:before="0"/>
               <w:ind w:left="120"/>
             </w:pPr>
-            <w:hyperlink w:history="1" r:id="rIdophilhmnjg9ho4lyqotfg">
+            <w:hyperlink w:history="1" r:id="rIdqzux3vznh0ntniocfwtia">
               <w:r>
                 <w:rPr>
                   <w:rFonts w:ascii="Arial" w:cs="Arial" w:eastAsia="Arial" w:hAnsi="Arial"/>
@@ -15657,7 +15657,7 @@
             <w:pPr>
               <w:spacing w:after="20" w:before="0"/>
             </w:pPr>
-            <w:hyperlink w:history="1" r:id="rId_1lteiowf1ppac6k_oza2">
+            <w:hyperlink w:history="1" r:id="rIdwfgsxc0uze8oqllogzntb">
               <w:r>
                 <w:rPr>
                   <w:rFonts w:ascii="Arial" w:cs="Arial" w:eastAsia="Arial" w:hAnsi="Arial"/>
@@ -15706,7 +15706,7 @@
               <w:spacing w:after="10" w:before="0"/>
               <w:ind w:left="120"/>
             </w:pPr>
-            <w:hyperlink w:history="1" r:id="rIddoe_dif4hclwf9dphyao1">
+            <w:hyperlink w:history="1" r:id="rId6qec0rtzm8xkjkvabjgse">
               <w:r>
                 <w:rPr>
                   <w:rFonts w:ascii="Arial" w:cs="Arial" w:eastAsia="Arial" w:hAnsi="Arial"/>
@@ -15901,7 +15901,7 @@
             <w:pPr>
               <w:spacing w:after="20" w:before="0"/>
             </w:pPr>
-            <w:hyperlink w:history="1" r:id="rIdklyxembuxf07nlzwfqps8">
+            <w:hyperlink w:history="1" r:id="rIdbaczzznqbifhufslkisod">
               <w:r>
                 <w:rPr>
                   <w:rFonts w:ascii="Arial" w:cs="Arial" w:eastAsia="Arial" w:hAnsi="Arial"/>
@@ -15950,7 +15950,7 @@
               <w:spacing w:after="10" w:before="0"/>
               <w:ind w:left="120"/>
             </w:pPr>
-            <w:hyperlink w:history="1" r:id="rIdueamcv63xzqh7peqpp71f">
+            <w:hyperlink w:history="1" r:id="rIdrhri8scgmh6llkxpbacgr">
               <w:r>
                 <w:rPr>
                   <w:rFonts w:ascii="Arial" w:cs="Arial" w:eastAsia="Arial" w:hAnsi="Arial"/>
@@ -15995,7 +15995,7 @@
             <w:pPr>
               <w:spacing w:after="20" w:before="0"/>
             </w:pPr>
-            <w:hyperlink w:history="1" r:id="rIdnmtxpose3qzayfukk3edw">
+            <w:hyperlink w:history="1" r:id="rIdzvyqaznel-mp_6yfkughd">
               <w:r>
                 <w:rPr>
                   <w:rFonts w:ascii="Arial" w:cs="Arial" w:eastAsia="Arial" w:hAnsi="Arial"/>
@@ -16044,7 +16044,7 @@
               <w:spacing w:after="10" w:before="0"/>
               <w:ind w:left="120"/>
             </w:pPr>
-            <w:hyperlink w:history="1" r:id="rIdiqitisjjbpekewjvji5kg">
+            <w:hyperlink w:history="1" r:id="rIdapywperm8xdjukur5ozgt">
               <w:r>
                 <w:rPr>
                   <w:rFonts w:ascii="Arial" w:cs="Arial" w:eastAsia="Arial" w:hAnsi="Arial"/>
@@ -16239,7 +16239,7 @@
             <w:pPr>
               <w:spacing w:after="20" w:before="0"/>
             </w:pPr>
-            <w:hyperlink w:history="1" r:id="rIddlgtnn4ve_s4bti5bnnj0">
+            <w:hyperlink w:history="1" r:id="rIdy_zktme0ssozqzkudlh1b">
               <w:r>
                 <w:rPr>
                   <w:rFonts w:ascii="Arial" w:cs="Arial" w:eastAsia="Arial" w:hAnsi="Arial"/>
@@ -16288,7 +16288,7 @@
               <w:spacing w:after="10" w:before="0"/>
               <w:ind w:left="120"/>
             </w:pPr>
-            <w:hyperlink w:history="1" r:id="rId2nmdxz1j0e6o3fzvj45--">
+            <w:hyperlink w:history="1" r:id="rIdjo6hcghgf6e8ostdlbkfs">
               <w:r>
                 <w:rPr>
                   <w:rFonts w:ascii="Arial" w:cs="Arial" w:eastAsia="Arial" w:hAnsi="Arial"/>
@@ -16333,7 +16333,7 @@
             <w:pPr>
               <w:spacing w:after="20" w:before="0"/>
             </w:pPr>
-            <w:hyperlink w:history="1" r:id="rIdm-cmn6fzzbj8bg5t-ajll">
+            <w:hyperlink w:history="1" r:id="rIdje3oy_i1tl7eejr6ozpxp">
               <w:r>
                 <w:rPr>
                   <w:rFonts w:ascii="Arial" w:cs="Arial" w:eastAsia="Arial" w:hAnsi="Arial"/>
@@ -16382,7 +16382,7 @@
               <w:spacing w:after="10" w:before="0"/>
               <w:ind w:left="120"/>
             </w:pPr>
-            <w:hyperlink w:history="1" r:id="rIdxhtajbdlju2ef87jsg2je">
+            <w:hyperlink w:history="1" r:id="rId59ougeejguacjkwqfqnnw">
               <w:r>
                 <w:rPr>
                   <w:rFonts w:ascii="Arial" w:cs="Arial" w:eastAsia="Arial" w:hAnsi="Arial"/>
@@ -16894,7 +16894,7 @@
         </w:rPr>
         <w:t xml:space="preserve">© 2026 SeaVuria and ARES. Aligned with KICD objectives. Developed by SeaVuria; technical implementation by ARES (with AI assistance from Claude). Licensed under </w:t>
       </w:r>
-      <w:hyperlink w:history="1" r:id="rIdftntkazvacbos_itulacs">
+      <w:hyperlink w:history="1" r:id="rIduiu9ryvlsvil1edvmaand">
         <w:r>
           <w:rPr>
             <w:rFonts w:ascii="Arial" w:cs="Arial" w:eastAsia="Arial" w:hAnsi="Arial"/>
@@ -16915,7 +16915,7 @@
         </w:rPr>
         <w:t xml:space="preserve"> (</w:t>
       </w:r>
-      <w:hyperlink w:history="1" r:id="rIdaivan8reh2-lbqncwhqyy">
+      <w:hyperlink w:history="1" r:id="rIdyc1ggluuiw73k6gfaofru">
         <w:r>
           <w:rPr>
             <w:rFonts w:ascii="Arial" w:cs="Arial" w:eastAsia="Arial" w:hAnsi="Arial"/>
@@ -17928,7 +17928,7 @@
             <w:pPr>
               <w:spacing w:after="20" w:before="0"/>
             </w:pPr>
-            <w:hyperlink w:history="1" r:id="rIdj1x5q4nodc1j_rwgn527h">
+            <w:hyperlink w:history="1" r:id="rIdl7ca19q7pkumohuyh_uc_">
               <w:r>
                 <w:rPr>
                   <w:rFonts w:ascii="Arial" w:cs="Arial" w:eastAsia="Arial" w:hAnsi="Arial"/>
@@ -17977,7 +17977,7 @@
               <w:spacing w:after="10" w:before="0"/>
               <w:ind w:left="120"/>
             </w:pPr>
-            <w:hyperlink w:history="1" r:id="rIdc0m7mpxraz1rj8rotw-p2">
+            <w:hyperlink w:history="1" r:id="rIdbdysjqe8ctm3rvnt87tmy">
               <w:r>
                 <w:rPr>
                   <w:rFonts w:ascii="Arial" w:cs="Arial" w:eastAsia="Arial" w:hAnsi="Arial"/>
@@ -18022,7 +18022,7 @@
             <w:pPr>
               <w:spacing w:after="20" w:before="0"/>
             </w:pPr>
-            <w:hyperlink w:history="1" r:id="rIdfdyjkmzxyb1yu4we9eoff">
+            <w:hyperlink w:history="1" r:id="rIdlnmzcqmykxprezwkokten">
               <w:r>
                 <w:rPr>
                   <w:rFonts w:ascii="Arial" w:cs="Arial" w:eastAsia="Arial" w:hAnsi="Arial"/>
@@ -18071,7 +18071,7 @@
               <w:spacing w:after="10" w:before="0"/>
               <w:ind w:left="120"/>
             </w:pPr>
-            <w:hyperlink w:history="1" r:id="rIdirovwoax1ej2knx5ewhzb">
+            <w:hyperlink w:history="1" r:id="rIdyfjajm_zvmn2umwmfy6gm">
               <w:r>
                 <w:rPr>
                   <w:rFonts w:ascii="Arial" w:cs="Arial" w:eastAsia="Arial" w:hAnsi="Arial"/>
@@ -18266,7 +18266,7 @@
             <w:pPr>
               <w:spacing w:after="20" w:before="0"/>
             </w:pPr>
-            <w:hyperlink w:history="1" r:id="rIdmzr5vfyw4qsr_12rxve_y">
+            <w:hyperlink w:history="1" r:id="rIdlsi3prmgsbfkfbembb3rz">
               <w:r>
                 <w:rPr>
                   <w:rFonts w:ascii="Arial" w:cs="Arial" w:eastAsia="Arial" w:hAnsi="Arial"/>
@@ -18315,7 +18315,7 @@
               <w:spacing w:after="10" w:before="0"/>
               <w:ind w:left="120"/>
             </w:pPr>
-            <w:hyperlink w:history="1" r:id="rIdmjaumbrnzsad1yy56ar31">
+            <w:hyperlink w:history="1" r:id="rIdpmiptqbf9rutl7tjsmqfc">
               <w:r>
                 <w:rPr>
                   <w:rFonts w:ascii="Arial" w:cs="Arial" w:eastAsia="Arial" w:hAnsi="Arial"/>
@@ -18360,7 +18360,7 @@
             <w:pPr>
               <w:spacing w:after="20" w:before="0"/>
             </w:pPr>
-            <w:hyperlink w:history="1" r:id="rIdzwm3uimgxwfcwcv7hfl_a">
+            <w:hyperlink w:history="1" r:id="rIdiwo_hunoxgsifhb5rcbpa">
               <w:r>
                 <w:rPr>
                   <w:rFonts w:ascii="Arial" w:cs="Arial" w:eastAsia="Arial" w:hAnsi="Arial"/>
@@ -18409,7 +18409,7 @@
               <w:spacing w:after="10" w:before="0"/>
               <w:ind w:left="120"/>
             </w:pPr>
-            <w:hyperlink w:history="1" r:id="rIdsswubl9qty1l2jt4i_xvj">
+            <w:hyperlink w:history="1" r:id="rIdwh_ws1pmjwrlozybpdxvy">
               <w:r>
                 <w:rPr>
                   <w:rFonts w:ascii="Arial" w:cs="Arial" w:eastAsia="Arial" w:hAnsi="Arial"/>
@@ -18604,7 +18604,7 @@
             <w:pPr>
               <w:spacing w:after="20" w:before="0"/>
             </w:pPr>
-            <w:hyperlink w:history="1" r:id="rIdapjans2_le5z6jk1m1zdj">
+            <w:hyperlink w:history="1" r:id="rId5haxtja0g_xm2b6jovu0q">
               <w:r>
                 <w:rPr>
                   <w:rFonts w:ascii="Arial" w:cs="Arial" w:eastAsia="Arial" w:hAnsi="Arial"/>
@@ -18653,7 +18653,7 @@
               <w:spacing w:after="10" w:before="0"/>
               <w:ind w:left="120"/>
             </w:pPr>
-            <w:hyperlink w:history="1" r:id="rIdeebd78pjvav747m-fkli0">
+            <w:hyperlink w:history="1" r:id="rIdyewmi0liftv4ecsldrvae">
               <w:r>
                 <w:rPr>
                   <w:rFonts w:ascii="Arial" w:cs="Arial" w:eastAsia="Arial" w:hAnsi="Arial"/>
@@ -18698,7 +18698,7 @@
             <w:pPr>
               <w:spacing w:after="20" w:before="0"/>
             </w:pPr>
-            <w:hyperlink w:history="1" r:id="rIdw__q_wr1gyo82twvwuj1l">
+            <w:hyperlink w:history="1" r:id="rIdhkftonpy5kvkk12p3alie">
               <w:r>
                 <w:rPr>
                   <w:rFonts w:ascii="Arial" w:cs="Arial" w:eastAsia="Arial" w:hAnsi="Arial"/>
@@ -18747,7 +18747,7 @@
               <w:spacing w:after="10" w:before="0"/>
               <w:ind w:left="120"/>
             </w:pPr>
-            <w:hyperlink w:history="1" r:id="rIdombl_genhj6i5yg_6djjk">
+            <w:hyperlink w:history="1" r:id="rIdczzyprv2l5frhe-z7ymli">
               <w:r>
                 <w:rPr>
                   <w:rFonts w:ascii="Arial" w:cs="Arial" w:eastAsia="Arial" w:hAnsi="Arial"/>
@@ -18942,7 +18942,7 @@
             <w:pPr>
               <w:spacing w:after="20" w:before="0"/>
             </w:pPr>
-            <w:hyperlink w:history="1" r:id="rIdyiqm8zgs0rluvcwinzvyk">
+            <w:hyperlink w:history="1" r:id="rIdl0kub1yztkxi1txqer7pj">
               <w:r>
                 <w:rPr>
                   <w:rFonts w:ascii="Arial" w:cs="Arial" w:eastAsia="Arial" w:hAnsi="Arial"/>
@@ -18991,7 +18991,7 @@
               <w:spacing w:after="10" w:before="0"/>
               <w:ind w:left="120"/>
             </w:pPr>
-            <w:hyperlink w:history="1" r:id="rIdkyysvvbo8bjrx-uuedknw">
+            <w:hyperlink w:history="1" r:id="rIdaunppaeochakhfhoz9g0-">
               <w:r>
                 <w:rPr>
                   <w:rFonts w:ascii="Arial" w:cs="Arial" w:eastAsia="Arial" w:hAnsi="Arial"/>
@@ -19036,7 +19036,7 @@
             <w:pPr>
               <w:spacing w:after="20" w:before="0"/>
             </w:pPr>
-            <w:hyperlink w:history="1" r:id="rIdxrliooqnbdpps9lkzrfch">
+            <w:hyperlink w:history="1" r:id="rIdvpgnuwl1cecbxmhiruyax">
               <w:r>
                 <w:rPr>
                   <w:rFonts w:ascii="Arial" w:cs="Arial" w:eastAsia="Arial" w:hAnsi="Arial"/>
@@ -19085,7 +19085,7 @@
               <w:spacing w:after="10" w:before="0"/>
               <w:ind w:left="120"/>
             </w:pPr>
-            <w:hyperlink w:history="1" r:id="rIdpvomk3yyglwgey6pscneu">
+            <w:hyperlink w:history="1" r:id="rIdjx9ni7l4ys8du1p5dv8gn">
               <w:r>
                 <w:rPr>
                   <w:rFonts w:ascii="Arial" w:cs="Arial" w:eastAsia="Arial" w:hAnsi="Arial"/>
@@ -19280,7 +19280,7 @@
             <w:pPr>
               <w:spacing w:after="20" w:before="0"/>
             </w:pPr>
-            <w:hyperlink w:history="1" r:id="rIdkw6eiarj_4fxwpywrgjzl">
+            <w:hyperlink w:history="1" r:id="rIdbrnvxivxgiourizyenkkm">
               <w:r>
                 <w:rPr>
                   <w:rFonts w:ascii="Arial" w:cs="Arial" w:eastAsia="Arial" w:hAnsi="Arial"/>
@@ -19329,7 +19329,7 @@
               <w:spacing w:after="10" w:before="0"/>
               <w:ind w:left="120"/>
             </w:pPr>
-            <w:hyperlink w:history="1" r:id="rIdunt6silb8h-srfymrajss">
+            <w:hyperlink w:history="1" r:id="rIdq4n2s8bp-xzkydhox17ex">
               <w:r>
                 <w:rPr>
                   <w:rFonts w:ascii="Arial" w:cs="Arial" w:eastAsia="Arial" w:hAnsi="Arial"/>
@@ -19374,7 +19374,7 @@
             <w:pPr>
               <w:spacing w:after="20" w:before="0"/>
             </w:pPr>
-            <w:hyperlink w:history="1" r:id="rIdtudkxhytk7jtmcvpypjbw">
+            <w:hyperlink w:history="1" r:id="rIdd-yrmn8dgd4a89d4cmucc">
               <w:r>
                 <w:rPr>
                   <w:rFonts w:ascii="Arial" w:cs="Arial" w:eastAsia="Arial" w:hAnsi="Arial"/>
@@ -19423,7 +19423,7 @@
               <w:spacing w:after="10" w:before="0"/>
               <w:ind w:left="120"/>
             </w:pPr>
-            <w:hyperlink w:history="1" r:id="rIdgmnsvxps2dtyi0mkxf6uj">
+            <w:hyperlink w:history="1" r:id="rIdbgnolbmdigjtu3vupsntm">
               <w:r>
                 <w:rPr>
                   <w:rFonts w:ascii="Arial" w:cs="Arial" w:eastAsia="Arial" w:hAnsi="Arial"/>
@@ -19935,7 +19935,7 @@
         </w:rPr>
         <w:t xml:space="preserve">© 2026 SeaVuria and ARES. Aligned with KICD objectives. Developed by SeaVuria; technical implementation by ARES (with AI assistance from Claude). Licensed under </w:t>
       </w:r>
-      <w:hyperlink w:history="1" r:id="rIdzjbdkbs4pt85kxipeavib">
+      <w:hyperlink w:history="1" r:id="rIdv7bhfabdvtdroreypj8pt">
         <w:r>
           <w:rPr>
             <w:rFonts w:ascii="Arial" w:cs="Arial" w:eastAsia="Arial" w:hAnsi="Arial"/>
@@ -19956,7 +19956,7 @@
         </w:rPr>
         <w:t xml:space="preserve"> (</w:t>
       </w:r>
-      <w:hyperlink w:history="1" r:id="rIdwqbahq5mk6oh4utrf23td">
+      <w:hyperlink w:history="1" r:id="rId03ybe8hwcjzskf9ch73og">
         <w:r>
           <w:rPr>
             <w:rFonts w:ascii="Arial" w:cs="Arial" w:eastAsia="Arial" w:hAnsi="Arial"/>
@@ -20969,7 +20969,7 @@
             <w:pPr>
               <w:spacing w:after="20" w:before="0"/>
             </w:pPr>
-            <w:hyperlink w:history="1" r:id="rId5t83hu3z9eodnwijlvufq">
+            <w:hyperlink w:history="1" r:id="rIdbu1r5irkgghsoejepxuvd">
               <w:r>
                 <w:rPr>
                   <w:rFonts w:ascii="Arial" w:cs="Arial" w:eastAsia="Arial" w:hAnsi="Arial"/>
@@ -21002,7 +21002,7 @@
               <w:spacing w:after="10" w:before="0"/>
               <w:ind w:left="120"/>
             </w:pPr>
-            <w:hyperlink w:history="1" r:id="rIder5pdsk92fxzdpjpekbdt">
+            <w:hyperlink w:history="1" r:id="rIdjdrxuynijnxz9fopkemw8">
               <w:r>
                 <w:rPr>
                   <w:rFonts w:ascii="Arial" w:cs="Arial" w:eastAsia="Arial" w:hAnsi="Arial"/>
@@ -21047,7 +21047,7 @@
             <w:pPr>
               <w:spacing w:after="20" w:before="0"/>
             </w:pPr>
-            <w:hyperlink w:history="1" r:id="rIdtv68gyta7xvgcj8ebygc4">
+            <w:hyperlink w:history="1" r:id="rIdid0ytxvpn58txqczko1fw">
               <w:r>
                 <w:rPr>
                   <w:rFonts w:ascii="Arial" w:cs="Arial" w:eastAsia="Arial" w:hAnsi="Arial"/>
@@ -21080,7 +21080,7 @@
               <w:spacing w:after="10" w:before="0"/>
               <w:ind w:left="120"/>
             </w:pPr>
-            <w:hyperlink w:history="1" r:id="rIduaddwnkdkch57uwmi-rfx">
+            <w:hyperlink w:history="1" r:id="rIdvrp7b4ehygazt6l9hw6pz">
               <w:r>
                 <w:rPr>
                   <w:rFonts w:ascii="Arial" w:cs="Arial" w:eastAsia="Arial" w:hAnsi="Arial"/>
@@ -21275,7 +21275,7 @@
             <w:pPr>
               <w:spacing w:after="20" w:before="0"/>
             </w:pPr>
-            <w:hyperlink w:history="1" r:id="rIdbz8-mihq6uyulseh5dkyt">
+            <w:hyperlink w:history="1" r:id="rIdlbtpanbri7mnira4kx4sf">
               <w:r>
                 <w:rPr>
                   <w:rFonts w:ascii="Arial" w:cs="Arial" w:eastAsia="Arial" w:hAnsi="Arial"/>
@@ -21308,7 +21308,7 @@
               <w:spacing w:after="10" w:before="0"/>
               <w:ind w:left="120"/>
             </w:pPr>
-            <w:hyperlink w:history="1" r:id="rIdzlaxu2hb7x-pykae0ovi0">
+            <w:hyperlink w:history="1" r:id="rIdaflhh0pqvxapkbx8ioa4v">
               <w:r>
                 <w:rPr>
                   <w:rFonts w:ascii="Arial" w:cs="Arial" w:eastAsia="Arial" w:hAnsi="Arial"/>
@@ -21353,7 +21353,7 @@
             <w:pPr>
               <w:spacing w:after="20" w:before="0"/>
             </w:pPr>
-            <w:hyperlink w:history="1" r:id="rIdzcrlcqish4x3v6nop_xjp">
+            <w:hyperlink w:history="1" r:id="rIdx7ci0g-2tx_3bq-mvgzup">
               <w:r>
                 <w:rPr>
                   <w:rFonts w:ascii="Arial" w:cs="Arial" w:eastAsia="Arial" w:hAnsi="Arial"/>
@@ -21386,7 +21386,7 @@
               <w:spacing w:after="10" w:before="0"/>
               <w:ind w:left="120"/>
             </w:pPr>
-            <w:hyperlink w:history="1" r:id="rIdfrfegd_knprmjcpzua0b9">
+            <w:hyperlink w:history="1" r:id="rIdyucsgbbmh7nluzd-ttwft">
               <w:r>
                 <w:rPr>
                   <w:rFonts w:ascii="Arial" w:cs="Arial" w:eastAsia="Arial" w:hAnsi="Arial"/>
@@ -21581,7 +21581,7 @@
             <w:pPr>
               <w:spacing w:after="20" w:before="0"/>
             </w:pPr>
-            <w:hyperlink w:history="1" r:id="rIdcxpgibambc-g7bowxpj6f">
+            <w:hyperlink w:history="1" r:id="rIdrblx3dbs6mxef5glda9vd">
               <w:r>
                 <w:rPr>
                   <w:rFonts w:ascii="Arial" w:cs="Arial" w:eastAsia="Arial" w:hAnsi="Arial"/>
@@ -21630,7 +21630,7 @@
               <w:spacing w:after="10" w:before="0"/>
               <w:ind w:left="120"/>
             </w:pPr>
-            <w:hyperlink w:history="1" r:id="rIdcq_ct-yuoxq2kmhwmm3ds">
+            <w:hyperlink w:history="1" r:id="rIdhpxyvumoq6qc2f3s_5ghn">
               <w:r>
                 <w:rPr>
                   <w:rFonts w:ascii="Arial" w:cs="Arial" w:eastAsia="Arial" w:hAnsi="Arial"/>
@@ -21675,7 +21675,7 @@
             <w:pPr>
               <w:spacing w:after="20" w:before="0"/>
             </w:pPr>
-            <w:hyperlink w:history="1" r:id="rIdyxmvjmdd8bwe5d8xizyc4">
+            <w:hyperlink w:history="1" r:id="rIdtdmxonmzoxdokstxuxwrq">
               <w:r>
                 <w:rPr>
                   <w:rFonts w:ascii="Arial" w:cs="Arial" w:eastAsia="Arial" w:hAnsi="Arial"/>
@@ -21708,7 +21708,7 @@
               <w:spacing w:after="10" w:before="0"/>
               <w:ind w:left="120"/>
             </w:pPr>
-            <w:hyperlink w:history="1" r:id="rIdfsumxcvueawyzvbuuoica">
+            <w:hyperlink w:history="1" r:id="rIdhrhk5utpx07ph8rlyyrqi">
               <w:r>
                 <w:rPr>
                   <w:rFonts w:ascii="Arial" w:cs="Arial" w:eastAsia="Arial" w:hAnsi="Arial"/>
@@ -21903,7 +21903,7 @@
             <w:pPr>
               <w:spacing w:after="20" w:before="0"/>
             </w:pPr>
-            <w:hyperlink w:history="1" r:id="rIdlzrid4s1q_kaskuhj6i1t">
+            <w:hyperlink w:history="1" r:id="rIdz7dc-ve-3iozgjgalvvwa">
               <w:r>
                 <w:rPr>
                   <w:rFonts w:ascii="Arial" w:cs="Arial" w:eastAsia="Arial" w:hAnsi="Arial"/>
@@ -21952,7 +21952,7 @@
               <w:spacing w:after="10" w:before="0"/>
               <w:ind w:left="120"/>
             </w:pPr>
-            <w:hyperlink w:history="1" r:id="rId81oxynntc6fjynyjfhnn1">
+            <w:hyperlink w:history="1" r:id="rIdwj1p_a-yk7mcotfj50o-q">
               <w:r>
                 <w:rPr>
                   <w:rFonts w:ascii="Arial" w:cs="Arial" w:eastAsia="Arial" w:hAnsi="Arial"/>
@@ -21997,7 +21997,7 @@
             <w:pPr>
               <w:spacing w:after="20" w:before="0"/>
             </w:pPr>
-            <w:hyperlink w:history="1" r:id="rIdud5hqtzdc2uzuitftbk1s">
+            <w:hyperlink w:history="1" r:id="rIdtazj8dienslzmwzgt2xkw">
               <w:r>
                 <w:rPr>
                   <w:rFonts w:ascii="Arial" w:cs="Arial" w:eastAsia="Arial" w:hAnsi="Arial"/>
@@ -22030,7 +22030,7 @@
               <w:spacing w:after="10" w:before="0"/>
               <w:ind w:left="120"/>
             </w:pPr>
-            <w:hyperlink w:history="1" r:id="rIdrvsqxocctutrknwxotrbj">
+            <w:hyperlink w:history="1" r:id="rIdahjb0houtjkn-uib3na3f">
               <w:r>
                 <w:rPr>
                   <w:rFonts w:ascii="Arial" w:cs="Arial" w:eastAsia="Arial" w:hAnsi="Arial"/>
@@ -22225,7 +22225,7 @@
             <w:pPr>
               <w:spacing w:after="20" w:before="0"/>
             </w:pPr>
-            <w:hyperlink w:history="1" r:id="rId-yen8wb8nkxe9nkcltgmd">
+            <w:hyperlink w:history="1" r:id="rId4bzqrfgpq91sw80hulmzx">
               <w:r>
                 <w:rPr>
                   <w:rFonts w:ascii="Arial" w:cs="Arial" w:eastAsia="Arial" w:hAnsi="Arial"/>
@@ -22274,7 +22274,7 @@
               <w:spacing w:after="10" w:before="0"/>
               <w:ind w:left="120"/>
             </w:pPr>
-            <w:hyperlink w:history="1" r:id="rIdji4e_xz28x105wgfhtmgq">
+            <w:hyperlink w:history="1" r:id="rIddlda3xgz1zqlposcaatzd">
               <w:r>
                 <w:rPr>
                   <w:rFonts w:ascii="Arial" w:cs="Arial" w:eastAsia="Arial" w:hAnsi="Arial"/>
@@ -22319,7 +22319,7 @@
             <w:pPr>
               <w:spacing w:after="20" w:before="0"/>
             </w:pPr>
-            <w:hyperlink w:history="1" r:id="rIdl1yjfojhcu9jibq08r8dh">
+            <w:hyperlink w:history="1" r:id="rIdyq6zzsj4yziyewu9mins-">
               <w:r>
                 <w:rPr>
                   <w:rFonts w:ascii="Arial" w:cs="Arial" w:eastAsia="Arial" w:hAnsi="Arial"/>
@@ -22352,7 +22352,7 @@
               <w:spacing w:after="10" w:before="0"/>
               <w:ind w:left="120"/>
             </w:pPr>
-            <w:hyperlink w:history="1" r:id="rIdrwpv4cbd6ot0gksmfxhng">
+            <w:hyperlink w:history="1" r:id="rIdv3ylgfod-iv_rjugdjpsi">
               <w:r>
                 <w:rPr>
                   <w:rFonts w:ascii="Arial" w:cs="Arial" w:eastAsia="Arial" w:hAnsi="Arial"/>
@@ -22864,7 +22864,7 @@
         </w:rPr>
         <w:t xml:space="preserve">© 2026 SeaVuria and ARES. Aligned with KICD objectives. Developed by SeaVuria; technical implementation by ARES (with AI assistance from Claude). Licensed under </w:t>
       </w:r>
-      <w:hyperlink w:history="1" r:id="rIdco1rzoa0tr1nyrildgtfr">
+      <w:hyperlink w:history="1" r:id="rId1qhj-6gz5kbnch9zsubn0">
         <w:r>
           <w:rPr>
             <w:rFonts w:ascii="Arial" w:cs="Arial" w:eastAsia="Arial" w:hAnsi="Arial"/>
@@ -22885,7 +22885,7 @@
         </w:rPr>
         <w:t xml:space="preserve"> (</w:t>
       </w:r>
-      <w:hyperlink w:history="1" r:id="rIdd65n98yal077esjam7pua">
+      <w:hyperlink w:history="1" r:id="rIdcepq_nt-7ondi3w_kxmqc">
         <w:r>
           <w:rPr>
             <w:rFonts w:ascii="Arial" w:cs="Arial" w:eastAsia="Arial" w:hAnsi="Arial"/>
@@ -23898,7 +23898,7 @@
             <w:pPr>
               <w:spacing w:after="20" w:before="0"/>
             </w:pPr>
-            <w:hyperlink w:history="1" r:id="rIdfpshv96bixin78jehfkht">
+            <w:hyperlink w:history="1" r:id="rIdwe9x19t2alynerme5lkdp">
               <w:r>
                 <w:rPr>
                   <w:rFonts w:ascii="Arial" w:cs="Arial" w:eastAsia="Arial" w:hAnsi="Arial"/>
@@ -23947,7 +23947,7 @@
               <w:spacing w:after="10" w:before="0"/>
               <w:ind w:left="120"/>
             </w:pPr>
-            <w:hyperlink w:history="1" r:id="rIdob74-e1i47phv1aktk8cr">
+            <w:hyperlink w:history="1" r:id="rIdwhubwv1dmoeul--8vquau">
               <w:r>
                 <w:rPr>
                   <w:rFonts w:ascii="Arial" w:cs="Arial" w:eastAsia="Arial" w:hAnsi="Arial"/>
@@ -23992,7 +23992,7 @@
             <w:pPr>
               <w:spacing w:after="20" w:before="0"/>
             </w:pPr>
-            <w:hyperlink w:history="1" r:id="rIdjguzobsx2fsdrueunyb9e">
+            <w:hyperlink w:history="1" r:id="rId0uslpti2byhjlsfihd5zs">
               <w:r>
                 <w:rPr>
                   <w:rFonts w:ascii="Arial" w:cs="Arial" w:eastAsia="Arial" w:hAnsi="Arial"/>
@@ -24025,7 +24025,7 @@
               <w:spacing w:after="10" w:before="0"/>
               <w:ind w:left="120"/>
             </w:pPr>
-            <w:hyperlink w:history="1" r:id="rIdwv4viikjpvm8bygj9zwmo">
+            <w:hyperlink w:history="1" r:id="rIdhfxgykcw_iagkgxw0je0m">
               <w:r>
                 <w:rPr>
                   <w:rFonts w:ascii="Arial" w:cs="Arial" w:eastAsia="Arial" w:hAnsi="Arial"/>
@@ -24220,7 +24220,7 @@
             <w:pPr>
               <w:spacing w:after="20" w:before="0"/>
             </w:pPr>
-            <w:hyperlink w:history="1" r:id="rIdask6ngxav85mtcmvwmpus">
+            <w:hyperlink w:history="1" r:id="rIdoejvz2gbdk5pxq4qu7urr">
               <w:r>
                 <w:rPr>
                   <w:rFonts w:ascii="Arial" w:cs="Arial" w:eastAsia="Arial" w:hAnsi="Arial"/>
@@ -24269,7 +24269,7 @@
               <w:spacing w:after="10" w:before="0"/>
               <w:ind w:left="120"/>
             </w:pPr>
-            <w:hyperlink w:history="1" r:id="rId_0sop9xf6kye3-tzyyzck">
+            <w:hyperlink w:history="1" r:id="rIdkxaxgo6cj22ab9hmiosug">
               <w:r>
                 <w:rPr>
                   <w:rFonts w:ascii="Arial" w:cs="Arial" w:eastAsia="Arial" w:hAnsi="Arial"/>
@@ -24314,7 +24314,7 @@
             <w:pPr>
               <w:spacing w:after="20" w:before="0"/>
             </w:pPr>
-            <w:hyperlink w:history="1" r:id="rIdlfbs0un7ddmztfijtmug1">
+            <w:hyperlink w:history="1" r:id="rIdxyfwjxvy7xuj2s285ye6m">
               <w:r>
                 <w:rPr>
                   <w:rFonts w:ascii="Arial" w:cs="Arial" w:eastAsia="Arial" w:hAnsi="Arial"/>
@@ -24347,7 +24347,7 @@
               <w:spacing w:after="10" w:before="0"/>
               <w:ind w:left="120"/>
             </w:pPr>
-            <w:hyperlink w:history="1" r:id="rIdbyckvp1kamnnucmylwoa3">
+            <w:hyperlink w:history="1" r:id="rId9unc0zun3xcfk5_bajlwy">
               <w:r>
                 <w:rPr>
                   <w:rFonts w:ascii="Arial" w:cs="Arial" w:eastAsia="Arial" w:hAnsi="Arial"/>
@@ -24542,7 +24542,7 @@
             <w:pPr>
               <w:spacing w:after="20" w:before="0"/>
             </w:pPr>
-            <w:hyperlink w:history="1" r:id="rIdpaavktsuibds0gufwgn-v">
+            <w:hyperlink w:history="1" r:id="rIdkot2mylvpbadcl2pcbhx7">
               <w:r>
                 <w:rPr>
                   <w:rFonts w:ascii="Arial" w:cs="Arial" w:eastAsia="Arial" w:hAnsi="Arial"/>
@@ -24591,7 +24591,7 @@
               <w:spacing w:after="10" w:before="0"/>
               <w:ind w:left="120"/>
             </w:pPr>
-            <w:hyperlink w:history="1" r:id="rIdxz_-2mfc7llxw3477ussa">
+            <w:hyperlink w:history="1" r:id="rIdvb2wa1ib08_yqstojvjrs">
               <w:r>
                 <w:rPr>
                   <w:rFonts w:ascii="Arial" w:cs="Arial" w:eastAsia="Arial" w:hAnsi="Arial"/>
@@ -24636,7 +24636,7 @@
             <w:pPr>
               <w:spacing w:after="20" w:before="0"/>
             </w:pPr>
-            <w:hyperlink w:history="1" r:id="rIdkmjcsdcpdinuzddluxa2q">
+            <w:hyperlink w:history="1" r:id="rIduumnbow_wapmcdxxertx8">
               <w:r>
                 <w:rPr>
                   <w:rFonts w:ascii="Arial" w:cs="Arial" w:eastAsia="Arial" w:hAnsi="Arial"/>
@@ -24685,7 +24685,7 @@
               <w:spacing w:after="10" w:before="0"/>
               <w:ind w:left="120"/>
             </w:pPr>
-            <w:hyperlink w:history="1" r:id="rIdrsbomabvd8zph8rtsbqcp">
+            <w:hyperlink w:history="1" r:id="rIdikwk__lgir9uvwcjoeykl">
               <w:r>
                 <w:rPr>
                   <w:rFonts w:ascii="Arial" w:cs="Arial" w:eastAsia="Arial" w:hAnsi="Arial"/>
@@ -24880,7 +24880,7 @@
             <w:pPr>
               <w:spacing w:after="20" w:before="0"/>
             </w:pPr>
-            <w:hyperlink w:history="1" r:id="rIdwga6xrgoxy2xropbumqet">
+            <w:hyperlink w:history="1" r:id="rIdgmvtlm-8uetq1bo7dsf80">
               <w:r>
                 <w:rPr>
                   <w:rFonts w:ascii="Arial" w:cs="Arial" w:eastAsia="Arial" w:hAnsi="Arial"/>
@@ -24929,7 +24929,7 @@
               <w:spacing w:after="10" w:before="0"/>
               <w:ind w:left="120"/>
             </w:pPr>
-            <w:hyperlink w:history="1" r:id="rIdyo11-on9nl2ladlcmqvdc">
+            <w:hyperlink w:history="1" r:id="rIdxhmrfftgu2n3kan1rmyfi">
               <w:r>
                 <w:rPr>
                   <w:rFonts w:ascii="Arial" w:cs="Arial" w:eastAsia="Arial" w:hAnsi="Arial"/>
@@ -24974,7 +24974,7 @@
             <w:pPr>
               <w:spacing w:after="20" w:before="0"/>
             </w:pPr>
-            <w:hyperlink w:history="1" r:id="rId79apazpklrwhlpe5tiov3">
+            <w:hyperlink w:history="1" r:id="rIdalbvxgilkyu7fabhve4ap">
               <w:r>
                 <w:rPr>
                   <w:rFonts w:ascii="Arial" w:cs="Arial" w:eastAsia="Arial" w:hAnsi="Arial"/>
@@ -25023,7 +25023,7 @@
               <w:spacing w:after="10" w:before="0"/>
               <w:ind w:left="120"/>
             </w:pPr>
-            <w:hyperlink w:history="1" r:id="rIdj-drx35kwbtc7qgy-oyck">
+            <w:hyperlink w:history="1" r:id="rIdmj8wdfkr-ge0wzoxyt85s">
               <w:r>
                 <w:rPr>
                   <w:rFonts w:ascii="Arial" w:cs="Arial" w:eastAsia="Arial" w:hAnsi="Arial"/>
@@ -25218,7 +25218,7 @@
             <w:pPr>
               <w:spacing w:after="20" w:before="0"/>
             </w:pPr>
-            <w:hyperlink w:history="1" r:id="rIdorrt3sqslf0dk79s6d-y0">
+            <w:hyperlink w:history="1" r:id="rIdedhkcbts_eefmgh0hmfkx">
               <w:r>
                 <w:rPr>
                   <w:rFonts w:ascii="Arial" w:cs="Arial" w:eastAsia="Arial" w:hAnsi="Arial"/>
@@ -25267,7 +25267,7 @@
               <w:spacing w:after="10" w:before="0"/>
               <w:ind w:left="120"/>
             </w:pPr>
-            <w:hyperlink w:history="1" r:id="rIdfcgdi-ffb345y6krkca_q">
+            <w:hyperlink w:history="1" r:id="rIdwldp21sayfwqza6tlaa_p">
               <w:r>
                 <w:rPr>
                   <w:rFonts w:ascii="Arial" w:cs="Arial" w:eastAsia="Arial" w:hAnsi="Arial"/>
@@ -25312,7 +25312,7 @@
             <w:pPr>
               <w:spacing w:after="20" w:before="0"/>
             </w:pPr>
-            <w:hyperlink w:history="1" r:id="rIdgcz4gbbzb_znnpr2yv433">
+            <w:hyperlink w:history="1" r:id="rIdj1gmgu0fjzzbptjgxbqby">
               <w:r>
                 <w:rPr>
                   <w:rFonts w:ascii="Arial" w:cs="Arial" w:eastAsia="Arial" w:hAnsi="Arial"/>
@@ -25361,7 +25361,7 @@
               <w:spacing w:after="10" w:before="0"/>
               <w:ind w:left="120"/>
             </w:pPr>
-            <w:hyperlink w:history="1" r:id="rIdjs_ghjlqygm8j2kq6mxjo">
+            <w:hyperlink w:history="1" r:id="rIdhcjkmw_gqyjfn-nchrz2g">
               <w:r>
                 <w:rPr>
                   <w:rFonts w:ascii="Arial" w:cs="Arial" w:eastAsia="Arial" w:hAnsi="Arial"/>
@@ -25873,7 +25873,7 @@
         </w:rPr>
         <w:t xml:space="preserve">© 2026 SeaVuria and ARES. Aligned with KICD objectives. Developed by SeaVuria; technical implementation by ARES (with AI assistance from Claude). Licensed under </w:t>
       </w:r>
-      <w:hyperlink w:history="1" r:id="rId53emgazatqavkl99diqvj">
+      <w:hyperlink w:history="1" r:id="rIdedrqfyp3dlf_icsrmks5l">
         <w:r>
           <w:rPr>
             <w:rFonts w:ascii="Arial" w:cs="Arial" w:eastAsia="Arial" w:hAnsi="Arial"/>
@@ -25894,7 +25894,7 @@
         </w:rPr>
         <w:t xml:space="preserve"> (</w:t>
       </w:r>
-      <w:hyperlink w:history="1" r:id="rIdoglhu4wkliozoges5_xqt">
+      <w:hyperlink w:history="1" r:id="rIduqxpjlutcg9wmjbzy862u">
         <w:r>
           <w:rPr>
             <w:rFonts w:ascii="Arial" w:cs="Arial" w:eastAsia="Arial" w:hAnsi="Arial"/>
@@ -26907,7 +26907,7 @@
             <w:pPr>
               <w:spacing w:after="20" w:before="0"/>
             </w:pPr>
-            <w:hyperlink w:history="1" r:id="rIdzy4v3isifl8wukj4xpvbf">
+            <w:hyperlink w:history="1" r:id="rId6zlmeewfwjjngf7jks0fb">
               <w:r>
                 <w:rPr>
                   <w:rFonts w:ascii="Arial" w:cs="Arial" w:eastAsia="Arial" w:hAnsi="Arial"/>
@@ -26940,7 +26940,7 @@
               <w:spacing w:after="10" w:before="0"/>
               <w:ind w:left="120"/>
             </w:pPr>
-            <w:hyperlink w:history="1" r:id="rIdulavezv8sgx7arhaqqitc">
+            <w:hyperlink w:history="1" r:id="rIdryum6ngzzxldln8ipxc-l">
               <w:r>
                 <w:rPr>
                   <w:rFonts w:ascii="Arial" w:cs="Arial" w:eastAsia="Arial" w:hAnsi="Arial"/>
@@ -26985,7 +26985,7 @@
             <w:pPr>
               <w:spacing w:after="20" w:before="0"/>
             </w:pPr>
-            <w:hyperlink w:history="1" r:id="rIdwetv_0lc3rzgrycrobdxf">
+            <w:hyperlink w:history="1" r:id="rIdfivwjpckaft0vpgqwn2c_">
               <w:r>
                 <w:rPr>
                   <w:rFonts w:ascii="Arial" w:cs="Arial" w:eastAsia="Arial" w:hAnsi="Arial"/>
@@ -27018,7 +27018,7 @@
               <w:spacing w:after="10" w:before="0"/>
               <w:ind w:left="120"/>
             </w:pPr>
-            <w:hyperlink w:history="1" r:id="rIdpmkb8ppxj3rld6hjjjsnd">
+            <w:hyperlink w:history="1" r:id="rIddv6a-1nuqy4fls-q-tull">
               <w:r>
                 <w:rPr>
                   <w:rFonts w:ascii="Arial" w:cs="Arial" w:eastAsia="Arial" w:hAnsi="Arial"/>
@@ -27213,7 +27213,7 @@
             <w:pPr>
               <w:spacing w:after="20" w:before="0"/>
             </w:pPr>
-            <w:hyperlink w:history="1" r:id="rId_csdawmcqhxxc9mrpjhda">
+            <w:hyperlink w:history="1" r:id="rIdw2isu4xzfgyp8n1dzlwxn">
               <w:r>
                 <w:rPr>
                   <w:rFonts w:ascii="Arial" w:cs="Arial" w:eastAsia="Arial" w:hAnsi="Arial"/>
@@ -27246,7 +27246,7 @@
               <w:spacing w:after="10" w:before="0"/>
               <w:ind w:left="120"/>
             </w:pPr>
-            <w:hyperlink w:history="1" r:id="rIdcms5s2ipsodwecgmgx1fz">
+            <w:hyperlink w:history="1" r:id="rIdptotr-b40ayvny9iu9c2a">
               <w:r>
                 <w:rPr>
                   <w:rFonts w:ascii="Arial" w:cs="Arial" w:eastAsia="Arial" w:hAnsi="Arial"/>
@@ -27291,7 +27291,7 @@
             <w:pPr>
               <w:spacing w:after="20" w:before="0"/>
             </w:pPr>
-            <w:hyperlink w:history="1" r:id="rIdxsld--npqwt1sqvbivup6">
+            <w:hyperlink w:history="1" r:id="rIdbcuq4fhxusnm54zvou4m5">
               <w:r>
                 <w:rPr>
                   <w:rFonts w:ascii="Arial" w:cs="Arial" w:eastAsia="Arial" w:hAnsi="Arial"/>
@@ -27324,7 +27324,7 @@
               <w:spacing w:after="10" w:before="0"/>
               <w:ind w:left="120"/>
             </w:pPr>
-            <w:hyperlink w:history="1" r:id="rIdztodk8fpsk04h67talja0">
+            <w:hyperlink w:history="1" r:id="rIdwkosuwsov0pkiuyph_tqj">
               <w:r>
                 <w:rPr>
                   <w:rFonts w:ascii="Arial" w:cs="Arial" w:eastAsia="Arial" w:hAnsi="Arial"/>
@@ -27519,7 +27519,7 @@
             <w:pPr>
               <w:spacing w:after="20" w:before="0"/>
             </w:pPr>
-            <w:hyperlink w:history="1" r:id="rIddiy9i2f7vym5x9q1fhbrw">
+            <w:hyperlink w:history="1" r:id="rIddlbqnedlwqfrok46ybxzn">
               <w:r>
                 <w:rPr>
                   <w:rFonts w:ascii="Arial" w:cs="Arial" w:eastAsia="Arial" w:hAnsi="Arial"/>
@@ -27568,7 +27568,7 @@
               <w:spacing w:after="10" w:before="0"/>
               <w:ind w:left="120"/>
             </w:pPr>
-            <w:hyperlink w:history="1" r:id="rIdvkxkgisn3ifsvjbzrwwlq">
+            <w:hyperlink w:history="1" r:id="rIdsul2mwuhngxqsagwyvqfc">
               <w:r>
                 <w:rPr>
                   <w:rFonts w:ascii="Arial" w:cs="Arial" w:eastAsia="Arial" w:hAnsi="Arial"/>
@@ -27613,7 +27613,7 @@
             <w:pPr>
               <w:spacing w:after="20" w:before="0"/>
             </w:pPr>
-            <w:hyperlink w:history="1" r:id="rId0fedru-k3xnkepahdiicc">
+            <w:hyperlink w:history="1" r:id="rIdu05njkknmnaapn8otovxb">
               <w:r>
                 <w:rPr>
                   <w:rFonts w:ascii="Arial" w:cs="Arial" w:eastAsia="Arial" w:hAnsi="Arial"/>
@@ -27662,7 +27662,7 @@
               <w:spacing w:after="10" w:before="0"/>
               <w:ind w:left="120"/>
             </w:pPr>
-            <w:hyperlink w:history="1" r:id="rIdawuh5ak30jjtjjpi2skas">
+            <w:hyperlink w:history="1" r:id="rIdshfk63bwl9exg4yhzu0mq">
               <w:r>
                 <w:rPr>
                   <w:rFonts w:ascii="Arial" w:cs="Arial" w:eastAsia="Arial" w:hAnsi="Arial"/>
@@ -27857,7 +27857,7 @@
             <w:pPr>
               <w:spacing w:after="20" w:before="0"/>
             </w:pPr>
-            <w:hyperlink w:history="1" r:id="rId5dqe2mnhry-funlovfazu">
+            <w:hyperlink w:history="1" r:id="rIdjdlhixoxxf-mlwoi7jqkk">
               <w:r>
                 <w:rPr>
                   <w:rFonts w:ascii="Arial" w:cs="Arial" w:eastAsia="Arial" w:hAnsi="Arial"/>
@@ -27906,7 +27906,7 @@
               <w:spacing w:after="10" w:before="0"/>
               <w:ind w:left="120"/>
             </w:pPr>
-            <w:hyperlink w:history="1" r:id="rIdvbw_hlfpttaymodafe_s2">
+            <w:hyperlink w:history="1" r:id="rIdnuh2u5qzzftajfjro8opr">
               <w:r>
                 <w:rPr>
                   <w:rFonts w:ascii="Arial" w:cs="Arial" w:eastAsia="Arial" w:hAnsi="Arial"/>
@@ -27951,7 +27951,7 @@
             <w:pPr>
               <w:spacing w:after="20" w:before="0"/>
             </w:pPr>
-            <w:hyperlink w:history="1" r:id="rIdmfifv9uzeaiwomoj3ck5w">
+            <w:hyperlink w:history="1" r:id="rIdx65ccrdjyetmem3f-qxct">
               <w:r>
                 <w:rPr>
                   <w:rFonts w:ascii="Arial" w:cs="Arial" w:eastAsia="Arial" w:hAnsi="Arial"/>
@@ -28000,7 +28000,7 @@
               <w:spacing w:after="10" w:before="0"/>
               <w:ind w:left="120"/>
             </w:pPr>
-            <w:hyperlink w:history="1" r:id="rIdbmcx-pxl60tbavoabs5ak">
+            <w:hyperlink w:history="1" r:id="rId9yp7vjkbkddnp2lzpjrjz">
               <w:r>
                 <w:rPr>
                   <w:rFonts w:ascii="Arial" w:cs="Arial" w:eastAsia="Arial" w:hAnsi="Arial"/>
@@ -28195,7 +28195,7 @@
             <w:pPr>
               <w:spacing w:after="20" w:before="0"/>
             </w:pPr>
-            <w:hyperlink w:history="1" r:id="rId9xpbvrd_twxrof4culce6">
+            <w:hyperlink w:history="1" r:id="rId8thtdadqx55pdcrsi9s8e">
               <w:r>
                 <w:rPr>
                   <w:rFonts w:ascii="Arial" w:cs="Arial" w:eastAsia="Arial" w:hAnsi="Arial"/>
@@ -28228,7 +28228,7 @@
               <w:spacing w:after="10" w:before="0"/>
               <w:ind w:left="120"/>
             </w:pPr>
-            <w:hyperlink w:history="1" r:id="rIdhtcgkq9qatucz_k_twp2y">
+            <w:hyperlink w:history="1" r:id="rIdbj6_gavn8yl-lnqf8scyc">
               <w:r>
                 <w:rPr>
                   <w:rFonts w:ascii="Arial" w:cs="Arial" w:eastAsia="Arial" w:hAnsi="Arial"/>
@@ -28273,7 +28273,7 @@
             <w:pPr>
               <w:spacing w:after="20" w:before="0"/>
             </w:pPr>
-            <w:hyperlink w:history="1" r:id="rIdqtf8ztiodcdcepq0dkkbr">
+            <w:hyperlink w:history="1" r:id="rIdl67xcn1sskditwhacem3u">
               <w:r>
                 <w:rPr>
                   <w:rFonts w:ascii="Arial" w:cs="Arial" w:eastAsia="Arial" w:hAnsi="Arial"/>
@@ -28322,7 +28322,7 @@
               <w:spacing w:after="10" w:before="0"/>
               <w:ind w:left="120"/>
             </w:pPr>
-            <w:hyperlink w:history="1" r:id="rIdfilwsogvsf94woue4sv_b">
+            <w:hyperlink w:history="1" r:id="rId26zco5bazqp3kklzowagk">
               <w:r>
                 <w:rPr>
                   <w:rFonts w:ascii="Arial" w:cs="Arial" w:eastAsia="Arial" w:hAnsi="Arial"/>
@@ -28834,7 +28834,7 @@
         </w:rPr>
         <w:t xml:space="preserve">© 2026 SeaVuria and ARES. Aligned with KICD objectives. Developed by SeaVuria; technical implementation by ARES (with AI assistance from Claude). Licensed under </w:t>
       </w:r>
-      <w:hyperlink w:history="1" r:id="rIdtug_ys-6xnk7ubphzl3n1">
+      <w:hyperlink w:history="1" r:id="rIdbvjhjv2prej5hwfdct2rf">
         <w:r>
           <w:rPr>
             <w:rFonts w:ascii="Arial" w:cs="Arial" w:eastAsia="Arial" w:hAnsi="Arial"/>
@@ -28855,7 +28855,7 @@
         </w:rPr>
         <w:t xml:space="preserve"> (</w:t>
       </w:r>
-      <w:hyperlink w:history="1" r:id="rIdp8gbhxn30noncddrolfct">
+      <w:hyperlink w:history="1" r:id="rIdltzmz2ggdxr2artwbcho0">
         <w:r>
           <w:rPr>
             <w:rFonts w:ascii="Arial" w:cs="Arial" w:eastAsia="Arial" w:hAnsi="Arial"/>
@@ -29868,7 +29868,7 @@
             <w:pPr>
               <w:spacing w:after="20" w:before="0"/>
             </w:pPr>
-            <w:hyperlink w:history="1" r:id="rIddbdhbvqt49pgtiq6ooll7">
+            <w:hyperlink w:history="1" r:id="rIddh3vd5_ax4w23fsezile_">
               <w:r>
                 <w:rPr>
                   <w:rFonts w:ascii="Arial" w:cs="Arial" w:eastAsia="Arial" w:hAnsi="Arial"/>
@@ -29901,7 +29901,7 @@
               <w:spacing w:after="10" w:before="0"/>
               <w:ind w:left="120"/>
             </w:pPr>
-            <w:hyperlink w:history="1" r:id="rIddoj06aqveagv_dy2qajud">
+            <w:hyperlink w:history="1" r:id="rIdejeczog-fe8ooiofv_ul3">
               <w:r>
                 <w:rPr>
                   <w:rFonts w:ascii="Arial" w:cs="Arial" w:eastAsia="Arial" w:hAnsi="Arial"/>
@@ -29946,7 +29946,7 @@
             <w:pPr>
               <w:spacing w:after="20" w:before="0"/>
             </w:pPr>
-            <w:hyperlink w:history="1" r:id="rIdxrim9cmsh27-6eomvxjlo">
+            <w:hyperlink w:history="1" r:id="rIdaadi6bntg1-5jxzendusr">
               <w:r>
                 <w:rPr>
                   <w:rFonts w:ascii="Arial" w:cs="Arial" w:eastAsia="Arial" w:hAnsi="Arial"/>
@@ -29979,7 +29979,7 @@
               <w:spacing w:after="10" w:before="0"/>
               <w:ind w:left="120"/>
             </w:pPr>
-            <w:hyperlink w:history="1" r:id="rId9duiffomfkkbuppohesck">
+            <w:hyperlink w:history="1" r:id="rId6oe9-tqebhzgvv7cuqi39">
               <w:r>
                 <w:rPr>
                   <w:rFonts w:ascii="Arial" w:cs="Arial" w:eastAsia="Arial" w:hAnsi="Arial"/>
@@ -30174,7 +30174,7 @@
             <w:pPr>
               <w:spacing w:after="20" w:before="0"/>
             </w:pPr>
-            <w:hyperlink w:history="1" r:id="rId4yum3l3yxmwdidlxfiuxz">
+            <w:hyperlink w:history="1" r:id="rIdg1h7pcyw_-66poomouvot">
               <w:r>
                 <w:rPr>
                   <w:rFonts w:ascii="Arial" w:cs="Arial" w:eastAsia="Arial" w:hAnsi="Arial"/>
@@ -30207,7 +30207,7 @@
               <w:spacing w:after="10" w:before="0"/>
               <w:ind w:left="120"/>
             </w:pPr>
-            <w:hyperlink w:history="1" r:id="rIdxugtbppedfs-qsb71lvqy">
+            <w:hyperlink w:history="1" r:id="rId3ggu5923pdcasjjpjow8h">
               <w:r>
                 <w:rPr>
                   <w:rFonts w:ascii="Arial" w:cs="Arial" w:eastAsia="Arial" w:hAnsi="Arial"/>
@@ -30252,7 +30252,7 @@
             <w:pPr>
               <w:spacing w:after="20" w:before="0"/>
             </w:pPr>
-            <w:hyperlink w:history="1" r:id="rIdry0tmvxobe5ohp0ugngee">
+            <w:hyperlink w:history="1" r:id="rIdc3kufihrmtlio9cdojgn1">
               <w:r>
                 <w:rPr>
                   <w:rFonts w:ascii="Arial" w:cs="Arial" w:eastAsia="Arial" w:hAnsi="Arial"/>
@@ -30285,7 +30285,7 @@
               <w:spacing w:after="10" w:before="0"/>
               <w:ind w:left="120"/>
             </w:pPr>
-            <w:hyperlink w:history="1" r:id="rId0dcrjfqev5dsehz33lyfy">
+            <w:hyperlink w:history="1" r:id="rIdyp5gyavcoscwyvi66ywb_">
               <w:r>
                 <w:rPr>
                   <w:rFonts w:ascii="Arial" w:cs="Arial" w:eastAsia="Arial" w:hAnsi="Arial"/>
@@ -30480,7 +30480,7 @@
             <w:pPr>
               <w:spacing w:after="20" w:before="0"/>
             </w:pPr>
-            <w:hyperlink w:history="1" r:id="rIdmolwsdivisiqfg566otkz">
+            <w:hyperlink w:history="1" r:id="rIduzlqm8k0mgetkurteq657">
               <w:r>
                 <w:rPr>
                   <w:rFonts w:ascii="Arial" w:cs="Arial" w:eastAsia="Arial" w:hAnsi="Arial"/>
@@ -30513,7 +30513,7 @@
               <w:spacing w:after="10" w:before="0"/>
               <w:ind w:left="120"/>
             </w:pPr>
-            <w:hyperlink w:history="1" r:id="rIdqlfbarme2wuki3ggqspj1">
+            <w:hyperlink w:history="1" r:id="rIdkmytdrlemvrocatfsluha">
               <w:r>
                 <w:rPr>
                   <w:rFonts w:ascii="Arial" w:cs="Arial" w:eastAsia="Arial" w:hAnsi="Arial"/>
@@ -30558,7 +30558,7 @@
             <w:pPr>
               <w:spacing w:after="20" w:before="0"/>
             </w:pPr>
-            <w:hyperlink w:history="1" r:id="rIduq2lccl46phkpi352dhj7">
+            <w:hyperlink w:history="1" r:id="rIddk2hhmjyqlhglobuiroqf">
               <w:r>
                 <w:rPr>
                   <w:rFonts w:ascii="Arial" w:cs="Arial" w:eastAsia="Arial" w:hAnsi="Arial"/>
@@ -30591,7 +30591,7 @@
               <w:spacing w:after="10" w:before="0"/>
               <w:ind w:left="120"/>
             </w:pPr>
-            <w:hyperlink w:history="1" r:id="rIdli1-onii15fsa34ly6ptd">
+            <w:hyperlink w:history="1" r:id="rIdypahkhjqjk686ob8cqa30">
               <w:r>
                 <w:rPr>
                   <w:rFonts w:ascii="Arial" w:cs="Arial" w:eastAsia="Arial" w:hAnsi="Arial"/>
@@ -30786,7 +30786,7 @@
             <w:pPr>
               <w:spacing w:after="20" w:before="0"/>
             </w:pPr>
-            <w:hyperlink w:history="1" r:id="rId5nzhaky-g7qctlyk4afpf">
+            <w:hyperlink w:history="1" r:id="rIdz-oa-cwv0inou7icts7ej">
               <w:r>
                 <w:rPr>
                   <w:rFonts w:ascii="Arial" w:cs="Arial" w:eastAsia="Arial" w:hAnsi="Arial"/>
@@ -30819,7 +30819,7 @@
               <w:spacing w:after="10" w:before="0"/>
               <w:ind w:left="120"/>
             </w:pPr>
-            <w:hyperlink w:history="1" r:id="rIdttndpy6epaqap-w7amt3c">
+            <w:hyperlink w:history="1" r:id="rIddmhqhhpq5tkjxrfq-4d5p">
               <w:r>
                 <w:rPr>
                   <w:rFonts w:ascii="Arial" w:cs="Arial" w:eastAsia="Arial" w:hAnsi="Arial"/>
@@ -30864,7 +30864,7 @@
             <w:pPr>
               <w:spacing w:after="20" w:before="0"/>
             </w:pPr>
-            <w:hyperlink w:history="1" r:id="rIdufwnz_wrc-yr5qxup58sl">
+            <w:hyperlink w:history="1" r:id="rIdsr16cn5lsm6g71z8wtaxz">
               <w:r>
                 <w:rPr>
                   <w:rFonts w:ascii="Arial" w:cs="Arial" w:eastAsia="Arial" w:hAnsi="Arial"/>
@@ -30897,7 +30897,7 @@
               <w:spacing w:after="10" w:before="0"/>
               <w:ind w:left="120"/>
             </w:pPr>
-            <w:hyperlink w:history="1" r:id="rIdmhruqlcqnncn_bfzxaxuv">
+            <w:hyperlink w:history="1" r:id="rIdvroaoxvp7n-rvfkmtx1nv">
               <w:r>
                 <w:rPr>
                   <w:rFonts w:ascii="Arial" w:cs="Arial" w:eastAsia="Arial" w:hAnsi="Arial"/>
@@ -31092,7 +31092,7 @@
             <w:pPr>
               <w:spacing w:after="20" w:before="0"/>
             </w:pPr>
-            <w:hyperlink w:history="1" r:id="rId_zr6hn94qk78bahfegofj">
+            <w:hyperlink w:history="1" r:id="rIdij4nvb0c1grd4pjci6rmi">
               <w:r>
                 <w:rPr>
                   <w:rFonts w:ascii="Arial" w:cs="Arial" w:eastAsia="Arial" w:hAnsi="Arial"/>
@@ -31125,7 +31125,7 @@
               <w:spacing w:after="10" w:before="0"/>
               <w:ind w:left="120"/>
             </w:pPr>
-            <w:hyperlink w:history="1" r:id="rIdnvcq_ovbmf427yztsjx0x">
+            <w:hyperlink w:history="1" r:id="rId4vbkzc4bovscw4o78pl1e">
               <w:r>
                 <w:rPr>
                   <w:rFonts w:ascii="Arial" w:cs="Arial" w:eastAsia="Arial" w:hAnsi="Arial"/>
@@ -31170,7 +31170,7 @@
             <w:pPr>
               <w:spacing w:after="20" w:before="0"/>
             </w:pPr>
-            <w:hyperlink w:history="1" r:id="rIdvnn-c8x7lremqpeuvv9lw">
+            <w:hyperlink w:history="1" r:id="rIdjca_ip1uqoldh8uhbe8bp">
               <w:r>
                 <w:rPr>
                   <w:rFonts w:ascii="Arial" w:cs="Arial" w:eastAsia="Arial" w:hAnsi="Arial"/>
@@ -31203,7 +31203,7 @@
               <w:spacing w:after="10" w:before="0"/>
               <w:ind w:left="120"/>
             </w:pPr>
-            <w:hyperlink w:history="1" r:id="rId7rvhu9ctkxohv3ctftfoh">
+            <w:hyperlink w:history="1" r:id="rIdvo_8iovo_ovg5vc8vkkzq">
               <w:r>
                 <w:rPr>
                   <w:rFonts w:ascii="Arial" w:cs="Arial" w:eastAsia="Arial" w:hAnsi="Arial"/>
@@ -31715,7 +31715,7 @@
         </w:rPr>
         <w:t xml:space="preserve">© 2026 SeaVuria and ARES. Aligned with KICD objectives. Developed by SeaVuria; technical implementation by ARES (with AI assistance from Claude). Licensed under </w:t>
       </w:r>
-      <w:hyperlink w:history="1" r:id="rIdesi32btvkb_kbigmfgsei">
+      <w:hyperlink w:history="1" r:id="rIduea8kgf_lrmnezour-t53">
         <w:r>
           <w:rPr>
             <w:rFonts w:ascii="Arial" w:cs="Arial" w:eastAsia="Arial" w:hAnsi="Arial"/>
@@ -31736,7 +31736,7 @@
         </w:rPr>
         <w:t xml:space="preserve"> (</w:t>
       </w:r>
-      <w:hyperlink w:history="1" r:id="rIdy_cyzc53lat0gizowpaxh">
+      <w:hyperlink w:history="1" r:id="rIdzxruxb6xnv4afy-vj1naw">
         <w:r>
           <w:rPr>
             <w:rFonts w:ascii="Arial" w:cs="Arial" w:eastAsia="Arial" w:hAnsi="Arial"/>

--- a/data/outputs/v2/Grade11/Biology/Lesson_Plans/SS1.4_Cell_Division/Biology_Cell_Division_CBE_LessonSequence.docx
+++ b/data/outputs/v2/Grade11/Biology/Lesson_Plans/SS1.4_Cell_Division/Biology_Cell_Division_CBE_LessonSequence.docx
@@ -4,6 +4,7 @@
   <w:body>
     <w:p>
       <w:pPr>
+        <w:keepNext w:val="false"/>
         <w:spacing w:after="30" w:before="0"/>
         <w:jc w:val="center"/>
       </w:pPr>
@@ -23,6 +24,7 @@
     </w:p>
     <w:p>
       <w:pPr>
+        <w:keepNext w:val="false"/>
         <w:spacing w:after="60" w:before="0"/>
         <w:jc w:val="center"/>
       </w:pPr>
@@ -81,6 +83,7 @@
           </w:tcPr>
           <w:p>
             <w:pPr>
+              <w:keepNext w:val="false"/>
               <w:spacing w:after="40" w:before="0"/>
               <w:jc w:val="center"/>
             </w:pPr>
@@ -115,6 +118,7 @@
           </w:tcPr>
           <w:p>
             <w:pPr>
+              <w:keepNext w:val="false"/>
               <w:spacing w:after="40" w:before="0"/>
               <w:jc w:val="left"/>
             </w:pPr>
@@ -147,6 +151,7 @@
           </w:tcPr>
           <w:p>
             <w:pPr>
+              <w:keepNext w:val="false"/>
               <w:spacing w:after="40" w:before="0"/>
               <w:jc w:val="left"/>
             </w:pPr>
@@ -181,6 +186,7 @@
           </w:tcPr>
           <w:p>
             <w:pPr>
+              <w:keepNext w:val="false"/>
               <w:spacing w:after="40" w:before="0"/>
               <w:jc w:val="left"/>
             </w:pPr>
@@ -213,6 +219,7 @@
           </w:tcPr>
           <w:p>
             <w:pPr>
+              <w:keepNext w:val="false"/>
               <w:spacing w:after="40" w:before="0"/>
               <w:jc w:val="left"/>
             </w:pPr>
@@ -247,6 +254,7 @@
           </w:tcPr>
           <w:p>
             <w:pPr>
+              <w:keepNext w:val="false"/>
               <w:spacing w:after="40" w:before="0"/>
               <w:jc w:val="left"/>
             </w:pPr>
@@ -279,6 +287,7 @@
           </w:tcPr>
           <w:p>
             <w:pPr>
+              <w:keepNext w:val="false"/>
               <w:spacing w:after="40" w:before="0"/>
               <w:jc w:val="left"/>
             </w:pPr>
@@ -313,6 +322,7 @@
           </w:tcPr>
           <w:p>
             <w:pPr>
+              <w:keepNext w:val="false"/>
               <w:spacing w:after="40" w:before="0"/>
               <w:jc w:val="left"/>
             </w:pPr>
@@ -345,6 +355,7 @@
           </w:tcPr>
           <w:p>
             <w:pPr>
+              <w:keepNext w:val="false"/>
               <w:spacing w:after="40" w:before="0"/>
               <w:jc w:val="left"/>
             </w:pPr>
@@ -379,6 +390,7 @@
           </w:tcPr>
           <w:p>
             <w:pPr>
+              <w:keepNext w:val="false"/>
               <w:spacing w:after="40" w:before="0"/>
               <w:jc w:val="left"/>
             </w:pPr>
@@ -411,6 +423,7 @@
           </w:tcPr>
           <w:p>
             <w:pPr>
+              <w:keepNext w:val="false"/>
               <w:spacing w:after="40" w:before="0"/>
               <w:jc w:val="left"/>
             </w:pPr>
@@ -445,6 +458,7 @@
           </w:tcPr>
           <w:p>
             <w:pPr>
+              <w:keepNext w:val="false"/>
               <w:spacing w:after="40" w:before="0"/>
               <w:jc w:val="left"/>
             </w:pPr>
@@ -572,6 +586,7 @@
           </w:tcPr>
           <w:p>
             <w:pPr>
+              <w:keepNext w:val="false"/>
               <w:spacing w:after="40" w:before="0"/>
               <w:jc w:val="left"/>
             </w:pPr>
@@ -604,6 +619,7 @@
           </w:tcPr>
           <w:p>
             <w:pPr>
+              <w:keepNext w:val="false"/>
               <w:spacing w:after="40" w:before="0"/>
               <w:jc w:val="left"/>
             </w:pPr>
@@ -623,6 +639,7 @@
           </w:p>
           <w:p>
             <w:pPr>
+              <w:keepNext w:val="false"/>
               <w:spacing w:after="40" w:before="0"/>
               <w:jc w:val="left"/>
             </w:pPr>
@@ -642,6 +659,7 @@
           </w:p>
           <w:p>
             <w:pPr>
+              <w:keepNext w:val="false"/>
               <w:spacing w:after="40" w:before="0"/>
               <w:jc w:val="left"/>
             </w:pPr>
@@ -661,6 +679,7 @@
           </w:p>
           <w:p>
             <w:pPr>
+              <w:keepNext w:val="false"/>
               <w:spacing w:after="40" w:before="0"/>
               <w:jc w:val="left"/>
             </w:pPr>
@@ -680,6 +699,7 @@
           </w:p>
           <w:p>
             <w:pPr>
+              <w:keepNext w:val="false"/>
               <w:spacing w:after="40" w:before="0"/>
               <w:jc w:val="left"/>
             </w:pPr>
@@ -714,6 +734,7 @@
           </w:tcPr>
           <w:p>
             <w:pPr>
+              <w:keepNext w:val="false"/>
               <w:spacing w:after="40" w:before="0"/>
               <w:jc w:val="left"/>
             </w:pPr>
@@ -881,6 +902,7 @@
           </w:tcPr>
           <w:p>
             <w:pPr>
+              <w:keepNext w:val="false"/>
               <w:spacing w:after="40" w:before="0"/>
               <w:jc w:val="left"/>
             </w:pPr>
@@ -988,6 +1010,7 @@
           </w:tcPr>
           <w:p>
             <w:pPr>
+              <w:keepNext w:val="false"/>
               <w:spacing w:after="40" w:before="0"/>
               <w:jc w:val="left"/>
             </w:pPr>
@@ -1195,6 +1218,7 @@
           </w:tcPr>
           <w:p>
             <w:pPr>
+              <w:keepNext w:val="false"/>
               <w:spacing w:after="40" w:before="0"/>
               <w:jc w:val="left"/>
             </w:pPr>
@@ -1282,6 +1306,7 @@
           </w:tcPr>
           <w:p>
             <w:pPr>
+              <w:keepNext w:val="false"/>
               <w:spacing w:after="40" w:before="0"/>
               <w:jc w:val="left"/>
             </w:pPr>
@@ -1449,6 +1474,7 @@
           </w:tcPr>
           <w:p>
             <w:pPr>
+              <w:keepNext w:val="false"/>
               <w:spacing w:after="40" w:before="0"/>
               <w:jc w:val="left"/>
             </w:pPr>
@@ -1481,6 +1507,7 @@
           </w:tcPr>
           <w:p>
             <w:pPr>
+              <w:keepNext w:val="false"/>
               <w:spacing w:after="40" w:before="0"/>
               <w:jc w:val="left"/>
             </w:pPr>
@@ -1515,6 +1542,7 @@
           </w:tcPr>
           <w:p>
             <w:pPr>
+              <w:keepNext w:val="false"/>
               <w:spacing w:after="40" w:before="0"/>
               <w:jc w:val="left"/>
             </w:pPr>
@@ -1547,6 +1575,7 @@
           </w:tcPr>
           <w:p>
             <w:pPr>
+              <w:keepNext w:val="false"/>
               <w:spacing w:after="40" w:before="0"/>
               <w:jc w:val="left"/>
             </w:pPr>
@@ -1566,6 +1595,7 @@
           </w:p>
           <w:p>
             <w:pPr>
+              <w:keepNext w:val="false"/>
               <w:spacing w:after="40" w:before="0"/>
               <w:jc w:val="left"/>
             </w:pPr>
@@ -1585,6 +1615,7 @@
           </w:p>
           <w:p>
             <w:pPr>
+              <w:keepNext w:val="false"/>
               <w:spacing w:after="40" w:before="0"/>
               <w:jc w:val="left"/>
             </w:pPr>
@@ -1604,6 +1635,7 @@
           </w:p>
           <w:p>
             <w:pPr>
+              <w:keepNext w:val="false"/>
               <w:spacing w:after="40" w:before="0"/>
               <w:jc w:val="left"/>
             </w:pPr>
@@ -1638,6 +1670,7 @@
           </w:tcPr>
           <w:p>
             <w:pPr>
+              <w:keepNext w:val="false"/>
               <w:spacing w:after="40" w:before="0"/>
               <w:jc w:val="left"/>
             </w:pPr>
@@ -1670,6 +1703,7 @@
           </w:tcPr>
           <w:p>
             <w:pPr>
+              <w:keepNext w:val="false"/>
               <w:spacing w:after="40" w:before="0"/>
               <w:jc w:val="left"/>
             </w:pPr>
@@ -1704,6 +1738,7 @@
           </w:tcPr>
           <w:p>
             <w:pPr>
+              <w:keepNext w:val="false"/>
               <w:spacing w:after="40" w:before="0"/>
               <w:jc w:val="left"/>
             </w:pPr>
@@ -1736,6 +1771,7 @@
           </w:tcPr>
           <w:p>
             <w:pPr>
+              <w:keepNext w:val="false"/>
               <w:spacing w:after="40" w:before="0"/>
               <w:jc w:val="left"/>
             </w:pPr>
@@ -1755,6 +1791,7 @@
           </w:p>
           <w:p>
             <w:pPr>
+              <w:keepNext w:val="false"/>
               <w:spacing w:after="40" w:before="0"/>
               <w:jc w:val="left"/>
             </w:pPr>
@@ -1774,6 +1811,7 @@
           </w:p>
           <w:p>
             <w:pPr>
+              <w:keepNext w:val="false"/>
               <w:spacing w:after="40" w:before="0"/>
               <w:jc w:val="left"/>
             </w:pPr>
@@ -1793,6 +1831,7 @@
           </w:p>
           <w:p>
             <w:pPr>
+              <w:keepNext w:val="false"/>
               <w:spacing w:after="40" w:before="0"/>
               <w:jc w:val="left"/>
             </w:pPr>
@@ -1812,6 +1851,7 @@
           </w:p>
           <w:p>
             <w:pPr>
+              <w:keepNext w:val="false"/>
               <w:spacing w:after="40" w:before="0"/>
               <w:jc w:val="left"/>
             </w:pPr>
@@ -1831,6 +1871,7 @@
           </w:p>
           <w:p>
             <w:pPr>
+              <w:keepNext w:val="false"/>
               <w:spacing w:after="40" w:before="0"/>
               <w:jc w:val="left"/>
             </w:pPr>
@@ -1850,6 +1891,7 @@
           </w:p>
           <w:p>
             <w:pPr>
+              <w:keepNext w:val="false"/>
               <w:spacing w:after="40" w:before="0"/>
               <w:jc w:val="left"/>
             </w:pPr>
@@ -1869,6 +1911,7 @@
           </w:p>
           <w:p>
             <w:pPr>
+              <w:keepNext w:val="false"/>
               <w:spacing w:after="40" w:before="0"/>
               <w:jc w:val="left"/>
             </w:pPr>
@@ -1888,6 +1931,7 @@
           </w:p>
           <w:p>
             <w:pPr>
+              <w:keepNext w:val="false"/>
               <w:spacing w:after="40" w:before="0"/>
               <w:jc w:val="left"/>
             </w:pPr>
@@ -1907,6 +1951,7 @@
           </w:p>
           <w:p>
             <w:pPr>
+              <w:keepNext w:val="false"/>
               <w:spacing w:after="40" w:before="0"/>
               <w:jc w:val="left"/>
             </w:pPr>
@@ -1941,6 +1986,7 @@
           </w:tcPr>
           <w:p>
             <w:pPr>
+              <w:keepNext w:val="false"/>
               <w:spacing w:after="40" w:before="0"/>
               <w:jc w:val="left"/>
             </w:pPr>
@@ -2172,7 +2218,7 @@
         </w:rPr>
         <w:t xml:space="preserve">© 2026 SeaVuria and ARES. This work is licensed under a </w:t>
       </w:r>
-      <w:hyperlink w:history="1" r:id="rIdduh_3bnxqocrcnujsjuyw">
+      <w:hyperlink w:history="1" r:id="rIdnv4-9faynvxagll2rrnrf">
         <w:r>
           <w:rPr>
             <w:rFonts w:ascii="Arial" w:cs="Arial" w:eastAsia="Arial" w:hAnsi="Arial"/>
@@ -2192,7 +2238,7 @@
         </w:rPr>
         <w:t xml:space="preserve"> (</w:t>
       </w:r>
-      <w:hyperlink w:history="1" r:id="rIdmwbh611ck8kp1kfb9ygt8">
+      <w:hyperlink w:history="1" r:id="rIdq5r5y3b3ucpifeqzn7vf3">
         <w:r>
           <w:rPr>
             <w:rFonts w:ascii="Arial" w:cs="Arial" w:eastAsia="Arial" w:hAnsi="Arial"/>
@@ -2212,7 +2258,7 @@
         </w:rPr>
         <w:t xml:space="preserve">). To view a copy of this license, visit </w:t>
       </w:r>
-      <w:hyperlink w:history="1" r:id="rId_sp7fap4dw3o5y1-ckuas">
+      <w:hyperlink w:history="1" r:id="rId9n2avduzoduqbnlvlx5ja">
         <w:r>
           <w:rPr>
             <w:rFonts w:ascii="Arial" w:cs="Arial" w:eastAsia="Arial" w:hAnsi="Arial"/>
@@ -2271,6 +2317,7 @@
           </w:tcPr>
           <w:p>
             <w:pPr>
+              <w:keepNext w:val="false"/>
               <w:spacing w:after="40" w:before="0"/>
               <w:jc w:val="center"/>
             </w:pPr>
@@ -2306,6 +2353,7 @@
           </w:tcPr>
           <w:p>
             <w:pPr>
+              <w:keepNext w:val="false"/>
               <w:spacing w:after="40" w:before="0"/>
               <w:jc w:val="center"/>
             </w:pPr>
@@ -2340,6 +2388,7 @@
           </w:tcPr>
           <w:p>
             <w:pPr>
+              <w:keepNext w:val="false"/>
               <w:spacing w:after="40" w:before="0"/>
               <w:jc w:val="left"/>
             </w:pPr>
@@ -2372,6 +2421,7 @@
           </w:tcPr>
           <w:p>
             <w:pPr>
+              <w:keepNext w:val="false"/>
               <w:spacing w:after="40" w:before="0"/>
               <w:jc w:val="left"/>
             </w:pPr>
@@ -2406,6 +2456,7 @@
           </w:tcPr>
           <w:p>
             <w:pPr>
+              <w:keepNext w:val="false"/>
               <w:spacing w:after="40" w:before="0"/>
               <w:jc w:val="left"/>
             </w:pPr>
@@ -2438,6 +2489,7 @@
           </w:tcPr>
           <w:p>
             <w:pPr>
+              <w:keepNext w:val="false"/>
               <w:spacing w:after="40" w:before="0"/>
               <w:jc w:val="left"/>
             </w:pPr>
@@ -2472,6 +2524,7 @@
           </w:tcPr>
           <w:p>
             <w:pPr>
+              <w:keepNext w:val="false"/>
               <w:spacing w:after="40" w:before="0"/>
               <w:jc w:val="left"/>
             </w:pPr>
@@ -2504,6 +2557,7 @@
           </w:tcPr>
           <w:p>
             <w:pPr>
+              <w:keepNext w:val="false"/>
               <w:spacing w:after="40" w:before="0"/>
               <w:jc w:val="left"/>
             </w:pPr>
@@ -2538,6 +2592,7 @@
           </w:tcPr>
           <w:p>
             <w:pPr>
+              <w:keepNext w:val="false"/>
               <w:spacing w:after="40" w:before="0"/>
               <w:jc w:val="left"/>
             </w:pPr>
@@ -2570,6 +2625,7 @@
           </w:tcPr>
           <w:p>
             <w:pPr>
+              <w:keepNext w:val="false"/>
               <w:spacing w:after="40" w:before="0"/>
               <w:jc w:val="left"/>
             </w:pPr>
@@ -2604,6 +2660,7 @@
           </w:tcPr>
           <w:p>
             <w:pPr>
+              <w:keepNext w:val="false"/>
               <w:spacing w:after="40" w:before="0"/>
               <w:jc w:val="left"/>
             </w:pPr>
@@ -2636,6 +2693,7 @@
           </w:tcPr>
           <w:p>
             <w:pPr>
+              <w:keepNext w:val="false"/>
               <w:spacing w:after="40" w:before="0"/>
               <w:jc w:val="left"/>
             </w:pPr>
@@ -2670,6 +2728,7 @@
           </w:tcPr>
           <w:p>
             <w:pPr>
+              <w:keepNext w:val="false"/>
               <w:spacing w:after="40" w:before="0"/>
               <w:jc w:val="left"/>
             </w:pPr>
@@ -2702,6 +2761,7 @@
           </w:tcPr>
           <w:p>
             <w:pPr>
+              <w:keepNext w:val="false"/>
               <w:spacing w:after="40" w:before="0"/>
               <w:jc w:val="left"/>
             </w:pPr>
@@ -2736,6 +2796,7 @@
           </w:tcPr>
           <w:p>
             <w:pPr>
+              <w:keepNext w:val="false"/>
               <w:spacing w:after="40" w:before="0"/>
               <w:jc w:val="left"/>
             </w:pPr>
@@ -2768,6 +2829,7 @@
           </w:tcPr>
           <w:p>
             <w:pPr>
+              <w:keepNext w:val="false"/>
               <w:spacing w:after="40" w:before="0"/>
               <w:jc w:val="left"/>
             </w:pPr>
@@ -2802,6 +2864,7 @@
           </w:tcPr>
           <w:p>
             <w:pPr>
+              <w:keepNext w:val="false"/>
               <w:spacing w:after="40" w:before="0"/>
               <w:jc w:val="left"/>
             </w:pPr>
@@ -2834,6 +2897,7 @@
           </w:tcPr>
           <w:p>
             <w:pPr>
+              <w:keepNext w:val="false"/>
               <w:spacing w:after="40" w:before="0"/>
               <w:jc w:val="left"/>
             </w:pPr>
@@ -2893,6 +2957,7 @@
           </w:tcPr>
           <w:p>
             <w:pPr>
+              <w:keepNext w:val="false"/>
               <w:spacing w:after="40" w:before="0"/>
               <w:jc w:val="center"/>
             </w:pPr>
@@ -2927,6 +2992,7 @@
           </w:tcPr>
           <w:p>
             <w:pPr>
+              <w:keepNext w:val="false"/>
               <w:spacing w:after="40" w:before="0"/>
               <w:jc w:val="left"/>
             </w:pPr>
@@ -2991,6 +3057,7 @@
           </w:tcPr>
           <w:p>
             <w:pPr>
+              <w:keepNext w:val="false"/>
               <w:spacing w:after="40" w:before="0"/>
               <w:jc w:val="center"/>
             </w:pPr>
@@ -3025,6 +3092,7 @@
           </w:tcPr>
           <w:p>
             <w:pPr>
+              <w:keepNext w:val="false"/>
               <w:spacing w:after="40" w:before="0"/>
               <w:jc w:val="left"/>
             </w:pPr>
@@ -3057,6 +3125,7 @@
           </w:tcPr>
           <w:p>
             <w:pPr>
+              <w:keepNext w:val="false"/>
               <w:spacing w:after="40" w:before="0"/>
               <w:jc w:val="left"/>
             </w:pPr>
@@ -3089,6 +3158,7 @@
           </w:tcPr>
           <w:p>
             <w:pPr>
+              <w:keepNext w:val="false"/>
               <w:spacing w:after="40" w:before="0"/>
               <w:jc w:val="left"/>
             </w:pPr>
@@ -3121,6 +3191,7 @@
           </w:tcPr>
           <w:p>
             <w:pPr>
+              <w:keepNext w:val="false"/>
               <w:spacing w:after="40" w:before="0"/>
               <w:jc w:val="left"/>
             </w:pPr>
@@ -3153,6 +3224,7 @@
           </w:tcPr>
           <w:p>
             <w:pPr>
+              <w:keepNext w:val="false"/>
               <w:spacing w:after="40" w:before="0"/>
               <w:jc w:val="left"/>
             </w:pPr>
@@ -3187,6 +3259,7 @@
           </w:tcPr>
           <w:p>
             <w:pPr>
+              <w:keepNext w:val="false"/>
               <w:spacing w:after="40" w:before="0"/>
               <w:jc w:val="left"/>
             </w:pPr>
@@ -3224,7 +3297,7 @@
             <w:pPr>
               <w:spacing w:after="20" w:before="0"/>
             </w:pPr>
-            <w:hyperlink w:history="1" r:id="rIdkxxnog0e0ftmgdxfvzfbo">
+            <w:hyperlink w:history="1" r:id="rIdstiax-ghufofsvhamon4i">
               <w:r>
                 <w:rPr>
                   <w:rFonts w:ascii="Arial" w:cs="Arial" w:eastAsia="Arial" w:hAnsi="Arial"/>
@@ -3257,7 +3330,7 @@
               <w:spacing w:after="10" w:before="0"/>
               <w:ind w:left="120"/>
             </w:pPr>
-            <w:hyperlink w:history="1" r:id="rIdqkgbn7e8r0_d9d0nhoshw">
+            <w:hyperlink w:history="1" r:id="rIddykwqi4dabtq5ffkfpy8r">
               <w:r>
                 <w:rPr>
                   <w:rFonts w:ascii="Arial" w:cs="Arial" w:eastAsia="Arial" w:hAnsi="Arial"/>
@@ -3302,7 +3375,7 @@
             <w:pPr>
               <w:spacing w:after="20" w:before="0"/>
             </w:pPr>
-            <w:hyperlink w:history="1" r:id="rIdsxugw53bczw_7ybvaaskd">
+            <w:hyperlink w:history="1" r:id="rIdpma_kifbi8eqfn5qvpet4">
               <w:r>
                 <w:rPr>
                   <w:rFonts w:ascii="Arial" w:cs="Arial" w:eastAsia="Arial" w:hAnsi="Arial"/>
@@ -3351,7 +3424,7 @@
               <w:spacing w:after="10" w:before="0"/>
               <w:ind w:left="120"/>
             </w:pPr>
-            <w:hyperlink w:history="1" r:id="rIdm7lsfxecvvfl2ltdw23ph">
+            <w:hyperlink w:history="1" r:id="rIds1ear3pqxucrsqk4vnlfz">
               <w:r>
                 <w:rPr>
                   <w:rFonts w:ascii="Arial" w:cs="Arial" w:eastAsia="Arial" w:hAnsi="Arial"/>
@@ -3379,6 +3452,7 @@
           </w:tcPr>
           <w:p>
             <w:pPr>
+              <w:keepNext w:val="false"/>
               <w:spacing w:after="40" w:before="0"/>
               <w:jc w:val="left"/>
             </w:pPr>
@@ -3411,6 +3485,7 @@
           </w:tcPr>
           <w:p>
             <w:pPr>
+              <w:keepNext w:val="false"/>
               <w:spacing w:after="40" w:before="0"/>
               <w:jc w:val="left"/>
             </w:pPr>
@@ -3443,6 +3518,7 @@
           </w:tcPr>
           <w:p>
             <w:pPr>
+              <w:keepNext w:val="false"/>
               <w:spacing w:after="40" w:before="0"/>
               <w:jc w:val="left"/>
             </w:pPr>
@@ -3475,6 +3551,7 @@
           </w:tcPr>
           <w:p>
             <w:pPr>
+              <w:keepNext w:val="false"/>
               <w:spacing w:after="40" w:before="0"/>
               <w:jc w:val="left"/>
             </w:pPr>
@@ -3509,6 +3586,7 @@
           </w:tcPr>
           <w:p>
             <w:pPr>
+              <w:keepNext w:val="false"/>
               <w:spacing w:after="40" w:before="0"/>
               <w:jc w:val="left"/>
             </w:pPr>
@@ -3546,7 +3624,7 @@
             <w:pPr>
               <w:spacing w:after="20" w:before="0"/>
             </w:pPr>
-            <w:hyperlink w:history="1" r:id="rIduvrbshqjkacz3hix6dnaq">
+            <w:hyperlink w:history="1" r:id="rIdt4xfec2s07fv97ra_46db">
               <w:r>
                 <w:rPr>
                   <w:rFonts w:ascii="Arial" w:cs="Arial" w:eastAsia="Arial" w:hAnsi="Arial"/>
@@ -3579,7 +3657,7 @@
               <w:spacing w:after="10" w:before="0"/>
               <w:ind w:left="120"/>
             </w:pPr>
-            <w:hyperlink w:history="1" r:id="rId-mgftiuwekw8dshuumefa">
+            <w:hyperlink w:history="1" r:id="rIdypctr4tjbl1pnfe-wemwt">
               <w:r>
                 <w:rPr>
                   <w:rFonts w:ascii="Arial" w:cs="Arial" w:eastAsia="Arial" w:hAnsi="Arial"/>
@@ -3624,7 +3702,7 @@
             <w:pPr>
               <w:spacing w:after="20" w:before="0"/>
             </w:pPr>
-            <w:hyperlink w:history="1" r:id="rId9sg8zvytabgyef_1y7b_4">
+            <w:hyperlink w:history="1" r:id="rIdij70py_-8tpk14-g7kyio">
               <w:r>
                 <w:rPr>
                   <w:rFonts w:ascii="Arial" w:cs="Arial" w:eastAsia="Arial" w:hAnsi="Arial"/>
@@ -3673,7 +3751,7 @@
               <w:spacing w:after="10" w:before="0"/>
               <w:ind w:left="120"/>
             </w:pPr>
-            <w:hyperlink w:history="1" r:id="rIdpwoschbtimpc9kfvmd1-_">
+            <w:hyperlink w:history="1" r:id="rIdxsxnstor8twpsaulam6u7">
               <w:r>
                 <w:rPr>
                   <w:rFonts w:ascii="Arial" w:cs="Arial" w:eastAsia="Arial" w:hAnsi="Arial"/>
@@ -3701,6 +3779,7 @@
           </w:tcPr>
           <w:p>
             <w:pPr>
+              <w:keepNext w:val="false"/>
               <w:spacing w:after="40" w:before="0"/>
               <w:jc w:val="left"/>
             </w:pPr>
@@ -3733,6 +3812,7 @@
           </w:tcPr>
           <w:p>
             <w:pPr>
+              <w:keepNext w:val="false"/>
               <w:spacing w:after="40" w:before="0"/>
               <w:jc w:val="left"/>
             </w:pPr>
@@ -3765,6 +3845,7 @@
           </w:tcPr>
           <w:p>
             <w:pPr>
+              <w:keepNext w:val="false"/>
               <w:spacing w:after="40" w:before="0"/>
               <w:jc w:val="left"/>
             </w:pPr>
@@ -3797,6 +3878,7 @@
           </w:tcPr>
           <w:p>
             <w:pPr>
+              <w:keepNext w:val="false"/>
               <w:spacing w:after="40" w:before="0"/>
               <w:jc w:val="left"/>
             </w:pPr>
@@ -3831,6 +3913,7 @@
           </w:tcPr>
           <w:p>
             <w:pPr>
+              <w:keepNext w:val="false"/>
               <w:spacing w:after="40" w:before="0"/>
               <w:jc w:val="left"/>
             </w:pPr>
@@ -3868,7 +3951,7 @@
             <w:pPr>
               <w:spacing w:after="20" w:before="0"/>
             </w:pPr>
-            <w:hyperlink w:history="1" r:id="rIdlbh2e1pf2qsx5dynlcqg_">
+            <w:hyperlink w:history="1" r:id="rIdn-gbgyc0nt1ey0paxplyu">
               <w:r>
                 <w:rPr>
                   <w:rFonts w:ascii="Arial" w:cs="Arial" w:eastAsia="Arial" w:hAnsi="Arial"/>
@@ -3901,7 +3984,7 @@
               <w:spacing w:after="10" w:before="0"/>
               <w:ind w:left="120"/>
             </w:pPr>
-            <w:hyperlink w:history="1" r:id="rIdkbsk7rlgm0xizuew2_8rz">
+            <w:hyperlink w:history="1" r:id="rIdy3edzujxtyzrohsktctqp">
               <w:r>
                 <w:rPr>
                   <w:rFonts w:ascii="Arial" w:cs="Arial" w:eastAsia="Arial" w:hAnsi="Arial"/>
@@ -3946,7 +4029,7 @@
             <w:pPr>
               <w:spacing w:after="20" w:before="0"/>
             </w:pPr>
-            <w:hyperlink w:history="1" r:id="rId00bztv0jaf8r1ln2twghx">
+            <w:hyperlink w:history="1" r:id="rIdkanw3ida3fv5_4sxbihsj">
               <w:r>
                 <w:rPr>
                   <w:rFonts w:ascii="Arial" w:cs="Arial" w:eastAsia="Arial" w:hAnsi="Arial"/>
@@ -3995,7 +4078,7 @@
               <w:spacing w:after="10" w:before="0"/>
               <w:ind w:left="120"/>
             </w:pPr>
-            <w:hyperlink w:history="1" r:id="rId2xxaawu4gens2lrngsyi0">
+            <w:hyperlink w:history="1" r:id="rIdmop4n3asywtplzwnrntsu">
               <w:r>
                 <w:rPr>
                   <w:rFonts w:ascii="Arial" w:cs="Arial" w:eastAsia="Arial" w:hAnsi="Arial"/>
@@ -4023,6 +4106,7 @@
           </w:tcPr>
           <w:p>
             <w:pPr>
+              <w:keepNext w:val="false"/>
               <w:spacing w:after="40" w:before="0"/>
               <w:jc w:val="left"/>
             </w:pPr>
@@ -4055,6 +4139,7 @@
           </w:tcPr>
           <w:p>
             <w:pPr>
+              <w:keepNext w:val="false"/>
               <w:spacing w:after="40" w:before="0"/>
               <w:jc w:val="left"/>
             </w:pPr>
@@ -4087,6 +4172,7 @@
           </w:tcPr>
           <w:p>
             <w:pPr>
+              <w:keepNext w:val="false"/>
               <w:spacing w:after="40" w:before="0"/>
               <w:jc w:val="left"/>
             </w:pPr>
@@ -4119,6 +4205,7 @@
           </w:tcPr>
           <w:p>
             <w:pPr>
+              <w:keepNext w:val="false"/>
               <w:spacing w:after="40" w:before="0"/>
               <w:jc w:val="left"/>
             </w:pPr>
@@ -4153,6 +4240,7 @@
           </w:tcPr>
           <w:p>
             <w:pPr>
+              <w:keepNext w:val="false"/>
               <w:spacing w:after="40" w:before="0"/>
               <w:jc w:val="left"/>
             </w:pPr>
@@ -4190,7 +4278,7 @@
             <w:pPr>
               <w:spacing w:after="20" w:before="0"/>
             </w:pPr>
-            <w:hyperlink w:history="1" r:id="rIdkhd1oteexyccsegr7fbsa">
+            <w:hyperlink w:history="1" r:id="rIdbkan2dmcq4oxap6nnypfh">
               <w:r>
                 <w:rPr>
                   <w:rFonts w:ascii="Arial" w:cs="Arial" w:eastAsia="Arial" w:hAnsi="Arial"/>
@@ -4223,7 +4311,7 @@
               <w:spacing w:after="10" w:before="0"/>
               <w:ind w:left="120"/>
             </w:pPr>
-            <w:hyperlink w:history="1" r:id="rId59k3oj9ra4fxkci8dzfyw">
+            <w:hyperlink w:history="1" r:id="rIdxrbovwh4l348h9nhh9hrk">
               <w:r>
                 <w:rPr>
                   <w:rFonts w:ascii="Arial" w:cs="Arial" w:eastAsia="Arial" w:hAnsi="Arial"/>
@@ -4268,7 +4356,7 @@
             <w:pPr>
               <w:spacing w:after="20" w:before="0"/>
             </w:pPr>
-            <w:hyperlink w:history="1" r:id="rIdexocf5tscaokvrnwi4bmo">
+            <w:hyperlink w:history="1" r:id="rIdyqzpwrices2f2bvq3kxkm">
               <w:r>
                 <w:rPr>
                   <w:rFonts w:ascii="Arial" w:cs="Arial" w:eastAsia="Arial" w:hAnsi="Arial"/>
@@ -4317,7 +4405,7 @@
               <w:spacing w:after="10" w:before="0"/>
               <w:ind w:left="120"/>
             </w:pPr>
-            <w:hyperlink w:history="1" r:id="rId7hiryutziohwltk1ru6qf">
+            <w:hyperlink w:history="1" r:id="rIdgvjaluyg8mynjwsez6pd-">
               <w:r>
                 <w:rPr>
                   <w:rFonts w:ascii="Arial" w:cs="Arial" w:eastAsia="Arial" w:hAnsi="Arial"/>
@@ -4345,6 +4433,7 @@
           </w:tcPr>
           <w:p>
             <w:pPr>
+              <w:keepNext w:val="false"/>
               <w:spacing w:after="40" w:before="0"/>
               <w:jc w:val="left"/>
             </w:pPr>
@@ -4377,6 +4466,7 @@
           </w:tcPr>
           <w:p>
             <w:pPr>
+              <w:keepNext w:val="false"/>
               <w:spacing w:after="40" w:before="0"/>
               <w:jc w:val="left"/>
             </w:pPr>
@@ -4409,6 +4499,7 @@
           </w:tcPr>
           <w:p>
             <w:pPr>
+              <w:keepNext w:val="false"/>
               <w:spacing w:after="40" w:before="0"/>
               <w:jc w:val="left"/>
             </w:pPr>
@@ -4441,6 +4532,7 @@
           </w:tcPr>
           <w:p>
             <w:pPr>
+              <w:keepNext w:val="false"/>
               <w:spacing w:after="40" w:before="0"/>
               <w:jc w:val="left"/>
             </w:pPr>
@@ -4475,6 +4567,7 @@
           </w:tcPr>
           <w:p>
             <w:pPr>
+              <w:keepNext w:val="false"/>
               <w:spacing w:after="40" w:before="0"/>
               <w:jc w:val="left"/>
             </w:pPr>
@@ -4512,7 +4605,7 @@
             <w:pPr>
               <w:spacing w:after="20" w:before="0"/>
             </w:pPr>
-            <w:hyperlink w:history="1" r:id="rId0xorh6bpay4wd1jaohzwd">
+            <w:hyperlink w:history="1" r:id="rId9pnci_fesa65eoxnegutc">
               <w:r>
                 <w:rPr>
                   <w:rFonts w:ascii="Arial" w:cs="Arial" w:eastAsia="Arial" w:hAnsi="Arial"/>
@@ -4561,7 +4654,7 @@
               <w:spacing w:after="10" w:before="0"/>
               <w:ind w:left="120"/>
             </w:pPr>
-            <w:hyperlink w:history="1" r:id="rIdhzoccj-u_y1gebgcn9ijx">
+            <w:hyperlink w:history="1" r:id="rIddz9aae1z2-hkhfpkeic3x">
               <w:r>
                 <w:rPr>
                   <w:rFonts w:ascii="Arial" w:cs="Arial" w:eastAsia="Arial" w:hAnsi="Arial"/>
@@ -4606,7 +4699,7 @@
             <w:pPr>
               <w:spacing w:after="20" w:before="0"/>
             </w:pPr>
-            <w:hyperlink w:history="1" r:id="rId0fn5ghmjqwecpn-1xa18j">
+            <w:hyperlink w:history="1" r:id="rIdtgrnyzk-u1_behblwbzvy">
               <w:r>
                 <w:rPr>
                   <w:rFonts w:ascii="Arial" w:cs="Arial" w:eastAsia="Arial" w:hAnsi="Arial"/>
@@ -4655,7 +4748,7 @@
               <w:spacing w:after="10" w:before="0"/>
               <w:ind w:left="120"/>
             </w:pPr>
-            <w:hyperlink w:history="1" r:id="rIdyhksmxvhluohlcrteau8t">
+            <w:hyperlink w:history="1" r:id="rIdgapxji_pi3mz-88m6dovi">
               <w:r>
                 <w:rPr>
                   <w:rFonts w:ascii="Arial" w:cs="Arial" w:eastAsia="Arial" w:hAnsi="Arial"/>
@@ -4683,6 +4776,7 @@
           </w:tcPr>
           <w:p>
             <w:pPr>
+              <w:keepNext w:val="false"/>
               <w:spacing w:after="40" w:before="0"/>
               <w:jc w:val="left"/>
             </w:pPr>
@@ -4715,6 +4809,7 @@
           </w:tcPr>
           <w:p>
             <w:pPr>
+              <w:keepNext w:val="false"/>
               <w:spacing w:after="40" w:before="0"/>
               <w:jc w:val="left"/>
             </w:pPr>
@@ -4747,6 +4842,7 @@
           </w:tcPr>
           <w:p>
             <w:pPr>
+              <w:keepNext w:val="false"/>
               <w:spacing w:after="40" w:before="0"/>
               <w:jc w:val="left"/>
             </w:pPr>
@@ -4779,6 +4875,7 @@
           </w:tcPr>
           <w:p>
             <w:pPr>
+              <w:keepNext w:val="false"/>
               <w:spacing w:after="40" w:before="0"/>
               <w:jc w:val="left"/>
             </w:pPr>
@@ -4838,6 +4935,7 @@
           </w:tcPr>
           <w:p>
             <w:pPr>
+              <w:keepNext w:val="false"/>
               <w:spacing w:after="40" w:before="0"/>
               <w:jc w:val="center"/>
             </w:pPr>
@@ -4872,6 +4970,7 @@
           </w:tcPr>
           <w:p>
             <w:pPr>
+              <w:keepNext w:val="false"/>
               <w:spacing w:after="40" w:before="0"/>
               <w:jc w:val="left"/>
             </w:pPr>
@@ -4933,6 +5032,7 @@
           </w:tcPr>
           <w:p>
             <w:pPr>
+              <w:keepNext w:val="false"/>
               <w:spacing w:after="40" w:before="0"/>
               <w:jc w:val="center"/>
             </w:pPr>
@@ -4967,6 +5067,7 @@
           </w:tcPr>
           <w:p>
             <w:pPr>
+              <w:keepNext w:val="false"/>
               <w:spacing w:after="40" w:before="0"/>
               <w:jc w:val="left"/>
             </w:pPr>
@@ -4999,6 +5100,7 @@
           </w:tcPr>
           <w:p>
             <w:pPr>
+              <w:keepNext w:val="false"/>
               <w:spacing w:after="40" w:before="0"/>
               <w:jc w:val="left"/>
             </w:pPr>
@@ -5033,6 +5135,7 @@
           </w:tcPr>
           <w:p>
             <w:pPr>
+              <w:keepNext w:val="false"/>
               <w:spacing w:after="40" w:before="0"/>
               <w:jc w:val="left"/>
             </w:pPr>
@@ -5065,6 +5168,7 @@
           </w:tcPr>
           <w:p>
             <w:pPr>
+              <w:keepNext w:val="false"/>
               <w:spacing w:after="40" w:before="0"/>
               <w:jc w:val="left"/>
             </w:pPr>
@@ -5099,6 +5203,7 @@
           </w:tcPr>
           <w:p>
             <w:pPr>
+              <w:keepNext w:val="false"/>
               <w:spacing w:after="40" w:before="0"/>
               <w:jc w:val="left"/>
             </w:pPr>
@@ -5131,6 +5236,7 @@
           </w:tcPr>
           <w:p>
             <w:pPr>
+              <w:keepNext w:val="false"/>
               <w:spacing w:after="40" w:before="0"/>
               <w:jc w:val="left"/>
             </w:pPr>
@@ -5167,7 +5273,7 @@
         </w:rPr>
         <w:t xml:space="preserve">© 2026 SeaVuria and ARES. Aligned with KICD objectives. Developed by SeaVuria; technical implementation by ARES (with AI assistance from Claude). Licensed under </w:t>
       </w:r>
-      <w:hyperlink w:history="1" r:id="rIdtdppjroak8tvkbbqth8vu">
+      <w:hyperlink w:history="1" r:id="rIdaybllwwtyfkqkxlg1__fh">
         <w:r>
           <w:rPr>
             <w:rFonts w:ascii="Arial" w:cs="Arial" w:eastAsia="Arial" w:hAnsi="Arial"/>
@@ -5188,7 +5294,7 @@
         </w:rPr>
         <w:t xml:space="preserve"> (</w:t>
       </w:r>
-      <w:hyperlink w:history="1" r:id="rIdnxxsauweqldg3a60dcg1q">
+      <w:hyperlink w:history="1" r:id="rId_x0iqyxgvpw80g3dd6bp8">
         <w:r>
           <w:rPr>
             <w:rFonts w:ascii="Arial" w:cs="Arial" w:eastAsia="Arial" w:hAnsi="Arial"/>
@@ -5248,6 +5354,7 @@
           </w:tcPr>
           <w:p>
             <w:pPr>
+              <w:keepNext w:val="false"/>
               <w:spacing w:after="40" w:before="0"/>
               <w:jc w:val="center"/>
             </w:pPr>
@@ -5283,6 +5390,7 @@
           </w:tcPr>
           <w:p>
             <w:pPr>
+              <w:keepNext w:val="false"/>
               <w:spacing w:after="40" w:before="0"/>
               <w:jc w:val="center"/>
             </w:pPr>
@@ -5317,6 +5425,7 @@
           </w:tcPr>
           <w:p>
             <w:pPr>
+              <w:keepNext w:val="false"/>
               <w:spacing w:after="40" w:before="0"/>
               <w:jc w:val="left"/>
             </w:pPr>
@@ -5349,6 +5458,7 @@
           </w:tcPr>
           <w:p>
             <w:pPr>
+              <w:keepNext w:val="false"/>
               <w:spacing w:after="40" w:before="0"/>
               <w:jc w:val="left"/>
             </w:pPr>
@@ -5383,6 +5493,7 @@
           </w:tcPr>
           <w:p>
             <w:pPr>
+              <w:keepNext w:val="false"/>
               <w:spacing w:after="40" w:before="0"/>
               <w:jc w:val="left"/>
             </w:pPr>
@@ -5415,6 +5526,7 @@
           </w:tcPr>
           <w:p>
             <w:pPr>
+              <w:keepNext w:val="false"/>
               <w:spacing w:after="40" w:before="0"/>
               <w:jc w:val="left"/>
             </w:pPr>
@@ -5449,6 +5561,7 @@
           </w:tcPr>
           <w:p>
             <w:pPr>
+              <w:keepNext w:val="false"/>
               <w:spacing w:after="40" w:before="0"/>
               <w:jc w:val="left"/>
             </w:pPr>
@@ -5481,6 +5594,7 @@
           </w:tcPr>
           <w:p>
             <w:pPr>
+              <w:keepNext w:val="false"/>
               <w:spacing w:after="40" w:before="0"/>
               <w:jc w:val="left"/>
             </w:pPr>
@@ -5515,6 +5629,7 @@
           </w:tcPr>
           <w:p>
             <w:pPr>
+              <w:keepNext w:val="false"/>
               <w:spacing w:after="40" w:before="0"/>
               <w:jc w:val="left"/>
             </w:pPr>
@@ -5547,6 +5662,7 @@
           </w:tcPr>
           <w:p>
             <w:pPr>
+              <w:keepNext w:val="false"/>
               <w:spacing w:after="40" w:before="0"/>
               <w:jc w:val="left"/>
             </w:pPr>
@@ -5581,6 +5697,7 @@
           </w:tcPr>
           <w:p>
             <w:pPr>
+              <w:keepNext w:val="false"/>
               <w:spacing w:after="40" w:before="0"/>
               <w:jc w:val="left"/>
             </w:pPr>
@@ -5613,6 +5730,7 @@
           </w:tcPr>
           <w:p>
             <w:pPr>
+              <w:keepNext w:val="false"/>
               <w:spacing w:after="40" w:before="0"/>
               <w:jc w:val="left"/>
             </w:pPr>
@@ -5647,6 +5765,7 @@
           </w:tcPr>
           <w:p>
             <w:pPr>
+              <w:keepNext w:val="false"/>
               <w:spacing w:after="40" w:before="0"/>
               <w:jc w:val="left"/>
             </w:pPr>
@@ -5679,6 +5798,7 @@
           </w:tcPr>
           <w:p>
             <w:pPr>
+              <w:keepNext w:val="false"/>
               <w:spacing w:after="40" w:before="0"/>
               <w:jc w:val="left"/>
             </w:pPr>
@@ -5713,6 +5833,7 @@
           </w:tcPr>
           <w:p>
             <w:pPr>
+              <w:keepNext w:val="false"/>
               <w:spacing w:after="40" w:before="0"/>
               <w:jc w:val="left"/>
             </w:pPr>
@@ -5745,6 +5866,7 @@
           </w:tcPr>
           <w:p>
             <w:pPr>
+              <w:keepNext w:val="false"/>
               <w:spacing w:after="40" w:before="0"/>
               <w:jc w:val="left"/>
             </w:pPr>
@@ -5779,6 +5901,7 @@
           </w:tcPr>
           <w:p>
             <w:pPr>
+              <w:keepNext w:val="false"/>
               <w:spacing w:after="40" w:before="0"/>
               <w:jc w:val="left"/>
             </w:pPr>
@@ -5811,6 +5934,7 @@
           </w:tcPr>
           <w:p>
             <w:pPr>
+              <w:keepNext w:val="false"/>
               <w:spacing w:after="40" w:before="0"/>
               <w:jc w:val="left"/>
             </w:pPr>
@@ -5870,6 +5994,7 @@
           </w:tcPr>
           <w:p>
             <w:pPr>
+              <w:keepNext w:val="false"/>
               <w:spacing w:after="40" w:before="0"/>
               <w:jc w:val="center"/>
             </w:pPr>
@@ -5904,6 +6029,7 @@
           </w:tcPr>
           <w:p>
             <w:pPr>
+              <w:keepNext w:val="false"/>
               <w:spacing w:after="40" w:before="0"/>
               <w:jc w:val="left"/>
             </w:pPr>
@@ -5968,6 +6094,7 @@
           </w:tcPr>
           <w:p>
             <w:pPr>
+              <w:keepNext w:val="false"/>
               <w:spacing w:after="40" w:before="0"/>
               <w:jc w:val="center"/>
             </w:pPr>
@@ -6002,6 +6129,7 @@
           </w:tcPr>
           <w:p>
             <w:pPr>
+              <w:keepNext w:val="false"/>
               <w:spacing w:after="40" w:before="0"/>
               <w:jc w:val="left"/>
             </w:pPr>
@@ -6034,6 +6162,7 @@
           </w:tcPr>
           <w:p>
             <w:pPr>
+              <w:keepNext w:val="false"/>
               <w:spacing w:after="40" w:before="0"/>
               <w:jc w:val="left"/>
             </w:pPr>
@@ -6066,6 +6195,7 @@
           </w:tcPr>
           <w:p>
             <w:pPr>
+              <w:keepNext w:val="false"/>
               <w:spacing w:after="40" w:before="0"/>
               <w:jc w:val="left"/>
             </w:pPr>
@@ -6098,6 +6228,7 @@
           </w:tcPr>
           <w:p>
             <w:pPr>
+              <w:keepNext w:val="false"/>
               <w:spacing w:after="40" w:before="0"/>
               <w:jc w:val="left"/>
             </w:pPr>
@@ -6130,6 +6261,7 @@
           </w:tcPr>
           <w:p>
             <w:pPr>
+              <w:keepNext w:val="false"/>
               <w:spacing w:after="40" w:before="0"/>
               <w:jc w:val="left"/>
             </w:pPr>
@@ -6164,6 +6296,7 @@
           </w:tcPr>
           <w:p>
             <w:pPr>
+              <w:keepNext w:val="false"/>
               <w:spacing w:after="40" w:before="0"/>
               <w:jc w:val="left"/>
             </w:pPr>
@@ -6201,7 +6334,7 @@
             <w:pPr>
               <w:spacing w:after="20" w:before="0"/>
             </w:pPr>
-            <w:hyperlink w:history="1" r:id="rIdazup3jh12vvaudypssn5m">
+            <w:hyperlink w:history="1" r:id="rIduzmp3reg168nj92x5msx5">
               <w:r>
                 <w:rPr>
                   <w:rFonts w:ascii="Arial" w:cs="Arial" w:eastAsia="Arial" w:hAnsi="Arial"/>
@@ -6234,7 +6367,7 @@
               <w:spacing w:after="10" w:before="0"/>
               <w:ind w:left="120"/>
             </w:pPr>
-            <w:hyperlink w:history="1" r:id="rId-bxazuln613ypbjx7blgx">
+            <w:hyperlink w:history="1" r:id="rIdsno1rb3avwztlma_khgz6">
               <w:r>
                 <w:rPr>
                   <w:rFonts w:ascii="Arial" w:cs="Arial" w:eastAsia="Arial" w:hAnsi="Arial"/>
@@ -6296,7 +6429,7 @@
               <w:spacing w:after="10" w:before="0"/>
               <w:ind w:left="120"/>
             </w:pPr>
-            <w:hyperlink w:history="1" r:id="rIdj222hbhdv-n22ye53sver">
+            <w:hyperlink w:history="1" r:id="rIdh0ptz83pmcxcusq_v5_8i">
               <w:r>
                 <w:rPr>
                   <w:rFonts w:ascii="Arial" w:cs="Arial" w:eastAsia="Arial" w:hAnsi="Arial"/>
@@ -6339,6 +6472,7 @@
           </w:tcPr>
           <w:p>
             <w:pPr>
+              <w:keepNext w:val="false"/>
               <w:spacing w:after="40" w:before="0"/>
               <w:jc w:val="left"/>
             </w:pPr>
@@ -6371,6 +6505,7 @@
           </w:tcPr>
           <w:p>
             <w:pPr>
+              <w:keepNext w:val="false"/>
               <w:spacing w:after="40" w:before="0"/>
               <w:jc w:val="left"/>
             </w:pPr>
@@ -6403,6 +6538,7 @@
           </w:tcPr>
           <w:p>
             <w:pPr>
+              <w:keepNext w:val="false"/>
               <w:spacing w:after="40" w:before="0"/>
               <w:jc w:val="left"/>
             </w:pPr>
@@ -6435,6 +6571,7 @@
           </w:tcPr>
           <w:p>
             <w:pPr>
+              <w:keepNext w:val="false"/>
               <w:spacing w:after="40" w:before="0"/>
               <w:jc w:val="left"/>
             </w:pPr>
@@ -6469,6 +6606,7 @@
           </w:tcPr>
           <w:p>
             <w:pPr>
+              <w:keepNext w:val="false"/>
               <w:spacing w:after="40" w:before="0"/>
               <w:jc w:val="left"/>
             </w:pPr>
@@ -6506,7 +6644,7 @@
             <w:pPr>
               <w:spacing w:after="20" w:before="0"/>
             </w:pPr>
-            <w:hyperlink w:history="1" r:id="rIdcls8jggwvlfymxiqw9qy0">
+            <w:hyperlink w:history="1" r:id="rIdes74cdhkngobkyyr8c9ye">
               <w:r>
                 <w:rPr>
                   <w:rFonts w:ascii="Arial" w:cs="Arial" w:eastAsia="Arial" w:hAnsi="Arial"/>
@@ -6539,7 +6677,7 @@
               <w:spacing w:after="10" w:before="0"/>
               <w:ind w:left="120"/>
             </w:pPr>
-            <w:hyperlink w:history="1" r:id="rIdl-46_z33pdmyzu9xu8h1x">
+            <w:hyperlink w:history="1" r:id="rIdzgcv0xbdcrk3hw-b3zdqv">
               <w:r>
                 <w:rPr>
                   <w:rFonts w:ascii="Arial" w:cs="Arial" w:eastAsia="Arial" w:hAnsi="Arial"/>
@@ -6601,7 +6739,7 @@
               <w:spacing w:after="10" w:before="0"/>
               <w:ind w:left="120"/>
             </w:pPr>
-            <w:hyperlink w:history="1" r:id="rIdgk4wvwbn1zxkz5kwb0rt4">
+            <w:hyperlink w:history="1" r:id="rIdgqtfxyzed2okplwq2hssl">
               <w:r>
                 <w:rPr>
                   <w:rFonts w:ascii="Arial" w:cs="Arial" w:eastAsia="Arial" w:hAnsi="Arial"/>
@@ -6644,6 +6782,7 @@
           </w:tcPr>
           <w:p>
             <w:pPr>
+              <w:keepNext w:val="false"/>
               <w:spacing w:after="40" w:before="0"/>
               <w:jc w:val="left"/>
             </w:pPr>
@@ -6676,6 +6815,7 @@
           </w:tcPr>
           <w:p>
             <w:pPr>
+              <w:keepNext w:val="false"/>
               <w:spacing w:after="40" w:before="0"/>
               <w:jc w:val="left"/>
             </w:pPr>
@@ -6708,6 +6848,7 @@
           </w:tcPr>
           <w:p>
             <w:pPr>
+              <w:keepNext w:val="false"/>
               <w:spacing w:after="40" w:before="0"/>
               <w:jc w:val="left"/>
             </w:pPr>
@@ -6740,6 +6881,7 @@
           </w:tcPr>
           <w:p>
             <w:pPr>
+              <w:keepNext w:val="false"/>
               <w:spacing w:after="40" w:before="0"/>
               <w:jc w:val="left"/>
             </w:pPr>
@@ -6774,6 +6916,7 @@
           </w:tcPr>
           <w:p>
             <w:pPr>
+              <w:keepNext w:val="false"/>
               <w:spacing w:after="40" w:before="0"/>
               <w:jc w:val="left"/>
             </w:pPr>
@@ -6811,7 +6954,7 @@
             <w:pPr>
               <w:spacing w:after="20" w:before="0"/>
             </w:pPr>
-            <w:hyperlink w:history="1" r:id="rIdeab1aqkbalilr4yinwcsw">
+            <w:hyperlink w:history="1" r:id="rIdys41jb2kkvnftkkvpfckk">
               <w:r>
                 <w:rPr>
                   <w:rFonts w:ascii="Arial" w:cs="Arial" w:eastAsia="Arial" w:hAnsi="Arial"/>
@@ -6844,7 +6987,7 @@
               <w:spacing w:after="10" w:before="0"/>
               <w:ind w:left="120"/>
             </w:pPr>
-            <w:hyperlink w:history="1" r:id="rIdvic2s0bcfp624qdl1mbmg">
+            <w:hyperlink w:history="1" r:id="rId8sijv6qgtbgqiwxjqksyc">
               <w:r>
                 <w:rPr>
                   <w:rFonts w:ascii="Arial" w:cs="Arial" w:eastAsia="Arial" w:hAnsi="Arial"/>
@@ -6906,7 +7049,7 @@
               <w:spacing w:after="10" w:before="0"/>
               <w:ind w:left="120"/>
             </w:pPr>
-            <w:hyperlink w:history="1" r:id="rIdmcyu1zywyzacumjhx3qgv">
+            <w:hyperlink w:history="1" r:id="rIdb1i9cwrbobwknkz4dkk2t">
               <w:r>
                 <w:rPr>
                   <w:rFonts w:ascii="Arial" w:cs="Arial" w:eastAsia="Arial" w:hAnsi="Arial"/>
@@ -6949,6 +7092,7 @@
           </w:tcPr>
           <w:p>
             <w:pPr>
+              <w:keepNext w:val="false"/>
               <w:spacing w:after="40" w:before="0"/>
               <w:jc w:val="left"/>
             </w:pPr>
@@ -6981,6 +7125,7 @@
           </w:tcPr>
           <w:p>
             <w:pPr>
+              <w:keepNext w:val="false"/>
               <w:spacing w:after="40" w:before="0"/>
               <w:jc w:val="left"/>
             </w:pPr>
@@ -7013,6 +7158,7 @@
           </w:tcPr>
           <w:p>
             <w:pPr>
+              <w:keepNext w:val="false"/>
               <w:spacing w:after="40" w:before="0"/>
               <w:jc w:val="left"/>
             </w:pPr>
@@ -7045,6 +7191,7 @@
           </w:tcPr>
           <w:p>
             <w:pPr>
+              <w:keepNext w:val="false"/>
               <w:spacing w:after="40" w:before="0"/>
               <w:jc w:val="left"/>
             </w:pPr>
@@ -7079,6 +7226,7 @@
           </w:tcPr>
           <w:p>
             <w:pPr>
+              <w:keepNext w:val="false"/>
               <w:spacing w:after="40" w:before="0"/>
               <w:jc w:val="left"/>
             </w:pPr>
@@ -7116,7 +7264,7 @@
             <w:pPr>
               <w:spacing w:after="20" w:before="0"/>
             </w:pPr>
-            <w:hyperlink w:history="1" r:id="rIdorlry9iqwsurinv-f91j7">
+            <w:hyperlink w:history="1" r:id="rIdwwsuwdwlkkl5hytrd8hkc">
               <w:r>
                 <w:rPr>
                   <w:rFonts w:ascii="Arial" w:cs="Arial" w:eastAsia="Arial" w:hAnsi="Arial"/>
@@ -7149,7 +7297,7 @@
               <w:spacing w:after="10" w:before="0"/>
               <w:ind w:left="120"/>
             </w:pPr>
-            <w:hyperlink w:history="1" r:id="rIdn4zhnechfye_ng7bzvwho">
+            <w:hyperlink w:history="1" r:id="rIdjzrewqmuggehmhfvyk2pf">
               <w:r>
                 <w:rPr>
                   <w:rFonts w:ascii="Arial" w:cs="Arial" w:eastAsia="Arial" w:hAnsi="Arial"/>
@@ -7211,7 +7359,7 @@
               <w:spacing w:after="10" w:before="0"/>
               <w:ind w:left="120"/>
             </w:pPr>
-            <w:hyperlink w:history="1" r:id="rIddcr7fh3l34j7jkg3iwpe6">
+            <w:hyperlink w:history="1" r:id="rIdtyq_wq7pyi8dd7kps4xxr">
               <w:r>
                 <w:rPr>
                   <w:rFonts w:ascii="Arial" w:cs="Arial" w:eastAsia="Arial" w:hAnsi="Arial"/>
@@ -7254,6 +7402,7 @@
           </w:tcPr>
           <w:p>
             <w:pPr>
+              <w:keepNext w:val="false"/>
               <w:spacing w:after="40" w:before="0"/>
               <w:jc w:val="left"/>
             </w:pPr>
@@ -7286,6 +7435,7 @@
           </w:tcPr>
           <w:p>
             <w:pPr>
+              <w:keepNext w:val="false"/>
               <w:spacing w:after="40" w:before="0"/>
               <w:jc w:val="left"/>
             </w:pPr>
@@ -7318,6 +7468,7 @@
           </w:tcPr>
           <w:p>
             <w:pPr>
+              <w:keepNext w:val="false"/>
               <w:spacing w:after="40" w:before="0"/>
               <w:jc w:val="left"/>
             </w:pPr>
@@ -7350,6 +7501,7 @@
           </w:tcPr>
           <w:p>
             <w:pPr>
+              <w:keepNext w:val="false"/>
               <w:spacing w:after="40" w:before="0"/>
               <w:jc w:val="left"/>
             </w:pPr>
@@ -7384,6 +7536,7 @@
           </w:tcPr>
           <w:p>
             <w:pPr>
+              <w:keepNext w:val="false"/>
               <w:spacing w:after="40" w:before="0"/>
               <w:jc w:val="left"/>
             </w:pPr>
@@ -7421,7 +7574,7 @@
             <w:pPr>
               <w:spacing w:after="20" w:before="0"/>
             </w:pPr>
-            <w:hyperlink w:history="1" r:id="rIdn3wsaw2bc6ey8qmrpk2si">
+            <w:hyperlink w:history="1" r:id="rIdvo_xoksue_nzcmzb-x5_h">
               <w:r>
                 <w:rPr>
                   <w:rFonts w:ascii="Arial" w:cs="Arial" w:eastAsia="Arial" w:hAnsi="Arial"/>
@@ -7470,7 +7623,7 @@
               <w:spacing w:after="10" w:before="0"/>
               <w:ind w:left="120"/>
             </w:pPr>
-            <w:hyperlink w:history="1" r:id="rId2eqpg_0mxnyrgu6xz8edh">
+            <w:hyperlink w:history="1" r:id="rIda8-bkmgpr3li7jiiadpmo">
               <w:r>
                 <w:rPr>
                   <w:rFonts w:ascii="Arial" w:cs="Arial" w:eastAsia="Arial" w:hAnsi="Arial"/>
@@ -7532,7 +7685,7 @@
               <w:spacing w:after="10" w:before="0"/>
               <w:ind w:left="120"/>
             </w:pPr>
-            <w:hyperlink w:history="1" r:id="rIdm2os72n8o0-t1-psroytl">
+            <w:hyperlink w:history="1" r:id="rIdubg7mhvj-v9svqphgx1t4">
               <w:r>
                 <w:rPr>
                   <w:rFonts w:ascii="Arial" w:cs="Arial" w:eastAsia="Arial" w:hAnsi="Arial"/>
@@ -7575,6 +7728,7 @@
           </w:tcPr>
           <w:p>
             <w:pPr>
+              <w:keepNext w:val="false"/>
               <w:spacing w:after="40" w:before="0"/>
               <w:jc w:val="left"/>
             </w:pPr>
@@ -7607,6 +7761,7 @@
           </w:tcPr>
           <w:p>
             <w:pPr>
+              <w:keepNext w:val="false"/>
               <w:spacing w:after="40" w:before="0"/>
               <w:jc w:val="left"/>
             </w:pPr>
@@ -7639,6 +7794,7 @@
           </w:tcPr>
           <w:p>
             <w:pPr>
+              <w:keepNext w:val="false"/>
               <w:spacing w:after="40" w:before="0"/>
               <w:jc w:val="left"/>
             </w:pPr>
@@ -7671,6 +7827,7 @@
           </w:tcPr>
           <w:p>
             <w:pPr>
+              <w:keepNext w:val="false"/>
               <w:spacing w:after="40" w:before="0"/>
               <w:jc w:val="left"/>
             </w:pPr>
@@ -7730,6 +7887,7 @@
           </w:tcPr>
           <w:p>
             <w:pPr>
+              <w:keepNext w:val="false"/>
               <w:spacing w:after="40" w:before="0"/>
               <w:jc w:val="center"/>
             </w:pPr>
@@ -7764,6 +7922,7 @@
           </w:tcPr>
           <w:p>
             <w:pPr>
+              <w:keepNext w:val="false"/>
               <w:spacing w:after="40" w:before="0"/>
               <w:jc w:val="left"/>
             </w:pPr>
@@ -7825,6 +7984,7 @@
           </w:tcPr>
           <w:p>
             <w:pPr>
+              <w:keepNext w:val="false"/>
               <w:spacing w:after="40" w:before="0"/>
               <w:jc w:val="center"/>
             </w:pPr>
@@ -7859,6 +8019,7 @@
           </w:tcPr>
           <w:p>
             <w:pPr>
+              <w:keepNext w:val="false"/>
               <w:spacing w:after="40" w:before="0"/>
               <w:jc w:val="left"/>
             </w:pPr>
@@ -7891,6 +8052,7 @@
           </w:tcPr>
           <w:p>
             <w:pPr>
+              <w:keepNext w:val="false"/>
               <w:spacing w:after="40" w:before="0"/>
               <w:jc w:val="left"/>
             </w:pPr>
@@ -7925,6 +8087,7 @@
           </w:tcPr>
           <w:p>
             <w:pPr>
+              <w:keepNext w:val="false"/>
               <w:spacing w:after="40" w:before="0"/>
               <w:jc w:val="left"/>
             </w:pPr>
@@ -7957,6 +8120,7 @@
           </w:tcPr>
           <w:p>
             <w:pPr>
+              <w:keepNext w:val="false"/>
               <w:spacing w:after="40" w:before="0"/>
               <w:jc w:val="left"/>
             </w:pPr>
@@ -7991,6 +8155,7 @@
           </w:tcPr>
           <w:p>
             <w:pPr>
+              <w:keepNext w:val="false"/>
               <w:spacing w:after="40" w:before="0"/>
               <w:jc w:val="left"/>
             </w:pPr>
@@ -8023,6 +8188,7 @@
           </w:tcPr>
           <w:p>
             <w:pPr>
+              <w:keepNext w:val="false"/>
               <w:spacing w:after="40" w:before="0"/>
               <w:jc w:val="left"/>
             </w:pPr>
@@ -8059,7 +8225,7 @@
         </w:rPr>
         <w:t xml:space="preserve">© 2026 SeaVuria and ARES. Aligned with KICD objectives. Developed by SeaVuria; technical implementation by ARES (with AI assistance from Claude). Licensed under </w:t>
       </w:r>
-      <w:hyperlink w:history="1" r:id="rIdxpxqlf7g3y9pmn71car8i">
+      <w:hyperlink w:history="1" r:id="rIdlcxozohumlumltd9yjjfe">
         <w:r>
           <w:rPr>
             <w:rFonts w:ascii="Arial" w:cs="Arial" w:eastAsia="Arial" w:hAnsi="Arial"/>
@@ -8080,7 +8246,7 @@
         </w:rPr>
         <w:t xml:space="preserve"> (</w:t>
       </w:r>
-      <w:hyperlink w:history="1" r:id="rIdbn8qtquyzir57l2unckwj">
+      <w:hyperlink w:history="1" r:id="rIdbuljz7gdhfqsurgmeeeh_">
         <w:r>
           <w:rPr>
             <w:rFonts w:ascii="Arial" w:cs="Arial" w:eastAsia="Arial" w:hAnsi="Arial"/>
@@ -8140,6 +8306,7 @@
           </w:tcPr>
           <w:p>
             <w:pPr>
+              <w:keepNext w:val="false"/>
               <w:spacing w:after="40" w:before="0"/>
               <w:jc w:val="center"/>
             </w:pPr>
@@ -8175,6 +8342,7 @@
           </w:tcPr>
           <w:p>
             <w:pPr>
+              <w:keepNext w:val="false"/>
               <w:spacing w:after="40" w:before="0"/>
               <w:jc w:val="center"/>
             </w:pPr>
@@ -8209,6 +8377,7 @@
           </w:tcPr>
           <w:p>
             <w:pPr>
+              <w:keepNext w:val="false"/>
               <w:spacing w:after="40" w:before="0"/>
               <w:jc w:val="left"/>
             </w:pPr>
@@ -8241,6 +8410,7 @@
           </w:tcPr>
           <w:p>
             <w:pPr>
+              <w:keepNext w:val="false"/>
               <w:spacing w:after="40" w:before="0"/>
               <w:jc w:val="left"/>
             </w:pPr>
@@ -8275,6 +8445,7 @@
           </w:tcPr>
           <w:p>
             <w:pPr>
+              <w:keepNext w:val="false"/>
               <w:spacing w:after="40" w:before="0"/>
               <w:jc w:val="left"/>
             </w:pPr>
@@ -8307,6 +8478,7 @@
           </w:tcPr>
           <w:p>
             <w:pPr>
+              <w:keepNext w:val="false"/>
               <w:spacing w:after="40" w:before="0"/>
               <w:jc w:val="left"/>
             </w:pPr>
@@ -8341,6 +8513,7 @@
           </w:tcPr>
           <w:p>
             <w:pPr>
+              <w:keepNext w:val="false"/>
               <w:spacing w:after="40" w:before="0"/>
               <w:jc w:val="left"/>
             </w:pPr>
@@ -8373,6 +8546,7 @@
           </w:tcPr>
           <w:p>
             <w:pPr>
+              <w:keepNext w:val="false"/>
               <w:spacing w:after="40" w:before="0"/>
               <w:jc w:val="left"/>
             </w:pPr>
@@ -8407,6 +8581,7 @@
           </w:tcPr>
           <w:p>
             <w:pPr>
+              <w:keepNext w:val="false"/>
               <w:spacing w:after="40" w:before="0"/>
               <w:jc w:val="left"/>
             </w:pPr>
@@ -8439,6 +8614,7 @@
           </w:tcPr>
           <w:p>
             <w:pPr>
+              <w:keepNext w:val="false"/>
               <w:spacing w:after="40" w:before="0"/>
               <w:jc w:val="left"/>
             </w:pPr>
@@ -8473,6 +8649,7 @@
           </w:tcPr>
           <w:p>
             <w:pPr>
+              <w:keepNext w:val="false"/>
               <w:spacing w:after="40" w:before="0"/>
               <w:jc w:val="left"/>
             </w:pPr>
@@ -8505,6 +8682,7 @@
           </w:tcPr>
           <w:p>
             <w:pPr>
+              <w:keepNext w:val="false"/>
               <w:spacing w:after="40" w:before="0"/>
               <w:jc w:val="left"/>
             </w:pPr>
@@ -8539,6 +8717,7 @@
           </w:tcPr>
           <w:p>
             <w:pPr>
+              <w:keepNext w:val="false"/>
               <w:spacing w:after="40" w:before="0"/>
               <w:jc w:val="left"/>
             </w:pPr>
@@ -8571,6 +8750,7 @@
           </w:tcPr>
           <w:p>
             <w:pPr>
+              <w:keepNext w:val="false"/>
               <w:spacing w:after="40" w:before="0"/>
               <w:jc w:val="left"/>
             </w:pPr>
@@ -8605,6 +8785,7 @@
           </w:tcPr>
           <w:p>
             <w:pPr>
+              <w:keepNext w:val="false"/>
               <w:spacing w:after="40" w:before="0"/>
               <w:jc w:val="left"/>
             </w:pPr>
@@ -8637,6 +8818,7 @@
           </w:tcPr>
           <w:p>
             <w:pPr>
+              <w:keepNext w:val="false"/>
               <w:spacing w:after="40" w:before="0"/>
               <w:jc w:val="left"/>
             </w:pPr>
@@ -8671,6 +8853,7 @@
           </w:tcPr>
           <w:p>
             <w:pPr>
+              <w:keepNext w:val="false"/>
               <w:spacing w:after="40" w:before="0"/>
               <w:jc w:val="left"/>
             </w:pPr>
@@ -8703,6 +8886,7 @@
           </w:tcPr>
           <w:p>
             <w:pPr>
+              <w:keepNext w:val="false"/>
               <w:spacing w:after="40" w:before="0"/>
               <w:jc w:val="left"/>
             </w:pPr>
@@ -8762,6 +8946,7 @@
           </w:tcPr>
           <w:p>
             <w:pPr>
+              <w:keepNext w:val="false"/>
               <w:spacing w:after="40" w:before="0"/>
               <w:jc w:val="center"/>
             </w:pPr>
@@ -8796,6 +8981,7 @@
           </w:tcPr>
           <w:p>
             <w:pPr>
+              <w:keepNext w:val="false"/>
               <w:spacing w:after="40" w:before="0"/>
               <w:jc w:val="left"/>
             </w:pPr>
@@ -8860,6 +9046,7 @@
           </w:tcPr>
           <w:p>
             <w:pPr>
+              <w:keepNext w:val="false"/>
               <w:spacing w:after="40" w:before="0"/>
               <w:jc w:val="center"/>
             </w:pPr>
@@ -8894,6 +9081,7 @@
           </w:tcPr>
           <w:p>
             <w:pPr>
+              <w:keepNext w:val="false"/>
               <w:spacing w:after="40" w:before="0"/>
               <w:jc w:val="left"/>
             </w:pPr>
@@ -8926,6 +9114,7 @@
           </w:tcPr>
           <w:p>
             <w:pPr>
+              <w:keepNext w:val="false"/>
               <w:spacing w:after="40" w:before="0"/>
               <w:jc w:val="left"/>
             </w:pPr>
@@ -8958,6 +9147,7 @@
           </w:tcPr>
           <w:p>
             <w:pPr>
+              <w:keepNext w:val="false"/>
               <w:spacing w:after="40" w:before="0"/>
               <w:jc w:val="left"/>
             </w:pPr>
@@ -8990,6 +9180,7 @@
           </w:tcPr>
           <w:p>
             <w:pPr>
+              <w:keepNext w:val="false"/>
               <w:spacing w:after="40" w:before="0"/>
               <w:jc w:val="left"/>
             </w:pPr>
@@ -9022,6 +9213,7 @@
           </w:tcPr>
           <w:p>
             <w:pPr>
+              <w:keepNext w:val="false"/>
               <w:spacing w:after="40" w:before="0"/>
               <w:jc w:val="left"/>
             </w:pPr>
@@ -9056,6 +9248,7 @@
           </w:tcPr>
           <w:p>
             <w:pPr>
+              <w:keepNext w:val="false"/>
               <w:spacing w:after="40" w:before="0"/>
               <w:jc w:val="left"/>
             </w:pPr>
@@ -9093,7 +9286,7 @@
             <w:pPr>
               <w:spacing w:after="20" w:before="0"/>
             </w:pPr>
-            <w:hyperlink w:history="1" r:id="rIdflpcmvovifcop-r8mwxu_">
+            <w:hyperlink w:history="1" r:id="rIdqgmfe_yi7a1mhafrdfi_1">
               <w:r>
                 <w:rPr>
                   <w:rFonts w:ascii="Arial" w:cs="Arial" w:eastAsia="Arial" w:hAnsi="Arial"/>
@@ -9126,7 +9319,7 @@
               <w:spacing w:after="10" w:before="0"/>
               <w:ind w:left="120"/>
             </w:pPr>
-            <w:hyperlink w:history="1" r:id="rIdihsnd-dkaoezmezrm2iem">
+            <w:hyperlink w:history="1" r:id="rIdowamq2gqkup9noe4vksuu">
               <w:r>
                 <w:rPr>
                   <w:rFonts w:ascii="Arial" w:cs="Arial" w:eastAsia="Arial" w:hAnsi="Arial"/>
@@ -9171,7 +9364,7 @@
             <w:pPr>
               <w:spacing w:after="20" w:before="0"/>
             </w:pPr>
-            <w:hyperlink w:history="1" r:id="rId23if_hqzqi6hw7rkz1fw2">
+            <w:hyperlink w:history="1" r:id="rIdgtq6culartztbimrw11af">
               <w:r>
                 <w:rPr>
                   <w:rFonts w:ascii="Arial" w:cs="Arial" w:eastAsia="Arial" w:hAnsi="Arial"/>
@@ -9204,7 +9397,7 @@
               <w:spacing w:after="10" w:before="0"/>
               <w:ind w:left="120"/>
             </w:pPr>
-            <w:hyperlink w:history="1" r:id="rIdelk2g6m5dmkz1kfwpdkzk">
+            <w:hyperlink w:history="1" r:id="rIdkix18epv6hckq5rjtrxxt">
               <w:r>
                 <w:rPr>
                   <w:rFonts w:ascii="Arial" w:cs="Arial" w:eastAsia="Arial" w:hAnsi="Arial"/>
@@ -9232,6 +9425,7 @@
           </w:tcPr>
           <w:p>
             <w:pPr>
+              <w:keepNext w:val="false"/>
               <w:spacing w:after="40" w:before="0"/>
               <w:jc w:val="left"/>
             </w:pPr>
@@ -9264,6 +9458,7 @@
           </w:tcPr>
           <w:p>
             <w:pPr>
+              <w:keepNext w:val="false"/>
               <w:spacing w:after="40" w:before="0"/>
               <w:jc w:val="left"/>
             </w:pPr>
@@ -9296,6 +9491,7 @@
           </w:tcPr>
           <w:p>
             <w:pPr>
+              <w:keepNext w:val="false"/>
               <w:spacing w:after="40" w:before="0"/>
               <w:jc w:val="left"/>
             </w:pPr>
@@ -9328,6 +9524,7 @@
           </w:tcPr>
           <w:p>
             <w:pPr>
+              <w:keepNext w:val="false"/>
               <w:spacing w:after="40" w:before="0"/>
               <w:jc w:val="left"/>
             </w:pPr>
@@ -9362,6 +9559,7 @@
           </w:tcPr>
           <w:p>
             <w:pPr>
+              <w:keepNext w:val="false"/>
               <w:spacing w:after="40" w:before="0"/>
               <w:jc w:val="left"/>
             </w:pPr>
@@ -9399,7 +9597,7 @@
             <w:pPr>
               <w:spacing w:after="20" w:before="0"/>
             </w:pPr>
-            <w:hyperlink w:history="1" r:id="rId3ybmjhrqx8rrdu04trblz">
+            <w:hyperlink w:history="1" r:id="rIdteqq0i24ckird9dj0i00v">
               <w:r>
                 <w:rPr>
                   <w:rFonts w:ascii="Arial" w:cs="Arial" w:eastAsia="Arial" w:hAnsi="Arial"/>
@@ -9432,7 +9630,7 @@
               <w:spacing w:after="10" w:before="0"/>
               <w:ind w:left="120"/>
             </w:pPr>
-            <w:hyperlink w:history="1" r:id="rIdfy5jx1vy-hoarwg9no3bt">
+            <w:hyperlink w:history="1" r:id="rIddrjadj6ent7hjty-unzec">
               <w:r>
                 <w:rPr>
                   <w:rFonts w:ascii="Arial" w:cs="Arial" w:eastAsia="Arial" w:hAnsi="Arial"/>
@@ -9477,7 +9675,7 @@
             <w:pPr>
               <w:spacing w:after="20" w:before="0"/>
             </w:pPr>
-            <w:hyperlink w:history="1" r:id="rIded9rqlpul66bp6gilehhl">
+            <w:hyperlink w:history="1" r:id="rIdgtmokvdvyht-ijshdybvs">
               <w:r>
                 <w:rPr>
                   <w:rFonts w:ascii="Arial" w:cs="Arial" w:eastAsia="Arial" w:hAnsi="Arial"/>
@@ -9510,7 +9708,7 @@
               <w:spacing w:after="10" w:before="0"/>
               <w:ind w:left="120"/>
             </w:pPr>
-            <w:hyperlink w:history="1" r:id="rIdvmmojwhstgdizcz2ugj5w">
+            <w:hyperlink w:history="1" r:id="rIdbch9ajgcfbwc2r8pbgz_a">
               <w:r>
                 <w:rPr>
                   <w:rFonts w:ascii="Arial" w:cs="Arial" w:eastAsia="Arial" w:hAnsi="Arial"/>
@@ -9538,6 +9736,7 @@
           </w:tcPr>
           <w:p>
             <w:pPr>
+              <w:keepNext w:val="false"/>
               <w:spacing w:after="40" w:before="0"/>
               <w:jc w:val="left"/>
             </w:pPr>
@@ -9570,6 +9769,7 @@
           </w:tcPr>
           <w:p>
             <w:pPr>
+              <w:keepNext w:val="false"/>
               <w:spacing w:after="40" w:before="0"/>
               <w:jc w:val="left"/>
             </w:pPr>
@@ -9602,6 +9802,7 @@
           </w:tcPr>
           <w:p>
             <w:pPr>
+              <w:keepNext w:val="false"/>
               <w:spacing w:after="40" w:before="0"/>
               <w:jc w:val="left"/>
             </w:pPr>
@@ -9634,6 +9835,7 @@
           </w:tcPr>
           <w:p>
             <w:pPr>
+              <w:keepNext w:val="false"/>
               <w:spacing w:after="40" w:before="0"/>
               <w:jc w:val="left"/>
             </w:pPr>
@@ -9668,6 +9870,7 @@
           </w:tcPr>
           <w:p>
             <w:pPr>
+              <w:keepNext w:val="false"/>
               <w:spacing w:after="40" w:before="0"/>
               <w:jc w:val="left"/>
             </w:pPr>
@@ -9705,7 +9908,7 @@
             <w:pPr>
               <w:spacing w:after="20" w:before="0"/>
             </w:pPr>
-            <w:hyperlink w:history="1" r:id="rIdcmugm_1-v7uj7sd43rjny">
+            <w:hyperlink w:history="1" r:id="rIdy8004bprsetytjumcdrlt">
               <w:r>
                 <w:rPr>
                   <w:rFonts w:ascii="Arial" w:cs="Arial" w:eastAsia="Arial" w:hAnsi="Arial"/>
@@ -9754,7 +9957,7 @@
               <w:spacing w:after="10" w:before="0"/>
               <w:ind w:left="120"/>
             </w:pPr>
-            <w:hyperlink w:history="1" r:id="rIdaxx236ez0l4j29h2bb51g">
+            <w:hyperlink w:history="1" r:id="rIdrd5va2k_7ra7nktdigkff">
               <w:r>
                 <w:rPr>
                   <w:rFonts w:ascii="Arial" w:cs="Arial" w:eastAsia="Arial" w:hAnsi="Arial"/>
@@ -9799,7 +10002,7 @@
             <w:pPr>
               <w:spacing w:after="20" w:before="0"/>
             </w:pPr>
-            <w:hyperlink w:history="1" r:id="rIduosdm1iseyaervc93i7ti">
+            <w:hyperlink w:history="1" r:id="rIds-tdvy7bxsbchphg7zsgu">
               <w:r>
                 <w:rPr>
                   <w:rFonts w:ascii="Arial" w:cs="Arial" w:eastAsia="Arial" w:hAnsi="Arial"/>
@@ -9832,7 +10035,7 @@
               <w:spacing w:after="10" w:before="0"/>
               <w:ind w:left="120"/>
             </w:pPr>
-            <w:hyperlink w:history="1" r:id="rIdqhtgpg8_6xg_z49hk0uj2">
+            <w:hyperlink w:history="1" r:id="rIdpdek2yhiugfvxwg6l7gck">
               <w:r>
                 <w:rPr>
                   <w:rFonts w:ascii="Arial" w:cs="Arial" w:eastAsia="Arial" w:hAnsi="Arial"/>
@@ -9860,6 +10063,7 @@
           </w:tcPr>
           <w:p>
             <w:pPr>
+              <w:keepNext w:val="false"/>
               <w:spacing w:after="40" w:before="0"/>
               <w:jc w:val="left"/>
             </w:pPr>
@@ -9892,6 +10096,7 @@
           </w:tcPr>
           <w:p>
             <w:pPr>
+              <w:keepNext w:val="false"/>
               <w:spacing w:after="40" w:before="0"/>
               <w:jc w:val="left"/>
             </w:pPr>
@@ -9924,6 +10129,7 @@
           </w:tcPr>
           <w:p>
             <w:pPr>
+              <w:keepNext w:val="false"/>
               <w:spacing w:after="40" w:before="0"/>
               <w:jc w:val="left"/>
             </w:pPr>
@@ -9956,6 +10162,7 @@
           </w:tcPr>
           <w:p>
             <w:pPr>
+              <w:keepNext w:val="false"/>
               <w:spacing w:after="40" w:before="0"/>
               <w:jc w:val="left"/>
             </w:pPr>
@@ -9990,6 +10197,7 @@
           </w:tcPr>
           <w:p>
             <w:pPr>
+              <w:keepNext w:val="false"/>
               <w:spacing w:after="40" w:before="0"/>
               <w:jc w:val="left"/>
             </w:pPr>
@@ -10027,7 +10235,7 @@
             <w:pPr>
               <w:spacing w:after="20" w:before="0"/>
             </w:pPr>
-            <w:hyperlink w:history="1" r:id="rIdb0wlmmsjc6rjd2ccbldrp">
+            <w:hyperlink w:history="1" r:id="rIde6enj1zmfdhu2wdbgkm73">
               <w:r>
                 <w:rPr>
                   <w:rFonts w:ascii="Arial" w:cs="Arial" w:eastAsia="Arial" w:hAnsi="Arial"/>
@@ -10076,7 +10284,7 @@
               <w:spacing w:after="10" w:before="0"/>
               <w:ind w:left="120"/>
             </w:pPr>
-            <w:hyperlink w:history="1" r:id="rIdi0u-9xjjzpwhukckyul6w">
+            <w:hyperlink w:history="1" r:id="rIdewhde0yhaou26dk-qei3y">
               <w:r>
                 <w:rPr>
                   <w:rFonts w:ascii="Arial" w:cs="Arial" w:eastAsia="Arial" w:hAnsi="Arial"/>
@@ -10121,7 +10329,7 @@
             <w:pPr>
               <w:spacing w:after="20" w:before="0"/>
             </w:pPr>
-            <w:hyperlink w:history="1" r:id="rIdml5x6cqg4pq9jg1j_akl3">
+            <w:hyperlink w:history="1" r:id="rIdkhzgwqvf4ang5earcizh7">
               <w:r>
                 <w:rPr>
                   <w:rFonts w:ascii="Arial" w:cs="Arial" w:eastAsia="Arial" w:hAnsi="Arial"/>
@@ -10154,7 +10362,7 @@
               <w:spacing w:after="10" w:before="0"/>
               <w:ind w:left="120"/>
             </w:pPr>
-            <w:hyperlink w:history="1" r:id="rIdjvqp5pygiht1p0drctez0">
+            <w:hyperlink w:history="1" r:id="rIdvfmnr1ynqttcze-l8zz7h">
               <w:r>
                 <w:rPr>
                   <w:rFonts w:ascii="Arial" w:cs="Arial" w:eastAsia="Arial" w:hAnsi="Arial"/>
@@ -10182,6 +10390,7 @@
           </w:tcPr>
           <w:p>
             <w:pPr>
+              <w:keepNext w:val="false"/>
               <w:spacing w:after="40" w:before="0"/>
               <w:jc w:val="left"/>
             </w:pPr>
@@ -10214,6 +10423,7 @@
           </w:tcPr>
           <w:p>
             <w:pPr>
+              <w:keepNext w:val="false"/>
               <w:spacing w:after="40" w:before="0"/>
               <w:jc w:val="left"/>
             </w:pPr>
@@ -10246,6 +10456,7 @@
           </w:tcPr>
           <w:p>
             <w:pPr>
+              <w:keepNext w:val="false"/>
               <w:spacing w:after="40" w:before="0"/>
               <w:jc w:val="left"/>
             </w:pPr>
@@ -10278,6 +10489,7 @@
           </w:tcPr>
           <w:p>
             <w:pPr>
+              <w:keepNext w:val="false"/>
               <w:spacing w:after="40" w:before="0"/>
               <w:jc w:val="left"/>
             </w:pPr>
@@ -10312,6 +10524,7 @@
           </w:tcPr>
           <w:p>
             <w:pPr>
+              <w:keepNext w:val="false"/>
               <w:spacing w:after="40" w:before="0"/>
               <w:jc w:val="left"/>
             </w:pPr>
@@ -10349,7 +10562,7 @@
             <w:pPr>
               <w:spacing w:after="20" w:before="0"/>
             </w:pPr>
-            <w:hyperlink w:history="1" r:id="rIdndvkvcoxil7tqdchstros">
+            <w:hyperlink w:history="1" r:id="rId-nec9by_wbzxro-vnedhl">
               <w:r>
                 <w:rPr>
                   <w:rFonts w:ascii="Arial" w:cs="Arial" w:eastAsia="Arial" w:hAnsi="Arial"/>
@@ -10398,7 +10611,7 @@
               <w:spacing w:after="10" w:before="0"/>
               <w:ind w:left="120"/>
             </w:pPr>
-            <w:hyperlink w:history="1" r:id="rIdaha5alrewonudmel12lgn">
+            <w:hyperlink w:history="1" r:id="rIdbjfzqr13db8b3uvgh6abh">
               <w:r>
                 <w:rPr>
                   <w:rFonts w:ascii="Arial" w:cs="Arial" w:eastAsia="Arial" w:hAnsi="Arial"/>
@@ -10443,7 +10656,7 @@
             <w:pPr>
               <w:spacing w:after="20" w:before="0"/>
             </w:pPr>
-            <w:hyperlink w:history="1" r:id="rIduvyeseu0n1alne1ddthjc">
+            <w:hyperlink w:history="1" r:id="rIducu6hitftwmtgkrawob4a">
               <w:r>
                 <w:rPr>
                   <w:rFonts w:ascii="Arial" w:cs="Arial" w:eastAsia="Arial" w:hAnsi="Arial"/>
@@ -10476,7 +10689,7 @@
               <w:spacing w:after="10" w:before="0"/>
               <w:ind w:left="120"/>
             </w:pPr>
-            <w:hyperlink w:history="1" r:id="rIdhk2dfzibxfwcd5dzsbh-a">
+            <w:hyperlink w:history="1" r:id="rIdiquztcx7xjpsar6mfjyzi">
               <w:r>
                 <w:rPr>
                   <w:rFonts w:ascii="Arial" w:cs="Arial" w:eastAsia="Arial" w:hAnsi="Arial"/>
@@ -10504,6 +10717,7 @@
           </w:tcPr>
           <w:p>
             <w:pPr>
+              <w:keepNext w:val="false"/>
               <w:spacing w:after="40" w:before="0"/>
               <w:jc w:val="left"/>
             </w:pPr>
@@ -10536,6 +10750,7 @@
           </w:tcPr>
           <w:p>
             <w:pPr>
+              <w:keepNext w:val="false"/>
               <w:spacing w:after="40" w:before="0"/>
               <w:jc w:val="left"/>
             </w:pPr>
@@ -10568,6 +10783,7 @@
           </w:tcPr>
           <w:p>
             <w:pPr>
+              <w:keepNext w:val="false"/>
               <w:spacing w:after="40" w:before="0"/>
               <w:jc w:val="left"/>
             </w:pPr>
@@ -10600,6 +10816,7 @@
           </w:tcPr>
           <w:p>
             <w:pPr>
+              <w:keepNext w:val="false"/>
               <w:spacing w:after="40" w:before="0"/>
               <w:jc w:val="left"/>
             </w:pPr>
@@ -10659,6 +10876,7 @@
           </w:tcPr>
           <w:p>
             <w:pPr>
+              <w:keepNext w:val="false"/>
               <w:spacing w:after="40" w:before="0"/>
               <w:jc w:val="center"/>
             </w:pPr>
@@ -10693,6 +10911,7 @@
           </w:tcPr>
           <w:p>
             <w:pPr>
+              <w:keepNext w:val="false"/>
               <w:spacing w:after="40" w:before="0"/>
               <w:jc w:val="left"/>
             </w:pPr>
@@ -10754,6 +10973,7 @@
           </w:tcPr>
           <w:p>
             <w:pPr>
+              <w:keepNext w:val="false"/>
               <w:spacing w:after="40" w:before="0"/>
               <w:jc w:val="center"/>
             </w:pPr>
@@ -10788,6 +11008,7 @@
           </w:tcPr>
           <w:p>
             <w:pPr>
+              <w:keepNext w:val="false"/>
               <w:spacing w:after="40" w:before="0"/>
               <w:jc w:val="left"/>
             </w:pPr>
@@ -10820,6 +11041,7 @@
           </w:tcPr>
           <w:p>
             <w:pPr>
+              <w:keepNext w:val="false"/>
               <w:spacing w:after="40" w:before="0"/>
               <w:jc w:val="left"/>
             </w:pPr>
@@ -10854,6 +11076,7 @@
           </w:tcPr>
           <w:p>
             <w:pPr>
+              <w:keepNext w:val="false"/>
               <w:spacing w:after="40" w:before="0"/>
               <w:jc w:val="left"/>
             </w:pPr>
@@ -10886,6 +11109,7 @@
           </w:tcPr>
           <w:p>
             <w:pPr>
+              <w:keepNext w:val="false"/>
               <w:spacing w:after="40" w:before="0"/>
               <w:jc w:val="left"/>
             </w:pPr>
@@ -10920,6 +11144,7 @@
           </w:tcPr>
           <w:p>
             <w:pPr>
+              <w:keepNext w:val="false"/>
               <w:spacing w:after="40" w:before="0"/>
               <w:jc w:val="left"/>
             </w:pPr>
@@ -10952,6 +11177,7 @@
           </w:tcPr>
           <w:p>
             <w:pPr>
+              <w:keepNext w:val="false"/>
               <w:spacing w:after="40" w:before="0"/>
               <w:jc w:val="left"/>
             </w:pPr>
@@ -10988,7 +11214,7 @@
         </w:rPr>
         <w:t xml:space="preserve">© 2026 SeaVuria and ARES. Aligned with KICD objectives. Developed by SeaVuria; technical implementation by ARES (with AI assistance from Claude). Licensed under </w:t>
       </w:r>
-      <w:hyperlink w:history="1" r:id="rIdjywntyg-8bdqzwv_l3pp3">
+      <w:hyperlink w:history="1" r:id="rId-ccjhshkdpjg_a4mtevje">
         <w:r>
           <w:rPr>
             <w:rFonts w:ascii="Arial" w:cs="Arial" w:eastAsia="Arial" w:hAnsi="Arial"/>
@@ -11009,7 +11235,7 @@
         </w:rPr>
         <w:t xml:space="preserve"> (</w:t>
       </w:r>
-      <w:hyperlink w:history="1" r:id="rIdm8jfqdbp0fjy9u3qoflgl">
+      <w:hyperlink w:history="1" r:id="rIdnw6tijau-ugwbecrrzp6a">
         <w:r>
           <w:rPr>
             <w:rFonts w:ascii="Arial" w:cs="Arial" w:eastAsia="Arial" w:hAnsi="Arial"/>
@@ -11069,6 +11295,7 @@
           </w:tcPr>
           <w:p>
             <w:pPr>
+              <w:keepNext w:val="false"/>
               <w:spacing w:after="40" w:before="0"/>
               <w:jc w:val="center"/>
             </w:pPr>
@@ -11104,6 +11331,7 @@
           </w:tcPr>
           <w:p>
             <w:pPr>
+              <w:keepNext w:val="false"/>
               <w:spacing w:after="40" w:before="0"/>
               <w:jc w:val="center"/>
             </w:pPr>
@@ -11138,6 +11366,7 @@
           </w:tcPr>
           <w:p>
             <w:pPr>
+              <w:keepNext w:val="false"/>
               <w:spacing w:after="40" w:before="0"/>
               <w:jc w:val="left"/>
             </w:pPr>
@@ -11170,6 +11399,7 @@
           </w:tcPr>
           <w:p>
             <w:pPr>
+              <w:keepNext w:val="false"/>
               <w:spacing w:after="40" w:before="0"/>
               <w:jc w:val="left"/>
             </w:pPr>
@@ -11204,6 +11434,7 @@
           </w:tcPr>
           <w:p>
             <w:pPr>
+              <w:keepNext w:val="false"/>
               <w:spacing w:after="40" w:before="0"/>
               <w:jc w:val="left"/>
             </w:pPr>
@@ -11236,6 +11467,7 @@
           </w:tcPr>
           <w:p>
             <w:pPr>
+              <w:keepNext w:val="false"/>
               <w:spacing w:after="40" w:before="0"/>
               <w:jc w:val="left"/>
             </w:pPr>
@@ -11270,6 +11502,7 @@
           </w:tcPr>
           <w:p>
             <w:pPr>
+              <w:keepNext w:val="false"/>
               <w:spacing w:after="40" w:before="0"/>
               <w:jc w:val="left"/>
             </w:pPr>
@@ -11302,6 +11535,7 @@
           </w:tcPr>
           <w:p>
             <w:pPr>
+              <w:keepNext w:val="false"/>
               <w:spacing w:after="40" w:before="0"/>
               <w:jc w:val="left"/>
             </w:pPr>
@@ -11336,6 +11570,7 @@
           </w:tcPr>
           <w:p>
             <w:pPr>
+              <w:keepNext w:val="false"/>
               <w:spacing w:after="40" w:before="0"/>
               <w:jc w:val="left"/>
             </w:pPr>
@@ -11368,6 +11603,7 @@
           </w:tcPr>
           <w:p>
             <w:pPr>
+              <w:keepNext w:val="false"/>
               <w:spacing w:after="40" w:before="0"/>
               <w:jc w:val="left"/>
             </w:pPr>
@@ -11402,6 +11638,7 @@
           </w:tcPr>
           <w:p>
             <w:pPr>
+              <w:keepNext w:val="false"/>
               <w:spacing w:after="40" w:before="0"/>
               <w:jc w:val="left"/>
             </w:pPr>
@@ -11434,6 +11671,7 @@
           </w:tcPr>
           <w:p>
             <w:pPr>
+              <w:keepNext w:val="false"/>
               <w:spacing w:after="40" w:before="0"/>
               <w:jc w:val="left"/>
             </w:pPr>
@@ -11468,6 +11706,7 @@
           </w:tcPr>
           <w:p>
             <w:pPr>
+              <w:keepNext w:val="false"/>
               <w:spacing w:after="40" w:before="0"/>
               <w:jc w:val="left"/>
             </w:pPr>
@@ -11500,6 +11739,7 @@
           </w:tcPr>
           <w:p>
             <w:pPr>
+              <w:keepNext w:val="false"/>
               <w:spacing w:after="40" w:before="0"/>
               <w:jc w:val="left"/>
             </w:pPr>
@@ -11534,6 +11774,7 @@
           </w:tcPr>
           <w:p>
             <w:pPr>
+              <w:keepNext w:val="false"/>
               <w:spacing w:after="40" w:before="0"/>
               <w:jc w:val="left"/>
             </w:pPr>
@@ -11566,6 +11807,7 @@
           </w:tcPr>
           <w:p>
             <w:pPr>
+              <w:keepNext w:val="false"/>
               <w:spacing w:after="40" w:before="0"/>
               <w:jc w:val="left"/>
             </w:pPr>
@@ -11600,6 +11842,7 @@
           </w:tcPr>
           <w:p>
             <w:pPr>
+              <w:keepNext w:val="false"/>
               <w:spacing w:after="40" w:before="0"/>
               <w:jc w:val="left"/>
             </w:pPr>
@@ -11632,6 +11875,7 @@
           </w:tcPr>
           <w:p>
             <w:pPr>
+              <w:keepNext w:val="false"/>
               <w:spacing w:after="40" w:before="0"/>
               <w:jc w:val="left"/>
             </w:pPr>
@@ -11691,6 +11935,7 @@
           </w:tcPr>
           <w:p>
             <w:pPr>
+              <w:keepNext w:val="false"/>
               <w:spacing w:after="40" w:before="0"/>
               <w:jc w:val="center"/>
             </w:pPr>
@@ -11725,6 +11970,7 @@
           </w:tcPr>
           <w:p>
             <w:pPr>
+              <w:keepNext w:val="false"/>
               <w:spacing w:after="40" w:before="0"/>
               <w:jc w:val="left"/>
             </w:pPr>
@@ -11789,6 +12035,7 @@
           </w:tcPr>
           <w:p>
             <w:pPr>
+              <w:keepNext w:val="false"/>
               <w:spacing w:after="40" w:before="0"/>
               <w:jc w:val="center"/>
             </w:pPr>
@@ -11823,6 +12070,7 @@
           </w:tcPr>
           <w:p>
             <w:pPr>
+              <w:keepNext w:val="false"/>
               <w:spacing w:after="40" w:before="0"/>
               <w:jc w:val="left"/>
             </w:pPr>
@@ -11855,6 +12103,7 @@
           </w:tcPr>
           <w:p>
             <w:pPr>
+              <w:keepNext w:val="false"/>
               <w:spacing w:after="40" w:before="0"/>
               <w:jc w:val="left"/>
             </w:pPr>
@@ -11887,6 +12136,7 @@
           </w:tcPr>
           <w:p>
             <w:pPr>
+              <w:keepNext w:val="false"/>
               <w:spacing w:after="40" w:before="0"/>
               <w:jc w:val="left"/>
             </w:pPr>
@@ -11919,6 +12169,7 @@
           </w:tcPr>
           <w:p>
             <w:pPr>
+              <w:keepNext w:val="false"/>
               <w:spacing w:after="40" w:before="0"/>
               <w:jc w:val="left"/>
             </w:pPr>
@@ -11951,6 +12202,7 @@
           </w:tcPr>
           <w:p>
             <w:pPr>
+              <w:keepNext w:val="false"/>
               <w:spacing w:after="40" w:before="0"/>
               <w:jc w:val="left"/>
             </w:pPr>
@@ -11985,6 +12237,7 @@
           </w:tcPr>
           <w:p>
             <w:pPr>
+              <w:keepNext w:val="false"/>
               <w:spacing w:after="40" w:before="0"/>
               <w:jc w:val="left"/>
             </w:pPr>
@@ -12022,7 +12275,7 @@
             <w:pPr>
               <w:spacing w:after="20" w:before="0"/>
             </w:pPr>
-            <w:hyperlink w:history="1" r:id="rIdndanbbm5jgcerk0z9w9tl">
+            <w:hyperlink w:history="1" r:id="rId8fayhwncr6imbebl9r-z2">
               <w:r>
                 <w:rPr>
                   <w:rFonts w:ascii="Arial" w:cs="Arial" w:eastAsia="Arial" w:hAnsi="Arial"/>
@@ -12055,7 +12308,7 @@
               <w:spacing w:after="10" w:before="0"/>
               <w:ind w:left="120"/>
             </w:pPr>
-            <w:hyperlink w:history="1" r:id="rIdlln9k1rmtvghka8zsxdh0">
+            <w:hyperlink w:history="1" r:id="rIde4gx4pdfyqv2b13ft-vyh">
               <w:r>
                 <w:rPr>
                   <w:rFonts w:ascii="Arial" w:cs="Arial" w:eastAsia="Arial" w:hAnsi="Arial"/>
@@ -12100,7 +12353,7 @@
             <w:pPr>
               <w:spacing w:after="20" w:before="0"/>
             </w:pPr>
-            <w:hyperlink w:history="1" r:id="rIdvfvutn9hbfu1drkvofxcx">
+            <w:hyperlink w:history="1" r:id="rIdhrkviphjasropmyzp9k5b">
               <w:r>
                 <w:rPr>
                   <w:rFonts w:ascii="Arial" w:cs="Arial" w:eastAsia="Arial" w:hAnsi="Arial"/>
@@ -12133,7 +12386,7 @@
               <w:spacing w:after="10" w:before="0"/>
               <w:ind w:left="120"/>
             </w:pPr>
-            <w:hyperlink w:history="1" r:id="rId2iv5f_xnbflugbw3pqi-b">
+            <w:hyperlink w:history="1" r:id="rIdkh4q3bscc_bkgl4ffzdov">
               <w:r>
                 <w:rPr>
                   <w:rFonts w:ascii="Arial" w:cs="Arial" w:eastAsia="Arial" w:hAnsi="Arial"/>
@@ -12161,6 +12414,7 @@
           </w:tcPr>
           <w:p>
             <w:pPr>
+              <w:keepNext w:val="false"/>
               <w:spacing w:after="40" w:before="0"/>
               <w:jc w:val="left"/>
             </w:pPr>
@@ -12193,6 +12447,7 @@
           </w:tcPr>
           <w:p>
             <w:pPr>
+              <w:keepNext w:val="false"/>
               <w:spacing w:after="40" w:before="0"/>
               <w:jc w:val="left"/>
             </w:pPr>
@@ -12225,6 +12480,7 @@
           </w:tcPr>
           <w:p>
             <w:pPr>
+              <w:keepNext w:val="false"/>
               <w:spacing w:after="40" w:before="0"/>
               <w:jc w:val="left"/>
             </w:pPr>
@@ -12257,6 +12513,7 @@
           </w:tcPr>
           <w:p>
             <w:pPr>
+              <w:keepNext w:val="false"/>
               <w:spacing w:after="40" w:before="0"/>
               <w:jc w:val="left"/>
             </w:pPr>
@@ -12291,6 +12548,7 @@
           </w:tcPr>
           <w:p>
             <w:pPr>
+              <w:keepNext w:val="false"/>
               <w:spacing w:after="40" w:before="0"/>
               <w:jc w:val="left"/>
             </w:pPr>
@@ -12328,7 +12586,7 @@
             <w:pPr>
               <w:spacing w:after="20" w:before="0"/>
             </w:pPr>
-            <w:hyperlink w:history="1" r:id="rIdww_wt5vjbbcjspghyztgt">
+            <w:hyperlink w:history="1" r:id="rId0hzorfbkbjq6xnei1cs9l">
               <w:r>
                 <w:rPr>
                   <w:rFonts w:ascii="Arial" w:cs="Arial" w:eastAsia="Arial" w:hAnsi="Arial"/>
@@ -12361,7 +12619,7 @@
               <w:spacing w:after="10" w:before="0"/>
               <w:ind w:left="120"/>
             </w:pPr>
-            <w:hyperlink w:history="1" r:id="rId7cfcbuoyhphjlwfcealbo">
+            <w:hyperlink w:history="1" r:id="rIde6ruwh5kqf3kqmdlzjjzs">
               <w:r>
                 <w:rPr>
                   <w:rFonts w:ascii="Arial" w:cs="Arial" w:eastAsia="Arial" w:hAnsi="Arial"/>
@@ -12406,7 +12664,7 @@
             <w:pPr>
               <w:spacing w:after="20" w:before="0"/>
             </w:pPr>
-            <w:hyperlink w:history="1" r:id="rId3ngfoz7pdbnkgfgkyxrbx">
+            <w:hyperlink w:history="1" r:id="rIdpugoegpddtggswtmylcyv">
               <w:r>
                 <w:rPr>
                   <w:rFonts w:ascii="Arial" w:cs="Arial" w:eastAsia="Arial" w:hAnsi="Arial"/>
@@ -12439,7 +12697,7 @@
               <w:spacing w:after="10" w:before="0"/>
               <w:ind w:left="120"/>
             </w:pPr>
-            <w:hyperlink w:history="1" r:id="rIdmitujhqf3fyeglgglsyi3">
+            <w:hyperlink w:history="1" r:id="rIdkj-p3onhnshkyqalksihk">
               <w:r>
                 <w:rPr>
                   <w:rFonts w:ascii="Arial" w:cs="Arial" w:eastAsia="Arial" w:hAnsi="Arial"/>
@@ -12467,6 +12725,7 @@
           </w:tcPr>
           <w:p>
             <w:pPr>
+              <w:keepNext w:val="false"/>
               <w:spacing w:after="40" w:before="0"/>
               <w:jc w:val="left"/>
             </w:pPr>
@@ -12499,6 +12758,7 @@
           </w:tcPr>
           <w:p>
             <w:pPr>
+              <w:keepNext w:val="false"/>
               <w:spacing w:after="40" w:before="0"/>
               <w:jc w:val="left"/>
             </w:pPr>
@@ -12531,6 +12791,7 @@
           </w:tcPr>
           <w:p>
             <w:pPr>
+              <w:keepNext w:val="false"/>
               <w:spacing w:after="40" w:before="0"/>
               <w:jc w:val="left"/>
             </w:pPr>
@@ -12563,6 +12824,7 @@
           </w:tcPr>
           <w:p>
             <w:pPr>
+              <w:keepNext w:val="false"/>
               <w:spacing w:after="40" w:before="0"/>
               <w:jc w:val="left"/>
             </w:pPr>
@@ -12597,6 +12859,7 @@
           </w:tcPr>
           <w:p>
             <w:pPr>
+              <w:keepNext w:val="false"/>
               <w:spacing w:after="40" w:before="0"/>
               <w:jc w:val="left"/>
             </w:pPr>
@@ -12634,7 +12897,7 @@
             <w:pPr>
               <w:spacing w:after="20" w:before="0"/>
             </w:pPr>
-            <w:hyperlink w:history="1" r:id="rIdkya-6epiauw8xurnyow2-">
+            <w:hyperlink w:history="1" r:id="rId2jtbodkbcnu82fchrdfz0">
               <w:r>
                 <w:rPr>
                   <w:rFonts w:ascii="Arial" w:cs="Arial" w:eastAsia="Arial" w:hAnsi="Arial"/>
@@ -12683,7 +12946,7 @@
               <w:spacing w:after="10" w:before="0"/>
               <w:ind w:left="120"/>
             </w:pPr>
-            <w:hyperlink w:history="1" r:id="rId1kdqpyc5wxi_o-xa7py1i">
+            <w:hyperlink w:history="1" r:id="rId4ksuxx621hbmrobawhz-l">
               <w:r>
                 <w:rPr>
                   <w:rFonts w:ascii="Arial" w:cs="Arial" w:eastAsia="Arial" w:hAnsi="Arial"/>
@@ -12728,7 +12991,7 @@
             <w:pPr>
               <w:spacing w:after="20" w:before="0"/>
             </w:pPr>
-            <w:hyperlink w:history="1" r:id="rIdgfgdbzntlhiohl2jwsv95">
+            <w:hyperlink w:history="1" r:id="rIdjh07ckzv3dp7bcygb8pmz">
               <w:r>
                 <w:rPr>
                   <w:rFonts w:ascii="Arial" w:cs="Arial" w:eastAsia="Arial" w:hAnsi="Arial"/>
@@ -12761,7 +13024,7 @@
               <w:spacing w:after="10" w:before="0"/>
               <w:ind w:left="120"/>
             </w:pPr>
-            <w:hyperlink w:history="1" r:id="rIdj0kjnyk2pcyfspdx77uwa">
+            <w:hyperlink w:history="1" r:id="rId-qzmfcpdm7pj8yf6i0ybu">
               <w:r>
                 <w:rPr>
                   <w:rFonts w:ascii="Arial" w:cs="Arial" w:eastAsia="Arial" w:hAnsi="Arial"/>
@@ -12789,6 +13052,7 @@
           </w:tcPr>
           <w:p>
             <w:pPr>
+              <w:keepNext w:val="false"/>
               <w:spacing w:after="40" w:before="0"/>
               <w:jc w:val="left"/>
             </w:pPr>
@@ -12821,6 +13085,7 @@
           </w:tcPr>
           <w:p>
             <w:pPr>
+              <w:keepNext w:val="false"/>
               <w:spacing w:after="40" w:before="0"/>
               <w:jc w:val="left"/>
             </w:pPr>
@@ -12853,6 +13118,7 @@
           </w:tcPr>
           <w:p>
             <w:pPr>
+              <w:keepNext w:val="false"/>
               <w:spacing w:after="40" w:before="0"/>
               <w:jc w:val="left"/>
             </w:pPr>
@@ -12885,6 +13151,7 @@
           </w:tcPr>
           <w:p>
             <w:pPr>
+              <w:keepNext w:val="false"/>
               <w:spacing w:after="40" w:before="0"/>
               <w:jc w:val="left"/>
             </w:pPr>
@@ -12919,6 +13186,7 @@
           </w:tcPr>
           <w:p>
             <w:pPr>
+              <w:keepNext w:val="false"/>
               <w:spacing w:after="40" w:before="0"/>
               <w:jc w:val="left"/>
             </w:pPr>
@@ -12956,7 +13224,7 @@
             <w:pPr>
               <w:spacing w:after="20" w:before="0"/>
             </w:pPr>
-            <w:hyperlink w:history="1" r:id="rIdatbonquhgxlvblvat6rj1">
+            <w:hyperlink w:history="1" r:id="rId_ri-vixa3lgq3i7nxoojx">
               <w:r>
                 <w:rPr>
                   <w:rFonts w:ascii="Arial" w:cs="Arial" w:eastAsia="Arial" w:hAnsi="Arial"/>
@@ -13005,7 +13273,7 @@
               <w:spacing w:after="10" w:before="0"/>
               <w:ind w:left="120"/>
             </w:pPr>
-            <w:hyperlink w:history="1" r:id="rIdhtbwbajeuxu7j5dd_mnnu">
+            <w:hyperlink w:history="1" r:id="rIdpbhenay87pix1ypxyg9zc">
               <w:r>
                 <w:rPr>
                   <w:rFonts w:ascii="Arial" w:cs="Arial" w:eastAsia="Arial" w:hAnsi="Arial"/>
@@ -13050,7 +13318,7 @@
             <w:pPr>
               <w:spacing w:after="20" w:before="0"/>
             </w:pPr>
-            <w:hyperlink w:history="1" r:id="rIdky0l3u3nerdzr957kzjin">
+            <w:hyperlink w:history="1" r:id="rIdov67lgahivbi589r0mlue">
               <w:r>
                 <w:rPr>
                   <w:rFonts w:ascii="Arial" w:cs="Arial" w:eastAsia="Arial" w:hAnsi="Arial"/>
@@ -13083,7 +13351,7 @@
               <w:spacing w:after="10" w:before="0"/>
               <w:ind w:left="120"/>
             </w:pPr>
-            <w:hyperlink w:history="1" r:id="rIdcpj0wwrkjvtq9jcg0cc5w">
+            <w:hyperlink w:history="1" r:id="rIdfgsld7l1biztqhgilk7fs">
               <w:r>
                 <w:rPr>
                   <w:rFonts w:ascii="Arial" w:cs="Arial" w:eastAsia="Arial" w:hAnsi="Arial"/>
@@ -13111,6 +13379,7 @@
           </w:tcPr>
           <w:p>
             <w:pPr>
+              <w:keepNext w:val="false"/>
               <w:spacing w:after="40" w:before="0"/>
               <w:jc w:val="left"/>
             </w:pPr>
@@ -13143,6 +13412,7 @@
           </w:tcPr>
           <w:p>
             <w:pPr>
+              <w:keepNext w:val="false"/>
               <w:spacing w:after="40" w:before="0"/>
               <w:jc w:val="left"/>
             </w:pPr>
@@ -13175,6 +13445,7 @@
           </w:tcPr>
           <w:p>
             <w:pPr>
+              <w:keepNext w:val="false"/>
               <w:spacing w:after="40" w:before="0"/>
               <w:jc w:val="left"/>
             </w:pPr>
@@ -13207,6 +13478,7 @@
           </w:tcPr>
           <w:p>
             <w:pPr>
+              <w:keepNext w:val="false"/>
               <w:spacing w:after="40" w:before="0"/>
               <w:jc w:val="left"/>
             </w:pPr>
@@ -13241,6 +13513,7 @@
           </w:tcPr>
           <w:p>
             <w:pPr>
+              <w:keepNext w:val="false"/>
               <w:spacing w:after="40" w:before="0"/>
               <w:jc w:val="left"/>
             </w:pPr>
@@ -13278,7 +13551,7 @@
             <w:pPr>
               <w:spacing w:after="20" w:before="0"/>
             </w:pPr>
-            <w:hyperlink w:history="1" r:id="rIdrx4z1qpfblzromsdkcvzb">
+            <w:hyperlink w:history="1" r:id="rIdksxcrgufvenfhxb6niz7u">
               <w:r>
                 <w:rPr>
                   <w:rFonts w:ascii="Arial" w:cs="Arial" w:eastAsia="Arial" w:hAnsi="Arial"/>
@@ -13327,7 +13600,7 @@
               <w:spacing w:after="10" w:before="0"/>
               <w:ind w:left="120"/>
             </w:pPr>
-            <w:hyperlink w:history="1" r:id="rId7q503lfhqdj66dwtvsics">
+            <w:hyperlink w:history="1" r:id="rIdmnehixwjidc_zt6mjgbfq">
               <w:r>
                 <w:rPr>
                   <w:rFonts w:ascii="Arial" w:cs="Arial" w:eastAsia="Arial" w:hAnsi="Arial"/>
@@ -13372,7 +13645,7 @@
             <w:pPr>
               <w:spacing w:after="20" w:before="0"/>
             </w:pPr>
-            <w:hyperlink w:history="1" r:id="rId16bf36ekyhlamsqfaxpvy">
+            <w:hyperlink w:history="1" r:id="rIduzqhhfokjvas9hw4jqhog">
               <w:r>
                 <w:rPr>
                   <w:rFonts w:ascii="Arial" w:cs="Arial" w:eastAsia="Arial" w:hAnsi="Arial"/>
@@ -13405,7 +13678,7 @@
               <w:spacing w:after="10" w:before="0"/>
               <w:ind w:left="120"/>
             </w:pPr>
-            <w:hyperlink w:history="1" r:id="rIdh_ctczvat1mqfsgbzjnc-">
+            <w:hyperlink w:history="1" r:id="rIdtnqjmqj2jivvuevze-sxe">
               <w:r>
                 <w:rPr>
                   <w:rFonts w:ascii="Arial" w:cs="Arial" w:eastAsia="Arial" w:hAnsi="Arial"/>
@@ -13433,6 +13706,7 @@
           </w:tcPr>
           <w:p>
             <w:pPr>
+              <w:keepNext w:val="false"/>
               <w:spacing w:after="40" w:before="0"/>
               <w:jc w:val="left"/>
             </w:pPr>
@@ -13465,6 +13739,7 @@
           </w:tcPr>
           <w:p>
             <w:pPr>
+              <w:keepNext w:val="false"/>
               <w:spacing w:after="40" w:before="0"/>
               <w:jc w:val="left"/>
             </w:pPr>
@@ -13497,6 +13772,7 @@
           </w:tcPr>
           <w:p>
             <w:pPr>
+              <w:keepNext w:val="false"/>
               <w:spacing w:after="40" w:before="0"/>
               <w:jc w:val="left"/>
             </w:pPr>
@@ -13529,6 +13805,7 @@
           </w:tcPr>
           <w:p>
             <w:pPr>
+              <w:keepNext w:val="false"/>
               <w:spacing w:after="40" w:before="0"/>
               <w:jc w:val="left"/>
             </w:pPr>
@@ -13588,6 +13865,7 @@
           </w:tcPr>
           <w:p>
             <w:pPr>
+              <w:keepNext w:val="false"/>
               <w:spacing w:after="40" w:before="0"/>
               <w:jc w:val="center"/>
             </w:pPr>
@@ -13622,6 +13900,7 @@
           </w:tcPr>
           <w:p>
             <w:pPr>
+              <w:keepNext w:val="false"/>
               <w:spacing w:after="40" w:before="0"/>
               <w:jc w:val="left"/>
             </w:pPr>
@@ -13683,6 +13962,7 @@
           </w:tcPr>
           <w:p>
             <w:pPr>
+              <w:keepNext w:val="false"/>
               <w:spacing w:after="40" w:before="0"/>
               <w:jc w:val="center"/>
             </w:pPr>
@@ -13717,6 +13997,7 @@
           </w:tcPr>
           <w:p>
             <w:pPr>
+              <w:keepNext w:val="false"/>
               <w:spacing w:after="40" w:before="0"/>
               <w:jc w:val="left"/>
             </w:pPr>
@@ -13749,6 +14030,7 @@
           </w:tcPr>
           <w:p>
             <w:pPr>
+              <w:keepNext w:val="false"/>
               <w:spacing w:after="40" w:before="0"/>
               <w:jc w:val="left"/>
             </w:pPr>
@@ -13783,6 +14065,7 @@
           </w:tcPr>
           <w:p>
             <w:pPr>
+              <w:keepNext w:val="false"/>
               <w:spacing w:after="40" w:before="0"/>
               <w:jc w:val="left"/>
             </w:pPr>
@@ -13815,6 +14098,7 @@
           </w:tcPr>
           <w:p>
             <w:pPr>
+              <w:keepNext w:val="false"/>
               <w:spacing w:after="40" w:before="0"/>
               <w:jc w:val="left"/>
             </w:pPr>
@@ -13849,6 +14133,7 @@
           </w:tcPr>
           <w:p>
             <w:pPr>
+              <w:keepNext w:val="false"/>
               <w:spacing w:after="40" w:before="0"/>
               <w:jc w:val="left"/>
             </w:pPr>
@@ -13881,6 +14166,7 @@
           </w:tcPr>
           <w:p>
             <w:pPr>
+              <w:keepNext w:val="false"/>
               <w:spacing w:after="40" w:before="0"/>
               <w:jc w:val="left"/>
             </w:pPr>
@@ -13917,7 +14203,7 @@
         </w:rPr>
         <w:t xml:space="preserve">© 2026 SeaVuria and ARES. Aligned with KICD objectives. Developed by SeaVuria; technical implementation by ARES (with AI assistance from Claude). Licensed under </w:t>
       </w:r>
-      <w:hyperlink w:history="1" r:id="rId67enolknqjb2kwzwxj-no">
+      <w:hyperlink w:history="1" r:id="rIdzumfteaq7w6sh3vmbpo_e">
         <w:r>
           <w:rPr>
             <w:rFonts w:ascii="Arial" w:cs="Arial" w:eastAsia="Arial" w:hAnsi="Arial"/>
@@ -13938,7 +14224,7 @@
         </w:rPr>
         <w:t xml:space="preserve"> (</w:t>
       </w:r>
-      <w:hyperlink w:history="1" r:id="rIdszjfbx9hdhqmrszvgpwcz">
+      <w:hyperlink w:history="1" r:id="rId6hpwoewjla_iifx3k2rhb">
         <w:r>
           <w:rPr>
             <w:rFonts w:ascii="Arial" w:cs="Arial" w:eastAsia="Arial" w:hAnsi="Arial"/>
@@ -13998,6 +14284,7 @@
           </w:tcPr>
           <w:p>
             <w:pPr>
+              <w:keepNext w:val="false"/>
               <w:spacing w:after="40" w:before="0"/>
               <w:jc w:val="center"/>
             </w:pPr>
@@ -14033,6 +14320,7 @@
           </w:tcPr>
           <w:p>
             <w:pPr>
+              <w:keepNext w:val="false"/>
               <w:spacing w:after="40" w:before="0"/>
               <w:jc w:val="center"/>
             </w:pPr>
@@ -14067,6 +14355,7 @@
           </w:tcPr>
           <w:p>
             <w:pPr>
+              <w:keepNext w:val="false"/>
               <w:spacing w:after="40" w:before="0"/>
               <w:jc w:val="left"/>
             </w:pPr>
@@ -14099,6 +14388,7 @@
           </w:tcPr>
           <w:p>
             <w:pPr>
+              <w:keepNext w:val="false"/>
               <w:spacing w:after="40" w:before="0"/>
               <w:jc w:val="left"/>
             </w:pPr>
@@ -14133,6 +14423,7 @@
           </w:tcPr>
           <w:p>
             <w:pPr>
+              <w:keepNext w:val="false"/>
               <w:spacing w:after="40" w:before="0"/>
               <w:jc w:val="left"/>
             </w:pPr>
@@ -14165,6 +14456,7 @@
           </w:tcPr>
           <w:p>
             <w:pPr>
+              <w:keepNext w:val="false"/>
               <w:spacing w:after="40" w:before="0"/>
               <w:jc w:val="left"/>
             </w:pPr>
@@ -14199,6 +14491,7 @@
           </w:tcPr>
           <w:p>
             <w:pPr>
+              <w:keepNext w:val="false"/>
               <w:spacing w:after="40" w:before="0"/>
               <w:jc w:val="left"/>
             </w:pPr>
@@ -14231,6 +14524,7 @@
           </w:tcPr>
           <w:p>
             <w:pPr>
+              <w:keepNext w:val="false"/>
               <w:spacing w:after="40" w:before="0"/>
               <w:jc w:val="left"/>
             </w:pPr>
@@ -14265,6 +14559,7 @@
           </w:tcPr>
           <w:p>
             <w:pPr>
+              <w:keepNext w:val="false"/>
               <w:spacing w:after="40" w:before="0"/>
               <w:jc w:val="left"/>
             </w:pPr>
@@ -14297,6 +14592,7 @@
           </w:tcPr>
           <w:p>
             <w:pPr>
+              <w:keepNext w:val="false"/>
               <w:spacing w:after="40" w:before="0"/>
               <w:jc w:val="left"/>
             </w:pPr>
@@ -14331,6 +14627,7 @@
           </w:tcPr>
           <w:p>
             <w:pPr>
+              <w:keepNext w:val="false"/>
               <w:spacing w:after="40" w:before="0"/>
               <w:jc w:val="left"/>
             </w:pPr>
@@ -14363,6 +14660,7 @@
           </w:tcPr>
           <w:p>
             <w:pPr>
+              <w:keepNext w:val="false"/>
               <w:spacing w:after="40" w:before="0"/>
               <w:jc w:val="left"/>
             </w:pPr>
@@ -14397,6 +14695,7 @@
           </w:tcPr>
           <w:p>
             <w:pPr>
+              <w:keepNext w:val="false"/>
               <w:spacing w:after="40" w:before="0"/>
               <w:jc w:val="left"/>
             </w:pPr>
@@ -14429,6 +14728,7 @@
           </w:tcPr>
           <w:p>
             <w:pPr>
+              <w:keepNext w:val="false"/>
               <w:spacing w:after="40" w:before="0"/>
               <w:jc w:val="left"/>
             </w:pPr>
@@ -14463,6 +14763,7 @@
           </w:tcPr>
           <w:p>
             <w:pPr>
+              <w:keepNext w:val="false"/>
               <w:spacing w:after="40" w:before="0"/>
               <w:jc w:val="left"/>
             </w:pPr>
@@ -14495,6 +14796,7 @@
           </w:tcPr>
           <w:p>
             <w:pPr>
+              <w:keepNext w:val="false"/>
               <w:spacing w:after="40" w:before="0"/>
               <w:jc w:val="left"/>
             </w:pPr>
@@ -14529,6 +14831,7 @@
           </w:tcPr>
           <w:p>
             <w:pPr>
+              <w:keepNext w:val="false"/>
               <w:spacing w:after="40" w:before="0"/>
               <w:jc w:val="left"/>
             </w:pPr>
@@ -14561,6 +14864,7 @@
           </w:tcPr>
           <w:p>
             <w:pPr>
+              <w:keepNext w:val="false"/>
               <w:spacing w:after="40" w:before="0"/>
               <w:jc w:val="left"/>
             </w:pPr>
@@ -14620,6 +14924,7 @@
           </w:tcPr>
           <w:p>
             <w:pPr>
+              <w:keepNext w:val="false"/>
               <w:spacing w:after="40" w:before="0"/>
               <w:jc w:val="center"/>
             </w:pPr>
@@ -14654,6 +14959,7 @@
           </w:tcPr>
           <w:p>
             <w:pPr>
+              <w:keepNext w:val="false"/>
               <w:spacing w:after="40" w:before="0"/>
               <w:jc w:val="left"/>
             </w:pPr>
@@ -14718,6 +15024,7 @@
           </w:tcPr>
           <w:p>
             <w:pPr>
+              <w:keepNext w:val="false"/>
               <w:spacing w:after="40" w:before="0"/>
               <w:jc w:val="center"/>
             </w:pPr>
@@ -14752,6 +15059,7 @@
           </w:tcPr>
           <w:p>
             <w:pPr>
+              <w:keepNext w:val="false"/>
               <w:spacing w:after="40" w:before="0"/>
               <w:jc w:val="left"/>
             </w:pPr>
@@ -14784,6 +15092,7 @@
           </w:tcPr>
           <w:p>
             <w:pPr>
+              <w:keepNext w:val="false"/>
               <w:spacing w:after="40" w:before="0"/>
               <w:jc w:val="left"/>
             </w:pPr>
@@ -14816,6 +15125,7 @@
           </w:tcPr>
           <w:p>
             <w:pPr>
+              <w:keepNext w:val="false"/>
               <w:spacing w:after="40" w:before="0"/>
               <w:jc w:val="left"/>
             </w:pPr>
@@ -14848,6 +15158,7 @@
           </w:tcPr>
           <w:p>
             <w:pPr>
+              <w:keepNext w:val="false"/>
               <w:spacing w:after="40" w:before="0"/>
               <w:jc w:val="left"/>
             </w:pPr>
@@ -14880,6 +15191,7 @@
           </w:tcPr>
           <w:p>
             <w:pPr>
+              <w:keepNext w:val="false"/>
               <w:spacing w:after="40" w:before="0"/>
               <w:jc w:val="left"/>
             </w:pPr>
@@ -14914,6 +15226,7 @@
           </w:tcPr>
           <w:p>
             <w:pPr>
+              <w:keepNext w:val="false"/>
               <w:spacing w:after="40" w:before="0"/>
               <w:jc w:val="left"/>
             </w:pPr>
@@ -14951,7 +15264,7 @@
             <w:pPr>
               <w:spacing w:after="20" w:before="0"/>
             </w:pPr>
-            <w:hyperlink w:history="1" r:id="rIdh99qwqnm0srupzmjvlqrp">
+            <w:hyperlink w:history="1" r:id="rId327edzyc6bp2thgdcfywx">
               <w:r>
                 <w:rPr>
                   <w:rFonts w:ascii="Arial" w:cs="Arial" w:eastAsia="Arial" w:hAnsi="Arial"/>
@@ -14984,7 +15297,7 @@
               <w:spacing w:after="10" w:before="0"/>
               <w:ind w:left="120"/>
             </w:pPr>
-            <w:hyperlink w:history="1" r:id="rIdsjnyle3yxwgm6hhzgwcfn">
+            <w:hyperlink w:history="1" r:id="rId57fvuxrd7soxealxhjc6p">
               <w:r>
                 <w:rPr>
                   <w:rFonts w:ascii="Arial" w:cs="Arial" w:eastAsia="Arial" w:hAnsi="Arial"/>
@@ -15029,7 +15342,7 @@
             <w:pPr>
               <w:spacing w:after="20" w:before="0"/>
             </w:pPr>
-            <w:hyperlink w:history="1" r:id="rIdcfuwejooz2kues-so9wnb">
+            <w:hyperlink w:history="1" r:id="rIdcp9jgsbvezubzvosbcgag">
               <w:r>
                 <w:rPr>
                   <w:rFonts w:ascii="Arial" w:cs="Arial" w:eastAsia="Arial" w:hAnsi="Arial"/>
@@ -15062,7 +15375,7 @@
               <w:spacing w:after="10" w:before="0"/>
               <w:ind w:left="120"/>
             </w:pPr>
-            <w:hyperlink w:history="1" r:id="rIdrwtxikmxl0her4i4dkldx">
+            <w:hyperlink w:history="1" r:id="rIdqujiuadbxtsxcktfsd3j0">
               <w:r>
                 <w:rPr>
                   <w:rFonts w:ascii="Arial" w:cs="Arial" w:eastAsia="Arial" w:hAnsi="Arial"/>
@@ -15090,6 +15403,7 @@
           </w:tcPr>
           <w:p>
             <w:pPr>
+              <w:keepNext w:val="false"/>
               <w:spacing w:after="40" w:before="0"/>
               <w:jc w:val="left"/>
             </w:pPr>
@@ -15122,6 +15436,7 @@
           </w:tcPr>
           <w:p>
             <w:pPr>
+              <w:keepNext w:val="false"/>
               <w:spacing w:after="40" w:before="0"/>
               <w:jc w:val="left"/>
             </w:pPr>
@@ -15154,6 +15469,7 @@
           </w:tcPr>
           <w:p>
             <w:pPr>
+              <w:keepNext w:val="false"/>
               <w:spacing w:after="40" w:before="0"/>
               <w:jc w:val="left"/>
             </w:pPr>
@@ -15186,6 +15502,7 @@
           </w:tcPr>
           <w:p>
             <w:pPr>
+              <w:keepNext w:val="false"/>
               <w:spacing w:after="40" w:before="0"/>
               <w:jc w:val="left"/>
             </w:pPr>
@@ -15220,6 +15537,7 @@
           </w:tcPr>
           <w:p>
             <w:pPr>
+              <w:keepNext w:val="false"/>
               <w:spacing w:after="40" w:before="0"/>
               <w:jc w:val="left"/>
             </w:pPr>
@@ -15257,7 +15575,7 @@
             <w:pPr>
               <w:spacing w:after="20" w:before="0"/>
             </w:pPr>
-            <w:hyperlink w:history="1" r:id="rIdlolvk1q9sggxwvzc7fiqm">
+            <w:hyperlink w:history="1" r:id="rIdhyl-k1qqpua3pjvgohn9k">
               <w:r>
                 <w:rPr>
                   <w:rFonts w:ascii="Arial" w:cs="Arial" w:eastAsia="Arial" w:hAnsi="Arial"/>
@@ -15290,7 +15608,7 @@
               <w:spacing w:after="10" w:before="0"/>
               <w:ind w:left="120"/>
             </w:pPr>
-            <w:hyperlink w:history="1" r:id="rIdsfbuhpa2jq5dxbhhi-jog">
+            <w:hyperlink w:history="1" r:id="rIdmtznprux8nhidiizwuwk3">
               <w:r>
                 <w:rPr>
                   <w:rFonts w:ascii="Arial" w:cs="Arial" w:eastAsia="Arial" w:hAnsi="Arial"/>
@@ -15335,7 +15653,7 @@
             <w:pPr>
               <w:spacing w:after="20" w:before="0"/>
             </w:pPr>
-            <w:hyperlink w:history="1" r:id="rIdkxvsfcgknkmlk201mg3rc">
+            <w:hyperlink w:history="1" r:id="rIdbs1wfd-u8vwukdhjq4u9w">
               <w:r>
                 <w:rPr>
                   <w:rFonts w:ascii="Arial" w:cs="Arial" w:eastAsia="Arial" w:hAnsi="Arial"/>
@@ -15368,7 +15686,7 @@
               <w:spacing w:after="10" w:before="0"/>
               <w:ind w:left="120"/>
             </w:pPr>
-            <w:hyperlink w:history="1" r:id="rIdnrcea_piyykyig8pi7ejc">
+            <w:hyperlink w:history="1" r:id="rIddip2mup18zyhkq1da7ow_">
               <w:r>
                 <w:rPr>
                   <w:rFonts w:ascii="Arial" w:cs="Arial" w:eastAsia="Arial" w:hAnsi="Arial"/>
@@ -15396,6 +15714,7 @@
           </w:tcPr>
           <w:p>
             <w:pPr>
+              <w:keepNext w:val="false"/>
               <w:spacing w:after="40" w:before="0"/>
               <w:jc w:val="left"/>
             </w:pPr>
@@ -15428,6 +15747,7 @@
           </w:tcPr>
           <w:p>
             <w:pPr>
+              <w:keepNext w:val="false"/>
               <w:spacing w:after="40" w:before="0"/>
               <w:jc w:val="left"/>
             </w:pPr>
@@ -15460,6 +15780,7 @@
           </w:tcPr>
           <w:p>
             <w:pPr>
+              <w:keepNext w:val="false"/>
               <w:spacing w:after="40" w:before="0"/>
               <w:jc w:val="left"/>
             </w:pPr>
@@ -15492,6 +15813,7 @@
           </w:tcPr>
           <w:p>
             <w:pPr>
+              <w:keepNext w:val="false"/>
               <w:spacing w:after="40" w:before="0"/>
               <w:jc w:val="left"/>
             </w:pPr>
@@ -15526,6 +15848,7 @@
           </w:tcPr>
           <w:p>
             <w:pPr>
+              <w:keepNext w:val="false"/>
               <w:spacing w:after="40" w:before="0"/>
               <w:jc w:val="left"/>
             </w:pPr>
@@ -15563,7 +15886,7 @@
             <w:pPr>
               <w:spacing w:after="20" w:before="0"/>
             </w:pPr>
-            <w:hyperlink w:history="1" r:id="rIdx4xd_quqr8lxlmqnsf-dc">
+            <w:hyperlink w:history="1" r:id="rIduyoybgqzeif_altexnd62">
               <w:r>
                 <w:rPr>
                   <w:rFonts w:ascii="Arial" w:cs="Arial" w:eastAsia="Arial" w:hAnsi="Arial"/>
@@ -15612,7 +15935,7 @@
               <w:spacing w:after="10" w:before="0"/>
               <w:ind w:left="120"/>
             </w:pPr>
-            <w:hyperlink w:history="1" r:id="rIdqzux3vznh0ntniocfwtia">
+            <w:hyperlink w:history="1" r:id="rIdqujej1nbqufmxmzewfqhl">
               <w:r>
                 <w:rPr>
                   <w:rFonts w:ascii="Arial" w:cs="Arial" w:eastAsia="Arial" w:hAnsi="Arial"/>
@@ -15657,7 +15980,7 @@
             <w:pPr>
               <w:spacing w:after="20" w:before="0"/>
             </w:pPr>
-            <w:hyperlink w:history="1" r:id="rIdwfgsxc0uze8oqllogzntb">
+            <w:hyperlink w:history="1" r:id="rIdoupdio1mqliqzc-hr8mam">
               <w:r>
                 <w:rPr>
                   <w:rFonts w:ascii="Arial" w:cs="Arial" w:eastAsia="Arial" w:hAnsi="Arial"/>
@@ -15706,7 +16029,7 @@
               <w:spacing w:after="10" w:before="0"/>
               <w:ind w:left="120"/>
             </w:pPr>
-            <w:hyperlink w:history="1" r:id="rId6qec0rtzm8xkjkvabjgse">
+            <w:hyperlink w:history="1" r:id="rIdiedn_ej5denaawf_uhb8m">
               <w:r>
                 <w:rPr>
                   <w:rFonts w:ascii="Arial" w:cs="Arial" w:eastAsia="Arial" w:hAnsi="Arial"/>
@@ -15734,6 +16057,7 @@
           </w:tcPr>
           <w:p>
             <w:pPr>
+              <w:keepNext w:val="false"/>
               <w:spacing w:after="40" w:before="0"/>
               <w:jc w:val="left"/>
             </w:pPr>
@@ -15766,6 +16090,7 @@
           </w:tcPr>
           <w:p>
             <w:pPr>
+              <w:keepNext w:val="false"/>
               <w:spacing w:after="40" w:before="0"/>
               <w:jc w:val="left"/>
             </w:pPr>
@@ -15798,6 +16123,7 @@
           </w:tcPr>
           <w:p>
             <w:pPr>
+              <w:keepNext w:val="false"/>
               <w:spacing w:after="40" w:before="0"/>
               <w:jc w:val="left"/>
             </w:pPr>
@@ -15830,6 +16156,7 @@
           </w:tcPr>
           <w:p>
             <w:pPr>
+              <w:keepNext w:val="false"/>
               <w:spacing w:after="40" w:before="0"/>
               <w:jc w:val="left"/>
             </w:pPr>
@@ -15864,6 +16191,7 @@
           </w:tcPr>
           <w:p>
             <w:pPr>
+              <w:keepNext w:val="false"/>
               <w:spacing w:after="40" w:before="0"/>
               <w:jc w:val="left"/>
             </w:pPr>
@@ -15901,7 +16229,7 @@
             <w:pPr>
               <w:spacing w:after="20" w:before="0"/>
             </w:pPr>
-            <w:hyperlink w:history="1" r:id="rIdbaczzznqbifhufslkisod">
+            <w:hyperlink w:history="1" r:id="rId5a-igjp4pfbnonvrwftjr">
               <w:r>
                 <w:rPr>
                   <w:rFonts w:ascii="Arial" w:cs="Arial" w:eastAsia="Arial" w:hAnsi="Arial"/>
@@ -15950,7 +16278,7 @@
               <w:spacing w:after="10" w:before="0"/>
               <w:ind w:left="120"/>
             </w:pPr>
-            <w:hyperlink w:history="1" r:id="rIdrhri8scgmh6llkxpbacgr">
+            <w:hyperlink w:history="1" r:id="rIdaoxwheuyiwxshqrsnuqxq">
               <w:r>
                 <w:rPr>
                   <w:rFonts w:ascii="Arial" w:cs="Arial" w:eastAsia="Arial" w:hAnsi="Arial"/>
@@ -15995,7 +16323,7 @@
             <w:pPr>
               <w:spacing w:after="20" w:before="0"/>
             </w:pPr>
-            <w:hyperlink w:history="1" r:id="rIdzvyqaznel-mp_6yfkughd">
+            <w:hyperlink w:history="1" r:id="rIdeuvx9a239dcjqgb0cppf8">
               <w:r>
                 <w:rPr>
                   <w:rFonts w:ascii="Arial" w:cs="Arial" w:eastAsia="Arial" w:hAnsi="Arial"/>
@@ -16044,7 +16372,7 @@
               <w:spacing w:after="10" w:before="0"/>
               <w:ind w:left="120"/>
             </w:pPr>
-            <w:hyperlink w:history="1" r:id="rIdapywperm8xdjukur5ozgt">
+            <w:hyperlink w:history="1" r:id="rId5lj9vlpktj06iylrpzyf7">
               <w:r>
                 <w:rPr>
                   <w:rFonts w:ascii="Arial" w:cs="Arial" w:eastAsia="Arial" w:hAnsi="Arial"/>
@@ -16072,6 +16400,7 @@
           </w:tcPr>
           <w:p>
             <w:pPr>
+              <w:keepNext w:val="false"/>
               <w:spacing w:after="40" w:before="0"/>
               <w:jc w:val="left"/>
             </w:pPr>
@@ -16104,6 +16433,7 @@
           </w:tcPr>
           <w:p>
             <w:pPr>
+              <w:keepNext w:val="false"/>
               <w:spacing w:after="40" w:before="0"/>
               <w:jc w:val="left"/>
             </w:pPr>
@@ -16136,6 +16466,7 @@
           </w:tcPr>
           <w:p>
             <w:pPr>
+              <w:keepNext w:val="false"/>
               <w:spacing w:after="40" w:before="0"/>
               <w:jc w:val="left"/>
             </w:pPr>
@@ -16168,6 +16499,7 @@
           </w:tcPr>
           <w:p>
             <w:pPr>
+              <w:keepNext w:val="false"/>
               <w:spacing w:after="40" w:before="0"/>
               <w:jc w:val="left"/>
             </w:pPr>
@@ -16202,6 +16534,7 @@
           </w:tcPr>
           <w:p>
             <w:pPr>
+              <w:keepNext w:val="false"/>
               <w:spacing w:after="40" w:before="0"/>
               <w:jc w:val="left"/>
             </w:pPr>
@@ -16239,7 +16572,7 @@
             <w:pPr>
               <w:spacing w:after="20" w:before="0"/>
             </w:pPr>
-            <w:hyperlink w:history="1" r:id="rIdy_zktme0ssozqzkudlh1b">
+            <w:hyperlink w:history="1" r:id="rIdbiup_4zsqdtiih2jtybkn">
               <w:r>
                 <w:rPr>
                   <w:rFonts w:ascii="Arial" w:cs="Arial" w:eastAsia="Arial" w:hAnsi="Arial"/>
@@ -16288,7 +16621,7 @@
               <w:spacing w:after="10" w:before="0"/>
               <w:ind w:left="120"/>
             </w:pPr>
-            <w:hyperlink w:history="1" r:id="rIdjo6hcghgf6e8ostdlbkfs">
+            <w:hyperlink w:history="1" r:id="rIdef1utslrf_ml_cdekiag-">
               <w:r>
                 <w:rPr>
                   <w:rFonts w:ascii="Arial" w:cs="Arial" w:eastAsia="Arial" w:hAnsi="Arial"/>
@@ -16333,7 +16666,7 @@
             <w:pPr>
               <w:spacing w:after="20" w:before="0"/>
             </w:pPr>
-            <w:hyperlink w:history="1" r:id="rIdje3oy_i1tl7eejr6ozpxp">
+            <w:hyperlink w:history="1" r:id="rIdw0ba8tknsreqbpxsdtpfz">
               <w:r>
                 <w:rPr>
                   <w:rFonts w:ascii="Arial" w:cs="Arial" w:eastAsia="Arial" w:hAnsi="Arial"/>
@@ -16382,7 +16715,7 @@
               <w:spacing w:after="10" w:before="0"/>
               <w:ind w:left="120"/>
             </w:pPr>
-            <w:hyperlink w:history="1" r:id="rId59ougeejguacjkwqfqnnw">
+            <w:hyperlink w:history="1" r:id="rIdlwhe2ob4suwquqp4whtyv">
               <w:r>
                 <w:rPr>
                   <w:rFonts w:ascii="Arial" w:cs="Arial" w:eastAsia="Arial" w:hAnsi="Arial"/>
@@ -16410,6 +16743,7 @@
           </w:tcPr>
           <w:p>
             <w:pPr>
+              <w:keepNext w:val="false"/>
               <w:spacing w:after="40" w:before="0"/>
               <w:jc w:val="left"/>
             </w:pPr>
@@ -16442,6 +16776,7 @@
           </w:tcPr>
           <w:p>
             <w:pPr>
+              <w:keepNext w:val="false"/>
               <w:spacing w:after="40" w:before="0"/>
               <w:jc w:val="left"/>
             </w:pPr>
@@ -16474,6 +16809,7 @@
           </w:tcPr>
           <w:p>
             <w:pPr>
+              <w:keepNext w:val="false"/>
               <w:spacing w:after="40" w:before="0"/>
               <w:jc w:val="left"/>
             </w:pPr>
@@ -16506,6 +16842,7 @@
           </w:tcPr>
           <w:p>
             <w:pPr>
+              <w:keepNext w:val="false"/>
               <w:spacing w:after="40" w:before="0"/>
               <w:jc w:val="left"/>
             </w:pPr>
@@ -16565,6 +16902,7 @@
           </w:tcPr>
           <w:p>
             <w:pPr>
+              <w:keepNext w:val="false"/>
               <w:spacing w:after="40" w:before="0"/>
               <w:jc w:val="center"/>
             </w:pPr>
@@ -16599,6 +16937,7 @@
           </w:tcPr>
           <w:p>
             <w:pPr>
+              <w:keepNext w:val="false"/>
               <w:spacing w:after="40" w:before="0"/>
               <w:jc w:val="left"/>
             </w:pPr>
@@ -16660,6 +16999,7 @@
           </w:tcPr>
           <w:p>
             <w:pPr>
+              <w:keepNext w:val="false"/>
               <w:spacing w:after="40" w:before="0"/>
               <w:jc w:val="center"/>
             </w:pPr>
@@ -16694,6 +17034,7 @@
           </w:tcPr>
           <w:p>
             <w:pPr>
+              <w:keepNext w:val="false"/>
               <w:spacing w:after="40" w:before="0"/>
               <w:jc w:val="left"/>
             </w:pPr>
@@ -16726,6 +17067,7 @@
           </w:tcPr>
           <w:p>
             <w:pPr>
+              <w:keepNext w:val="false"/>
               <w:spacing w:after="40" w:before="0"/>
               <w:jc w:val="left"/>
             </w:pPr>
@@ -16760,6 +17102,7 @@
           </w:tcPr>
           <w:p>
             <w:pPr>
+              <w:keepNext w:val="false"/>
               <w:spacing w:after="40" w:before="0"/>
               <w:jc w:val="left"/>
             </w:pPr>
@@ -16792,6 +17135,7 @@
           </w:tcPr>
           <w:p>
             <w:pPr>
+              <w:keepNext w:val="false"/>
               <w:spacing w:after="40" w:before="0"/>
               <w:jc w:val="left"/>
             </w:pPr>
@@ -16826,6 +17170,7 @@
           </w:tcPr>
           <w:p>
             <w:pPr>
+              <w:keepNext w:val="false"/>
               <w:spacing w:after="40" w:before="0"/>
               <w:jc w:val="left"/>
             </w:pPr>
@@ -16858,6 +17203,7 @@
           </w:tcPr>
           <w:p>
             <w:pPr>
+              <w:keepNext w:val="false"/>
               <w:spacing w:after="40" w:before="0"/>
               <w:jc w:val="left"/>
             </w:pPr>
@@ -16894,7 +17240,7 @@
         </w:rPr>
         <w:t xml:space="preserve">© 2026 SeaVuria and ARES. Aligned with KICD objectives. Developed by SeaVuria; technical implementation by ARES (with AI assistance from Claude). Licensed under </w:t>
       </w:r>
-      <w:hyperlink w:history="1" r:id="rIduiu9ryvlsvil1edvmaand">
+      <w:hyperlink w:history="1" r:id="rId0il7itpytutr4rr7li8bz">
         <w:r>
           <w:rPr>
             <w:rFonts w:ascii="Arial" w:cs="Arial" w:eastAsia="Arial" w:hAnsi="Arial"/>
@@ -16915,7 +17261,7 @@
         </w:rPr>
         <w:t xml:space="preserve"> (</w:t>
       </w:r>
-      <w:hyperlink w:history="1" r:id="rIdyc1ggluuiw73k6gfaofru">
+      <w:hyperlink w:history="1" r:id="rIdlmmlvzjn3xu7rmkuopaot">
         <w:r>
           <w:rPr>
             <w:rFonts w:ascii="Arial" w:cs="Arial" w:eastAsia="Arial" w:hAnsi="Arial"/>
@@ -16975,6 +17321,7 @@
           </w:tcPr>
           <w:p>
             <w:pPr>
+              <w:keepNext w:val="false"/>
               <w:spacing w:after="40" w:before="0"/>
               <w:jc w:val="center"/>
             </w:pPr>
@@ -17010,6 +17357,7 @@
           </w:tcPr>
           <w:p>
             <w:pPr>
+              <w:keepNext w:val="false"/>
               <w:spacing w:after="40" w:before="0"/>
               <w:jc w:val="center"/>
             </w:pPr>
@@ -17044,6 +17392,7 @@
           </w:tcPr>
           <w:p>
             <w:pPr>
+              <w:keepNext w:val="false"/>
               <w:spacing w:after="40" w:before="0"/>
               <w:jc w:val="left"/>
             </w:pPr>
@@ -17076,6 +17425,7 @@
           </w:tcPr>
           <w:p>
             <w:pPr>
+              <w:keepNext w:val="false"/>
               <w:spacing w:after="40" w:before="0"/>
               <w:jc w:val="left"/>
             </w:pPr>
@@ -17110,6 +17460,7 @@
           </w:tcPr>
           <w:p>
             <w:pPr>
+              <w:keepNext w:val="false"/>
               <w:spacing w:after="40" w:before="0"/>
               <w:jc w:val="left"/>
             </w:pPr>
@@ -17142,6 +17493,7 @@
           </w:tcPr>
           <w:p>
             <w:pPr>
+              <w:keepNext w:val="false"/>
               <w:spacing w:after="40" w:before="0"/>
               <w:jc w:val="left"/>
             </w:pPr>
@@ -17176,6 +17528,7 @@
           </w:tcPr>
           <w:p>
             <w:pPr>
+              <w:keepNext w:val="false"/>
               <w:spacing w:after="40" w:before="0"/>
               <w:jc w:val="left"/>
             </w:pPr>
@@ -17208,6 +17561,7 @@
           </w:tcPr>
           <w:p>
             <w:pPr>
+              <w:keepNext w:val="false"/>
               <w:spacing w:after="40" w:before="0"/>
               <w:jc w:val="left"/>
             </w:pPr>
@@ -17242,6 +17596,7 @@
           </w:tcPr>
           <w:p>
             <w:pPr>
+              <w:keepNext w:val="false"/>
               <w:spacing w:after="40" w:before="0"/>
               <w:jc w:val="left"/>
             </w:pPr>
@@ -17274,6 +17629,7 @@
           </w:tcPr>
           <w:p>
             <w:pPr>
+              <w:keepNext w:val="false"/>
               <w:spacing w:after="40" w:before="0"/>
               <w:jc w:val="left"/>
             </w:pPr>
@@ -17308,6 +17664,7 @@
           </w:tcPr>
           <w:p>
             <w:pPr>
+              <w:keepNext w:val="false"/>
               <w:spacing w:after="40" w:before="0"/>
               <w:jc w:val="left"/>
             </w:pPr>
@@ -17340,6 +17697,7 @@
           </w:tcPr>
           <w:p>
             <w:pPr>
+              <w:keepNext w:val="false"/>
               <w:spacing w:after="40" w:before="0"/>
               <w:jc w:val="left"/>
             </w:pPr>
@@ -17374,6 +17732,7 @@
           </w:tcPr>
           <w:p>
             <w:pPr>
+              <w:keepNext w:val="false"/>
               <w:spacing w:after="40" w:before="0"/>
               <w:jc w:val="left"/>
             </w:pPr>
@@ -17406,6 +17765,7 @@
           </w:tcPr>
           <w:p>
             <w:pPr>
+              <w:keepNext w:val="false"/>
               <w:spacing w:after="40" w:before="0"/>
               <w:jc w:val="left"/>
             </w:pPr>
@@ -17440,6 +17800,7 @@
           </w:tcPr>
           <w:p>
             <w:pPr>
+              <w:keepNext w:val="false"/>
               <w:spacing w:after="40" w:before="0"/>
               <w:jc w:val="left"/>
             </w:pPr>
@@ -17472,6 +17833,7 @@
           </w:tcPr>
           <w:p>
             <w:pPr>
+              <w:keepNext w:val="false"/>
               <w:spacing w:after="40" w:before="0"/>
               <w:jc w:val="left"/>
             </w:pPr>
@@ -17506,6 +17868,7 @@
           </w:tcPr>
           <w:p>
             <w:pPr>
+              <w:keepNext w:val="false"/>
               <w:spacing w:after="40" w:before="0"/>
               <w:jc w:val="left"/>
             </w:pPr>
@@ -17538,6 +17901,7 @@
           </w:tcPr>
           <w:p>
             <w:pPr>
+              <w:keepNext w:val="false"/>
               <w:spacing w:after="40" w:before="0"/>
               <w:jc w:val="left"/>
             </w:pPr>
@@ -17597,6 +17961,7 @@
           </w:tcPr>
           <w:p>
             <w:pPr>
+              <w:keepNext w:val="false"/>
               <w:spacing w:after="40" w:before="0"/>
               <w:jc w:val="center"/>
             </w:pPr>
@@ -17631,6 +17996,7 @@
           </w:tcPr>
           <w:p>
             <w:pPr>
+              <w:keepNext w:val="false"/>
               <w:spacing w:after="40" w:before="0"/>
               <w:jc w:val="left"/>
             </w:pPr>
@@ -17695,6 +18061,7 @@
           </w:tcPr>
           <w:p>
             <w:pPr>
+              <w:keepNext w:val="false"/>
               <w:spacing w:after="40" w:before="0"/>
               <w:jc w:val="center"/>
             </w:pPr>
@@ -17729,6 +18096,7 @@
           </w:tcPr>
           <w:p>
             <w:pPr>
+              <w:keepNext w:val="false"/>
               <w:spacing w:after="40" w:before="0"/>
               <w:jc w:val="left"/>
             </w:pPr>
@@ -17761,6 +18129,7 @@
           </w:tcPr>
           <w:p>
             <w:pPr>
+              <w:keepNext w:val="false"/>
               <w:spacing w:after="40" w:before="0"/>
               <w:jc w:val="left"/>
             </w:pPr>
@@ -17793,6 +18162,7 @@
           </w:tcPr>
           <w:p>
             <w:pPr>
+              <w:keepNext w:val="false"/>
               <w:spacing w:after="40" w:before="0"/>
               <w:jc w:val="left"/>
             </w:pPr>
@@ -17825,6 +18195,7 @@
           </w:tcPr>
           <w:p>
             <w:pPr>
+              <w:keepNext w:val="false"/>
               <w:spacing w:after="40" w:before="0"/>
               <w:jc w:val="left"/>
             </w:pPr>
@@ -17857,6 +18228,7 @@
           </w:tcPr>
           <w:p>
             <w:pPr>
+              <w:keepNext w:val="false"/>
               <w:spacing w:after="40" w:before="0"/>
               <w:jc w:val="left"/>
             </w:pPr>
@@ -17891,6 +18263,7 @@
           </w:tcPr>
           <w:p>
             <w:pPr>
+              <w:keepNext w:val="false"/>
               <w:spacing w:after="40" w:before="0"/>
               <w:jc w:val="left"/>
             </w:pPr>
@@ -17928,7 +18301,7 @@
             <w:pPr>
               <w:spacing w:after="20" w:before="0"/>
             </w:pPr>
-            <w:hyperlink w:history="1" r:id="rIdl7ca19q7pkumohuyh_uc_">
+            <w:hyperlink w:history="1" r:id="rIdvzgv0qi2xorkeueqndmkb">
               <w:r>
                 <w:rPr>
                   <w:rFonts w:ascii="Arial" w:cs="Arial" w:eastAsia="Arial" w:hAnsi="Arial"/>
@@ -17977,7 +18350,7 @@
               <w:spacing w:after="10" w:before="0"/>
               <w:ind w:left="120"/>
             </w:pPr>
-            <w:hyperlink w:history="1" r:id="rIdbdysjqe8ctm3rvnt87tmy">
+            <w:hyperlink w:history="1" r:id="rIdizvseomyqtuueabvk1g0z">
               <w:r>
                 <w:rPr>
                   <w:rFonts w:ascii="Arial" w:cs="Arial" w:eastAsia="Arial" w:hAnsi="Arial"/>
@@ -18022,7 +18395,7 @@
             <w:pPr>
               <w:spacing w:after="20" w:before="0"/>
             </w:pPr>
-            <w:hyperlink w:history="1" r:id="rIdlnmzcqmykxprezwkokten">
+            <w:hyperlink w:history="1" r:id="rIddast-enawezl8fcifmgtx">
               <w:r>
                 <w:rPr>
                   <w:rFonts w:ascii="Arial" w:cs="Arial" w:eastAsia="Arial" w:hAnsi="Arial"/>
@@ -18071,7 +18444,7 @@
               <w:spacing w:after="10" w:before="0"/>
               <w:ind w:left="120"/>
             </w:pPr>
-            <w:hyperlink w:history="1" r:id="rIdyfjajm_zvmn2umwmfy6gm">
+            <w:hyperlink w:history="1" r:id="rId4qna4chbtftya-f9eskt3">
               <w:r>
                 <w:rPr>
                   <w:rFonts w:ascii="Arial" w:cs="Arial" w:eastAsia="Arial" w:hAnsi="Arial"/>
@@ -18099,6 +18472,7 @@
           </w:tcPr>
           <w:p>
             <w:pPr>
+              <w:keepNext w:val="false"/>
               <w:spacing w:after="40" w:before="0"/>
               <w:jc w:val="left"/>
             </w:pPr>
@@ -18131,6 +18505,7 @@
           </w:tcPr>
           <w:p>
             <w:pPr>
+              <w:keepNext w:val="false"/>
               <w:spacing w:after="40" w:before="0"/>
               <w:jc w:val="left"/>
             </w:pPr>
@@ -18163,6 +18538,7 @@
           </w:tcPr>
           <w:p>
             <w:pPr>
+              <w:keepNext w:val="false"/>
               <w:spacing w:after="40" w:before="0"/>
               <w:jc w:val="left"/>
             </w:pPr>
@@ -18195,6 +18571,7 @@
           </w:tcPr>
           <w:p>
             <w:pPr>
+              <w:keepNext w:val="false"/>
               <w:spacing w:after="40" w:before="0"/>
               <w:jc w:val="left"/>
             </w:pPr>
@@ -18229,6 +18606,7 @@
           </w:tcPr>
           <w:p>
             <w:pPr>
+              <w:keepNext w:val="false"/>
               <w:spacing w:after="40" w:before="0"/>
               <w:jc w:val="left"/>
             </w:pPr>
@@ -18266,7 +18644,7 @@
             <w:pPr>
               <w:spacing w:after="20" w:before="0"/>
             </w:pPr>
-            <w:hyperlink w:history="1" r:id="rIdlsi3prmgsbfkfbembb3rz">
+            <w:hyperlink w:history="1" r:id="rId1tn5noej1wdd5j6edi71q">
               <w:r>
                 <w:rPr>
                   <w:rFonts w:ascii="Arial" w:cs="Arial" w:eastAsia="Arial" w:hAnsi="Arial"/>
@@ -18315,7 +18693,7 @@
               <w:spacing w:after="10" w:before="0"/>
               <w:ind w:left="120"/>
             </w:pPr>
-            <w:hyperlink w:history="1" r:id="rIdpmiptqbf9rutl7tjsmqfc">
+            <w:hyperlink w:history="1" r:id="rIdhl4vp2ds_r-rvdeyk1ufi">
               <w:r>
                 <w:rPr>
                   <w:rFonts w:ascii="Arial" w:cs="Arial" w:eastAsia="Arial" w:hAnsi="Arial"/>
@@ -18360,7 +18738,7 @@
             <w:pPr>
               <w:spacing w:after="20" w:before="0"/>
             </w:pPr>
-            <w:hyperlink w:history="1" r:id="rIdiwo_hunoxgsifhb5rcbpa">
+            <w:hyperlink w:history="1" r:id="rIdxiohrb7ljsct3duyfo3dv">
               <w:r>
                 <w:rPr>
                   <w:rFonts w:ascii="Arial" w:cs="Arial" w:eastAsia="Arial" w:hAnsi="Arial"/>
@@ -18409,7 +18787,7 @@
               <w:spacing w:after="10" w:before="0"/>
               <w:ind w:left="120"/>
             </w:pPr>
-            <w:hyperlink w:history="1" r:id="rIdwh_ws1pmjwrlozybpdxvy">
+            <w:hyperlink w:history="1" r:id="rIdn9wntwhgay3g_hyyoabq0">
               <w:r>
                 <w:rPr>
                   <w:rFonts w:ascii="Arial" w:cs="Arial" w:eastAsia="Arial" w:hAnsi="Arial"/>
@@ -18437,6 +18815,7 @@
           </w:tcPr>
           <w:p>
             <w:pPr>
+              <w:keepNext w:val="false"/>
               <w:spacing w:after="40" w:before="0"/>
               <w:jc w:val="left"/>
             </w:pPr>
@@ -18469,6 +18848,7 @@
           </w:tcPr>
           <w:p>
             <w:pPr>
+              <w:keepNext w:val="false"/>
               <w:spacing w:after="40" w:before="0"/>
               <w:jc w:val="left"/>
             </w:pPr>
@@ -18501,6 +18881,7 @@
           </w:tcPr>
           <w:p>
             <w:pPr>
+              <w:keepNext w:val="false"/>
               <w:spacing w:after="40" w:before="0"/>
               <w:jc w:val="left"/>
             </w:pPr>
@@ -18533,6 +18914,7 @@
           </w:tcPr>
           <w:p>
             <w:pPr>
+              <w:keepNext w:val="false"/>
               <w:spacing w:after="40" w:before="0"/>
               <w:jc w:val="left"/>
             </w:pPr>
@@ -18567,6 +18949,7 @@
           </w:tcPr>
           <w:p>
             <w:pPr>
+              <w:keepNext w:val="false"/>
               <w:spacing w:after="40" w:before="0"/>
               <w:jc w:val="left"/>
             </w:pPr>
@@ -18604,7 +18987,7 @@
             <w:pPr>
               <w:spacing w:after="20" w:before="0"/>
             </w:pPr>
-            <w:hyperlink w:history="1" r:id="rId5haxtja0g_xm2b6jovu0q">
+            <w:hyperlink w:history="1" r:id="rIdy4qm3z03cw_eyxshbayqp">
               <w:r>
                 <w:rPr>
                   <w:rFonts w:ascii="Arial" w:cs="Arial" w:eastAsia="Arial" w:hAnsi="Arial"/>
@@ -18653,7 +19036,7 @@
               <w:spacing w:after="10" w:before="0"/>
               <w:ind w:left="120"/>
             </w:pPr>
-            <w:hyperlink w:history="1" r:id="rIdyewmi0liftv4ecsldrvae">
+            <w:hyperlink w:history="1" r:id="rId2a8tsogcre3839uvuvsph">
               <w:r>
                 <w:rPr>
                   <w:rFonts w:ascii="Arial" w:cs="Arial" w:eastAsia="Arial" w:hAnsi="Arial"/>
@@ -18698,7 +19081,7 @@
             <w:pPr>
               <w:spacing w:after="20" w:before="0"/>
             </w:pPr>
-            <w:hyperlink w:history="1" r:id="rIdhkftonpy5kvkk12p3alie">
+            <w:hyperlink w:history="1" r:id="rIdgx6xhxiujut7ks23bhonh">
               <w:r>
                 <w:rPr>
                   <w:rFonts w:ascii="Arial" w:cs="Arial" w:eastAsia="Arial" w:hAnsi="Arial"/>
@@ -18747,7 +19130,7 @@
               <w:spacing w:after="10" w:before="0"/>
               <w:ind w:left="120"/>
             </w:pPr>
-            <w:hyperlink w:history="1" r:id="rIdczzyprv2l5frhe-z7ymli">
+            <w:hyperlink w:history="1" r:id="rIdljl9jnlxk0zz39b54dtme">
               <w:r>
                 <w:rPr>
                   <w:rFonts w:ascii="Arial" w:cs="Arial" w:eastAsia="Arial" w:hAnsi="Arial"/>
@@ -18775,6 +19158,7 @@
           </w:tcPr>
           <w:p>
             <w:pPr>
+              <w:keepNext w:val="false"/>
               <w:spacing w:after="40" w:before="0"/>
               <w:jc w:val="left"/>
             </w:pPr>
@@ -18807,6 +19191,7 @@
           </w:tcPr>
           <w:p>
             <w:pPr>
+              <w:keepNext w:val="false"/>
               <w:spacing w:after="40" w:before="0"/>
               <w:jc w:val="left"/>
             </w:pPr>
@@ -18839,6 +19224,7 @@
           </w:tcPr>
           <w:p>
             <w:pPr>
+              <w:keepNext w:val="false"/>
               <w:spacing w:after="40" w:before="0"/>
               <w:jc w:val="left"/>
             </w:pPr>
@@ -18871,6 +19257,7 @@
           </w:tcPr>
           <w:p>
             <w:pPr>
+              <w:keepNext w:val="false"/>
               <w:spacing w:after="40" w:before="0"/>
               <w:jc w:val="left"/>
             </w:pPr>
@@ -18905,6 +19292,7 @@
           </w:tcPr>
           <w:p>
             <w:pPr>
+              <w:keepNext w:val="false"/>
               <w:spacing w:after="40" w:before="0"/>
               <w:jc w:val="left"/>
             </w:pPr>
@@ -18942,7 +19330,7 @@
             <w:pPr>
               <w:spacing w:after="20" w:before="0"/>
             </w:pPr>
-            <w:hyperlink w:history="1" r:id="rIdl0kub1yztkxi1txqer7pj">
+            <w:hyperlink w:history="1" r:id="rIdgl4thr3ys-q9dnk5fnc-y">
               <w:r>
                 <w:rPr>
                   <w:rFonts w:ascii="Arial" w:cs="Arial" w:eastAsia="Arial" w:hAnsi="Arial"/>
@@ -18991,7 +19379,7 @@
               <w:spacing w:after="10" w:before="0"/>
               <w:ind w:left="120"/>
             </w:pPr>
-            <w:hyperlink w:history="1" r:id="rIdaunppaeochakhfhoz9g0-">
+            <w:hyperlink w:history="1" r:id="rIdx2yrcdugvhecxdmhk1_9n">
               <w:r>
                 <w:rPr>
                   <w:rFonts w:ascii="Arial" w:cs="Arial" w:eastAsia="Arial" w:hAnsi="Arial"/>
@@ -19036,7 +19424,7 @@
             <w:pPr>
               <w:spacing w:after="20" w:before="0"/>
             </w:pPr>
-            <w:hyperlink w:history="1" r:id="rIdvpgnuwl1cecbxmhiruyax">
+            <w:hyperlink w:history="1" r:id="rIdmdsel8lhlatl9y0rshwrh">
               <w:r>
                 <w:rPr>
                   <w:rFonts w:ascii="Arial" w:cs="Arial" w:eastAsia="Arial" w:hAnsi="Arial"/>
@@ -19085,7 +19473,7 @@
               <w:spacing w:after="10" w:before="0"/>
               <w:ind w:left="120"/>
             </w:pPr>
-            <w:hyperlink w:history="1" r:id="rIdjx9ni7l4ys8du1p5dv8gn">
+            <w:hyperlink w:history="1" r:id="rIdoi7dokyeqtx4gi1a9ass6">
               <w:r>
                 <w:rPr>
                   <w:rFonts w:ascii="Arial" w:cs="Arial" w:eastAsia="Arial" w:hAnsi="Arial"/>
@@ -19113,6 +19501,7 @@
           </w:tcPr>
           <w:p>
             <w:pPr>
+              <w:keepNext w:val="false"/>
               <w:spacing w:after="40" w:before="0"/>
               <w:jc w:val="left"/>
             </w:pPr>
@@ -19145,6 +19534,7 @@
           </w:tcPr>
           <w:p>
             <w:pPr>
+              <w:keepNext w:val="false"/>
               <w:spacing w:after="40" w:before="0"/>
               <w:jc w:val="left"/>
             </w:pPr>
@@ -19177,6 +19567,7 @@
           </w:tcPr>
           <w:p>
             <w:pPr>
+              <w:keepNext w:val="false"/>
               <w:spacing w:after="40" w:before="0"/>
               <w:jc w:val="left"/>
             </w:pPr>
@@ -19209,6 +19600,7 @@
           </w:tcPr>
           <w:p>
             <w:pPr>
+              <w:keepNext w:val="false"/>
               <w:spacing w:after="40" w:before="0"/>
               <w:jc w:val="left"/>
             </w:pPr>
@@ -19243,6 +19635,7 @@
           </w:tcPr>
           <w:p>
             <w:pPr>
+              <w:keepNext w:val="false"/>
               <w:spacing w:after="40" w:before="0"/>
               <w:jc w:val="left"/>
             </w:pPr>
@@ -19280,7 +19673,7 @@
             <w:pPr>
               <w:spacing w:after="20" w:before="0"/>
             </w:pPr>
-            <w:hyperlink w:history="1" r:id="rIdbrnvxivxgiourizyenkkm">
+            <w:hyperlink w:history="1" r:id="rIdr_lsk90tc81jt99e92pt1">
               <w:r>
                 <w:rPr>
                   <w:rFonts w:ascii="Arial" w:cs="Arial" w:eastAsia="Arial" w:hAnsi="Arial"/>
@@ -19329,7 +19722,7 @@
               <w:spacing w:after="10" w:before="0"/>
               <w:ind w:left="120"/>
             </w:pPr>
-            <w:hyperlink w:history="1" r:id="rIdq4n2s8bp-xzkydhox17ex">
+            <w:hyperlink w:history="1" r:id="rIdb_sdmdyne4owcfqpbgsw_">
               <w:r>
                 <w:rPr>
                   <w:rFonts w:ascii="Arial" w:cs="Arial" w:eastAsia="Arial" w:hAnsi="Arial"/>
@@ -19374,7 +19767,7 @@
             <w:pPr>
               <w:spacing w:after="20" w:before="0"/>
             </w:pPr>
-            <w:hyperlink w:history="1" r:id="rIdd-yrmn8dgd4a89d4cmucc">
+            <w:hyperlink w:history="1" r:id="rIduk2ryjczz7bfk45mcmiyq">
               <w:r>
                 <w:rPr>
                   <w:rFonts w:ascii="Arial" w:cs="Arial" w:eastAsia="Arial" w:hAnsi="Arial"/>
@@ -19423,7 +19816,7 @@
               <w:spacing w:after="10" w:before="0"/>
               <w:ind w:left="120"/>
             </w:pPr>
-            <w:hyperlink w:history="1" r:id="rIdbgnolbmdigjtu3vupsntm">
+            <w:hyperlink w:history="1" r:id="rIdilev5r4kklmjciz4yfltl">
               <w:r>
                 <w:rPr>
                   <w:rFonts w:ascii="Arial" w:cs="Arial" w:eastAsia="Arial" w:hAnsi="Arial"/>
@@ -19451,6 +19844,7 @@
           </w:tcPr>
           <w:p>
             <w:pPr>
+              <w:keepNext w:val="false"/>
               <w:spacing w:after="40" w:before="0"/>
               <w:jc w:val="left"/>
             </w:pPr>
@@ -19483,6 +19877,7 @@
           </w:tcPr>
           <w:p>
             <w:pPr>
+              <w:keepNext w:val="false"/>
               <w:spacing w:after="40" w:before="0"/>
               <w:jc w:val="left"/>
             </w:pPr>
@@ -19515,6 +19910,7 @@
           </w:tcPr>
           <w:p>
             <w:pPr>
+              <w:keepNext w:val="false"/>
               <w:spacing w:after="40" w:before="0"/>
               <w:jc w:val="left"/>
             </w:pPr>
@@ -19547,6 +19943,7 @@
           </w:tcPr>
           <w:p>
             <w:pPr>
+              <w:keepNext w:val="false"/>
               <w:spacing w:after="40" w:before="0"/>
               <w:jc w:val="left"/>
             </w:pPr>
@@ -19606,6 +20003,7 @@
           </w:tcPr>
           <w:p>
             <w:pPr>
+              <w:keepNext w:val="false"/>
               <w:spacing w:after="40" w:before="0"/>
               <w:jc w:val="center"/>
             </w:pPr>
@@ -19640,6 +20038,7 @@
           </w:tcPr>
           <w:p>
             <w:pPr>
+              <w:keepNext w:val="false"/>
               <w:spacing w:after="40" w:before="0"/>
               <w:jc w:val="left"/>
             </w:pPr>
@@ -19701,6 +20100,7 @@
           </w:tcPr>
           <w:p>
             <w:pPr>
+              <w:keepNext w:val="false"/>
               <w:spacing w:after="40" w:before="0"/>
               <w:jc w:val="center"/>
             </w:pPr>
@@ -19735,6 +20135,7 @@
           </w:tcPr>
           <w:p>
             <w:pPr>
+              <w:keepNext w:val="false"/>
               <w:spacing w:after="40" w:before="0"/>
               <w:jc w:val="left"/>
             </w:pPr>
@@ -19767,6 +20168,7 @@
           </w:tcPr>
           <w:p>
             <w:pPr>
+              <w:keepNext w:val="false"/>
               <w:spacing w:after="40" w:before="0"/>
               <w:jc w:val="left"/>
             </w:pPr>
@@ -19801,6 +20203,7 @@
           </w:tcPr>
           <w:p>
             <w:pPr>
+              <w:keepNext w:val="false"/>
               <w:spacing w:after="40" w:before="0"/>
               <w:jc w:val="left"/>
             </w:pPr>
@@ -19833,6 +20236,7 @@
           </w:tcPr>
           <w:p>
             <w:pPr>
+              <w:keepNext w:val="false"/>
               <w:spacing w:after="40" w:before="0"/>
               <w:jc w:val="left"/>
             </w:pPr>
@@ -19867,6 +20271,7 @@
           </w:tcPr>
           <w:p>
             <w:pPr>
+              <w:keepNext w:val="false"/>
               <w:spacing w:after="40" w:before="0"/>
               <w:jc w:val="left"/>
             </w:pPr>
@@ -19899,6 +20304,7 @@
           </w:tcPr>
           <w:p>
             <w:pPr>
+              <w:keepNext w:val="false"/>
               <w:spacing w:after="40" w:before="0"/>
               <w:jc w:val="left"/>
             </w:pPr>
@@ -19935,7 +20341,7 @@
         </w:rPr>
         <w:t xml:space="preserve">© 2026 SeaVuria and ARES. Aligned with KICD objectives. Developed by SeaVuria; technical implementation by ARES (with AI assistance from Claude). Licensed under </w:t>
       </w:r>
-      <w:hyperlink w:history="1" r:id="rIdv7bhfabdvtdroreypj8pt">
+      <w:hyperlink w:history="1" r:id="rIdilbsggxmwztpdjyhrc30c">
         <w:r>
           <w:rPr>
             <w:rFonts w:ascii="Arial" w:cs="Arial" w:eastAsia="Arial" w:hAnsi="Arial"/>
@@ -19956,7 +20362,7 @@
         </w:rPr>
         <w:t xml:space="preserve"> (</w:t>
       </w:r>
-      <w:hyperlink w:history="1" r:id="rId03ybe8hwcjzskf9ch73og">
+      <w:hyperlink w:history="1" r:id="rIdmupse2dbj0ssld5wngd5a">
         <w:r>
           <w:rPr>
             <w:rFonts w:ascii="Arial" w:cs="Arial" w:eastAsia="Arial" w:hAnsi="Arial"/>
@@ -20016,6 +20422,7 @@
           </w:tcPr>
           <w:p>
             <w:pPr>
+              <w:keepNext w:val="false"/>
               <w:spacing w:after="40" w:before="0"/>
               <w:jc w:val="center"/>
             </w:pPr>
@@ -20051,6 +20458,7 @@
           </w:tcPr>
           <w:p>
             <w:pPr>
+              <w:keepNext w:val="false"/>
               <w:spacing w:after="40" w:before="0"/>
               <w:jc w:val="center"/>
             </w:pPr>
@@ -20085,6 +20493,7 @@
           </w:tcPr>
           <w:p>
             <w:pPr>
+              <w:keepNext w:val="false"/>
               <w:spacing w:after="40" w:before="0"/>
               <w:jc w:val="left"/>
             </w:pPr>
@@ -20117,6 +20526,7 @@
           </w:tcPr>
           <w:p>
             <w:pPr>
+              <w:keepNext w:val="false"/>
               <w:spacing w:after="40" w:before="0"/>
               <w:jc w:val="left"/>
             </w:pPr>
@@ -20151,6 +20561,7 @@
           </w:tcPr>
           <w:p>
             <w:pPr>
+              <w:keepNext w:val="false"/>
               <w:spacing w:after="40" w:before="0"/>
               <w:jc w:val="left"/>
             </w:pPr>
@@ -20183,6 +20594,7 @@
           </w:tcPr>
           <w:p>
             <w:pPr>
+              <w:keepNext w:val="false"/>
               <w:spacing w:after="40" w:before="0"/>
               <w:jc w:val="left"/>
             </w:pPr>
@@ -20217,6 +20629,7 @@
           </w:tcPr>
           <w:p>
             <w:pPr>
+              <w:keepNext w:val="false"/>
               <w:spacing w:after="40" w:before="0"/>
               <w:jc w:val="left"/>
             </w:pPr>
@@ -20249,6 +20662,7 @@
           </w:tcPr>
           <w:p>
             <w:pPr>
+              <w:keepNext w:val="false"/>
               <w:spacing w:after="40" w:before="0"/>
               <w:jc w:val="left"/>
             </w:pPr>
@@ -20283,6 +20697,7 @@
           </w:tcPr>
           <w:p>
             <w:pPr>
+              <w:keepNext w:val="false"/>
               <w:spacing w:after="40" w:before="0"/>
               <w:jc w:val="left"/>
             </w:pPr>
@@ -20315,6 +20730,7 @@
           </w:tcPr>
           <w:p>
             <w:pPr>
+              <w:keepNext w:val="false"/>
               <w:spacing w:after="40" w:before="0"/>
               <w:jc w:val="left"/>
             </w:pPr>
@@ -20349,6 +20765,7 @@
           </w:tcPr>
           <w:p>
             <w:pPr>
+              <w:keepNext w:val="false"/>
               <w:spacing w:after="40" w:before="0"/>
               <w:jc w:val="left"/>
             </w:pPr>
@@ -20381,6 +20798,7 @@
           </w:tcPr>
           <w:p>
             <w:pPr>
+              <w:keepNext w:val="false"/>
               <w:spacing w:after="40" w:before="0"/>
               <w:jc w:val="left"/>
             </w:pPr>
@@ -20415,6 +20833,7 @@
           </w:tcPr>
           <w:p>
             <w:pPr>
+              <w:keepNext w:val="false"/>
               <w:spacing w:after="40" w:before="0"/>
               <w:jc w:val="left"/>
             </w:pPr>
@@ -20447,6 +20866,7 @@
           </w:tcPr>
           <w:p>
             <w:pPr>
+              <w:keepNext w:val="false"/>
               <w:spacing w:after="40" w:before="0"/>
               <w:jc w:val="left"/>
             </w:pPr>
@@ -20481,6 +20901,7 @@
           </w:tcPr>
           <w:p>
             <w:pPr>
+              <w:keepNext w:val="false"/>
               <w:spacing w:after="40" w:before="0"/>
               <w:jc w:val="left"/>
             </w:pPr>
@@ -20513,6 +20934,7 @@
           </w:tcPr>
           <w:p>
             <w:pPr>
+              <w:keepNext w:val="false"/>
               <w:spacing w:after="40" w:before="0"/>
               <w:jc w:val="left"/>
             </w:pPr>
@@ -20547,6 +20969,7 @@
           </w:tcPr>
           <w:p>
             <w:pPr>
+              <w:keepNext w:val="false"/>
               <w:spacing w:after="40" w:before="0"/>
               <w:jc w:val="left"/>
             </w:pPr>
@@ -20579,6 +21002,7 @@
           </w:tcPr>
           <w:p>
             <w:pPr>
+              <w:keepNext w:val="false"/>
               <w:spacing w:after="40" w:before="0"/>
               <w:jc w:val="left"/>
             </w:pPr>
@@ -20638,6 +21062,7 @@
           </w:tcPr>
           <w:p>
             <w:pPr>
+              <w:keepNext w:val="false"/>
               <w:spacing w:after="40" w:before="0"/>
               <w:jc w:val="center"/>
             </w:pPr>
@@ -20672,6 +21097,7 @@
           </w:tcPr>
           <w:p>
             <w:pPr>
+              <w:keepNext w:val="false"/>
               <w:spacing w:after="40" w:before="0"/>
               <w:jc w:val="left"/>
             </w:pPr>
@@ -20736,6 +21162,7 @@
           </w:tcPr>
           <w:p>
             <w:pPr>
+              <w:keepNext w:val="false"/>
               <w:spacing w:after="40" w:before="0"/>
               <w:jc w:val="center"/>
             </w:pPr>
@@ -20770,6 +21197,7 @@
           </w:tcPr>
           <w:p>
             <w:pPr>
+              <w:keepNext w:val="false"/>
               <w:spacing w:after="40" w:before="0"/>
               <w:jc w:val="left"/>
             </w:pPr>
@@ -20802,6 +21230,7 @@
           </w:tcPr>
           <w:p>
             <w:pPr>
+              <w:keepNext w:val="false"/>
               <w:spacing w:after="40" w:before="0"/>
               <w:jc w:val="left"/>
             </w:pPr>
@@ -20834,6 +21263,7 @@
           </w:tcPr>
           <w:p>
             <w:pPr>
+              <w:keepNext w:val="false"/>
               <w:spacing w:after="40" w:before="0"/>
               <w:jc w:val="left"/>
             </w:pPr>
@@ -20866,6 +21296,7 @@
           </w:tcPr>
           <w:p>
             <w:pPr>
+              <w:keepNext w:val="false"/>
               <w:spacing w:after="40" w:before="0"/>
               <w:jc w:val="left"/>
             </w:pPr>
@@ -20898,6 +21329,7 @@
           </w:tcPr>
           <w:p>
             <w:pPr>
+              <w:keepNext w:val="false"/>
               <w:spacing w:after="40" w:before="0"/>
               <w:jc w:val="left"/>
             </w:pPr>
@@ -20932,6 +21364,7 @@
           </w:tcPr>
           <w:p>
             <w:pPr>
+              <w:keepNext w:val="false"/>
               <w:spacing w:after="40" w:before="0"/>
               <w:jc w:val="left"/>
             </w:pPr>
@@ -20969,7 +21402,7 @@
             <w:pPr>
               <w:spacing w:after="20" w:before="0"/>
             </w:pPr>
-            <w:hyperlink w:history="1" r:id="rIdbu1r5irkgghsoejepxuvd">
+            <w:hyperlink w:history="1" r:id="rIdorshrl4mgqkhknqdsdhmp">
               <w:r>
                 <w:rPr>
                   <w:rFonts w:ascii="Arial" w:cs="Arial" w:eastAsia="Arial" w:hAnsi="Arial"/>
@@ -21002,7 +21435,7 @@
               <w:spacing w:after="10" w:before="0"/>
               <w:ind w:left="120"/>
             </w:pPr>
-            <w:hyperlink w:history="1" r:id="rIdjdrxuynijnxz9fopkemw8">
+            <w:hyperlink w:history="1" r:id="rIdvcesh3xvn6gp5zo_7hldh">
               <w:r>
                 <w:rPr>
                   <w:rFonts w:ascii="Arial" w:cs="Arial" w:eastAsia="Arial" w:hAnsi="Arial"/>
@@ -21047,7 +21480,7 @@
             <w:pPr>
               <w:spacing w:after="20" w:before="0"/>
             </w:pPr>
-            <w:hyperlink w:history="1" r:id="rIdid0ytxvpn58txqczko1fw">
+            <w:hyperlink w:history="1" r:id="rIdwfcwr3bn4tufnqoeik4w8">
               <w:r>
                 <w:rPr>
                   <w:rFonts w:ascii="Arial" w:cs="Arial" w:eastAsia="Arial" w:hAnsi="Arial"/>
@@ -21080,7 +21513,7 @@
               <w:spacing w:after="10" w:before="0"/>
               <w:ind w:left="120"/>
             </w:pPr>
-            <w:hyperlink w:history="1" r:id="rIdvrp7b4ehygazt6l9hw6pz">
+            <w:hyperlink w:history="1" r:id="rIdtdls7rj5k4btitzxft5cc">
               <w:r>
                 <w:rPr>
                   <w:rFonts w:ascii="Arial" w:cs="Arial" w:eastAsia="Arial" w:hAnsi="Arial"/>
@@ -21108,6 +21541,7 @@
           </w:tcPr>
           <w:p>
             <w:pPr>
+              <w:keepNext w:val="false"/>
               <w:spacing w:after="40" w:before="0"/>
               <w:jc w:val="left"/>
             </w:pPr>
@@ -21140,6 +21574,7 @@
           </w:tcPr>
           <w:p>
             <w:pPr>
+              <w:keepNext w:val="false"/>
               <w:spacing w:after="40" w:before="0"/>
               <w:jc w:val="left"/>
             </w:pPr>
@@ -21172,6 +21607,7 @@
           </w:tcPr>
           <w:p>
             <w:pPr>
+              <w:keepNext w:val="false"/>
               <w:spacing w:after="40" w:before="0"/>
               <w:jc w:val="left"/>
             </w:pPr>
@@ -21204,6 +21640,7 @@
           </w:tcPr>
           <w:p>
             <w:pPr>
+              <w:keepNext w:val="false"/>
               <w:spacing w:after="40" w:before="0"/>
               <w:jc w:val="left"/>
             </w:pPr>
@@ -21238,6 +21675,7 @@
           </w:tcPr>
           <w:p>
             <w:pPr>
+              <w:keepNext w:val="false"/>
               <w:spacing w:after="40" w:before="0"/>
               <w:jc w:val="left"/>
             </w:pPr>
@@ -21275,7 +21713,7 @@
             <w:pPr>
               <w:spacing w:after="20" w:before="0"/>
             </w:pPr>
-            <w:hyperlink w:history="1" r:id="rIdlbtpanbri7mnira4kx4sf">
+            <w:hyperlink w:history="1" r:id="rIdriqf-ubzhpxola8icirgr">
               <w:r>
                 <w:rPr>
                   <w:rFonts w:ascii="Arial" w:cs="Arial" w:eastAsia="Arial" w:hAnsi="Arial"/>
@@ -21308,7 +21746,7 @@
               <w:spacing w:after="10" w:before="0"/>
               <w:ind w:left="120"/>
             </w:pPr>
-            <w:hyperlink w:history="1" r:id="rIdaflhh0pqvxapkbx8ioa4v">
+            <w:hyperlink w:history="1" r:id="rIdqzqqtakfiwhp_fvkzo29e">
               <w:r>
                 <w:rPr>
                   <w:rFonts w:ascii="Arial" w:cs="Arial" w:eastAsia="Arial" w:hAnsi="Arial"/>
@@ -21353,7 +21791,7 @@
             <w:pPr>
               <w:spacing w:after="20" w:before="0"/>
             </w:pPr>
-            <w:hyperlink w:history="1" r:id="rIdx7ci0g-2tx_3bq-mvgzup">
+            <w:hyperlink w:history="1" r:id="rIdv1zpknubgyofuq7avtig8">
               <w:r>
                 <w:rPr>
                   <w:rFonts w:ascii="Arial" w:cs="Arial" w:eastAsia="Arial" w:hAnsi="Arial"/>
@@ -21386,7 +21824,7 @@
               <w:spacing w:after="10" w:before="0"/>
               <w:ind w:left="120"/>
             </w:pPr>
-            <w:hyperlink w:history="1" r:id="rIdyucsgbbmh7nluzd-ttwft">
+            <w:hyperlink w:history="1" r:id="rIdnpzwmf3gwfu8gharsbwjf">
               <w:r>
                 <w:rPr>
                   <w:rFonts w:ascii="Arial" w:cs="Arial" w:eastAsia="Arial" w:hAnsi="Arial"/>
@@ -21414,6 +21852,7 @@
           </w:tcPr>
           <w:p>
             <w:pPr>
+              <w:keepNext w:val="false"/>
               <w:spacing w:after="40" w:before="0"/>
               <w:jc w:val="left"/>
             </w:pPr>
@@ -21446,6 +21885,7 @@
           </w:tcPr>
           <w:p>
             <w:pPr>
+              <w:keepNext w:val="false"/>
               <w:spacing w:after="40" w:before="0"/>
               <w:jc w:val="left"/>
             </w:pPr>
@@ -21478,6 +21918,7 @@
           </w:tcPr>
           <w:p>
             <w:pPr>
+              <w:keepNext w:val="false"/>
               <w:spacing w:after="40" w:before="0"/>
               <w:jc w:val="left"/>
             </w:pPr>
@@ -21510,6 +21951,7 @@
           </w:tcPr>
           <w:p>
             <w:pPr>
+              <w:keepNext w:val="false"/>
               <w:spacing w:after="40" w:before="0"/>
               <w:jc w:val="left"/>
             </w:pPr>
@@ -21544,6 +21986,7 @@
           </w:tcPr>
           <w:p>
             <w:pPr>
+              <w:keepNext w:val="false"/>
               <w:spacing w:after="40" w:before="0"/>
               <w:jc w:val="left"/>
             </w:pPr>
@@ -21581,7 +22024,7 @@
             <w:pPr>
               <w:spacing w:after="20" w:before="0"/>
             </w:pPr>
-            <w:hyperlink w:history="1" r:id="rIdrblx3dbs6mxef5glda9vd">
+            <w:hyperlink w:history="1" r:id="rId3tktvajkhmot_xzjmsrkd">
               <w:r>
                 <w:rPr>
                   <w:rFonts w:ascii="Arial" w:cs="Arial" w:eastAsia="Arial" w:hAnsi="Arial"/>
@@ -21630,7 +22073,7 @@
               <w:spacing w:after="10" w:before="0"/>
               <w:ind w:left="120"/>
             </w:pPr>
-            <w:hyperlink w:history="1" r:id="rIdhpxyvumoq6qc2f3s_5ghn">
+            <w:hyperlink w:history="1" r:id="rIdyde_zn0uqnkctg1yniu5u">
               <w:r>
                 <w:rPr>
                   <w:rFonts w:ascii="Arial" w:cs="Arial" w:eastAsia="Arial" w:hAnsi="Arial"/>
@@ -21675,7 +22118,7 @@
             <w:pPr>
               <w:spacing w:after="20" w:before="0"/>
             </w:pPr>
-            <w:hyperlink w:history="1" r:id="rIdtdmxonmzoxdokstxuxwrq">
+            <w:hyperlink w:history="1" r:id="rIdxo334mxq16ulg-slsvhbu">
               <w:r>
                 <w:rPr>
                   <w:rFonts w:ascii="Arial" w:cs="Arial" w:eastAsia="Arial" w:hAnsi="Arial"/>
@@ -21708,7 +22151,7 @@
               <w:spacing w:after="10" w:before="0"/>
               <w:ind w:left="120"/>
             </w:pPr>
-            <w:hyperlink w:history="1" r:id="rIdhrhk5utpx07ph8rlyyrqi">
+            <w:hyperlink w:history="1" r:id="rId-wv5latckr7hgoqa2zleg">
               <w:r>
                 <w:rPr>
                   <w:rFonts w:ascii="Arial" w:cs="Arial" w:eastAsia="Arial" w:hAnsi="Arial"/>
@@ -21736,6 +22179,7 @@
           </w:tcPr>
           <w:p>
             <w:pPr>
+              <w:keepNext w:val="false"/>
               <w:spacing w:after="40" w:before="0"/>
               <w:jc w:val="left"/>
             </w:pPr>
@@ -21768,6 +22212,7 @@
           </w:tcPr>
           <w:p>
             <w:pPr>
+              <w:keepNext w:val="false"/>
               <w:spacing w:after="40" w:before="0"/>
               <w:jc w:val="left"/>
             </w:pPr>
@@ -21800,6 +22245,7 @@
           </w:tcPr>
           <w:p>
             <w:pPr>
+              <w:keepNext w:val="false"/>
               <w:spacing w:after="40" w:before="0"/>
               <w:jc w:val="left"/>
             </w:pPr>
@@ -21832,6 +22278,7 @@
           </w:tcPr>
           <w:p>
             <w:pPr>
+              <w:keepNext w:val="false"/>
               <w:spacing w:after="40" w:before="0"/>
               <w:jc w:val="left"/>
             </w:pPr>
@@ -21866,6 +22313,7 @@
           </w:tcPr>
           <w:p>
             <w:pPr>
+              <w:keepNext w:val="false"/>
               <w:spacing w:after="40" w:before="0"/>
               <w:jc w:val="left"/>
             </w:pPr>
@@ -21903,7 +22351,7 @@
             <w:pPr>
               <w:spacing w:after="20" w:before="0"/>
             </w:pPr>
-            <w:hyperlink w:history="1" r:id="rIdz7dc-ve-3iozgjgalvvwa">
+            <w:hyperlink w:history="1" r:id="rIdxandqi0aytalub3vumsta">
               <w:r>
                 <w:rPr>
                   <w:rFonts w:ascii="Arial" w:cs="Arial" w:eastAsia="Arial" w:hAnsi="Arial"/>
@@ -21952,7 +22400,7 @@
               <w:spacing w:after="10" w:before="0"/>
               <w:ind w:left="120"/>
             </w:pPr>
-            <w:hyperlink w:history="1" r:id="rIdwj1p_a-yk7mcotfj50o-q">
+            <w:hyperlink w:history="1" r:id="rIddjwld7tg1sx6wepuwvur-">
               <w:r>
                 <w:rPr>
                   <w:rFonts w:ascii="Arial" w:cs="Arial" w:eastAsia="Arial" w:hAnsi="Arial"/>
@@ -21997,7 +22445,7 @@
             <w:pPr>
               <w:spacing w:after="20" w:before="0"/>
             </w:pPr>
-            <w:hyperlink w:history="1" r:id="rIdtazj8dienslzmwzgt2xkw">
+            <w:hyperlink w:history="1" r:id="rId1rrfbervnpckwzot42prp">
               <w:r>
                 <w:rPr>
                   <w:rFonts w:ascii="Arial" w:cs="Arial" w:eastAsia="Arial" w:hAnsi="Arial"/>
@@ -22030,7 +22478,7 @@
               <w:spacing w:after="10" w:before="0"/>
               <w:ind w:left="120"/>
             </w:pPr>
-            <w:hyperlink w:history="1" r:id="rIdahjb0houtjkn-uib3na3f">
+            <w:hyperlink w:history="1" r:id="rIdoklrg5wbuaeota4qqduca">
               <w:r>
                 <w:rPr>
                   <w:rFonts w:ascii="Arial" w:cs="Arial" w:eastAsia="Arial" w:hAnsi="Arial"/>
@@ -22058,6 +22506,7 @@
           </w:tcPr>
           <w:p>
             <w:pPr>
+              <w:keepNext w:val="false"/>
               <w:spacing w:after="40" w:before="0"/>
               <w:jc w:val="left"/>
             </w:pPr>
@@ -22090,6 +22539,7 @@
           </w:tcPr>
           <w:p>
             <w:pPr>
+              <w:keepNext w:val="false"/>
               <w:spacing w:after="40" w:before="0"/>
               <w:jc w:val="left"/>
             </w:pPr>
@@ -22122,6 +22572,7 @@
           </w:tcPr>
           <w:p>
             <w:pPr>
+              <w:keepNext w:val="false"/>
               <w:spacing w:after="40" w:before="0"/>
               <w:jc w:val="left"/>
             </w:pPr>
@@ -22154,6 +22605,7 @@
           </w:tcPr>
           <w:p>
             <w:pPr>
+              <w:keepNext w:val="false"/>
               <w:spacing w:after="40" w:before="0"/>
               <w:jc w:val="left"/>
             </w:pPr>
@@ -22188,6 +22640,7 @@
           </w:tcPr>
           <w:p>
             <w:pPr>
+              <w:keepNext w:val="false"/>
               <w:spacing w:after="40" w:before="0"/>
               <w:jc w:val="left"/>
             </w:pPr>
@@ -22225,7 +22678,7 @@
             <w:pPr>
               <w:spacing w:after="20" w:before="0"/>
             </w:pPr>
-            <w:hyperlink w:history="1" r:id="rId4bzqrfgpq91sw80hulmzx">
+            <w:hyperlink w:history="1" r:id="rIdqsizbsb2jukvuecchuci0">
               <w:r>
                 <w:rPr>
                   <w:rFonts w:ascii="Arial" w:cs="Arial" w:eastAsia="Arial" w:hAnsi="Arial"/>
@@ -22274,7 +22727,7 @@
               <w:spacing w:after="10" w:before="0"/>
               <w:ind w:left="120"/>
             </w:pPr>
-            <w:hyperlink w:history="1" r:id="rIddlda3xgz1zqlposcaatzd">
+            <w:hyperlink w:history="1" r:id="rIdg12ne2kmapr3sapezlx3y">
               <w:r>
                 <w:rPr>
                   <w:rFonts w:ascii="Arial" w:cs="Arial" w:eastAsia="Arial" w:hAnsi="Arial"/>
@@ -22319,7 +22772,7 @@
             <w:pPr>
               <w:spacing w:after="20" w:before="0"/>
             </w:pPr>
-            <w:hyperlink w:history="1" r:id="rIdyq6zzsj4yziyewu9mins-">
+            <w:hyperlink w:history="1" r:id="rIdg4gnogwvm6czvno_lde88">
               <w:r>
                 <w:rPr>
                   <w:rFonts w:ascii="Arial" w:cs="Arial" w:eastAsia="Arial" w:hAnsi="Arial"/>
@@ -22352,7 +22805,7 @@
               <w:spacing w:after="10" w:before="0"/>
               <w:ind w:left="120"/>
             </w:pPr>
-            <w:hyperlink w:history="1" r:id="rIdv3ylgfod-iv_rjugdjpsi">
+            <w:hyperlink w:history="1" r:id="rIdz6ih8qjj3mayc-guwslor">
               <w:r>
                 <w:rPr>
                   <w:rFonts w:ascii="Arial" w:cs="Arial" w:eastAsia="Arial" w:hAnsi="Arial"/>
@@ -22380,6 +22833,7 @@
           </w:tcPr>
           <w:p>
             <w:pPr>
+              <w:keepNext w:val="false"/>
               <w:spacing w:after="40" w:before="0"/>
               <w:jc w:val="left"/>
             </w:pPr>
@@ -22412,6 +22866,7 @@
           </w:tcPr>
           <w:p>
             <w:pPr>
+              <w:keepNext w:val="false"/>
               <w:spacing w:after="40" w:before="0"/>
               <w:jc w:val="left"/>
             </w:pPr>
@@ -22444,6 +22899,7 @@
           </w:tcPr>
           <w:p>
             <w:pPr>
+              <w:keepNext w:val="false"/>
               <w:spacing w:after="40" w:before="0"/>
               <w:jc w:val="left"/>
             </w:pPr>
@@ -22476,6 +22932,7 @@
           </w:tcPr>
           <w:p>
             <w:pPr>
+              <w:keepNext w:val="false"/>
               <w:spacing w:after="40" w:before="0"/>
               <w:jc w:val="left"/>
             </w:pPr>
@@ -22535,6 +22992,7 @@
           </w:tcPr>
           <w:p>
             <w:pPr>
+              <w:keepNext w:val="false"/>
               <w:spacing w:after="40" w:before="0"/>
               <w:jc w:val="center"/>
             </w:pPr>
@@ -22569,6 +23027,7 @@
           </w:tcPr>
           <w:p>
             <w:pPr>
+              <w:keepNext w:val="false"/>
               <w:spacing w:after="40" w:before="0"/>
               <w:jc w:val="left"/>
             </w:pPr>
@@ -22630,6 +23089,7 @@
           </w:tcPr>
           <w:p>
             <w:pPr>
+              <w:keepNext w:val="false"/>
               <w:spacing w:after="40" w:before="0"/>
               <w:jc w:val="center"/>
             </w:pPr>
@@ -22664,6 +23124,7 @@
           </w:tcPr>
           <w:p>
             <w:pPr>
+              <w:keepNext w:val="false"/>
               <w:spacing w:after="40" w:before="0"/>
               <w:jc w:val="left"/>
             </w:pPr>
@@ -22696,6 +23157,7 @@
           </w:tcPr>
           <w:p>
             <w:pPr>
+              <w:keepNext w:val="false"/>
               <w:spacing w:after="40" w:before="0"/>
               <w:jc w:val="left"/>
             </w:pPr>
@@ -22730,6 +23192,7 @@
           </w:tcPr>
           <w:p>
             <w:pPr>
+              <w:keepNext w:val="false"/>
               <w:spacing w:after="40" w:before="0"/>
               <w:jc w:val="left"/>
             </w:pPr>
@@ -22762,6 +23225,7 @@
           </w:tcPr>
           <w:p>
             <w:pPr>
+              <w:keepNext w:val="false"/>
               <w:spacing w:after="40" w:before="0"/>
               <w:jc w:val="left"/>
             </w:pPr>
@@ -22796,6 +23260,7 @@
           </w:tcPr>
           <w:p>
             <w:pPr>
+              <w:keepNext w:val="false"/>
               <w:spacing w:after="40" w:before="0"/>
               <w:jc w:val="left"/>
             </w:pPr>
@@ -22828,6 +23293,7 @@
           </w:tcPr>
           <w:p>
             <w:pPr>
+              <w:keepNext w:val="false"/>
               <w:spacing w:after="40" w:before="0"/>
               <w:jc w:val="left"/>
             </w:pPr>
@@ -22864,7 +23330,7 @@
         </w:rPr>
         <w:t xml:space="preserve">© 2026 SeaVuria and ARES. Aligned with KICD objectives. Developed by SeaVuria; technical implementation by ARES (with AI assistance from Claude). Licensed under </w:t>
       </w:r>
-      <w:hyperlink w:history="1" r:id="rId1qhj-6gz5kbnch9zsubn0">
+      <w:hyperlink w:history="1" r:id="rIdbs8oidzjo7phfrmoqyr6s">
         <w:r>
           <w:rPr>
             <w:rFonts w:ascii="Arial" w:cs="Arial" w:eastAsia="Arial" w:hAnsi="Arial"/>
@@ -22885,7 +23351,7 @@
         </w:rPr>
         <w:t xml:space="preserve"> (</w:t>
       </w:r>
-      <w:hyperlink w:history="1" r:id="rIdcepq_nt-7ondi3w_kxmqc">
+      <w:hyperlink w:history="1" r:id="rIdbnr0nb2o9n_kyll42gsol">
         <w:r>
           <w:rPr>
             <w:rFonts w:ascii="Arial" w:cs="Arial" w:eastAsia="Arial" w:hAnsi="Arial"/>
@@ -22945,6 +23411,7 @@
           </w:tcPr>
           <w:p>
             <w:pPr>
+              <w:keepNext w:val="false"/>
               <w:spacing w:after="40" w:before="0"/>
               <w:jc w:val="center"/>
             </w:pPr>
@@ -22980,6 +23447,7 @@
           </w:tcPr>
           <w:p>
             <w:pPr>
+              <w:keepNext w:val="false"/>
               <w:spacing w:after="40" w:before="0"/>
               <w:jc w:val="center"/>
             </w:pPr>
@@ -23014,6 +23482,7 @@
           </w:tcPr>
           <w:p>
             <w:pPr>
+              <w:keepNext w:val="false"/>
               <w:spacing w:after="40" w:before="0"/>
               <w:jc w:val="left"/>
             </w:pPr>
@@ -23046,6 +23515,7 @@
           </w:tcPr>
           <w:p>
             <w:pPr>
+              <w:keepNext w:val="false"/>
               <w:spacing w:after="40" w:before="0"/>
               <w:jc w:val="left"/>
             </w:pPr>
@@ -23080,6 +23550,7 @@
           </w:tcPr>
           <w:p>
             <w:pPr>
+              <w:keepNext w:val="false"/>
               <w:spacing w:after="40" w:before="0"/>
               <w:jc w:val="left"/>
             </w:pPr>
@@ -23112,6 +23583,7 @@
           </w:tcPr>
           <w:p>
             <w:pPr>
+              <w:keepNext w:val="false"/>
               <w:spacing w:after="40" w:before="0"/>
               <w:jc w:val="left"/>
             </w:pPr>
@@ -23146,6 +23618,7 @@
           </w:tcPr>
           <w:p>
             <w:pPr>
+              <w:keepNext w:val="false"/>
               <w:spacing w:after="40" w:before="0"/>
               <w:jc w:val="left"/>
             </w:pPr>
@@ -23178,6 +23651,7 @@
           </w:tcPr>
           <w:p>
             <w:pPr>
+              <w:keepNext w:val="false"/>
               <w:spacing w:after="40" w:before="0"/>
               <w:jc w:val="left"/>
             </w:pPr>
@@ -23212,6 +23686,7 @@
           </w:tcPr>
           <w:p>
             <w:pPr>
+              <w:keepNext w:val="false"/>
               <w:spacing w:after="40" w:before="0"/>
               <w:jc w:val="left"/>
             </w:pPr>
@@ -23244,6 +23719,7 @@
           </w:tcPr>
           <w:p>
             <w:pPr>
+              <w:keepNext w:val="false"/>
               <w:spacing w:after="40" w:before="0"/>
               <w:jc w:val="left"/>
             </w:pPr>
@@ -23278,6 +23754,7 @@
           </w:tcPr>
           <w:p>
             <w:pPr>
+              <w:keepNext w:val="false"/>
               <w:spacing w:after="40" w:before="0"/>
               <w:jc w:val="left"/>
             </w:pPr>
@@ -23310,6 +23787,7 @@
           </w:tcPr>
           <w:p>
             <w:pPr>
+              <w:keepNext w:val="false"/>
               <w:spacing w:after="40" w:before="0"/>
               <w:jc w:val="left"/>
             </w:pPr>
@@ -23344,6 +23822,7 @@
           </w:tcPr>
           <w:p>
             <w:pPr>
+              <w:keepNext w:val="false"/>
               <w:spacing w:after="40" w:before="0"/>
               <w:jc w:val="left"/>
             </w:pPr>
@@ -23376,6 +23855,7 @@
           </w:tcPr>
           <w:p>
             <w:pPr>
+              <w:keepNext w:val="false"/>
               <w:spacing w:after="40" w:before="0"/>
               <w:jc w:val="left"/>
             </w:pPr>
@@ -23410,6 +23890,7 @@
           </w:tcPr>
           <w:p>
             <w:pPr>
+              <w:keepNext w:val="false"/>
               <w:spacing w:after="40" w:before="0"/>
               <w:jc w:val="left"/>
             </w:pPr>
@@ -23442,6 +23923,7 @@
           </w:tcPr>
           <w:p>
             <w:pPr>
+              <w:keepNext w:val="false"/>
               <w:spacing w:after="40" w:before="0"/>
               <w:jc w:val="left"/>
             </w:pPr>
@@ -23476,6 +23958,7 @@
           </w:tcPr>
           <w:p>
             <w:pPr>
+              <w:keepNext w:val="false"/>
               <w:spacing w:after="40" w:before="0"/>
               <w:jc w:val="left"/>
             </w:pPr>
@@ -23508,6 +23991,7 @@
           </w:tcPr>
           <w:p>
             <w:pPr>
+              <w:keepNext w:val="false"/>
               <w:spacing w:after="40" w:before="0"/>
               <w:jc w:val="left"/>
             </w:pPr>
@@ -23567,6 +24051,7 @@
           </w:tcPr>
           <w:p>
             <w:pPr>
+              <w:keepNext w:val="false"/>
               <w:spacing w:after="40" w:before="0"/>
               <w:jc w:val="center"/>
             </w:pPr>
@@ -23601,6 +24086,7 @@
           </w:tcPr>
           <w:p>
             <w:pPr>
+              <w:keepNext w:val="false"/>
               <w:spacing w:after="40" w:before="0"/>
               <w:jc w:val="left"/>
             </w:pPr>
@@ -23665,6 +24151,7 @@
           </w:tcPr>
           <w:p>
             <w:pPr>
+              <w:keepNext w:val="false"/>
               <w:spacing w:after="40" w:before="0"/>
               <w:jc w:val="center"/>
             </w:pPr>
@@ -23699,6 +24186,7 @@
           </w:tcPr>
           <w:p>
             <w:pPr>
+              <w:keepNext w:val="false"/>
               <w:spacing w:after="40" w:before="0"/>
               <w:jc w:val="left"/>
             </w:pPr>
@@ -23731,6 +24219,7 @@
           </w:tcPr>
           <w:p>
             <w:pPr>
+              <w:keepNext w:val="false"/>
               <w:spacing w:after="40" w:before="0"/>
               <w:jc w:val="left"/>
             </w:pPr>
@@ -23763,6 +24252,7 @@
           </w:tcPr>
           <w:p>
             <w:pPr>
+              <w:keepNext w:val="false"/>
               <w:spacing w:after="40" w:before="0"/>
               <w:jc w:val="left"/>
             </w:pPr>
@@ -23795,6 +24285,7 @@
           </w:tcPr>
           <w:p>
             <w:pPr>
+              <w:keepNext w:val="false"/>
               <w:spacing w:after="40" w:before="0"/>
               <w:jc w:val="left"/>
             </w:pPr>
@@ -23827,6 +24318,7 @@
           </w:tcPr>
           <w:p>
             <w:pPr>
+              <w:keepNext w:val="false"/>
               <w:spacing w:after="40" w:before="0"/>
               <w:jc w:val="left"/>
             </w:pPr>
@@ -23861,6 +24353,7 @@
           </w:tcPr>
           <w:p>
             <w:pPr>
+              <w:keepNext w:val="false"/>
               <w:spacing w:after="40" w:before="0"/>
               <w:jc w:val="left"/>
             </w:pPr>
@@ -23898,7 +24391,7 @@
             <w:pPr>
               <w:spacing w:after="20" w:before="0"/>
             </w:pPr>
-            <w:hyperlink w:history="1" r:id="rIdwe9x19t2alynerme5lkdp">
+            <w:hyperlink w:history="1" r:id="rIdndbrbikjhfxzqnevzs-i5">
               <w:r>
                 <w:rPr>
                   <w:rFonts w:ascii="Arial" w:cs="Arial" w:eastAsia="Arial" w:hAnsi="Arial"/>
@@ -23947,7 +24440,7 @@
               <w:spacing w:after="10" w:before="0"/>
               <w:ind w:left="120"/>
             </w:pPr>
-            <w:hyperlink w:history="1" r:id="rIdwhubwv1dmoeul--8vquau">
+            <w:hyperlink w:history="1" r:id="rIdrbiqmaiavhswoiqxu0sgz">
               <w:r>
                 <w:rPr>
                   <w:rFonts w:ascii="Arial" w:cs="Arial" w:eastAsia="Arial" w:hAnsi="Arial"/>
@@ -23992,7 +24485,7 @@
             <w:pPr>
               <w:spacing w:after="20" w:before="0"/>
             </w:pPr>
-            <w:hyperlink w:history="1" r:id="rId0uslpti2byhjlsfihd5zs">
+            <w:hyperlink w:history="1" r:id="rIdscwr2d4eaewupkneyj1bb">
               <w:r>
                 <w:rPr>
                   <w:rFonts w:ascii="Arial" w:cs="Arial" w:eastAsia="Arial" w:hAnsi="Arial"/>
@@ -24025,7 +24518,7 @@
               <w:spacing w:after="10" w:before="0"/>
               <w:ind w:left="120"/>
             </w:pPr>
-            <w:hyperlink w:history="1" r:id="rIdhfxgykcw_iagkgxw0je0m">
+            <w:hyperlink w:history="1" r:id="rId12oxzpr1zwg9pzwwd-e8v">
               <w:r>
                 <w:rPr>
                   <w:rFonts w:ascii="Arial" w:cs="Arial" w:eastAsia="Arial" w:hAnsi="Arial"/>
@@ -24053,6 +24546,7 @@
           </w:tcPr>
           <w:p>
             <w:pPr>
+              <w:keepNext w:val="false"/>
               <w:spacing w:after="40" w:before="0"/>
               <w:jc w:val="left"/>
             </w:pPr>
@@ -24085,6 +24579,7 @@
           </w:tcPr>
           <w:p>
             <w:pPr>
+              <w:keepNext w:val="false"/>
               <w:spacing w:after="40" w:before="0"/>
               <w:jc w:val="left"/>
             </w:pPr>
@@ -24117,6 +24612,7 @@
           </w:tcPr>
           <w:p>
             <w:pPr>
+              <w:keepNext w:val="false"/>
               <w:spacing w:after="40" w:before="0"/>
               <w:jc w:val="left"/>
             </w:pPr>
@@ -24149,6 +24645,7 @@
           </w:tcPr>
           <w:p>
             <w:pPr>
+              <w:keepNext w:val="false"/>
               <w:spacing w:after="40" w:before="0"/>
               <w:jc w:val="left"/>
             </w:pPr>
@@ -24183,6 +24680,7 @@
           </w:tcPr>
           <w:p>
             <w:pPr>
+              <w:keepNext w:val="false"/>
               <w:spacing w:after="40" w:before="0"/>
               <w:jc w:val="left"/>
             </w:pPr>
@@ -24220,7 +24718,7 @@
             <w:pPr>
               <w:spacing w:after="20" w:before="0"/>
             </w:pPr>
-            <w:hyperlink w:history="1" r:id="rIdoejvz2gbdk5pxq4qu7urr">
+            <w:hyperlink w:history="1" r:id="rIdrnaynelgxf3apqt5hwwd_">
               <w:r>
                 <w:rPr>
                   <w:rFonts w:ascii="Arial" w:cs="Arial" w:eastAsia="Arial" w:hAnsi="Arial"/>
@@ -24269,7 +24767,7 @@
               <w:spacing w:after="10" w:before="0"/>
               <w:ind w:left="120"/>
             </w:pPr>
-            <w:hyperlink w:history="1" r:id="rIdkxaxgo6cj22ab9hmiosug">
+            <w:hyperlink w:history="1" r:id="rId89xffo0wikpsnw2dqshlg">
               <w:r>
                 <w:rPr>
                   <w:rFonts w:ascii="Arial" w:cs="Arial" w:eastAsia="Arial" w:hAnsi="Arial"/>
@@ -24314,7 +24812,7 @@
             <w:pPr>
               <w:spacing w:after="20" w:before="0"/>
             </w:pPr>
-            <w:hyperlink w:history="1" r:id="rIdxyfwjxvy7xuj2s285ye6m">
+            <w:hyperlink w:history="1" r:id="rIdvt69koiwtffivima0zsfc">
               <w:r>
                 <w:rPr>
                   <w:rFonts w:ascii="Arial" w:cs="Arial" w:eastAsia="Arial" w:hAnsi="Arial"/>
@@ -24347,7 +24845,7 @@
               <w:spacing w:after="10" w:before="0"/>
               <w:ind w:left="120"/>
             </w:pPr>
-            <w:hyperlink w:history="1" r:id="rId9unc0zun3xcfk5_bajlwy">
+            <w:hyperlink w:history="1" r:id="rIdrscr1lv6q-nglk1cwm1xw">
               <w:r>
                 <w:rPr>
                   <w:rFonts w:ascii="Arial" w:cs="Arial" w:eastAsia="Arial" w:hAnsi="Arial"/>
@@ -24375,6 +24873,7 @@
           </w:tcPr>
           <w:p>
             <w:pPr>
+              <w:keepNext w:val="false"/>
               <w:spacing w:after="40" w:before="0"/>
               <w:jc w:val="left"/>
             </w:pPr>
@@ -24407,6 +24906,7 @@
           </w:tcPr>
           <w:p>
             <w:pPr>
+              <w:keepNext w:val="false"/>
               <w:spacing w:after="40" w:before="0"/>
               <w:jc w:val="left"/>
             </w:pPr>
@@ -24439,6 +24939,7 @@
           </w:tcPr>
           <w:p>
             <w:pPr>
+              <w:keepNext w:val="false"/>
               <w:spacing w:after="40" w:before="0"/>
               <w:jc w:val="left"/>
             </w:pPr>
@@ -24471,6 +24972,7 @@
           </w:tcPr>
           <w:p>
             <w:pPr>
+              <w:keepNext w:val="false"/>
               <w:spacing w:after="40" w:before="0"/>
               <w:jc w:val="left"/>
             </w:pPr>
@@ -24505,6 +25007,7 @@
           </w:tcPr>
           <w:p>
             <w:pPr>
+              <w:keepNext w:val="false"/>
               <w:spacing w:after="40" w:before="0"/>
               <w:jc w:val="left"/>
             </w:pPr>
@@ -24542,7 +25045,7 @@
             <w:pPr>
               <w:spacing w:after="20" w:before="0"/>
             </w:pPr>
-            <w:hyperlink w:history="1" r:id="rIdkot2mylvpbadcl2pcbhx7">
+            <w:hyperlink w:history="1" r:id="rIdl5r0ibjgxquxjimlatcfj">
               <w:r>
                 <w:rPr>
                   <w:rFonts w:ascii="Arial" w:cs="Arial" w:eastAsia="Arial" w:hAnsi="Arial"/>
@@ -24591,7 +25094,7 @@
               <w:spacing w:after="10" w:before="0"/>
               <w:ind w:left="120"/>
             </w:pPr>
-            <w:hyperlink w:history="1" r:id="rIdvb2wa1ib08_yqstojvjrs">
+            <w:hyperlink w:history="1" r:id="rId-jlozv8zsbagmmlntlrx_">
               <w:r>
                 <w:rPr>
                   <w:rFonts w:ascii="Arial" w:cs="Arial" w:eastAsia="Arial" w:hAnsi="Arial"/>
@@ -24636,7 +25139,7 @@
             <w:pPr>
               <w:spacing w:after="20" w:before="0"/>
             </w:pPr>
-            <w:hyperlink w:history="1" r:id="rIduumnbow_wapmcdxxertx8">
+            <w:hyperlink w:history="1" r:id="rIdvtl3ifwxdlq0l36badlm0">
               <w:r>
                 <w:rPr>
                   <w:rFonts w:ascii="Arial" w:cs="Arial" w:eastAsia="Arial" w:hAnsi="Arial"/>
@@ -24685,7 +25188,7 @@
               <w:spacing w:after="10" w:before="0"/>
               <w:ind w:left="120"/>
             </w:pPr>
-            <w:hyperlink w:history="1" r:id="rIdikwk__lgir9uvwcjoeykl">
+            <w:hyperlink w:history="1" r:id="rIddndklqo-ubmlanrddafr6">
               <w:r>
                 <w:rPr>
                   <w:rFonts w:ascii="Arial" w:cs="Arial" w:eastAsia="Arial" w:hAnsi="Arial"/>
@@ -24713,6 +25216,7 @@
           </w:tcPr>
           <w:p>
             <w:pPr>
+              <w:keepNext w:val="false"/>
               <w:spacing w:after="40" w:before="0"/>
               <w:jc w:val="left"/>
             </w:pPr>
@@ -24745,6 +25249,7 @@
           </w:tcPr>
           <w:p>
             <w:pPr>
+              <w:keepNext w:val="false"/>
               <w:spacing w:after="40" w:before="0"/>
               <w:jc w:val="left"/>
             </w:pPr>
@@ -24777,6 +25282,7 @@
           </w:tcPr>
           <w:p>
             <w:pPr>
+              <w:keepNext w:val="false"/>
               <w:spacing w:after="40" w:before="0"/>
               <w:jc w:val="left"/>
             </w:pPr>
@@ -24809,6 +25315,7 @@
           </w:tcPr>
           <w:p>
             <w:pPr>
+              <w:keepNext w:val="false"/>
               <w:spacing w:after="40" w:before="0"/>
               <w:jc w:val="left"/>
             </w:pPr>
@@ -24843,6 +25350,7 @@
           </w:tcPr>
           <w:p>
             <w:pPr>
+              <w:keepNext w:val="false"/>
               <w:spacing w:after="40" w:before="0"/>
               <w:jc w:val="left"/>
             </w:pPr>
@@ -24880,7 +25388,7 @@
             <w:pPr>
               <w:spacing w:after="20" w:before="0"/>
             </w:pPr>
-            <w:hyperlink w:history="1" r:id="rIdgmvtlm-8uetq1bo7dsf80">
+            <w:hyperlink w:history="1" r:id="rIdldkp2z3uecdj1mnd9u7jm">
               <w:r>
                 <w:rPr>
                   <w:rFonts w:ascii="Arial" w:cs="Arial" w:eastAsia="Arial" w:hAnsi="Arial"/>
@@ -24929,7 +25437,7 @@
               <w:spacing w:after="10" w:before="0"/>
               <w:ind w:left="120"/>
             </w:pPr>
-            <w:hyperlink w:history="1" r:id="rIdxhmrfftgu2n3kan1rmyfi">
+            <w:hyperlink w:history="1" r:id="rIdsk-c0yfcikihxtbustlpp">
               <w:r>
                 <w:rPr>
                   <w:rFonts w:ascii="Arial" w:cs="Arial" w:eastAsia="Arial" w:hAnsi="Arial"/>
@@ -24974,7 +25482,7 @@
             <w:pPr>
               <w:spacing w:after="20" w:before="0"/>
             </w:pPr>
-            <w:hyperlink w:history="1" r:id="rIdalbvxgilkyu7fabhve4ap">
+            <w:hyperlink w:history="1" r:id="rIdik1y_2izp9f_d2yfkykic">
               <w:r>
                 <w:rPr>
                   <w:rFonts w:ascii="Arial" w:cs="Arial" w:eastAsia="Arial" w:hAnsi="Arial"/>
@@ -25023,7 +25531,7 @@
               <w:spacing w:after="10" w:before="0"/>
               <w:ind w:left="120"/>
             </w:pPr>
-            <w:hyperlink w:history="1" r:id="rIdmj8wdfkr-ge0wzoxyt85s">
+            <w:hyperlink w:history="1" r:id="rId9l1apbnw2aummadn9bi0-">
               <w:r>
                 <w:rPr>
                   <w:rFonts w:ascii="Arial" w:cs="Arial" w:eastAsia="Arial" w:hAnsi="Arial"/>
@@ -25051,6 +25559,7 @@
           </w:tcPr>
           <w:p>
             <w:pPr>
+              <w:keepNext w:val="false"/>
               <w:spacing w:after="40" w:before="0"/>
               <w:jc w:val="left"/>
             </w:pPr>
@@ -25083,6 +25592,7 @@
           </w:tcPr>
           <w:p>
             <w:pPr>
+              <w:keepNext w:val="false"/>
               <w:spacing w:after="40" w:before="0"/>
               <w:jc w:val="left"/>
             </w:pPr>
@@ -25115,6 +25625,7 @@
           </w:tcPr>
           <w:p>
             <w:pPr>
+              <w:keepNext w:val="false"/>
               <w:spacing w:after="40" w:before="0"/>
               <w:jc w:val="left"/>
             </w:pPr>
@@ -25147,6 +25658,7 @@
           </w:tcPr>
           <w:p>
             <w:pPr>
+              <w:keepNext w:val="false"/>
               <w:spacing w:after="40" w:before="0"/>
               <w:jc w:val="left"/>
             </w:pPr>
@@ -25181,6 +25693,7 @@
           </w:tcPr>
           <w:p>
             <w:pPr>
+              <w:keepNext w:val="false"/>
               <w:spacing w:after="40" w:before="0"/>
               <w:jc w:val="left"/>
             </w:pPr>
@@ -25218,7 +25731,7 @@
             <w:pPr>
               <w:spacing w:after="20" w:before="0"/>
             </w:pPr>
-            <w:hyperlink w:history="1" r:id="rIdedhkcbts_eefmgh0hmfkx">
+            <w:hyperlink w:history="1" r:id="rIdaa_5kq_l2kdwg_qe8ch0d">
               <w:r>
                 <w:rPr>
                   <w:rFonts w:ascii="Arial" w:cs="Arial" w:eastAsia="Arial" w:hAnsi="Arial"/>
@@ -25267,7 +25780,7 @@
               <w:spacing w:after="10" w:before="0"/>
               <w:ind w:left="120"/>
             </w:pPr>
-            <w:hyperlink w:history="1" r:id="rIdwldp21sayfwqza6tlaa_p">
+            <w:hyperlink w:history="1" r:id="rId1mhdvibbdn5qk7lwimdtk">
               <w:r>
                 <w:rPr>
                   <w:rFonts w:ascii="Arial" w:cs="Arial" w:eastAsia="Arial" w:hAnsi="Arial"/>
@@ -25312,7 +25825,7 @@
             <w:pPr>
               <w:spacing w:after="20" w:before="0"/>
             </w:pPr>
-            <w:hyperlink w:history="1" r:id="rIdj1gmgu0fjzzbptjgxbqby">
+            <w:hyperlink w:history="1" r:id="rIdgf6notswqkzdsmhmo2dvr">
               <w:r>
                 <w:rPr>
                   <w:rFonts w:ascii="Arial" w:cs="Arial" w:eastAsia="Arial" w:hAnsi="Arial"/>
@@ -25361,7 +25874,7 @@
               <w:spacing w:after="10" w:before="0"/>
               <w:ind w:left="120"/>
             </w:pPr>
-            <w:hyperlink w:history="1" r:id="rIdhcjkmw_gqyjfn-nchrz2g">
+            <w:hyperlink w:history="1" r:id="rIdjlomnapctiflnijgijzi3">
               <w:r>
                 <w:rPr>
                   <w:rFonts w:ascii="Arial" w:cs="Arial" w:eastAsia="Arial" w:hAnsi="Arial"/>
@@ -25389,6 +25902,7 @@
           </w:tcPr>
           <w:p>
             <w:pPr>
+              <w:keepNext w:val="false"/>
               <w:spacing w:after="40" w:before="0"/>
               <w:jc w:val="left"/>
             </w:pPr>
@@ -25421,6 +25935,7 @@
           </w:tcPr>
           <w:p>
             <w:pPr>
+              <w:keepNext w:val="false"/>
               <w:spacing w:after="40" w:before="0"/>
               <w:jc w:val="left"/>
             </w:pPr>
@@ -25453,6 +25968,7 @@
           </w:tcPr>
           <w:p>
             <w:pPr>
+              <w:keepNext w:val="false"/>
               <w:spacing w:after="40" w:before="0"/>
               <w:jc w:val="left"/>
             </w:pPr>
@@ -25485,6 +26001,7 @@
           </w:tcPr>
           <w:p>
             <w:pPr>
+              <w:keepNext w:val="false"/>
               <w:spacing w:after="40" w:before="0"/>
               <w:jc w:val="left"/>
             </w:pPr>
@@ -25544,6 +26061,7 @@
           </w:tcPr>
           <w:p>
             <w:pPr>
+              <w:keepNext w:val="false"/>
               <w:spacing w:after="40" w:before="0"/>
               <w:jc w:val="center"/>
             </w:pPr>
@@ -25578,6 +26096,7 @@
           </w:tcPr>
           <w:p>
             <w:pPr>
+              <w:keepNext w:val="false"/>
               <w:spacing w:after="40" w:before="0"/>
               <w:jc w:val="left"/>
             </w:pPr>
@@ -25639,6 +26158,7 @@
           </w:tcPr>
           <w:p>
             <w:pPr>
+              <w:keepNext w:val="false"/>
               <w:spacing w:after="40" w:before="0"/>
               <w:jc w:val="center"/>
             </w:pPr>
@@ -25673,6 +26193,7 @@
           </w:tcPr>
           <w:p>
             <w:pPr>
+              <w:keepNext w:val="false"/>
               <w:spacing w:after="40" w:before="0"/>
               <w:jc w:val="left"/>
             </w:pPr>
@@ -25705,6 +26226,7 @@
           </w:tcPr>
           <w:p>
             <w:pPr>
+              <w:keepNext w:val="false"/>
               <w:spacing w:after="40" w:before="0"/>
               <w:jc w:val="left"/>
             </w:pPr>
@@ -25739,6 +26261,7 @@
           </w:tcPr>
           <w:p>
             <w:pPr>
+              <w:keepNext w:val="false"/>
               <w:spacing w:after="40" w:before="0"/>
               <w:jc w:val="left"/>
             </w:pPr>
@@ -25771,6 +26294,7 @@
           </w:tcPr>
           <w:p>
             <w:pPr>
+              <w:keepNext w:val="false"/>
               <w:spacing w:after="40" w:before="0"/>
               <w:jc w:val="left"/>
             </w:pPr>
@@ -25805,6 +26329,7 @@
           </w:tcPr>
           <w:p>
             <w:pPr>
+              <w:keepNext w:val="false"/>
               <w:spacing w:after="40" w:before="0"/>
               <w:jc w:val="left"/>
             </w:pPr>
@@ -25837,6 +26362,7 @@
           </w:tcPr>
           <w:p>
             <w:pPr>
+              <w:keepNext w:val="false"/>
               <w:spacing w:after="40" w:before="0"/>
               <w:jc w:val="left"/>
             </w:pPr>
@@ -25873,7 +26399,7 @@
         </w:rPr>
         <w:t xml:space="preserve">© 2026 SeaVuria and ARES. Aligned with KICD objectives. Developed by SeaVuria; technical implementation by ARES (with AI assistance from Claude). Licensed under </w:t>
       </w:r>
-      <w:hyperlink w:history="1" r:id="rIdedrqfyp3dlf_icsrmks5l">
+      <w:hyperlink w:history="1" r:id="rIdkv3opqqlmozm3doz_eovw">
         <w:r>
           <w:rPr>
             <w:rFonts w:ascii="Arial" w:cs="Arial" w:eastAsia="Arial" w:hAnsi="Arial"/>
@@ -25894,7 +26420,7 @@
         </w:rPr>
         <w:t xml:space="preserve"> (</w:t>
       </w:r>
-      <w:hyperlink w:history="1" r:id="rIduqxpjlutcg9wmjbzy862u">
+      <w:hyperlink w:history="1" r:id="rIdp8ifzf7iotklr3qs9tlyu">
         <w:r>
           <w:rPr>
             <w:rFonts w:ascii="Arial" w:cs="Arial" w:eastAsia="Arial" w:hAnsi="Arial"/>
@@ -25954,6 +26480,7 @@
           </w:tcPr>
           <w:p>
             <w:pPr>
+              <w:keepNext w:val="false"/>
               <w:spacing w:after="40" w:before="0"/>
               <w:jc w:val="center"/>
             </w:pPr>
@@ -25989,6 +26516,7 @@
           </w:tcPr>
           <w:p>
             <w:pPr>
+              <w:keepNext w:val="false"/>
               <w:spacing w:after="40" w:before="0"/>
               <w:jc w:val="center"/>
             </w:pPr>
@@ -26023,6 +26551,7 @@
           </w:tcPr>
           <w:p>
             <w:pPr>
+              <w:keepNext w:val="false"/>
               <w:spacing w:after="40" w:before="0"/>
               <w:jc w:val="left"/>
             </w:pPr>
@@ -26055,6 +26584,7 @@
           </w:tcPr>
           <w:p>
             <w:pPr>
+              <w:keepNext w:val="false"/>
               <w:spacing w:after="40" w:before="0"/>
               <w:jc w:val="left"/>
             </w:pPr>
@@ -26089,6 +26619,7 @@
           </w:tcPr>
           <w:p>
             <w:pPr>
+              <w:keepNext w:val="false"/>
               <w:spacing w:after="40" w:before="0"/>
               <w:jc w:val="left"/>
             </w:pPr>
@@ -26121,6 +26652,7 @@
           </w:tcPr>
           <w:p>
             <w:pPr>
+              <w:keepNext w:val="false"/>
               <w:spacing w:after="40" w:before="0"/>
               <w:jc w:val="left"/>
             </w:pPr>
@@ -26155,6 +26687,7 @@
           </w:tcPr>
           <w:p>
             <w:pPr>
+              <w:keepNext w:val="false"/>
               <w:spacing w:after="40" w:before="0"/>
               <w:jc w:val="left"/>
             </w:pPr>
@@ -26187,6 +26720,7 @@
           </w:tcPr>
           <w:p>
             <w:pPr>
+              <w:keepNext w:val="false"/>
               <w:spacing w:after="40" w:before="0"/>
               <w:jc w:val="left"/>
             </w:pPr>
@@ -26221,6 +26755,7 @@
           </w:tcPr>
           <w:p>
             <w:pPr>
+              <w:keepNext w:val="false"/>
               <w:spacing w:after="40" w:before="0"/>
               <w:jc w:val="left"/>
             </w:pPr>
@@ -26253,6 +26788,7 @@
           </w:tcPr>
           <w:p>
             <w:pPr>
+              <w:keepNext w:val="false"/>
               <w:spacing w:after="40" w:before="0"/>
               <w:jc w:val="left"/>
             </w:pPr>
@@ -26287,6 +26823,7 @@
           </w:tcPr>
           <w:p>
             <w:pPr>
+              <w:keepNext w:val="false"/>
               <w:spacing w:after="40" w:before="0"/>
               <w:jc w:val="left"/>
             </w:pPr>
@@ -26319,6 +26856,7 @@
           </w:tcPr>
           <w:p>
             <w:pPr>
+              <w:keepNext w:val="false"/>
               <w:spacing w:after="40" w:before="0"/>
               <w:jc w:val="left"/>
             </w:pPr>
@@ -26353,6 +26891,7 @@
           </w:tcPr>
           <w:p>
             <w:pPr>
+              <w:keepNext w:val="false"/>
               <w:spacing w:after="40" w:before="0"/>
               <w:jc w:val="left"/>
             </w:pPr>
@@ -26385,6 +26924,7 @@
           </w:tcPr>
           <w:p>
             <w:pPr>
+              <w:keepNext w:val="false"/>
               <w:spacing w:after="40" w:before="0"/>
               <w:jc w:val="left"/>
             </w:pPr>
@@ -26419,6 +26959,7 @@
           </w:tcPr>
           <w:p>
             <w:pPr>
+              <w:keepNext w:val="false"/>
               <w:spacing w:after="40" w:before="0"/>
               <w:jc w:val="left"/>
             </w:pPr>
@@ -26451,6 +26992,7 @@
           </w:tcPr>
           <w:p>
             <w:pPr>
+              <w:keepNext w:val="false"/>
               <w:spacing w:after="40" w:before="0"/>
               <w:jc w:val="left"/>
             </w:pPr>
@@ -26485,6 +27027,7 @@
           </w:tcPr>
           <w:p>
             <w:pPr>
+              <w:keepNext w:val="false"/>
               <w:spacing w:after="40" w:before="0"/>
               <w:jc w:val="left"/>
             </w:pPr>
@@ -26517,6 +27060,7 @@
           </w:tcPr>
           <w:p>
             <w:pPr>
+              <w:keepNext w:val="false"/>
               <w:spacing w:after="40" w:before="0"/>
               <w:jc w:val="left"/>
             </w:pPr>
@@ -26576,6 +27120,7 @@
           </w:tcPr>
           <w:p>
             <w:pPr>
+              <w:keepNext w:val="false"/>
               <w:spacing w:after="40" w:before="0"/>
               <w:jc w:val="center"/>
             </w:pPr>
@@ -26610,6 +27155,7 @@
           </w:tcPr>
           <w:p>
             <w:pPr>
+              <w:keepNext w:val="false"/>
               <w:spacing w:after="40" w:before="0"/>
               <w:jc w:val="left"/>
             </w:pPr>
@@ -26674,6 +27220,7 @@
           </w:tcPr>
           <w:p>
             <w:pPr>
+              <w:keepNext w:val="false"/>
               <w:spacing w:after="40" w:before="0"/>
               <w:jc w:val="center"/>
             </w:pPr>
@@ -26708,6 +27255,7 @@
           </w:tcPr>
           <w:p>
             <w:pPr>
+              <w:keepNext w:val="false"/>
               <w:spacing w:after="40" w:before="0"/>
               <w:jc w:val="left"/>
             </w:pPr>
@@ -26740,6 +27288,7 @@
           </w:tcPr>
           <w:p>
             <w:pPr>
+              <w:keepNext w:val="false"/>
               <w:spacing w:after="40" w:before="0"/>
               <w:jc w:val="left"/>
             </w:pPr>
@@ -26772,6 +27321,7 @@
           </w:tcPr>
           <w:p>
             <w:pPr>
+              <w:keepNext w:val="false"/>
               <w:spacing w:after="40" w:before="0"/>
               <w:jc w:val="left"/>
             </w:pPr>
@@ -26804,6 +27354,7 @@
           </w:tcPr>
           <w:p>
             <w:pPr>
+              <w:keepNext w:val="false"/>
               <w:spacing w:after="40" w:before="0"/>
               <w:jc w:val="left"/>
             </w:pPr>
@@ -26836,6 +27387,7 @@
           </w:tcPr>
           <w:p>
             <w:pPr>
+              <w:keepNext w:val="false"/>
               <w:spacing w:after="40" w:before="0"/>
               <w:jc w:val="left"/>
             </w:pPr>
@@ -26870,6 +27422,7 @@
           </w:tcPr>
           <w:p>
             <w:pPr>
+              <w:keepNext w:val="false"/>
               <w:spacing w:after="40" w:before="0"/>
               <w:jc w:val="left"/>
             </w:pPr>
@@ -26907,7 +27460,7 @@
             <w:pPr>
               <w:spacing w:after="20" w:before="0"/>
             </w:pPr>
-            <w:hyperlink w:history="1" r:id="rId6zlmeewfwjjngf7jks0fb">
+            <w:hyperlink w:history="1" r:id="rIdzdwyhxd7iwvid43quleeq">
               <w:r>
                 <w:rPr>
                   <w:rFonts w:ascii="Arial" w:cs="Arial" w:eastAsia="Arial" w:hAnsi="Arial"/>
@@ -26940,7 +27493,7 @@
               <w:spacing w:after="10" w:before="0"/>
               <w:ind w:left="120"/>
             </w:pPr>
-            <w:hyperlink w:history="1" r:id="rIdryum6ngzzxldln8ipxc-l">
+            <w:hyperlink w:history="1" r:id="rIdlqbe74z4h9st9cj00lejb">
               <w:r>
                 <w:rPr>
                   <w:rFonts w:ascii="Arial" w:cs="Arial" w:eastAsia="Arial" w:hAnsi="Arial"/>
@@ -26985,7 +27538,7 @@
             <w:pPr>
               <w:spacing w:after="20" w:before="0"/>
             </w:pPr>
-            <w:hyperlink w:history="1" r:id="rIdfivwjpckaft0vpgqwn2c_">
+            <w:hyperlink w:history="1" r:id="rIddm4zgwsfw8bdmrcerws-1">
               <w:r>
                 <w:rPr>
                   <w:rFonts w:ascii="Arial" w:cs="Arial" w:eastAsia="Arial" w:hAnsi="Arial"/>
@@ -27018,7 +27571,7 @@
               <w:spacing w:after="10" w:before="0"/>
               <w:ind w:left="120"/>
             </w:pPr>
-            <w:hyperlink w:history="1" r:id="rIddv6a-1nuqy4fls-q-tull">
+            <w:hyperlink w:history="1" r:id="rIdnrstsw9doyc5bo7cbmr12">
               <w:r>
                 <w:rPr>
                   <w:rFonts w:ascii="Arial" w:cs="Arial" w:eastAsia="Arial" w:hAnsi="Arial"/>
@@ -27046,6 +27599,7 @@
           </w:tcPr>
           <w:p>
             <w:pPr>
+              <w:keepNext w:val="false"/>
               <w:spacing w:after="40" w:before="0"/>
               <w:jc w:val="left"/>
             </w:pPr>
@@ -27078,6 +27632,7 @@
           </w:tcPr>
           <w:p>
             <w:pPr>
+              <w:keepNext w:val="false"/>
               <w:spacing w:after="40" w:before="0"/>
               <w:jc w:val="left"/>
             </w:pPr>
@@ -27110,6 +27665,7 @@
           </w:tcPr>
           <w:p>
             <w:pPr>
+              <w:keepNext w:val="false"/>
               <w:spacing w:after="40" w:before="0"/>
               <w:jc w:val="left"/>
             </w:pPr>
@@ -27142,6 +27698,7 @@
           </w:tcPr>
           <w:p>
             <w:pPr>
+              <w:keepNext w:val="false"/>
               <w:spacing w:after="40" w:before="0"/>
               <w:jc w:val="left"/>
             </w:pPr>
@@ -27176,6 +27733,7 @@
           </w:tcPr>
           <w:p>
             <w:pPr>
+              <w:keepNext w:val="false"/>
               <w:spacing w:after="40" w:before="0"/>
               <w:jc w:val="left"/>
             </w:pPr>
@@ -27213,7 +27771,7 @@
             <w:pPr>
               <w:spacing w:after="20" w:before="0"/>
             </w:pPr>
-            <w:hyperlink w:history="1" r:id="rIdw2isu4xzfgyp8n1dzlwxn">
+            <w:hyperlink w:history="1" r:id="rIds93qx8_jrfygv1_ugog0o">
               <w:r>
                 <w:rPr>
                   <w:rFonts w:ascii="Arial" w:cs="Arial" w:eastAsia="Arial" w:hAnsi="Arial"/>
@@ -27246,7 +27804,7 @@
               <w:spacing w:after="10" w:before="0"/>
               <w:ind w:left="120"/>
             </w:pPr>
-            <w:hyperlink w:history="1" r:id="rIdptotr-b40ayvny9iu9c2a">
+            <w:hyperlink w:history="1" r:id="rIdshxcl28tccn9zqxywfwqk">
               <w:r>
                 <w:rPr>
                   <w:rFonts w:ascii="Arial" w:cs="Arial" w:eastAsia="Arial" w:hAnsi="Arial"/>
@@ -27291,7 +27849,7 @@
             <w:pPr>
               <w:spacing w:after="20" w:before="0"/>
             </w:pPr>
-            <w:hyperlink w:history="1" r:id="rIdbcuq4fhxusnm54zvou4m5">
+            <w:hyperlink w:history="1" r:id="rIdycwm7o0lejszl6k5q68tn">
               <w:r>
                 <w:rPr>
                   <w:rFonts w:ascii="Arial" w:cs="Arial" w:eastAsia="Arial" w:hAnsi="Arial"/>
@@ -27324,7 +27882,7 @@
               <w:spacing w:after="10" w:before="0"/>
               <w:ind w:left="120"/>
             </w:pPr>
-            <w:hyperlink w:history="1" r:id="rIdwkosuwsov0pkiuyph_tqj">
+            <w:hyperlink w:history="1" r:id="rId0azogyxru9gxkynrekyvn">
               <w:r>
                 <w:rPr>
                   <w:rFonts w:ascii="Arial" w:cs="Arial" w:eastAsia="Arial" w:hAnsi="Arial"/>
@@ -27352,6 +27910,7 @@
           </w:tcPr>
           <w:p>
             <w:pPr>
+              <w:keepNext w:val="false"/>
               <w:spacing w:after="40" w:before="0"/>
               <w:jc w:val="left"/>
             </w:pPr>
@@ -27384,6 +27943,7 @@
           </w:tcPr>
           <w:p>
             <w:pPr>
+              <w:keepNext w:val="false"/>
               <w:spacing w:after="40" w:before="0"/>
               <w:jc w:val="left"/>
             </w:pPr>
@@ -27416,6 +27976,7 @@
           </w:tcPr>
           <w:p>
             <w:pPr>
+              <w:keepNext w:val="false"/>
               <w:spacing w:after="40" w:before="0"/>
               <w:jc w:val="left"/>
             </w:pPr>
@@ -27448,6 +28009,7 @@
           </w:tcPr>
           <w:p>
             <w:pPr>
+              <w:keepNext w:val="false"/>
               <w:spacing w:after="40" w:before="0"/>
               <w:jc w:val="left"/>
             </w:pPr>
@@ -27482,6 +28044,7 @@
           </w:tcPr>
           <w:p>
             <w:pPr>
+              <w:keepNext w:val="false"/>
               <w:spacing w:after="40" w:before="0"/>
               <w:jc w:val="left"/>
             </w:pPr>
@@ -27519,7 +28082,7 @@
             <w:pPr>
               <w:spacing w:after="20" w:before="0"/>
             </w:pPr>
-            <w:hyperlink w:history="1" r:id="rIddlbqnedlwqfrok46ybxzn">
+            <w:hyperlink w:history="1" r:id="rId89s09xa8djgg65ysvsl8u">
               <w:r>
                 <w:rPr>
                   <w:rFonts w:ascii="Arial" w:cs="Arial" w:eastAsia="Arial" w:hAnsi="Arial"/>
@@ -27568,7 +28131,7 @@
               <w:spacing w:after="10" w:before="0"/>
               <w:ind w:left="120"/>
             </w:pPr>
-            <w:hyperlink w:history="1" r:id="rIdsul2mwuhngxqsagwyvqfc">
+            <w:hyperlink w:history="1" r:id="rIdiiiuzxbhaqhbkot7fwcia">
               <w:r>
                 <w:rPr>
                   <w:rFonts w:ascii="Arial" w:cs="Arial" w:eastAsia="Arial" w:hAnsi="Arial"/>
@@ -27613,7 +28176,7 @@
             <w:pPr>
               <w:spacing w:after="20" w:before="0"/>
             </w:pPr>
-            <w:hyperlink w:history="1" r:id="rIdu05njkknmnaapn8otovxb">
+            <w:hyperlink w:history="1" r:id="rIduyaemkeyirdqlti5apaks">
               <w:r>
                 <w:rPr>
                   <w:rFonts w:ascii="Arial" w:cs="Arial" w:eastAsia="Arial" w:hAnsi="Arial"/>
@@ -27662,7 +28225,7 @@
               <w:spacing w:after="10" w:before="0"/>
               <w:ind w:left="120"/>
             </w:pPr>
-            <w:hyperlink w:history="1" r:id="rIdshfk63bwl9exg4yhzu0mq">
+            <w:hyperlink w:history="1" r:id="rIdmq7c8rki2tuaun1k18y5u">
               <w:r>
                 <w:rPr>
                   <w:rFonts w:ascii="Arial" w:cs="Arial" w:eastAsia="Arial" w:hAnsi="Arial"/>
@@ -27690,6 +28253,7 @@
           </w:tcPr>
           <w:p>
             <w:pPr>
+              <w:keepNext w:val="false"/>
               <w:spacing w:after="40" w:before="0"/>
               <w:jc w:val="left"/>
             </w:pPr>
@@ -27722,6 +28286,7 @@
           </w:tcPr>
           <w:p>
             <w:pPr>
+              <w:keepNext w:val="false"/>
               <w:spacing w:after="40" w:before="0"/>
               <w:jc w:val="left"/>
             </w:pPr>
@@ -27754,6 +28319,7 @@
           </w:tcPr>
           <w:p>
             <w:pPr>
+              <w:keepNext w:val="false"/>
               <w:spacing w:after="40" w:before="0"/>
               <w:jc w:val="left"/>
             </w:pPr>
@@ -27786,6 +28352,7 @@
           </w:tcPr>
           <w:p>
             <w:pPr>
+              <w:keepNext w:val="false"/>
               <w:spacing w:after="40" w:before="0"/>
               <w:jc w:val="left"/>
             </w:pPr>
@@ -27820,6 +28387,7 @@
           </w:tcPr>
           <w:p>
             <w:pPr>
+              <w:keepNext w:val="false"/>
               <w:spacing w:after="40" w:before="0"/>
               <w:jc w:val="left"/>
             </w:pPr>
@@ -27857,7 +28425,7 @@
             <w:pPr>
               <w:spacing w:after="20" w:before="0"/>
             </w:pPr>
-            <w:hyperlink w:history="1" r:id="rIdjdlhixoxxf-mlwoi7jqkk">
+            <w:hyperlink w:history="1" r:id="rId-txkjoau5b8sgx7soqpcq">
               <w:r>
                 <w:rPr>
                   <w:rFonts w:ascii="Arial" w:cs="Arial" w:eastAsia="Arial" w:hAnsi="Arial"/>
@@ -27906,7 +28474,7 @@
               <w:spacing w:after="10" w:before="0"/>
               <w:ind w:left="120"/>
             </w:pPr>
-            <w:hyperlink w:history="1" r:id="rIdnuh2u5qzzftajfjro8opr">
+            <w:hyperlink w:history="1" r:id="rIdac8mcrqs6fi0ayjm6whux">
               <w:r>
                 <w:rPr>
                   <w:rFonts w:ascii="Arial" w:cs="Arial" w:eastAsia="Arial" w:hAnsi="Arial"/>
@@ -27951,7 +28519,7 @@
             <w:pPr>
               <w:spacing w:after="20" w:before="0"/>
             </w:pPr>
-            <w:hyperlink w:history="1" r:id="rIdx65ccrdjyetmem3f-qxct">
+            <w:hyperlink w:history="1" r:id="rId9_9ilubpg9jkdmzwsvro2">
               <w:r>
                 <w:rPr>
                   <w:rFonts w:ascii="Arial" w:cs="Arial" w:eastAsia="Arial" w:hAnsi="Arial"/>
@@ -28000,7 +28568,7 @@
               <w:spacing w:after="10" w:before="0"/>
               <w:ind w:left="120"/>
             </w:pPr>
-            <w:hyperlink w:history="1" r:id="rId9yp7vjkbkddnp2lzpjrjz">
+            <w:hyperlink w:history="1" r:id="rIddtplsrsfx4rxnjkaoghxu">
               <w:r>
                 <w:rPr>
                   <w:rFonts w:ascii="Arial" w:cs="Arial" w:eastAsia="Arial" w:hAnsi="Arial"/>
@@ -28028,6 +28596,7 @@
           </w:tcPr>
           <w:p>
             <w:pPr>
+              <w:keepNext w:val="false"/>
               <w:spacing w:after="40" w:before="0"/>
               <w:jc w:val="left"/>
             </w:pPr>
@@ -28060,6 +28629,7 @@
           </w:tcPr>
           <w:p>
             <w:pPr>
+              <w:keepNext w:val="false"/>
               <w:spacing w:after="40" w:before="0"/>
               <w:jc w:val="left"/>
             </w:pPr>
@@ -28092,6 +28662,7 @@
           </w:tcPr>
           <w:p>
             <w:pPr>
+              <w:keepNext w:val="false"/>
               <w:spacing w:after="40" w:before="0"/>
               <w:jc w:val="left"/>
             </w:pPr>
@@ -28124,6 +28695,7 @@
           </w:tcPr>
           <w:p>
             <w:pPr>
+              <w:keepNext w:val="false"/>
               <w:spacing w:after="40" w:before="0"/>
               <w:jc w:val="left"/>
             </w:pPr>
@@ -28158,6 +28730,7 @@
           </w:tcPr>
           <w:p>
             <w:pPr>
+              <w:keepNext w:val="false"/>
               <w:spacing w:after="40" w:before="0"/>
               <w:jc w:val="left"/>
             </w:pPr>
@@ -28195,7 +28768,7 @@
             <w:pPr>
               <w:spacing w:after="20" w:before="0"/>
             </w:pPr>
-            <w:hyperlink w:history="1" r:id="rId8thtdadqx55pdcrsi9s8e">
+            <w:hyperlink w:history="1" r:id="rIdaikxtknh7zp4w3armo5rf">
               <w:r>
                 <w:rPr>
                   <w:rFonts w:ascii="Arial" w:cs="Arial" w:eastAsia="Arial" w:hAnsi="Arial"/>
@@ -28228,7 +28801,7 @@
               <w:spacing w:after="10" w:before="0"/>
               <w:ind w:left="120"/>
             </w:pPr>
-            <w:hyperlink w:history="1" r:id="rIdbj6_gavn8yl-lnqf8scyc">
+            <w:hyperlink w:history="1" r:id="rIdnonpm6l1imnu8mmv6uiep">
               <w:r>
                 <w:rPr>
                   <w:rFonts w:ascii="Arial" w:cs="Arial" w:eastAsia="Arial" w:hAnsi="Arial"/>
@@ -28273,7 +28846,7 @@
             <w:pPr>
               <w:spacing w:after="20" w:before="0"/>
             </w:pPr>
-            <w:hyperlink w:history="1" r:id="rIdl67xcn1sskditwhacem3u">
+            <w:hyperlink w:history="1" r:id="rId0jvqllrvrp5vmx-pp2x-4">
               <w:r>
                 <w:rPr>
                   <w:rFonts w:ascii="Arial" w:cs="Arial" w:eastAsia="Arial" w:hAnsi="Arial"/>
@@ -28322,7 +28895,7 @@
               <w:spacing w:after="10" w:before="0"/>
               <w:ind w:left="120"/>
             </w:pPr>
-            <w:hyperlink w:history="1" r:id="rId26zco5bazqp3kklzowagk">
+            <w:hyperlink w:history="1" r:id="rIdh9qabgulhog5zewzlelif">
               <w:r>
                 <w:rPr>
                   <w:rFonts w:ascii="Arial" w:cs="Arial" w:eastAsia="Arial" w:hAnsi="Arial"/>
@@ -28350,6 +28923,7 @@
           </w:tcPr>
           <w:p>
             <w:pPr>
+              <w:keepNext w:val="false"/>
               <w:spacing w:after="40" w:before="0"/>
               <w:jc w:val="left"/>
             </w:pPr>
@@ -28382,6 +28956,7 @@
           </w:tcPr>
           <w:p>
             <w:pPr>
+              <w:keepNext w:val="false"/>
               <w:spacing w:after="40" w:before="0"/>
               <w:jc w:val="left"/>
             </w:pPr>
@@ -28414,6 +28989,7 @@
           </w:tcPr>
           <w:p>
             <w:pPr>
+              <w:keepNext w:val="false"/>
               <w:spacing w:after="40" w:before="0"/>
               <w:jc w:val="left"/>
             </w:pPr>
@@ -28446,6 +29022,7 @@
           </w:tcPr>
           <w:p>
             <w:pPr>
+              <w:keepNext w:val="false"/>
               <w:spacing w:after="40" w:before="0"/>
               <w:jc w:val="left"/>
             </w:pPr>
@@ -28505,6 +29082,7 @@
           </w:tcPr>
           <w:p>
             <w:pPr>
+              <w:keepNext w:val="false"/>
               <w:spacing w:after="40" w:before="0"/>
               <w:jc w:val="center"/>
             </w:pPr>
@@ -28539,6 +29117,7 @@
           </w:tcPr>
           <w:p>
             <w:pPr>
+              <w:keepNext w:val="false"/>
               <w:spacing w:after="40" w:before="0"/>
               <w:jc w:val="left"/>
             </w:pPr>
@@ -28600,6 +29179,7 @@
           </w:tcPr>
           <w:p>
             <w:pPr>
+              <w:keepNext w:val="false"/>
               <w:spacing w:after="40" w:before="0"/>
               <w:jc w:val="center"/>
             </w:pPr>
@@ -28634,6 +29214,7 @@
           </w:tcPr>
           <w:p>
             <w:pPr>
+              <w:keepNext w:val="false"/>
               <w:spacing w:after="40" w:before="0"/>
               <w:jc w:val="left"/>
             </w:pPr>
@@ -28666,6 +29247,7 @@
           </w:tcPr>
           <w:p>
             <w:pPr>
+              <w:keepNext w:val="false"/>
               <w:spacing w:after="40" w:before="0"/>
               <w:jc w:val="left"/>
             </w:pPr>
@@ -28700,6 +29282,7 @@
           </w:tcPr>
           <w:p>
             <w:pPr>
+              <w:keepNext w:val="false"/>
               <w:spacing w:after="40" w:before="0"/>
               <w:jc w:val="left"/>
             </w:pPr>
@@ -28732,6 +29315,7 @@
           </w:tcPr>
           <w:p>
             <w:pPr>
+              <w:keepNext w:val="false"/>
               <w:spacing w:after="40" w:before="0"/>
               <w:jc w:val="left"/>
             </w:pPr>
@@ -28766,6 +29350,7 @@
           </w:tcPr>
           <w:p>
             <w:pPr>
+              <w:keepNext w:val="false"/>
               <w:spacing w:after="40" w:before="0"/>
               <w:jc w:val="left"/>
             </w:pPr>
@@ -28798,6 +29383,7 @@
           </w:tcPr>
           <w:p>
             <w:pPr>
+              <w:keepNext w:val="false"/>
               <w:spacing w:after="40" w:before="0"/>
               <w:jc w:val="left"/>
             </w:pPr>
@@ -28834,7 +29420,7 @@
         </w:rPr>
         <w:t xml:space="preserve">© 2026 SeaVuria and ARES. Aligned with KICD objectives. Developed by SeaVuria; technical implementation by ARES (with AI assistance from Claude). Licensed under </w:t>
       </w:r>
-      <w:hyperlink w:history="1" r:id="rIdbvjhjv2prej5hwfdct2rf">
+      <w:hyperlink w:history="1" r:id="rIdijzmw9gve8ytixqs8hzjv">
         <w:r>
           <w:rPr>
             <w:rFonts w:ascii="Arial" w:cs="Arial" w:eastAsia="Arial" w:hAnsi="Arial"/>
@@ -28855,7 +29441,7 @@
         </w:rPr>
         <w:t xml:space="preserve"> (</w:t>
       </w:r>
-      <w:hyperlink w:history="1" r:id="rIdltzmz2ggdxr2artwbcho0">
+      <w:hyperlink w:history="1" r:id="rId1g7d-9vbokqqnns4yj-l6">
         <w:r>
           <w:rPr>
             <w:rFonts w:ascii="Arial" w:cs="Arial" w:eastAsia="Arial" w:hAnsi="Arial"/>
@@ -28915,6 +29501,7 @@
           </w:tcPr>
           <w:p>
             <w:pPr>
+              <w:keepNext w:val="false"/>
               <w:spacing w:after="40" w:before="0"/>
               <w:jc w:val="center"/>
             </w:pPr>
@@ -28950,6 +29537,7 @@
           </w:tcPr>
           <w:p>
             <w:pPr>
+              <w:keepNext w:val="false"/>
               <w:spacing w:after="40" w:before="0"/>
               <w:jc w:val="center"/>
             </w:pPr>
@@ -28984,6 +29572,7 @@
           </w:tcPr>
           <w:p>
             <w:pPr>
+              <w:keepNext w:val="false"/>
               <w:spacing w:after="40" w:before="0"/>
               <w:jc w:val="left"/>
             </w:pPr>
@@ -29016,6 +29605,7 @@
           </w:tcPr>
           <w:p>
             <w:pPr>
+              <w:keepNext w:val="false"/>
               <w:spacing w:after="40" w:before="0"/>
               <w:jc w:val="left"/>
             </w:pPr>
@@ -29050,6 +29640,7 @@
           </w:tcPr>
           <w:p>
             <w:pPr>
+              <w:keepNext w:val="false"/>
               <w:spacing w:after="40" w:before="0"/>
               <w:jc w:val="left"/>
             </w:pPr>
@@ -29082,6 +29673,7 @@
           </w:tcPr>
           <w:p>
             <w:pPr>
+              <w:keepNext w:val="false"/>
               <w:spacing w:after="40" w:before="0"/>
               <w:jc w:val="left"/>
             </w:pPr>
@@ -29116,6 +29708,7 @@
           </w:tcPr>
           <w:p>
             <w:pPr>
+              <w:keepNext w:val="false"/>
               <w:spacing w:after="40" w:before="0"/>
               <w:jc w:val="left"/>
             </w:pPr>
@@ -29148,6 +29741,7 @@
           </w:tcPr>
           <w:p>
             <w:pPr>
+              <w:keepNext w:val="false"/>
               <w:spacing w:after="40" w:before="0"/>
               <w:jc w:val="left"/>
             </w:pPr>
@@ -29182,6 +29776,7 @@
           </w:tcPr>
           <w:p>
             <w:pPr>
+              <w:keepNext w:val="false"/>
               <w:spacing w:after="40" w:before="0"/>
               <w:jc w:val="left"/>
             </w:pPr>
@@ -29214,6 +29809,7 @@
           </w:tcPr>
           <w:p>
             <w:pPr>
+              <w:keepNext w:val="false"/>
               <w:spacing w:after="40" w:before="0"/>
               <w:jc w:val="left"/>
             </w:pPr>
@@ -29248,6 +29844,7 @@
           </w:tcPr>
           <w:p>
             <w:pPr>
+              <w:keepNext w:val="false"/>
               <w:spacing w:after="40" w:before="0"/>
               <w:jc w:val="left"/>
             </w:pPr>
@@ -29280,6 +29877,7 @@
           </w:tcPr>
           <w:p>
             <w:pPr>
+              <w:keepNext w:val="false"/>
               <w:spacing w:after="40" w:before="0"/>
               <w:jc w:val="left"/>
             </w:pPr>
@@ -29314,6 +29912,7 @@
           </w:tcPr>
           <w:p>
             <w:pPr>
+              <w:keepNext w:val="false"/>
               <w:spacing w:after="40" w:before="0"/>
               <w:jc w:val="left"/>
             </w:pPr>
@@ -29346,6 +29945,7 @@
           </w:tcPr>
           <w:p>
             <w:pPr>
+              <w:keepNext w:val="false"/>
               <w:spacing w:after="40" w:before="0"/>
               <w:jc w:val="left"/>
             </w:pPr>
@@ -29380,6 +29980,7 @@
           </w:tcPr>
           <w:p>
             <w:pPr>
+              <w:keepNext w:val="false"/>
               <w:spacing w:after="40" w:before="0"/>
               <w:jc w:val="left"/>
             </w:pPr>
@@ -29412,6 +30013,7 @@
           </w:tcPr>
           <w:p>
             <w:pPr>
+              <w:keepNext w:val="false"/>
               <w:spacing w:after="40" w:before="0"/>
               <w:jc w:val="left"/>
             </w:pPr>
@@ -29446,6 +30048,7 @@
           </w:tcPr>
           <w:p>
             <w:pPr>
+              <w:keepNext w:val="false"/>
               <w:spacing w:after="40" w:before="0"/>
               <w:jc w:val="left"/>
             </w:pPr>
@@ -29478,6 +30081,7 @@
           </w:tcPr>
           <w:p>
             <w:pPr>
+              <w:keepNext w:val="false"/>
               <w:spacing w:after="40" w:before="0"/>
               <w:jc w:val="left"/>
             </w:pPr>
@@ -29537,6 +30141,7 @@
           </w:tcPr>
           <w:p>
             <w:pPr>
+              <w:keepNext w:val="false"/>
               <w:spacing w:after="40" w:before="0"/>
               <w:jc w:val="center"/>
             </w:pPr>
@@ -29571,6 +30176,7 @@
           </w:tcPr>
           <w:p>
             <w:pPr>
+              <w:keepNext w:val="false"/>
               <w:spacing w:after="40" w:before="0"/>
               <w:jc w:val="left"/>
             </w:pPr>
@@ -29635,6 +30241,7 @@
           </w:tcPr>
           <w:p>
             <w:pPr>
+              <w:keepNext w:val="false"/>
               <w:spacing w:after="40" w:before="0"/>
               <w:jc w:val="center"/>
             </w:pPr>
@@ -29669,6 +30276,7 @@
           </w:tcPr>
           <w:p>
             <w:pPr>
+              <w:keepNext w:val="false"/>
               <w:spacing w:after="40" w:before="0"/>
               <w:jc w:val="left"/>
             </w:pPr>
@@ -29701,6 +30309,7 @@
           </w:tcPr>
           <w:p>
             <w:pPr>
+              <w:keepNext w:val="false"/>
               <w:spacing w:after="40" w:before="0"/>
               <w:jc w:val="left"/>
             </w:pPr>
@@ -29733,6 +30342,7 @@
           </w:tcPr>
           <w:p>
             <w:pPr>
+              <w:keepNext w:val="false"/>
               <w:spacing w:after="40" w:before="0"/>
               <w:jc w:val="left"/>
             </w:pPr>
@@ -29765,6 +30375,7 @@
           </w:tcPr>
           <w:p>
             <w:pPr>
+              <w:keepNext w:val="false"/>
               <w:spacing w:after="40" w:before="0"/>
               <w:jc w:val="left"/>
             </w:pPr>
@@ -29797,6 +30408,7 @@
           </w:tcPr>
           <w:p>
             <w:pPr>
+              <w:keepNext w:val="false"/>
               <w:spacing w:after="40" w:before="0"/>
               <w:jc w:val="left"/>
             </w:pPr>
@@ -29831,6 +30443,7 @@
           </w:tcPr>
           <w:p>
             <w:pPr>
+              <w:keepNext w:val="false"/>
               <w:spacing w:after="40" w:before="0"/>
               <w:jc w:val="left"/>
             </w:pPr>
@@ -29868,7 +30481,7 @@
             <w:pPr>
               <w:spacing w:after="20" w:before="0"/>
             </w:pPr>
-            <w:hyperlink w:history="1" r:id="rIddh3vd5_ax4w23fsezile_">
+            <w:hyperlink w:history="1" r:id="rIdz6-gu7aiw-vrga6dlzgza">
               <w:r>
                 <w:rPr>
                   <w:rFonts w:ascii="Arial" w:cs="Arial" w:eastAsia="Arial" w:hAnsi="Arial"/>
@@ -29901,7 +30514,7 @@
               <w:spacing w:after="10" w:before="0"/>
               <w:ind w:left="120"/>
             </w:pPr>
-            <w:hyperlink w:history="1" r:id="rIdejeczog-fe8ooiofv_ul3">
+            <w:hyperlink w:history="1" r:id="rIdctmmr1ovszkxb8yy4npw0">
               <w:r>
                 <w:rPr>
                   <w:rFonts w:ascii="Arial" w:cs="Arial" w:eastAsia="Arial" w:hAnsi="Arial"/>
@@ -29946,7 +30559,7 @@
             <w:pPr>
               <w:spacing w:after="20" w:before="0"/>
             </w:pPr>
-            <w:hyperlink w:history="1" r:id="rIdaadi6bntg1-5jxzendusr">
+            <w:hyperlink w:history="1" r:id="rIdme8ccflthzmqkwenrp6nb">
               <w:r>
                 <w:rPr>
                   <w:rFonts w:ascii="Arial" w:cs="Arial" w:eastAsia="Arial" w:hAnsi="Arial"/>
@@ -29979,7 +30592,7 @@
               <w:spacing w:after="10" w:before="0"/>
               <w:ind w:left="120"/>
             </w:pPr>
-            <w:hyperlink w:history="1" r:id="rId6oe9-tqebhzgvv7cuqi39">
+            <w:hyperlink w:history="1" r:id="rId_dfkyoef45qmc6vjbljcg">
               <w:r>
                 <w:rPr>
                   <w:rFonts w:ascii="Arial" w:cs="Arial" w:eastAsia="Arial" w:hAnsi="Arial"/>
@@ -30007,6 +30620,7 @@
           </w:tcPr>
           <w:p>
             <w:pPr>
+              <w:keepNext w:val="false"/>
               <w:spacing w:after="40" w:before="0"/>
               <w:jc w:val="left"/>
             </w:pPr>
@@ -30039,6 +30653,7 @@
           </w:tcPr>
           <w:p>
             <w:pPr>
+              <w:keepNext w:val="false"/>
               <w:spacing w:after="40" w:before="0"/>
               <w:jc w:val="left"/>
             </w:pPr>
@@ -30071,6 +30686,7 @@
           </w:tcPr>
           <w:p>
             <w:pPr>
+              <w:keepNext w:val="false"/>
               <w:spacing w:after="40" w:before="0"/>
               <w:jc w:val="left"/>
             </w:pPr>
@@ -30103,6 +30719,7 @@
           </w:tcPr>
           <w:p>
             <w:pPr>
+              <w:keepNext w:val="false"/>
               <w:spacing w:after="40" w:before="0"/>
               <w:jc w:val="left"/>
             </w:pPr>
@@ -30137,6 +30754,7 @@
           </w:tcPr>
           <w:p>
             <w:pPr>
+              <w:keepNext w:val="false"/>
               <w:spacing w:after="40" w:before="0"/>
               <w:jc w:val="left"/>
             </w:pPr>
@@ -30174,7 +30792,7 @@
             <w:pPr>
               <w:spacing w:after="20" w:before="0"/>
             </w:pPr>
-            <w:hyperlink w:history="1" r:id="rIdg1h7pcyw_-66poomouvot">
+            <w:hyperlink w:history="1" r:id="rIdsaz3-yk0eawmr4uggldf-">
               <w:r>
                 <w:rPr>
                   <w:rFonts w:ascii="Arial" w:cs="Arial" w:eastAsia="Arial" w:hAnsi="Arial"/>
@@ -30207,7 +30825,7 @@
               <w:spacing w:after="10" w:before="0"/>
               <w:ind w:left="120"/>
             </w:pPr>
-            <w:hyperlink w:history="1" r:id="rId3ggu5923pdcasjjpjow8h">
+            <w:hyperlink w:history="1" r:id="rIdmm4rbym_sh-puagw_bhx8">
               <w:r>
                 <w:rPr>
                   <w:rFonts w:ascii="Arial" w:cs="Arial" w:eastAsia="Arial" w:hAnsi="Arial"/>
@@ -30252,7 +30870,7 @@
             <w:pPr>
               <w:spacing w:after="20" w:before="0"/>
             </w:pPr>
-            <w:hyperlink w:history="1" r:id="rIdc3kufihrmtlio9cdojgn1">
+            <w:hyperlink w:history="1" r:id="rIdm6jocjkogun99qgpsk8qn">
               <w:r>
                 <w:rPr>
                   <w:rFonts w:ascii="Arial" w:cs="Arial" w:eastAsia="Arial" w:hAnsi="Arial"/>
@@ -30285,7 +30903,7 @@
               <w:spacing w:after="10" w:before="0"/>
               <w:ind w:left="120"/>
             </w:pPr>
-            <w:hyperlink w:history="1" r:id="rIdyp5gyavcoscwyvi66ywb_">
+            <w:hyperlink w:history="1" r:id="rIdu3adzbwl2nechqlsh8u4s">
               <w:r>
                 <w:rPr>
                   <w:rFonts w:ascii="Arial" w:cs="Arial" w:eastAsia="Arial" w:hAnsi="Arial"/>
@@ -30313,6 +30931,7 @@
           </w:tcPr>
           <w:p>
             <w:pPr>
+              <w:keepNext w:val="false"/>
               <w:spacing w:after="40" w:before="0"/>
               <w:jc w:val="left"/>
             </w:pPr>
@@ -30345,6 +30964,7 @@
           </w:tcPr>
           <w:p>
             <w:pPr>
+              <w:keepNext w:val="false"/>
               <w:spacing w:after="40" w:before="0"/>
               <w:jc w:val="left"/>
             </w:pPr>
@@ -30377,6 +30997,7 @@
           </w:tcPr>
           <w:p>
             <w:pPr>
+              <w:keepNext w:val="false"/>
               <w:spacing w:after="40" w:before="0"/>
               <w:jc w:val="left"/>
             </w:pPr>
@@ -30409,6 +31030,7 @@
           </w:tcPr>
           <w:p>
             <w:pPr>
+              <w:keepNext w:val="false"/>
               <w:spacing w:after="40" w:before="0"/>
               <w:jc w:val="left"/>
             </w:pPr>
@@ -30443,6 +31065,7 @@
           </w:tcPr>
           <w:p>
             <w:pPr>
+              <w:keepNext w:val="false"/>
               <w:spacing w:after="40" w:before="0"/>
               <w:jc w:val="left"/>
             </w:pPr>
@@ -30480,7 +31103,7 @@
             <w:pPr>
               <w:spacing w:after="20" w:before="0"/>
             </w:pPr>
-            <w:hyperlink w:history="1" r:id="rIduzlqm8k0mgetkurteq657">
+            <w:hyperlink w:history="1" r:id="rIda28sduqm7muhpc-0w3bwm">
               <w:r>
                 <w:rPr>
                   <w:rFonts w:ascii="Arial" w:cs="Arial" w:eastAsia="Arial" w:hAnsi="Arial"/>
@@ -30513,7 +31136,7 @@
               <w:spacing w:after="10" w:before="0"/>
               <w:ind w:left="120"/>
             </w:pPr>
-            <w:hyperlink w:history="1" r:id="rIdkmytdrlemvrocatfsluha">
+            <w:hyperlink w:history="1" r:id="rIddrweqry1u_mdw8t0zoqhk">
               <w:r>
                 <w:rPr>
                   <w:rFonts w:ascii="Arial" w:cs="Arial" w:eastAsia="Arial" w:hAnsi="Arial"/>
@@ -30558,7 +31181,7 @@
             <w:pPr>
               <w:spacing w:after="20" w:before="0"/>
             </w:pPr>
-            <w:hyperlink w:history="1" r:id="rIddk2hhmjyqlhglobuiroqf">
+            <w:hyperlink w:history="1" r:id="rIdrge5by6l3a7mmvqrbcrlm">
               <w:r>
                 <w:rPr>
                   <w:rFonts w:ascii="Arial" w:cs="Arial" w:eastAsia="Arial" w:hAnsi="Arial"/>
@@ -30591,7 +31214,7 @@
               <w:spacing w:after="10" w:before="0"/>
               <w:ind w:left="120"/>
             </w:pPr>
-            <w:hyperlink w:history="1" r:id="rIdypahkhjqjk686ob8cqa30">
+            <w:hyperlink w:history="1" r:id="rIds7nalaqo6yfclbdtn_ouz">
               <w:r>
                 <w:rPr>
                   <w:rFonts w:ascii="Arial" w:cs="Arial" w:eastAsia="Arial" w:hAnsi="Arial"/>
@@ -30619,6 +31242,7 @@
           </w:tcPr>
           <w:p>
             <w:pPr>
+              <w:keepNext w:val="false"/>
               <w:spacing w:after="40" w:before="0"/>
               <w:jc w:val="left"/>
             </w:pPr>
@@ -30651,6 +31275,7 @@
           </w:tcPr>
           <w:p>
             <w:pPr>
+              <w:keepNext w:val="false"/>
               <w:spacing w:after="40" w:before="0"/>
               <w:jc w:val="left"/>
             </w:pPr>
@@ -30683,6 +31308,7 @@
           </w:tcPr>
           <w:p>
             <w:pPr>
+              <w:keepNext w:val="false"/>
               <w:spacing w:after="40" w:before="0"/>
               <w:jc w:val="left"/>
             </w:pPr>
@@ -30715,6 +31341,7 @@
           </w:tcPr>
           <w:p>
             <w:pPr>
+              <w:keepNext w:val="false"/>
               <w:spacing w:after="40" w:before="0"/>
               <w:jc w:val="left"/>
             </w:pPr>
@@ -30749,6 +31376,7 @@
           </w:tcPr>
           <w:p>
             <w:pPr>
+              <w:keepNext w:val="false"/>
               <w:spacing w:after="40" w:before="0"/>
               <w:jc w:val="left"/>
             </w:pPr>
@@ -30786,7 +31414,7 @@
             <w:pPr>
               <w:spacing w:after="20" w:before="0"/>
             </w:pPr>
-            <w:hyperlink w:history="1" r:id="rIdz-oa-cwv0inou7icts7ej">
+            <w:hyperlink w:history="1" r:id="rIdkc12o1bmclojbe_rbi8ln">
               <w:r>
                 <w:rPr>
                   <w:rFonts w:ascii="Arial" w:cs="Arial" w:eastAsia="Arial" w:hAnsi="Arial"/>
@@ -30819,7 +31447,7 @@
               <w:spacing w:after="10" w:before="0"/>
               <w:ind w:left="120"/>
             </w:pPr>
-            <w:hyperlink w:history="1" r:id="rIddmhqhhpq5tkjxrfq-4d5p">
+            <w:hyperlink w:history="1" r:id="rIds1lgtdkjxvwfnyvlb8ey9">
               <w:r>
                 <w:rPr>
                   <w:rFonts w:ascii="Arial" w:cs="Arial" w:eastAsia="Arial" w:hAnsi="Arial"/>
@@ -30864,7 +31492,7 @@
             <w:pPr>
               <w:spacing w:after="20" w:before="0"/>
             </w:pPr>
-            <w:hyperlink w:history="1" r:id="rIdsr16cn5lsm6g71z8wtaxz">
+            <w:hyperlink w:history="1" r:id="rIdthrz6k0fuhxd08ns0c_lv">
               <w:r>
                 <w:rPr>
                   <w:rFonts w:ascii="Arial" w:cs="Arial" w:eastAsia="Arial" w:hAnsi="Arial"/>
@@ -30897,7 +31525,7 @@
               <w:spacing w:after="10" w:before="0"/>
               <w:ind w:left="120"/>
             </w:pPr>
-            <w:hyperlink w:history="1" r:id="rIdvroaoxvp7n-rvfkmtx1nv">
+            <w:hyperlink w:history="1" r:id="rIdjxgeklckj3lcpwqozhrfz">
               <w:r>
                 <w:rPr>
                   <w:rFonts w:ascii="Arial" w:cs="Arial" w:eastAsia="Arial" w:hAnsi="Arial"/>
@@ -30925,6 +31553,7 @@
           </w:tcPr>
           <w:p>
             <w:pPr>
+              <w:keepNext w:val="false"/>
               <w:spacing w:after="40" w:before="0"/>
               <w:jc w:val="left"/>
             </w:pPr>
@@ -30957,6 +31586,7 @@
           </w:tcPr>
           <w:p>
             <w:pPr>
+              <w:keepNext w:val="false"/>
               <w:spacing w:after="40" w:before="0"/>
               <w:jc w:val="left"/>
             </w:pPr>
@@ -30989,6 +31619,7 @@
           </w:tcPr>
           <w:p>
             <w:pPr>
+              <w:keepNext w:val="false"/>
               <w:spacing w:after="40" w:before="0"/>
               <w:jc w:val="left"/>
             </w:pPr>
@@ -31021,6 +31652,7 @@
           </w:tcPr>
           <w:p>
             <w:pPr>
+              <w:keepNext w:val="false"/>
               <w:spacing w:after="40" w:before="0"/>
               <w:jc w:val="left"/>
             </w:pPr>
@@ -31055,6 +31687,7 @@
           </w:tcPr>
           <w:p>
             <w:pPr>
+              <w:keepNext w:val="false"/>
               <w:spacing w:after="40" w:before="0"/>
               <w:jc w:val="left"/>
             </w:pPr>
@@ -31092,7 +31725,7 @@
             <w:pPr>
               <w:spacing w:after="20" w:before="0"/>
             </w:pPr>
-            <w:hyperlink w:history="1" r:id="rIdij4nvb0c1grd4pjci6rmi">
+            <w:hyperlink w:history="1" r:id="rIdfhhxajlchfwwvmvfrc-o1">
               <w:r>
                 <w:rPr>
                   <w:rFonts w:ascii="Arial" w:cs="Arial" w:eastAsia="Arial" w:hAnsi="Arial"/>
@@ -31125,7 +31758,7 @@
               <w:spacing w:after="10" w:before="0"/>
               <w:ind w:left="120"/>
             </w:pPr>
-            <w:hyperlink w:history="1" r:id="rId4vbkzc4bovscw4o78pl1e">
+            <w:hyperlink w:history="1" r:id="rIdjwndbw_mvdwvfhtwzjwrg">
               <w:r>
                 <w:rPr>
                   <w:rFonts w:ascii="Arial" w:cs="Arial" w:eastAsia="Arial" w:hAnsi="Arial"/>
@@ -31170,7 +31803,7 @@
             <w:pPr>
               <w:spacing w:after="20" w:before="0"/>
             </w:pPr>
-            <w:hyperlink w:history="1" r:id="rIdjca_ip1uqoldh8uhbe8bp">
+            <w:hyperlink w:history="1" r:id="rIdpoaktt2jbdde9-x7yqupy">
               <w:r>
                 <w:rPr>
                   <w:rFonts w:ascii="Arial" w:cs="Arial" w:eastAsia="Arial" w:hAnsi="Arial"/>
@@ -31203,7 +31836,7 @@
               <w:spacing w:after="10" w:before="0"/>
               <w:ind w:left="120"/>
             </w:pPr>
-            <w:hyperlink w:history="1" r:id="rIdvo_8iovo_ovg5vc8vkkzq">
+            <w:hyperlink w:history="1" r:id="rIdlcuxn4ttcfyqgcep2knjt">
               <w:r>
                 <w:rPr>
                   <w:rFonts w:ascii="Arial" w:cs="Arial" w:eastAsia="Arial" w:hAnsi="Arial"/>
@@ -31231,6 +31864,7 @@
           </w:tcPr>
           <w:p>
             <w:pPr>
+              <w:keepNext w:val="false"/>
               <w:spacing w:after="40" w:before="0"/>
               <w:jc w:val="left"/>
             </w:pPr>
@@ -31263,6 +31897,7 @@
           </w:tcPr>
           <w:p>
             <w:pPr>
+              <w:keepNext w:val="false"/>
               <w:spacing w:after="40" w:before="0"/>
               <w:jc w:val="left"/>
             </w:pPr>
@@ -31295,6 +31930,7 @@
           </w:tcPr>
           <w:p>
             <w:pPr>
+              <w:keepNext w:val="false"/>
               <w:spacing w:after="40" w:before="0"/>
               <w:jc w:val="left"/>
             </w:pPr>
@@ -31327,6 +31963,7 @@
           </w:tcPr>
           <w:p>
             <w:pPr>
+              <w:keepNext w:val="false"/>
               <w:spacing w:after="40" w:before="0"/>
               <w:jc w:val="left"/>
             </w:pPr>
@@ -31386,6 +32023,7 @@
           </w:tcPr>
           <w:p>
             <w:pPr>
+              <w:keepNext w:val="false"/>
               <w:spacing w:after="40" w:before="0"/>
               <w:jc w:val="center"/>
             </w:pPr>
@@ -31420,6 +32058,7 @@
           </w:tcPr>
           <w:p>
             <w:pPr>
+              <w:keepNext w:val="false"/>
               <w:spacing w:after="40" w:before="0"/>
               <w:jc w:val="left"/>
             </w:pPr>
@@ -31481,6 +32120,7 @@
           </w:tcPr>
           <w:p>
             <w:pPr>
+              <w:keepNext w:val="false"/>
               <w:spacing w:after="40" w:before="0"/>
               <w:jc w:val="center"/>
             </w:pPr>
@@ -31515,6 +32155,7 @@
           </w:tcPr>
           <w:p>
             <w:pPr>
+              <w:keepNext w:val="false"/>
               <w:spacing w:after="40" w:before="0"/>
               <w:jc w:val="left"/>
             </w:pPr>
@@ -31547,6 +32188,7 @@
           </w:tcPr>
           <w:p>
             <w:pPr>
+              <w:keepNext w:val="false"/>
               <w:spacing w:after="40" w:before="0"/>
               <w:jc w:val="left"/>
             </w:pPr>
@@ -31581,6 +32223,7 @@
           </w:tcPr>
           <w:p>
             <w:pPr>
+              <w:keepNext w:val="false"/>
               <w:spacing w:after="40" w:before="0"/>
               <w:jc w:val="left"/>
             </w:pPr>
@@ -31613,6 +32256,7 @@
           </w:tcPr>
           <w:p>
             <w:pPr>
+              <w:keepNext w:val="false"/>
               <w:spacing w:after="40" w:before="0"/>
               <w:jc w:val="left"/>
             </w:pPr>
@@ -31647,6 +32291,7 @@
           </w:tcPr>
           <w:p>
             <w:pPr>
+              <w:keepNext w:val="false"/>
               <w:spacing w:after="40" w:before="0"/>
               <w:jc w:val="left"/>
             </w:pPr>
@@ -31679,6 +32324,7 @@
           </w:tcPr>
           <w:p>
             <w:pPr>
+              <w:keepNext w:val="false"/>
               <w:spacing w:after="40" w:before="0"/>
               <w:jc w:val="left"/>
             </w:pPr>
@@ -31715,7 +32361,7 @@
         </w:rPr>
         <w:t xml:space="preserve">© 2026 SeaVuria and ARES. Aligned with KICD objectives. Developed by SeaVuria; technical implementation by ARES (with AI assistance from Claude). Licensed under </w:t>
       </w:r>
-      <w:hyperlink w:history="1" r:id="rIduea8kgf_lrmnezour-t53">
+      <w:hyperlink w:history="1" r:id="rIdqopiww7dmsaebnc88vdyb">
         <w:r>
           <w:rPr>
             <w:rFonts w:ascii="Arial" w:cs="Arial" w:eastAsia="Arial" w:hAnsi="Arial"/>
@@ -31736,7 +32382,7 @@
         </w:rPr>
         <w:t xml:space="preserve"> (</w:t>
       </w:r>
-      <w:hyperlink w:history="1" r:id="rIdzxruxb6xnv4afy-vj1naw">
+      <w:hyperlink w:history="1" r:id="rIdcbxkxevjwk1p7cwhc5sxh">
         <w:r>
           <w:rPr>
             <w:rFonts w:ascii="Arial" w:cs="Arial" w:eastAsia="Arial" w:hAnsi="Arial"/>
@@ -31797,6 +32443,7 @@
           </w:tcPr>
           <w:p>
             <w:pPr>
+              <w:keepNext w:val="false"/>
               <w:spacing w:after="40" w:before="0"/>
               <w:jc w:val="center"/>
             </w:pPr>
@@ -31831,6 +32478,7 @@
           </w:tcPr>
           <w:p>
             <w:pPr>
+              <w:keepNext w:val="false"/>
               <w:spacing w:after="40" w:before="0"/>
               <w:jc w:val="left"/>
             </w:pPr>
@@ -31863,6 +32511,7 @@
           </w:tcPr>
           <w:p>
             <w:pPr>
+              <w:keepNext w:val="false"/>
               <w:spacing w:after="40" w:before="0"/>
               <w:jc w:val="left"/>
             </w:pPr>
@@ -31895,6 +32544,7 @@
           </w:tcPr>
           <w:p>
             <w:pPr>
+              <w:keepNext w:val="false"/>
               <w:spacing w:after="40" w:before="0"/>
               <w:jc w:val="left"/>
             </w:pPr>
@@ -31929,6 +32579,7 @@
           </w:tcPr>
           <w:p>
             <w:pPr>
+              <w:keepNext w:val="false"/>
               <w:spacing w:after="40" w:before="0"/>
               <w:jc w:val="left"/>
             </w:pPr>
@@ -31961,6 +32612,7 @@
           </w:tcPr>
           <w:p>
             <w:pPr>
+              <w:keepNext w:val="false"/>
               <w:spacing w:after="40" w:before="0"/>
               <w:jc w:val="left"/>
             </w:pPr>
@@ -31993,6 +32645,7 @@
           </w:tcPr>
           <w:p>
             <w:pPr>
+              <w:keepNext w:val="false"/>
               <w:spacing w:after="40" w:before="0"/>
               <w:jc w:val="left"/>
             </w:pPr>
@@ -32027,6 +32680,7 @@
           </w:tcPr>
           <w:p>
             <w:pPr>
+              <w:keepNext w:val="false"/>
               <w:spacing w:after="40" w:before="0"/>
               <w:jc w:val="left"/>
             </w:pPr>
@@ -32059,6 +32713,7 @@
           </w:tcPr>
           <w:p>
             <w:pPr>
+              <w:keepNext w:val="false"/>
               <w:spacing w:after="40" w:before="0"/>
               <w:jc w:val="left"/>
             </w:pPr>
@@ -32091,6 +32746,7 @@
           </w:tcPr>
           <w:p>
             <w:pPr>
+              <w:keepNext w:val="false"/>
               <w:spacing w:after="40" w:before="0"/>
               <w:jc w:val="left"/>
             </w:pPr>
@@ -32125,6 +32781,7 @@
           </w:tcPr>
           <w:p>
             <w:pPr>
+              <w:keepNext w:val="false"/>
               <w:spacing w:after="40" w:before="0"/>
               <w:jc w:val="left"/>
             </w:pPr>
@@ -32157,6 +32814,7 @@
           </w:tcPr>
           <w:p>
             <w:pPr>
+              <w:keepNext w:val="false"/>
               <w:spacing w:after="40" w:before="0"/>
               <w:jc w:val="left"/>
             </w:pPr>
@@ -32189,6 +32847,7 @@
           </w:tcPr>
           <w:p>
             <w:pPr>
+              <w:keepNext w:val="false"/>
               <w:spacing w:after="40" w:before="0"/>
               <w:jc w:val="left"/>
             </w:pPr>

--- a/data/outputs/v2/Grade11/Biology/Lesson_Plans/SS1.4_Cell_Division/Biology_Cell_Division_CBE_LessonSequence.docx
+++ b/data/outputs/v2/Grade11/Biology/Lesson_Plans/SS1.4_Cell_Division/Biology_Cell_Division_CBE_LessonSequence.docx
@@ -2218,7 +2218,7 @@
         </w:rPr>
         <w:t xml:space="preserve">© 2026 SeaVuria and ARES. This work is licensed under a </w:t>
       </w:r>
-      <w:hyperlink w:history="1" r:id="rIdnv4-9faynvxagll2rrnrf">
+      <w:hyperlink w:history="1" r:id="rIdshfceq1rpxajwphq-hx9-">
         <w:r>
           <w:rPr>
             <w:rFonts w:ascii="Arial" w:cs="Arial" w:eastAsia="Arial" w:hAnsi="Arial"/>
@@ -2238,7 +2238,7 @@
         </w:rPr>
         <w:t xml:space="preserve"> (</w:t>
       </w:r>
-      <w:hyperlink w:history="1" r:id="rIdq5r5y3b3ucpifeqzn7vf3">
+      <w:hyperlink w:history="1" r:id="rIdga6w2hb4kce2irm81duom">
         <w:r>
           <w:rPr>
             <w:rFonts w:ascii="Arial" w:cs="Arial" w:eastAsia="Arial" w:hAnsi="Arial"/>
@@ -2258,7 +2258,7 @@
         </w:rPr>
         <w:t xml:space="preserve">). To view a copy of this license, visit </w:t>
       </w:r>
-      <w:hyperlink w:history="1" r:id="rId9n2avduzoduqbnlvlx5ja">
+      <w:hyperlink w:history="1" r:id="rIduuacm15de-vvoocn2dbfi">
         <w:r>
           <w:rPr>
             <w:rFonts w:ascii="Arial" w:cs="Arial" w:eastAsia="Arial" w:hAnsi="Arial"/>
@@ -3297,7 +3297,7 @@
             <w:pPr>
               <w:spacing w:after="20" w:before="0"/>
             </w:pPr>
-            <w:hyperlink w:history="1" r:id="rIdstiax-ghufofsvhamon4i">
+            <w:hyperlink w:history="1" r:id="rId4xo9s616gndhv46g0i3l3">
               <w:r>
                 <w:rPr>
                   <w:rFonts w:ascii="Arial" w:cs="Arial" w:eastAsia="Arial" w:hAnsi="Arial"/>
@@ -3330,7 +3330,7 @@
               <w:spacing w:after="10" w:before="0"/>
               <w:ind w:left="120"/>
             </w:pPr>
-            <w:hyperlink w:history="1" r:id="rIddykwqi4dabtq5ffkfpy8r">
+            <w:hyperlink w:history="1" r:id="rIdh5wy0fdjmfhpll-3mi_bn">
               <w:r>
                 <w:rPr>
                   <w:rFonts w:ascii="Arial" w:cs="Arial" w:eastAsia="Arial" w:hAnsi="Arial"/>
@@ -3375,7 +3375,7 @@
             <w:pPr>
               <w:spacing w:after="20" w:before="0"/>
             </w:pPr>
-            <w:hyperlink w:history="1" r:id="rIdpma_kifbi8eqfn5qvpet4">
+            <w:hyperlink w:history="1" r:id="rId7uxog7iub00-jyyeitv9j">
               <w:r>
                 <w:rPr>
                   <w:rFonts w:ascii="Arial" w:cs="Arial" w:eastAsia="Arial" w:hAnsi="Arial"/>
@@ -3424,7 +3424,7 @@
               <w:spacing w:after="10" w:before="0"/>
               <w:ind w:left="120"/>
             </w:pPr>
-            <w:hyperlink w:history="1" r:id="rIds1ear3pqxucrsqk4vnlfz">
+            <w:hyperlink w:history="1" r:id="rIdobwj8ykkp5_k_k8qk7qxo">
               <w:r>
                 <w:rPr>
                   <w:rFonts w:ascii="Arial" w:cs="Arial" w:eastAsia="Arial" w:hAnsi="Arial"/>
@@ -3624,7 +3624,7 @@
             <w:pPr>
               <w:spacing w:after="20" w:before="0"/>
             </w:pPr>
-            <w:hyperlink w:history="1" r:id="rIdt4xfec2s07fv97ra_46db">
+            <w:hyperlink w:history="1" r:id="rIdtoxch-jtdy38rkifesda5">
               <w:r>
                 <w:rPr>
                   <w:rFonts w:ascii="Arial" w:cs="Arial" w:eastAsia="Arial" w:hAnsi="Arial"/>
@@ -3657,7 +3657,7 @@
               <w:spacing w:after="10" w:before="0"/>
               <w:ind w:left="120"/>
             </w:pPr>
-            <w:hyperlink w:history="1" r:id="rIdypctr4tjbl1pnfe-wemwt">
+            <w:hyperlink w:history="1" r:id="rIdlms7maehcqtfvkfjpzf_r">
               <w:r>
                 <w:rPr>
                   <w:rFonts w:ascii="Arial" w:cs="Arial" w:eastAsia="Arial" w:hAnsi="Arial"/>
@@ -3702,7 +3702,7 @@
             <w:pPr>
               <w:spacing w:after="20" w:before="0"/>
             </w:pPr>
-            <w:hyperlink w:history="1" r:id="rIdij70py_-8tpk14-g7kyio">
+            <w:hyperlink w:history="1" r:id="rId9bwa8vwtt4gy8w7tcfvfz">
               <w:r>
                 <w:rPr>
                   <w:rFonts w:ascii="Arial" w:cs="Arial" w:eastAsia="Arial" w:hAnsi="Arial"/>
@@ -3751,7 +3751,7 @@
               <w:spacing w:after="10" w:before="0"/>
               <w:ind w:left="120"/>
             </w:pPr>
-            <w:hyperlink w:history="1" r:id="rIdxsxnstor8twpsaulam6u7">
+            <w:hyperlink w:history="1" r:id="rIds2h0qulk1karcxskpkstc">
               <w:r>
                 <w:rPr>
                   <w:rFonts w:ascii="Arial" w:cs="Arial" w:eastAsia="Arial" w:hAnsi="Arial"/>
@@ -3951,7 +3951,7 @@
             <w:pPr>
               <w:spacing w:after="20" w:before="0"/>
             </w:pPr>
-            <w:hyperlink w:history="1" r:id="rIdn-gbgyc0nt1ey0paxplyu">
+            <w:hyperlink w:history="1" r:id="rIdrt4bwm_kfz4xdda7ja7q4">
               <w:r>
                 <w:rPr>
                   <w:rFonts w:ascii="Arial" w:cs="Arial" w:eastAsia="Arial" w:hAnsi="Arial"/>
@@ -3984,7 +3984,7 @@
               <w:spacing w:after="10" w:before="0"/>
               <w:ind w:left="120"/>
             </w:pPr>
-            <w:hyperlink w:history="1" r:id="rIdy3edzujxtyzrohsktctqp">
+            <w:hyperlink w:history="1" r:id="rIdgv67vfbc_ukhtesmwdcz4">
               <w:r>
                 <w:rPr>
                   <w:rFonts w:ascii="Arial" w:cs="Arial" w:eastAsia="Arial" w:hAnsi="Arial"/>
@@ -4029,7 +4029,7 @@
             <w:pPr>
               <w:spacing w:after="20" w:before="0"/>
             </w:pPr>
-            <w:hyperlink w:history="1" r:id="rIdkanw3ida3fv5_4sxbihsj">
+            <w:hyperlink w:history="1" r:id="rId5-zbwpdroyzmayy0rms-y">
               <w:r>
                 <w:rPr>
                   <w:rFonts w:ascii="Arial" w:cs="Arial" w:eastAsia="Arial" w:hAnsi="Arial"/>
@@ -4078,7 +4078,7 @@
               <w:spacing w:after="10" w:before="0"/>
               <w:ind w:left="120"/>
             </w:pPr>
-            <w:hyperlink w:history="1" r:id="rIdmop4n3asywtplzwnrntsu">
+            <w:hyperlink w:history="1" r:id="rIdj_wum2vhnq4ag7ivzgubx">
               <w:r>
                 <w:rPr>
                   <w:rFonts w:ascii="Arial" w:cs="Arial" w:eastAsia="Arial" w:hAnsi="Arial"/>
@@ -4278,7 +4278,7 @@
             <w:pPr>
               <w:spacing w:after="20" w:before="0"/>
             </w:pPr>
-            <w:hyperlink w:history="1" r:id="rIdbkan2dmcq4oxap6nnypfh">
+            <w:hyperlink w:history="1" r:id="rIdqdwgaljemwlqyyykdg_m-">
               <w:r>
                 <w:rPr>
                   <w:rFonts w:ascii="Arial" w:cs="Arial" w:eastAsia="Arial" w:hAnsi="Arial"/>
@@ -4311,7 +4311,7 @@
               <w:spacing w:after="10" w:before="0"/>
               <w:ind w:left="120"/>
             </w:pPr>
-            <w:hyperlink w:history="1" r:id="rIdxrbovwh4l348h9nhh9hrk">
+            <w:hyperlink w:history="1" r:id="rIdk3em7a-oqmghsnraqy-ev">
               <w:r>
                 <w:rPr>
                   <w:rFonts w:ascii="Arial" w:cs="Arial" w:eastAsia="Arial" w:hAnsi="Arial"/>
@@ -4356,7 +4356,7 @@
             <w:pPr>
               <w:spacing w:after="20" w:before="0"/>
             </w:pPr>
-            <w:hyperlink w:history="1" r:id="rIdyqzpwrices2f2bvq3kxkm">
+            <w:hyperlink w:history="1" r:id="rIdmstreeircvwe_4e-ojnyy">
               <w:r>
                 <w:rPr>
                   <w:rFonts w:ascii="Arial" w:cs="Arial" w:eastAsia="Arial" w:hAnsi="Arial"/>
@@ -4405,7 +4405,7 @@
               <w:spacing w:after="10" w:before="0"/>
               <w:ind w:left="120"/>
             </w:pPr>
-            <w:hyperlink w:history="1" r:id="rIdgvjaluyg8mynjwsez6pd-">
+            <w:hyperlink w:history="1" r:id="rIdpjd76gl9qfv2dmayynflu">
               <w:r>
                 <w:rPr>
                   <w:rFonts w:ascii="Arial" w:cs="Arial" w:eastAsia="Arial" w:hAnsi="Arial"/>
@@ -4605,7 +4605,7 @@
             <w:pPr>
               <w:spacing w:after="20" w:before="0"/>
             </w:pPr>
-            <w:hyperlink w:history="1" r:id="rId9pnci_fesa65eoxnegutc">
+            <w:hyperlink w:history="1" r:id="rIdwwopsmt26vac_8ghqwk6e">
               <w:r>
                 <w:rPr>
                   <w:rFonts w:ascii="Arial" w:cs="Arial" w:eastAsia="Arial" w:hAnsi="Arial"/>
@@ -4654,7 +4654,7 @@
               <w:spacing w:after="10" w:before="0"/>
               <w:ind w:left="120"/>
             </w:pPr>
-            <w:hyperlink w:history="1" r:id="rIddz9aae1z2-hkhfpkeic3x">
+            <w:hyperlink w:history="1" r:id="rIdlm049-qsrje7ezrgv7vtk">
               <w:r>
                 <w:rPr>
                   <w:rFonts w:ascii="Arial" w:cs="Arial" w:eastAsia="Arial" w:hAnsi="Arial"/>
@@ -4699,7 +4699,7 @@
             <w:pPr>
               <w:spacing w:after="20" w:before="0"/>
             </w:pPr>
-            <w:hyperlink w:history="1" r:id="rIdtgrnyzk-u1_behblwbzvy">
+            <w:hyperlink w:history="1" r:id="rIdgbyugntvltpo3qo-3pgjm">
               <w:r>
                 <w:rPr>
                   <w:rFonts w:ascii="Arial" w:cs="Arial" w:eastAsia="Arial" w:hAnsi="Arial"/>
@@ -4748,7 +4748,7 @@
               <w:spacing w:after="10" w:before="0"/>
               <w:ind w:left="120"/>
             </w:pPr>
-            <w:hyperlink w:history="1" r:id="rIdgapxji_pi3mz-88m6dovi">
+            <w:hyperlink w:history="1" r:id="rId3saen1oupet-r-t85cgdr">
               <w:r>
                 <w:rPr>
                   <w:rFonts w:ascii="Arial" w:cs="Arial" w:eastAsia="Arial" w:hAnsi="Arial"/>
@@ -5273,7 +5273,7 @@
         </w:rPr>
         <w:t xml:space="preserve">© 2026 SeaVuria and ARES. Aligned with KICD objectives. Developed by SeaVuria; technical implementation by ARES (with AI assistance from Claude). Licensed under </w:t>
       </w:r>
-      <w:hyperlink w:history="1" r:id="rIdaybllwwtyfkqkxlg1__fh">
+      <w:hyperlink w:history="1" r:id="rIdhlbwxjqe_pagi3f-b3et7">
         <w:r>
           <w:rPr>
             <w:rFonts w:ascii="Arial" w:cs="Arial" w:eastAsia="Arial" w:hAnsi="Arial"/>
@@ -5294,7 +5294,7 @@
         </w:rPr>
         <w:t xml:space="preserve"> (</w:t>
       </w:r>
-      <w:hyperlink w:history="1" r:id="rId_x0iqyxgvpw80g3dd6bp8">
+      <w:hyperlink w:history="1" r:id="rIdkgs7wnuxrammps2wohjjf">
         <w:r>
           <w:rPr>
             <w:rFonts w:ascii="Arial" w:cs="Arial" w:eastAsia="Arial" w:hAnsi="Arial"/>
@@ -6334,7 +6334,7 @@
             <w:pPr>
               <w:spacing w:after="20" w:before="0"/>
             </w:pPr>
-            <w:hyperlink w:history="1" r:id="rIduzmp3reg168nj92x5msx5">
+            <w:hyperlink w:history="1" r:id="rIdsl5wujs3acwzg8phwawc0">
               <w:r>
                 <w:rPr>
                   <w:rFonts w:ascii="Arial" w:cs="Arial" w:eastAsia="Arial" w:hAnsi="Arial"/>
@@ -6367,7 +6367,7 @@
               <w:spacing w:after="10" w:before="0"/>
               <w:ind w:left="120"/>
             </w:pPr>
-            <w:hyperlink w:history="1" r:id="rIdsno1rb3avwztlma_khgz6">
+            <w:hyperlink w:history="1" r:id="rIdd1aiyhzgx44umazri8vbi">
               <w:r>
                 <w:rPr>
                   <w:rFonts w:ascii="Arial" w:cs="Arial" w:eastAsia="Arial" w:hAnsi="Arial"/>
@@ -6429,7 +6429,7 @@
               <w:spacing w:after="10" w:before="0"/>
               <w:ind w:left="120"/>
             </w:pPr>
-            <w:hyperlink w:history="1" r:id="rIdh0ptz83pmcxcusq_v5_8i">
+            <w:hyperlink w:history="1" r:id="rId3prhx4cghq_athaez1h0l">
               <w:r>
                 <w:rPr>
                   <w:rFonts w:ascii="Arial" w:cs="Arial" w:eastAsia="Arial" w:hAnsi="Arial"/>
@@ -6644,7 +6644,7 @@
             <w:pPr>
               <w:spacing w:after="20" w:before="0"/>
             </w:pPr>
-            <w:hyperlink w:history="1" r:id="rIdes74cdhkngobkyyr8c9ye">
+            <w:hyperlink w:history="1" r:id="rId53zwk9r9uoqjinxw-q5xm">
               <w:r>
                 <w:rPr>
                   <w:rFonts w:ascii="Arial" w:cs="Arial" w:eastAsia="Arial" w:hAnsi="Arial"/>
@@ -6677,7 +6677,7 @@
               <w:spacing w:after="10" w:before="0"/>
               <w:ind w:left="120"/>
             </w:pPr>
-            <w:hyperlink w:history="1" r:id="rIdzgcv0xbdcrk3hw-b3zdqv">
+            <w:hyperlink w:history="1" r:id="rId8eszbf6dir_0dd5cqaza2">
               <w:r>
                 <w:rPr>
                   <w:rFonts w:ascii="Arial" w:cs="Arial" w:eastAsia="Arial" w:hAnsi="Arial"/>
@@ -6739,7 +6739,7 @@
               <w:spacing w:after="10" w:before="0"/>
               <w:ind w:left="120"/>
             </w:pPr>
-            <w:hyperlink w:history="1" r:id="rIdgqtfxyzed2okplwq2hssl">
+            <w:hyperlink w:history="1" r:id="rIdrb-bv18ywbdolurlfeo8l">
               <w:r>
                 <w:rPr>
                   <w:rFonts w:ascii="Arial" w:cs="Arial" w:eastAsia="Arial" w:hAnsi="Arial"/>
@@ -6954,7 +6954,7 @@
             <w:pPr>
               <w:spacing w:after="20" w:before="0"/>
             </w:pPr>
-            <w:hyperlink w:history="1" r:id="rIdys41jb2kkvnftkkvpfckk">
+            <w:hyperlink w:history="1" r:id="rId0h8gdq_ixbpxmnrfpzuoz">
               <w:r>
                 <w:rPr>
                   <w:rFonts w:ascii="Arial" w:cs="Arial" w:eastAsia="Arial" w:hAnsi="Arial"/>
@@ -6987,7 +6987,7 @@
               <w:spacing w:after="10" w:before="0"/>
               <w:ind w:left="120"/>
             </w:pPr>
-            <w:hyperlink w:history="1" r:id="rId8sijv6qgtbgqiwxjqksyc">
+            <w:hyperlink w:history="1" r:id="rIdhilius3uyezpex9fpyq0y">
               <w:r>
                 <w:rPr>
                   <w:rFonts w:ascii="Arial" w:cs="Arial" w:eastAsia="Arial" w:hAnsi="Arial"/>
@@ -7049,7 +7049,7 @@
               <w:spacing w:after="10" w:before="0"/>
               <w:ind w:left="120"/>
             </w:pPr>
-            <w:hyperlink w:history="1" r:id="rIdb1i9cwrbobwknkz4dkk2t">
+            <w:hyperlink w:history="1" r:id="rIdlfyndlzlvoprrmpqchyd_">
               <w:r>
                 <w:rPr>
                   <w:rFonts w:ascii="Arial" w:cs="Arial" w:eastAsia="Arial" w:hAnsi="Arial"/>
@@ -7264,7 +7264,7 @@
             <w:pPr>
               <w:spacing w:after="20" w:before="0"/>
             </w:pPr>
-            <w:hyperlink w:history="1" r:id="rIdwwsuwdwlkkl5hytrd8hkc">
+            <w:hyperlink w:history="1" r:id="rIdbx3d45vyexv4bihixhy88">
               <w:r>
                 <w:rPr>
                   <w:rFonts w:ascii="Arial" w:cs="Arial" w:eastAsia="Arial" w:hAnsi="Arial"/>
@@ -7297,7 +7297,7 @@
               <w:spacing w:after="10" w:before="0"/>
               <w:ind w:left="120"/>
             </w:pPr>
-            <w:hyperlink w:history="1" r:id="rIdjzrewqmuggehmhfvyk2pf">
+            <w:hyperlink w:history="1" r:id="rIdsotntempggo6ghacfo-yn">
               <w:r>
                 <w:rPr>
                   <w:rFonts w:ascii="Arial" w:cs="Arial" w:eastAsia="Arial" w:hAnsi="Arial"/>
@@ -7359,7 +7359,7 @@
               <w:spacing w:after="10" w:before="0"/>
               <w:ind w:left="120"/>
             </w:pPr>
-            <w:hyperlink w:history="1" r:id="rIdtyq_wq7pyi8dd7kps4xxr">
+            <w:hyperlink w:history="1" r:id="rIde9_o8wvhfhc3imleddlnu">
               <w:r>
                 <w:rPr>
                   <w:rFonts w:ascii="Arial" w:cs="Arial" w:eastAsia="Arial" w:hAnsi="Arial"/>
@@ -7574,7 +7574,7 @@
             <w:pPr>
               <w:spacing w:after="20" w:before="0"/>
             </w:pPr>
-            <w:hyperlink w:history="1" r:id="rIdvo_xoksue_nzcmzb-x5_h">
+            <w:hyperlink w:history="1" r:id="rIdtjfqbzwp4iq8fxp0gc_jc">
               <w:r>
                 <w:rPr>
                   <w:rFonts w:ascii="Arial" w:cs="Arial" w:eastAsia="Arial" w:hAnsi="Arial"/>
@@ -7623,7 +7623,7 @@
               <w:spacing w:after="10" w:before="0"/>
               <w:ind w:left="120"/>
             </w:pPr>
-            <w:hyperlink w:history="1" r:id="rIda8-bkmgpr3li7jiiadpmo">
+            <w:hyperlink w:history="1" r:id="rIdk1uilwby-dt_rpxe3yj31">
               <w:r>
                 <w:rPr>
                   <w:rFonts w:ascii="Arial" w:cs="Arial" w:eastAsia="Arial" w:hAnsi="Arial"/>
@@ -7685,7 +7685,7 @@
               <w:spacing w:after="10" w:before="0"/>
               <w:ind w:left="120"/>
             </w:pPr>
-            <w:hyperlink w:history="1" r:id="rIdubg7mhvj-v9svqphgx1t4">
+            <w:hyperlink w:history="1" r:id="rIdv2nyu5umm9ehlxdfrnuez">
               <w:r>
                 <w:rPr>
                   <w:rFonts w:ascii="Arial" w:cs="Arial" w:eastAsia="Arial" w:hAnsi="Arial"/>
@@ -8225,7 +8225,7 @@
         </w:rPr>
         <w:t xml:space="preserve">© 2026 SeaVuria and ARES. Aligned with KICD objectives. Developed by SeaVuria; technical implementation by ARES (with AI assistance from Claude). Licensed under </w:t>
       </w:r>
-      <w:hyperlink w:history="1" r:id="rIdlcxozohumlumltd9yjjfe">
+      <w:hyperlink w:history="1" r:id="rId6b4l79qklnwogmariensx">
         <w:r>
           <w:rPr>
             <w:rFonts w:ascii="Arial" w:cs="Arial" w:eastAsia="Arial" w:hAnsi="Arial"/>
@@ -8246,7 +8246,7 @@
         </w:rPr>
         <w:t xml:space="preserve"> (</w:t>
       </w:r>
-      <w:hyperlink w:history="1" r:id="rIdbuljz7gdhfqsurgmeeeh_">
+      <w:hyperlink w:history="1" r:id="rIda2_7ppa8k1njryipa6j-l">
         <w:r>
           <w:rPr>
             <w:rFonts w:ascii="Arial" w:cs="Arial" w:eastAsia="Arial" w:hAnsi="Arial"/>
@@ -9286,7 +9286,7 @@
             <w:pPr>
               <w:spacing w:after="20" w:before="0"/>
             </w:pPr>
-            <w:hyperlink w:history="1" r:id="rIdqgmfe_yi7a1mhafrdfi_1">
+            <w:hyperlink w:history="1" r:id="rIdlhpojcagv8sb0mr57pmtl">
               <w:r>
                 <w:rPr>
                   <w:rFonts w:ascii="Arial" w:cs="Arial" w:eastAsia="Arial" w:hAnsi="Arial"/>
@@ -9319,7 +9319,7 @@
               <w:spacing w:after="10" w:before="0"/>
               <w:ind w:left="120"/>
             </w:pPr>
-            <w:hyperlink w:history="1" r:id="rIdowamq2gqkup9noe4vksuu">
+            <w:hyperlink w:history="1" r:id="rId6kbapwo15jdfexcrveoen">
               <w:r>
                 <w:rPr>
                   <w:rFonts w:ascii="Arial" w:cs="Arial" w:eastAsia="Arial" w:hAnsi="Arial"/>
@@ -9364,7 +9364,7 @@
             <w:pPr>
               <w:spacing w:after="20" w:before="0"/>
             </w:pPr>
-            <w:hyperlink w:history="1" r:id="rIdgtq6culartztbimrw11af">
+            <w:hyperlink w:history="1" r:id="rId_jpi6xcymqmftc1isu1al">
               <w:r>
                 <w:rPr>
                   <w:rFonts w:ascii="Arial" w:cs="Arial" w:eastAsia="Arial" w:hAnsi="Arial"/>
@@ -9397,7 +9397,7 @@
               <w:spacing w:after="10" w:before="0"/>
               <w:ind w:left="120"/>
             </w:pPr>
-            <w:hyperlink w:history="1" r:id="rIdkix18epv6hckq5rjtrxxt">
+            <w:hyperlink w:history="1" r:id="rIdtlqow9ozzhaullrrh3u4f">
               <w:r>
                 <w:rPr>
                   <w:rFonts w:ascii="Arial" w:cs="Arial" w:eastAsia="Arial" w:hAnsi="Arial"/>
@@ -9597,7 +9597,7 @@
             <w:pPr>
               <w:spacing w:after="20" w:before="0"/>
             </w:pPr>
-            <w:hyperlink w:history="1" r:id="rIdteqq0i24ckird9dj0i00v">
+            <w:hyperlink w:history="1" r:id="rIdcgkp7t5h4ujnsidbdvebl">
               <w:r>
                 <w:rPr>
                   <w:rFonts w:ascii="Arial" w:cs="Arial" w:eastAsia="Arial" w:hAnsi="Arial"/>
@@ -9630,7 +9630,7 @@
               <w:spacing w:after="10" w:before="0"/>
               <w:ind w:left="120"/>
             </w:pPr>
-            <w:hyperlink w:history="1" r:id="rIddrjadj6ent7hjty-unzec">
+            <w:hyperlink w:history="1" r:id="rId-oynhqhqns30uvfe17riw">
               <w:r>
                 <w:rPr>
                   <w:rFonts w:ascii="Arial" w:cs="Arial" w:eastAsia="Arial" w:hAnsi="Arial"/>
@@ -9675,7 +9675,7 @@
             <w:pPr>
               <w:spacing w:after="20" w:before="0"/>
             </w:pPr>
-            <w:hyperlink w:history="1" r:id="rIdgtmokvdvyht-ijshdybvs">
+            <w:hyperlink w:history="1" r:id="rIdhsss6vhr_mpcfdsqwh5jn">
               <w:r>
                 <w:rPr>
                   <w:rFonts w:ascii="Arial" w:cs="Arial" w:eastAsia="Arial" w:hAnsi="Arial"/>
@@ -9708,7 +9708,7 @@
               <w:spacing w:after="10" w:before="0"/>
               <w:ind w:left="120"/>
             </w:pPr>
-            <w:hyperlink w:history="1" r:id="rIdbch9ajgcfbwc2r8pbgz_a">
+            <w:hyperlink w:history="1" r:id="rIdzm5jdbfwxdr3mzalprhki">
               <w:r>
                 <w:rPr>
                   <w:rFonts w:ascii="Arial" w:cs="Arial" w:eastAsia="Arial" w:hAnsi="Arial"/>
@@ -9908,7 +9908,7 @@
             <w:pPr>
               <w:spacing w:after="20" w:before="0"/>
             </w:pPr>
-            <w:hyperlink w:history="1" r:id="rIdy8004bprsetytjumcdrlt">
+            <w:hyperlink w:history="1" r:id="rId0rommptehxhs30wovt9ma">
               <w:r>
                 <w:rPr>
                   <w:rFonts w:ascii="Arial" w:cs="Arial" w:eastAsia="Arial" w:hAnsi="Arial"/>
@@ -9957,7 +9957,7 @@
               <w:spacing w:after="10" w:before="0"/>
               <w:ind w:left="120"/>
             </w:pPr>
-            <w:hyperlink w:history="1" r:id="rIdrd5va2k_7ra7nktdigkff">
+            <w:hyperlink w:history="1" r:id="rIdzh3yc0elrqmodaajsvzy7">
               <w:r>
                 <w:rPr>
                   <w:rFonts w:ascii="Arial" w:cs="Arial" w:eastAsia="Arial" w:hAnsi="Arial"/>
@@ -10002,7 +10002,7 @@
             <w:pPr>
               <w:spacing w:after="20" w:before="0"/>
             </w:pPr>
-            <w:hyperlink w:history="1" r:id="rIds-tdvy7bxsbchphg7zsgu">
+            <w:hyperlink w:history="1" r:id="rIdk483lhxc9ms9izacyqnpb">
               <w:r>
                 <w:rPr>
                   <w:rFonts w:ascii="Arial" w:cs="Arial" w:eastAsia="Arial" w:hAnsi="Arial"/>
@@ -10035,7 +10035,7 @@
               <w:spacing w:after="10" w:before="0"/>
               <w:ind w:left="120"/>
             </w:pPr>
-            <w:hyperlink w:history="1" r:id="rIdpdek2yhiugfvxwg6l7gck">
+            <w:hyperlink w:history="1" r:id="rIdsrqadohpzfwffecbyablr">
               <w:r>
                 <w:rPr>
                   <w:rFonts w:ascii="Arial" w:cs="Arial" w:eastAsia="Arial" w:hAnsi="Arial"/>
@@ -10235,7 +10235,7 @@
             <w:pPr>
               <w:spacing w:after="20" w:before="0"/>
             </w:pPr>
-            <w:hyperlink w:history="1" r:id="rIde6enj1zmfdhu2wdbgkm73">
+            <w:hyperlink w:history="1" r:id="rIdhxhbengnexnevfqi3digp">
               <w:r>
                 <w:rPr>
                   <w:rFonts w:ascii="Arial" w:cs="Arial" w:eastAsia="Arial" w:hAnsi="Arial"/>
@@ -10284,7 +10284,7 @@
               <w:spacing w:after="10" w:before="0"/>
               <w:ind w:left="120"/>
             </w:pPr>
-            <w:hyperlink w:history="1" r:id="rIdewhde0yhaou26dk-qei3y">
+            <w:hyperlink w:history="1" r:id="rIdzlgwpocfomtgmlujk7h16">
               <w:r>
                 <w:rPr>
                   <w:rFonts w:ascii="Arial" w:cs="Arial" w:eastAsia="Arial" w:hAnsi="Arial"/>
@@ -10329,7 +10329,7 @@
             <w:pPr>
               <w:spacing w:after="20" w:before="0"/>
             </w:pPr>
-            <w:hyperlink w:history="1" r:id="rIdkhzgwqvf4ang5earcizh7">
+            <w:hyperlink w:history="1" r:id="rIdcnr-nswyyupokwenkwguf">
               <w:r>
                 <w:rPr>
                   <w:rFonts w:ascii="Arial" w:cs="Arial" w:eastAsia="Arial" w:hAnsi="Arial"/>
@@ -10362,7 +10362,7 @@
               <w:spacing w:after="10" w:before="0"/>
               <w:ind w:left="120"/>
             </w:pPr>
-            <w:hyperlink w:history="1" r:id="rIdvfmnr1ynqttcze-l8zz7h">
+            <w:hyperlink w:history="1" r:id="rIdanvwzxep4b2gkbhtlbbd_">
               <w:r>
                 <w:rPr>
                   <w:rFonts w:ascii="Arial" w:cs="Arial" w:eastAsia="Arial" w:hAnsi="Arial"/>
@@ -10562,7 +10562,7 @@
             <w:pPr>
               <w:spacing w:after="20" w:before="0"/>
             </w:pPr>
-            <w:hyperlink w:history="1" r:id="rId-nec9by_wbzxro-vnedhl">
+            <w:hyperlink w:history="1" r:id="rIdx1vcmjcx0kda2j1gtmmdh">
               <w:r>
                 <w:rPr>
                   <w:rFonts w:ascii="Arial" w:cs="Arial" w:eastAsia="Arial" w:hAnsi="Arial"/>
@@ -10611,7 +10611,7 @@
               <w:spacing w:after="10" w:before="0"/>
               <w:ind w:left="120"/>
             </w:pPr>
-            <w:hyperlink w:history="1" r:id="rIdbjfzqr13db8b3uvgh6abh">
+            <w:hyperlink w:history="1" r:id="rId8urh0p_ghaykws-cau6nr">
               <w:r>
                 <w:rPr>
                   <w:rFonts w:ascii="Arial" w:cs="Arial" w:eastAsia="Arial" w:hAnsi="Arial"/>
@@ -10656,7 +10656,7 @@
             <w:pPr>
               <w:spacing w:after="20" w:before="0"/>
             </w:pPr>
-            <w:hyperlink w:history="1" r:id="rIducu6hitftwmtgkrawob4a">
+            <w:hyperlink w:history="1" r:id="rId7pd1tthwzniqbmjvu_ise">
               <w:r>
                 <w:rPr>
                   <w:rFonts w:ascii="Arial" w:cs="Arial" w:eastAsia="Arial" w:hAnsi="Arial"/>
@@ -10689,7 +10689,7 @@
               <w:spacing w:after="10" w:before="0"/>
               <w:ind w:left="120"/>
             </w:pPr>
-            <w:hyperlink w:history="1" r:id="rIdiquztcx7xjpsar6mfjyzi">
+            <w:hyperlink w:history="1" r:id="rIdt01qh1d8iwc3h0l647_zx">
               <w:r>
                 <w:rPr>
                   <w:rFonts w:ascii="Arial" w:cs="Arial" w:eastAsia="Arial" w:hAnsi="Arial"/>
@@ -11214,7 +11214,7 @@
         </w:rPr>
         <w:t xml:space="preserve">© 2026 SeaVuria and ARES. Aligned with KICD objectives. Developed by SeaVuria; technical implementation by ARES (with AI assistance from Claude). Licensed under </w:t>
       </w:r>
-      <w:hyperlink w:history="1" r:id="rId-ccjhshkdpjg_a4mtevje">
+      <w:hyperlink w:history="1" r:id="rIdmyfytdyf944qw7ixbzuyz">
         <w:r>
           <w:rPr>
             <w:rFonts w:ascii="Arial" w:cs="Arial" w:eastAsia="Arial" w:hAnsi="Arial"/>
@@ -11235,7 +11235,7 @@
         </w:rPr>
         <w:t xml:space="preserve"> (</w:t>
       </w:r>
-      <w:hyperlink w:history="1" r:id="rIdnw6tijau-ugwbecrrzp6a">
+      <w:hyperlink w:history="1" r:id="rIdac14wuacjwumx0flt551m">
         <w:r>
           <w:rPr>
             <w:rFonts w:ascii="Arial" w:cs="Arial" w:eastAsia="Arial" w:hAnsi="Arial"/>
@@ -12275,7 +12275,7 @@
             <w:pPr>
               <w:spacing w:after="20" w:before="0"/>
             </w:pPr>
-            <w:hyperlink w:history="1" r:id="rId8fayhwncr6imbebl9r-z2">
+            <w:hyperlink w:history="1" r:id="rIdyxdd6a9vfojy_4rm7epst">
               <w:r>
                 <w:rPr>
                   <w:rFonts w:ascii="Arial" w:cs="Arial" w:eastAsia="Arial" w:hAnsi="Arial"/>
@@ -12308,7 +12308,7 @@
               <w:spacing w:after="10" w:before="0"/>
               <w:ind w:left="120"/>
             </w:pPr>
-            <w:hyperlink w:history="1" r:id="rIde4gx4pdfyqv2b13ft-vyh">
+            <w:hyperlink w:history="1" r:id="rIdxkssp4h1hx_vqqykeq5bx">
               <w:r>
                 <w:rPr>
                   <w:rFonts w:ascii="Arial" w:cs="Arial" w:eastAsia="Arial" w:hAnsi="Arial"/>
@@ -12353,7 +12353,7 @@
             <w:pPr>
               <w:spacing w:after="20" w:before="0"/>
             </w:pPr>
-            <w:hyperlink w:history="1" r:id="rIdhrkviphjasropmyzp9k5b">
+            <w:hyperlink w:history="1" r:id="rId3mhvaiqd2rg7hyihy-ojp">
               <w:r>
                 <w:rPr>
                   <w:rFonts w:ascii="Arial" w:cs="Arial" w:eastAsia="Arial" w:hAnsi="Arial"/>
@@ -12386,7 +12386,7 @@
               <w:spacing w:after="10" w:before="0"/>
               <w:ind w:left="120"/>
             </w:pPr>
-            <w:hyperlink w:history="1" r:id="rIdkh4q3bscc_bkgl4ffzdov">
+            <w:hyperlink w:history="1" r:id="rIdrb1priissafjd27vabsmx">
               <w:r>
                 <w:rPr>
                   <w:rFonts w:ascii="Arial" w:cs="Arial" w:eastAsia="Arial" w:hAnsi="Arial"/>
@@ -12586,7 +12586,7 @@
             <w:pPr>
               <w:spacing w:after="20" w:before="0"/>
             </w:pPr>
-            <w:hyperlink w:history="1" r:id="rId0hzorfbkbjq6xnei1cs9l">
+            <w:hyperlink w:history="1" r:id="rIdblcohfk78qv-_u0msh8uz">
               <w:r>
                 <w:rPr>
                   <w:rFonts w:ascii="Arial" w:cs="Arial" w:eastAsia="Arial" w:hAnsi="Arial"/>
@@ -12619,7 +12619,7 @@
               <w:spacing w:after="10" w:before="0"/>
               <w:ind w:left="120"/>
             </w:pPr>
-            <w:hyperlink w:history="1" r:id="rIde6ruwh5kqf3kqmdlzjjzs">
+            <w:hyperlink w:history="1" r:id="rIdlsrsl0yokwueosfbjelms">
               <w:r>
                 <w:rPr>
                   <w:rFonts w:ascii="Arial" w:cs="Arial" w:eastAsia="Arial" w:hAnsi="Arial"/>
@@ -12664,7 +12664,7 @@
             <w:pPr>
               <w:spacing w:after="20" w:before="0"/>
             </w:pPr>
-            <w:hyperlink w:history="1" r:id="rIdpugoegpddtggswtmylcyv">
+            <w:hyperlink w:history="1" r:id="rId1exlht_j_omwjwwx9nxwu">
               <w:r>
                 <w:rPr>
                   <w:rFonts w:ascii="Arial" w:cs="Arial" w:eastAsia="Arial" w:hAnsi="Arial"/>
@@ -12697,7 +12697,7 @@
               <w:spacing w:after="10" w:before="0"/>
               <w:ind w:left="120"/>
             </w:pPr>
-            <w:hyperlink w:history="1" r:id="rIdkj-p3onhnshkyqalksihk">
+            <w:hyperlink w:history="1" r:id="rIdkvez5n-l91cdc1uvg8ltk">
               <w:r>
                 <w:rPr>
                   <w:rFonts w:ascii="Arial" w:cs="Arial" w:eastAsia="Arial" w:hAnsi="Arial"/>
@@ -12897,7 +12897,7 @@
             <w:pPr>
               <w:spacing w:after="20" w:before="0"/>
             </w:pPr>
-            <w:hyperlink w:history="1" r:id="rId2jtbodkbcnu82fchrdfz0">
+            <w:hyperlink w:history="1" r:id="rId6cympxqwcvcuheegizp0s">
               <w:r>
                 <w:rPr>
                   <w:rFonts w:ascii="Arial" w:cs="Arial" w:eastAsia="Arial" w:hAnsi="Arial"/>
@@ -12946,7 +12946,7 @@
               <w:spacing w:after="10" w:before="0"/>
               <w:ind w:left="120"/>
             </w:pPr>
-            <w:hyperlink w:history="1" r:id="rId4ksuxx621hbmrobawhz-l">
+            <w:hyperlink w:history="1" r:id="rIdcqwelr8bgwj5jdvbfn_yp">
               <w:r>
                 <w:rPr>
                   <w:rFonts w:ascii="Arial" w:cs="Arial" w:eastAsia="Arial" w:hAnsi="Arial"/>
@@ -12991,7 +12991,7 @@
             <w:pPr>
               <w:spacing w:after="20" w:before="0"/>
             </w:pPr>
-            <w:hyperlink w:history="1" r:id="rIdjh07ckzv3dp7bcygb8pmz">
+            <w:hyperlink w:history="1" r:id="rIds3bh3qm43ofcg2fpkjevw">
               <w:r>
                 <w:rPr>
                   <w:rFonts w:ascii="Arial" w:cs="Arial" w:eastAsia="Arial" w:hAnsi="Arial"/>
@@ -13024,7 +13024,7 @@
               <w:spacing w:after="10" w:before="0"/>
               <w:ind w:left="120"/>
             </w:pPr>
-            <w:hyperlink w:history="1" r:id="rId-qzmfcpdm7pj8yf6i0ybu">
+            <w:hyperlink w:history="1" r:id="rIdubrr0dtwcyq5fe-pqr---">
               <w:r>
                 <w:rPr>
                   <w:rFonts w:ascii="Arial" w:cs="Arial" w:eastAsia="Arial" w:hAnsi="Arial"/>
@@ -13224,7 +13224,7 @@
             <w:pPr>
               <w:spacing w:after="20" w:before="0"/>
             </w:pPr>
-            <w:hyperlink w:history="1" r:id="rId_ri-vixa3lgq3i7nxoojx">
+            <w:hyperlink w:history="1" r:id="rIdov5dxog21mwd0fhroryjg">
               <w:r>
                 <w:rPr>
                   <w:rFonts w:ascii="Arial" w:cs="Arial" w:eastAsia="Arial" w:hAnsi="Arial"/>
@@ -13273,7 +13273,7 @@
               <w:spacing w:after="10" w:before="0"/>
               <w:ind w:left="120"/>
             </w:pPr>
-            <w:hyperlink w:history="1" r:id="rIdpbhenay87pix1ypxyg9zc">
+            <w:hyperlink w:history="1" r:id="rIdfsvkssxnggtn0phfhhorb">
               <w:r>
                 <w:rPr>
                   <w:rFonts w:ascii="Arial" w:cs="Arial" w:eastAsia="Arial" w:hAnsi="Arial"/>
@@ -13318,7 +13318,7 @@
             <w:pPr>
               <w:spacing w:after="20" w:before="0"/>
             </w:pPr>
-            <w:hyperlink w:history="1" r:id="rIdov67lgahivbi589r0mlue">
+            <w:hyperlink w:history="1" r:id="rIdgi9sgvmivoyzbfhajwzoc">
               <w:r>
                 <w:rPr>
                   <w:rFonts w:ascii="Arial" w:cs="Arial" w:eastAsia="Arial" w:hAnsi="Arial"/>
@@ -13351,7 +13351,7 @@
               <w:spacing w:after="10" w:before="0"/>
               <w:ind w:left="120"/>
             </w:pPr>
-            <w:hyperlink w:history="1" r:id="rIdfgsld7l1biztqhgilk7fs">
+            <w:hyperlink w:history="1" r:id="rIds9htc4xhtosoctpdjkxbk">
               <w:r>
                 <w:rPr>
                   <w:rFonts w:ascii="Arial" w:cs="Arial" w:eastAsia="Arial" w:hAnsi="Arial"/>
@@ -13551,7 +13551,7 @@
             <w:pPr>
               <w:spacing w:after="20" w:before="0"/>
             </w:pPr>
-            <w:hyperlink w:history="1" r:id="rIdksxcrgufvenfhxb6niz7u">
+            <w:hyperlink w:history="1" r:id="rId8x42qg-ilwmsni-uwd8md">
               <w:r>
                 <w:rPr>
                   <w:rFonts w:ascii="Arial" w:cs="Arial" w:eastAsia="Arial" w:hAnsi="Arial"/>
@@ -13600,7 +13600,7 @@
               <w:spacing w:after="10" w:before="0"/>
               <w:ind w:left="120"/>
             </w:pPr>
-            <w:hyperlink w:history="1" r:id="rIdmnehixwjidc_zt6mjgbfq">
+            <w:hyperlink w:history="1" r:id="rIdadrje8oerkmaz13eyplza">
               <w:r>
                 <w:rPr>
                   <w:rFonts w:ascii="Arial" w:cs="Arial" w:eastAsia="Arial" w:hAnsi="Arial"/>
@@ -13645,7 +13645,7 @@
             <w:pPr>
               <w:spacing w:after="20" w:before="0"/>
             </w:pPr>
-            <w:hyperlink w:history="1" r:id="rIduzqhhfokjvas9hw4jqhog">
+            <w:hyperlink w:history="1" r:id="rIds_bzd9a2y_m5bircaw1cx">
               <w:r>
                 <w:rPr>
                   <w:rFonts w:ascii="Arial" w:cs="Arial" w:eastAsia="Arial" w:hAnsi="Arial"/>
@@ -13678,7 +13678,7 @@
               <w:spacing w:after="10" w:before="0"/>
               <w:ind w:left="120"/>
             </w:pPr>
-            <w:hyperlink w:history="1" r:id="rIdtnqjmqj2jivvuevze-sxe">
+            <w:hyperlink w:history="1" r:id="rId3issczqi1nlxsvj_-qsv5">
               <w:r>
                 <w:rPr>
                   <w:rFonts w:ascii="Arial" w:cs="Arial" w:eastAsia="Arial" w:hAnsi="Arial"/>
@@ -14203,7 +14203,7 @@
         </w:rPr>
         <w:t xml:space="preserve">© 2026 SeaVuria and ARES. Aligned with KICD objectives. Developed by SeaVuria; technical implementation by ARES (with AI assistance from Claude). Licensed under </w:t>
       </w:r>
-      <w:hyperlink w:history="1" r:id="rIdzumfteaq7w6sh3vmbpo_e">
+      <w:hyperlink w:history="1" r:id="rId-6ay0vxu1uuhcao_98ozh">
         <w:r>
           <w:rPr>
             <w:rFonts w:ascii="Arial" w:cs="Arial" w:eastAsia="Arial" w:hAnsi="Arial"/>
@@ -14224,7 +14224,7 @@
         </w:rPr>
         <w:t xml:space="preserve"> (</w:t>
       </w:r>
-      <w:hyperlink w:history="1" r:id="rId6hpwoewjla_iifx3k2rhb">
+      <w:hyperlink w:history="1" r:id="rId4tebatbxpgi6xf6dccj6q">
         <w:r>
           <w:rPr>
             <w:rFonts w:ascii="Arial" w:cs="Arial" w:eastAsia="Arial" w:hAnsi="Arial"/>
@@ -15264,7 +15264,7 @@
             <w:pPr>
               <w:spacing w:after="20" w:before="0"/>
             </w:pPr>
-            <w:hyperlink w:history="1" r:id="rId327edzyc6bp2thgdcfywx">
+            <w:hyperlink w:history="1" r:id="rId7coilyo4wx2cj9rmfyfxg">
               <w:r>
                 <w:rPr>
                   <w:rFonts w:ascii="Arial" w:cs="Arial" w:eastAsia="Arial" w:hAnsi="Arial"/>
@@ -15297,7 +15297,7 @@
               <w:spacing w:after="10" w:before="0"/>
               <w:ind w:left="120"/>
             </w:pPr>
-            <w:hyperlink w:history="1" r:id="rId57fvuxrd7soxealxhjc6p">
+            <w:hyperlink w:history="1" r:id="rId8_ud_mfkpccg9mqvv5dam">
               <w:r>
                 <w:rPr>
                   <w:rFonts w:ascii="Arial" w:cs="Arial" w:eastAsia="Arial" w:hAnsi="Arial"/>
@@ -15342,7 +15342,7 @@
             <w:pPr>
               <w:spacing w:after="20" w:before="0"/>
             </w:pPr>
-            <w:hyperlink w:history="1" r:id="rIdcp9jgsbvezubzvosbcgag">
+            <w:hyperlink w:history="1" r:id="rId7otwjyuovnhh5rv2u7ey8">
               <w:r>
                 <w:rPr>
                   <w:rFonts w:ascii="Arial" w:cs="Arial" w:eastAsia="Arial" w:hAnsi="Arial"/>
@@ -15375,7 +15375,7 @@
               <w:spacing w:after="10" w:before="0"/>
               <w:ind w:left="120"/>
             </w:pPr>
-            <w:hyperlink w:history="1" r:id="rIdqujiuadbxtsxcktfsd3j0">
+            <w:hyperlink w:history="1" r:id="rIdinsqyzscz4jdjedvpxd0h">
               <w:r>
                 <w:rPr>
                   <w:rFonts w:ascii="Arial" w:cs="Arial" w:eastAsia="Arial" w:hAnsi="Arial"/>
@@ -15575,7 +15575,7 @@
             <w:pPr>
               <w:spacing w:after="20" w:before="0"/>
             </w:pPr>
-            <w:hyperlink w:history="1" r:id="rIdhyl-k1qqpua3pjvgohn9k">
+            <w:hyperlink w:history="1" r:id="rIdp4byyozjx4jsnuroeuspt">
               <w:r>
                 <w:rPr>
                   <w:rFonts w:ascii="Arial" w:cs="Arial" w:eastAsia="Arial" w:hAnsi="Arial"/>
@@ -15608,7 +15608,7 @@
               <w:spacing w:after="10" w:before="0"/>
               <w:ind w:left="120"/>
             </w:pPr>
-            <w:hyperlink w:history="1" r:id="rIdmtznprux8nhidiizwuwk3">
+            <w:hyperlink w:history="1" r:id="rId9xnrvfvqyswwdbdkwjo_8">
               <w:r>
                 <w:rPr>
                   <w:rFonts w:ascii="Arial" w:cs="Arial" w:eastAsia="Arial" w:hAnsi="Arial"/>
@@ -15653,7 +15653,7 @@
             <w:pPr>
               <w:spacing w:after="20" w:before="0"/>
             </w:pPr>
-            <w:hyperlink w:history="1" r:id="rIdbs1wfd-u8vwukdhjq4u9w">
+            <w:hyperlink w:history="1" r:id="rIdei3wtqdo4vkm-1byrnsid">
               <w:r>
                 <w:rPr>
                   <w:rFonts w:ascii="Arial" w:cs="Arial" w:eastAsia="Arial" w:hAnsi="Arial"/>
@@ -15686,7 +15686,7 @@
               <w:spacing w:after="10" w:before="0"/>
               <w:ind w:left="120"/>
             </w:pPr>
-            <w:hyperlink w:history="1" r:id="rIddip2mup18zyhkq1da7ow_">
+            <w:hyperlink w:history="1" r:id="rIdtdi-wkp5tjnn_jaepk9-f">
               <w:r>
                 <w:rPr>
                   <w:rFonts w:ascii="Arial" w:cs="Arial" w:eastAsia="Arial" w:hAnsi="Arial"/>
@@ -15886,7 +15886,7 @@
             <w:pPr>
               <w:spacing w:after="20" w:before="0"/>
             </w:pPr>
-            <w:hyperlink w:history="1" r:id="rIduyoybgqzeif_altexnd62">
+            <w:hyperlink w:history="1" r:id="rIdwrwoo9jrhveflkb0uqmsb">
               <w:r>
                 <w:rPr>
                   <w:rFonts w:ascii="Arial" w:cs="Arial" w:eastAsia="Arial" w:hAnsi="Arial"/>
@@ -15935,7 +15935,7 @@
               <w:spacing w:after="10" w:before="0"/>
               <w:ind w:left="120"/>
             </w:pPr>
-            <w:hyperlink w:history="1" r:id="rIdqujej1nbqufmxmzewfqhl">
+            <w:hyperlink w:history="1" r:id="rIdfvpmjx1wzkm0r_7l9e6wi">
               <w:r>
                 <w:rPr>
                   <w:rFonts w:ascii="Arial" w:cs="Arial" w:eastAsia="Arial" w:hAnsi="Arial"/>
@@ -15980,7 +15980,7 @@
             <w:pPr>
               <w:spacing w:after="20" w:before="0"/>
             </w:pPr>
-            <w:hyperlink w:history="1" r:id="rIdoupdio1mqliqzc-hr8mam">
+            <w:hyperlink w:history="1" r:id="rId6luukjvm_ar7awemblk4i">
               <w:r>
                 <w:rPr>
                   <w:rFonts w:ascii="Arial" w:cs="Arial" w:eastAsia="Arial" w:hAnsi="Arial"/>
@@ -16029,7 +16029,7 @@
               <w:spacing w:after="10" w:before="0"/>
               <w:ind w:left="120"/>
             </w:pPr>
-            <w:hyperlink w:history="1" r:id="rIdiedn_ej5denaawf_uhb8m">
+            <w:hyperlink w:history="1" r:id="rIdarfsyylsnbs5ddcvyq0jo">
               <w:r>
                 <w:rPr>
                   <w:rFonts w:ascii="Arial" w:cs="Arial" w:eastAsia="Arial" w:hAnsi="Arial"/>
@@ -16229,7 +16229,7 @@
             <w:pPr>
               <w:spacing w:after="20" w:before="0"/>
             </w:pPr>
-            <w:hyperlink w:history="1" r:id="rId5a-igjp4pfbnonvrwftjr">
+            <w:hyperlink w:history="1" r:id="rIdg9uougugf72-acpsizp6m">
               <w:r>
                 <w:rPr>
                   <w:rFonts w:ascii="Arial" w:cs="Arial" w:eastAsia="Arial" w:hAnsi="Arial"/>
@@ -16278,7 +16278,7 @@
               <w:spacing w:after="10" w:before="0"/>
               <w:ind w:left="120"/>
             </w:pPr>
-            <w:hyperlink w:history="1" r:id="rIdaoxwheuyiwxshqrsnuqxq">
+            <w:hyperlink w:history="1" r:id="rIdpfztuo7wj43tkke9tnw37">
               <w:r>
                 <w:rPr>
                   <w:rFonts w:ascii="Arial" w:cs="Arial" w:eastAsia="Arial" w:hAnsi="Arial"/>
@@ -16323,7 +16323,7 @@
             <w:pPr>
               <w:spacing w:after="20" w:before="0"/>
             </w:pPr>
-            <w:hyperlink w:history="1" r:id="rIdeuvx9a239dcjqgb0cppf8">
+            <w:hyperlink w:history="1" r:id="rIdrpx5dfuqowoetnvp4jl6j">
               <w:r>
                 <w:rPr>
                   <w:rFonts w:ascii="Arial" w:cs="Arial" w:eastAsia="Arial" w:hAnsi="Arial"/>
@@ -16372,7 +16372,7 @@
               <w:spacing w:after="10" w:before="0"/>
               <w:ind w:left="120"/>
             </w:pPr>
-            <w:hyperlink w:history="1" r:id="rId5lj9vlpktj06iylrpzyf7">
+            <w:hyperlink w:history="1" r:id="rIdl89dcv3daodxpg3dnq08k">
               <w:r>
                 <w:rPr>
                   <w:rFonts w:ascii="Arial" w:cs="Arial" w:eastAsia="Arial" w:hAnsi="Arial"/>
@@ -16572,7 +16572,7 @@
             <w:pPr>
               <w:spacing w:after="20" w:before="0"/>
             </w:pPr>
-            <w:hyperlink w:history="1" r:id="rIdbiup_4zsqdtiih2jtybkn">
+            <w:hyperlink w:history="1" r:id="rId4iim5qzt6fxhkgqjwofgu">
               <w:r>
                 <w:rPr>
                   <w:rFonts w:ascii="Arial" w:cs="Arial" w:eastAsia="Arial" w:hAnsi="Arial"/>
@@ -16621,7 +16621,7 @@
               <w:spacing w:after="10" w:before="0"/>
               <w:ind w:left="120"/>
             </w:pPr>
-            <w:hyperlink w:history="1" r:id="rIdef1utslrf_ml_cdekiag-">
+            <w:hyperlink w:history="1" r:id="rId06ua0kbh65mbvozjat4oi">
               <w:r>
                 <w:rPr>
                   <w:rFonts w:ascii="Arial" w:cs="Arial" w:eastAsia="Arial" w:hAnsi="Arial"/>
@@ -16666,7 +16666,7 @@
             <w:pPr>
               <w:spacing w:after="20" w:before="0"/>
             </w:pPr>
-            <w:hyperlink w:history="1" r:id="rIdw0ba8tknsreqbpxsdtpfz">
+            <w:hyperlink w:history="1" r:id="rIdvs-clve-lm2mn9m9ckf8m">
               <w:r>
                 <w:rPr>
                   <w:rFonts w:ascii="Arial" w:cs="Arial" w:eastAsia="Arial" w:hAnsi="Arial"/>
@@ -16715,7 +16715,7 @@
               <w:spacing w:after="10" w:before="0"/>
               <w:ind w:left="120"/>
             </w:pPr>
-            <w:hyperlink w:history="1" r:id="rIdlwhe2ob4suwquqp4whtyv">
+            <w:hyperlink w:history="1" r:id="rIdcuc_nktp-fypj6lm8u-q2">
               <w:r>
                 <w:rPr>
                   <w:rFonts w:ascii="Arial" w:cs="Arial" w:eastAsia="Arial" w:hAnsi="Arial"/>
@@ -17240,7 +17240,7 @@
         </w:rPr>
         <w:t xml:space="preserve">© 2026 SeaVuria and ARES. Aligned with KICD objectives. Developed by SeaVuria; technical implementation by ARES (with AI assistance from Claude). Licensed under </w:t>
       </w:r>
-      <w:hyperlink w:history="1" r:id="rId0il7itpytutr4rr7li8bz">
+      <w:hyperlink w:history="1" r:id="rIdeqandptqlbzcjjlmssykf">
         <w:r>
           <w:rPr>
             <w:rFonts w:ascii="Arial" w:cs="Arial" w:eastAsia="Arial" w:hAnsi="Arial"/>
@@ -17261,7 +17261,7 @@
         </w:rPr>
         <w:t xml:space="preserve"> (</w:t>
       </w:r>
-      <w:hyperlink w:history="1" r:id="rIdlmmlvzjn3xu7rmkuopaot">
+      <w:hyperlink w:history="1" r:id="rIdt35mqu9lnsqaahzs8lxlm">
         <w:r>
           <w:rPr>
             <w:rFonts w:ascii="Arial" w:cs="Arial" w:eastAsia="Arial" w:hAnsi="Arial"/>
@@ -18301,7 +18301,7 @@
             <w:pPr>
               <w:spacing w:after="20" w:before="0"/>
             </w:pPr>
-            <w:hyperlink w:history="1" r:id="rIdvzgv0qi2xorkeueqndmkb">
+            <w:hyperlink w:history="1" r:id="rIdfze9h1vgttiygqnfmntc6">
               <w:r>
                 <w:rPr>
                   <w:rFonts w:ascii="Arial" w:cs="Arial" w:eastAsia="Arial" w:hAnsi="Arial"/>
@@ -18350,7 +18350,7 @@
               <w:spacing w:after="10" w:before="0"/>
               <w:ind w:left="120"/>
             </w:pPr>
-            <w:hyperlink w:history="1" r:id="rIdizvseomyqtuueabvk1g0z">
+            <w:hyperlink w:history="1" r:id="rIdfsbpebrnomuryqpzsymge">
               <w:r>
                 <w:rPr>
                   <w:rFonts w:ascii="Arial" w:cs="Arial" w:eastAsia="Arial" w:hAnsi="Arial"/>
@@ -18395,7 +18395,7 @@
             <w:pPr>
               <w:spacing w:after="20" w:before="0"/>
             </w:pPr>
-            <w:hyperlink w:history="1" r:id="rIddast-enawezl8fcifmgtx">
+            <w:hyperlink w:history="1" r:id="rIducj_losa-rftarxbzgnvz">
               <w:r>
                 <w:rPr>
                   <w:rFonts w:ascii="Arial" w:cs="Arial" w:eastAsia="Arial" w:hAnsi="Arial"/>
@@ -18444,7 +18444,7 @@
               <w:spacing w:after="10" w:before="0"/>
               <w:ind w:left="120"/>
             </w:pPr>
-            <w:hyperlink w:history="1" r:id="rId4qna4chbtftya-f9eskt3">
+            <w:hyperlink w:history="1" r:id="rId_9xby7y4oaebknjzooubx">
               <w:r>
                 <w:rPr>
                   <w:rFonts w:ascii="Arial" w:cs="Arial" w:eastAsia="Arial" w:hAnsi="Arial"/>
@@ -18644,7 +18644,7 @@
             <w:pPr>
               <w:spacing w:after="20" w:before="0"/>
             </w:pPr>
-            <w:hyperlink w:history="1" r:id="rId1tn5noej1wdd5j6edi71q">
+            <w:hyperlink w:history="1" r:id="rIdz5d2tec92viwl02vw4kn_">
               <w:r>
                 <w:rPr>
                   <w:rFonts w:ascii="Arial" w:cs="Arial" w:eastAsia="Arial" w:hAnsi="Arial"/>
@@ -18693,7 +18693,7 @@
               <w:spacing w:after="10" w:before="0"/>
               <w:ind w:left="120"/>
             </w:pPr>
-            <w:hyperlink w:history="1" r:id="rIdhl4vp2ds_r-rvdeyk1ufi">
+            <w:hyperlink w:history="1" r:id="rIdohutj8wkmcn47lcunptxu">
               <w:r>
                 <w:rPr>
                   <w:rFonts w:ascii="Arial" w:cs="Arial" w:eastAsia="Arial" w:hAnsi="Arial"/>
@@ -18738,7 +18738,7 @@
             <w:pPr>
               <w:spacing w:after="20" w:before="0"/>
             </w:pPr>
-            <w:hyperlink w:history="1" r:id="rIdxiohrb7ljsct3duyfo3dv">
+            <w:hyperlink w:history="1" r:id="rId10ew9tmwm2ivd0gvcflxr">
               <w:r>
                 <w:rPr>
                   <w:rFonts w:ascii="Arial" w:cs="Arial" w:eastAsia="Arial" w:hAnsi="Arial"/>
@@ -18787,7 +18787,7 @@
               <w:spacing w:after="10" w:before="0"/>
               <w:ind w:left="120"/>
             </w:pPr>
-            <w:hyperlink w:history="1" r:id="rIdn9wntwhgay3g_hyyoabq0">
+            <w:hyperlink w:history="1" r:id="rIdmczdp0t17v6ybmuiigy3j">
               <w:r>
                 <w:rPr>
                   <w:rFonts w:ascii="Arial" w:cs="Arial" w:eastAsia="Arial" w:hAnsi="Arial"/>
@@ -18987,7 +18987,7 @@
             <w:pPr>
               <w:spacing w:after="20" w:before="0"/>
             </w:pPr>
-            <w:hyperlink w:history="1" r:id="rIdy4qm3z03cw_eyxshbayqp">
+            <w:hyperlink w:history="1" r:id="rIdeosip3z5d7dry4euy-uwe">
               <w:r>
                 <w:rPr>
                   <w:rFonts w:ascii="Arial" w:cs="Arial" w:eastAsia="Arial" w:hAnsi="Arial"/>
@@ -19036,7 +19036,7 @@
               <w:spacing w:after="10" w:before="0"/>
               <w:ind w:left="120"/>
             </w:pPr>
-            <w:hyperlink w:history="1" r:id="rId2a8tsogcre3839uvuvsph">
+            <w:hyperlink w:history="1" r:id="rIdenv_tigqrasv9huuxhe1n">
               <w:r>
                 <w:rPr>
                   <w:rFonts w:ascii="Arial" w:cs="Arial" w:eastAsia="Arial" w:hAnsi="Arial"/>
@@ -19081,7 +19081,7 @@
             <w:pPr>
               <w:spacing w:after="20" w:before="0"/>
             </w:pPr>
-            <w:hyperlink w:history="1" r:id="rIdgx6xhxiujut7ks23bhonh">
+            <w:hyperlink w:history="1" r:id="rIdf0_cuz800_cg8lpaphqf0">
               <w:r>
                 <w:rPr>
                   <w:rFonts w:ascii="Arial" w:cs="Arial" w:eastAsia="Arial" w:hAnsi="Arial"/>
@@ -19130,7 +19130,7 @@
               <w:spacing w:after="10" w:before="0"/>
               <w:ind w:left="120"/>
             </w:pPr>
-            <w:hyperlink w:history="1" r:id="rIdljl9jnlxk0zz39b54dtme">
+            <w:hyperlink w:history="1" r:id="rIdr9ivwnzqjem_fum-muigy">
               <w:r>
                 <w:rPr>
                   <w:rFonts w:ascii="Arial" w:cs="Arial" w:eastAsia="Arial" w:hAnsi="Arial"/>
@@ -19330,7 +19330,7 @@
             <w:pPr>
               <w:spacing w:after="20" w:before="0"/>
             </w:pPr>
-            <w:hyperlink w:history="1" r:id="rIdgl4thr3ys-q9dnk5fnc-y">
+            <w:hyperlink w:history="1" r:id="rIdy5k3eswb8ufwssk6uz3yf">
               <w:r>
                 <w:rPr>
                   <w:rFonts w:ascii="Arial" w:cs="Arial" w:eastAsia="Arial" w:hAnsi="Arial"/>
@@ -19379,7 +19379,7 @@
               <w:spacing w:after="10" w:before="0"/>
               <w:ind w:left="120"/>
             </w:pPr>
-            <w:hyperlink w:history="1" r:id="rIdx2yrcdugvhecxdmhk1_9n">
+            <w:hyperlink w:history="1" r:id="rIdfggsqpsn1o1vmuvltp5l5">
               <w:r>
                 <w:rPr>
                   <w:rFonts w:ascii="Arial" w:cs="Arial" w:eastAsia="Arial" w:hAnsi="Arial"/>
@@ -19424,7 +19424,7 @@
             <w:pPr>
               <w:spacing w:after="20" w:before="0"/>
             </w:pPr>
-            <w:hyperlink w:history="1" r:id="rIdmdsel8lhlatl9y0rshwrh">
+            <w:hyperlink w:history="1" r:id="rIdm5v1tapp57pgoigcmdscu">
               <w:r>
                 <w:rPr>
                   <w:rFonts w:ascii="Arial" w:cs="Arial" w:eastAsia="Arial" w:hAnsi="Arial"/>
@@ -19473,7 +19473,7 @@
               <w:spacing w:after="10" w:before="0"/>
               <w:ind w:left="120"/>
             </w:pPr>
-            <w:hyperlink w:history="1" r:id="rIdoi7dokyeqtx4gi1a9ass6">
+            <w:hyperlink w:history="1" r:id="rIdxal2e10jlas8frshf9yop">
               <w:r>
                 <w:rPr>
                   <w:rFonts w:ascii="Arial" w:cs="Arial" w:eastAsia="Arial" w:hAnsi="Arial"/>
@@ -19673,7 +19673,7 @@
             <w:pPr>
               <w:spacing w:after="20" w:before="0"/>
             </w:pPr>
-            <w:hyperlink w:history="1" r:id="rIdr_lsk90tc81jt99e92pt1">
+            <w:hyperlink w:history="1" r:id="rIdj5fwuf1pnc0z8raw6phyq">
               <w:r>
                 <w:rPr>
                   <w:rFonts w:ascii="Arial" w:cs="Arial" w:eastAsia="Arial" w:hAnsi="Arial"/>
@@ -19722,7 +19722,7 @@
               <w:spacing w:after="10" w:before="0"/>
               <w:ind w:left="120"/>
             </w:pPr>
-            <w:hyperlink w:history="1" r:id="rIdb_sdmdyne4owcfqpbgsw_">
+            <w:hyperlink w:history="1" r:id="rIdaorje8uuiliqbq5vs_a7a">
               <w:r>
                 <w:rPr>
                   <w:rFonts w:ascii="Arial" w:cs="Arial" w:eastAsia="Arial" w:hAnsi="Arial"/>
@@ -19767,7 +19767,7 @@
             <w:pPr>
               <w:spacing w:after="20" w:before="0"/>
             </w:pPr>
-            <w:hyperlink w:history="1" r:id="rIduk2ryjczz7bfk45mcmiyq">
+            <w:hyperlink w:history="1" r:id="rIdzlvb9rp771z19_y3nnkd2">
               <w:r>
                 <w:rPr>
                   <w:rFonts w:ascii="Arial" w:cs="Arial" w:eastAsia="Arial" w:hAnsi="Arial"/>
@@ -19816,7 +19816,7 @@
               <w:spacing w:after="10" w:before="0"/>
               <w:ind w:left="120"/>
             </w:pPr>
-            <w:hyperlink w:history="1" r:id="rIdilev5r4kklmjciz4yfltl">
+            <w:hyperlink w:history="1" r:id="rIdrtrxmqndfbjbwpbmtlsyu">
               <w:r>
                 <w:rPr>
                   <w:rFonts w:ascii="Arial" w:cs="Arial" w:eastAsia="Arial" w:hAnsi="Arial"/>
@@ -20341,7 +20341,7 @@
         </w:rPr>
         <w:t xml:space="preserve">© 2026 SeaVuria and ARES. Aligned with KICD objectives. Developed by SeaVuria; technical implementation by ARES (with AI assistance from Claude). Licensed under </w:t>
       </w:r>
-      <w:hyperlink w:history="1" r:id="rIdilbsggxmwztpdjyhrc30c">
+      <w:hyperlink w:history="1" r:id="rId8hdoc8aom0cz6l6kfvqdb">
         <w:r>
           <w:rPr>
             <w:rFonts w:ascii="Arial" w:cs="Arial" w:eastAsia="Arial" w:hAnsi="Arial"/>
@@ -20362,7 +20362,7 @@
         </w:rPr>
         <w:t xml:space="preserve"> (</w:t>
       </w:r>
-      <w:hyperlink w:history="1" r:id="rIdmupse2dbj0ssld5wngd5a">
+      <w:hyperlink w:history="1" r:id="rIdr-2pe1sgdra_-d-w9l4x4">
         <w:r>
           <w:rPr>
             <w:rFonts w:ascii="Arial" w:cs="Arial" w:eastAsia="Arial" w:hAnsi="Arial"/>
@@ -21402,7 +21402,7 @@
             <w:pPr>
               <w:spacing w:after="20" w:before="0"/>
             </w:pPr>
-            <w:hyperlink w:history="1" r:id="rIdorshrl4mgqkhknqdsdhmp">
+            <w:hyperlink w:history="1" r:id="rIdgd1waij483ra2olbvc_ld">
               <w:r>
                 <w:rPr>
                   <w:rFonts w:ascii="Arial" w:cs="Arial" w:eastAsia="Arial" w:hAnsi="Arial"/>
@@ -21435,7 +21435,7 @@
               <w:spacing w:after="10" w:before="0"/>
               <w:ind w:left="120"/>
             </w:pPr>
-            <w:hyperlink w:history="1" r:id="rIdvcesh3xvn6gp5zo_7hldh">
+            <w:hyperlink w:history="1" r:id="rId_cljmyorlnjvidqjyec5r">
               <w:r>
                 <w:rPr>
                   <w:rFonts w:ascii="Arial" w:cs="Arial" w:eastAsia="Arial" w:hAnsi="Arial"/>
@@ -21480,7 +21480,7 @@
             <w:pPr>
               <w:spacing w:after="20" w:before="0"/>
             </w:pPr>
-            <w:hyperlink w:history="1" r:id="rIdwfcwr3bn4tufnqoeik4w8">
+            <w:hyperlink w:history="1" r:id="rIdd5mebcmv352odmjflnpbu">
               <w:r>
                 <w:rPr>
                   <w:rFonts w:ascii="Arial" w:cs="Arial" w:eastAsia="Arial" w:hAnsi="Arial"/>
@@ -21513,7 +21513,7 @@
               <w:spacing w:after="10" w:before="0"/>
               <w:ind w:left="120"/>
             </w:pPr>
-            <w:hyperlink w:history="1" r:id="rIdtdls7rj5k4btitzxft5cc">
+            <w:hyperlink w:history="1" r:id="rId1p_coth6-lgb5oqxzw2fi">
               <w:r>
                 <w:rPr>
                   <w:rFonts w:ascii="Arial" w:cs="Arial" w:eastAsia="Arial" w:hAnsi="Arial"/>
@@ -21713,7 +21713,7 @@
             <w:pPr>
               <w:spacing w:after="20" w:before="0"/>
             </w:pPr>
-            <w:hyperlink w:history="1" r:id="rIdriqf-ubzhpxola8icirgr">
+            <w:hyperlink w:history="1" r:id="rIdyp_ngraegs0ozbv2sui7x">
               <w:r>
                 <w:rPr>
                   <w:rFonts w:ascii="Arial" w:cs="Arial" w:eastAsia="Arial" w:hAnsi="Arial"/>
@@ -21746,7 +21746,7 @@
               <w:spacing w:after="10" w:before="0"/>
               <w:ind w:left="120"/>
             </w:pPr>
-            <w:hyperlink w:history="1" r:id="rIdqzqqtakfiwhp_fvkzo29e">
+            <w:hyperlink w:history="1" r:id="rIdwy33phgub3_sea1phie9q">
               <w:r>
                 <w:rPr>
                   <w:rFonts w:ascii="Arial" w:cs="Arial" w:eastAsia="Arial" w:hAnsi="Arial"/>
@@ -21791,7 +21791,7 @@
             <w:pPr>
               <w:spacing w:after="20" w:before="0"/>
             </w:pPr>
-            <w:hyperlink w:history="1" r:id="rIdv1zpknubgyofuq7avtig8">
+            <w:hyperlink w:history="1" r:id="rIdk_l4lyflv3q7j27rlhat7">
               <w:r>
                 <w:rPr>
                   <w:rFonts w:ascii="Arial" w:cs="Arial" w:eastAsia="Arial" w:hAnsi="Arial"/>
@@ -21824,7 +21824,7 @@
               <w:spacing w:after="10" w:before="0"/>
               <w:ind w:left="120"/>
             </w:pPr>
-            <w:hyperlink w:history="1" r:id="rIdnpzwmf3gwfu8gharsbwjf">
+            <w:hyperlink w:history="1" r:id="rIdnxtlea6esrhrvglo32-cp">
               <w:r>
                 <w:rPr>
                   <w:rFonts w:ascii="Arial" w:cs="Arial" w:eastAsia="Arial" w:hAnsi="Arial"/>
@@ -22024,7 +22024,7 @@
             <w:pPr>
               <w:spacing w:after="20" w:before="0"/>
             </w:pPr>
-            <w:hyperlink w:history="1" r:id="rId3tktvajkhmot_xzjmsrkd">
+            <w:hyperlink w:history="1" r:id="rIdx-sem46spg5ahjhziko5r">
               <w:r>
                 <w:rPr>
                   <w:rFonts w:ascii="Arial" w:cs="Arial" w:eastAsia="Arial" w:hAnsi="Arial"/>
@@ -22073,7 +22073,7 @@
               <w:spacing w:after="10" w:before="0"/>
               <w:ind w:left="120"/>
             </w:pPr>
-            <w:hyperlink w:history="1" r:id="rIdyde_zn0uqnkctg1yniu5u">
+            <w:hyperlink w:history="1" r:id="rIdzst4rqu_m-lpkyjw6qhmg">
               <w:r>
                 <w:rPr>
                   <w:rFonts w:ascii="Arial" w:cs="Arial" w:eastAsia="Arial" w:hAnsi="Arial"/>
@@ -22118,7 +22118,7 @@
             <w:pPr>
               <w:spacing w:after="20" w:before="0"/>
             </w:pPr>
-            <w:hyperlink w:history="1" r:id="rIdxo334mxq16ulg-slsvhbu">
+            <w:hyperlink w:history="1" r:id="rIdwsleu5hqpmfonpzm8tyfr">
               <w:r>
                 <w:rPr>
                   <w:rFonts w:ascii="Arial" w:cs="Arial" w:eastAsia="Arial" w:hAnsi="Arial"/>
@@ -22151,7 +22151,7 @@
               <w:spacing w:after="10" w:before="0"/>
               <w:ind w:left="120"/>
             </w:pPr>
-            <w:hyperlink w:history="1" r:id="rId-wv5latckr7hgoqa2zleg">
+            <w:hyperlink w:history="1" r:id="rIdjyssuozprrp-ddjnpzon5">
               <w:r>
                 <w:rPr>
                   <w:rFonts w:ascii="Arial" w:cs="Arial" w:eastAsia="Arial" w:hAnsi="Arial"/>
@@ -22351,7 +22351,7 @@
             <w:pPr>
               <w:spacing w:after="20" w:before="0"/>
             </w:pPr>
-            <w:hyperlink w:history="1" r:id="rIdxandqi0aytalub3vumsta">
+            <w:hyperlink w:history="1" r:id="rIdw2_nbtix4u44ny_-nowuy">
               <w:r>
                 <w:rPr>
                   <w:rFonts w:ascii="Arial" w:cs="Arial" w:eastAsia="Arial" w:hAnsi="Arial"/>
@@ -22400,7 +22400,7 @@
               <w:spacing w:after="10" w:before="0"/>
               <w:ind w:left="120"/>
             </w:pPr>
-            <w:hyperlink w:history="1" r:id="rIddjwld7tg1sx6wepuwvur-">
+            <w:hyperlink w:history="1" r:id="rIdxky_cyqpgpnaf5qxcgpr2">
               <w:r>
                 <w:rPr>
                   <w:rFonts w:ascii="Arial" w:cs="Arial" w:eastAsia="Arial" w:hAnsi="Arial"/>
@@ -22445,7 +22445,7 @@
             <w:pPr>
               <w:spacing w:after="20" w:before="0"/>
             </w:pPr>
-            <w:hyperlink w:history="1" r:id="rId1rrfbervnpckwzot42prp">
+            <w:hyperlink w:history="1" r:id="rId6j_-23htm0_adoyxmljmp">
               <w:r>
                 <w:rPr>
                   <w:rFonts w:ascii="Arial" w:cs="Arial" w:eastAsia="Arial" w:hAnsi="Arial"/>
@@ -22478,7 +22478,7 @@
               <w:spacing w:after="10" w:before="0"/>
               <w:ind w:left="120"/>
             </w:pPr>
-            <w:hyperlink w:history="1" r:id="rIdoklrg5wbuaeota4qqduca">
+            <w:hyperlink w:history="1" r:id="rId4efj7isekbadkfpmjrdib">
               <w:r>
                 <w:rPr>
                   <w:rFonts w:ascii="Arial" w:cs="Arial" w:eastAsia="Arial" w:hAnsi="Arial"/>
@@ -22678,7 +22678,7 @@
             <w:pPr>
               <w:spacing w:after="20" w:before="0"/>
             </w:pPr>
-            <w:hyperlink w:history="1" r:id="rIdqsizbsb2jukvuecchuci0">
+            <w:hyperlink w:history="1" r:id="rIdjghrheadwbwdik5ypmq8u">
               <w:r>
                 <w:rPr>
                   <w:rFonts w:ascii="Arial" w:cs="Arial" w:eastAsia="Arial" w:hAnsi="Arial"/>
@@ -22727,7 +22727,7 @@
               <w:spacing w:after="10" w:before="0"/>
               <w:ind w:left="120"/>
             </w:pPr>
-            <w:hyperlink w:history="1" r:id="rIdg12ne2kmapr3sapezlx3y">
+            <w:hyperlink w:history="1" r:id="rIdw3htlimt6ulzokvsrqypi">
               <w:r>
                 <w:rPr>
                   <w:rFonts w:ascii="Arial" w:cs="Arial" w:eastAsia="Arial" w:hAnsi="Arial"/>
@@ -22772,7 +22772,7 @@
             <w:pPr>
               <w:spacing w:after="20" w:before="0"/>
             </w:pPr>
-            <w:hyperlink w:history="1" r:id="rIdg4gnogwvm6czvno_lde88">
+            <w:hyperlink w:history="1" r:id="rIds-lw1miwqcgygko65lqdh">
               <w:r>
                 <w:rPr>
                   <w:rFonts w:ascii="Arial" w:cs="Arial" w:eastAsia="Arial" w:hAnsi="Arial"/>
@@ -22805,7 +22805,7 @@
               <w:spacing w:after="10" w:before="0"/>
               <w:ind w:left="120"/>
             </w:pPr>
-            <w:hyperlink w:history="1" r:id="rIdz6ih8qjj3mayc-guwslor">
+            <w:hyperlink w:history="1" r:id="rIdgp39lpdusg3spz-o_uvtm">
               <w:r>
                 <w:rPr>
                   <w:rFonts w:ascii="Arial" w:cs="Arial" w:eastAsia="Arial" w:hAnsi="Arial"/>
@@ -23330,7 +23330,7 @@
         </w:rPr>
         <w:t xml:space="preserve">© 2026 SeaVuria and ARES. Aligned with KICD objectives. Developed by SeaVuria; technical implementation by ARES (with AI assistance from Claude). Licensed under </w:t>
       </w:r>
-      <w:hyperlink w:history="1" r:id="rIdbs8oidzjo7phfrmoqyr6s">
+      <w:hyperlink w:history="1" r:id="rId69p7807sfqbcxvomg9mwt">
         <w:r>
           <w:rPr>
             <w:rFonts w:ascii="Arial" w:cs="Arial" w:eastAsia="Arial" w:hAnsi="Arial"/>
@@ -23351,7 +23351,7 @@
         </w:rPr>
         <w:t xml:space="preserve"> (</w:t>
       </w:r>
-      <w:hyperlink w:history="1" r:id="rIdbnr0nb2o9n_kyll42gsol">
+      <w:hyperlink w:history="1" r:id="rIdf9kop8r-m5vpv0rdclb4k">
         <w:r>
           <w:rPr>
             <w:rFonts w:ascii="Arial" w:cs="Arial" w:eastAsia="Arial" w:hAnsi="Arial"/>
@@ -24391,7 +24391,7 @@
             <w:pPr>
               <w:spacing w:after="20" w:before="0"/>
             </w:pPr>
-            <w:hyperlink w:history="1" r:id="rIdndbrbikjhfxzqnevzs-i5">
+            <w:hyperlink w:history="1" r:id="rIdaatazvm004t7mqiiq9a_w">
               <w:r>
                 <w:rPr>
                   <w:rFonts w:ascii="Arial" w:cs="Arial" w:eastAsia="Arial" w:hAnsi="Arial"/>
@@ -24440,7 +24440,7 @@
               <w:spacing w:after="10" w:before="0"/>
               <w:ind w:left="120"/>
             </w:pPr>
-            <w:hyperlink w:history="1" r:id="rIdrbiqmaiavhswoiqxu0sgz">
+            <w:hyperlink w:history="1" r:id="rIdsmf7n5fo8regljbpyu-vz">
               <w:r>
                 <w:rPr>
                   <w:rFonts w:ascii="Arial" w:cs="Arial" w:eastAsia="Arial" w:hAnsi="Arial"/>
@@ -24485,7 +24485,7 @@
             <w:pPr>
               <w:spacing w:after="20" w:before="0"/>
             </w:pPr>
-            <w:hyperlink w:history="1" r:id="rIdscwr2d4eaewupkneyj1bb">
+            <w:hyperlink w:history="1" r:id="rIdlzsas3chkpfge_ky4b72b">
               <w:r>
                 <w:rPr>
                   <w:rFonts w:ascii="Arial" w:cs="Arial" w:eastAsia="Arial" w:hAnsi="Arial"/>
@@ -24518,7 +24518,7 @@
               <w:spacing w:after="10" w:before="0"/>
               <w:ind w:left="120"/>
             </w:pPr>
-            <w:hyperlink w:history="1" r:id="rId12oxzpr1zwg9pzwwd-e8v">
+            <w:hyperlink w:history="1" r:id="rIdf5yfaxnl-zlfgthxpiwjx">
               <w:r>
                 <w:rPr>
                   <w:rFonts w:ascii="Arial" w:cs="Arial" w:eastAsia="Arial" w:hAnsi="Arial"/>
@@ -24718,7 +24718,7 @@
             <w:pPr>
               <w:spacing w:after="20" w:before="0"/>
             </w:pPr>
-            <w:hyperlink w:history="1" r:id="rIdrnaynelgxf3apqt5hwwd_">
+            <w:hyperlink w:history="1" r:id="rId9jzerlm0ulbposx2g-juu">
               <w:r>
                 <w:rPr>
                   <w:rFonts w:ascii="Arial" w:cs="Arial" w:eastAsia="Arial" w:hAnsi="Arial"/>
@@ -24767,7 +24767,7 @@
               <w:spacing w:after="10" w:before="0"/>
               <w:ind w:left="120"/>
             </w:pPr>
-            <w:hyperlink w:history="1" r:id="rId89xffo0wikpsnw2dqshlg">
+            <w:hyperlink w:history="1" r:id="rIdavimx0f9ca5eroxn5mo2t">
               <w:r>
                 <w:rPr>
                   <w:rFonts w:ascii="Arial" w:cs="Arial" w:eastAsia="Arial" w:hAnsi="Arial"/>
@@ -24812,7 +24812,7 @@
             <w:pPr>
               <w:spacing w:after="20" w:before="0"/>
             </w:pPr>
-            <w:hyperlink w:history="1" r:id="rIdvt69koiwtffivima0zsfc">
+            <w:hyperlink w:history="1" r:id="rIdnei83jnd1tyd4ac1z61vf">
               <w:r>
                 <w:rPr>
                   <w:rFonts w:ascii="Arial" w:cs="Arial" w:eastAsia="Arial" w:hAnsi="Arial"/>
@@ -24845,7 +24845,7 @@
               <w:spacing w:after="10" w:before="0"/>
               <w:ind w:left="120"/>
             </w:pPr>
-            <w:hyperlink w:history="1" r:id="rIdrscr1lv6q-nglk1cwm1xw">
+            <w:hyperlink w:history="1" r:id="rIdtcbv5zalgfwx3lams5j07">
               <w:r>
                 <w:rPr>
                   <w:rFonts w:ascii="Arial" w:cs="Arial" w:eastAsia="Arial" w:hAnsi="Arial"/>
@@ -25045,7 +25045,7 @@
             <w:pPr>
               <w:spacing w:after="20" w:before="0"/>
             </w:pPr>
-            <w:hyperlink w:history="1" r:id="rIdl5r0ibjgxquxjimlatcfj">
+            <w:hyperlink w:history="1" r:id="rIdchu10wtoejiwahmas4dpz">
               <w:r>
                 <w:rPr>
                   <w:rFonts w:ascii="Arial" w:cs="Arial" w:eastAsia="Arial" w:hAnsi="Arial"/>
@@ -25094,7 +25094,7 @@
               <w:spacing w:after="10" w:before="0"/>
               <w:ind w:left="120"/>
             </w:pPr>
-            <w:hyperlink w:history="1" r:id="rId-jlozv8zsbagmmlntlrx_">
+            <w:hyperlink w:history="1" r:id="rIdg3phegukawrsirni8piqt">
               <w:r>
                 <w:rPr>
                   <w:rFonts w:ascii="Arial" w:cs="Arial" w:eastAsia="Arial" w:hAnsi="Arial"/>
@@ -25139,7 +25139,7 @@
             <w:pPr>
               <w:spacing w:after="20" w:before="0"/>
             </w:pPr>
-            <w:hyperlink w:history="1" r:id="rIdvtl3ifwxdlq0l36badlm0">
+            <w:hyperlink w:history="1" r:id="rIdrynbvalhrtucbu2yolydj">
               <w:r>
                 <w:rPr>
                   <w:rFonts w:ascii="Arial" w:cs="Arial" w:eastAsia="Arial" w:hAnsi="Arial"/>
@@ -25188,7 +25188,7 @@
               <w:spacing w:after="10" w:before="0"/>
               <w:ind w:left="120"/>
             </w:pPr>
-            <w:hyperlink w:history="1" r:id="rIddndklqo-ubmlanrddafr6">
+            <w:hyperlink w:history="1" r:id="rIdccedcihxo3zw0rojrynjf">
               <w:r>
                 <w:rPr>
                   <w:rFonts w:ascii="Arial" w:cs="Arial" w:eastAsia="Arial" w:hAnsi="Arial"/>
@@ -25388,7 +25388,7 @@
             <w:pPr>
               <w:spacing w:after="20" w:before="0"/>
             </w:pPr>
-            <w:hyperlink w:history="1" r:id="rIdldkp2z3uecdj1mnd9u7jm">
+            <w:hyperlink w:history="1" r:id="rIdiqdi0mviwqkwsm98rgc6m">
               <w:r>
                 <w:rPr>
                   <w:rFonts w:ascii="Arial" w:cs="Arial" w:eastAsia="Arial" w:hAnsi="Arial"/>
@@ -25437,7 +25437,7 @@
               <w:spacing w:after="10" w:before="0"/>
               <w:ind w:left="120"/>
             </w:pPr>
-            <w:hyperlink w:history="1" r:id="rIdsk-c0yfcikihxtbustlpp">
+            <w:hyperlink w:history="1" r:id="rIdsqx3nobo5bmebopjror6o">
               <w:r>
                 <w:rPr>
                   <w:rFonts w:ascii="Arial" w:cs="Arial" w:eastAsia="Arial" w:hAnsi="Arial"/>
@@ -25482,7 +25482,7 @@
             <w:pPr>
               <w:spacing w:after="20" w:before="0"/>
             </w:pPr>
-            <w:hyperlink w:history="1" r:id="rIdik1y_2izp9f_d2yfkykic">
+            <w:hyperlink w:history="1" r:id="rIdzktoi-jbvecapgudglipl">
               <w:r>
                 <w:rPr>
                   <w:rFonts w:ascii="Arial" w:cs="Arial" w:eastAsia="Arial" w:hAnsi="Arial"/>
@@ -25531,7 +25531,7 @@
               <w:spacing w:after="10" w:before="0"/>
               <w:ind w:left="120"/>
             </w:pPr>
-            <w:hyperlink w:history="1" r:id="rId9l1apbnw2aummadn9bi0-">
+            <w:hyperlink w:history="1" r:id="rIdgdwqwk74dihsohzwr4tza">
               <w:r>
                 <w:rPr>
                   <w:rFonts w:ascii="Arial" w:cs="Arial" w:eastAsia="Arial" w:hAnsi="Arial"/>
@@ -25731,7 +25731,7 @@
             <w:pPr>
               <w:spacing w:after="20" w:before="0"/>
             </w:pPr>
-            <w:hyperlink w:history="1" r:id="rIdaa_5kq_l2kdwg_qe8ch0d">
+            <w:hyperlink w:history="1" r:id="rIdqadido6hs_6i90ffwux7f">
               <w:r>
                 <w:rPr>
                   <w:rFonts w:ascii="Arial" w:cs="Arial" w:eastAsia="Arial" w:hAnsi="Arial"/>
@@ -25780,7 +25780,7 @@
               <w:spacing w:after="10" w:before="0"/>
               <w:ind w:left="120"/>
             </w:pPr>
-            <w:hyperlink w:history="1" r:id="rId1mhdvibbdn5qk7lwimdtk">
+            <w:hyperlink w:history="1" r:id="rIdrhtoshtsbsd4-wjzjjcqg">
               <w:r>
                 <w:rPr>
                   <w:rFonts w:ascii="Arial" w:cs="Arial" w:eastAsia="Arial" w:hAnsi="Arial"/>
@@ -25825,7 +25825,7 @@
             <w:pPr>
               <w:spacing w:after="20" w:before="0"/>
             </w:pPr>
-            <w:hyperlink w:history="1" r:id="rIdgf6notswqkzdsmhmo2dvr">
+            <w:hyperlink w:history="1" r:id="rIdzlnxtndqfllgxdqpeziij">
               <w:r>
                 <w:rPr>
                   <w:rFonts w:ascii="Arial" w:cs="Arial" w:eastAsia="Arial" w:hAnsi="Arial"/>
@@ -25874,7 +25874,7 @@
               <w:spacing w:after="10" w:before="0"/>
               <w:ind w:left="120"/>
             </w:pPr>
-            <w:hyperlink w:history="1" r:id="rIdjlomnapctiflnijgijzi3">
+            <w:hyperlink w:history="1" r:id="rIdgjhxtegs83z8_pfz2igh3">
               <w:r>
                 <w:rPr>
                   <w:rFonts w:ascii="Arial" w:cs="Arial" w:eastAsia="Arial" w:hAnsi="Arial"/>
@@ -26399,7 +26399,7 @@
         </w:rPr>
         <w:t xml:space="preserve">© 2026 SeaVuria and ARES. Aligned with KICD objectives. Developed by SeaVuria; technical implementation by ARES (with AI assistance from Claude). Licensed under </w:t>
       </w:r>
-      <w:hyperlink w:history="1" r:id="rIdkv3opqqlmozm3doz_eovw">
+      <w:hyperlink w:history="1" r:id="rIdajf3oxz0hv6tnzprnkkst">
         <w:r>
           <w:rPr>
             <w:rFonts w:ascii="Arial" w:cs="Arial" w:eastAsia="Arial" w:hAnsi="Arial"/>
@@ -26420,7 +26420,7 @@
         </w:rPr>
         <w:t xml:space="preserve"> (</w:t>
       </w:r>
-      <w:hyperlink w:history="1" r:id="rIdp8ifzf7iotklr3qs9tlyu">
+      <w:hyperlink w:history="1" r:id="rIdfptxkz7il6cpyct39bhf0">
         <w:r>
           <w:rPr>
             <w:rFonts w:ascii="Arial" w:cs="Arial" w:eastAsia="Arial" w:hAnsi="Arial"/>
@@ -27460,7 +27460,7 @@
             <w:pPr>
               <w:spacing w:after="20" w:before="0"/>
             </w:pPr>
-            <w:hyperlink w:history="1" r:id="rIdzdwyhxd7iwvid43quleeq">
+            <w:hyperlink w:history="1" r:id="rIdkfmirsqoybmxckmye6w8c">
               <w:r>
                 <w:rPr>
                   <w:rFonts w:ascii="Arial" w:cs="Arial" w:eastAsia="Arial" w:hAnsi="Arial"/>
@@ -27493,7 +27493,7 @@
               <w:spacing w:after="10" w:before="0"/>
               <w:ind w:left="120"/>
             </w:pPr>
-            <w:hyperlink w:history="1" r:id="rIdlqbe74z4h9st9cj00lejb">
+            <w:hyperlink w:history="1" r:id="rIdrpx1at5xbzfolxehuckwc">
               <w:r>
                 <w:rPr>
                   <w:rFonts w:ascii="Arial" w:cs="Arial" w:eastAsia="Arial" w:hAnsi="Arial"/>
@@ -27538,7 +27538,7 @@
             <w:pPr>
               <w:spacing w:after="20" w:before="0"/>
             </w:pPr>
-            <w:hyperlink w:history="1" r:id="rIddm4zgwsfw8bdmrcerws-1">
+            <w:hyperlink w:history="1" r:id="rIdf0dqueqrnftdsrp6gutai">
               <w:r>
                 <w:rPr>
                   <w:rFonts w:ascii="Arial" w:cs="Arial" w:eastAsia="Arial" w:hAnsi="Arial"/>
@@ -27571,7 +27571,7 @@
               <w:spacing w:after="10" w:before="0"/>
               <w:ind w:left="120"/>
             </w:pPr>
-            <w:hyperlink w:history="1" r:id="rIdnrstsw9doyc5bo7cbmr12">
+            <w:hyperlink w:history="1" r:id="rIdt4z-o--qdvnog52rgn6ck">
               <w:r>
                 <w:rPr>
                   <w:rFonts w:ascii="Arial" w:cs="Arial" w:eastAsia="Arial" w:hAnsi="Arial"/>
@@ -27771,7 +27771,7 @@
             <w:pPr>
               <w:spacing w:after="20" w:before="0"/>
             </w:pPr>
-            <w:hyperlink w:history="1" r:id="rIds93qx8_jrfygv1_ugog0o">
+            <w:hyperlink w:history="1" r:id="rIdlpfp7bpq6kwoaxafrxz10">
               <w:r>
                 <w:rPr>
                   <w:rFonts w:ascii="Arial" w:cs="Arial" w:eastAsia="Arial" w:hAnsi="Arial"/>
@@ -27804,7 +27804,7 @@
               <w:spacing w:after="10" w:before="0"/>
               <w:ind w:left="120"/>
             </w:pPr>
-            <w:hyperlink w:history="1" r:id="rIdshxcl28tccn9zqxywfwqk">
+            <w:hyperlink w:history="1" r:id="rIdmleftc1xx3efqg73ongz3">
               <w:r>
                 <w:rPr>
                   <w:rFonts w:ascii="Arial" w:cs="Arial" w:eastAsia="Arial" w:hAnsi="Arial"/>
@@ -27849,7 +27849,7 @@
             <w:pPr>
               <w:spacing w:after="20" w:before="0"/>
             </w:pPr>
-            <w:hyperlink w:history="1" r:id="rIdycwm7o0lejszl6k5q68tn">
+            <w:hyperlink w:history="1" r:id="rId5ud8pgt1ycaxr14_m3xnq">
               <w:r>
                 <w:rPr>
                   <w:rFonts w:ascii="Arial" w:cs="Arial" w:eastAsia="Arial" w:hAnsi="Arial"/>
@@ -27882,7 +27882,7 @@
               <w:spacing w:after="10" w:before="0"/>
               <w:ind w:left="120"/>
             </w:pPr>
-            <w:hyperlink w:history="1" r:id="rId0azogyxru9gxkynrekyvn">
+            <w:hyperlink w:history="1" r:id="rId4ht7v6pq64npd4f0xthj4">
               <w:r>
                 <w:rPr>
                   <w:rFonts w:ascii="Arial" w:cs="Arial" w:eastAsia="Arial" w:hAnsi="Arial"/>
@@ -28082,7 +28082,7 @@
             <w:pPr>
               <w:spacing w:after="20" w:before="0"/>
             </w:pPr>
-            <w:hyperlink w:history="1" r:id="rId89s09xa8djgg65ysvsl8u">
+            <w:hyperlink w:history="1" r:id="rIditownoctxxmjnqpfnhkxg">
               <w:r>
                 <w:rPr>
                   <w:rFonts w:ascii="Arial" w:cs="Arial" w:eastAsia="Arial" w:hAnsi="Arial"/>
@@ -28131,7 +28131,7 @@
               <w:spacing w:after="10" w:before="0"/>
               <w:ind w:left="120"/>
             </w:pPr>
-            <w:hyperlink w:history="1" r:id="rIdiiiuzxbhaqhbkot7fwcia">
+            <w:hyperlink w:history="1" r:id="rIdctkoczc9okzcn7cklwbin">
               <w:r>
                 <w:rPr>
                   <w:rFonts w:ascii="Arial" w:cs="Arial" w:eastAsia="Arial" w:hAnsi="Arial"/>
@@ -28176,7 +28176,7 @@
             <w:pPr>
               <w:spacing w:after="20" w:before="0"/>
             </w:pPr>
-            <w:hyperlink w:history="1" r:id="rIduyaemkeyirdqlti5apaks">
+            <w:hyperlink w:history="1" r:id="rIdq_pkbqvwevfyb8glrqffp">
               <w:r>
                 <w:rPr>
                   <w:rFonts w:ascii="Arial" w:cs="Arial" w:eastAsia="Arial" w:hAnsi="Arial"/>
@@ -28225,7 +28225,7 @@
               <w:spacing w:after="10" w:before="0"/>
               <w:ind w:left="120"/>
             </w:pPr>
-            <w:hyperlink w:history="1" r:id="rIdmq7c8rki2tuaun1k18y5u">
+            <w:hyperlink w:history="1" r:id="rIddwhrvdm01r9dz9--o-4kh">
               <w:r>
                 <w:rPr>
                   <w:rFonts w:ascii="Arial" w:cs="Arial" w:eastAsia="Arial" w:hAnsi="Arial"/>
@@ -28425,7 +28425,7 @@
             <w:pPr>
               <w:spacing w:after="20" w:before="0"/>
             </w:pPr>
-            <w:hyperlink w:history="1" r:id="rId-txkjoau5b8sgx7soqpcq">
+            <w:hyperlink w:history="1" r:id="rId4wavozztwme_ejalnaboc">
               <w:r>
                 <w:rPr>
                   <w:rFonts w:ascii="Arial" w:cs="Arial" w:eastAsia="Arial" w:hAnsi="Arial"/>
@@ -28474,7 +28474,7 @@
               <w:spacing w:after="10" w:before="0"/>
               <w:ind w:left="120"/>
             </w:pPr>
-            <w:hyperlink w:history="1" r:id="rIdac8mcrqs6fi0ayjm6whux">
+            <w:hyperlink w:history="1" r:id="rIdu9h3edfntyqbjrjbqpweq">
               <w:r>
                 <w:rPr>
                   <w:rFonts w:ascii="Arial" w:cs="Arial" w:eastAsia="Arial" w:hAnsi="Arial"/>
@@ -28519,7 +28519,7 @@
             <w:pPr>
               <w:spacing w:after="20" w:before="0"/>
             </w:pPr>
-            <w:hyperlink w:history="1" r:id="rId9_9ilubpg9jkdmzwsvro2">
+            <w:hyperlink w:history="1" r:id="rIdxxplq_4xpxbn8w12q69tw">
               <w:r>
                 <w:rPr>
                   <w:rFonts w:ascii="Arial" w:cs="Arial" w:eastAsia="Arial" w:hAnsi="Arial"/>
@@ -28568,7 +28568,7 @@
               <w:spacing w:after="10" w:before="0"/>
               <w:ind w:left="120"/>
             </w:pPr>
-            <w:hyperlink w:history="1" r:id="rIddtplsrsfx4rxnjkaoghxu">
+            <w:hyperlink w:history="1" r:id="rIdcefehb2vyoxv5e-pxxeih">
               <w:r>
                 <w:rPr>
                   <w:rFonts w:ascii="Arial" w:cs="Arial" w:eastAsia="Arial" w:hAnsi="Arial"/>
@@ -28768,7 +28768,7 @@
             <w:pPr>
               <w:spacing w:after="20" w:before="0"/>
             </w:pPr>
-            <w:hyperlink w:history="1" r:id="rIdaikxtknh7zp4w3armo5rf">
+            <w:hyperlink w:history="1" r:id="rIdp1qvhksbv4wech6xoiuic">
               <w:r>
                 <w:rPr>
                   <w:rFonts w:ascii="Arial" w:cs="Arial" w:eastAsia="Arial" w:hAnsi="Arial"/>
@@ -28801,7 +28801,7 @@
               <w:spacing w:after="10" w:before="0"/>
               <w:ind w:left="120"/>
             </w:pPr>
-            <w:hyperlink w:history="1" r:id="rIdnonpm6l1imnu8mmv6uiep">
+            <w:hyperlink w:history="1" r:id="rIdihu8gudcqfutdfxol1y9_">
               <w:r>
                 <w:rPr>
                   <w:rFonts w:ascii="Arial" w:cs="Arial" w:eastAsia="Arial" w:hAnsi="Arial"/>
@@ -28846,7 +28846,7 @@
             <w:pPr>
               <w:spacing w:after="20" w:before="0"/>
             </w:pPr>
-            <w:hyperlink w:history="1" r:id="rId0jvqllrvrp5vmx-pp2x-4">
+            <w:hyperlink w:history="1" r:id="rId9pynvq6rbldvl9yzk6uno">
               <w:r>
                 <w:rPr>
                   <w:rFonts w:ascii="Arial" w:cs="Arial" w:eastAsia="Arial" w:hAnsi="Arial"/>
@@ -28895,7 +28895,7 @@
               <w:spacing w:after="10" w:before="0"/>
               <w:ind w:left="120"/>
             </w:pPr>
-            <w:hyperlink w:history="1" r:id="rIdh9qabgulhog5zewzlelif">
+            <w:hyperlink w:history="1" r:id="rIda4c_hbtwbqzcyyztjcuyw">
               <w:r>
                 <w:rPr>
                   <w:rFonts w:ascii="Arial" w:cs="Arial" w:eastAsia="Arial" w:hAnsi="Arial"/>
@@ -29420,7 +29420,7 @@
         </w:rPr>
         <w:t xml:space="preserve">© 2026 SeaVuria and ARES. Aligned with KICD objectives. Developed by SeaVuria; technical implementation by ARES (with AI assistance from Claude). Licensed under </w:t>
       </w:r>
-      <w:hyperlink w:history="1" r:id="rIdijzmw9gve8ytixqs8hzjv">
+      <w:hyperlink w:history="1" r:id="rIdmbzxlfzdtoehnok0q_pvs">
         <w:r>
           <w:rPr>
             <w:rFonts w:ascii="Arial" w:cs="Arial" w:eastAsia="Arial" w:hAnsi="Arial"/>
@@ -29441,7 +29441,7 @@
         </w:rPr>
         <w:t xml:space="preserve"> (</w:t>
       </w:r>
-      <w:hyperlink w:history="1" r:id="rId1g7d-9vbokqqnns4yj-l6">
+      <w:hyperlink w:history="1" r:id="rIdnaptpem7bd05rixctenzs">
         <w:r>
           <w:rPr>
             <w:rFonts w:ascii="Arial" w:cs="Arial" w:eastAsia="Arial" w:hAnsi="Arial"/>
@@ -30481,7 +30481,7 @@
             <w:pPr>
               <w:spacing w:after="20" w:before="0"/>
             </w:pPr>
-            <w:hyperlink w:history="1" r:id="rIdz6-gu7aiw-vrga6dlzgza">
+            <w:hyperlink w:history="1" r:id="rIdfz_pkrtt6k8hz6poiepz-">
               <w:r>
                 <w:rPr>
                   <w:rFonts w:ascii="Arial" w:cs="Arial" w:eastAsia="Arial" w:hAnsi="Arial"/>
@@ -30514,7 +30514,7 @@
               <w:spacing w:after="10" w:before="0"/>
               <w:ind w:left="120"/>
             </w:pPr>
-            <w:hyperlink w:history="1" r:id="rIdctmmr1ovszkxb8yy4npw0">
+            <w:hyperlink w:history="1" r:id="rIdgh7jxx-4cjjv93dswvmfb">
               <w:r>
                 <w:rPr>
                   <w:rFonts w:ascii="Arial" w:cs="Arial" w:eastAsia="Arial" w:hAnsi="Arial"/>
@@ -30559,7 +30559,7 @@
             <w:pPr>
               <w:spacing w:after="20" w:before="0"/>
             </w:pPr>
-            <w:hyperlink w:history="1" r:id="rIdme8ccflthzmqkwenrp6nb">
+            <w:hyperlink w:history="1" r:id="rId0zyxaze3pdihzadtwpwwm">
               <w:r>
                 <w:rPr>
                   <w:rFonts w:ascii="Arial" w:cs="Arial" w:eastAsia="Arial" w:hAnsi="Arial"/>
@@ -30592,7 +30592,7 @@
               <w:spacing w:after="10" w:before="0"/>
               <w:ind w:left="120"/>
             </w:pPr>
-            <w:hyperlink w:history="1" r:id="rId_dfkyoef45qmc6vjbljcg">
+            <w:hyperlink w:history="1" r:id="rIdiqsclpoeeuo4_o1hseykp">
               <w:r>
                 <w:rPr>
                   <w:rFonts w:ascii="Arial" w:cs="Arial" w:eastAsia="Arial" w:hAnsi="Arial"/>
@@ -30792,7 +30792,7 @@
             <w:pPr>
               <w:spacing w:after="20" w:before="0"/>
             </w:pPr>
-            <w:hyperlink w:history="1" r:id="rIdsaz3-yk0eawmr4uggldf-">
+            <w:hyperlink w:history="1" r:id="rIdaykbhbosglehoreiogk-f">
               <w:r>
                 <w:rPr>
                   <w:rFonts w:ascii="Arial" w:cs="Arial" w:eastAsia="Arial" w:hAnsi="Arial"/>
@@ -30825,7 +30825,7 @@
               <w:spacing w:after="10" w:before="0"/>
               <w:ind w:left="120"/>
             </w:pPr>
-            <w:hyperlink w:history="1" r:id="rIdmm4rbym_sh-puagw_bhx8">
+            <w:hyperlink w:history="1" r:id="rIdxxyecfate6w1ncjeilrql">
               <w:r>
                 <w:rPr>
                   <w:rFonts w:ascii="Arial" w:cs="Arial" w:eastAsia="Arial" w:hAnsi="Arial"/>
@@ -30870,7 +30870,7 @@
             <w:pPr>
               <w:spacing w:after="20" w:before="0"/>
             </w:pPr>
-            <w:hyperlink w:history="1" r:id="rIdm6jocjkogun99qgpsk8qn">
+            <w:hyperlink w:history="1" r:id="rIdhhrexbzsx0fvcvgx5ljyz">
               <w:r>
                 <w:rPr>
                   <w:rFonts w:ascii="Arial" w:cs="Arial" w:eastAsia="Arial" w:hAnsi="Arial"/>
@@ -30903,7 +30903,7 @@
               <w:spacing w:after="10" w:before="0"/>
               <w:ind w:left="120"/>
             </w:pPr>
-            <w:hyperlink w:history="1" r:id="rIdu3adzbwl2nechqlsh8u4s">
+            <w:hyperlink w:history="1" r:id="rId9nbybzfno1wiqnlj5_twi">
               <w:r>
                 <w:rPr>
                   <w:rFonts w:ascii="Arial" w:cs="Arial" w:eastAsia="Arial" w:hAnsi="Arial"/>
@@ -31103,7 +31103,7 @@
             <w:pPr>
               <w:spacing w:after="20" w:before="0"/>
             </w:pPr>
-            <w:hyperlink w:history="1" r:id="rIda28sduqm7muhpc-0w3bwm">
+            <w:hyperlink w:history="1" r:id="rIduevwejvdy2owvv7rr_yot">
               <w:r>
                 <w:rPr>
                   <w:rFonts w:ascii="Arial" w:cs="Arial" w:eastAsia="Arial" w:hAnsi="Arial"/>
@@ -31136,7 +31136,7 @@
               <w:spacing w:after="10" w:before="0"/>
               <w:ind w:left="120"/>
             </w:pPr>
-            <w:hyperlink w:history="1" r:id="rIddrweqry1u_mdw8t0zoqhk">
+            <w:hyperlink w:history="1" r:id="rIdhkj0pdr_u9w9bdjikcaeq">
               <w:r>
                 <w:rPr>
                   <w:rFonts w:ascii="Arial" w:cs="Arial" w:eastAsia="Arial" w:hAnsi="Arial"/>
@@ -31181,7 +31181,7 @@
             <w:pPr>
               <w:spacing w:after="20" w:before="0"/>
             </w:pPr>
-            <w:hyperlink w:history="1" r:id="rIdrge5by6l3a7mmvqrbcrlm">
+            <w:hyperlink w:history="1" r:id="rId_a3ysl0by4tus9huzic9y">
               <w:r>
                 <w:rPr>
                   <w:rFonts w:ascii="Arial" w:cs="Arial" w:eastAsia="Arial" w:hAnsi="Arial"/>
@@ -31214,7 +31214,7 @@
               <w:spacing w:after="10" w:before="0"/>
               <w:ind w:left="120"/>
             </w:pPr>
-            <w:hyperlink w:history="1" r:id="rIds7nalaqo6yfclbdtn_ouz">
+            <w:hyperlink w:history="1" r:id="rIdkpopvi6-vmg3c56obnvk5">
               <w:r>
                 <w:rPr>
                   <w:rFonts w:ascii="Arial" w:cs="Arial" w:eastAsia="Arial" w:hAnsi="Arial"/>
@@ -31414,7 +31414,7 @@
             <w:pPr>
               <w:spacing w:after="20" w:before="0"/>
             </w:pPr>
-            <w:hyperlink w:history="1" r:id="rIdkc12o1bmclojbe_rbi8ln">
+            <w:hyperlink w:history="1" r:id="rIdbbky1v_8lckcm7mue0pim">
               <w:r>
                 <w:rPr>
                   <w:rFonts w:ascii="Arial" w:cs="Arial" w:eastAsia="Arial" w:hAnsi="Arial"/>
@@ -31447,7 +31447,7 @@
               <w:spacing w:after="10" w:before="0"/>
               <w:ind w:left="120"/>
             </w:pPr>
-            <w:hyperlink w:history="1" r:id="rIds1lgtdkjxvwfnyvlb8ey9">
+            <w:hyperlink w:history="1" r:id="rIdeem5o0jqfzi2r-7mcsiud">
               <w:r>
                 <w:rPr>
                   <w:rFonts w:ascii="Arial" w:cs="Arial" w:eastAsia="Arial" w:hAnsi="Arial"/>
@@ -31492,7 +31492,7 @@
             <w:pPr>
               <w:spacing w:after="20" w:before="0"/>
             </w:pPr>
-            <w:hyperlink w:history="1" r:id="rIdthrz6k0fuhxd08ns0c_lv">
+            <w:hyperlink w:history="1" r:id="rIdoqscx46y1ritxfbdnir-1">
               <w:r>
                 <w:rPr>
                   <w:rFonts w:ascii="Arial" w:cs="Arial" w:eastAsia="Arial" w:hAnsi="Arial"/>
@@ -31525,7 +31525,7 @@
               <w:spacing w:after="10" w:before="0"/>
               <w:ind w:left="120"/>
             </w:pPr>
-            <w:hyperlink w:history="1" r:id="rIdjxgeklckj3lcpwqozhrfz">
+            <w:hyperlink w:history="1" r:id="rId7ndswa-qp4svsjhqlqcrz">
               <w:r>
                 <w:rPr>
                   <w:rFonts w:ascii="Arial" w:cs="Arial" w:eastAsia="Arial" w:hAnsi="Arial"/>
@@ -31725,7 +31725,7 @@
             <w:pPr>
               <w:spacing w:after="20" w:before="0"/>
             </w:pPr>
-            <w:hyperlink w:history="1" r:id="rIdfhhxajlchfwwvmvfrc-o1">
+            <w:hyperlink w:history="1" r:id="rIdlooad8y78rynk4_jw21ee">
               <w:r>
                 <w:rPr>
                   <w:rFonts w:ascii="Arial" w:cs="Arial" w:eastAsia="Arial" w:hAnsi="Arial"/>
@@ -31758,7 +31758,7 @@
               <w:spacing w:after="10" w:before="0"/>
               <w:ind w:left="120"/>
             </w:pPr>
-            <w:hyperlink w:history="1" r:id="rIdjwndbw_mvdwvfhtwzjwrg">
+            <w:hyperlink w:history="1" r:id="rId8xrojixgt5f39rhlnropa">
               <w:r>
                 <w:rPr>
                   <w:rFonts w:ascii="Arial" w:cs="Arial" w:eastAsia="Arial" w:hAnsi="Arial"/>
@@ -31803,7 +31803,7 @@
             <w:pPr>
               <w:spacing w:after="20" w:before="0"/>
             </w:pPr>
-            <w:hyperlink w:history="1" r:id="rIdpoaktt2jbdde9-x7yqupy">
+            <w:hyperlink w:history="1" r:id="rIdgppt-4dag9fbjxetyvvno">
               <w:r>
                 <w:rPr>
                   <w:rFonts w:ascii="Arial" w:cs="Arial" w:eastAsia="Arial" w:hAnsi="Arial"/>
@@ -31836,7 +31836,7 @@
               <w:spacing w:after="10" w:before="0"/>
               <w:ind w:left="120"/>
             </w:pPr>
-            <w:hyperlink w:history="1" r:id="rIdlcuxn4ttcfyqgcep2knjt">
+            <w:hyperlink w:history="1" r:id="rIdpvqfbendsdzucuc4_k12c">
               <w:r>
                 <w:rPr>
                   <w:rFonts w:ascii="Arial" w:cs="Arial" w:eastAsia="Arial" w:hAnsi="Arial"/>
@@ -32361,7 +32361,7 @@
         </w:rPr>
         <w:t xml:space="preserve">© 2026 SeaVuria and ARES. Aligned with KICD objectives. Developed by SeaVuria; technical implementation by ARES (with AI assistance from Claude). Licensed under </w:t>
       </w:r>
-      <w:hyperlink w:history="1" r:id="rIdqopiww7dmsaebnc88vdyb">
+      <w:hyperlink w:history="1" r:id="rId3dtjyl5ggfqdysms8oibh">
         <w:r>
           <w:rPr>
             <w:rFonts w:ascii="Arial" w:cs="Arial" w:eastAsia="Arial" w:hAnsi="Arial"/>
@@ -32382,7 +32382,7 @@
         </w:rPr>
         <w:t xml:space="preserve"> (</w:t>
       </w:r>
-      <w:hyperlink w:history="1" r:id="rIdcbxkxevjwk1p7cwhc5sxh">
+      <w:hyperlink w:history="1" r:id="rIdwcxh4ipqqqapsp3pvzdes">
         <w:r>
           <w:rPr>
             <w:rFonts w:ascii="Arial" w:cs="Arial" w:eastAsia="Arial" w:hAnsi="Arial"/>
